--- a/Receptbok.docx
+++ b/Receptbok.docx
@@ -127,14 +127,26 @@
       <w:pPr>
         <w:pStyle w:val="Author"/>
         <w:rPr>
-          <w:lang w:val="sv-SE"/>
-        </w:rPr>
-      </w:pPr>
-      <w:r>
-        <w:rPr>
+          <w:sz w:val="32"/>
+          <w:szCs w:val="32"/>
+          <w:lang w:val="sv-SE"/>
+        </w:rPr>
+      </w:pPr>
+      <w:r>
+        <w:rPr>
+          <w:sz w:val="32"/>
+          <w:szCs w:val="32"/>
           <w:lang w:val="sv-SE"/>
         </w:rPr>
         <w:t>Claes-Erik Rydberg</w:t>
+      </w:r>
+      <w:r>
+        <w:rPr>
+          <w:sz w:val="32"/>
+          <w:szCs w:val="32"/>
+          <w:lang w:val="sv-SE"/>
+        </w:rPr>
+        <w:t xml:space="preserve"> och Alexandra Hügly</w:t>
       </w:r>
     </w:p>
     <w:p>
@@ -191,13 +203,17 @@
         <w:p>
           <w:pPr>
             <w:pStyle w:val="TOCHeading"/>
+            <w:rPr>
+              <w:lang w:val="sv-SE"/>
+            </w:rPr>
           </w:pPr>
-          <w:proofErr w:type="spellStart"/>
           <w:r>
+            <w:rPr>
+              <w:lang w:val="sv-SE"/>
+            </w:rPr>
             <w:t>Innehåll</w:t>
           </w:r>
           <w:bookmarkEnd w:id="0"/>
-          <w:proofErr w:type="spellEnd"/>
         </w:p>
         <w:p>
           <w:pPr>
@@ -35267,7 +35283,6 @@
     <w:rsid w:val="006866FF"/>
     <w:rsid w:val="006948C4"/>
     <w:rsid w:val="006E76EC"/>
-    <w:rsid w:val="00791CE6"/>
     <w:rsid w:val="007A061E"/>
     <w:rsid w:val="007D4D7A"/>
     <w:rsid w:val="00811576"/>
@@ -35295,6 +35310,7 @@
     <w:rsid w:val="00EE44E3"/>
     <w:rsid w:val="00F011A5"/>
     <w:rsid w:val="00F07FCB"/>
+    <w:rsid w:val="00F344D7"/>
     <w:rsid w:val="00F545F9"/>
     <w:rsid w:val="00FE3C56"/>
   </w:rsids>

--- a/Receptbok.docx
+++ b/Receptbok.docx
@@ -179,7 +179,7 @@
         <w:br w:type="page"/>
       </w:r>
     </w:p>
-    <w:bookmarkStart w:id="0" w:name="_Toc238127197" w:displacedByCustomXml="next"/>
+    <w:bookmarkStart w:id="0" w:name="_Toc238128250" w:displacedByCustomXml="next"/>
     <w:sdt>
       <w:sdtPr>
         <w:rPr>
@@ -238,7 +238,7 @@
           <w:r>
             <w:fldChar w:fldCharType="separate"/>
           </w:r>
-          <w:hyperlink w:anchor="_Toc238127197" w:history="1">
+          <w:hyperlink w:anchor="_Toc238128250" w:history="1">
             <w:r>
               <w:rPr>
                 <w:rStyle w:val="Hyperlink"/>
@@ -266,7 +266,7 @@
                 <w:noProof/>
                 <w:webHidden/>
               </w:rPr>
-              <w:instrText xml:space="preserve"> PAGEREF _Toc238127197 \h </w:instrText>
+              <w:instrText xml:space="preserve"> PAGEREF _Toc238128250 \h </w:instrText>
             </w:r>
             <w:r>
               <w:rPr>
@@ -311,7 +311,7 @@
               <w14:ligatures w14:val="standardContextual"/>
             </w:rPr>
           </w:pPr>
-          <w:hyperlink w:anchor="_Toc238127198" w:history="1">
+          <w:hyperlink w:anchor="_Toc238128251" w:history="1">
             <w:r>
               <w:rPr>
                 <w:rStyle w:val="Hyperlink"/>
@@ -339,7 +339,7 @@
                 <w:noProof/>
                 <w:webHidden/>
               </w:rPr>
-              <w:instrText xml:space="preserve"> PAGEREF _Toc238127198 \h </w:instrText>
+              <w:instrText xml:space="preserve"> PAGEREF _Toc238128251 \h </w:instrText>
             </w:r>
             <w:r>
               <w:rPr>
@@ -384,7 +384,7 @@
               <w14:ligatures w14:val="standardContextual"/>
             </w:rPr>
           </w:pPr>
-          <w:hyperlink w:anchor="_Toc238127199" w:history="1">
+          <w:hyperlink w:anchor="_Toc238128252" w:history="1">
             <w:r>
               <w:rPr>
                 <w:rStyle w:val="Hyperlink"/>
@@ -412,7 +412,7 @@
                 <w:noProof/>
                 <w:webHidden/>
               </w:rPr>
-              <w:instrText xml:space="preserve"> PAGEREF _Toc238127199 \h </w:instrText>
+              <w:instrText xml:space="preserve"> PAGEREF _Toc238128252 \h </w:instrText>
             </w:r>
             <w:r>
               <w:rPr>
@@ -454,7 +454,7 @@
               <w14:ligatures w14:val="standardContextual"/>
             </w:rPr>
           </w:pPr>
-          <w:hyperlink w:anchor="_Toc238127200" w:history="1">
+          <w:hyperlink w:anchor="_Toc238128253" w:history="1">
             <w:r>
               <w:rPr>
                 <w:rStyle w:val="Hyperlink"/>
@@ -482,7 +482,7 @@
                 <w:noProof/>
                 <w:webHidden/>
               </w:rPr>
-              <w:instrText xml:space="preserve"> PAGEREF _Toc238127200 \h </w:instrText>
+              <w:instrText xml:space="preserve"> PAGEREF _Toc238128253 \h </w:instrText>
             </w:r>
             <w:r>
               <w:rPr>
@@ -527,7 +527,7 @@
               <w14:ligatures w14:val="standardContextual"/>
             </w:rPr>
           </w:pPr>
-          <w:hyperlink w:anchor="_Toc238127201" w:history="1">
+          <w:hyperlink w:anchor="_Toc238128254" w:history="1">
             <w:r>
               <w:rPr>
                 <w:rStyle w:val="Hyperlink"/>
@@ -555,7 +555,7 @@
                 <w:noProof/>
                 <w:webHidden/>
               </w:rPr>
-              <w:instrText xml:space="preserve"> PAGEREF _Toc238127201 \h </w:instrText>
+              <w:instrText xml:space="preserve"> PAGEREF _Toc238128254 \h </w:instrText>
             </w:r>
             <w:r>
               <w:rPr>
@@ -600,7 +600,7 @@
               <w14:ligatures w14:val="standardContextual"/>
             </w:rPr>
           </w:pPr>
-          <w:hyperlink w:anchor="_Toc238127202" w:history="1">
+          <w:hyperlink w:anchor="_Toc238128255" w:history="1">
             <w:r>
               <w:rPr>
                 <w:rStyle w:val="Hyperlink"/>
@@ -628,7 +628,7 @@
                 <w:noProof/>
                 <w:webHidden/>
               </w:rPr>
-              <w:instrText xml:space="preserve"> PAGEREF _Toc238127202 \h </w:instrText>
+              <w:instrText xml:space="preserve"> PAGEREF _Toc238128255 \h </w:instrText>
             </w:r>
             <w:r>
               <w:rPr>
@@ -670,7 +670,7 @@
               <w14:ligatures w14:val="standardContextual"/>
             </w:rPr>
           </w:pPr>
-          <w:hyperlink w:anchor="_Toc238127203" w:history="1">
+          <w:hyperlink w:anchor="_Toc238128256" w:history="1">
             <w:r>
               <w:rPr>
                 <w:rStyle w:val="Hyperlink"/>
@@ -698,7 +698,7 @@
                 <w:noProof/>
                 <w:webHidden/>
               </w:rPr>
-              <w:instrText xml:space="preserve"> PAGEREF _Toc238127203 \h </w:instrText>
+              <w:instrText xml:space="preserve"> PAGEREF _Toc238128256 \h </w:instrText>
             </w:r>
             <w:r>
               <w:rPr>
@@ -743,7 +743,7 @@
               <w14:ligatures w14:val="standardContextual"/>
             </w:rPr>
           </w:pPr>
-          <w:hyperlink w:anchor="_Toc238127204" w:history="1">
+          <w:hyperlink w:anchor="_Toc238128257" w:history="1">
             <w:r>
               <w:rPr>
                 <w:rStyle w:val="Hyperlink"/>
@@ -771,7 +771,7 @@
                 <w:noProof/>
                 <w:webHidden/>
               </w:rPr>
-              <w:instrText xml:space="preserve"> PAGEREF _Toc238127204 \h </w:instrText>
+              <w:instrText xml:space="preserve"> PAGEREF _Toc238128257 \h </w:instrText>
             </w:r>
             <w:r>
               <w:rPr>
@@ -816,7 +816,7 @@
               <w14:ligatures w14:val="standardContextual"/>
             </w:rPr>
           </w:pPr>
-          <w:hyperlink w:anchor="_Toc238127205" w:history="1">
+          <w:hyperlink w:anchor="_Toc238128258" w:history="1">
             <w:r>
               <w:rPr>
                 <w:rStyle w:val="Hyperlink"/>
@@ -844,7 +844,7 @@
                 <w:noProof/>
                 <w:webHidden/>
               </w:rPr>
-              <w:instrText xml:space="preserve"> PAGEREF _Toc238127205 \h </w:instrText>
+              <w:instrText xml:space="preserve"> PAGEREF _Toc238128258 \h </w:instrText>
             </w:r>
             <w:r>
               <w:rPr>
@@ -889,7 +889,7 @@
               <w14:ligatures w14:val="standardContextual"/>
             </w:rPr>
           </w:pPr>
-          <w:hyperlink w:anchor="_Toc238127206" w:history="1">
+          <w:hyperlink w:anchor="_Toc238128259" w:history="1">
             <w:r>
               <w:rPr>
                 <w:rStyle w:val="Hyperlink"/>
@@ -917,7 +917,7 @@
                 <w:noProof/>
                 <w:webHidden/>
               </w:rPr>
-              <w:instrText xml:space="preserve"> PAGEREF _Toc238127206 \h </w:instrText>
+              <w:instrText xml:space="preserve"> PAGEREF _Toc238128259 \h </w:instrText>
             </w:r>
             <w:r>
               <w:rPr>
@@ -962,7 +962,7 @@
               <w14:ligatures w14:val="standardContextual"/>
             </w:rPr>
           </w:pPr>
-          <w:hyperlink w:anchor="_Toc238127207" w:history="1">
+          <w:hyperlink w:anchor="_Toc238128260" w:history="1">
             <w:r>
               <w:rPr>
                 <w:rStyle w:val="Hyperlink"/>
@@ -990,7 +990,7 @@
                 <w:noProof/>
                 <w:webHidden/>
               </w:rPr>
-              <w:instrText xml:space="preserve"> PAGEREF _Toc238127207 \h </w:instrText>
+              <w:instrText xml:space="preserve"> PAGEREF _Toc238128260 \h </w:instrText>
             </w:r>
             <w:r>
               <w:rPr>
@@ -1035,7 +1035,7 @@
               <w14:ligatures w14:val="standardContextual"/>
             </w:rPr>
           </w:pPr>
-          <w:hyperlink w:anchor="_Toc238127208" w:history="1">
+          <w:hyperlink w:anchor="_Toc238128261" w:history="1">
             <w:r>
               <w:rPr>
                 <w:rStyle w:val="Hyperlink"/>
@@ -1063,7 +1063,7 @@
                 <w:noProof/>
                 <w:webHidden/>
               </w:rPr>
-              <w:instrText xml:space="preserve"> PAGEREF _Toc238127208 \h </w:instrText>
+              <w:instrText xml:space="preserve"> PAGEREF _Toc238128261 \h </w:instrText>
             </w:r>
             <w:r>
               <w:rPr>
@@ -1108,7 +1108,7 @@
               <w14:ligatures w14:val="standardContextual"/>
             </w:rPr>
           </w:pPr>
-          <w:hyperlink w:anchor="_Toc238127209" w:history="1">
+          <w:hyperlink w:anchor="_Toc238128262" w:history="1">
             <w:r>
               <w:rPr>
                 <w:rStyle w:val="Hyperlink"/>
@@ -1136,7 +1136,7 @@
                 <w:noProof/>
                 <w:webHidden/>
               </w:rPr>
-              <w:instrText xml:space="preserve"> PAGEREF _Toc238127209 \h </w:instrText>
+              <w:instrText xml:space="preserve"> PAGEREF _Toc238128262 \h </w:instrText>
             </w:r>
             <w:r>
               <w:rPr>
@@ -1181,7 +1181,7 @@
               <w14:ligatures w14:val="standardContextual"/>
             </w:rPr>
           </w:pPr>
-          <w:hyperlink w:anchor="_Toc238127210" w:history="1">
+          <w:hyperlink w:anchor="_Toc238128263" w:history="1">
             <w:r>
               <w:rPr>
                 <w:rStyle w:val="Hyperlink"/>
@@ -1209,7 +1209,7 @@
                 <w:noProof/>
                 <w:webHidden/>
               </w:rPr>
-              <w:instrText xml:space="preserve"> PAGEREF _Toc238127210 \h </w:instrText>
+              <w:instrText xml:space="preserve"> PAGEREF _Toc238128263 \h </w:instrText>
             </w:r>
             <w:r>
               <w:rPr>
@@ -1251,7 +1251,7 @@
               <w14:ligatures w14:val="standardContextual"/>
             </w:rPr>
           </w:pPr>
-          <w:hyperlink w:anchor="_Toc238127211" w:history="1">
+          <w:hyperlink w:anchor="_Toc238128264" w:history="1">
             <w:r>
               <w:rPr>
                 <w:rStyle w:val="Hyperlink"/>
@@ -1279,7 +1279,7 @@
                 <w:noProof/>
                 <w:webHidden/>
               </w:rPr>
-              <w:instrText xml:space="preserve"> PAGEREF _Toc238127211 \h </w:instrText>
+              <w:instrText xml:space="preserve"> PAGEREF _Toc238128264 \h </w:instrText>
             </w:r>
             <w:r>
               <w:rPr>
@@ -1324,7 +1324,7 @@
               <w14:ligatures w14:val="standardContextual"/>
             </w:rPr>
           </w:pPr>
-          <w:hyperlink w:anchor="_Toc238127212" w:history="1">
+          <w:hyperlink w:anchor="_Toc238128265" w:history="1">
             <w:r>
               <w:rPr>
                 <w:rStyle w:val="Hyperlink"/>
@@ -1352,7 +1352,7 @@
                 <w:noProof/>
                 <w:webHidden/>
               </w:rPr>
-              <w:instrText xml:space="preserve"> PAGEREF _Toc238127212 \h </w:instrText>
+              <w:instrText xml:space="preserve"> PAGEREF _Toc238128265 \h </w:instrText>
             </w:r>
             <w:r>
               <w:rPr>
@@ -1394,7 +1394,7 @@
               <w14:ligatures w14:val="standardContextual"/>
             </w:rPr>
           </w:pPr>
-          <w:hyperlink w:anchor="_Toc238127213" w:history="1">
+          <w:hyperlink w:anchor="_Toc238128266" w:history="1">
             <w:r>
               <w:rPr>
                 <w:rStyle w:val="Hyperlink"/>
@@ -1422,7 +1422,7 @@
                 <w:noProof/>
                 <w:webHidden/>
               </w:rPr>
-              <w:instrText xml:space="preserve"> PAGEREF _Toc238127213 \h </w:instrText>
+              <w:instrText xml:space="preserve"> PAGEREF _Toc238128266 \h </w:instrText>
             </w:r>
             <w:r>
               <w:rPr>
@@ -1467,7 +1467,7 @@
               <w14:ligatures w14:val="standardContextual"/>
             </w:rPr>
           </w:pPr>
-          <w:hyperlink w:anchor="_Toc238127214" w:history="1">
+          <w:hyperlink w:anchor="_Toc238128267" w:history="1">
             <w:r>
               <w:rPr>
                 <w:rStyle w:val="Hyperlink"/>
@@ -1495,7 +1495,7 @@
                 <w:noProof/>
                 <w:webHidden/>
               </w:rPr>
-              <w:instrText xml:space="preserve"> PAGEREF _Toc238127214 \h </w:instrText>
+              <w:instrText xml:space="preserve"> PAGEREF _Toc238128267 \h </w:instrText>
             </w:r>
             <w:r>
               <w:rPr>
@@ -1540,7 +1540,7 @@
               <w14:ligatures w14:val="standardContextual"/>
             </w:rPr>
           </w:pPr>
-          <w:hyperlink w:anchor="_Toc238127215" w:history="1">
+          <w:hyperlink w:anchor="_Toc238128268" w:history="1">
             <w:r>
               <w:rPr>
                 <w:rStyle w:val="Hyperlink"/>
@@ -1568,7 +1568,7 @@
                 <w:noProof/>
                 <w:webHidden/>
               </w:rPr>
-              <w:instrText xml:space="preserve"> PAGEREF _Toc238127215 \h </w:instrText>
+              <w:instrText xml:space="preserve"> PAGEREF _Toc238128268 \h </w:instrText>
             </w:r>
             <w:r>
               <w:rPr>
@@ -1613,7 +1613,7 @@
               <w14:ligatures w14:val="standardContextual"/>
             </w:rPr>
           </w:pPr>
-          <w:hyperlink w:anchor="_Toc238127216" w:history="1">
+          <w:hyperlink w:anchor="_Toc238128269" w:history="1">
             <w:r>
               <w:rPr>
                 <w:rStyle w:val="Hyperlink"/>
@@ -1641,7 +1641,7 @@
                 <w:noProof/>
                 <w:webHidden/>
               </w:rPr>
-              <w:instrText xml:space="preserve"> PAGEREF _Toc238127216 \h </w:instrText>
+              <w:instrText xml:space="preserve"> PAGEREF _Toc238128269 \h </w:instrText>
             </w:r>
             <w:r>
               <w:rPr>
@@ -1686,7 +1686,7 @@
               <w14:ligatures w14:val="standardContextual"/>
             </w:rPr>
           </w:pPr>
-          <w:hyperlink w:anchor="_Toc238127217" w:history="1">
+          <w:hyperlink w:anchor="_Toc238128270" w:history="1">
             <w:r>
               <w:rPr>
                 <w:rStyle w:val="Hyperlink"/>
@@ -1714,7 +1714,7 @@
                 <w:noProof/>
                 <w:webHidden/>
               </w:rPr>
-              <w:instrText xml:space="preserve"> PAGEREF _Toc238127217 \h </w:instrText>
+              <w:instrText xml:space="preserve"> PAGEREF _Toc238128270 \h </w:instrText>
             </w:r>
             <w:r>
               <w:rPr>
@@ -1759,7 +1759,7 @@
               <w14:ligatures w14:val="standardContextual"/>
             </w:rPr>
           </w:pPr>
-          <w:hyperlink w:anchor="_Toc238127218" w:history="1">
+          <w:hyperlink w:anchor="_Toc238128271" w:history="1">
             <w:r>
               <w:rPr>
                 <w:rStyle w:val="Hyperlink"/>
@@ -1787,7 +1787,7 @@
                 <w:noProof/>
                 <w:webHidden/>
               </w:rPr>
-              <w:instrText xml:space="preserve"> PAGEREF _Toc238127218 \h </w:instrText>
+              <w:instrText xml:space="preserve"> PAGEREF _Toc238128271 \h </w:instrText>
             </w:r>
             <w:r>
               <w:rPr>
@@ -1832,7 +1832,7 @@
               <w14:ligatures w14:val="standardContextual"/>
             </w:rPr>
           </w:pPr>
-          <w:hyperlink w:anchor="_Toc238127219" w:history="1">
+          <w:hyperlink w:anchor="_Toc238128272" w:history="1">
             <w:r>
               <w:rPr>
                 <w:rStyle w:val="Hyperlink"/>
@@ -1860,7 +1860,7 @@
                 <w:noProof/>
                 <w:webHidden/>
               </w:rPr>
-              <w:instrText xml:space="preserve"> PAGEREF _Toc238127219 \h </w:instrText>
+              <w:instrText xml:space="preserve"> PAGEREF _Toc238128272 \h </w:instrText>
             </w:r>
             <w:r>
               <w:rPr>
@@ -1905,7 +1905,7 @@
               <w14:ligatures w14:val="standardContextual"/>
             </w:rPr>
           </w:pPr>
-          <w:hyperlink w:anchor="_Toc238127220" w:history="1">
+          <w:hyperlink w:anchor="_Toc238128273" w:history="1">
             <w:r>
               <w:rPr>
                 <w:rStyle w:val="Hyperlink"/>
@@ -1933,7 +1933,7 @@
                 <w:noProof/>
                 <w:webHidden/>
               </w:rPr>
-              <w:instrText xml:space="preserve"> PAGEREF _Toc238127220 \h </w:instrText>
+              <w:instrText xml:space="preserve"> PAGEREF _Toc238128273 \h </w:instrText>
             </w:r>
             <w:r>
               <w:rPr>
@@ -1978,7 +1978,7 @@
               <w14:ligatures w14:val="standardContextual"/>
             </w:rPr>
           </w:pPr>
-          <w:hyperlink w:anchor="_Toc238127221" w:history="1">
+          <w:hyperlink w:anchor="_Toc238128274" w:history="1">
             <w:r>
               <w:rPr>
                 <w:rStyle w:val="Hyperlink"/>
@@ -2006,7 +2006,7 @@
                 <w:noProof/>
                 <w:webHidden/>
               </w:rPr>
-              <w:instrText xml:space="preserve"> PAGEREF _Toc238127221 \h </w:instrText>
+              <w:instrText xml:space="preserve"> PAGEREF _Toc238128274 \h </w:instrText>
             </w:r>
             <w:r>
               <w:rPr>
@@ -2048,7 +2048,7 @@
               <w14:ligatures w14:val="standardContextual"/>
             </w:rPr>
           </w:pPr>
-          <w:hyperlink w:anchor="_Toc238127222" w:history="1">
+          <w:hyperlink w:anchor="_Toc238128275" w:history="1">
             <w:r>
               <w:rPr>
                 <w:rStyle w:val="Hyperlink"/>
@@ -2076,7 +2076,7 @@
                 <w:noProof/>
                 <w:webHidden/>
               </w:rPr>
-              <w:instrText xml:space="preserve"> PAGEREF _Toc238127222 \h </w:instrText>
+              <w:instrText xml:space="preserve"> PAGEREF _Toc238128275 \h </w:instrText>
             </w:r>
             <w:r>
               <w:rPr>
@@ -2121,7 +2121,7 @@
               <w14:ligatures w14:val="standardContextual"/>
             </w:rPr>
           </w:pPr>
-          <w:hyperlink w:anchor="_Toc238127223" w:history="1">
+          <w:hyperlink w:anchor="_Toc238128276" w:history="1">
             <w:r>
               <w:rPr>
                 <w:rStyle w:val="Hyperlink"/>
@@ -2149,7 +2149,7 @@
                 <w:noProof/>
                 <w:webHidden/>
               </w:rPr>
-              <w:instrText xml:space="preserve"> PAGEREF _Toc238127223 \h </w:instrText>
+              <w:instrText xml:space="preserve"> PAGEREF _Toc238128276 \h </w:instrText>
             </w:r>
             <w:r>
               <w:rPr>
@@ -2191,7 +2191,7 @@
               <w14:ligatures w14:val="standardContextual"/>
             </w:rPr>
           </w:pPr>
-          <w:hyperlink w:anchor="_Toc238127224" w:history="1">
+          <w:hyperlink w:anchor="_Toc238128277" w:history="1">
             <w:r>
               <w:rPr>
                 <w:rStyle w:val="Hyperlink"/>
@@ -2219,7 +2219,7 @@
                 <w:noProof/>
                 <w:webHidden/>
               </w:rPr>
-              <w:instrText xml:space="preserve"> PAGEREF _Toc238127224 \h </w:instrText>
+              <w:instrText xml:space="preserve"> PAGEREF _Toc238128277 \h </w:instrText>
             </w:r>
             <w:r>
               <w:rPr>
@@ -2264,7 +2264,7 @@
               <w14:ligatures w14:val="standardContextual"/>
             </w:rPr>
           </w:pPr>
-          <w:hyperlink w:anchor="_Toc238127225" w:history="1">
+          <w:hyperlink w:anchor="_Toc238128278" w:history="1">
             <w:r>
               <w:rPr>
                 <w:rStyle w:val="Hyperlink"/>
@@ -2292,7 +2292,7 @@
                 <w:noProof/>
                 <w:webHidden/>
               </w:rPr>
-              <w:instrText xml:space="preserve"> PAGEREF _Toc238127225 \h </w:instrText>
+              <w:instrText xml:space="preserve"> PAGEREF _Toc238128278 \h </w:instrText>
             </w:r>
             <w:r>
               <w:rPr>
@@ -2337,7 +2337,7 @@
               <w14:ligatures w14:val="standardContextual"/>
             </w:rPr>
           </w:pPr>
-          <w:hyperlink w:anchor="_Toc238127226" w:history="1">
+          <w:hyperlink w:anchor="_Toc238128279" w:history="1">
             <w:r>
               <w:rPr>
                 <w:rStyle w:val="Hyperlink"/>
@@ -2365,7 +2365,7 @@
                 <w:noProof/>
                 <w:webHidden/>
               </w:rPr>
-              <w:instrText xml:space="preserve"> PAGEREF _Toc238127226 \h </w:instrText>
+              <w:instrText xml:space="preserve"> PAGEREF _Toc238128279 \h </w:instrText>
             </w:r>
             <w:r>
               <w:rPr>
@@ -2410,7 +2410,7 @@
               <w14:ligatures w14:val="standardContextual"/>
             </w:rPr>
           </w:pPr>
-          <w:hyperlink w:anchor="_Toc238127227" w:history="1">
+          <w:hyperlink w:anchor="_Toc238128280" w:history="1">
             <w:r>
               <w:rPr>
                 <w:rStyle w:val="Hyperlink"/>
@@ -2438,7 +2438,7 @@
                 <w:noProof/>
                 <w:webHidden/>
               </w:rPr>
-              <w:instrText xml:space="preserve"> PAGEREF _Toc238127227 \h </w:instrText>
+              <w:instrText xml:space="preserve"> PAGEREF _Toc238128280 \h </w:instrText>
             </w:r>
             <w:r>
               <w:rPr>
@@ -2483,7 +2483,7 @@
               <w14:ligatures w14:val="standardContextual"/>
             </w:rPr>
           </w:pPr>
-          <w:hyperlink w:anchor="_Toc238127228" w:history="1">
+          <w:hyperlink w:anchor="_Toc238128281" w:history="1">
             <w:r>
               <w:rPr>
                 <w:rStyle w:val="Hyperlink"/>
@@ -2511,7 +2511,7 @@
                 <w:noProof/>
                 <w:webHidden/>
               </w:rPr>
-              <w:instrText xml:space="preserve"> PAGEREF _Toc238127228 \h </w:instrText>
+              <w:instrText xml:space="preserve"> PAGEREF _Toc238128281 \h </w:instrText>
             </w:r>
             <w:r>
               <w:rPr>
@@ -2556,7 +2556,7 @@
               <w14:ligatures w14:val="standardContextual"/>
             </w:rPr>
           </w:pPr>
-          <w:hyperlink w:anchor="_Toc238127229" w:history="1">
+          <w:hyperlink w:anchor="_Toc238128282" w:history="1">
             <w:r>
               <w:rPr>
                 <w:rStyle w:val="Hyperlink"/>
@@ -2584,7 +2584,7 @@
                 <w:noProof/>
                 <w:webHidden/>
               </w:rPr>
-              <w:instrText xml:space="preserve"> PAGEREF _Toc238127229 \h </w:instrText>
+              <w:instrText xml:space="preserve"> PAGEREF _Toc238128282 \h </w:instrText>
             </w:r>
             <w:r>
               <w:rPr>
@@ -2629,14 +2629,14 @@
               <w14:ligatures w14:val="standardContextual"/>
             </w:rPr>
           </w:pPr>
-          <w:hyperlink w:anchor="_Toc238127230" w:history="1">
+          <w:hyperlink w:anchor="_Toc238128283" w:history="1">
             <w:r>
               <w:rPr>
                 <w:rStyle w:val="Hyperlink"/>
                 <w:noProof/>
                 <w:lang w:val="sv-SE"/>
               </w:rPr>
-              <w:t>Biff stroganoff (otestad)</w:t>
+              <w:t>Biff stroganoff</w:t>
             </w:r>
             <w:r>
               <w:rPr>
@@ -2657,7 +2657,7 @@
                 <w:noProof/>
                 <w:webHidden/>
               </w:rPr>
-              <w:instrText xml:space="preserve"> PAGEREF _Toc238127230 \h </w:instrText>
+              <w:instrText xml:space="preserve"> PAGEREF _Toc238128283 \h </w:instrText>
             </w:r>
             <w:r>
               <w:rPr>
@@ -2702,14 +2702,14 @@
               <w14:ligatures w14:val="standardContextual"/>
             </w:rPr>
           </w:pPr>
-          <w:hyperlink w:anchor="_Toc238127231" w:history="1">
+          <w:hyperlink w:anchor="_Toc238128284" w:history="1">
             <w:r>
               <w:rPr>
                 <w:rStyle w:val="Hyperlink"/>
                 <w:noProof/>
                 <w:lang w:val="sv-SE"/>
               </w:rPr>
-              <w:t>Hedgårdens citronmarinerade älgryta (otestad)</w:t>
+              <w:t>Kreolskans gryta</w:t>
             </w:r>
             <w:r>
               <w:rPr>
@@ -2730,7 +2730,7 @@
                 <w:noProof/>
                 <w:webHidden/>
               </w:rPr>
-              <w:instrText xml:space="preserve"> PAGEREF _Toc238127231 \h </w:instrText>
+              <w:instrText xml:space="preserve"> PAGEREF _Toc238128284 \h </w:instrText>
             </w:r>
             <w:r>
               <w:rPr>
@@ -2751,76 +2751,6 @@
                 <w:webHidden/>
               </w:rPr>
               <w:t>28</w:t>
-            </w:r>
-            <w:r>
-              <w:rPr>
-                <w:noProof/>
-                <w:webHidden/>
-              </w:rPr>
-              <w:fldChar w:fldCharType="end"/>
-            </w:r>
-          </w:hyperlink>
-        </w:p>
-        <w:p>
-          <w:pPr>
-            <w:pStyle w:val="TOC2"/>
-            <w:rPr>
-              <w:rFonts w:asciiTheme="minorHAnsi" w:eastAsiaTheme="minorEastAsia" w:hAnsiTheme="minorHAnsi" w:cstheme="minorBidi"/>
-              <w:noProof/>
-              <w:kern w:val="2"/>
-              <w:lang w:val="en-SE" w:eastAsia="en-SE"/>
-              <w14:ligatures w14:val="standardContextual"/>
-            </w:rPr>
-          </w:pPr>
-          <w:hyperlink w:anchor="_Toc238127232" w:history="1">
-            <w:r>
-              <w:rPr>
-                <w:rStyle w:val="Hyperlink"/>
-                <w:noProof/>
-                <w:lang w:val="sv-SE"/>
-              </w:rPr>
-              <w:t>Sås/soppa</w:t>
-            </w:r>
-            <w:r>
-              <w:rPr>
-                <w:noProof/>
-                <w:webHidden/>
-              </w:rPr>
-              <w:tab/>
-            </w:r>
-            <w:r>
-              <w:rPr>
-                <w:noProof/>
-                <w:webHidden/>
-              </w:rPr>
-              <w:fldChar w:fldCharType="begin"/>
-            </w:r>
-            <w:r>
-              <w:rPr>
-                <w:noProof/>
-                <w:webHidden/>
-              </w:rPr>
-              <w:instrText xml:space="preserve"> PAGEREF _Toc238127232 \h </w:instrText>
-            </w:r>
-            <w:r>
-              <w:rPr>
-                <w:noProof/>
-                <w:webHidden/>
-              </w:rPr>
-            </w:r>
-            <w:r>
-              <w:rPr>
-                <w:noProof/>
-                <w:webHidden/>
-              </w:rPr>
-              <w:fldChar w:fldCharType="separate"/>
-            </w:r>
-            <w:r>
-              <w:rPr>
-                <w:noProof/>
-                <w:webHidden/>
-              </w:rPr>
-              <w:t>30</w:t>
             </w:r>
             <w:r>
               <w:rPr>
@@ -2845,14 +2775,14 @@
               <w14:ligatures w14:val="standardContextual"/>
             </w:rPr>
           </w:pPr>
-          <w:hyperlink w:anchor="_Toc238127233" w:history="1">
+          <w:hyperlink w:anchor="_Toc238128285" w:history="1">
             <w:r>
               <w:rPr>
                 <w:rStyle w:val="Hyperlink"/>
                 <w:noProof/>
                 <w:lang w:val="sv-SE"/>
               </w:rPr>
-              <w:t>Viltfärssås</w:t>
+              <w:t>Hedgårdens citronmarinerade älgryta (otestad)</w:t>
             </w:r>
             <w:r>
               <w:rPr>
@@ -2873,7 +2803,7 @@
                 <w:noProof/>
                 <w:webHidden/>
               </w:rPr>
-              <w:instrText xml:space="preserve"> PAGEREF _Toc238127233 \h </w:instrText>
+              <w:instrText xml:space="preserve"> PAGEREF _Toc238128285 \h </w:instrText>
             </w:r>
             <w:r>
               <w:rPr>
@@ -2893,7 +2823,77 @@
                 <w:noProof/>
                 <w:webHidden/>
               </w:rPr>
-              <w:t>30</w:t>
+              <w:t>29</w:t>
+            </w:r>
+            <w:r>
+              <w:rPr>
+                <w:noProof/>
+                <w:webHidden/>
+              </w:rPr>
+              <w:fldChar w:fldCharType="end"/>
+            </w:r>
+          </w:hyperlink>
+        </w:p>
+        <w:p>
+          <w:pPr>
+            <w:pStyle w:val="TOC2"/>
+            <w:rPr>
+              <w:rFonts w:asciiTheme="minorHAnsi" w:eastAsiaTheme="minorEastAsia" w:hAnsiTheme="minorHAnsi" w:cstheme="minorBidi"/>
+              <w:noProof/>
+              <w:kern w:val="2"/>
+              <w:lang w:val="en-SE" w:eastAsia="en-SE"/>
+              <w14:ligatures w14:val="standardContextual"/>
+            </w:rPr>
+          </w:pPr>
+          <w:hyperlink w:anchor="_Toc238128286" w:history="1">
+            <w:r>
+              <w:rPr>
+                <w:rStyle w:val="Hyperlink"/>
+                <w:noProof/>
+                <w:lang w:val="sv-SE"/>
+              </w:rPr>
+              <w:t>Sås/soppa</w:t>
+            </w:r>
+            <w:r>
+              <w:rPr>
+                <w:noProof/>
+                <w:webHidden/>
+              </w:rPr>
+              <w:tab/>
+            </w:r>
+            <w:r>
+              <w:rPr>
+                <w:noProof/>
+                <w:webHidden/>
+              </w:rPr>
+              <w:fldChar w:fldCharType="begin"/>
+            </w:r>
+            <w:r>
+              <w:rPr>
+                <w:noProof/>
+                <w:webHidden/>
+              </w:rPr>
+              <w:instrText xml:space="preserve"> PAGEREF _Toc238128286 \h </w:instrText>
+            </w:r>
+            <w:r>
+              <w:rPr>
+                <w:noProof/>
+                <w:webHidden/>
+              </w:rPr>
+            </w:r>
+            <w:r>
+              <w:rPr>
+                <w:noProof/>
+                <w:webHidden/>
+              </w:rPr>
+              <w:fldChar w:fldCharType="separate"/>
+            </w:r>
+            <w:r>
+              <w:rPr>
+                <w:noProof/>
+                <w:webHidden/>
+              </w:rPr>
+              <w:t>31</w:t>
             </w:r>
             <w:r>
               <w:rPr>
@@ -2918,14 +2918,14 @@
               <w14:ligatures w14:val="standardContextual"/>
             </w:rPr>
           </w:pPr>
-          <w:hyperlink w:anchor="_Toc238127234" w:history="1">
+          <w:hyperlink w:anchor="_Toc238128287" w:history="1">
             <w:r>
               <w:rPr>
                 <w:rStyle w:val="Hyperlink"/>
                 <w:noProof/>
                 <w:lang w:val="sv-SE"/>
               </w:rPr>
-              <w:t>Viltlasagne</w:t>
+              <w:t>Viltfärssås</w:t>
             </w:r>
             <w:r>
               <w:rPr>
@@ -2946,7 +2946,7 @@
                 <w:noProof/>
                 <w:webHidden/>
               </w:rPr>
-              <w:instrText xml:space="preserve"> PAGEREF _Toc238127234 \h </w:instrText>
+              <w:instrText xml:space="preserve"> PAGEREF _Toc238128287 \h </w:instrText>
             </w:r>
             <w:r>
               <w:rPr>
@@ -2967,76 +2967,6 @@
                 <w:webHidden/>
               </w:rPr>
               <w:t>31</w:t>
-            </w:r>
-            <w:r>
-              <w:rPr>
-                <w:noProof/>
-                <w:webHidden/>
-              </w:rPr>
-              <w:fldChar w:fldCharType="end"/>
-            </w:r>
-          </w:hyperlink>
-        </w:p>
-        <w:p>
-          <w:pPr>
-            <w:pStyle w:val="TOC2"/>
-            <w:rPr>
-              <w:rFonts w:asciiTheme="minorHAnsi" w:eastAsiaTheme="minorEastAsia" w:hAnsiTheme="minorHAnsi" w:cstheme="minorBidi"/>
-              <w:noProof/>
-              <w:kern w:val="2"/>
-              <w:lang w:val="en-SE" w:eastAsia="en-SE"/>
-              <w14:ligatures w14:val="standardContextual"/>
-            </w:rPr>
-          </w:pPr>
-          <w:hyperlink w:anchor="_Toc238127235" w:history="1">
-            <w:r>
-              <w:rPr>
-                <w:rStyle w:val="Hyperlink"/>
-                <w:noProof/>
-                <w:lang w:val="sv-SE"/>
-              </w:rPr>
-              <w:t>Övrigt</w:t>
-            </w:r>
-            <w:r>
-              <w:rPr>
-                <w:noProof/>
-                <w:webHidden/>
-              </w:rPr>
-              <w:tab/>
-            </w:r>
-            <w:r>
-              <w:rPr>
-                <w:noProof/>
-                <w:webHidden/>
-              </w:rPr>
-              <w:fldChar w:fldCharType="begin"/>
-            </w:r>
-            <w:r>
-              <w:rPr>
-                <w:noProof/>
-                <w:webHidden/>
-              </w:rPr>
-              <w:instrText xml:space="preserve"> PAGEREF _Toc238127235 \h </w:instrText>
-            </w:r>
-            <w:r>
-              <w:rPr>
-                <w:noProof/>
-                <w:webHidden/>
-              </w:rPr>
-            </w:r>
-            <w:r>
-              <w:rPr>
-                <w:noProof/>
-                <w:webHidden/>
-              </w:rPr>
-              <w:fldChar w:fldCharType="separate"/>
-            </w:r>
-            <w:r>
-              <w:rPr>
-                <w:noProof/>
-                <w:webHidden/>
-              </w:rPr>
-              <w:t>32</w:t>
             </w:r>
             <w:r>
               <w:rPr>
@@ -3061,14 +2991,14 @@
               <w14:ligatures w14:val="standardContextual"/>
             </w:rPr>
           </w:pPr>
-          <w:hyperlink w:anchor="_Toc238127236" w:history="1">
+          <w:hyperlink w:anchor="_Toc238128288" w:history="1">
             <w:r>
               <w:rPr>
                 <w:rStyle w:val="Hyperlink"/>
                 <w:noProof/>
                 <w:lang w:val="sv-SE"/>
               </w:rPr>
-              <w:t>Viltpytt</w:t>
+              <w:t>Viltlasagne</w:t>
             </w:r>
             <w:r>
               <w:rPr>
@@ -3089,7 +3019,7 @@
                 <w:noProof/>
                 <w:webHidden/>
               </w:rPr>
-              <w:instrText xml:space="preserve"> PAGEREF _Toc238127236 \h </w:instrText>
+              <w:instrText xml:space="preserve"> PAGEREF _Toc238128288 \h </w:instrText>
             </w:r>
             <w:r>
               <w:rPr>
@@ -3110,6 +3040,76 @@
                 <w:webHidden/>
               </w:rPr>
               <w:t>32</w:t>
+            </w:r>
+            <w:r>
+              <w:rPr>
+                <w:noProof/>
+                <w:webHidden/>
+              </w:rPr>
+              <w:fldChar w:fldCharType="end"/>
+            </w:r>
+          </w:hyperlink>
+        </w:p>
+        <w:p>
+          <w:pPr>
+            <w:pStyle w:val="TOC2"/>
+            <w:rPr>
+              <w:rFonts w:asciiTheme="minorHAnsi" w:eastAsiaTheme="minorEastAsia" w:hAnsiTheme="minorHAnsi" w:cstheme="minorBidi"/>
+              <w:noProof/>
+              <w:kern w:val="2"/>
+              <w:lang w:val="en-SE" w:eastAsia="en-SE"/>
+              <w14:ligatures w14:val="standardContextual"/>
+            </w:rPr>
+          </w:pPr>
+          <w:hyperlink w:anchor="_Toc238128289" w:history="1">
+            <w:r>
+              <w:rPr>
+                <w:rStyle w:val="Hyperlink"/>
+                <w:noProof/>
+                <w:lang w:val="sv-SE"/>
+              </w:rPr>
+              <w:t>Övrigt</w:t>
+            </w:r>
+            <w:r>
+              <w:rPr>
+                <w:noProof/>
+                <w:webHidden/>
+              </w:rPr>
+              <w:tab/>
+            </w:r>
+            <w:r>
+              <w:rPr>
+                <w:noProof/>
+                <w:webHidden/>
+              </w:rPr>
+              <w:fldChar w:fldCharType="begin"/>
+            </w:r>
+            <w:r>
+              <w:rPr>
+                <w:noProof/>
+                <w:webHidden/>
+              </w:rPr>
+              <w:instrText xml:space="preserve"> PAGEREF _Toc238128289 \h </w:instrText>
+            </w:r>
+            <w:r>
+              <w:rPr>
+                <w:noProof/>
+                <w:webHidden/>
+              </w:rPr>
+            </w:r>
+            <w:r>
+              <w:rPr>
+                <w:noProof/>
+                <w:webHidden/>
+              </w:rPr>
+              <w:fldChar w:fldCharType="separate"/>
+            </w:r>
+            <w:r>
+              <w:rPr>
+                <w:noProof/>
+                <w:webHidden/>
+              </w:rPr>
+              <w:t>33</w:t>
             </w:r>
             <w:r>
               <w:rPr>
@@ -3134,14 +3134,14 @@
               <w14:ligatures w14:val="standardContextual"/>
             </w:rPr>
           </w:pPr>
-          <w:hyperlink w:anchor="_Toc238127237" w:history="1">
+          <w:hyperlink w:anchor="_Toc238128290" w:history="1">
             <w:r>
               <w:rPr>
                 <w:rStyle w:val="Hyperlink"/>
                 <w:noProof/>
                 <w:lang w:val="sv-SE"/>
               </w:rPr>
-              <w:t>Biff Rydberg</w:t>
+              <w:t>Viltpytt</w:t>
             </w:r>
             <w:r>
               <w:rPr>
@@ -3162,7 +3162,7 @@
                 <w:noProof/>
                 <w:webHidden/>
               </w:rPr>
-              <w:instrText xml:space="preserve"> PAGEREF _Toc238127237 \h </w:instrText>
+              <w:instrText xml:space="preserve"> PAGEREF _Toc238128290 \h </w:instrText>
             </w:r>
             <w:r>
               <w:rPr>
@@ -3182,7 +3182,7 @@
                 <w:noProof/>
                 <w:webHidden/>
               </w:rPr>
-              <w:t>32</w:t>
+              <w:t>33</w:t>
             </w:r>
             <w:r>
               <w:rPr>
@@ -3207,14 +3207,14 @@
               <w14:ligatures w14:val="standardContextual"/>
             </w:rPr>
           </w:pPr>
-          <w:hyperlink w:anchor="_Toc238127238" w:history="1">
+          <w:hyperlink w:anchor="_Toc238128291" w:history="1">
             <w:r>
               <w:rPr>
                 <w:rStyle w:val="Hyperlink"/>
                 <w:noProof/>
                 <w:lang w:val="sv-SE"/>
               </w:rPr>
-              <w:t>Pulled boar</w:t>
+              <w:t>Biff Rydberg</w:t>
             </w:r>
             <w:r>
               <w:rPr>
@@ -3235,7 +3235,7 @@
                 <w:noProof/>
                 <w:webHidden/>
               </w:rPr>
-              <w:instrText xml:space="preserve"> PAGEREF _Toc238127238 \h </w:instrText>
+              <w:instrText xml:space="preserve"> PAGEREF _Toc238128291 \h </w:instrText>
             </w:r>
             <w:r>
               <w:rPr>
@@ -3280,14 +3280,14 @@
               <w14:ligatures w14:val="standardContextual"/>
             </w:rPr>
           </w:pPr>
-          <w:hyperlink w:anchor="_Toc238127239" w:history="1">
+          <w:hyperlink w:anchor="_Toc238128292" w:history="1">
             <w:r>
               <w:rPr>
                 <w:rStyle w:val="Hyperlink"/>
                 <w:noProof/>
                 <w:lang w:val="sv-SE"/>
               </w:rPr>
-              <w:t>Carnitas (otestad)</w:t>
+              <w:t>Pulled boar</w:t>
             </w:r>
             <w:r>
               <w:rPr>
@@ -3308,7 +3308,7 @@
                 <w:noProof/>
                 <w:webHidden/>
               </w:rPr>
-              <w:instrText xml:space="preserve"> PAGEREF _Toc238127239 \h </w:instrText>
+              <w:instrText xml:space="preserve"> PAGEREF _Toc238128292 \h </w:instrText>
             </w:r>
             <w:r>
               <w:rPr>
@@ -3353,13 +3353,86 @@
               <w14:ligatures w14:val="standardContextual"/>
             </w:rPr>
           </w:pPr>
-          <w:hyperlink w:anchor="_Toc238127240" w:history="1">
+          <w:hyperlink w:anchor="_Toc238128293" w:history="1">
             <w:r>
               <w:rPr>
                 <w:rStyle w:val="Hyperlink"/>
                 <w:noProof/>
                 <w:lang w:val="sv-SE"/>
               </w:rPr>
+              <w:t>Carnitas (otestad)</w:t>
+            </w:r>
+            <w:r>
+              <w:rPr>
+                <w:noProof/>
+                <w:webHidden/>
+              </w:rPr>
+              <w:tab/>
+            </w:r>
+            <w:r>
+              <w:rPr>
+                <w:noProof/>
+                <w:webHidden/>
+              </w:rPr>
+              <w:fldChar w:fldCharType="begin"/>
+            </w:r>
+            <w:r>
+              <w:rPr>
+                <w:noProof/>
+                <w:webHidden/>
+              </w:rPr>
+              <w:instrText xml:space="preserve"> PAGEREF _Toc238128293 \h </w:instrText>
+            </w:r>
+            <w:r>
+              <w:rPr>
+                <w:noProof/>
+                <w:webHidden/>
+              </w:rPr>
+            </w:r>
+            <w:r>
+              <w:rPr>
+                <w:noProof/>
+                <w:webHidden/>
+              </w:rPr>
+              <w:fldChar w:fldCharType="separate"/>
+            </w:r>
+            <w:r>
+              <w:rPr>
+                <w:noProof/>
+                <w:webHidden/>
+              </w:rPr>
+              <w:t>35</w:t>
+            </w:r>
+            <w:r>
+              <w:rPr>
+                <w:noProof/>
+                <w:webHidden/>
+              </w:rPr>
+              <w:fldChar w:fldCharType="end"/>
+            </w:r>
+          </w:hyperlink>
+        </w:p>
+        <w:p>
+          <w:pPr>
+            <w:pStyle w:val="TOC3"/>
+            <w:tabs>
+              <w:tab w:val="right" w:leader="dot" w:pos="5530"/>
+            </w:tabs>
+            <w:rPr>
+              <w:rFonts w:asciiTheme="minorHAnsi" w:eastAsiaTheme="minorEastAsia" w:hAnsiTheme="minorHAnsi" w:cstheme="minorBidi"/>
+              <w:noProof/>
+              <w:kern w:val="2"/>
+              <w:lang w:val="en-SE" w:eastAsia="en-SE"/>
+              <w14:ligatures w14:val="standardContextual"/>
+            </w:rPr>
+          </w:pPr>
+          <w:hyperlink w:anchor="_Toc238128294" w:history="1">
+            <w:r>
+              <w:rPr>
+                <w:rStyle w:val="Hyperlink"/>
+                <w:noProof/>
+                <w:lang w:val="sv-SE"/>
+              </w:rPr>
               <w:t>Carbonara</w:t>
             </w:r>
             <w:r>
@@ -3381,7 +3454,7 @@
                 <w:noProof/>
                 <w:webHidden/>
               </w:rPr>
-              <w:instrText xml:space="preserve"> PAGEREF _Toc238127240 \h </w:instrText>
+              <w:instrText xml:space="preserve"> PAGEREF _Toc238128294 \h </w:instrText>
             </w:r>
             <w:r>
               <w:rPr>
@@ -3401,7 +3474,7 @@
                 <w:noProof/>
                 <w:webHidden/>
               </w:rPr>
-              <w:t>35</w:t>
+              <w:t>36</w:t>
             </w:r>
             <w:r>
               <w:rPr>
@@ -3426,7 +3499,7 @@
               <w14:ligatures w14:val="standardContextual"/>
             </w:rPr>
           </w:pPr>
-          <w:hyperlink w:anchor="_Toc238127241" w:history="1">
+          <w:hyperlink w:anchor="_Toc238128295" w:history="1">
             <w:r>
               <w:rPr>
                 <w:rStyle w:val="Hyperlink"/>
@@ -3454,7 +3527,7 @@
                 <w:noProof/>
                 <w:webHidden/>
               </w:rPr>
-              <w:instrText xml:space="preserve"> PAGEREF _Toc238127241 \h </w:instrText>
+              <w:instrText xml:space="preserve"> PAGEREF _Toc238128295 \h </w:instrText>
             </w:r>
             <w:r>
               <w:rPr>
@@ -3474,7 +3547,7 @@
                 <w:noProof/>
                 <w:webHidden/>
               </w:rPr>
-              <w:t>36</w:t>
+              <w:t>37</w:t>
             </w:r>
             <w:r>
               <w:rPr>
@@ -3496,7 +3569,7 @@
               <w14:ligatures w14:val="standardContextual"/>
             </w:rPr>
           </w:pPr>
-          <w:hyperlink w:anchor="_Toc238127242" w:history="1">
+          <w:hyperlink w:anchor="_Toc238128296" w:history="1">
             <w:r>
               <w:rPr>
                 <w:rStyle w:val="Hyperlink"/>
@@ -3524,7 +3597,7 @@
                 <w:noProof/>
                 <w:webHidden/>
               </w:rPr>
-              <w:instrText xml:space="preserve"> PAGEREF _Toc238127242 \h </w:instrText>
+              <w:instrText xml:space="preserve"> PAGEREF _Toc238128296 \h </w:instrText>
             </w:r>
             <w:r>
               <w:rPr>
@@ -3544,7 +3617,7 @@
                 <w:noProof/>
                 <w:webHidden/>
               </w:rPr>
-              <w:t>37</w:t>
+              <w:t>38</w:t>
             </w:r>
             <w:r>
               <w:rPr>
@@ -3569,7 +3642,7 @@
               <w14:ligatures w14:val="standardContextual"/>
             </w:rPr>
           </w:pPr>
-          <w:hyperlink w:anchor="_Toc238127243" w:history="1">
+          <w:hyperlink w:anchor="_Toc238128297" w:history="1">
             <w:r>
               <w:rPr>
                 <w:rStyle w:val="Hyperlink"/>
@@ -3597,7 +3670,7 @@
                 <w:noProof/>
                 <w:webHidden/>
               </w:rPr>
-              <w:instrText xml:space="preserve"> PAGEREF _Toc238127243 \h </w:instrText>
+              <w:instrText xml:space="preserve"> PAGEREF _Toc238128297 \h </w:instrText>
             </w:r>
             <w:r>
               <w:rPr>
@@ -3617,7 +3690,7 @@
                 <w:noProof/>
                 <w:webHidden/>
               </w:rPr>
-              <w:t>37</w:t>
+              <w:t>38</w:t>
             </w:r>
             <w:r>
               <w:rPr>
@@ -3639,7 +3712,7 @@
               <w14:ligatures w14:val="standardContextual"/>
             </w:rPr>
           </w:pPr>
-          <w:hyperlink w:anchor="_Toc238127244" w:history="1">
+          <w:hyperlink w:anchor="_Toc238128298" w:history="1">
             <w:r>
               <w:rPr>
                 <w:rStyle w:val="Hyperlink"/>
@@ -3667,7 +3740,7 @@
                 <w:noProof/>
                 <w:webHidden/>
               </w:rPr>
-              <w:instrText xml:space="preserve"> PAGEREF _Toc238127244 \h </w:instrText>
+              <w:instrText xml:space="preserve"> PAGEREF _Toc238128298 \h </w:instrText>
             </w:r>
             <w:r>
               <w:rPr>
@@ -3687,7 +3760,7 @@
                 <w:noProof/>
                 <w:webHidden/>
               </w:rPr>
-              <w:t>38</w:t>
+              <w:t>39</w:t>
             </w:r>
             <w:r>
               <w:rPr>
@@ -3712,7 +3785,7 @@
               <w14:ligatures w14:val="standardContextual"/>
             </w:rPr>
           </w:pPr>
-          <w:hyperlink w:anchor="_Toc238127245" w:history="1">
+          <w:hyperlink w:anchor="_Toc238128299" w:history="1">
             <w:r>
               <w:rPr>
                 <w:rStyle w:val="Hyperlink"/>
@@ -3740,7 +3813,7 @@
                 <w:noProof/>
                 <w:webHidden/>
               </w:rPr>
-              <w:instrText xml:space="preserve"> PAGEREF _Toc238127245 \h </w:instrText>
+              <w:instrText xml:space="preserve"> PAGEREF _Toc238128299 \h </w:instrText>
             </w:r>
             <w:r>
               <w:rPr>
@@ -3760,7 +3833,7 @@
                 <w:noProof/>
                 <w:webHidden/>
               </w:rPr>
-              <w:t>38</w:t>
+              <w:t>39</w:t>
             </w:r>
             <w:r>
               <w:rPr>
@@ -3782,7 +3855,7 @@
               <w14:ligatures w14:val="standardContextual"/>
             </w:rPr>
           </w:pPr>
-          <w:hyperlink w:anchor="_Toc238127246" w:history="1">
+          <w:hyperlink w:anchor="_Toc238128300" w:history="1">
             <w:r>
               <w:rPr>
                 <w:rStyle w:val="Hyperlink"/>
@@ -3810,7 +3883,7 @@
                 <w:noProof/>
                 <w:webHidden/>
               </w:rPr>
-              <w:instrText xml:space="preserve"> PAGEREF _Toc238127246 \h </w:instrText>
+              <w:instrText xml:space="preserve"> PAGEREF _Toc238128300 \h </w:instrText>
             </w:r>
             <w:r>
               <w:rPr>
@@ -3830,7 +3903,7 @@
                 <w:noProof/>
                 <w:webHidden/>
               </w:rPr>
-              <w:t>39</w:t>
+              <w:t>40</w:t>
             </w:r>
             <w:r>
               <w:rPr>
@@ -3855,7 +3928,7 @@
               <w14:ligatures w14:val="standardContextual"/>
             </w:rPr>
           </w:pPr>
-          <w:hyperlink w:anchor="_Toc238127247" w:history="1">
+          <w:hyperlink w:anchor="_Toc238128301" w:history="1">
             <w:r>
               <w:rPr>
                 <w:rStyle w:val="Hyperlink"/>
@@ -3883,7 +3956,7 @@
                 <w:noProof/>
                 <w:webHidden/>
               </w:rPr>
-              <w:instrText xml:space="preserve"> PAGEREF _Toc238127247 \h </w:instrText>
+              <w:instrText xml:space="preserve"> PAGEREF _Toc238128301 \h </w:instrText>
             </w:r>
             <w:r>
               <w:rPr>
@@ -3903,7 +3976,7 @@
                 <w:noProof/>
                 <w:webHidden/>
               </w:rPr>
-              <w:t>39</w:t>
+              <w:t>40</w:t>
             </w:r>
             <w:r>
               <w:rPr>
@@ -3928,7 +4001,7 @@
               <w14:ligatures w14:val="standardContextual"/>
             </w:rPr>
           </w:pPr>
-          <w:hyperlink w:anchor="_Toc238127248" w:history="1">
+          <w:hyperlink w:anchor="_Toc238128302" w:history="1">
             <w:r>
               <w:rPr>
                 <w:rStyle w:val="Hyperlink"/>
@@ -3956,7 +4029,7 @@
                 <w:noProof/>
                 <w:webHidden/>
               </w:rPr>
-              <w:instrText xml:space="preserve"> PAGEREF _Toc238127248 \h </w:instrText>
+              <w:instrText xml:space="preserve"> PAGEREF _Toc238128302 \h </w:instrText>
             </w:r>
             <w:r>
               <w:rPr>
@@ -3976,7 +4049,7 @@
                 <w:noProof/>
                 <w:webHidden/>
               </w:rPr>
-              <w:t>40</w:t>
+              <w:t>41</w:t>
             </w:r>
             <w:r>
               <w:rPr>
@@ -3998,7 +4071,7 @@
               <w14:ligatures w14:val="standardContextual"/>
             </w:rPr>
           </w:pPr>
-          <w:hyperlink w:anchor="_Toc238127249" w:history="1">
+          <w:hyperlink w:anchor="_Toc238128303" w:history="1">
             <w:r>
               <w:rPr>
                 <w:rStyle w:val="Hyperlink"/>
@@ -4026,7 +4099,7 @@
                 <w:noProof/>
                 <w:webHidden/>
               </w:rPr>
-              <w:instrText xml:space="preserve"> PAGEREF _Toc238127249 \h </w:instrText>
+              <w:instrText xml:space="preserve"> PAGEREF _Toc238128303 \h </w:instrText>
             </w:r>
             <w:r>
               <w:rPr>
@@ -4046,7 +4119,7 @@
                 <w:noProof/>
                 <w:webHidden/>
               </w:rPr>
-              <w:t>43</w:t>
+              <w:t>44</w:t>
             </w:r>
             <w:r>
               <w:rPr>
@@ -4071,7 +4144,7 @@
               <w14:ligatures w14:val="standardContextual"/>
             </w:rPr>
           </w:pPr>
-          <w:hyperlink w:anchor="_Toc238127250" w:history="1">
+          <w:hyperlink w:anchor="_Toc238128304" w:history="1">
             <w:r>
               <w:rPr>
                 <w:rStyle w:val="Hyperlink"/>
@@ -4099,7 +4172,7 @@
                 <w:noProof/>
                 <w:webHidden/>
               </w:rPr>
-              <w:instrText xml:space="preserve"> PAGEREF _Toc238127250 \h </w:instrText>
+              <w:instrText xml:space="preserve"> PAGEREF _Toc238128304 \h </w:instrText>
             </w:r>
             <w:r>
               <w:rPr>
@@ -4119,7 +4192,7 @@
                 <w:noProof/>
                 <w:webHidden/>
               </w:rPr>
-              <w:t>43</w:t>
+              <w:t>44</w:t>
             </w:r>
             <w:r>
               <w:rPr>
@@ -4144,7 +4217,7 @@
               <w14:ligatures w14:val="standardContextual"/>
             </w:rPr>
           </w:pPr>
-          <w:hyperlink w:anchor="_Toc238127251" w:history="1">
+          <w:hyperlink w:anchor="_Toc238128305" w:history="1">
             <w:r>
               <w:rPr>
                 <w:rStyle w:val="Hyperlink"/>
@@ -4172,7 +4245,7 @@
                 <w:noProof/>
                 <w:webHidden/>
               </w:rPr>
-              <w:instrText xml:space="preserve"> PAGEREF _Toc238127251 \h </w:instrText>
+              <w:instrText xml:space="preserve"> PAGEREF _Toc238128305 \h </w:instrText>
             </w:r>
             <w:r>
               <w:rPr>
@@ -4192,7 +4265,7 @@
                 <w:noProof/>
                 <w:webHidden/>
               </w:rPr>
-              <w:t>45</w:t>
+              <w:t>46</w:t>
             </w:r>
             <w:r>
               <w:rPr>
@@ -4214,7 +4287,7 @@
               <w14:ligatures w14:val="standardContextual"/>
             </w:rPr>
           </w:pPr>
-          <w:hyperlink w:anchor="_Toc238127252" w:history="1">
+          <w:hyperlink w:anchor="_Toc238128306" w:history="1">
             <w:r>
               <w:rPr>
                 <w:rStyle w:val="Hyperlink"/>
@@ -4242,7 +4315,7 @@
                 <w:noProof/>
                 <w:webHidden/>
               </w:rPr>
-              <w:instrText xml:space="preserve"> PAGEREF _Toc238127252 \h </w:instrText>
+              <w:instrText xml:space="preserve"> PAGEREF _Toc238128306 \h </w:instrText>
             </w:r>
             <w:r>
               <w:rPr>
@@ -4262,7 +4335,7 @@
                 <w:noProof/>
                 <w:webHidden/>
               </w:rPr>
-              <w:t>45</w:t>
+              <w:t>46</w:t>
             </w:r>
             <w:r>
               <w:rPr>
@@ -4287,7 +4360,7 @@
               <w14:ligatures w14:val="standardContextual"/>
             </w:rPr>
           </w:pPr>
-          <w:hyperlink w:anchor="_Toc238127253" w:history="1">
+          <w:hyperlink w:anchor="_Toc238128307" w:history="1">
             <w:r>
               <w:rPr>
                 <w:rStyle w:val="Hyperlink"/>
@@ -4315,7 +4388,7 @@
                 <w:noProof/>
                 <w:webHidden/>
               </w:rPr>
-              <w:instrText xml:space="preserve"> PAGEREF _Toc238127253 \h </w:instrText>
+              <w:instrText xml:space="preserve"> PAGEREF _Toc238128307 \h </w:instrText>
             </w:r>
             <w:r>
               <w:rPr>
@@ -4335,7 +4408,7 @@
                 <w:noProof/>
                 <w:webHidden/>
               </w:rPr>
-              <w:t>45</w:t>
+              <w:t>46</w:t>
             </w:r>
             <w:r>
               <w:rPr>
@@ -4360,7 +4433,7 @@
               <w14:ligatures w14:val="standardContextual"/>
             </w:rPr>
           </w:pPr>
-          <w:hyperlink w:anchor="_Toc238127254" w:history="1">
+          <w:hyperlink w:anchor="_Toc238128308" w:history="1">
             <w:r>
               <w:rPr>
                 <w:rStyle w:val="Hyperlink"/>
@@ -4388,7 +4461,7 @@
                 <w:noProof/>
                 <w:webHidden/>
               </w:rPr>
-              <w:instrText xml:space="preserve"> PAGEREF _Toc238127254 \h </w:instrText>
+              <w:instrText xml:space="preserve"> PAGEREF _Toc238128308 \h </w:instrText>
             </w:r>
             <w:r>
               <w:rPr>
@@ -4408,7 +4481,7 @@
                 <w:noProof/>
                 <w:webHidden/>
               </w:rPr>
-              <w:t>47</w:t>
+              <w:t>48</w:t>
             </w:r>
             <w:r>
               <w:rPr>
@@ -4430,7 +4503,7 @@
               <w14:ligatures w14:val="standardContextual"/>
             </w:rPr>
           </w:pPr>
-          <w:hyperlink w:anchor="_Toc238127255" w:history="1">
+          <w:hyperlink w:anchor="_Toc238128309" w:history="1">
             <w:r>
               <w:rPr>
                 <w:rStyle w:val="Hyperlink"/>
@@ -4458,7 +4531,7 @@
                 <w:noProof/>
                 <w:webHidden/>
               </w:rPr>
-              <w:instrText xml:space="preserve"> PAGEREF _Toc238127255 \h </w:instrText>
+              <w:instrText xml:space="preserve"> PAGEREF _Toc238128309 \h </w:instrText>
             </w:r>
             <w:r>
               <w:rPr>
@@ -4478,7 +4551,7 @@
                 <w:noProof/>
                 <w:webHidden/>
               </w:rPr>
-              <w:t>47</w:t>
+              <w:t>48</w:t>
             </w:r>
             <w:r>
               <w:rPr>
@@ -4503,7 +4576,7 @@
               <w14:ligatures w14:val="standardContextual"/>
             </w:rPr>
           </w:pPr>
-          <w:hyperlink w:anchor="_Toc238127256" w:history="1">
+          <w:hyperlink w:anchor="_Toc238128310" w:history="1">
             <w:r>
               <w:rPr>
                 <w:rStyle w:val="Hyperlink"/>
@@ -4531,7 +4604,7 @@
                 <w:noProof/>
                 <w:webHidden/>
               </w:rPr>
-              <w:instrText xml:space="preserve"> PAGEREF _Toc238127256 \h </w:instrText>
+              <w:instrText xml:space="preserve"> PAGEREF _Toc238128310 \h </w:instrText>
             </w:r>
             <w:r>
               <w:rPr>
@@ -4551,7 +4624,7 @@
                 <w:noProof/>
                 <w:webHidden/>
               </w:rPr>
-              <w:t>47</w:t>
+              <w:t>48</w:t>
             </w:r>
             <w:r>
               <w:rPr>
@@ -4573,7 +4646,7 @@
               <w14:ligatures w14:val="standardContextual"/>
             </w:rPr>
           </w:pPr>
-          <w:hyperlink w:anchor="_Toc238127257" w:history="1">
+          <w:hyperlink w:anchor="_Toc238128311" w:history="1">
             <w:r>
               <w:rPr>
                 <w:rStyle w:val="Hyperlink"/>
@@ -4601,7 +4674,7 @@
                 <w:noProof/>
                 <w:webHidden/>
               </w:rPr>
-              <w:instrText xml:space="preserve"> PAGEREF _Toc238127257 \h </w:instrText>
+              <w:instrText xml:space="preserve"> PAGEREF _Toc238128311 \h </w:instrText>
             </w:r>
             <w:r>
               <w:rPr>
@@ -4621,7 +4694,7 @@
                 <w:noProof/>
                 <w:webHidden/>
               </w:rPr>
-              <w:t>48</w:t>
+              <w:t>49</w:t>
             </w:r>
             <w:r>
               <w:rPr>
@@ -4646,7 +4719,7 @@
               <w14:ligatures w14:val="standardContextual"/>
             </w:rPr>
           </w:pPr>
-          <w:hyperlink w:anchor="_Toc238127258" w:history="1">
+          <w:hyperlink w:anchor="_Toc238128312" w:history="1">
             <w:r>
               <w:rPr>
                 <w:rStyle w:val="Hyperlink"/>
@@ -4674,7 +4747,7 @@
                 <w:noProof/>
                 <w:webHidden/>
               </w:rPr>
-              <w:instrText xml:space="preserve"> PAGEREF _Toc238127258 \h </w:instrText>
+              <w:instrText xml:space="preserve"> PAGEREF _Toc238128312 \h </w:instrText>
             </w:r>
             <w:r>
               <w:rPr>
@@ -4694,7 +4767,7 @@
                 <w:noProof/>
                 <w:webHidden/>
               </w:rPr>
-              <w:t>48</w:t>
+              <w:t>49</w:t>
             </w:r>
             <w:r>
               <w:rPr>
@@ -4716,7 +4789,7 @@
               <w14:ligatures w14:val="standardContextual"/>
             </w:rPr>
           </w:pPr>
-          <w:hyperlink w:anchor="_Toc238127259" w:history="1">
+          <w:hyperlink w:anchor="_Toc238128313" w:history="1">
             <w:r>
               <w:rPr>
                 <w:rStyle w:val="Hyperlink"/>
@@ -4744,7 +4817,7 @@
                 <w:noProof/>
                 <w:webHidden/>
               </w:rPr>
-              <w:instrText xml:space="preserve"> PAGEREF _Toc238127259 \h </w:instrText>
+              <w:instrText xml:space="preserve"> PAGEREF _Toc238128313 \h </w:instrText>
             </w:r>
             <w:r>
               <w:rPr>
@@ -4764,7 +4837,7 @@
                 <w:noProof/>
                 <w:webHidden/>
               </w:rPr>
-              <w:t>49</w:t>
+              <w:t>50</w:t>
             </w:r>
             <w:r>
               <w:rPr>
@@ -4789,7 +4862,7 @@
               <w14:ligatures w14:val="standardContextual"/>
             </w:rPr>
           </w:pPr>
-          <w:hyperlink w:anchor="_Toc238127260" w:history="1">
+          <w:hyperlink w:anchor="_Toc238128314" w:history="1">
             <w:r>
               <w:rPr>
                 <w:rStyle w:val="Hyperlink"/>
@@ -4817,7 +4890,7 @@
                 <w:noProof/>
                 <w:webHidden/>
               </w:rPr>
-              <w:instrText xml:space="preserve"> PAGEREF _Toc238127260 \h </w:instrText>
+              <w:instrText xml:space="preserve"> PAGEREF _Toc238128314 \h </w:instrText>
             </w:r>
             <w:r>
               <w:rPr>
@@ -4837,7 +4910,7 @@
                 <w:noProof/>
                 <w:webHidden/>
               </w:rPr>
-              <w:t>49</w:t>
+              <w:t>50</w:t>
             </w:r>
             <w:r>
               <w:rPr>
@@ -4862,7 +4935,7 @@
               <w14:ligatures w14:val="standardContextual"/>
             </w:rPr>
           </w:pPr>
-          <w:hyperlink w:anchor="_Toc238127261" w:history="1">
+          <w:hyperlink w:anchor="_Toc238128315" w:history="1">
             <w:r>
               <w:rPr>
                 <w:rStyle w:val="Hyperlink"/>
@@ -4890,7 +4963,7 @@
                 <w:noProof/>
                 <w:webHidden/>
               </w:rPr>
-              <w:instrText xml:space="preserve"> PAGEREF _Toc238127261 \h </w:instrText>
+              <w:instrText xml:space="preserve"> PAGEREF _Toc238128315 \h </w:instrText>
             </w:r>
             <w:r>
               <w:rPr>
@@ -4910,7 +4983,7 @@
                 <w:noProof/>
                 <w:webHidden/>
               </w:rPr>
-              <w:t>50</w:t>
+              <w:t>51</w:t>
             </w:r>
             <w:r>
               <w:rPr>
@@ -4932,7 +5005,7 @@
               <w14:ligatures w14:val="standardContextual"/>
             </w:rPr>
           </w:pPr>
-          <w:hyperlink w:anchor="_Toc238127262" w:history="1">
+          <w:hyperlink w:anchor="_Toc238128316" w:history="1">
             <w:r>
               <w:rPr>
                 <w:rStyle w:val="Hyperlink"/>
@@ -4960,7 +5033,7 @@
                 <w:noProof/>
                 <w:webHidden/>
               </w:rPr>
-              <w:instrText xml:space="preserve"> PAGEREF _Toc238127262 \h </w:instrText>
+              <w:instrText xml:space="preserve"> PAGEREF _Toc238128316 \h </w:instrText>
             </w:r>
             <w:r>
               <w:rPr>
@@ -4980,7 +5053,7 @@
                 <w:noProof/>
                 <w:webHidden/>
               </w:rPr>
-              <w:t>50</w:t>
+              <w:t>51</w:t>
             </w:r>
             <w:r>
               <w:rPr>
@@ -5005,7 +5078,7 @@
               <w14:ligatures w14:val="standardContextual"/>
             </w:rPr>
           </w:pPr>
-          <w:hyperlink w:anchor="_Toc238127263" w:history="1">
+          <w:hyperlink w:anchor="_Toc238128317" w:history="1">
             <w:r>
               <w:rPr>
                 <w:rStyle w:val="Hyperlink"/>
@@ -5033,7 +5106,7 @@
                 <w:noProof/>
                 <w:webHidden/>
               </w:rPr>
-              <w:instrText xml:space="preserve"> PAGEREF _Toc238127263 \h </w:instrText>
+              <w:instrText xml:space="preserve"> PAGEREF _Toc238128317 \h </w:instrText>
             </w:r>
             <w:r>
               <w:rPr>
@@ -5053,7 +5126,7 @@
                 <w:noProof/>
                 <w:webHidden/>
               </w:rPr>
-              <w:t>50</w:t>
+              <w:t>51</w:t>
             </w:r>
             <w:r>
               <w:rPr>
@@ -5075,7 +5148,7 @@
               <w14:ligatures w14:val="standardContextual"/>
             </w:rPr>
           </w:pPr>
-          <w:hyperlink w:anchor="_Toc238127264" w:history="1">
+          <w:hyperlink w:anchor="_Toc238128318" w:history="1">
             <w:r>
               <w:rPr>
                 <w:rStyle w:val="Hyperlink"/>
@@ -5103,7 +5176,7 @@
                 <w:noProof/>
                 <w:webHidden/>
               </w:rPr>
-              <w:instrText xml:space="preserve"> PAGEREF _Toc238127264 \h </w:instrText>
+              <w:instrText xml:space="preserve"> PAGEREF _Toc238128318 \h </w:instrText>
             </w:r>
             <w:r>
               <w:rPr>
@@ -5123,7 +5196,7 @@
                 <w:noProof/>
                 <w:webHidden/>
               </w:rPr>
-              <w:t>51</w:t>
+              <w:t>52</w:t>
             </w:r>
             <w:r>
               <w:rPr>
@@ -5148,7 +5221,7 @@
               <w14:ligatures w14:val="standardContextual"/>
             </w:rPr>
           </w:pPr>
-          <w:hyperlink w:anchor="_Toc238127265" w:history="1">
+          <w:hyperlink w:anchor="_Toc238128319" w:history="1">
             <w:r>
               <w:rPr>
                 <w:rStyle w:val="Hyperlink"/>
@@ -5176,7 +5249,7 @@
                 <w:noProof/>
                 <w:webHidden/>
               </w:rPr>
-              <w:instrText xml:space="preserve"> PAGEREF _Toc238127265 \h </w:instrText>
+              <w:instrText xml:space="preserve"> PAGEREF _Toc238128319 \h </w:instrText>
             </w:r>
             <w:r>
               <w:rPr>
@@ -5196,7 +5269,7 @@
                 <w:noProof/>
                 <w:webHidden/>
               </w:rPr>
-              <w:t>51</w:t>
+              <w:t>52</w:t>
             </w:r>
             <w:r>
               <w:rPr>
@@ -5221,7 +5294,7 @@
               <w14:ligatures w14:val="standardContextual"/>
             </w:rPr>
           </w:pPr>
-          <w:hyperlink w:anchor="_Toc238127266" w:history="1">
+          <w:hyperlink w:anchor="_Toc238128320" w:history="1">
             <w:r>
               <w:rPr>
                 <w:rStyle w:val="Hyperlink"/>
@@ -5249,7 +5322,7 @@
                 <w:noProof/>
                 <w:webHidden/>
               </w:rPr>
-              <w:instrText xml:space="preserve"> PAGEREF _Toc238127266 \h </w:instrText>
+              <w:instrText xml:space="preserve"> PAGEREF _Toc238128320 \h </w:instrText>
             </w:r>
             <w:r>
               <w:rPr>
@@ -5269,7 +5342,7 @@
                 <w:noProof/>
                 <w:webHidden/>
               </w:rPr>
-              <w:t>52</w:t>
+              <w:t>53</w:t>
             </w:r>
             <w:r>
               <w:rPr>
@@ -5294,7 +5367,7 @@
               <w14:ligatures w14:val="standardContextual"/>
             </w:rPr>
           </w:pPr>
-          <w:hyperlink w:anchor="_Toc238127267" w:history="1">
+          <w:hyperlink w:anchor="_Toc238128321" w:history="1">
             <w:r>
               <w:rPr>
                 <w:rStyle w:val="Hyperlink"/>
@@ -5322,7 +5395,7 @@
                 <w:noProof/>
                 <w:webHidden/>
               </w:rPr>
-              <w:instrText xml:space="preserve"> PAGEREF _Toc238127267 \h </w:instrText>
+              <w:instrText xml:space="preserve"> PAGEREF _Toc238128321 \h </w:instrText>
             </w:r>
             <w:r>
               <w:rPr>
@@ -5342,7 +5415,7 @@
                 <w:noProof/>
                 <w:webHidden/>
               </w:rPr>
-              <w:t>53</w:t>
+              <w:t>54</w:t>
             </w:r>
             <w:r>
               <w:rPr>
@@ -5367,7 +5440,7 @@
               <w14:ligatures w14:val="standardContextual"/>
             </w:rPr>
           </w:pPr>
-          <w:hyperlink w:anchor="_Toc238127268" w:history="1">
+          <w:hyperlink w:anchor="_Toc238128322" w:history="1">
             <w:r>
               <w:rPr>
                 <w:rStyle w:val="Hyperlink"/>
@@ -5395,7 +5468,7 @@
                 <w:noProof/>
                 <w:webHidden/>
               </w:rPr>
-              <w:instrText xml:space="preserve"> PAGEREF _Toc238127268 \h </w:instrText>
+              <w:instrText xml:space="preserve"> PAGEREF _Toc238128322 \h </w:instrText>
             </w:r>
             <w:r>
               <w:rPr>
@@ -5415,7 +5488,7 @@
                 <w:noProof/>
                 <w:webHidden/>
               </w:rPr>
-              <w:t>54</w:t>
+              <w:t>55</w:t>
             </w:r>
             <w:r>
               <w:rPr>
@@ -5440,7 +5513,7 @@
               <w14:ligatures w14:val="standardContextual"/>
             </w:rPr>
           </w:pPr>
-          <w:hyperlink w:anchor="_Toc238127269" w:history="1">
+          <w:hyperlink w:anchor="_Toc238128323" w:history="1">
             <w:r>
               <w:rPr>
                 <w:rStyle w:val="Hyperlink"/>
@@ -5468,7 +5541,7 @@
                 <w:noProof/>
                 <w:webHidden/>
               </w:rPr>
-              <w:instrText xml:space="preserve"> PAGEREF _Toc238127269 \h </w:instrText>
+              <w:instrText xml:space="preserve"> PAGEREF _Toc238128323 \h </w:instrText>
             </w:r>
             <w:r>
               <w:rPr>
@@ -5488,7 +5561,7 @@
                 <w:noProof/>
                 <w:webHidden/>
               </w:rPr>
-              <w:t>56</w:t>
+              <w:t>57</w:t>
             </w:r>
             <w:r>
               <w:rPr>
@@ -5510,7 +5583,7 @@
               <w14:ligatures w14:val="standardContextual"/>
             </w:rPr>
           </w:pPr>
-          <w:hyperlink w:anchor="_Toc238127270" w:history="1">
+          <w:hyperlink w:anchor="_Toc238128324" w:history="1">
             <w:r>
               <w:rPr>
                 <w:rStyle w:val="Hyperlink"/>
@@ -5538,7 +5611,7 @@
                 <w:noProof/>
                 <w:webHidden/>
               </w:rPr>
-              <w:instrText xml:space="preserve"> PAGEREF _Toc238127270 \h </w:instrText>
+              <w:instrText xml:space="preserve"> PAGEREF _Toc238128324 \h </w:instrText>
             </w:r>
             <w:r>
               <w:rPr>
@@ -5558,7 +5631,7 @@
                 <w:noProof/>
                 <w:webHidden/>
               </w:rPr>
-              <w:t>56</w:t>
+              <w:t>57</w:t>
             </w:r>
             <w:r>
               <w:rPr>
@@ -5583,7 +5656,7 @@
               <w14:ligatures w14:val="standardContextual"/>
             </w:rPr>
           </w:pPr>
-          <w:hyperlink w:anchor="_Toc238127271" w:history="1">
+          <w:hyperlink w:anchor="_Toc238128325" w:history="1">
             <w:r>
               <w:rPr>
                 <w:rStyle w:val="Hyperlink"/>
@@ -5611,7 +5684,7 @@
                 <w:noProof/>
                 <w:webHidden/>
               </w:rPr>
-              <w:instrText xml:space="preserve"> PAGEREF _Toc238127271 \h </w:instrText>
+              <w:instrText xml:space="preserve"> PAGEREF _Toc238128325 \h </w:instrText>
             </w:r>
             <w:r>
               <w:rPr>
@@ -5631,7 +5704,7 @@
                 <w:noProof/>
                 <w:webHidden/>
               </w:rPr>
-              <w:t>56</w:t>
+              <w:t>57</w:t>
             </w:r>
             <w:r>
               <w:rPr>
@@ -5653,7 +5726,7 @@
               <w14:ligatures w14:val="standardContextual"/>
             </w:rPr>
           </w:pPr>
-          <w:hyperlink w:anchor="_Toc238127272" w:history="1">
+          <w:hyperlink w:anchor="_Toc238128326" w:history="1">
             <w:r>
               <w:rPr>
                 <w:rStyle w:val="Hyperlink"/>
@@ -5681,7 +5754,7 @@
                 <w:noProof/>
                 <w:webHidden/>
               </w:rPr>
-              <w:instrText xml:space="preserve"> PAGEREF _Toc238127272 \h </w:instrText>
+              <w:instrText xml:space="preserve"> PAGEREF _Toc238128326 \h </w:instrText>
             </w:r>
             <w:r>
               <w:rPr>
@@ -5701,7 +5774,7 @@
                 <w:noProof/>
                 <w:webHidden/>
               </w:rPr>
-              <w:t>57</w:t>
+              <w:t>58</w:t>
             </w:r>
             <w:r>
               <w:rPr>
@@ -5726,7 +5799,7 @@
               <w14:ligatures w14:val="standardContextual"/>
             </w:rPr>
           </w:pPr>
-          <w:hyperlink w:anchor="_Toc238127273" w:history="1">
+          <w:hyperlink w:anchor="_Toc238128327" w:history="1">
             <w:r>
               <w:rPr>
                 <w:rStyle w:val="Hyperlink"/>
@@ -5754,7 +5827,7 @@
                 <w:noProof/>
                 <w:webHidden/>
               </w:rPr>
-              <w:instrText xml:space="preserve"> PAGEREF _Toc238127273 \h </w:instrText>
+              <w:instrText xml:space="preserve"> PAGEREF _Toc238128327 \h </w:instrText>
             </w:r>
             <w:r>
               <w:rPr>
@@ -5774,7 +5847,7 @@
                 <w:noProof/>
                 <w:webHidden/>
               </w:rPr>
-              <w:t>57</w:t>
+              <w:t>58</w:t>
             </w:r>
             <w:r>
               <w:rPr>
@@ -5799,7 +5872,7 @@
               <w14:ligatures w14:val="standardContextual"/>
             </w:rPr>
           </w:pPr>
-          <w:hyperlink w:anchor="_Toc238127274" w:history="1">
+          <w:hyperlink w:anchor="_Toc238128328" w:history="1">
             <w:r>
               <w:rPr>
                 <w:rStyle w:val="Hyperlink"/>
@@ -5827,7 +5900,7 @@
                 <w:noProof/>
                 <w:webHidden/>
               </w:rPr>
-              <w:instrText xml:space="preserve"> PAGEREF _Toc238127274 \h </w:instrText>
+              <w:instrText xml:space="preserve"> PAGEREF _Toc238128328 \h </w:instrText>
             </w:r>
             <w:r>
               <w:rPr>
@@ -5847,7 +5920,7 @@
                 <w:noProof/>
                 <w:webHidden/>
               </w:rPr>
-              <w:t>59</w:t>
+              <w:t>60</w:t>
             </w:r>
             <w:r>
               <w:rPr>
@@ -5872,7 +5945,7 @@
               <w14:ligatures w14:val="standardContextual"/>
             </w:rPr>
           </w:pPr>
-          <w:hyperlink w:anchor="_Toc238127275" w:history="1">
+          <w:hyperlink w:anchor="_Toc238128329" w:history="1">
             <w:r>
               <w:rPr>
                 <w:rStyle w:val="Hyperlink"/>
@@ -5900,7 +5973,7 @@
                 <w:noProof/>
                 <w:webHidden/>
               </w:rPr>
-              <w:instrText xml:space="preserve"> PAGEREF _Toc238127275 \h </w:instrText>
+              <w:instrText xml:space="preserve"> PAGEREF _Toc238128329 \h </w:instrText>
             </w:r>
             <w:r>
               <w:rPr>
@@ -5920,7 +5993,7 @@
                 <w:noProof/>
                 <w:webHidden/>
               </w:rPr>
-              <w:t>59</w:t>
+              <w:t>60</w:t>
             </w:r>
             <w:r>
               <w:rPr>
@@ -5945,7 +6018,7 @@
               <w14:ligatures w14:val="standardContextual"/>
             </w:rPr>
           </w:pPr>
-          <w:hyperlink w:anchor="_Toc238127276" w:history="1">
+          <w:hyperlink w:anchor="_Toc238128330" w:history="1">
             <w:r>
               <w:rPr>
                 <w:rStyle w:val="Hyperlink"/>
@@ -5973,7 +6046,7 @@
                 <w:noProof/>
                 <w:webHidden/>
               </w:rPr>
-              <w:instrText xml:space="preserve"> PAGEREF _Toc238127276 \h </w:instrText>
+              <w:instrText xml:space="preserve"> PAGEREF _Toc238128330 \h </w:instrText>
             </w:r>
             <w:r>
               <w:rPr>
@@ -5993,7 +6066,7 @@
                 <w:noProof/>
                 <w:webHidden/>
               </w:rPr>
-              <w:t>60</w:t>
+              <w:t>61</w:t>
             </w:r>
             <w:r>
               <w:rPr>
@@ -6018,7 +6091,7 @@
               <w14:ligatures w14:val="standardContextual"/>
             </w:rPr>
           </w:pPr>
-          <w:hyperlink w:anchor="_Toc238127277" w:history="1">
+          <w:hyperlink w:anchor="_Toc238128331" w:history="1">
             <w:r>
               <w:rPr>
                 <w:rStyle w:val="Hyperlink"/>
@@ -6046,7 +6119,7 @@
                 <w:noProof/>
                 <w:webHidden/>
               </w:rPr>
-              <w:instrText xml:space="preserve"> PAGEREF _Toc238127277 \h </w:instrText>
+              <w:instrText xml:space="preserve"> PAGEREF _Toc238128331 \h </w:instrText>
             </w:r>
             <w:r>
               <w:rPr>
@@ -6066,7 +6139,7 @@
                 <w:noProof/>
                 <w:webHidden/>
               </w:rPr>
-              <w:t>61</w:t>
+              <w:t>62</w:t>
             </w:r>
             <w:r>
               <w:rPr>
@@ -6091,7 +6164,7 @@
               <w14:ligatures w14:val="standardContextual"/>
             </w:rPr>
           </w:pPr>
-          <w:hyperlink w:anchor="_Toc238127278" w:history="1">
+          <w:hyperlink w:anchor="_Toc238128332" w:history="1">
             <w:r>
               <w:rPr>
                 <w:rStyle w:val="Hyperlink"/>
@@ -6119,7 +6192,7 @@
                 <w:noProof/>
                 <w:webHidden/>
               </w:rPr>
-              <w:instrText xml:space="preserve"> PAGEREF _Toc238127278 \h </w:instrText>
+              <w:instrText xml:space="preserve"> PAGEREF _Toc238128332 \h </w:instrText>
             </w:r>
             <w:r>
               <w:rPr>
@@ -6139,7 +6212,7 @@
                 <w:noProof/>
                 <w:webHidden/>
               </w:rPr>
-              <w:t>62</w:t>
+              <w:t>63</w:t>
             </w:r>
             <w:r>
               <w:rPr>
@@ -6161,7 +6234,7 @@
               <w14:ligatures w14:val="standardContextual"/>
             </w:rPr>
           </w:pPr>
-          <w:hyperlink w:anchor="_Toc238127279" w:history="1">
+          <w:hyperlink w:anchor="_Toc238128333" w:history="1">
             <w:r>
               <w:rPr>
                 <w:rStyle w:val="Hyperlink"/>
@@ -6189,7 +6262,7 @@
                 <w:noProof/>
                 <w:webHidden/>
               </w:rPr>
-              <w:instrText xml:space="preserve"> PAGEREF _Toc238127279 \h </w:instrText>
+              <w:instrText xml:space="preserve"> PAGEREF _Toc238128333 \h </w:instrText>
             </w:r>
             <w:r>
               <w:rPr>
@@ -6209,7 +6282,7 @@
                 <w:noProof/>
                 <w:webHidden/>
               </w:rPr>
-              <w:t>62</w:t>
+              <w:t>63</w:t>
             </w:r>
             <w:r>
               <w:rPr>
@@ -6234,7 +6307,7 @@
               <w14:ligatures w14:val="standardContextual"/>
             </w:rPr>
           </w:pPr>
-          <w:hyperlink w:anchor="_Toc238127280" w:history="1">
+          <w:hyperlink w:anchor="_Toc238128334" w:history="1">
             <w:r>
               <w:rPr>
                 <w:rStyle w:val="Hyperlink"/>
@@ -6262,7 +6335,7 @@
                 <w:noProof/>
                 <w:webHidden/>
               </w:rPr>
-              <w:instrText xml:space="preserve"> PAGEREF _Toc238127280 \h </w:instrText>
+              <w:instrText xml:space="preserve"> PAGEREF _Toc238128334 \h </w:instrText>
             </w:r>
             <w:r>
               <w:rPr>
@@ -6282,7 +6355,7 @@
                 <w:noProof/>
                 <w:webHidden/>
               </w:rPr>
-              <w:t>62</w:t>
+              <w:t>63</w:t>
             </w:r>
             <w:r>
               <w:rPr>
@@ -6304,7 +6377,7 @@
               <w14:ligatures w14:val="standardContextual"/>
             </w:rPr>
           </w:pPr>
-          <w:hyperlink w:anchor="_Toc238127281" w:history="1">
+          <w:hyperlink w:anchor="_Toc238128335" w:history="1">
             <w:r>
               <w:rPr>
                 <w:rStyle w:val="Hyperlink"/>
@@ -6332,7 +6405,7 @@
                 <w:noProof/>
                 <w:webHidden/>
               </w:rPr>
-              <w:instrText xml:space="preserve"> PAGEREF _Toc238127281 \h </w:instrText>
+              <w:instrText xml:space="preserve"> PAGEREF _Toc238128335 \h </w:instrText>
             </w:r>
             <w:r>
               <w:rPr>
@@ -6352,7 +6425,7 @@
                 <w:noProof/>
                 <w:webHidden/>
               </w:rPr>
-              <w:t>63</w:t>
+              <w:t>64</w:t>
             </w:r>
             <w:r>
               <w:rPr>
@@ -6377,7 +6450,7 @@
               <w14:ligatures w14:val="standardContextual"/>
             </w:rPr>
           </w:pPr>
-          <w:hyperlink w:anchor="_Toc238127282" w:history="1">
+          <w:hyperlink w:anchor="_Toc238128336" w:history="1">
             <w:r>
               <w:rPr>
                 <w:rStyle w:val="Hyperlink"/>
@@ -6405,7 +6478,7 @@
                 <w:noProof/>
                 <w:webHidden/>
               </w:rPr>
-              <w:instrText xml:space="preserve"> PAGEREF _Toc238127282 \h </w:instrText>
+              <w:instrText xml:space="preserve"> PAGEREF _Toc238128336 \h </w:instrText>
             </w:r>
             <w:r>
               <w:rPr>
@@ -6425,7 +6498,7 @@
                 <w:noProof/>
                 <w:webHidden/>
               </w:rPr>
-              <w:t>63</w:t>
+              <w:t>64</w:t>
             </w:r>
             <w:r>
               <w:rPr>
@@ -6450,7 +6523,7 @@
               <w14:ligatures w14:val="standardContextual"/>
             </w:rPr>
           </w:pPr>
-          <w:hyperlink w:anchor="_Toc238127283" w:history="1">
+          <w:hyperlink w:anchor="_Toc238128337" w:history="1">
             <w:r>
               <w:rPr>
                 <w:rStyle w:val="Hyperlink"/>
@@ -6478,7 +6551,7 @@
                 <w:noProof/>
                 <w:webHidden/>
               </w:rPr>
-              <w:instrText xml:space="preserve"> PAGEREF _Toc238127283 \h </w:instrText>
+              <w:instrText xml:space="preserve"> PAGEREF _Toc238128337 \h </w:instrText>
             </w:r>
             <w:r>
               <w:rPr>
@@ -6498,7 +6571,7 @@
                 <w:noProof/>
                 <w:webHidden/>
               </w:rPr>
-              <w:t>64</w:t>
+              <w:t>65</w:t>
             </w:r>
             <w:r>
               <w:rPr>
@@ -6520,7 +6593,7 @@
               <w14:ligatures w14:val="standardContextual"/>
             </w:rPr>
           </w:pPr>
-          <w:hyperlink w:anchor="_Toc238127284" w:history="1">
+          <w:hyperlink w:anchor="_Toc238128338" w:history="1">
             <w:r>
               <w:rPr>
                 <w:rStyle w:val="Hyperlink"/>
@@ -6548,7 +6621,7 @@
                 <w:noProof/>
                 <w:webHidden/>
               </w:rPr>
-              <w:instrText xml:space="preserve"> PAGEREF _Toc238127284 \h </w:instrText>
+              <w:instrText xml:space="preserve"> PAGEREF _Toc238128338 \h </w:instrText>
             </w:r>
             <w:r>
               <w:rPr>
@@ -6568,7 +6641,7 @@
                 <w:noProof/>
                 <w:webHidden/>
               </w:rPr>
-              <w:t>64</w:t>
+              <w:t>65</w:t>
             </w:r>
             <w:r>
               <w:rPr>
@@ -6593,7 +6666,7 @@
               <w14:ligatures w14:val="standardContextual"/>
             </w:rPr>
           </w:pPr>
-          <w:hyperlink w:anchor="_Toc238127285" w:history="1">
+          <w:hyperlink w:anchor="_Toc238128339" w:history="1">
             <w:r>
               <w:rPr>
                 <w:rStyle w:val="Hyperlink"/>
@@ -6621,7 +6694,7 @@
                 <w:noProof/>
                 <w:webHidden/>
               </w:rPr>
-              <w:instrText xml:space="preserve"> PAGEREF _Toc238127285 \h </w:instrText>
+              <w:instrText xml:space="preserve"> PAGEREF _Toc238128339 \h </w:instrText>
             </w:r>
             <w:r>
               <w:rPr>
@@ -6641,7 +6714,7 @@
                 <w:noProof/>
                 <w:webHidden/>
               </w:rPr>
-              <w:t>64</w:t>
+              <w:t>65</w:t>
             </w:r>
             <w:r>
               <w:rPr>
@@ -6666,7 +6739,7 @@
               <w14:ligatures w14:val="standardContextual"/>
             </w:rPr>
           </w:pPr>
-          <w:hyperlink w:anchor="_Toc238127286" w:history="1">
+          <w:hyperlink w:anchor="_Toc238128340" w:history="1">
             <w:r>
               <w:rPr>
                 <w:rStyle w:val="Hyperlink"/>
@@ -6694,7 +6767,7 @@
                 <w:noProof/>
                 <w:webHidden/>
               </w:rPr>
-              <w:instrText xml:space="preserve"> PAGEREF _Toc238127286 \h </w:instrText>
+              <w:instrText xml:space="preserve"> PAGEREF _Toc238128340 \h </w:instrText>
             </w:r>
             <w:r>
               <w:rPr>
@@ -6714,7 +6787,7 @@
                 <w:noProof/>
                 <w:webHidden/>
               </w:rPr>
-              <w:t>65</w:t>
+              <w:t>66</w:t>
             </w:r>
             <w:r>
               <w:rPr>
@@ -6736,7 +6809,7 @@
               <w14:ligatures w14:val="standardContextual"/>
             </w:rPr>
           </w:pPr>
-          <w:hyperlink w:anchor="_Toc238127287" w:history="1">
+          <w:hyperlink w:anchor="_Toc238128341" w:history="1">
             <w:r>
               <w:rPr>
                 <w:rStyle w:val="Hyperlink"/>
@@ -6764,7 +6837,7 @@
                 <w:noProof/>
                 <w:webHidden/>
               </w:rPr>
-              <w:instrText xml:space="preserve"> PAGEREF _Toc238127287 \h </w:instrText>
+              <w:instrText xml:space="preserve"> PAGEREF _Toc238128341 \h </w:instrText>
             </w:r>
             <w:r>
               <w:rPr>
@@ -6784,7 +6857,7 @@
                 <w:noProof/>
                 <w:webHidden/>
               </w:rPr>
-              <w:t>66</w:t>
+              <w:t>67</w:t>
             </w:r>
             <w:r>
               <w:rPr>
@@ -6809,7 +6882,7 @@
               <w14:ligatures w14:val="standardContextual"/>
             </w:rPr>
           </w:pPr>
-          <w:hyperlink w:anchor="_Toc238127288" w:history="1">
+          <w:hyperlink w:anchor="_Toc238128342" w:history="1">
             <w:r>
               <w:rPr>
                 <w:rStyle w:val="Hyperlink"/>
@@ -6837,7 +6910,7 @@
                 <w:noProof/>
                 <w:webHidden/>
               </w:rPr>
-              <w:instrText xml:space="preserve"> PAGEREF _Toc238127288 \h </w:instrText>
+              <w:instrText xml:space="preserve"> PAGEREF _Toc238128342 \h </w:instrText>
             </w:r>
             <w:r>
               <w:rPr>
@@ -6857,7 +6930,7 @@
                 <w:noProof/>
                 <w:webHidden/>
               </w:rPr>
-              <w:t>66</w:t>
+              <w:t>67</w:t>
             </w:r>
             <w:r>
               <w:rPr>
@@ -6882,7 +6955,7 @@
               <w14:ligatures w14:val="standardContextual"/>
             </w:rPr>
           </w:pPr>
-          <w:hyperlink w:anchor="_Toc238127289" w:history="1">
+          <w:hyperlink w:anchor="_Toc238128343" w:history="1">
             <w:r>
               <w:rPr>
                 <w:rStyle w:val="Hyperlink"/>
@@ -6910,7 +6983,7 @@
                 <w:noProof/>
                 <w:webHidden/>
               </w:rPr>
-              <w:instrText xml:space="preserve"> PAGEREF _Toc238127289 \h </w:instrText>
+              <w:instrText xml:space="preserve"> PAGEREF _Toc238128343 \h </w:instrText>
             </w:r>
             <w:r>
               <w:rPr>
@@ -6930,7 +7003,7 @@
                 <w:noProof/>
                 <w:webHidden/>
               </w:rPr>
-              <w:t>67</w:t>
+              <w:t>68</w:t>
             </w:r>
             <w:r>
               <w:rPr>
@@ -6955,7 +7028,7 @@
               <w14:ligatures w14:val="standardContextual"/>
             </w:rPr>
           </w:pPr>
-          <w:hyperlink w:anchor="_Toc238127290" w:history="1">
+          <w:hyperlink w:anchor="_Toc238128344" w:history="1">
             <w:r>
               <w:rPr>
                 <w:rStyle w:val="Hyperlink"/>
@@ -6983,7 +7056,7 @@
                 <w:noProof/>
                 <w:webHidden/>
               </w:rPr>
-              <w:instrText xml:space="preserve"> PAGEREF _Toc238127290 \h </w:instrText>
+              <w:instrText xml:space="preserve"> PAGEREF _Toc238128344 \h </w:instrText>
             </w:r>
             <w:r>
               <w:rPr>
@@ -7003,7 +7076,7 @@
                 <w:noProof/>
                 <w:webHidden/>
               </w:rPr>
-              <w:t>67</w:t>
+              <w:t>68</w:t>
             </w:r>
             <w:r>
               <w:rPr>
@@ -7025,7 +7098,7 @@
               <w14:ligatures w14:val="standardContextual"/>
             </w:rPr>
           </w:pPr>
-          <w:hyperlink w:anchor="_Toc238127291" w:history="1">
+          <w:hyperlink w:anchor="_Toc238128345" w:history="1">
             <w:r>
               <w:rPr>
                 <w:rStyle w:val="Hyperlink"/>
@@ -7053,7 +7126,7 @@
                 <w:noProof/>
                 <w:webHidden/>
               </w:rPr>
-              <w:instrText xml:space="preserve"> PAGEREF _Toc238127291 \h </w:instrText>
+              <w:instrText xml:space="preserve"> PAGEREF _Toc238128345 \h </w:instrText>
             </w:r>
             <w:r>
               <w:rPr>
@@ -7073,7 +7146,7 @@
                 <w:noProof/>
                 <w:webHidden/>
               </w:rPr>
-              <w:t>67</w:t>
+              <w:t>68</w:t>
             </w:r>
             <w:r>
               <w:rPr>
@@ -7098,7 +7171,7 @@
               <w14:ligatures w14:val="standardContextual"/>
             </w:rPr>
           </w:pPr>
-          <w:hyperlink w:anchor="_Toc238127292" w:history="1">
+          <w:hyperlink w:anchor="_Toc238128346" w:history="1">
             <w:r>
               <w:rPr>
                 <w:rStyle w:val="Hyperlink"/>
@@ -7126,7 +7199,7 @@
                 <w:noProof/>
                 <w:webHidden/>
               </w:rPr>
-              <w:instrText xml:space="preserve"> PAGEREF _Toc238127292 \h </w:instrText>
+              <w:instrText xml:space="preserve"> PAGEREF _Toc238128346 \h </w:instrText>
             </w:r>
             <w:r>
               <w:rPr>
@@ -7146,7 +7219,7 @@
                 <w:noProof/>
                 <w:webHidden/>
               </w:rPr>
-              <w:t>67</w:t>
+              <w:t>68</w:t>
             </w:r>
             <w:r>
               <w:rPr>
@@ -7171,7 +7244,7 @@
               <w14:ligatures w14:val="standardContextual"/>
             </w:rPr>
           </w:pPr>
-          <w:hyperlink w:anchor="_Toc238127293" w:history="1">
+          <w:hyperlink w:anchor="_Toc238128347" w:history="1">
             <w:r>
               <w:rPr>
                 <w:rStyle w:val="Hyperlink"/>
@@ -7199,7 +7272,7 @@
                 <w:noProof/>
                 <w:webHidden/>
               </w:rPr>
-              <w:instrText xml:space="preserve"> PAGEREF _Toc238127293 \h </w:instrText>
+              <w:instrText xml:space="preserve"> PAGEREF _Toc238128347 \h </w:instrText>
             </w:r>
             <w:r>
               <w:rPr>
@@ -7219,7 +7292,7 @@
                 <w:noProof/>
                 <w:webHidden/>
               </w:rPr>
-              <w:t>68</w:t>
+              <w:t>69</w:t>
             </w:r>
             <w:r>
               <w:rPr>
@@ -7241,7 +7314,7 @@
               <w14:ligatures w14:val="standardContextual"/>
             </w:rPr>
           </w:pPr>
-          <w:hyperlink w:anchor="_Toc238127294" w:history="1">
+          <w:hyperlink w:anchor="_Toc238128348" w:history="1">
             <w:r>
               <w:rPr>
                 <w:rStyle w:val="Hyperlink"/>
@@ -7269,7 +7342,7 @@
                 <w:noProof/>
                 <w:webHidden/>
               </w:rPr>
-              <w:instrText xml:space="preserve"> PAGEREF _Toc238127294 \h </w:instrText>
+              <w:instrText xml:space="preserve"> PAGEREF _Toc238128348 \h </w:instrText>
             </w:r>
             <w:r>
               <w:rPr>
@@ -7289,7 +7362,7 @@
                 <w:noProof/>
                 <w:webHidden/>
               </w:rPr>
-              <w:t>68</w:t>
+              <w:t>69</w:t>
             </w:r>
             <w:r>
               <w:rPr>
@@ -7314,7 +7387,7 @@
               <w14:ligatures w14:val="standardContextual"/>
             </w:rPr>
           </w:pPr>
-          <w:hyperlink w:anchor="_Toc238127295" w:history="1">
+          <w:hyperlink w:anchor="_Toc238128349" w:history="1">
             <w:r>
               <w:rPr>
                 <w:rStyle w:val="Hyperlink"/>
@@ -7342,7 +7415,7 @@
                 <w:noProof/>
                 <w:webHidden/>
               </w:rPr>
-              <w:instrText xml:space="preserve"> PAGEREF _Toc238127295 \h </w:instrText>
+              <w:instrText xml:space="preserve"> PAGEREF _Toc238128349 \h </w:instrText>
             </w:r>
             <w:r>
               <w:rPr>
@@ -7362,7 +7435,7 @@
                 <w:noProof/>
                 <w:webHidden/>
               </w:rPr>
-              <w:t>68</w:t>
+              <w:t>69</w:t>
             </w:r>
             <w:r>
               <w:rPr>
@@ -7387,7 +7460,7 @@
               <w14:ligatures w14:val="standardContextual"/>
             </w:rPr>
           </w:pPr>
-          <w:hyperlink w:anchor="_Toc238127296" w:history="1">
+          <w:hyperlink w:anchor="_Toc238128350" w:history="1">
             <w:r>
               <w:rPr>
                 <w:rStyle w:val="Hyperlink"/>
@@ -7415,7 +7488,7 @@
                 <w:noProof/>
                 <w:webHidden/>
               </w:rPr>
-              <w:instrText xml:space="preserve"> PAGEREF _Toc238127296 \h </w:instrText>
+              <w:instrText xml:space="preserve"> PAGEREF _Toc238128350 \h </w:instrText>
             </w:r>
             <w:r>
               <w:rPr>
@@ -7435,7 +7508,7 @@
                 <w:noProof/>
                 <w:webHidden/>
               </w:rPr>
-              <w:t>69</w:t>
+              <w:t>70</w:t>
             </w:r>
             <w:r>
               <w:rPr>
@@ -7457,7 +7530,7 @@
               <w14:ligatures w14:val="standardContextual"/>
             </w:rPr>
           </w:pPr>
-          <w:hyperlink w:anchor="_Toc238127297" w:history="1">
+          <w:hyperlink w:anchor="_Toc238128351" w:history="1">
             <w:r>
               <w:rPr>
                 <w:rStyle w:val="Hyperlink"/>
@@ -7485,7 +7558,7 @@
                 <w:noProof/>
                 <w:webHidden/>
               </w:rPr>
-              <w:instrText xml:space="preserve"> PAGEREF _Toc238127297 \h </w:instrText>
+              <w:instrText xml:space="preserve"> PAGEREF _Toc238128351 \h </w:instrText>
             </w:r>
             <w:r>
               <w:rPr>
@@ -7505,7 +7578,7 @@
                 <w:noProof/>
                 <w:webHidden/>
               </w:rPr>
-              <w:t>70</w:t>
+              <w:t>71</w:t>
             </w:r>
             <w:r>
               <w:rPr>
@@ -7530,7 +7603,7 @@
               <w14:ligatures w14:val="standardContextual"/>
             </w:rPr>
           </w:pPr>
-          <w:hyperlink w:anchor="_Toc238127298" w:history="1">
+          <w:hyperlink w:anchor="_Toc238128352" w:history="1">
             <w:r>
               <w:rPr>
                 <w:rStyle w:val="Hyperlink"/>
@@ -7558,7 +7631,7 @@
                 <w:noProof/>
                 <w:webHidden/>
               </w:rPr>
-              <w:instrText xml:space="preserve"> PAGEREF _Toc238127298 \h </w:instrText>
+              <w:instrText xml:space="preserve"> PAGEREF _Toc238128352 \h </w:instrText>
             </w:r>
             <w:r>
               <w:rPr>
@@ -7578,7 +7651,7 @@
                 <w:noProof/>
                 <w:webHidden/>
               </w:rPr>
-              <w:t>70</w:t>
+              <w:t>71</w:t>
             </w:r>
             <w:r>
               <w:rPr>
@@ -7596,7 +7669,6 @@
               <w:bCs/>
               <w:noProof/>
             </w:rPr>
-            <w:lastRenderedPageBreak/>
             <w:fldChar w:fldCharType="end"/>
           </w:r>
         </w:p>
@@ -7625,7 +7697,7 @@
         </w:sectPr>
       </w:pPr>
     </w:p>
-    <w:bookmarkStart w:id="1" w:name="_Toc238127198" w:displacedByCustomXml="next"/>
+    <w:bookmarkStart w:id="1" w:name="_Toc238128251" w:displacedByCustomXml="next"/>
     <w:bookmarkStart w:id="2" w:name="_Toc529756735" w:displacedByCustomXml="next"/>
     <w:bookmarkStart w:id="3" w:name="_Toc529756674" w:displacedByCustomXml="next"/>
     <w:sdt>
@@ -7721,7 +7793,7 @@
           <w:lang w:val="sv-SE"/>
         </w:rPr>
       </w:pPr>
-      <w:bookmarkStart w:id="5" w:name="_Toc238127199"/>
+      <w:bookmarkStart w:id="5" w:name="_Toc238128252"/>
       <w:bookmarkEnd w:id="4"/>
       <w:r>
         <w:rPr>
@@ -7749,7 +7821,7 @@
           <w:lang w:val="sv-SE"/>
         </w:rPr>
       </w:pPr>
-      <w:bookmarkStart w:id="6" w:name="_Toc238127200"/>
+      <w:bookmarkStart w:id="6" w:name="_Toc238128253"/>
       <w:r>
         <w:rPr>
           <w:lang w:val="sv-SE"/>
@@ -7773,7 +7845,7 @@
           <w:lang w:val="sv-SE"/>
         </w:rPr>
       </w:pPr>
-      <w:bookmarkStart w:id="7" w:name="_Toc238127201"/>
+      <w:bookmarkStart w:id="7" w:name="_Toc238128254"/>
       <w:r>
         <w:rPr>
           <w:lang w:val="sv-SE"/>
@@ -8156,7 +8228,7 @@
           <w:lang w:val="sv-SE"/>
         </w:rPr>
       </w:pPr>
-      <w:bookmarkStart w:id="8" w:name="_Toc238127202"/>
+      <w:bookmarkStart w:id="8" w:name="_Toc238128255"/>
       <w:r>
         <w:rPr>
           <w:lang w:val="sv-SE"/>
@@ -8182,7 +8254,7 @@
           <w:lang w:val="sv-SE"/>
         </w:rPr>
       </w:pPr>
-      <w:bookmarkStart w:id="9" w:name="_Toc238127203"/>
+      <w:bookmarkStart w:id="9" w:name="_Toc238128256"/>
       <w:r>
         <w:rPr>
           <w:lang w:val="sv-SE"/>
@@ -8206,7 +8278,7 @@
           <w:lang w:val="sv-SE"/>
         </w:rPr>
       </w:pPr>
-      <w:bookmarkStart w:id="10" w:name="_Toc238127204"/>
+      <w:bookmarkStart w:id="10" w:name="_Toc238128257"/>
       <w:r>
         <w:rPr>
           <w:lang w:val="sv-SE"/>
@@ -8542,7 +8614,7 @@
           <w:lang w:val="sv-SE"/>
         </w:rPr>
       </w:pPr>
-      <w:bookmarkStart w:id="11" w:name="_Toc238127205"/>
+      <w:bookmarkStart w:id="11" w:name="_Toc238128258"/>
       <w:r>
         <w:rPr>
           <w:lang w:val="sv-SE"/>
@@ -8942,7 +9014,7 @@
           <w:lang w:val="sv-SE"/>
         </w:rPr>
       </w:pPr>
-      <w:bookmarkStart w:id="12" w:name="_Toc238127206"/>
+      <w:bookmarkStart w:id="12" w:name="_Toc238128259"/>
       <w:r>
         <w:rPr>
           <w:noProof/>
@@ -9342,7 +9414,7 @@
           <w:lang w:val="sv-SE"/>
         </w:rPr>
       </w:pPr>
-      <w:bookmarkStart w:id="13" w:name="_Toc238127207"/>
+      <w:bookmarkStart w:id="13" w:name="_Toc238128260"/>
       <w:r>
         <w:rPr>
           <w:lang w:val="sv-SE"/>
@@ -9749,7 +9821,7 @@
           <w:lang w:val="sv-SE"/>
         </w:rPr>
       </w:pPr>
-      <w:bookmarkStart w:id="14" w:name="_Toc238127208"/>
+      <w:bookmarkStart w:id="14" w:name="_Toc238128261"/>
       <w:r>
         <w:rPr>
           <w:lang w:val="sv-SE"/>
@@ -10051,7 +10123,7 @@
       <w:bookmarkStart w:id="15" w:name="_Toc527370443"/>
       <w:bookmarkStart w:id="16" w:name="_Toc529756677"/>
       <w:bookmarkStart w:id="17" w:name="_Toc529756738"/>
-      <w:bookmarkStart w:id="18" w:name="_Toc238127209"/>
+      <w:bookmarkStart w:id="18" w:name="_Toc238128262"/>
       <w:r>
         <w:rPr>
           <w:lang w:val="sv-SE"/>
@@ -10464,7 +10536,7 @@
           <w:lang w:val="sv-SE"/>
         </w:rPr>
       </w:pPr>
-      <w:bookmarkStart w:id="20" w:name="_Toc238127210"/>
+      <w:bookmarkStart w:id="20" w:name="_Toc238128263"/>
       <w:bookmarkEnd w:id="15"/>
       <w:bookmarkEnd w:id="16"/>
       <w:bookmarkEnd w:id="17"/>
@@ -10822,7 +10894,7 @@
           <w:lang w:val="sv-SE"/>
         </w:rPr>
       </w:pPr>
-      <w:bookmarkStart w:id="21" w:name="_Toc238127211"/>
+      <w:bookmarkStart w:id="21" w:name="_Toc238128264"/>
       <w:r>
         <w:rPr>
           <w:rFonts w:ascii="Times New Roman" w:hAnsi="Times New Roman"/>
@@ -10839,7 +10911,7 @@
           <w:lang w:val="sv-SE"/>
         </w:rPr>
       </w:pPr>
-      <w:bookmarkStart w:id="22" w:name="_Toc238127212"/>
+      <w:bookmarkStart w:id="22" w:name="_Toc238128265"/>
       <w:r>
         <w:rPr>
           <w:lang w:val="sv-SE"/>
@@ -11153,30 +11225,15 @@
           <w:rFonts w:asciiTheme="minorHAnsi" w:hAnsiTheme="minorHAnsi" w:cstheme="minorHAnsi"/>
           <w:lang w:val="sv-SE"/>
         </w:rPr>
-        <w:t xml:space="preserve">Serveringsförslag: potatismos och </w:t>
-      </w:r>
-      <w:r>
-        <w:rPr>
-          <w:rFonts w:asciiTheme="minorHAnsi" w:hAnsiTheme="minorHAnsi" w:cstheme="minorHAnsi"/>
-          <w:lang w:val="sv-SE"/>
-        </w:rPr>
-        <w:t>lök</w:t>
-      </w:r>
-      <w:r>
-        <w:rPr>
-          <w:rFonts w:asciiTheme="minorHAnsi" w:hAnsiTheme="minorHAnsi" w:cstheme="minorHAnsi"/>
-          <w:lang w:val="sv-SE"/>
-        </w:rPr>
-        <w:t xml:space="preserve">sås </w:t>
-      </w:r>
-    </w:p>
-    <w:p>
-      <w:pPr>
-        <w:ind w:firstLine="0"/>
-        <w:rPr>
-          <w:lang w:val="sv-SE"/>
-        </w:rPr>
-      </w:pPr>
+        <w:t xml:space="preserve">Serveringsförslag: </w:t>
+      </w:r>
+      <w:r>
+        <w:rPr>
+          <w:rFonts w:asciiTheme="minorHAnsi" w:hAnsiTheme="minorHAnsi" w:cstheme="minorHAnsi"/>
+          <w:lang w:val="sv-SE"/>
+        </w:rPr>
+        <w:t>mjöd</w:t>
+      </w:r>
     </w:p>
     <w:p>
       <w:pPr>
@@ -11192,7 +11249,7 @@
           <w:lang w:val="sv-SE"/>
         </w:rPr>
       </w:pPr>
-      <w:bookmarkStart w:id="23" w:name="_Toc238127213"/>
+      <w:bookmarkStart w:id="23" w:name="_Toc238128266"/>
       <w:r>
         <w:rPr>
           <w:rFonts w:ascii="Times New Roman" w:hAnsi="Times New Roman"/>
@@ -11209,7 +11266,7 @@
           <w:lang w:val="sv-SE"/>
         </w:rPr>
       </w:pPr>
-      <w:bookmarkStart w:id="24" w:name="_Toc238127214"/>
+      <w:bookmarkStart w:id="24" w:name="_Toc238128267"/>
       <w:r>
         <w:rPr>
           <w:lang w:val="sv-SE"/>
@@ -11453,7 +11510,6 @@
           <w:rFonts w:asciiTheme="minorHAnsi" w:hAnsiTheme="minorHAnsi" w:cstheme="minorHAnsi"/>
           <w:lang w:val="sv-SE"/>
         </w:rPr>
-        <w:lastRenderedPageBreak/>
         <w:t xml:space="preserve">Häll i ströbröd och peppar och blanda tills </w:t>
       </w:r>
       <w:r>
@@ -11506,6 +11562,7 @@
           <w:rFonts w:asciiTheme="minorHAnsi" w:hAnsiTheme="minorHAnsi" w:cstheme="minorHAnsi"/>
           <w:lang w:val="sv-SE"/>
         </w:rPr>
+        <w:lastRenderedPageBreak/>
         <w:t xml:space="preserve">Häll i ägg, vatten, dijon och lök och blanda ihop till homogen smet. </w:t>
       </w:r>
     </w:p>
@@ -11614,7 +11671,7 @@
           <w:lang w:val="sv-SE"/>
         </w:rPr>
       </w:pPr>
-      <w:bookmarkStart w:id="25" w:name="_Toc238127215"/>
+      <w:bookmarkStart w:id="25" w:name="_Toc238128268"/>
       <w:r>
         <w:rPr>
           <w:lang w:val="sv-SE"/>
@@ -11936,7 +11993,7 @@
       </w:pPr>
       <w:bookmarkStart w:id="26" w:name="_Toc529756678"/>
       <w:bookmarkStart w:id="27" w:name="_Toc529756739"/>
-      <w:bookmarkStart w:id="28" w:name="_Toc238127216"/>
+      <w:bookmarkStart w:id="28" w:name="_Toc238128269"/>
       <w:r>
         <w:rPr>
           <w:lang w:val="sv-SE"/>
@@ -12252,7 +12309,7 @@
           <w:lang w:val="sv-SE"/>
         </w:rPr>
       </w:pPr>
-      <w:bookmarkStart w:id="29" w:name="_Toc238127217"/>
+      <w:bookmarkStart w:id="29" w:name="_Toc238128270"/>
       <w:r>
         <w:rPr>
           <w:lang w:val="sv-SE"/>
@@ -12625,7 +12682,7 @@
           <w:lang w:val="sv-SE"/>
         </w:rPr>
       </w:pPr>
-      <w:bookmarkStart w:id="30" w:name="_Toc238127218"/>
+      <w:bookmarkStart w:id="30" w:name="_Toc238128271"/>
       <w:r>
         <w:rPr>
           <w:lang w:val="sv-SE"/>
@@ -13070,7 +13127,7 @@
           <w:lang w:val="sv-SE"/>
         </w:rPr>
       </w:pPr>
-      <w:bookmarkStart w:id="31" w:name="_Toc238127219"/>
+      <w:bookmarkStart w:id="31" w:name="_Toc238128272"/>
       <w:r>
         <w:rPr>
           <w:lang w:val="sv-SE"/>
@@ -13616,7 +13673,7 @@
           <w:lang w:val="sv-SE"/>
         </w:rPr>
       </w:pPr>
-      <w:bookmarkStart w:id="32" w:name="_Toc238127220"/>
+      <w:bookmarkStart w:id="32" w:name="_Toc238128273"/>
       <w:r>
         <w:rPr>
           <w:lang w:val="sv-SE"/>
@@ -14522,7 +14579,7 @@
           <w:lang w:val="sv-SE"/>
         </w:rPr>
       </w:pPr>
-      <w:bookmarkStart w:id="33" w:name="_Toc238127221"/>
+      <w:bookmarkStart w:id="33" w:name="_Toc238128274"/>
       <w:r>
         <w:rPr>
           <w:lang w:val="sv-SE"/>
@@ -15017,7 +15074,7 @@
           <w:lang w:val="sv-SE"/>
         </w:rPr>
       </w:pPr>
-      <w:bookmarkStart w:id="34" w:name="_Toc238127222"/>
+      <w:bookmarkStart w:id="34" w:name="_Toc238128275"/>
       <w:r>
         <w:rPr>
           <w:lang w:val="sv-SE"/>
@@ -15040,7 +15097,7 @@
           <w:lang w:val="sv-SE"/>
         </w:rPr>
       </w:pPr>
-      <w:bookmarkStart w:id="35" w:name="_Toc238127223"/>
+      <w:bookmarkStart w:id="35" w:name="_Toc238128276"/>
       <w:r>
         <w:rPr>
           <w:lang w:val="sv-SE"/>
@@ -15428,7 +15485,7 @@
           <w:lang w:val="sv-SE"/>
         </w:rPr>
       </w:pPr>
-      <w:bookmarkStart w:id="36" w:name="_Toc238127224"/>
+      <w:bookmarkStart w:id="36" w:name="_Toc238128277"/>
       <w:r>
         <w:rPr>
           <w:lang w:val="sv-SE"/>
@@ -15450,7 +15507,7 @@
           <w:lang w:val="sv-SE"/>
         </w:rPr>
       </w:pPr>
-      <w:bookmarkStart w:id="37" w:name="_Toc238127225"/>
+      <w:bookmarkStart w:id="37" w:name="_Toc238128278"/>
       <w:r>
         <w:rPr>
           <w:lang w:val="sv-SE"/>
@@ -15929,7 +15986,7 @@
           <w:lang w:val="sv-SE"/>
         </w:rPr>
       </w:pPr>
-      <w:bookmarkStart w:id="38" w:name="_Toc238127226"/>
+      <w:bookmarkStart w:id="38" w:name="_Toc238128279"/>
       <w:r>
         <w:rPr>
           <w:lang w:val="sv-SE"/>
@@ -16347,7 +16404,7 @@
           <w:lang w:val="sv-SE"/>
         </w:rPr>
       </w:pPr>
-      <w:bookmarkStart w:id="39" w:name="_Toc238127227"/>
+      <w:bookmarkStart w:id="39" w:name="_Toc238128280"/>
       <w:r>
         <w:rPr>
           <w:lang w:val="sv-SE"/>
@@ -17058,7 +17115,7 @@
           <w:lang w:val="sv-SE"/>
         </w:rPr>
       </w:pPr>
-      <w:bookmarkStart w:id="40" w:name="_Toc238127228"/>
+      <w:bookmarkStart w:id="40" w:name="_Toc238128281"/>
       <w:r>
         <w:rPr>
           <w:lang w:val="sv-SE"/>
@@ -17630,7 +17687,7 @@
           <w:lang w:val="sv-SE"/>
         </w:rPr>
       </w:pPr>
-      <w:bookmarkStart w:id="41" w:name="_Toc238127229"/>
+      <w:bookmarkStart w:id="41" w:name="_Toc238128282"/>
       <w:r>
         <w:rPr>
           <w:lang w:val="sv-SE"/>
@@ -18061,12 +18118,12 @@
           <w:lang w:val="sv-SE"/>
         </w:rPr>
       </w:pPr>
-      <w:bookmarkStart w:id="42" w:name="_Toc238127230"/>
-      <w:r>
-        <w:rPr>
-          <w:lang w:val="sv-SE"/>
-        </w:rPr>
-        <w:t>Biff stroganoff (otestad)</w:t>
+      <w:bookmarkStart w:id="42" w:name="_Toc238128283"/>
+      <w:r>
+        <w:rPr>
+          <w:lang w:val="sv-SE"/>
+        </w:rPr>
+        <w:t>Biff stroganoff</w:t>
       </w:r>
       <w:bookmarkEnd w:id="42"/>
     </w:p>
@@ -18438,14 +18495,521 @@
           <w:lang w:val="sv-SE"/>
         </w:rPr>
       </w:pPr>
-      <w:bookmarkStart w:id="43" w:name="_Toc238127231"/>
+      <w:bookmarkStart w:id="43" w:name="_Toc238128284"/>
+      <w:r>
+        <w:rPr>
+          <w:lang w:val="sv-SE"/>
+        </w:rPr>
+        <w:t>Kreolskans gryta</w:t>
+      </w:r>
+      <w:bookmarkEnd w:id="43"/>
+    </w:p>
+    <w:p>
+      <w:pPr>
+        <w:spacing w:after="0" w:line="240" w:lineRule="auto"/>
+        <w:ind w:firstLine="0"/>
+        <w:rPr>
+          <w:rFonts w:cstheme="minorHAnsi"/>
+          <w:lang w:val="sv-SE"/>
+        </w:rPr>
+      </w:pPr>
+      <w:r>
+        <w:rPr>
+          <w:rFonts w:eastAsia="Times New Roman" w:cstheme="minorHAnsi"/>
+          <w:lang w:val="sv-SE"/>
+        </w:rPr>
+        <w:t>Ursprung: Middag i en gryta av Tareq Taylor</w:t>
+      </w:r>
+    </w:p>
+    <w:p>
+      <w:pPr>
+        <w:spacing w:after="0" w:line="240" w:lineRule="auto"/>
+        <w:rPr>
+          <w:rFonts w:eastAsia="Times New Roman" w:cstheme="minorHAnsi"/>
+          <w:lang w:val="sv-SE"/>
+        </w:rPr>
+      </w:pPr>
+    </w:p>
+    <w:p>
+      <w:pPr>
+        <w:spacing w:after="0" w:line="240" w:lineRule="auto"/>
+        <w:ind w:firstLine="0"/>
+        <w:rPr>
+          <w:rFonts w:eastAsia="Times New Roman" w:cstheme="minorHAnsi"/>
+          <w:lang w:val="sv-SE"/>
+        </w:rPr>
+      </w:pPr>
+      <w:r>
+        <w:rPr>
+          <w:rFonts w:eastAsia="Times New Roman" w:cstheme="minorHAnsi"/>
+          <w:lang w:val="sv-SE"/>
+        </w:rPr>
+        <w:t>500g vildsvinsfilé</w:t>
+      </w:r>
+    </w:p>
+    <w:p>
+      <w:pPr>
+        <w:spacing w:after="0" w:line="240" w:lineRule="auto"/>
+        <w:ind w:firstLine="0"/>
+        <w:rPr>
+          <w:rFonts w:eastAsia="Times New Roman" w:cstheme="minorHAnsi"/>
+          <w:lang w:val="sv-SE"/>
+        </w:rPr>
+      </w:pPr>
+      <w:r>
+        <w:rPr>
+          <w:rFonts w:eastAsia="Times New Roman" w:cstheme="minorHAnsi"/>
+          <w:lang w:val="sv-SE"/>
+        </w:rPr>
+        <w:t>3 viltkabanosskorvar (200g)</w:t>
+      </w:r>
+    </w:p>
+    <w:p>
+      <w:pPr>
+        <w:spacing w:after="0" w:line="240" w:lineRule="auto"/>
+        <w:ind w:firstLine="0"/>
+        <w:rPr>
+          <w:rFonts w:eastAsia="Times New Roman" w:cstheme="minorHAnsi"/>
+          <w:lang w:val="sv-SE"/>
+        </w:rPr>
+      </w:pPr>
+      <w:r>
+        <w:rPr>
+          <w:rFonts w:eastAsia="Times New Roman" w:cstheme="minorHAnsi"/>
+          <w:lang w:val="sv-SE"/>
+        </w:rPr>
+        <w:t>1 vitlöksklyfta</w:t>
+      </w:r>
+    </w:p>
+    <w:p>
+      <w:pPr>
+        <w:spacing w:after="0" w:line="240" w:lineRule="auto"/>
+        <w:ind w:firstLine="0"/>
+        <w:rPr>
+          <w:rFonts w:eastAsia="Times New Roman" w:cstheme="minorHAnsi"/>
+          <w:lang w:val="sv-SE"/>
+        </w:rPr>
+      </w:pPr>
+      <w:r>
+        <w:rPr>
+          <w:rFonts w:eastAsia="Times New Roman" w:cstheme="minorHAnsi"/>
+          <w:lang w:val="sv-SE"/>
+        </w:rPr>
+        <w:t>2 röda paprikor</w:t>
+      </w:r>
+    </w:p>
+    <w:p>
+      <w:pPr>
+        <w:spacing w:after="0" w:line="240" w:lineRule="auto"/>
+        <w:ind w:firstLine="0"/>
+        <w:rPr>
+          <w:rFonts w:eastAsia="Times New Roman" w:cstheme="minorHAnsi"/>
+          <w:lang w:val="sv-SE"/>
+        </w:rPr>
+      </w:pPr>
+      <w:r>
+        <w:rPr>
+          <w:rFonts w:eastAsia="Times New Roman" w:cstheme="minorHAnsi"/>
+          <w:lang w:val="sv-SE"/>
+        </w:rPr>
+        <w:t>2 msk smör</w:t>
+      </w:r>
+    </w:p>
+    <w:p>
+      <w:pPr>
+        <w:spacing w:after="0" w:line="240" w:lineRule="auto"/>
+        <w:ind w:firstLine="0"/>
+        <w:rPr>
+          <w:rFonts w:eastAsia="Times New Roman" w:cstheme="minorHAnsi"/>
+          <w:lang w:val="sv-SE"/>
+        </w:rPr>
+      </w:pPr>
+      <w:r>
+        <w:rPr>
+          <w:rFonts w:eastAsia="Times New Roman" w:cstheme="minorHAnsi"/>
+          <w:lang w:val="sv-SE"/>
+        </w:rPr>
+        <w:t>5 dl vispgrädde</w:t>
+      </w:r>
+    </w:p>
+    <w:p>
+      <w:pPr>
+        <w:spacing w:after="0" w:line="240" w:lineRule="auto"/>
+        <w:ind w:firstLine="0"/>
+        <w:rPr>
+          <w:rFonts w:eastAsia="Times New Roman" w:cstheme="minorHAnsi"/>
+          <w:lang w:val="sv-SE"/>
+        </w:rPr>
+      </w:pPr>
+      <w:r>
+        <w:rPr>
+          <w:rFonts w:eastAsia="Times New Roman" w:cstheme="minorHAnsi"/>
+          <w:lang w:val="sv-SE"/>
+        </w:rPr>
+        <w:t>2 dl viltbuljong</w:t>
+      </w:r>
+    </w:p>
+    <w:p>
+      <w:pPr>
+        <w:spacing w:after="0" w:line="240" w:lineRule="auto"/>
+        <w:ind w:firstLine="0"/>
+        <w:rPr>
+          <w:rFonts w:eastAsia="Times New Roman" w:cstheme="minorHAnsi"/>
+          <w:lang w:val="sv-SE"/>
+        </w:rPr>
+      </w:pPr>
+      <w:r>
+        <w:rPr>
+          <w:rFonts w:eastAsia="Times New Roman" w:cstheme="minorHAnsi"/>
+          <w:lang w:val="sv-SE"/>
+        </w:rPr>
+        <w:t>1 dl cornichoner</w:t>
+      </w:r>
+    </w:p>
+    <w:p>
+      <w:pPr>
+        <w:spacing w:after="0" w:line="240" w:lineRule="auto"/>
+        <w:ind w:firstLine="0"/>
+        <w:rPr>
+          <w:rFonts w:eastAsia="Times New Roman" w:cstheme="minorHAnsi"/>
+          <w:lang w:val="sv-SE"/>
+        </w:rPr>
+      </w:pPr>
+      <w:r>
+        <w:rPr>
+          <w:rFonts w:eastAsia="Times New Roman" w:cstheme="minorHAnsi"/>
+          <w:lang w:val="sv-SE"/>
+        </w:rPr>
+        <w:t>1 dl oliver</w:t>
+      </w:r>
+    </w:p>
+    <w:p>
+      <w:pPr>
+        <w:spacing w:after="0" w:line="240" w:lineRule="auto"/>
+        <w:ind w:firstLine="0"/>
+        <w:rPr>
+          <w:rFonts w:eastAsia="Times New Roman" w:cstheme="minorHAnsi"/>
+          <w:lang w:val="sv-SE"/>
+        </w:rPr>
+      </w:pPr>
+      <w:r>
+        <w:rPr>
+          <w:rFonts w:eastAsia="Times New Roman" w:cstheme="minorHAnsi"/>
+          <w:lang w:val="sv-SE"/>
+        </w:rPr>
+        <w:lastRenderedPageBreak/>
+        <w:t>1 dl syltlök</w:t>
+      </w:r>
+    </w:p>
+    <w:p>
+      <w:pPr>
+        <w:spacing w:after="0" w:line="240" w:lineRule="auto"/>
+        <w:ind w:firstLine="0"/>
+        <w:rPr>
+          <w:rFonts w:eastAsia="Times New Roman" w:cstheme="minorHAnsi"/>
+          <w:lang w:val="sv-SE"/>
+        </w:rPr>
+      </w:pPr>
+      <w:r>
+        <w:rPr>
+          <w:rFonts w:eastAsia="Times New Roman" w:cstheme="minorHAnsi"/>
+          <w:lang w:val="sv-SE"/>
+        </w:rPr>
+        <w:t xml:space="preserve">1 msk majsstärkelse + 1 msk </w:t>
+      </w:r>
+      <w:r>
+        <w:rPr>
+          <w:rFonts w:eastAsia="Times New Roman" w:cstheme="minorHAnsi"/>
+          <w:lang w:val="sv-SE"/>
+        </w:rPr>
+        <w:t>vatten</w:t>
+      </w:r>
+    </w:p>
+    <w:p>
+      <w:pPr>
+        <w:spacing w:after="0" w:line="240" w:lineRule="auto"/>
+        <w:ind w:firstLine="0"/>
+        <w:rPr>
+          <w:rFonts w:eastAsia="Times New Roman" w:cstheme="minorHAnsi"/>
+          <w:lang w:val="sv-SE"/>
+        </w:rPr>
+      </w:pPr>
+      <w:r>
+        <w:rPr>
+          <w:rFonts w:eastAsia="Times New Roman" w:cstheme="minorHAnsi"/>
+          <w:lang w:val="sv-SE"/>
+        </w:rPr>
+        <w:t>1 tsk salt</w:t>
+      </w:r>
+    </w:p>
+    <w:p>
+      <w:pPr>
+        <w:spacing w:after="0" w:line="240" w:lineRule="auto"/>
+        <w:ind w:firstLine="0"/>
+        <w:rPr>
+          <w:rFonts w:eastAsia="Times New Roman" w:cstheme="minorHAnsi"/>
+          <w:lang w:val="sv-SE"/>
+        </w:rPr>
+      </w:pPr>
+      <w:r>
+        <w:rPr>
+          <w:rFonts w:eastAsia="Times New Roman" w:cstheme="minorHAnsi"/>
+          <w:lang w:val="sv-SE"/>
+        </w:rPr>
+        <w:t>Nymalen svartpeppar</w:t>
+      </w:r>
+    </w:p>
+    <w:p>
+      <w:pPr>
+        <w:spacing w:after="0" w:line="240" w:lineRule="auto"/>
+        <w:ind w:firstLine="0"/>
+        <w:rPr>
+          <w:rFonts w:eastAsia="Times New Roman" w:cstheme="minorHAnsi"/>
+          <w:lang w:val="sv-SE"/>
+        </w:rPr>
+      </w:pPr>
+      <w:r>
+        <w:rPr>
+          <w:rFonts w:eastAsia="Times New Roman" w:cstheme="minorHAnsi"/>
+          <w:lang w:val="sv-SE"/>
+        </w:rPr>
+        <w:t>Hackad persilja</w:t>
+      </w:r>
+    </w:p>
+    <w:p>
+      <w:pPr>
+        <w:spacing w:after="0" w:line="240" w:lineRule="auto"/>
+        <w:ind w:firstLine="0"/>
+        <w:rPr>
+          <w:rFonts w:eastAsia="Times New Roman" w:cstheme="minorHAnsi"/>
+          <w:lang w:val="sv-SE"/>
+        </w:rPr>
+      </w:pPr>
+    </w:p>
+    <w:p>
+      <w:pPr>
+        <w:spacing w:after="0" w:line="240" w:lineRule="auto"/>
+        <w:ind w:firstLine="0"/>
+        <w:rPr>
+          <w:rFonts w:eastAsia="Times New Roman" w:cstheme="minorHAnsi"/>
+          <w:lang w:val="sv-SE"/>
+        </w:rPr>
+      </w:pPr>
+      <w:r>
+        <w:rPr>
+          <w:rFonts w:eastAsia="Times New Roman" w:cstheme="minorHAnsi"/>
+          <w:lang w:val="sv-SE"/>
+        </w:rPr>
+        <w:t>Skär köttet i strimlor</w:t>
+      </w:r>
+      <w:r>
+        <w:rPr>
+          <w:rFonts w:eastAsia="Times New Roman" w:cstheme="minorHAnsi"/>
+          <w:lang w:val="sv-SE"/>
+        </w:rPr>
+        <w:t xml:space="preserve"> och korvarna i skivor</w:t>
+      </w:r>
+      <w:r>
+        <w:rPr>
+          <w:rFonts w:eastAsia="Times New Roman" w:cstheme="minorHAnsi"/>
+          <w:lang w:val="sv-SE"/>
+        </w:rPr>
+        <w:t>.</w:t>
+      </w:r>
+      <w:r>
+        <w:rPr>
+          <w:rFonts w:eastAsia="Times New Roman" w:cstheme="minorHAnsi"/>
+          <w:lang w:val="sv-SE"/>
+        </w:rPr>
+        <w:t xml:space="preserve"> Skala och finhacka löken. Skär paprikorna i mindre bitar.</w:t>
+      </w:r>
+    </w:p>
+    <w:p>
+      <w:pPr>
+        <w:spacing w:after="0" w:line="240" w:lineRule="auto"/>
+        <w:ind w:firstLine="0"/>
+        <w:rPr>
+          <w:rFonts w:eastAsia="Times New Roman" w:cstheme="minorHAnsi"/>
+          <w:lang w:val="sv-SE"/>
+        </w:rPr>
+      </w:pPr>
+      <w:r>
+        <w:rPr>
+          <w:rFonts w:eastAsia="Times New Roman" w:cstheme="minorHAnsi"/>
+          <w:lang w:val="sv-SE"/>
+        </w:rPr>
+        <w:t>Bryn köttet i smör i en gryta. Ta upp och lägg åt sidan.</w:t>
+      </w:r>
+    </w:p>
+    <w:p>
+      <w:pPr>
+        <w:spacing w:after="0" w:line="240" w:lineRule="auto"/>
+        <w:ind w:firstLine="0"/>
+        <w:rPr>
+          <w:rFonts w:eastAsia="Times New Roman" w:cstheme="minorHAnsi"/>
+          <w:lang w:val="sv-SE"/>
+        </w:rPr>
+      </w:pPr>
+      <w:r>
+        <w:rPr>
+          <w:rFonts w:eastAsia="Times New Roman" w:cstheme="minorHAnsi"/>
+          <w:lang w:val="sv-SE"/>
+        </w:rPr>
+        <w:t>Fräs korvarna i samma gryta tillsammans med vitlök och paprika i några minuter.</w:t>
+      </w:r>
+    </w:p>
+    <w:p>
+      <w:pPr>
+        <w:spacing w:after="0" w:line="240" w:lineRule="auto"/>
+        <w:ind w:firstLine="0"/>
+        <w:rPr>
+          <w:rFonts w:eastAsia="Times New Roman" w:cstheme="minorHAnsi"/>
+          <w:lang w:val="sv-SE"/>
+        </w:rPr>
+      </w:pPr>
+      <w:r>
+        <w:rPr>
+          <w:rFonts w:eastAsia="Times New Roman" w:cstheme="minorHAnsi"/>
+          <w:lang w:val="sv-SE"/>
+        </w:rPr>
+        <w:t>Häll i grädde och buljong</w:t>
+      </w:r>
+      <w:r>
+        <w:rPr>
+          <w:rFonts w:eastAsia="Times New Roman" w:cstheme="minorHAnsi"/>
+          <w:lang w:val="sv-SE"/>
+        </w:rPr>
+        <w:t xml:space="preserve"> och lägg tillbaka köttet tillsammans med cornichoner, oliver och syltlök</w:t>
+      </w:r>
+      <w:r>
+        <w:rPr>
+          <w:rFonts w:eastAsia="Times New Roman" w:cstheme="minorHAnsi"/>
+          <w:lang w:val="sv-SE"/>
+        </w:rPr>
+        <w:t>. Låt koka i cirka 10 minuter.</w:t>
+      </w:r>
+    </w:p>
+    <w:p>
+      <w:pPr>
+        <w:spacing w:after="0" w:line="240" w:lineRule="auto"/>
+        <w:ind w:firstLine="0"/>
+        <w:rPr>
+          <w:rFonts w:eastAsia="Times New Roman" w:cstheme="minorHAnsi"/>
+          <w:lang w:val="sv-SE"/>
+        </w:rPr>
+      </w:pPr>
+      <w:r>
+        <w:rPr>
+          <w:rFonts w:eastAsia="Times New Roman" w:cstheme="minorHAnsi"/>
+          <w:lang w:val="sv-SE"/>
+        </w:rPr>
+        <w:t>Red av med majsstärkelse</w:t>
+      </w:r>
+      <w:r>
+        <w:rPr>
+          <w:rFonts w:eastAsia="Times New Roman" w:cstheme="minorHAnsi"/>
+          <w:lang w:val="sv-SE"/>
+        </w:rPr>
+        <w:t xml:space="preserve"> utrörd i vatten. Värm igen. Smaka till sist av med salt och peppar.</w:t>
+      </w:r>
+    </w:p>
+    <w:p>
+      <w:pPr>
+        <w:spacing w:after="0" w:line="240" w:lineRule="auto"/>
+        <w:ind w:firstLine="0"/>
+        <w:rPr>
+          <w:rFonts w:eastAsia="Times New Roman" w:cstheme="minorHAnsi"/>
+          <w:lang w:val="sv-SE"/>
+        </w:rPr>
+      </w:pPr>
+      <w:r>
+        <w:rPr>
+          <w:rFonts w:eastAsia="Times New Roman" w:cstheme="minorHAnsi"/>
+          <w:lang w:val="sv-SE"/>
+        </w:rPr>
+        <w:t xml:space="preserve">Toppa grytan </w:t>
+      </w:r>
+      <w:r>
+        <w:rPr>
+          <w:rFonts w:eastAsia="Times New Roman" w:cstheme="minorHAnsi"/>
+          <w:lang w:val="sv-SE"/>
+        </w:rPr>
+        <w:t>med persilja.</w:t>
+      </w:r>
+    </w:p>
+    <w:p>
+      <w:pPr>
+        <w:spacing w:after="0" w:line="240" w:lineRule="auto"/>
+        <w:ind w:firstLine="0"/>
+        <w:rPr>
+          <w:rFonts w:eastAsia="Times New Roman" w:cstheme="minorHAnsi"/>
+          <w:lang w:val="sv-SE"/>
+        </w:rPr>
+      </w:pPr>
+    </w:p>
+    <w:p>
+      <w:pPr>
+        <w:spacing w:after="0" w:line="240" w:lineRule="auto"/>
+        <w:ind w:firstLine="0"/>
+        <w:rPr>
+          <w:rFonts w:eastAsia="Times New Roman" w:cstheme="minorHAnsi"/>
+          <w:lang w:val="sv-SE"/>
+        </w:rPr>
+      </w:pPr>
+      <w:r>
+        <w:rPr>
+          <w:rFonts w:eastAsia="Times New Roman" w:cstheme="minorHAnsi"/>
+          <w:lang w:val="sv-SE"/>
+        </w:rPr>
+        <w:t xml:space="preserve">Serveringsförslag: </w:t>
+      </w:r>
+      <w:r>
+        <w:rPr>
+          <w:rFonts w:eastAsia="Times New Roman" w:cstheme="minorHAnsi"/>
+          <w:lang w:val="sv-SE"/>
+        </w:rPr>
+        <w:t xml:space="preserve">Kokt långkornigt ris </w:t>
+      </w:r>
+      <w:r>
+        <w:rPr>
+          <w:rFonts w:eastAsia="Times New Roman" w:cstheme="minorHAnsi"/>
+          <w:lang w:val="sv-SE"/>
+        </w:rPr>
+        <w:t>och grönsallad.</w:t>
+      </w:r>
+      <w:r>
+        <w:rPr>
+          <w:rFonts w:eastAsia="Times New Roman" w:cstheme="minorHAnsi"/>
+          <w:lang w:val="sv-SE"/>
+        </w:rPr>
+        <w:t xml:space="preserve"> </w:t>
+      </w:r>
+    </w:p>
+    <w:p>
+      <w:pPr>
+        <w:spacing w:after="0" w:line="240" w:lineRule="auto"/>
+        <w:ind w:firstLine="0"/>
+        <w:rPr>
+          <w:rFonts w:eastAsia="Times New Roman" w:cstheme="minorHAnsi"/>
+          <w:lang w:val="sv-SE"/>
+        </w:rPr>
+      </w:pPr>
+    </w:p>
+    <w:p>
+      <w:pPr>
+        <w:pStyle w:val="Heading3"/>
+        <w:rPr>
+          <w:lang w:val="sv-SE"/>
+        </w:rPr>
+      </w:pPr>
+      <w:bookmarkStart w:id="44" w:name="_Toc238128285"/>
       <w:r>
         <w:rPr>
           <w:lang w:val="sv-SE"/>
         </w:rPr>
         <w:t>Hedgårdens citronmarinerade älgryta (otestad)</w:t>
       </w:r>
-      <w:bookmarkEnd w:id="43"/>
+      <w:bookmarkEnd w:id="44"/>
     </w:p>
     <w:p>
       <w:pPr>
@@ -18613,6 +19177,7 @@
           <w:rFonts w:eastAsia="Times New Roman" w:cstheme="minorHAnsi"/>
           <w:lang w:val="sv-SE"/>
         </w:rPr>
+        <w:lastRenderedPageBreak/>
         <w:t>1 msk olja</w:t>
       </w:r>
     </w:p>
@@ -18630,7 +19195,6 @@
           <w:rFonts w:eastAsia="Times New Roman" w:cstheme="minorHAnsi"/>
           <w:lang w:val="sv-SE"/>
         </w:rPr>
-        <w:lastRenderedPageBreak/>
         <w:t xml:space="preserve">1 stor </w:t>
       </w:r>
       <w:r>
@@ -19077,7 +19641,7 @@
           <w:lang w:val="sv-SE"/>
         </w:rPr>
       </w:pPr>
-      <w:bookmarkStart w:id="44" w:name="_Toc238127232"/>
+      <w:bookmarkStart w:id="45" w:name="_Toc238128286"/>
       <w:r>
         <w:rPr>
           <w:lang w:val="sv-SE"/>
@@ -19085,7 +19649,7 @@
         <w:lastRenderedPageBreak/>
         <w:t>Sås/soppa</w:t>
       </w:r>
-      <w:bookmarkEnd w:id="44"/>
+      <w:bookmarkEnd w:id="45"/>
     </w:p>
     <w:p>
       <w:pPr>
@@ -19094,14 +19658,14 @@
           <w:lang w:val="sv-SE"/>
         </w:rPr>
       </w:pPr>
-      <w:bookmarkStart w:id="45" w:name="_Toc238127233"/>
+      <w:bookmarkStart w:id="46" w:name="_Toc238128287"/>
       <w:r>
         <w:rPr>
           <w:lang w:val="sv-SE"/>
         </w:rPr>
         <w:t>Viltfärssås</w:t>
       </w:r>
-      <w:bookmarkEnd w:id="45"/>
+      <w:bookmarkEnd w:id="46"/>
     </w:p>
     <w:p>
       <w:pPr>
@@ -19800,14 +20364,14 @@
           <w:lang w:val="sv-SE"/>
         </w:rPr>
       </w:pPr>
-      <w:bookmarkStart w:id="46" w:name="_Toc238127234"/>
+      <w:bookmarkStart w:id="47" w:name="_Toc238128288"/>
       <w:r>
         <w:rPr>
           <w:lang w:val="sv-SE"/>
         </w:rPr>
         <w:t>Viltlasagne</w:t>
       </w:r>
-      <w:bookmarkEnd w:id="46"/>
+      <w:bookmarkEnd w:id="47"/>
     </w:p>
     <w:p>
       <w:pPr>
@@ -19973,7 +20537,7 @@
           <w:lang w:val="sv-SE"/>
         </w:rPr>
       </w:pPr>
-      <w:bookmarkStart w:id="47" w:name="_Toc238127235"/>
+      <w:bookmarkStart w:id="48" w:name="_Toc238128289"/>
       <w:r>
         <w:rPr>
           <w:lang w:val="sv-SE"/>
@@ -19981,7 +20545,7 @@
         <w:lastRenderedPageBreak/>
         <w:t>Övrigt</w:t>
       </w:r>
-      <w:bookmarkEnd w:id="47"/>
+      <w:bookmarkEnd w:id="48"/>
     </w:p>
     <w:p>
       <w:pPr>
@@ -19990,7 +20554,7 @@
           <w:lang w:val="sv-SE"/>
         </w:rPr>
       </w:pPr>
-      <w:bookmarkStart w:id="48" w:name="_Toc238127236"/>
+      <w:bookmarkStart w:id="49" w:name="_Toc238128290"/>
       <w:r>
         <w:rPr>
           <w:lang w:val="sv-SE"/>
@@ -20003,7 +20567,7 @@
         </w:rPr>
         <w:t>ltpytt</w:t>
       </w:r>
-      <w:bookmarkEnd w:id="48"/>
+      <w:bookmarkEnd w:id="49"/>
     </w:p>
     <w:p>
       <w:pPr>
@@ -20163,14 +20727,14 @@
           <w:lang w:val="sv-SE"/>
         </w:rPr>
       </w:pPr>
-      <w:bookmarkStart w:id="49" w:name="_Toc238127237"/>
+      <w:bookmarkStart w:id="50" w:name="_Toc238128291"/>
       <w:r>
         <w:rPr>
           <w:lang w:val="sv-SE"/>
         </w:rPr>
         <w:t>Biff Rydberg</w:t>
       </w:r>
-      <w:bookmarkEnd w:id="49"/>
+      <w:bookmarkEnd w:id="50"/>
     </w:p>
     <w:p>
       <w:pPr>
@@ -20521,7 +21085,7 @@
           <w:lang w:val="sv-SE"/>
         </w:rPr>
       </w:pPr>
-      <w:bookmarkStart w:id="50" w:name="_Toc238127238"/>
+      <w:bookmarkStart w:id="51" w:name="_Toc238128292"/>
       <w:r>
         <w:rPr>
           <w:lang w:val="sv-SE"/>
@@ -20534,7 +21098,7 @@
         </w:rPr>
         <w:t>ulled boar</w:t>
       </w:r>
-      <w:bookmarkEnd w:id="50"/>
+      <w:bookmarkEnd w:id="51"/>
     </w:p>
     <w:p>
       <w:pPr>
@@ -20797,7 +21361,7 @@
           <w:lang w:val="sv-SE"/>
         </w:rPr>
       </w:pPr>
-      <w:bookmarkStart w:id="51" w:name="_Toc238127239"/>
+      <w:bookmarkStart w:id="52" w:name="_Toc238128293"/>
       <w:r>
         <w:rPr>
           <w:lang w:val="sv-SE"/>
@@ -20810,7 +21374,7 @@
         </w:rPr>
         <w:t xml:space="preserve"> (otestad)</w:t>
       </w:r>
-      <w:bookmarkEnd w:id="51"/>
+      <w:bookmarkEnd w:id="52"/>
     </w:p>
     <w:p>
       <w:pPr>
@@ -21133,14 +21697,14 @@
           <w:lang w:val="sv-SE"/>
         </w:rPr>
       </w:pPr>
-      <w:bookmarkStart w:id="52" w:name="_Toc238127240"/>
+      <w:bookmarkStart w:id="53" w:name="_Toc238128294"/>
       <w:r>
         <w:rPr>
           <w:lang w:val="sv-SE"/>
         </w:rPr>
         <w:t>Carbonara</w:t>
       </w:r>
-      <w:bookmarkEnd w:id="52"/>
+      <w:bookmarkEnd w:id="53"/>
     </w:p>
     <w:p>
       <w:pPr>
@@ -21377,7 +21941,7 @@
           <w:lang w:val="sv-SE"/>
         </w:rPr>
       </w:pPr>
-      <w:bookmarkStart w:id="53" w:name="_Toc238127241"/>
+      <w:bookmarkStart w:id="54" w:name="_Toc238128295"/>
       <w:r>
         <w:rPr>
           <w:lang w:val="sv-SE"/>
@@ -21392,7 +21956,7 @@
         </w:rPr>
         <w:t>isk</w:t>
       </w:r>
-      <w:bookmarkEnd w:id="53"/>
+      <w:bookmarkEnd w:id="54"/>
     </w:p>
     <w:p>
       <w:pPr>
@@ -21411,7 +21975,7 @@
         </w:rPr>
         <w:br w:type="page"/>
       </w:r>
-      <w:bookmarkStart w:id="54" w:name="_Toc238127242"/>
+      <w:bookmarkStart w:id="55" w:name="_Toc238128296"/>
       <w:r>
         <w:rPr>
           <w:rFonts w:ascii="Times New Roman" w:hAnsi="Times New Roman"/>
@@ -21434,7 +21998,7 @@
         </w:rPr>
         <w:t>soppa</w:t>
       </w:r>
-      <w:bookmarkEnd w:id="54"/>
+      <w:bookmarkEnd w:id="55"/>
     </w:p>
     <w:p>
       <w:pPr>
@@ -21451,7 +22015,7 @@
           <w:lang w:val="sv-SE"/>
         </w:rPr>
       </w:pPr>
-      <w:bookmarkStart w:id="55" w:name="_Toc238127243"/>
+      <w:bookmarkStart w:id="56" w:name="_Toc238128297"/>
       <w:r>
         <w:rPr>
           <w:noProof/>
@@ -21512,7 +22076,7 @@
         </w:rPr>
         <w:t>Lax och purjolökssås</w:t>
       </w:r>
-      <w:bookmarkEnd w:id="55"/>
+      <w:bookmarkEnd w:id="56"/>
     </w:p>
     <w:p>
       <w:pPr>
@@ -21867,16 +22431,16 @@
           <w:lang w:val="sv-SE"/>
         </w:rPr>
       </w:pPr>
-      <w:bookmarkStart w:id="56" w:name="_Toc529756682"/>
-      <w:bookmarkStart w:id="57" w:name="_Toc529756743"/>
-      <w:bookmarkStart w:id="58" w:name="_Toc238127244"/>
+      <w:bookmarkStart w:id="57" w:name="_Toc529756682"/>
+      <w:bookmarkStart w:id="58" w:name="_Toc529756743"/>
+      <w:bookmarkStart w:id="59" w:name="_Toc238128298"/>
       <w:r>
         <w:rPr>
           <w:lang w:val="sv-SE"/>
         </w:rPr>
         <w:t>Pasta</w:t>
       </w:r>
-      <w:bookmarkEnd w:id="58"/>
+      <w:bookmarkEnd w:id="59"/>
     </w:p>
     <w:p>
       <w:pPr>
@@ -21885,7 +22449,7 @@
           <w:lang w:val="sv-SE"/>
         </w:rPr>
       </w:pPr>
-      <w:bookmarkStart w:id="59" w:name="_Toc238127245"/>
+      <w:bookmarkStart w:id="60" w:name="_Toc238128299"/>
       <w:r>
         <w:rPr>
           <w:lang w:val="sv-SE"/>
@@ -21904,7 +22468,7 @@
         </w:rPr>
         <w:t>vitlök och tomat</w:t>
       </w:r>
-      <w:bookmarkEnd w:id="59"/>
+      <w:bookmarkEnd w:id="60"/>
     </w:p>
     <w:p>
       <w:pPr>
@@ -22188,7 +22752,7 @@
           <w:lang w:val="sv-SE"/>
         </w:rPr>
       </w:pPr>
-      <w:bookmarkStart w:id="60" w:name="_Toc238127246"/>
+      <w:bookmarkStart w:id="61" w:name="_Toc238128300"/>
       <w:r>
         <w:rPr>
           <w:lang w:val="sv-SE"/>
@@ -22201,7 +22765,7 @@
         </w:rPr>
         <w:t>e’</w:t>
       </w:r>
-      <w:bookmarkEnd w:id="60"/>
+      <w:bookmarkEnd w:id="61"/>
     </w:p>
     <w:p>
       <w:pPr>
@@ -22210,7 +22774,7 @@
           <w:lang w:val="sv-SE"/>
         </w:rPr>
       </w:pPr>
-      <w:bookmarkStart w:id="61" w:name="_Toc238127247"/>
+      <w:bookmarkStart w:id="62" w:name="_Toc238128301"/>
       <w:r>
         <w:rPr>
           <w:lang w:val="sv-SE"/>
@@ -22223,7 +22787,7 @@
         </w:rPr>
         <w:t>a enbär</w:t>
       </w:r>
-      <w:bookmarkEnd w:id="61"/>
+      <w:bookmarkEnd w:id="62"/>
     </w:p>
     <w:p>
       <w:pPr>
@@ -22503,14 +23067,14 @@
           <w:lang w:val="sv-SE"/>
         </w:rPr>
       </w:pPr>
-      <w:bookmarkStart w:id="62" w:name="_Toc238127248"/>
+      <w:bookmarkStart w:id="63" w:name="_Toc238128302"/>
       <w:r>
         <w:rPr>
           <w:lang w:val="sv-SE"/>
         </w:rPr>
         <w:t>Fantastisk fiskpaj</w:t>
       </w:r>
-      <w:bookmarkEnd w:id="62"/>
+      <w:bookmarkEnd w:id="63"/>
     </w:p>
     <w:p>
       <w:pPr>
@@ -22945,7 +23509,7 @@
         </w:rPr>
         <w:br w:type="page"/>
       </w:r>
-      <w:bookmarkStart w:id="63" w:name="_Toc238127249"/>
+      <w:bookmarkStart w:id="64" w:name="_Toc238128303"/>
       <w:r>
         <w:rPr>
           <w:rFonts w:ascii="Times New Roman" w:hAnsi="Times New Roman"/>
@@ -22954,7 +23518,7 @@
         <w:lastRenderedPageBreak/>
         <w:t>Övrigt</w:t>
       </w:r>
-      <w:bookmarkEnd w:id="63"/>
+      <w:bookmarkEnd w:id="64"/>
     </w:p>
     <w:p>
       <w:pPr>
@@ -22971,14 +23535,14 @@
           <w:lang w:val="sv-SE"/>
         </w:rPr>
       </w:pPr>
-      <w:bookmarkStart w:id="64" w:name="_Toc238127250"/>
+      <w:bookmarkStart w:id="65" w:name="_Toc238128304"/>
       <w:r>
         <w:rPr>
           <w:lang w:val="sv-SE"/>
         </w:rPr>
         <w:t>Banh Xeo – vietnamesisk omelettpannkaka</w:t>
       </w:r>
-      <w:bookmarkEnd w:id="64"/>
+      <w:bookmarkEnd w:id="65"/>
     </w:p>
     <w:p>
       <w:pPr>
@@ -23823,7 +24387,7 @@
           <w:lang w:val="sv-SE"/>
         </w:rPr>
       </w:pPr>
-      <w:bookmarkStart w:id="65" w:name="_Toc238127251"/>
+      <w:bookmarkStart w:id="66" w:name="_Toc238128305"/>
       <w:r>
         <w:rPr>
           <w:lang w:val="sv-SE"/>
@@ -23831,7 +24395,7 @@
         <w:lastRenderedPageBreak/>
         <w:t>Fågel</w:t>
       </w:r>
-      <w:bookmarkEnd w:id="65"/>
+      <w:bookmarkEnd w:id="66"/>
     </w:p>
     <w:p>
       <w:pPr>
@@ -23840,14 +24404,14 @@
           <w:lang w:val="sv-SE"/>
         </w:rPr>
       </w:pPr>
-      <w:bookmarkStart w:id="66" w:name="_Toc238127252"/>
+      <w:bookmarkStart w:id="67" w:name="_Toc238128306"/>
       <w:r>
         <w:rPr>
           <w:lang w:val="sv-SE"/>
         </w:rPr>
         <w:t>Indiskt</w:t>
       </w:r>
-      <w:bookmarkEnd w:id="66"/>
+      <w:bookmarkEnd w:id="67"/>
     </w:p>
     <w:p>
       <w:pPr>
@@ -23856,14 +24420,14 @@
           <w:lang w:val="sv-SE"/>
         </w:rPr>
       </w:pPr>
-      <w:bookmarkStart w:id="67" w:name="_Toc238127253"/>
+      <w:bookmarkStart w:id="68" w:name="_Toc238128307"/>
       <w:r>
         <w:rPr>
           <w:lang w:val="sv-SE"/>
         </w:rPr>
         <w:t>Vildand tikka masala</w:t>
       </w:r>
-      <w:bookmarkEnd w:id="67"/>
+      <w:bookmarkEnd w:id="68"/>
     </w:p>
     <w:p>
       <w:pPr>
@@ -24674,7 +25238,7 @@
           <w:lang w:val="sv-SE"/>
         </w:rPr>
       </w:pPr>
-      <w:bookmarkStart w:id="68" w:name="_Toc238127254"/>
+      <w:bookmarkStart w:id="69" w:name="_Toc238128308"/>
       <w:r>
         <w:rPr>
           <w:lang w:val="sv-SE"/>
@@ -24682,7 +25246,7 @@
         <w:lastRenderedPageBreak/>
         <w:t>Vegetariskt</w:t>
       </w:r>
-      <w:bookmarkEnd w:id="68"/>
+      <w:bookmarkEnd w:id="69"/>
     </w:p>
     <w:p>
       <w:pPr>
@@ -24691,14 +25255,14 @@
           <w:lang w:val="sv-SE"/>
         </w:rPr>
       </w:pPr>
-      <w:bookmarkStart w:id="69" w:name="_Toc238127255"/>
+      <w:bookmarkStart w:id="70" w:name="_Toc238128309"/>
       <w:r>
         <w:rPr>
           <w:lang w:val="sv-SE"/>
         </w:rPr>
         <w:t>Asiatiskt</w:t>
       </w:r>
-      <w:bookmarkEnd w:id="69"/>
+      <w:bookmarkEnd w:id="70"/>
     </w:p>
     <w:p>
       <w:pPr>
@@ -24707,14 +25271,14 @@
           <w:lang w:val="sv-SE"/>
         </w:rPr>
       </w:pPr>
-      <w:bookmarkStart w:id="70" w:name="_Toc238127256"/>
+      <w:bookmarkStart w:id="71" w:name="_Toc238128310"/>
       <w:r>
         <w:rPr>
           <w:lang w:val="sv-SE"/>
         </w:rPr>
         <w:t>Bibimbap</w:t>
       </w:r>
-      <w:bookmarkEnd w:id="70"/>
+      <w:bookmarkEnd w:id="71"/>
     </w:p>
     <w:p>
       <w:pPr>
@@ -25224,14 +25788,14 @@
           <w:lang w:val="sv-SE"/>
         </w:rPr>
       </w:pPr>
-      <w:bookmarkStart w:id="71" w:name="_Toc238127257"/>
+      <w:bookmarkStart w:id="72" w:name="_Toc238128311"/>
       <w:r>
         <w:rPr>
           <w:lang w:val="sv-SE"/>
         </w:rPr>
         <w:t>Pasta</w:t>
       </w:r>
-      <w:bookmarkEnd w:id="71"/>
+      <w:bookmarkEnd w:id="72"/>
     </w:p>
     <w:p>
       <w:pPr>
@@ -25240,14 +25804,14 @@
           <w:lang w:val="sv-SE"/>
         </w:rPr>
       </w:pPr>
-      <w:bookmarkStart w:id="72" w:name="_Toc238127258"/>
+      <w:bookmarkStart w:id="73" w:name="_Toc238128312"/>
       <w:r>
         <w:rPr>
           <w:lang w:val="sv-SE"/>
         </w:rPr>
         <w:t>Pasta limone</w:t>
       </w:r>
-      <w:bookmarkEnd w:id="72"/>
+      <w:bookmarkEnd w:id="73"/>
     </w:p>
     <w:p>
       <w:pPr>
@@ -25652,7 +26216,7 @@
           <w:lang w:val="sv-SE"/>
         </w:rPr>
       </w:pPr>
-      <w:bookmarkStart w:id="73" w:name="_Toc238127259"/>
+      <w:bookmarkStart w:id="74" w:name="_Toc238128313"/>
       <w:r>
         <w:rPr>
           <w:lang w:val="sv-SE"/>
@@ -25666,7 +26230,7 @@
         </w:rPr>
         <w:t>nnkakor</w:t>
       </w:r>
-      <w:bookmarkEnd w:id="73"/>
+      <w:bookmarkEnd w:id="74"/>
     </w:p>
     <w:p>
       <w:pPr>
@@ -25675,14 +26239,14 @@
           <w:lang w:val="sv-SE"/>
         </w:rPr>
       </w:pPr>
-      <w:bookmarkStart w:id="74" w:name="_Toc238127260"/>
+      <w:bookmarkStart w:id="75" w:name="_Toc238128314"/>
       <w:r>
         <w:rPr>
           <w:lang w:val="sv-SE"/>
         </w:rPr>
         <w:t>Galetter med svampstuvning</w:t>
       </w:r>
-      <w:bookmarkEnd w:id="74"/>
+      <w:bookmarkEnd w:id="75"/>
     </w:p>
     <w:p>
       <w:pPr>
@@ -26340,14 +26904,14 @@
           <w:lang w:val="sv-SE"/>
         </w:rPr>
       </w:pPr>
-      <w:bookmarkStart w:id="75" w:name="_Toc238127261"/>
+      <w:bookmarkStart w:id="76" w:name="_Toc238128315"/>
       <w:r>
         <w:rPr>
           <w:lang w:val="sv-SE"/>
         </w:rPr>
         <w:t>Tillbehör</w:t>
       </w:r>
-      <w:bookmarkEnd w:id="75"/>
+      <w:bookmarkEnd w:id="76"/>
     </w:p>
     <w:p>
       <w:pPr>
@@ -26363,14 +26927,14 @@
           <w:lang w:val="sv-SE"/>
         </w:rPr>
       </w:pPr>
-      <w:bookmarkStart w:id="76" w:name="_Toc238127262"/>
+      <w:bookmarkStart w:id="77" w:name="_Toc238128316"/>
       <w:r>
         <w:rPr>
           <w:lang w:val="sv-SE"/>
         </w:rPr>
         <w:t>Potatis</w:t>
       </w:r>
-      <w:bookmarkEnd w:id="76"/>
+      <w:bookmarkEnd w:id="77"/>
     </w:p>
     <w:p>
       <w:pPr>
@@ -26379,14 +26943,14 @@
           <w:lang w:val="sv-SE"/>
         </w:rPr>
       </w:pPr>
-      <w:bookmarkStart w:id="77" w:name="_Toc238127263"/>
+      <w:bookmarkStart w:id="78" w:name="_Toc238128317"/>
       <w:r>
         <w:rPr>
           <w:lang w:val="sv-SE"/>
         </w:rPr>
         <w:t>Hasselbackspotatis</w:t>
       </w:r>
-      <w:bookmarkEnd w:id="77"/>
+      <w:bookmarkEnd w:id="78"/>
     </w:p>
     <w:p>
       <w:pPr>
@@ -26764,7 +27328,7 @@
           <w:lang w:val="sv-SE"/>
         </w:rPr>
       </w:pPr>
-      <w:bookmarkStart w:id="78" w:name="_Toc238127264"/>
+      <w:bookmarkStart w:id="79" w:name="_Toc238128318"/>
       <w:r>
         <w:rPr>
           <w:lang w:val="sv-SE"/>
@@ -26777,7 +27341,7 @@
         </w:rPr>
         <w:t>ser</w:t>
       </w:r>
-      <w:bookmarkEnd w:id="78"/>
+      <w:bookmarkEnd w:id="79"/>
     </w:p>
     <w:p>
       <w:pPr>
@@ -26786,14 +27350,14 @@
           <w:lang w:val="sv-SE"/>
         </w:rPr>
       </w:pPr>
-      <w:bookmarkStart w:id="79" w:name="_Toc238127265"/>
+      <w:bookmarkStart w:id="80" w:name="_Toc238128319"/>
       <w:r>
         <w:rPr>
           <w:lang w:val="sv-SE"/>
         </w:rPr>
         <w:t>Löksås</w:t>
       </w:r>
-      <w:bookmarkEnd w:id="79"/>
+      <w:bookmarkEnd w:id="80"/>
     </w:p>
     <w:p>
       <w:pPr>
@@ -27018,14 +27582,14 @@
           <w:lang w:val="sv-SE"/>
         </w:rPr>
       </w:pPr>
-      <w:bookmarkStart w:id="80" w:name="_Toc238127266"/>
+      <w:bookmarkStart w:id="81" w:name="_Toc238128320"/>
       <w:r>
         <w:rPr>
           <w:lang w:val="sv-SE"/>
         </w:rPr>
         <w:t>Vitvinssås</w:t>
       </w:r>
-      <w:bookmarkEnd w:id="80"/>
+      <w:bookmarkEnd w:id="81"/>
     </w:p>
     <w:p>
       <w:pPr>
@@ -27358,14 +27922,14 @@
           <w:lang w:val="sv-SE"/>
         </w:rPr>
       </w:pPr>
-      <w:bookmarkStart w:id="81" w:name="_Toc238127267"/>
+      <w:bookmarkStart w:id="82" w:name="_Toc238128321"/>
       <w:r>
         <w:rPr>
           <w:lang w:val="sv-SE"/>
         </w:rPr>
         <w:t>Grönpepparsås</w:t>
       </w:r>
-      <w:bookmarkEnd w:id="81"/>
+      <w:bookmarkEnd w:id="82"/>
     </w:p>
     <w:p>
       <w:pPr>
@@ -27785,14 +28349,14 @@
           <w:lang w:val="sv-SE"/>
         </w:rPr>
       </w:pPr>
-      <w:bookmarkStart w:id="82" w:name="_Toc238127268"/>
+      <w:bookmarkStart w:id="83" w:name="_Toc238128322"/>
       <w:r>
         <w:rPr>
           <w:lang w:val="sv-SE"/>
         </w:rPr>
         <w:t>Ostsås</w:t>
       </w:r>
-      <w:bookmarkEnd w:id="82"/>
+      <w:bookmarkEnd w:id="83"/>
     </w:p>
     <w:p>
       <w:pPr>
@@ -28063,7 +28627,7 @@
           <w:lang w:val="sv-SE"/>
         </w:rPr>
       </w:pPr>
-      <w:bookmarkStart w:id="83" w:name="_Toc238127269"/>
+      <w:bookmarkStart w:id="84" w:name="_Toc238128323"/>
       <w:r>
         <w:rPr>
           <w:lang w:val="sv-SE"/>
@@ -28071,7 +28635,7 @@
         <w:lastRenderedPageBreak/>
         <w:t>Enkel gräddsås</w:t>
       </w:r>
-      <w:bookmarkEnd w:id="83"/>
+      <w:bookmarkEnd w:id="84"/>
     </w:p>
     <w:p>
       <w:pPr>
@@ -28266,14 +28830,14 @@
           <w:lang w:val="sv-SE"/>
         </w:rPr>
       </w:pPr>
-      <w:bookmarkStart w:id="84" w:name="_Toc238127270"/>
+      <w:bookmarkStart w:id="85" w:name="_Toc238128324"/>
       <w:r>
         <w:rPr>
           <w:lang w:val="sv-SE"/>
         </w:rPr>
         <w:t>Sallader</w:t>
       </w:r>
-      <w:bookmarkEnd w:id="84"/>
+      <w:bookmarkEnd w:id="85"/>
     </w:p>
     <w:p>
       <w:pPr>
@@ -28282,14 +28846,14 @@
           <w:lang w:val="sv-SE"/>
         </w:rPr>
       </w:pPr>
-      <w:bookmarkStart w:id="85" w:name="_Toc238127271"/>
+      <w:bookmarkStart w:id="86" w:name="_Toc238128325"/>
       <w:r>
         <w:rPr>
           <w:lang w:val="sv-SE"/>
         </w:rPr>
         <w:t>Cole slaw</w:t>
       </w:r>
-      <w:bookmarkEnd w:id="85"/>
+      <w:bookmarkEnd w:id="86"/>
     </w:p>
     <w:p>
       <w:pPr>
@@ -28475,14 +29039,14 @@
           <w:lang w:val="sv-SE"/>
         </w:rPr>
       </w:pPr>
-      <w:bookmarkStart w:id="86" w:name="_Toc238127272"/>
+      <w:bookmarkStart w:id="87" w:name="_Toc238128326"/>
       <w:r>
         <w:rPr>
           <w:lang w:val="sv-SE"/>
         </w:rPr>
         <w:t>Smaksättare</w:t>
       </w:r>
-      <w:bookmarkEnd w:id="86"/>
+      <w:bookmarkEnd w:id="87"/>
     </w:p>
     <w:p>
       <w:pPr>
@@ -28491,14 +29055,14 @@
           <w:lang w:val="sv-SE"/>
         </w:rPr>
       </w:pPr>
-      <w:bookmarkStart w:id="87" w:name="_Toc238127273"/>
+      <w:bookmarkStart w:id="88" w:name="_Toc238128327"/>
       <w:r>
         <w:rPr>
           <w:lang w:val="sv-SE"/>
         </w:rPr>
         <w:t>Jack Daniels Glaze</w:t>
       </w:r>
-      <w:bookmarkEnd w:id="87"/>
+      <w:bookmarkEnd w:id="88"/>
     </w:p>
     <w:p>
       <w:pPr>
@@ -28933,7 +29497,7 @@
           <w:lang w:val="sv-SE"/>
         </w:rPr>
       </w:pPr>
-      <w:bookmarkStart w:id="88" w:name="_Toc238127274"/>
+      <w:bookmarkStart w:id="89" w:name="_Toc238128328"/>
       <w:r>
         <w:rPr>
           <w:lang w:val="sv-SE"/>
@@ -28946,7 +29510,7 @@
         </w:rPr>
         <w:t>Marinad</w:t>
       </w:r>
-      <w:bookmarkEnd w:id="88"/>
+      <w:bookmarkEnd w:id="89"/>
     </w:p>
     <w:p>
       <w:pPr>
@@ -29132,14 +29696,14 @@
           <w:lang w:val="sv-SE"/>
         </w:rPr>
       </w:pPr>
-      <w:bookmarkStart w:id="89" w:name="_Toc238127275"/>
+      <w:bookmarkStart w:id="90" w:name="_Toc238128329"/>
       <w:r>
         <w:rPr>
           <w:lang w:val="sv-SE"/>
         </w:rPr>
         <w:t>Mustiga marinaden</w:t>
       </w:r>
-      <w:bookmarkEnd w:id="89"/>
+      <w:bookmarkEnd w:id="90"/>
     </w:p>
     <w:p>
       <w:pPr>
@@ -29412,14 +29976,14 @@
           <w:lang w:val="sv-SE"/>
         </w:rPr>
       </w:pPr>
-      <w:bookmarkStart w:id="90" w:name="_Toc238127276"/>
+      <w:bookmarkStart w:id="91" w:name="_Toc238128330"/>
       <w:r>
         <w:rPr>
           <w:lang w:val="sv-SE"/>
         </w:rPr>
         <w:t>Chilimarinad</w:t>
       </w:r>
-      <w:bookmarkEnd w:id="90"/>
+      <w:bookmarkEnd w:id="91"/>
     </w:p>
     <w:p>
       <w:pPr>
@@ -29612,14 +30176,14 @@
           <w:lang w:val="sv-SE"/>
         </w:rPr>
       </w:pPr>
-      <w:bookmarkStart w:id="91" w:name="_Toc238127277"/>
+      <w:bookmarkStart w:id="92" w:name="_Toc238128331"/>
       <w:r>
         <w:rPr>
           <w:lang w:val="sv-SE"/>
         </w:rPr>
         <w:t>Enbärskryddsmör</w:t>
       </w:r>
-      <w:bookmarkEnd w:id="91"/>
+      <w:bookmarkEnd w:id="92"/>
     </w:p>
     <w:p>
       <w:pPr>
@@ -29858,14 +30422,14 @@
           <w:lang w:val="sv-SE"/>
         </w:rPr>
       </w:pPr>
-      <w:bookmarkStart w:id="92" w:name="_Toc238127278"/>
+      <w:bookmarkStart w:id="93" w:name="_Toc238128332"/>
       <w:r>
         <w:rPr>
           <w:lang w:val="sv-SE"/>
         </w:rPr>
         <w:t>Fonder</w:t>
       </w:r>
-      <w:bookmarkEnd w:id="92"/>
+      <w:bookmarkEnd w:id="93"/>
     </w:p>
     <w:p>
       <w:pPr>
@@ -29874,14 +30438,14 @@
           <w:lang w:val="sv-SE"/>
         </w:rPr>
       </w:pPr>
-      <w:bookmarkStart w:id="93" w:name="_Toc238127279"/>
+      <w:bookmarkStart w:id="94" w:name="_Toc238128333"/>
       <w:r>
         <w:rPr>
           <w:lang w:val="sv-SE"/>
         </w:rPr>
         <w:t>Fisk</w:t>
       </w:r>
-      <w:bookmarkEnd w:id="93"/>
+      <w:bookmarkEnd w:id="94"/>
     </w:p>
     <w:p>
       <w:pPr>
@@ -29890,14 +30454,14 @@
           <w:lang w:val="sv-SE"/>
         </w:rPr>
       </w:pPr>
-      <w:bookmarkStart w:id="94" w:name="_Toc238127280"/>
+      <w:bookmarkStart w:id="95" w:name="_Toc238128334"/>
       <w:r>
         <w:rPr>
           <w:lang w:val="sv-SE"/>
         </w:rPr>
         <w:t>Räkfond</w:t>
       </w:r>
-      <w:bookmarkEnd w:id="94"/>
+      <w:bookmarkEnd w:id="95"/>
     </w:p>
     <w:p>
       <w:pPr>
@@ -30175,14 +30739,14 @@
           <w:lang w:val="sv-SE"/>
         </w:rPr>
       </w:pPr>
-      <w:bookmarkStart w:id="95" w:name="_Toc238127281"/>
+      <w:bookmarkStart w:id="96" w:name="_Toc238128335"/>
       <w:r>
         <w:rPr>
           <w:lang w:val="sv-SE"/>
         </w:rPr>
         <w:t>Kött</w:t>
       </w:r>
-      <w:bookmarkEnd w:id="95"/>
+      <w:bookmarkEnd w:id="96"/>
     </w:p>
     <w:p>
       <w:pPr>
@@ -30191,7 +30755,7 @@
           <w:lang w:val="sv-SE"/>
         </w:rPr>
       </w:pPr>
-      <w:bookmarkStart w:id="96" w:name="_Toc238127282"/>
+      <w:bookmarkStart w:id="97" w:name="_Toc238128336"/>
       <w:r>
         <w:rPr>
           <w:lang w:val="sv-SE"/>
@@ -30204,7 +30768,7 @@
         </w:rPr>
         <w:t>fond</w:t>
       </w:r>
-      <w:bookmarkEnd w:id="96"/>
+      <w:bookmarkEnd w:id="97"/>
     </w:p>
     <w:p>
       <w:pPr>
@@ -30563,14 +31127,14 @@
           <w:lang w:val="sv-SE"/>
         </w:rPr>
       </w:pPr>
-      <w:bookmarkStart w:id="97" w:name="_Toc238127283"/>
+      <w:bookmarkStart w:id="98" w:name="_Toc238128337"/>
       <w:r>
         <w:rPr>
           <w:lang w:val="sv-SE"/>
         </w:rPr>
         <w:t>Bakning</w:t>
       </w:r>
-      <w:bookmarkEnd w:id="97"/>
+      <w:bookmarkEnd w:id="98"/>
     </w:p>
     <w:p>
       <w:pPr>
@@ -30579,14 +31143,14 @@
           <w:lang w:val="sv-SE"/>
         </w:rPr>
       </w:pPr>
-      <w:bookmarkStart w:id="98" w:name="_Toc238127284"/>
+      <w:bookmarkStart w:id="99" w:name="_Toc238128338"/>
       <w:r>
         <w:rPr>
           <w:lang w:val="sv-SE"/>
         </w:rPr>
         <w:t>Frukost</w:t>
       </w:r>
-      <w:bookmarkEnd w:id="98"/>
+      <w:bookmarkEnd w:id="99"/>
     </w:p>
     <w:p>
       <w:pPr>
@@ -30595,14 +31159,14 @@
           <w:lang w:val="sv-SE"/>
         </w:rPr>
       </w:pPr>
-      <w:bookmarkStart w:id="99" w:name="_Toc238127285"/>
+      <w:bookmarkStart w:id="100" w:name="_Toc238128339"/>
       <w:r>
         <w:rPr>
           <w:lang w:val="sv-SE"/>
         </w:rPr>
         <w:t>Scones</w:t>
       </w:r>
-      <w:bookmarkEnd w:id="99"/>
+      <w:bookmarkEnd w:id="100"/>
     </w:p>
     <w:p>
       <w:pPr>
@@ -30910,7 +31474,7 @@
           <w:lang w:val="sv-SE"/>
         </w:rPr>
       </w:pPr>
-      <w:bookmarkStart w:id="100" w:name="_Toc238127286"/>
+      <w:bookmarkStart w:id="101" w:name="_Toc238128340"/>
       <w:r>
         <w:rPr>
           <w:lang w:val="sv-SE"/>
@@ -30918,7 +31482,7 @@
         <w:lastRenderedPageBreak/>
         <w:t>Granola</w:t>
       </w:r>
-      <w:bookmarkEnd w:id="100"/>
+      <w:bookmarkEnd w:id="101"/>
     </w:p>
     <w:p>
       <w:pPr>
@@ -31379,7 +31943,7 @@
           <w:lang w:val="sv-SE"/>
         </w:rPr>
       </w:pPr>
-      <w:bookmarkStart w:id="101" w:name="_Toc238127287"/>
+      <w:bookmarkStart w:id="102" w:name="_Toc238128341"/>
       <w:r>
         <w:rPr>
           <w:lang w:val="sv-SE"/>
@@ -31387,7 +31951,7 @@
         <w:lastRenderedPageBreak/>
         <w:t>Bröd</w:t>
       </w:r>
-      <w:bookmarkEnd w:id="101"/>
+      <w:bookmarkEnd w:id="102"/>
     </w:p>
     <w:p>
       <w:pPr>
@@ -31396,7 +31960,7 @@
           <w:lang w:val="sv-SE"/>
         </w:rPr>
       </w:pPr>
-      <w:bookmarkStart w:id="102" w:name="_Toc238127288"/>
+      <w:bookmarkStart w:id="103" w:name="_Toc238128342"/>
       <w:r>
         <w:rPr>
           <w:noProof/>
@@ -31463,7 +32027,7 @@
         </w:rPr>
         <w:t>Öster Malma fröknäcke</w:t>
       </w:r>
-      <w:bookmarkEnd w:id="102"/>
+      <w:bookmarkEnd w:id="103"/>
     </w:p>
     <w:p>
       <w:pPr>
@@ -31750,7 +32314,7 @@
           <w:lang w:val="sv-SE"/>
         </w:rPr>
       </w:pPr>
-      <w:bookmarkStart w:id="103" w:name="_Toc238127289"/>
+      <w:bookmarkStart w:id="104" w:name="_Toc238128343"/>
       <w:r>
         <w:rPr>
           <w:lang w:val="sv-SE"/>
@@ -31764,7 +32328,7 @@
         </w:rPr>
         <w:t>alma Torpestalimpa</w:t>
       </w:r>
-      <w:bookmarkEnd w:id="103"/>
+      <w:bookmarkEnd w:id="104"/>
     </w:p>
     <w:p>
       <w:pPr>
@@ -32155,14 +32719,14 @@
           <w:lang w:val="sv-SE"/>
         </w:rPr>
       </w:pPr>
-      <w:bookmarkStart w:id="104" w:name="_Toc238127290"/>
+      <w:bookmarkStart w:id="105" w:name="_Toc238128344"/>
       <w:r>
         <w:rPr>
           <w:lang w:val="sv-SE"/>
         </w:rPr>
         <w:t>Drycker</w:t>
       </w:r>
-      <w:bookmarkEnd w:id="104"/>
+      <w:bookmarkEnd w:id="105"/>
     </w:p>
     <w:p>
       <w:pPr>
@@ -32171,14 +32735,14 @@
           <w:lang w:val="sv-SE"/>
         </w:rPr>
       </w:pPr>
-      <w:bookmarkStart w:id="105" w:name="_Toc238127291"/>
+      <w:bookmarkStart w:id="106" w:name="_Toc238128345"/>
       <w:r>
         <w:rPr>
           <w:lang w:val="sv-SE"/>
         </w:rPr>
         <w:t>Saft</w:t>
       </w:r>
-      <w:bookmarkEnd w:id="105"/>
+      <w:bookmarkEnd w:id="106"/>
     </w:p>
     <w:p>
       <w:pPr>
@@ -32187,14 +32751,14 @@
           <w:lang w:val="sv-SE"/>
         </w:rPr>
       </w:pPr>
-      <w:bookmarkStart w:id="106" w:name="_Toc238127292"/>
+      <w:bookmarkStart w:id="107" w:name="_Toc238128346"/>
       <w:r>
         <w:rPr>
           <w:lang w:val="sv-SE"/>
         </w:rPr>
         <w:t>Granskottssaft</w:t>
       </w:r>
-      <w:bookmarkEnd w:id="106"/>
+      <w:bookmarkEnd w:id="107"/>
     </w:p>
     <w:p>
       <w:pPr>
@@ -32502,14 +33066,14 @@
           <w:lang w:val="sv-SE"/>
         </w:rPr>
       </w:pPr>
-      <w:bookmarkStart w:id="107" w:name="_Toc238127293"/>
+      <w:bookmarkStart w:id="108" w:name="_Toc238128347"/>
       <w:r>
         <w:rPr>
           <w:lang w:val="sv-SE"/>
         </w:rPr>
         <w:t>Frukost</w:t>
       </w:r>
-      <w:bookmarkEnd w:id="107"/>
+      <w:bookmarkEnd w:id="108"/>
     </w:p>
     <w:p>
       <w:pPr>
@@ -32518,14 +33082,14 @@
           <w:lang w:val="sv-SE"/>
         </w:rPr>
       </w:pPr>
-      <w:bookmarkStart w:id="108" w:name="_Toc238127294"/>
+      <w:bookmarkStart w:id="109" w:name="_Toc238128348"/>
       <w:r>
         <w:rPr>
           <w:lang w:val="sv-SE"/>
         </w:rPr>
         <w:t>Ägg</w:t>
       </w:r>
-      <w:bookmarkEnd w:id="108"/>
+      <w:bookmarkEnd w:id="109"/>
     </w:p>
     <w:p>
       <w:pPr>
@@ -32534,14 +33098,14 @@
           <w:lang w:val="sv-SE"/>
         </w:rPr>
       </w:pPr>
-      <w:bookmarkStart w:id="109" w:name="_Toc238127295"/>
+      <w:bookmarkStart w:id="110" w:name="_Toc238128349"/>
       <w:r>
         <w:rPr>
           <w:lang w:val="sv-SE"/>
         </w:rPr>
         <w:t>Lyxig äggröra</w:t>
       </w:r>
-      <w:bookmarkEnd w:id="109"/>
+      <w:bookmarkEnd w:id="110"/>
     </w:p>
     <w:p>
       <w:pPr>
@@ -32744,14 +33308,14 @@
           <w:lang w:val="sv-SE"/>
         </w:rPr>
       </w:pPr>
-      <w:bookmarkStart w:id="110" w:name="_Toc238127296"/>
+      <w:bookmarkStart w:id="111" w:name="_Toc238128350"/>
       <w:r>
         <w:rPr>
           <w:lang w:val="sv-SE"/>
         </w:rPr>
         <w:t>Bilagor</w:t>
       </w:r>
-      <w:bookmarkEnd w:id="110"/>
+      <w:bookmarkEnd w:id="111"/>
     </w:p>
     <w:p>
       <w:pPr>
@@ -32788,7 +33352,7 @@
           <w:lang w:val="sv-SE"/>
         </w:rPr>
       </w:pPr>
-      <w:bookmarkStart w:id="111" w:name="_Toc238127297"/>
+      <w:bookmarkStart w:id="112" w:name="_Toc238128351"/>
       <w:r>
         <w:rPr>
           <w:lang w:val="sv-SE"/>
@@ -32796,7 +33360,7 @@
         <w:lastRenderedPageBreak/>
         <w:t>Saltlagtabell</w:t>
       </w:r>
-      <w:bookmarkEnd w:id="111"/>
+      <w:bookmarkEnd w:id="112"/>
     </w:p>
     <w:p>
       <w:pPr>
@@ -34059,7 +34623,7 @@
         </w:rPr>
       </w:pPr>
     </w:p>
-    <w:bookmarkStart w:id="112" w:name="_Toc238127298" w:displacedByCustomXml="next"/>
+    <w:bookmarkStart w:id="113" w:name="_Toc238128352" w:displacedByCustomXml="next"/>
     <w:sdt>
       <w:sdtPr>
         <w:id w:val="1723244645"/>
@@ -34071,7 +34635,7 @@
         <w15:appearance w15:val="hidden"/>
       </w:sdtPr>
       <w:sdtContent>
-        <w:bookmarkStart w:id="113" w:name="_Toc527370448" w:displacedByCustomXml="prev"/>
+        <w:bookmarkStart w:id="114" w:name="_Toc527370448" w:displacedByCustomXml="prev"/>
         <w:p>
           <w:pPr>
             <w:pStyle w:val="Heading1"/>
@@ -34086,12 +34650,12 @@
             <w:t>Epilogue/Conclusion</w:t>
           </w:r>
         </w:p>
-        <w:bookmarkEnd w:id="113" w:displacedByCustomXml="next"/>
+        <w:bookmarkEnd w:id="114" w:displacedByCustomXml="next"/>
       </w:sdtContent>
     </w:sdt>
-    <w:bookmarkEnd w:id="112" w:displacedByCustomXml="prev"/>
+    <w:bookmarkEnd w:id="113" w:displacedByCustomXml="prev"/>
+    <w:bookmarkEnd w:id="58" w:displacedByCustomXml="prev"/>
     <w:bookmarkEnd w:id="57" w:displacedByCustomXml="prev"/>
-    <w:bookmarkEnd w:id="56" w:displacedByCustomXml="prev"/>
     <w:p>
       <w:pPr>
         <w:rPr>
@@ -37274,18 +37838,19 @@
     <w:rsid w:val="00456750"/>
     <w:rsid w:val="00501EDB"/>
     <w:rsid w:val="00511D8B"/>
-    <w:rsid w:val="005D1623"/>
     <w:rsid w:val="00605415"/>
     <w:rsid w:val="006410EE"/>
     <w:rsid w:val="006866FF"/>
     <w:rsid w:val="006948C4"/>
     <w:rsid w:val="006E76EC"/>
+    <w:rsid w:val="00742A91"/>
     <w:rsid w:val="007A061E"/>
     <w:rsid w:val="007D4D7A"/>
     <w:rsid w:val="00811576"/>
     <w:rsid w:val="00896458"/>
     <w:rsid w:val="008A307F"/>
     <w:rsid w:val="008E3044"/>
+    <w:rsid w:val="009F40A4"/>
     <w:rsid w:val="00A36180"/>
     <w:rsid w:val="00A645D5"/>
     <w:rsid w:val="00AF5861"/>
@@ -37305,6 +37870,7 @@
     <w:rsid w:val="00E10551"/>
     <w:rsid w:val="00E50E71"/>
     <w:rsid w:val="00E51E41"/>
+    <w:rsid w:val="00E5471F"/>
     <w:rsid w:val="00EE44E3"/>
     <w:rsid w:val="00F011A5"/>
     <w:rsid w:val="00F07FCB"/>
@@ -38007,27 +38573,6 @@
 </file>
 
 <file path=customXml/item1.xml><?xml version="1.0" encoding="utf-8"?>
-<b:Sources xmlns:b="http://schemas.openxmlformats.org/officeDocument/2006/bibliography" xmlns="http://schemas.openxmlformats.org/officeDocument/2006/bibliography" SelectedStyle="\APASixthEditionOfficeOnline.xsl" StyleName="APA" Version="6"/>
-</file>
-
-<file path=customXml/item2.xml><?xml version="1.0" encoding="utf-8"?>
-<p:properties xmlns:p="http://schemas.microsoft.com/office/2006/metadata/properties" xmlns:xsi="http://www.w3.org/2001/XMLSchema-instance" xmlns:pc="http://schemas.microsoft.com/office/infopath/2007/PartnerControls">
-  <documentManagement>
-    <MediaServiceKeyPoints xmlns="71af3243-3dd4-4a8d-8c0d-dd76da1f02a5" xsi:nil="true"/>
-  </documentManagement>
-</p:properties>
-</file>
-
-<file path=customXml/item3.xml><?xml version="1.0" encoding="utf-8"?>
-<?mso-contentType ?>
-<FormTemplates xmlns="http://schemas.microsoft.com/sharepoint/v3/contenttype/forms">
-  <Display>DocumentLibraryForm</Display>
-  <Edit>DocumentLibraryForm</Edit>
-  <New>DocumentLibraryForm</New>
-</FormTemplates>
-</file>
-
-<file path=customXml/item4.xml><?xml version="1.0" encoding="utf-8"?>
 <ct:contentTypeSchema xmlns:ct="http://schemas.microsoft.com/office/2006/metadata/contentType" xmlns:ma="http://schemas.microsoft.com/office/2006/metadata/properties/metaAttributes" ct:_="" ma:_="" ma:contentTypeName="Document" ma:contentTypeID="0x01010079F111ED35F8CC479449609E8A0923A6" ma:contentTypeVersion="11" ma:contentTypeDescription="Create a new document." ma:contentTypeScope="" ma:versionID="96291512c1ee715ab617f4c07df79fc1">
   <xsd:schema xmlns:xsd="http://www.w3.org/2001/XMLSchema" xmlns:xs="http://www.w3.org/2001/XMLSchema" xmlns:p="http://schemas.microsoft.com/office/2006/metadata/properties" xmlns:ns2="71af3243-3dd4-4a8d-8c0d-dd76da1f02a5" xmlns:ns3="16c05727-aa75-4e4a-9b5f-8a80a1165891" targetNamespace="http://schemas.microsoft.com/office/2006/metadata/properties" ma:root="true" ma:fieldsID="8256c27c40ca5c40ce1cf6c44f0205df" ns2:_="" ns3:_="">
     <xsd:import namespace="71af3243-3dd4-4a8d-8c0d-dd76da1f02a5"/>
@@ -38238,33 +38783,28 @@
 </ct:contentTypeSchema>
 </file>
 
-<file path=customXml/itemProps1.xml><?xml version="1.0" encoding="utf-8"?>
-<ds:datastoreItem xmlns:ds="http://schemas.openxmlformats.org/officeDocument/2006/customXml" ds:itemID="{2FE66373-6161-4581-9A28-7AB54200425F}">
-  <ds:schemaRefs>
-    <ds:schemaRef ds:uri="http://schemas.openxmlformats.org/officeDocument/2006/bibliography"/>
-  </ds:schemaRefs>
-</ds:datastoreItem>
+<file path=customXml/item2.xml><?xml version="1.0" encoding="utf-8"?>
+<?mso-contentType ?>
+<FormTemplates xmlns="http://schemas.microsoft.com/sharepoint/v3/contenttype/forms">
+  <Display>DocumentLibraryForm</Display>
+  <Edit>DocumentLibraryForm</Edit>
+  <New>DocumentLibraryForm</New>
+</FormTemplates>
 </file>
 
-<file path=customXml/itemProps2.xml><?xml version="1.0" encoding="utf-8"?>
-<ds:datastoreItem xmlns:ds="http://schemas.openxmlformats.org/officeDocument/2006/customXml" ds:itemID="{A1CD3894-5D83-418D-9473-561E9E7F9185}">
-  <ds:schemaRefs>
-    <ds:schemaRef ds:uri="http://schemas.microsoft.com/office/2006/metadata/properties"/>
-    <ds:schemaRef ds:uri="http://schemas.microsoft.com/office/infopath/2007/PartnerControls"/>
-    <ds:schemaRef ds:uri="71af3243-3dd4-4a8d-8c0d-dd76da1f02a5"/>
-  </ds:schemaRefs>
-</ds:datastoreItem>
+<file path=customXml/item3.xml><?xml version="1.0" encoding="utf-8"?>
+<p:properties xmlns:p="http://schemas.microsoft.com/office/2006/metadata/properties" xmlns:xsi="http://www.w3.org/2001/XMLSchema-instance" xmlns:pc="http://schemas.microsoft.com/office/infopath/2007/PartnerControls">
+  <documentManagement>
+    <MediaServiceKeyPoints xmlns="71af3243-3dd4-4a8d-8c0d-dd76da1f02a5" xsi:nil="true"/>
+  </documentManagement>
+</p:properties>
 </file>
 
-<file path=customXml/itemProps3.xml><?xml version="1.0" encoding="utf-8"?>
-<ds:datastoreItem xmlns:ds="http://schemas.openxmlformats.org/officeDocument/2006/customXml" ds:itemID="{CF44EB4C-692F-4272-9514-DF49EFCFE5A5}">
-  <ds:schemaRefs>
-    <ds:schemaRef ds:uri="http://schemas.microsoft.com/sharepoint/v3/contenttype/forms"/>
-  </ds:schemaRefs>
-</ds:datastoreItem>
+<file path=customXml/item4.xml><?xml version="1.0" encoding="utf-8"?>
+<b:Sources xmlns:b="http://schemas.openxmlformats.org/officeDocument/2006/bibliography" xmlns="http://schemas.openxmlformats.org/officeDocument/2006/bibliography" SelectedStyle="\APASixthEditionOfficeOnline.xsl" StyleName="APA" Version="6"/>
 </file>
 
-<file path=customXml/itemProps4.xml><?xml version="1.0" encoding="utf-8"?>
+<file path=customXml/itemProps1.xml><?xml version="1.0" encoding="utf-8"?>
 <ds:datastoreItem xmlns:ds="http://schemas.openxmlformats.org/officeDocument/2006/customXml" ds:itemID="{CB03C512-720A-4153-9179-510DFD75D7CD}">
   <ds:schemaRefs>
     <ds:schemaRef ds:uri="http://schemas.microsoft.com/office/2006/metadata/contentType"/>
@@ -38281,4 +38821,30 @@
     <ds:schemaRef ds:uri="http://schemas.microsoft.com/internal/obd"/>
   </ds:schemaRefs>
 </ds:datastoreItem>
+</file>
+
+<file path=customXml/itemProps2.xml><?xml version="1.0" encoding="utf-8"?>
+<ds:datastoreItem xmlns:ds="http://schemas.openxmlformats.org/officeDocument/2006/customXml" ds:itemID="{CF44EB4C-692F-4272-9514-DF49EFCFE5A5}">
+  <ds:schemaRefs>
+    <ds:schemaRef ds:uri="http://schemas.microsoft.com/sharepoint/v3/contenttype/forms"/>
+  </ds:schemaRefs>
+</ds:datastoreItem>
+</file>
+
+<file path=customXml/itemProps3.xml><?xml version="1.0" encoding="utf-8"?>
+<ds:datastoreItem xmlns:ds="http://schemas.openxmlformats.org/officeDocument/2006/customXml" ds:itemID="{A1CD3894-5D83-418D-9473-561E9E7F9185}">
+  <ds:schemaRefs>
+    <ds:schemaRef ds:uri="http://schemas.microsoft.com/office/2006/metadata/properties"/>
+    <ds:schemaRef ds:uri="http://schemas.microsoft.com/office/infopath/2007/PartnerControls"/>
+    <ds:schemaRef ds:uri="71af3243-3dd4-4a8d-8c0d-dd76da1f02a5"/>
+  </ds:schemaRefs>
+</ds:datastoreItem>
+</file>
+
+<file path=customXml/itemProps4.xml><?xml version="1.0" encoding="utf-8"?>
+<ds:datastoreItem xmlns:ds="http://schemas.openxmlformats.org/officeDocument/2006/customXml" ds:itemID="{2FE66373-6161-4581-9A28-7AB54200425F}">
+  <ds:schemaRefs>
+    <ds:schemaRef ds:uri="http://schemas.openxmlformats.org/officeDocument/2006/bibliography"/>
+  </ds:schemaRefs>
+</ds:datastoreItem>
 </file>
--- a/Receptbok.docx
+++ b/Receptbok.docx
@@ -10144,25 +10144,52 @@
     <w:p>
       <w:pPr>
         <w:pStyle w:val="NormalWeb"/>
-        <w:spacing w:after="0"/>
-        <w:rPr>
-          <w:rFonts w:asciiTheme="minorHAnsi" w:hAnsiTheme="minorHAnsi" w:cstheme="minorHAnsi"/>
-          <w:lang w:val="sv-SE"/>
-        </w:rPr>
-      </w:pPr>
-      <w:r>
-        <w:rPr>
-          <w:rFonts w:asciiTheme="minorHAnsi" w:hAnsiTheme="minorHAnsi" w:cstheme="minorHAnsi"/>
-          <w:lang w:val="sv-SE"/>
-        </w:rPr>
-        <w:t>Tina i kyl över natten</w:t>
-      </w:r>
-      <w:r>
-        <w:rPr>
-          <w:rFonts w:asciiTheme="minorHAnsi" w:hAnsiTheme="minorHAnsi" w:cstheme="minorHAnsi"/>
-          <w:lang w:val="sv-SE"/>
-        </w:rPr>
-        <w:t>.</w:t>
+        <w:spacing w:before="0" w:beforeAutospacing="0" w:after="0" w:afterAutospacing="0"/>
+        <w:rPr>
+          <w:rFonts w:asciiTheme="minorHAnsi" w:hAnsiTheme="minorHAnsi" w:cstheme="minorHAnsi"/>
+          <w:lang w:val="sv-SE"/>
+        </w:rPr>
+      </w:pPr>
+    </w:p>
+    <w:p>
+      <w:pPr>
+        <w:pStyle w:val="NormalWeb"/>
+        <w:spacing w:before="0" w:beforeAutospacing="0" w:after="0" w:afterAutospacing="0"/>
+        <w:rPr>
+          <w:rFonts w:asciiTheme="minorHAnsi" w:hAnsiTheme="minorHAnsi" w:cstheme="minorHAnsi"/>
+          <w:lang w:val="sv-SE"/>
+        </w:rPr>
+      </w:pPr>
+      <w:r>
+        <w:rPr>
+          <w:rFonts w:asciiTheme="minorHAnsi" w:hAnsiTheme="minorHAnsi" w:cstheme="minorHAnsi"/>
+          <w:lang w:val="sv-SE"/>
+        </w:rPr>
+        <w:t xml:space="preserve">Blanda </w:t>
+      </w:r>
+      <w:r>
+        <w:rPr>
+          <w:rFonts w:asciiTheme="minorHAnsi" w:hAnsiTheme="minorHAnsi" w:cstheme="minorHAnsi"/>
+          <w:lang w:val="sv-SE"/>
+        </w:rPr>
+        <w:t>saltlag.</w:t>
+      </w:r>
+    </w:p>
+    <w:p>
+      <w:pPr>
+        <w:pStyle w:val="NormalWeb"/>
+        <w:spacing w:before="0" w:beforeAutospacing="0" w:after="0" w:afterAutospacing="0"/>
+        <w:rPr>
+          <w:rFonts w:asciiTheme="minorHAnsi" w:hAnsiTheme="minorHAnsi" w:cstheme="minorHAnsi"/>
+          <w:lang w:val="sv-SE"/>
+        </w:rPr>
+      </w:pPr>
+      <w:r>
+        <w:rPr>
+          <w:rFonts w:asciiTheme="minorHAnsi" w:hAnsiTheme="minorHAnsi" w:cstheme="minorHAnsi"/>
+          <w:lang w:val="sv-SE"/>
+        </w:rPr>
+        <w:t>Låt köttet vara i saltlag minst ett dygn per cm tjocklek om man inte sprutar in.</w:t>
       </w:r>
     </w:p>
     <w:p>
@@ -10179,7 +10206,14 @@
           <w:rFonts w:asciiTheme="minorHAnsi" w:hAnsiTheme="minorHAnsi" w:cstheme="minorHAnsi"/>
           <w:lang w:val="sv-SE"/>
         </w:rPr>
-        <w:t>Ta ut och låt bli rumstempererad</w:t>
+        <w:t>Gnid in salt och peppar innan stekning</w:t>
+      </w:r>
+      <w:r>
+        <w:rPr>
+          <w:rFonts w:asciiTheme="minorHAnsi" w:hAnsiTheme="minorHAnsi" w:cstheme="minorHAnsi"/>
+          <w:lang w:val="sv-SE"/>
+        </w:rPr>
+        <w:t>.</w:t>
       </w:r>
     </w:p>
     <w:p>
@@ -10191,6 +10225,246 @@
           <w:lang w:val="sv-SE"/>
         </w:rPr>
       </w:pPr>
+      <w:r>
+        <w:rPr>
+          <w:rFonts w:asciiTheme="minorHAnsi" w:hAnsiTheme="minorHAnsi" w:cstheme="minorHAnsi"/>
+          <w:lang w:val="sv-SE"/>
+        </w:rPr>
+        <w:lastRenderedPageBreak/>
+        <w:t>S</w:t>
+      </w:r>
+      <w:r>
+        <w:rPr>
+          <w:rFonts w:asciiTheme="minorHAnsi" w:hAnsiTheme="minorHAnsi" w:cstheme="minorHAnsi"/>
+          <w:lang w:val="sv-SE"/>
+        </w:rPr>
+        <w:t>tek på högsta temperatur runt om, saftigheten ska stängas in.</w:t>
+      </w:r>
+    </w:p>
+    <w:p>
+      <w:pPr>
+        <w:pStyle w:val="NormalWeb"/>
+        <w:spacing w:after="0"/>
+        <w:rPr>
+          <w:rFonts w:asciiTheme="minorHAnsi" w:hAnsiTheme="minorHAnsi" w:cstheme="minorHAnsi"/>
+          <w:lang w:val="sv-SE"/>
+        </w:rPr>
+      </w:pPr>
+      <w:r>
+        <w:rPr>
+          <w:rFonts w:asciiTheme="minorHAnsi" w:hAnsiTheme="minorHAnsi" w:cstheme="minorHAnsi"/>
+          <w:lang w:val="sv-SE"/>
+        </w:rPr>
+        <w:t>Om man har tid kan man låta den svalna innan ugnen.</w:t>
+      </w:r>
+    </w:p>
+    <w:p>
+      <w:pPr>
+        <w:pStyle w:val="NormalWeb"/>
+        <w:spacing w:after="0"/>
+        <w:rPr>
+          <w:rFonts w:asciiTheme="minorHAnsi" w:hAnsiTheme="minorHAnsi" w:cstheme="minorHAnsi"/>
+          <w:lang w:val="sv-SE"/>
+        </w:rPr>
+      </w:pPr>
+      <w:r>
+        <w:rPr>
+          <w:rFonts w:asciiTheme="minorHAnsi" w:hAnsiTheme="minorHAnsi" w:cstheme="minorHAnsi"/>
+          <w:lang w:val="sv-SE"/>
+        </w:rPr>
+        <w:t>Sätt in</w:t>
+      </w:r>
+      <w:r>
+        <w:rPr>
+          <w:rFonts w:asciiTheme="minorHAnsi" w:hAnsiTheme="minorHAnsi" w:cstheme="minorHAnsi"/>
+          <w:lang w:val="sv-SE"/>
+        </w:rPr>
+        <w:t xml:space="preserve"> </w:t>
+      </w:r>
+      <w:r>
+        <w:rPr>
+          <w:rFonts w:asciiTheme="minorHAnsi" w:hAnsiTheme="minorHAnsi" w:cstheme="minorHAnsi"/>
+          <w:lang w:val="sv-SE"/>
+        </w:rPr>
+        <w:t>på galler lågt</w:t>
+      </w:r>
+      <w:r>
+        <w:rPr>
+          <w:rFonts w:asciiTheme="minorHAnsi" w:hAnsiTheme="minorHAnsi" w:cstheme="minorHAnsi"/>
+          <w:lang w:val="sv-SE"/>
+        </w:rPr>
+        <w:t xml:space="preserve"> i ugnen</w:t>
+      </w:r>
+      <w:r>
+        <w:rPr>
+          <w:rFonts w:asciiTheme="minorHAnsi" w:hAnsiTheme="minorHAnsi" w:cstheme="minorHAnsi"/>
+          <w:lang w:val="sv-SE"/>
+        </w:rPr>
+        <w:t xml:space="preserve"> </w:t>
+      </w:r>
+      <w:r>
+        <w:rPr>
+          <w:rFonts w:asciiTheme="minorHAnsi" w:hAnsiTheme="minorHAnsi" w:cstheme="minorHAnsi"/>
+          <w:lang w:val="sv-SE"/>
+        </w:rPr>
+        <w:t>på 1</w:t>
+      </w:r>
+      <w:r>
+        <w:rPr>
+          <w:rFonts w:asciiTheme="minorHAnsi" w:hAnsiTheme="minorHAnsi" w:cstheme="minorHAnsi"/>
+          <w:lang w:val="sv-SE"/>
+        </w:rPr>
+        <w:t>00</w:t>
+      </w:r>
+      <w:r>
+        <w:rPr>
+          <w:rFonts w:asciiTheme="minorHAnsi" w:hAnsiTheme="minorHAnsi" w:cstheme="minorHAnsi"/>
+          <w:lang w:val="sv-SE"/>
+        </w:rPr>
+        <w:t xml:space="preserve"> grader med köttermometer som mäter mitt i köttet. </w:t>
+      </w:r>
+      <w:r>
+        <w:rPr>
+          <w:rFonts w:asciiTheme="minorHAnsi" w:hAnsiTheme="minorHAnsi" w:cstheme="minorHAnsi"/>
+          <w:lang w:val="sv-SE"/>
+        </w:rPr>
+        <w:t>Vänta tills det är 57 grader i.</w:t>
+      </w:r>
+      <w:r>
+        <w:rPr>
+          <w:rFonts w:asciiTheme="minorHAnsi" w:hAnsiTheme="minorHAnsi" w:cstheme="minorHAnsi"/>
+          <w:lang w:val="sv-SE"/>
+        </w:rPr>
+        <w:t xml:space="preserve"> </w:t>
+      </w:r>
+    </w:p>
+    <w:p>
+      <w:pPr>
+        <w:pStyle w:val="NormalWeb"/>
+        <w:spacing w:after="0"/>
+        <w:rPr>
+          <w:rFonts w:asciiTheme="minorHAnsi" w:hAnsiTheme="minorHAnsi" w:cstheme="minorHAnsi"/>
+          <w:lang w:val="sv-SE"/>
+        </w:rPr>
+      </w:pPr>
+      <w:r>
+        <w:rPr>
+          <w:rFonts w:asciiTheme="minorHAnsi" w:hAnsiTheme="minorHAnsi" w:cstheme="minorHAnsi"/>
+          <w:lang w:val="sv-SE"/>
+        </w:rPr>
+        <w:t>Låt vila tills det svalnat.</w:t>
+      </w:r>
+    </w:p>
+    <w:p>
+      <w:pPr>
+        <w:ind w:firstLine="0"/>
+        <w:rPr>
+          <w:lang w:val="sv-SE"/>
+        </w:rPr>
+      </w:pPr>
+      <w:r>
+        <w:rPr>
+          <w:lang w:val="sv-SE"/>
+        </w:rPr>
+        <w:t>Serveringsförslag: Potatis</w:t>
+      </w:r>
+      <w:r>
+        <w:rPr>
+          <w:lang w:val="sv-SE"/>
+        </w:rPr>
+        <w:t>sallad</w:t>
+      </w:r>
+    </w:p>
+    <w:p>
+      <w:pPr>
+        <w:rPr>
+          <w:lang w:val="sv-SE"/>
+        </w:rPr>
+      </w:pPr>
+    </w:p>
+    <w:p>
+      <w:pPr>
+        <w:pStyle w:val="Heading3"/>
+        <w:rPr>
+          <w:lang w:val="sv-SE"/>
+        </w:rPr>
+      </w:pPr>
+      <w:bookmarkStart w:id="13" w:name="_Toc238128260"/>
+      <w:r>
+        <w:rPr>
+          <w:lang w:val="sv-SE"/>
+        </w:rPr>
+        <w:t>V</w:t>
+      </w:r>
+      <w:r>
+        <w:rPr>
+          <w:lang w:val="sv-SE"/>
+        </w:rPr>
+        <w:t>ildsvinsjulskinka</w:t>
+      </w:r>
+      <w:bookmarkEnd w:id="13"/>
+    </w:p>
+    <w:p>
+      <w:pPr>
+        <w:pStyle w:val="NormalWeb"/>
+        <w:spacing w:after="0"/>
+        <w:rPr>
+          <w:rFonts w:asciiTheme="minorHAnsi" w:hAnsiTheme="minorHAnsi" w:cstheme="minorHAnsi"/>
+          <w:lang w:val="sv-SE"/>
+        </w:rPr>
+      </w:pPr>
+      <w:r>
+        <w:rPr>
+          <w:rFonts w:asciiTheme="minorHAnsi" w:hAnsiTheme="minorHAnsi" w:cstheme="minorHAnsi"/>
+          <w:lang w:val="sv-SE"/>
+        </w:rPr>
+        <w:t xml:space="preserve">Ursprung: </w:t>
+      </w:r>
+      <w:r>
+        <w:rPr>
+          <w:rFonts w:asciiTheme="minorHAnsi" w:hAnsiTheme="minorHAnsi" w:cstheme="minorHAnsi"/>
+          <w:lang w:val="sv-SE"/>
+        </w:rPr>
+        <w:t>https://www.vrenaviltslakteri.se/tillaga-julskinka-av-vildsvin/</w:t>
+      </w:r>
+      <w:r>
+        <w:rPr>
+          <w:rFonts w:asciiTheme="minorHAnsi" w:hAnsiTheme="minorHAnsi" w:cstheme="minorHAnsi"/>
+          <w:lang w:val="sv-SE"/>
+        </w:rPr>
+        <w:t xml:space="preserve"> och </w:t>
+      </w:r>
+      <w:r>
+        <w:rPr>
+          <w:rFonts w:asciiTheme="minorHAnsi" w:hAnsiTheme="minorHAnsi" w:cstheme="minorHAnsi"/>
+          <w:lang w:val="sv-SE"/>
+        </w:rPr>
+        <w:t>https://swedishwild.se/blogs/recept-pa-viltkott/julrecept-pa-viltkott</w:t>
+      </w:r>
+    </w:p>
+    <w:p>
+      <w:pPr>
+        <w:pStyle w:val="NormalWeb"/>
+        <w:spacing w:after="0"/>
+        <w:rPr>
+          <w:rFonts w:asciiTheme="minorHAnsi" w:hAnsiTheme="minorHAnsi" w:cstheme="minorHAnsi"/>
+          <w:lang w:val="sv-SE"/>
+        </w:rPr>
+      </w:pPr>
+      <w:r>
+        <w:rPr>
+          <w:rFonts w:asciiTheme="minorHAnsi" w:hAnsiTheme="minorHAnsi" w:cstheme="minorHAnsi"/>
+          <w:lang w:val="sv-SE"/>
+        </w:rPr>
+        <w:t>Vildsvinsjulskinka</w:t>
+      </w:r>
+      <w:r>
+        <w:rPr>
+          <w:rFonts w:asciiTheme="minorHAnsi" w:hAnsiTheme="minorHAnsi" w:cstheme="minorHAnsi"/>
+          <w:lang w:val="sv-SE"/>
+        </w:rPr>
+        <w:t xml:space="preserve"> 1.5-2 kg</w:t>
+      </w:r>
     </w:p>
     <w:p>
       <w:pPr>
@@ -10206,15 +10480,35 @@
           <w:rFonts w:asciiTheme="minorHAnsi" w:hAnsiTheme="minorHAnsi" w:cstheme="minorHAnsi"/>
           <w:lang w:val="sv-SE"/>
         </w:rPr>
-        <w:lastRenderedPageBreak/>
-        <w:t xml:space="preserve">Blanda </w:t>
-      </w:r>
-      <w:r>
-        <w:rPr>
-          <w:rFonts w:asciiTheme="minorHAnsi" w:hAnsiTheme="minorHAnsi" w:cstheme="minorHAnsi"/>
-          <w:lang w:val="sv-SE"/>
-        </w:rPr>
-        <w:t>saltlag.</w:t>
+        <w:t xml:space="preserve">Saltlag, </w:t>
+      </w:r>
+      <w:r>
+        <w:rPr>
+          <w:rFonts w:asciiTheme="minorHAnsi" w:hAnsiTheme="minorHAnsi" w:cstheme="minorHAnsi"/>
+          <w:lang w:val="sv-SE"/>
+        </w:rPr>
+        <w:t>87</w:t>
+      </w:r>
+      <w:r>
+        <w:rPr>
+          <w:rFonts w:asciiTheme="minorHAnsi" w:hAnsiTheme="minorHAnsi" w:cstheme="minorHAnsi"/>
+          <w:lang w:val="sv-SE"/>
+        </w:rPr>
+        <w:t xml:space="preserve">g salt/liter vatten för </w:t>
+      </w:r>
+      <w:r>
+        <w:rPr>
+          <w:rFonts w:asciiTheme="minorHAnsi" w:hAnsiTheme="minorHAnsi" w:cstheme="minorHAnsi"/>
+          <w:lang w:val="sv-SE"/>
+        </w:rPr>
+        <w:t>8</w:t>
+      </w:r>
+      <w:r>
+        <w:rPr>
+          <w:rFonts w:asciiTheme="minorHAnsi" w:hAnsiTheme="minorHAnsi" w:cstheme="minorHAnsi"/>
+          <w:lang w:val="sv-SE"/>
+        </w:rPr>
+        <w:t>% eller se tabell i slutet av boken</w:t>
       </w:r>
     </w:p>
     <w:p>
@@ -10231,7 +10525,99 @@
           <w:rFonts w:asciiTheme="minorHAnsi" w:hAnsiTheme="minorHAnsi" w:cstheme="minorHAnsi"/>
           <w:lang w:val="sv-SE"/>
         </w:rPr>
-        <w:t>Låt köttet vara i saltlag minst ett dygn per cm tjocklek om man inte sprutar in.</w:t>
+        <w:t>Kryddor i saltlag</w:t>
+      </w:r>
+      <w:r>
+        <w:rPr>
+          <w:rFonts w:asciiTheme="minorHAnsi" w:hAnsiTheme="minorHAnsi" w:cstheme="minorHAnsi"/>
+          <w:lang w:val="sv-SE"/>
+        </w:rPr>
+        <w:t>:</w:t>
+      </w:r>
+    </w:p>
+    <w:p>
+      <w:pPr>
+        <w:pStyle w:val="NormalWeb"/>
+        <w:spacing w:before="0" w:beforeAutospacing="0" w:after="0" w:afterAutospacing="0"/>
+        <w:rPr>
+          <w:rFonts w:asciiTheme="minorHAnsi" w:hAnsiTheme="minorHAnsi" w:cstheme="minorHAnsi"/>
+          <w:lang w:val="sv-SE"/>
+        </w:rPr>
+      </w:pPr>
+      <w:r>
+        <w:rPr>
+          <w:rFonts w:asciiTheme="minorHAnsi" w:hAnsiTheme="minorHAnsi" w:cstheme="minorHAnsi"/>
+          <w:lang w:val="sv-SE"/>
+        </w:rPr>
+        <w:t>Kryddpeppar, ½ msk</w:t>
+      </w:r>
+    </w:p>
+    <w:p>
+      <w:pPr>
+        <w:pStyle w:val="NormalWeb"/>
+        <w:spacing w:before="0" w:beforeAutospacing="0" w:after="0" w:afterAutospacing="0"/>
+        <w:rPr>
+          <w:rFonts w:asciiTheme="minorHAnsi" w:hAnsiTheme="minorHAnsi" w:cstheme="minorHAnsi"/>
+          <w:lang w:val="sv-SE"/>
+        </w:rPr>
+      </w:pPr>
+      <w:r>
+        <w:rPr>
+          <w:rFonts w:asciiTheme="minorHAnsi" w:hAnsiTheme="minorHAnsi" w:cstheme="minorHAnsi"/>
+          <w:lang w:val="sv-SE"/>
+        </w:rPr>
+        <w:t>3 lagerblad</w:t>
+      </w:r>
+    </w:p>
+    <w:p>
+      <w:pPr>
+        <w:pStyle w:val="NormalWeb"/>
+        <w:spacing w:before="0" w:beforeAutospacing="0" w:after="0" w:afterAutospacing="0"/>
+        <w:rPr>
+          <w:rFonts w:asciiTheme="minorHAnsi" w:hAnsiTheme="minorHAnsi" w:cstheme="minorHAnsi"/>
+          <w:lang w:val="sv-SE"/>
+        </w:rPr>
+      </w:pPr>
+      <w:r>
+        <w:rPr>
+          <w:rFonts w:asciiTheme="minorHAnsi" w:hAnsiTheme="minorHAnsi" w:cstheme="minorHAnsi"/>
+          <w:lang w:val="sv-SE"/>
+        </w:rPr>
+        <w:t>1 lök</w:t>
+      </w:r>
+    </w:p>
+    <w:p>
+      <w:pPr>
+        <w:pStyle w:val="NormalWeb"/>
+        <w:spacing w:before="0" w:beforeAutospacing="0" w:after="0" w:afterAutospacing="0"/>
+        <w:rPr>
+          <w:rFonts w:asciiTheme="minorHAnsi" w:hAnsiTheme="minorHAnsi" w:cstheme="minorHAnsi"/>
+          <w:lang w:val="sv-SE"/>
+        </w:rPr>
+      </w:pPr>
+      <w:r>
+        <w:rPr>
+          <w:rFonts w:asciiTheme="minorHAnsi" w:hAnsiTheme="minorHAnsi" w:cstheme="minorHAnsi"/>
+          <w:lang w:val="sv-SE"/>
+        </w:rPr>
+        <w:t>1 morot</w:t>
+      </w:r>
+    </w:p>
+    <w:p>
+      <w:pPr>
+        <w:pStyle w:val="NormalWeb"/>
+        <w:spacing w:before="0" w:beforeAutospacing="0" w:after="0" w:afterAutospacing="0"/>
+        <w:rPr>
+          <w:rFonts w:asciiTheme="minorHAnsi" w:hAnsiTheme="minorHAnsi" w:cstheme="minorHAnsi"/>
+          <w:lang w:val="sv-SE"/>
+        </w:rPr>
+      </w:pPr>
+      <w:r>
+        <w:rPr>
+          <w:rFonts w:asciiTheme="minorHAnsi" w:hAnsiTheme="minorHAnsi" w:cstheme="minorHAnsi"/>
+          <w:lang w:val="sv-SE"/>
+        </w:rPr>
+        <w:t>1 msk honung per liter i saltlag</w:t>
       </w:r>
     </w:p>
     <w:p>
@@ -10243,20 +10629,6 @@
           <w:lang w:val="sv-SE"/>
         </w:rPr>
       </w:pPr>
-      <w:r>
-        <w:rPr>
-          <w:rFonts w:asciiTheme="minorHAnsi" w:hAnsiTheme="minorHAnsi" w:cstheme="minorHAnsi"/>
-          <w:lang w:val="sv-SE"/>
-        </w:rPr>
-        <w:t>Gnid in salt och peppar innan stekning</w:t>
-      </w:r>
-      <w:r>
-        <w:rPr>
-          <w:rFonts w:asciiTheme="minorHAnsi" w:hAnsiTheme="minorHAnsi" w:cstheme="minorHAnsi"/>
-          <w:lang w:val="sv-SE"/>
-        </w:rPr>
-        <w:t>.</w:t>
-      </w:r>
     </w:p>
     <w:p>
       <w:pPr>
@@ -10272,14 +10644,7 @@
           <w:rFonts w:asciiTheme="minorHAnsi" w:hAnsiTheme="minorHAnsi" w:cstheme="minorHAnsi"/>
           <w:lang w:val="sv-SE"/>
         </w:rPr>
-        <w:t>S</w:t>
-      </w:r>
-      <w:r>
-        <w:rPr>
-          <w:rFonts w:asciiTheme="minorHAnsi" w:hAnsiTheme="minorHAnsi" w:cstheme="minorHAnsi"/>
-          <w:lang w:val="sv-SE"/>
-        </w:rPr>
-        <w:t>tek på högsta temperatur runt om, saftigheten ska stängas in.</w:t>
+        <w:t>Griljering:</w:t>
       </w:r>
     </w:p>
     <w:p>
@@ -10296,7 +10661,7 @@
           <w:rFonts w:asciiTheme="minorHAnsi" w:hAnsiTheme="minorHAnsi" w:cstheme="minorHAnsi"/>
           <w:lang w:val="sv-SE"/>
         </w:rPr>
-        <w:t>Om man har tid kan man låta den svalna innan ugnen.</w:t>
+        <w:t>1-2 äggulor</w:t>
       </w:r>
     </w:p>
     <w:p>
@@ -10313,70 +10678,7 @@
           <w:rFonts w:asciiTheme="minorHAnsi" w:hAnsiTheme="minorHAnsi" w:cstheme="minorHAnsi"/>
           <w:lang w:val="sv-SE"/>
         </w:rPr>
-        <w:t>Sätt in</w:t>
-      </w:r>
-      <w:r>
-        <w:rPr>
-          <w:rFonts w:asciiTheme="minorHAnsi" w:hAnsiTheme="minorHAnsi" w:cstheme="minorHAnsi"/>
-          <w:lang w:val="sv-SE"/>
-        </w:rPr>
-        <w:t xml:space="preserve"> </w:t>
-      </w:r>
-      <w:r>
-        <w:rPr>
-          <w:rFonts w:asciiTheme="minorHAnsi" w:hAnsiTheme="minorHAnsi" w:cstheme="minorHAnsi"/>
-          <w:lang w:val="sv-SE"/>
-        </w:rPr>
-        <w:t>på galler lågt</w:t>
-      </w:r>
-      <w:r>
-        <w:rPr>
-          <w:rFonts w:asciiTheme="minorHAnsi" w:hAnsiTheme="minorHAnsi" w:cstheme="minorHAnsi"/>
-          <w:lang w:val="sv-SE"/>
-        </w:rPr>
-        <w:t xml:space="preserve"> i ugnen</w:t>
-      </w:r>
-      <w:r>
-        <w:rPr>
-          <w:rFonts w:asciiTheme="minorHAnsi" w:hAnsiTheme="minorHAnsi" w:cstheme="minorHAnsi"/>
-          <w:lang w:val="sv-SE"/>
-        </w:rPr>
-        <w:t xml:space="preserve"> </w:t>
-      </w:r>
-      <w:r>
-        <w:rPr>
-          <w:rFonts w:asciiTheme="minorHAnsi" w:hAnsiTheme="minorHAnsi" w:cstheme="minorHAnsi"/>
-          <w:lang w:val="sv-SE"/>
-        </w:rPr>
-        <w:t>på 1</w:t>
-      </w:r>
-      <w:r>
-        <w:rPr>
-          <w:rFonts w:asciiTheme="minorHAnsi" w:hAnsiTheme="minorHAnsi" w:cstheme="minorHAnsi"/>
-          <w:lang w:val="sv-SE"/>
-        </w:rPr>
-        <w:t>00</w:t>
-      </w:r>
-      <w:r>
-        <w:rPr>
-          <w:rFonts w:asciiTheme="minorHAnsi" w:hAnsiTheme="minorHAnsi" w:cstheme="minorHAnsi"/>
-          <w:lang w:val="sv-SE"/>
-        </w:rPr>
-        <w:t xml:space="preserve"> grader med köttermometer som mäter mitt i köttet. </w:t>
-      </w:r>
-      <w:r>
-        <w:rPr>
-          <w:rFonts w:asciiTheme="minorHAnsi" w:hAnsiTheme="minorHAnsi" w:cstheme="minorHAnsi"/>
-          <w:lang w:val="sv-SE"/>
-        </w:rPr>
-        <w:t>Vänta tills det är 57 grader i.</w:t>
-      </w:r>
-      <w:r>
-        <w:rPr>
-          <w:rFonts w:asciiTheme="minorHAnsi" w:hAnsiTheme="minorHAnsi" w:cstheme="minorHAnsi"/>
-          <w:lang w:val="sv-SE"/>
-        </w:rPr>
-        <w:t xml:space="preserve"> </w:t>
+        <w:t>2 msk farinsocker</w:t>
       </w:r>
     </w:p>
     <w:p>
@@ -10393,57 +10695,15 @@
           <w:rFonts w:asciiTheme="minorHAnsi" w:hAnsiTheme="minorHAnsi" w:cstheme="minorHAnsi"/>
           <w:lang w:val="sv-SE"/>
         </w:rPr>
-        <w:t>Låt vila tills det svalnat.</w:t>
-      </w:r>
-    </w:p>
-    <w:p>
-      <w:pPr>
-        <w:ind w:firstLine="0"/>
-        <w:rPr>
-          <w:lang w:val="sv-SE"/>
-        </w:rPr>
-      </w:pPr>
-      <w:r>
-        <w:rPr>
-          <w:lang w:val="sv-SE"/>
-        </w:rPr>
-        <w:t>Serveringsförslag: Potatis</w:t>
-      </w:r>
-      <w:r>
-        <w:rPr>
-          <w:lang w:val="sv-SE"/>
-        </w:rPr>
-        <w:t>sallad</w:t>
-      </w:r>
-    </w:p>
-    <w:p>
-      <w:pPr>
-        <w:rPr>
-          <w:lang w:val="sv-SE"/>
-        </w:rPr>
-      </w:pPr>
-    </w:p>
-    <w:p>
-      <w:pPr>
-        <w:pStyle w:val="Heading3"/>
-        <w:rPr>
-          <w:lang w:val="sv-SE"/>
-        </w:rPr>
-      </w:pPr>
-      <w:bookmarkStart w:id="13" w:name="_Toc238128260"/>
-      <w:r>
-        <w:rPr>
-          <w:lang w:val="sv-SE"/>
-        </w:rPr>
-        <w:t>V</w:t>
-      </w:r>
-      <w:r>
-        <w:rPr>
-          <w:lang w:val="sv-SE"/>
-        </w:rPr>
-        <w:t>ildsvinsjulskinka</w:t>
-      </w:r>
-      <w:bookmarkEnd w:id="13"/>
+        <w:t xml:space="preserve">4 msk </w:t>
+      </w:r>
+      <w:r>
+        <w:rPr>
+          <w:rFonts w:asciiTheme="minorHAnsi" w:hAnsiTheme="minorHAnsi" w:cstheme="minorHAnsi"/>
+          <w:lang w:val="sv-SE"/>
+        </w:rPr>
+        <w:t>skånsk senap</w:t>
+      </w:r>
     </w:p>
     <w:p>
       <w:pPr>
@@ -10459,28 +10719,7 @@
           <w:rFonts w:asciiTheme="minorHAnsi" w:hAnsiTheme="minorHAnsi" w:cstheme="minorHAnsi"/>
           <w:lang w:val="sv-SE"/>
         </w:rPr>
-        <w:t xml:space="preserve">Ursprung: </w:t>
-      </w:r>
-      <w:r>
-        <w:rPr>
-          <w:rFonts w:asciiTheme="minorHAnsi" w:hAnsiTheme="minorHAnsi" w:cstheme="minorHAnsi"/>
-          <w:lang w:val="sv-SE"/>
-        </w:rPr>
-        <w:t>https://www.vrenaviltslakteri.se/tillaga-julskinka-av-vildsvin/</w:t>
-      </w:r>
-      <w:r>
-        <w:rPr>
-          <w:rFonts w:asciiTheme="minorHAnsi" w:hAnsiTheme="minorHAnsi" w:cstheme="minorHAnsi"/>
-          <w:lang w:val="sv-SE"/>
-        </w:rPr>
-        <w:t xml:space="preserve"> och </w:t>
-      </w:r>
-      <w:r>
-        <w:rPr>
-          <w:rFonts w:asciiTheme="minorHAnsi" w:hAnsiTheme="minorHAnsi" w:cstheme="minorHAnsi"/>
-          <w:lang w:val="sv-SE"/>
-        </w:rPr>
-        <w:t>https://swedishwild.se/blogs/recept-pa-viltkott/julrecept-pa-viltkott</w:t>
+        <w:t>1 dl ströbröd</w:t>
       </w:r>
     </w:p>
     <w:p>
@@ -10497,14 +10736,7 @@
           <w:rFonts w:asciiTheme="minorHAnsi" w:hAnsiTheme="minorHAnsi" w:cstheme="minorHAnsi"/>
           <w:lang w:val="sv-SE"/>
         </w:rPr>
-        <w:t>Vildsvinsjulskinka</w:t>
-      </w:r>
-      <w:r>
-        <w:rPr>
-          <w:rFonts w:asciiTheme="minorHAnsi" w:hAnsiTheme="minorHAnsi" w:cstheme="minorHAnsi"/>
-          <w:lang w:val="sv-SE"/>
-        </w:rPr>
-        <w:t xml:space="preserve"> 1.5-2 kg</w:t>
+        <w:t>2.5 km kryddpeppar</w:t>
       </w:r>
     </w:p>
     <w:p>
@@ -10521,7 +10753,14 @@
           <w:rFonts w:asciiTheme="minorHAnsi" w:hAnsiTheme="minorHAnsi" w:cstheme="minorHAnsi"/>
           <w:lang w:val="sv-SE"/>
         </w:rPr>
-        <w:t>Kryddpeppar</w:t>
+        <w:t xml:space="preserve">1.5 km </w:t>
+      </w:r>
+      <w:r>
+        <w:rPr>
+          <w:rFonts w:asciiTheme="minorHAnsi" w:hAnsiTheme="minorHAnsi" w:cstheme="minorHAnsi"/>
+          <w:lang w:val="sv-SE"/>
+        </w:rPr>
+        <w:t>svartpeppar</w:t>
       </w:r>
     </w:p>
     <w:p>
@@ -10538,8 +10777,7 @@
           <w:rFonts w:asciiTheme="minorHAnsi" w:hAnsiTheme="minorHAnsi" w:cstheme="minorHAnsi"/>
           <w:lang w:val="sv-SE"/>
         </w:rPr>
-        <w:lastRenderedPageBreak/>
-        <w:t>1 Lagerblad</w:t>
+        <w:t>1 km vitpeppar</w:t>
       </w:r>
     </w:p>
     <w:p>
@@ -10556,7 +10794,7 @@
           <w:rFonts w:asciiTheme="minorHAnsi" w:hAnsiTheme="minorHAnsi" w:cstheme="minorHAnsi"/>
           <w:lang w:val="sv-SE"/>
         </w:rPr>
-        <w:t>1 Lök</w:t>
+        <w:t>1.5 km ingefära</w:t>
       </w:r>
     </w:p>
     <w:p>
@@ -10573,7 +10811,7 @@
           <w:rFonts w:asciiTheme="minorHAnsi" w:hAnsiTheme="minorHAnsi" w:cstheme="minorHAnsi"/>
           <w:lang w:val="sv-SE"/>
         </w:rPr>
-        <w:t>1 morot</w:t>
+        <w:t>0.5 km ingefära</w:t>
       </w:r>
     </w:p>
     <w:p>
@@ -10590,7 +10828,7 @@
           <w:rFonts w:asciiTheme="minorHAnsi" w:hAnsiTheme="minorHAnsi" w:cstheme="minorHAnsi"/>
           <w:lang w:val="sv-SE"/>
         </w:rPr>
-        <w:t>Griljering:</w:t>
+        <w:t>Smör</w:t>
       </w:r>
     </w:p>
     <w:p>
@@ -10602,13 +10840,6 @@
           <w:lang w:val="sv-SE"/>
         </w:rPr>
       </w:pPr>
-      <w:r>
-        <w:rPr>
-          <w:rFonts w:asciiTheme="minorHAnsi" w:hAnsiTheme="minorHAnsi" w:cstheme="minorHAnsi"/>
-          <w:lang w:val="sv-SE"/>
-        </w:rPr>
-        <w:t>1-2 äggulor</w:t>
-      </w:r>
     </w:p>
     <w:p>
       <w:pPr>
@@ -10624,7 +10855,196 @@
           <w:rFonts w:asciiTheme="minorHAnsi" w:hAnsiTheme="minorHAnsi" w:cstheme="minorHAnsi"/>
           <w:lang w:val="sv-SE"/>
         </w:rPr>
-        <w:t>2 msk farinsocker</w:t>
+        <w:t xml:space="preserve">Blanda </w:t>
+      </w:r>
+      <w:r>
+        <w:rPr>
+          <w:rFonts w:asciiTheme="minorHAnsi" w:hAnsiTheme="minorHAnsi" w:cstheme="minorHAnsi"/>
+          <w:lang w:val="sv-SE"/>
+        </w:rPr>
+        <w:t>saltlag.</w:t>
+      </w:r>
+    </w:p>
+    <w:p>
+      <w:pPr>
+        <w:pStyle w:val="NormalWeb"/>
+        <w:spacing w:before="0" w:beforeAutospacing="0" w:after="0" w:afterAutospacing="0"/>
+        <w:rPr>
+          <w:rFonts w:asciiTheme="minorHAnsi" w:hAnsiTheme="minorHAnsi" w:cstheme="minorHAnsi"/>
+          <w:lang w:val="sv-SE"/>
+        </w:rPr>
+      </w:pPr>
+      <w:r>
+        <w:rPr>
+          <w:rFonts w:asciiTheme="minorHAnsi" w:hAnsiTheme="minorHAnsi" w:cstheme="minorHAnsi"/>
+          <w:lang w:val="sv-SE"/>
+        </w:rPr>
+        <w:t>Låt köttet vara i saltlag minst ett dygn per cm tjocklek om man inte sprutar in.</w:t>
+      </w:r>
+    </w:p>
+    <w:p>
+      <w:pPr>
+        <w:pStyle w:val="NormalWeb"/>
+        <w:spacing w:before="0" w:beforeAutospacing="0" w:after="0" w:afterAutospacing="0"/>
+        <w:rPr>
+          <w:rFonts w:asciiTheme="minorHAnsi" w:hAnsiTheme="minorHAnsi" w:cstheme="minorHAnsi"/>
+          <w:lang w:val="sv-SE"/>
+        </w:rPr>
+      </w:pPr>
+    </w:p>
+    <w:p>
+      <w:pPr>
+        <w:pStyle w:val="NormalWeb"/>
+        <w:spacing w:before="0" w:beforeAutospacing="0" w:after="0" w:afterAutospacing="0"/>
+        <w:rPr>
+          <w:rFonts w:asciiTheme="minorHAnsi" w:hAnsiTheme="minorHAnsi" w:cstheme="minorHAnsi"/>
+          <w:lang w:val="sv-SE"/>
+        </w:rPr>
+      </w:pPr>
+      <w:r>
+        <w:rPr>
+          <w:rFonts w:asciiTheme="minorHAnsi" w:hAnsiTheme="minorHAnsi" w:cstheme="minorHAnsi"/>
+          <w:lang w:val="sv-SE"/>
+        </w:rPr>
+        <w:t>Se till att skinkan är rumstempererad.</w:t>
+      </w:r>
+    </w:p>
+    <w:p>
+      <w:pPr>
+        <w:pStyle w:val="NormalWeb"/>
+        <w:spacing w:before="0" w:beforeAutospacing="0" w:after="0" w:afterAutospacing="0"/>
+        <w:rPr>
+          <w:rFonts w:asciiTheme="minorHAnsi" w:hAnsiTheme="minorHAnsi" w:cstheme="minorHAnsi"/>
+          <w:lang w:val="sv-SE"/>
+        </w:rPr>
+      </w:pPr>
+      <w:r>
+        <w:rPr>
+          <w:rFonts w:asciiTheme="minorHAnsi" w:hAnsiTheme="minorHAnsi" w:cstheme="minorHAnsi"/>
+          <w:lang w:val="sv-SE"/>
+        </w:rPr>
+        <w:lastRenderedPageBreak/>
+        <w:t>Vakuumförpacka skinkan om den inte är det.</w:t>
+      </w:r>
+    </w:p>
+    <w:p>
+      <w:pPr>
+        <w:pStyle w:val="NormalWeb"/>
+        <w:spacing w:before="0" w:beforeAutospacing="0" w:after="0" w:afterAutospacing="0"/>
+        <w:rPr>
+          <w:rFonts w:asciiTheme="minorHAnsi" w:hAnsiTheme="minorHAnsi" w:cstheme="minorHAnsi"/>
+          <w:lang w:val="sv-SE"/>
+        </w:rPr>
+      </w:pPr>
+      <w:r>
+        <w:rPr>
+          <w:rFonts w:asciiTheme="minorHAnsi" w:hAnsiTheme="minorHAnsi" w:cstheme="minorHAnsi"/>
+          <w:lang w:val="sv-SE"/>
+        </w:rPr>
+        <w:t>Sätt ugnen på 100 grader</w:t>
+      </w:r>
+      <w:r>
+        <w:rPr>
+          <w:rFonts w:asciiTheme="minorHAnsi" w:hAnsiTheme="minorHAnsi" w:cstheme="minorHAnsi"/>
+          <w:lang w:val="sv-SE"/>
+        </w:rPr>
+        <w:t>.</w:t>
+      </w:r>
+    </w:p>
+    <w:p>
+      <w:pPr>
+        <w:pStyle w:val="NormalWeb"/>
+        <w:spacing w:before="0" w:beforeAutospacing="0" w:after="0" w:afterAutospacing="0"/>
+        <w:rPr>
+          <w:rFonts w:asciiTheme="minorHAnsi" w:hAnsiTheme="minorHAnsi" w:cstheme="minorHAnsi"/>
+          <w:lang w:val="sv-SE"/>
+        </w:rPr>
+      </w:pPr>
+      <w:r>
+        <w:rPr>
+          <w:rFonts w:asciiTheme="minorHAnsi" w:hAnsiTheme="minorHAnsi" w:cstheme="minorHAnsi"/>
+          <w:lang w:val="sv-SE"/>
+        </w:rPr>
+        <w:t>Stick in termometern i skinka</w:t>
+      </w:r>
+      <w:r>
+        <w:rPr>
+          <w:rFonts w:asciiTheme="minorHAnsi" w:hAnsiTheme="minorHAnsi" w:cstheme="minorHAnsi"/>
+          <w:lang w:val="sv-SE"/>
+        </w:rPr>
+        <w:t>ns tjockaste del (med plast på).</w:t>
+      </w:r>
+    </w:p>
+    <w:p>
+      <w:pPr>
+        <w:pStyle w:val="NormalWeb"/>
+        <w:spacing w:before="0" w:beforeAutospacing="0" w:after="0" w:afterAutospacing="0"/>
+        <w:rPr>
+          <w:rFonts w:asciiTheme="minorHAnsi" w:hAnsiTheme="minorHAnsi" w:cstheme="minorHAnsi"/>
+          <w:lang w:val="sv-SE"/>
+        </w:rPr>
+      </w:pPr>
+      <w:r>
+        <w:rPr>
+          <w:rFonts w:asciiTheme="minorHAnsi" w:hAnsiTheme="minorHAnsi" w:cstheme="minorHAnsi"/>
+          <w:lang w:val="sv-SE"/>
+        </w:rPr>
+        <w:t>När termometern visar 60 grader (c:a 2 timmar) så tas skinkan ut.</w:t>
+      </w:r>
+    </w:p>
+    <w:p>
+      <w:pPr>
+        <w:pStyle w:val="NormalWeb"/>
+        <w:spacing w:before="0" w:beforeAutospacing="0" w:after="0" w:afterAutospacing="0"/>
+        <w:rPr>
+          <w:rFonts w:asciiTheme="minorHAnsi" w:hAnsiTheme="minorHAnsi" w:cstheme="minorHAnsi"/>
+          <w:lang w:val="sv-SE"/>
+        </w:rPr>
+      </w:pPr>
+      <w:r>
+        <w:rPr>
+          <w:rFonts w:asciiTheme="minorHAnsi" w:hAnsiTheme="minorHAnsi" w:cstheme="minorHAnsi"/>
+          <w:lang w:val="sv-SE"/>
+        </w:rPr>
+        <w:t xml:space="preserve">Gör ett hål i plasten, häll av spadet och låt sedan </w:t>
+      </w:r>
+      <w:r>
+        <w:rPr>
+          <w:rFonts w:asciiTheme="minorHAnsi" w:hAnsiTheme="minorHAnsi" w:cstheme="minorHAnsi"/>
+          <w:lang w:val="sv-SE"/>
+        </w:rPr>
+        <w:t xml:space="preserve">skinkan </w:t>
+      </w:r>
+      <w:r>
+        <w:rPr>
+          <w:rFonts w:asciiTheme="minorHAnsi" w:hAnsiTheme="minorHAnsi" w:cstheme="minorHAnsi"/>
+          <w:lang w:val="sv-SE"/>
+        </w:rPr>
+        <w:t>svalna av på en skärbräda (utan plast).</w:t>
+      </w:r>
+    </w:p>
+    <w:p>
+      <w:pPr>
+        <w:pStyle w:val="NormalWeb"/>
+        <w:spacing w:before="0" w:beforeAutospacing="0" w:after="0" w:afterAutospacing="0"/>
+        <w:rPr>
+          <w:rFonts w:asciiTheme="minorHAnsi" w:hAnsiTheme="minorHAnsi" w:cstheme="minorHAnsi"/>
+          <w:lang w:val="sv-SE"/>
+        </w:rPr>
+      </w:pPr>
+      <w:r>
+        <w:rPr>
+          <w:rFonts w:asciiTheme="minorHAnsi" w:hAnsiTheme="minorHAnsi" w:cstheme="minorHAnsi"/>
+          <w:lang w:val="sv-SE"/>
+        </w:rPr>
+        <w:t xml:space="preserve">När skinkan har </w:t>
+      </w:r>
+      <w:r>
+        <w:rPr>
+          <w:rFonts w:asciiTheme="minorHAnsi" w:hAnsiTheme="minorHAnsi" w:cstheme="minorHAnsi"/>
+          <w:lang w:val="sv-SE"/>
+        </w:rPr>
+        <w:t>”vänt” i temperatur (c:a 50 grader) så kan man griljera den.</w:t>
       </w:r>
     </w:p>
     <w:p>
@@ -10641,14 +11061,7 @@
           <w:rFonts w:asciiTheme="minorHAnsi" w:hAnsiTheme="minorHAnsi" w:cstheme="minorHAnsi"/>
           <w:lang w:val="sv-SE"/>
         </w:rPr>
-        <w:t xml:space="preserve">4 msk </w:t>
-      </w:r>
-      <w:r>
-        <w:rPr>
-          <w:rFonts w:asciiTheme="minorHAnsi" w:hAnsiTheme="minorHAnsi" w:cstheme="minorHAnsi"/>
-          <w:lang w:val="sv-SE"/>
-        </w:rPr>
-        <w:t>skånsk senap</w:t>
+        <w:t>Griljering:</w:t>
       </w:r>
     </w:p>
     <w:p>
@@ -10665,7 +11078,7 @@
           <w:rFonts w:asciiTheme="minorHAnsi" w:hAnsiTheme="minorHAnsi" w:cstheme="minorHAnsi"/>
           <w:lang w:val="sv-SE"/>
         </w:rPr>
-        <w:t>1 dl ströbröd</w:t>
+        <w:t>Sätt ugnen till 225 grader</w:t>
       </w:r>
     </w:p>
     <w:p>
@@ -10682,14 +11095,7 @@
           <w:rFonts w:asciiTheme="minorHAnsi" w:hAnsiTheme="minorHAnsi" w:cstheme="minorHAnsi"/>
           <w:lang w:val="sv-SE"/>
         </w:rPr>
-        <w:t>1.</w:t>
-      </w:r>
-      <w:r>
-        <w:rPr>
-          <w:rFonts w:asciiTheme="minorHAnsi" w:hAnsiTheme="minorHAnsi" w:cstheme="minorHAnsi"/>
-          <w:lang w:val="sv-SE"/>
-        </w:rPr>
-        <w:t>Skölj av skinkan under rinnande vatten.</w:t>
+        <w:t>Lägg skinkan på ett ugnssäkert fat</w:t>
       </w:r>
     </w:p>
     <w:p>
@@ -10706,35 +11112,7 @@
           <w:rFonts w:asciiTheme="minorHAnsi" w:hAnsiTheme="minorHAnsi" w:cstheme="minorHAnsi"/>
           <w:lang w:val="sv-SE"/>
         </w:rPr>
-        <w:t xml:space="preserve">2.Sjud </w:t>
-      </w:r>
-      <w:r>
-        <w:rPr>
-          <w:rFonts w:asciiTheme="minorHAnsi" w:hAnsiTheme="minorHAnsi" w:cstheme="minorHAnsi"/>
-          <w:lang w:val="sv-SE"/>
-        </w:rPr>
-        <w:t xml:space="preserve">på svag värme </w:t>
-      </w:r>
-      <w:r>
-        <w:rPr>
-          <w:rFonts w:asciiTheme="minorHAnsi" w:hAnsiTheme="minorHAnsi" w:cstheme="minorHAnsi"/>
-          <w:lang w:val="sv-SE"/>
-        </w:rPr>
-        <w:t xml:space="preserve">i lättsaltat vatten </w:t>
-      </w:r>
-      <w:r>
-        <w:rPr>
-          <w:rFonts w:asciiTheme="minorHAnsi" w:hAnsiTheme="minorHAnsi" w:cstheme="minorHAnsi"/>
-          <w:lang w:val="sv-SE"/>
-        </w:rPr>
-        <w:t xml:space="preserve">med kryddor/grönsaker </w:t>
-      </w:r>
-      <w:r>
-        <w:rPr>
-          <w:rFonts w:asciiTheme="minorHAnsi" w:hAnsiTheme="minorHAnsi" w:cstheme="minorHAnsi"/>
-          <w:lang w:val="sv-SE"/>
-        </w:rPr>
-        <w:t>tills 68-70 grader nås i tjockaste delen.</w:t>
+        <w:t>Blanda äggulor, farinsocker, senap och kryddblandningen. Pensla blandningen på skinkan och strö över lite ströbröd. Försök att få det på alla sidor.</w:t>
       </w:r>
     </w:p>
     <w:p>
@@ -10751,7 +11129,21 @@
           <w:rFonts w:asciiTheme="minorHAnsi" w:hAnsiTheme="minorHAnsi" w:cstheme="minorHAnsi"/>
           <w:lang w:val="sv-SE"/>
         </w:rPr>
-        <w:t>Griljering:</w:t>
+        <w:t>Griljera skinkan mitt i ugnen tills den får fin färg, ca 10-15 min. Ös eventuellt med lite skinkspad så blir paneringen extra spröd.</w:t>
+      </w:r>
+      <w:r>
+        <w:rPr>
+          <w:rFonts w:asciiTheme="minorHAnsi" w:hAnsiTheme="minorHAnsi" w:cstheme="minorHAnsi"/>
+          <w:lang w:val="sv-SE"/>
+        </w:rPr>
+        <w:t xml:space="preserve"> Smält smör och </w:t>
+      </w:r>
+      <w:r>
+        <w:rPr>
+          <w:rFonts w:asciiTheme="minorHAnsi" w:hAnsiTheme="minorHAnsi" w:cstheme="minorHAnsi"/>
+          <w:lang w:val="sv-SE"/>
+        </w:rPr>
+        <w:t>häll på efter cirka 5 min.</w:t>
       </w:r>
     </w:p>
     <w:p>
@@ -10768,59 +11160,7 @@
           <w:rFonts w:asciiTheme="minorHAnsi" w:hAnsiTheme="minorHAnsi" w:cstheme="minorHAnsi"/>
           <w:lang w:val="sv-SE"/>
         </w:rPr>
-        <w:t>Sätt ugnen till 225 grader</w:t>
-      </w:r>
-    </w:p>
-    <w:p>
-      <w:pPr>
-        <w:pStyle w:val="NormalWeb"/>
-        <w:spacing w:after="0"/>
-        <w:rPr>
-          <w:rFonts w:asciiTheme="minorHAnsi" w:hAnsiTheme="minorHAnsi" w:cstheme="minorHAnsi"/>
-          <w:lang w:val="sv-SE"/>
-        </w:rPr>
-      </w:pPr>
-      <w:r>
-        <w:rPr>
-          <w:rFonts w:asciiTheme="minorHAnsi" w:hAnsiTheme="minorHAnsi" w:cstheme="minorHAnsi"/>
-          <w:lang w:val="sv-SE"/>
-        </w:rPr>
-        <w:t>Lägg skinkan på ett ugnssäkert fat</w:t>
-      </w:r>
-    </w:p>
-    <w:p>
-      <w:pPr>
-        <w:pStyle w:val="NormalWeb"/>
-        <w:spacing w:after="0"/>
-        <w:rPr>
-          <w:rFonts w:asciiTheme="minorHAnsi" w:hAnsiTheme="minorHAnsi" w:cstheme="minorHAnsi"/>
-          <w:lang w:val="sv-SE"/>
-        </w:rPr>
-      </w:pPr>
-      <w:r>
-        <w:rPr>
-          <w:rFonts w:asciiTheme="minorHAnsi" w:hAnsiTheme="minorHAnsi" w:cstheme="minorHAnsi"/>
-          <w:lang w:val="sv-SE"/>
-        </w:rPr>
-        <w:t>Blanda äggulor, farinsocker, senap och kryddblandningen. Pensla blandningen på skinkan och strö över lite ströbröd. Försök att få det på alla sidor.</w:t>
-      </w:r>
-    </w:p>
-    <w:p>
-      <w:pPr>
-        <w:pStyle w:val="NormalWeb"/>
-        <w:spacing w:after="0"/>
-        <w:rPr>
-          <w:rFonts w:asciiTheme="minorHAnsi" w:hAnsiTheme="minorHAnsi" w:cstheme="minorHAnsi"/>
-          <w:lang w:val="sv-SE"/>
-        </w:rPr>
-      </w:pPr>
-      <w:r>
-        <w:rPr>
-          <w:rFonts w:asciiTheme="minorHAnsi" w:hAnsiTheme="minorHAnsi" w:cstheme="minorHAnsi"/>
-          <w:lang w:val="sv-SE"/>
-        </w:rPr>
-        <w:lastRenderedPageBreak/>
-        <w:t>Griljera skinkan mitt i ugnen tills den får fin färg, ca 10-15 min. Ös eventuellt med lite skinkspad så blir paneringen extra spröd.</w:t>
+        <w:t>Serveringsförslag: På julbord</w:t>
       </w:r>
     </w:p>
     <w:p>
@@ -38854,7 +39194,6 @@
     <w:rsid w:val="00383622"/>
     <w:rsid w:val="00407D8A"/>
     <w:rsid w:val="004112AB"/>
-    <w:rsid w:val="00426427"/>
     <w:rsid w:val="00456750"/>
     <w:rsid w:val="00501EDB"/>
     <w:rsid w:val="00511D8B"/>
@@ -38876,6 +39215,7 @@
     <w:rsid w:val="00B0451A"/>
     <w:rsid w:val="00B1057B"/>
     <w:rsid w:val="00BC61DE"/>
+    <w:rsid w:val="00C1753F"/>
     <w:rsid w:val="00C70218"/>
     <w:rsid w:val="00C94374"/>
     <w:rsid w:val="00CA7D90"/>

--- a/Receptbok.docx
+++ b/Receptbok.docx
@@ -21256,7 +21256,28 @@
           <w:rFonts w:eastAsia="Times New Roman" w:cstheme="minorHAnsi"/>
           <w:lang w:val="sv-SE"/>
         </w:rPr>
-        <w:t>1.5 tsk socker</w:t>
+        <w:t xml:space="preserve">1.5 </w:t>
+      </w:r>
+      <w:r>
+        <w:rPr>
+          <w:rFonts w:eastAsia="Times New Roman" w:cstheme="minorHAnsi"/>
+          <w:lang w:val="sv-SE"/>
+        </w:rPr>
+        <w:t>m</w:t>
+      </w:r>
+      <w:r>
+        <w:rPr>
+          <w:rFonts w:eastAsia="Times New Roman" w:cstheme="minorHAnsi"/>
+          <w:lang w:val="sv-SE"/>
+        </w:rPr>
+        <w:t xml:space="preserve">sk </w:t>
+      </w:r>
+      <w:r>
+        <w:rPr>
+          <w:rFonts w:eastAsia="Times New Roman" w:cstheme="minorHAnsi"/>
+          <w:lang w:val="sv-SE"/>
+        </w:rPr>
+        <w:t>honung</w:t>
       </w:r>
     </w:p>
     <w:p>
@@ -21430,7 +21451,21 @@
           <w:rFonts w:eastAsia="Times New Roman" w:cstheme="minorHAnsi"/>
           <w:lang w:val="sv-SE"/>
         </w:rPr>
-        <w:t>Tillsätt fond, vatten, vin, tomater och socker.</w:t>
+        <w:t xml:space="preserve">Tillsätt fond, vatten, vin, tomater och </w:t>
+      </w:r>
+      <w:r>
+        <w:rPr>
+          <w:rFonts w:eastAsia="Times New Roman" w:cstheme="minorHAnsi"/>
+          <w:lang w:val="sv-SE"/>
+        </w:rPr>
+        <w:t>honung</w:t>
+      </w:r>
+      <w:r>
+        <w:rPr>
+          <w:rFonts w:eastAsia="Times New Roman" w:cstheme="minorHAnsi"/>
+          <w:lang w:val="sv-SE"/>
+        </w:rPr>
+        <w:t>.</w:t>
       </w:r>
     </w:p>
     <w:p>
@@ -38992,7 +39027,6 @@
     <w:rsid w:val="00164DD5"/>
     <w:rsid w:val="0019089C"/>
     <w:rsid w:val="002077F5"/>
-    <w:rsid w:val="00216502"/>
     <w:rsid w:val="00373FA3"/>
     <w:rsid w:val="00383622"/>
     <w:rsid w:val="00407D8A"/>
@@ -39038,6 +39072,7 @@
     <w:rsid w:val="00EE44E3"/>
     <w:rsid w:val="00F011A5"/>
     <w:rsid w:val="00F07FCB"/>
+    <w:rsid w:val="00F1761F"/>
     <w:rsid w:val="00F545F9"/>
     <w:rsid w:val="00FC3208"/>
     <w:rsid w:val="00FE3C56"/>

--- a/Receptbok.docx
+++ b/Receptbok.docx
@@ -179,7 +179,7 @@
         <w:br w:type="page"/>
       </w:r>
     </w:p>
-    <w:bookmarkStart w:id="0" w:name="_Toc238133243" w:displacedByCustomXml="next"/>
+    <w:bookmarkStart w:id="0" w:name="_Toc238134620" w:displacedByCustomXml="next"/>
     <w:sdt>
       <w:sdtPr>
         <w:rPr>
@@ -238,7 +238,7 @@
           <w:r>
             <w:fldChar w:fldCharType="separate"/>
           </w:r>
-          <w:hyperlink w:anchor="_Toc238133243" w:history="1">
+          <w:hyperlink w:anchor="_Toc238134620" w:history="1">
             <w:r>
               <w:rPr>
                 <w:rStyle w:val="Hyperlink"/>
@@ -266,7 +266,7 @@
                 <w:noProof/>
                 <w:webHidden/>
               </w:rPr>
-              <w:instrText xml:space="preserve"> PAGEREF _Toc238133243 \h </w:instrText>
+              <w:instrText xml:space="preserve"> PAGEREF _Toc238134620 \h </w:instrText>
             </w:r>
             <w:r>
               <w:rPr>
@@ -311,7 +311,7 @@
               <w14:ligatures w14:val="standardContextual"/>
             </w:rPr>
           </w:pPr>
-          <w:hyperlink w:anchor="_Toc238133244" w:history="1">
+          <w:hyperlink w:anchor="_Toc238134621" w:history="1">
             <w:r>
               <w:rPr>
                 <w:rStyle w:val="Hyperlink"/>
@@ -339,7 +339,7 @@
                 <w:noProof/>
                 <w:webHidden/>
               </w:rPr>
-              <w:instrText xml:space="preserve"> PAGEREF _Toc238133244 \h </w:instrText>
+              <w:instrText xml:space="preserve"> PAGEREF _Toc238134621 \h </w:instrText>
             </w:r>
             <w:r>
               <w:rPr>
@@ -384,7 +384,7 @@
               <w14:ligatures w14:val="standardContextual"/>
             </w:rPr>
           </w:pPr>
-          <w:hyperlink w:anchor="_Toc238133245" w:history="1">
+          <w:hyperlink w:anchor="_Toc238134622" w:history="1">
             <w:r>
               <w:rPr>
                 <w:rStyle w:val="Hyperlink"/>
@@ -412,7 +412,7 @@
                 <w:noProof/>
                 <w:webHidden/>
               </w:rPr>
-              <w:instrText xml:space="preserve"> PAGEREF _Toc238133245 \h </w:instrText>
+              <w:instrText xml:space="preserve"> PAGEREF _Toc238134622 \h </w:instrText>
             </w:r>
             <w:r>
               <w:rPr>
@@ -454,7 +454,7 @@
               <w14:ligatures w14:val="standardContextual"/>
             </w:rPr>
           </w:pPr>
-          <w:hyperlink w:anchor="_Toc238133246" w:history="1">
+          <w:hyperlink w:anchor="_Toc238134623" w:history="1">
             <w:r>
               <w:rPr>
                 <w:rStyle w:val="Hyperlink"/>
@@ -482,7 +482,7 @@
                 <w:noProof/>
                 <w:webHidden/>
               </w:rPr>
-              <w:instrText xml:space="preserve"> PAGEREF _Toc238133246 \h </w:instrText>
+              <w:instrText xml:space="preserve"> PAGEREF _Toc238134623 \h </w:instrText>
             </w:r>
             <w:r>
               <w:rPr>
@@ -527,7 +527,7 @@
               <w14:ligatures w14:val="standardContextual"/>
             </w:rPr>
           </w:pPr>
-          <w:hyperlink w:anchor="_Toc238133247" w:history="1">
+          <w:hyperlink w:anchor="_Toc238134624" w:history="1">
             <w:r>
               <w:rPr>
                 <w:rStyle w:val="Hyperlink"/>
@@ -555,7 +555,7 @@
                 <w:noProof/>
                 <w:webHidden/>
               </w:rPr>
-              <w:instrText xml:space="preserve"> PAGEREF _Toc238133247 \h </w:instrText>
+              <w:instrText xml:space="preserve"> PAGEREF _Toc238134624 \h </w:instrText>
             </w:r>
             <w:r>
               <w:rPr>
@@ -600,7 +600,7 @@
               <w14:ligatures w14:val="standardContextual"/>
             </w:rPr>
           </w:pPr>
-          <w:hyperlink w:anchor="_Toc238133248" w:history="1">
+          <w:hyperlink w:anchor="_Toc238134625" w:history="1">
             <w:r>
               <w:rPr>
                 <w:rStyle w:val="Hyperlink"/>
@@ -628,7 +628,7 @@
                 <w:noProof/>
                 <w:webHidden/>
               </w:rPr>
-              <w:instrText xml:space="preserve"> PAGEREF _Toc238133248 \h </w:instrText>
+              <w:instrText xml:space="preserve"> PAGEREF _Toc238134625 \h </w:instrText>
             </w:r>
             <w:r>
               <w:rPr>
@@ -670,7 +670,7 @@
               <w14:ligatures w14:val="standardContextual"/>
             </w:rPr>
           </w:pPr>
-          <w:hyperlink w:anchor="_Toc238133249" w:history="1">
+          <w:hyperlink w:anchor="_Toc238134626" w:history="1">
             <w:r>
               <w:rPr>
                 <w:rStyle w:val="Hyperlink"/>
@@ -698,7 +698,7 @@
                 <w:noProof/>
                 <w:webHidden/>
               </w:rPr>
-              <w:instrText xml:space="preserve"> PAGEREF _Toc238133249 \h </w:instrText>
+              <w:instrText xml:space="preserve"> PAGEREF _Toc238134626 \h </w:instrText>
             </w:r>
             <w:r>
               <w:rPr>
@@ -743,7 +743,7 @@
               <w14:ligatures w14:val="standardContextual"/>
             </w:rPr>
           </w:pPr>
-          <w:hyperlink w:anchor="_Toc238133250" w:history="1">
+          <w:hyperlink w:anchor="_Toc238134627" w:history="1">
             <w:r>
               <w:rPr>
                 <w:rStyle w:val="Hyperlink"/>
@@ -771,7 +771,7 @@
                 <w:noProof/>
                 <w:webHidden/>
               </w:rPr>
-              <w:instrText xml:space="preserve"> PAGEREF _Toc238133250 \h </w:instrText>
+              <w:instrText xml:space="preserve"> PAGEREF _Toc238134627 \h </w:instrText>
             </w:r>
             <w:r>
               <w:rPr>
@@ -816,7 +816,7 @@
               <w14:ligatures w14:val="standardContextual"/>
             </w:rPr>
           </w:pPr>
-          <w:hyperlink w:anchor="_Toc238133251" w:history="1">
+          <w:hyperlink w:anchor="_Toc238134628" w:history="1">
             <w:r>
               <w:rPr>
                 <w:rStyle w:val="Hyperlink"/>
@@ -844,7 +844,7 @@
                 <w:noProof/>
                 <w:webHidden/>
               </w:rPr>
-              <w:instrText xml:space="preserve"> PAGEREF _Toc238133251 \h </w:instrText>
+              <w:instrText xml:space="preserve"> PAGEREF _Toc238134628 \h </w:instrText>
             </w:r>
             <w:r>
               <w:rPr>
@@ -889,7 +889,7 @@
               <w14:ligatures w14:val="standardContextual"/>
             </w:rPr>
           </w:pPr>
-          <w:hyperlink w:anchor="_Toc238133252" w:history="1">
+          <w:hyperlink w:anchor="_Toc238134629" w:history="1">
             <w:r>
               <w:rPr>
                 <w:rStyle w:val="Hyperlink"/>
@@ -917,7 +917,7 @@
                 <w:noProof/>
                 <w:webHidden/>
               </w:rPr>
-              <w:instrText xml:space="preserve"> PAGEREF _Toc238133252 \h </w:instrText>
+              <w:instrText xml:space="preserve"> PAGEREF _Toc238134629 \h </w:instrText>
             </w:r>
             <w:r>
               <w:rPr>
@@ -962,7 +962,7 @@
               <w14:ligatures w14:val="standardContextual"/>
             </w:rPr>
           </w:pPr>
-          <w:hyperlink w:anchor="_Toc238133253" w:history="1">
+          <w:hyperlink w:anchor="_Toc238134630" w:history="1">
             <w:r>
               <w:rPr>
                 <w:rStyle w:val="Hyperlink"/>
@@ -990,7 +990,7 @@
                 <w:noProof/>
                 <w:webHidden/>
               </w:rPr>
-              <w:instrText xml:space="preserve"> PAGEREF _Toc238133253 \h </w:instrText>
+              <w:instrText xml:space="preserve"> PAGEREF _Toc238134630 \h </w:instrText>
             </w:r>
             <w:r>
               <w:rPr>
@@ -1035,7 +1035,7 @@
               <w14:ligatures w14:val="standardContextual"/>
             </w:rPr>
           </w:pPr>
-          <w:hyperlink w:anchor="_Toc238133254" w:history="1">
+          <w:hyperlink w:anchor="_Toc238134631" w:history="1">
             <w:r>
               <w:rPr>
                 <w:rStyle w:val="Hyperlink"/>
@@ -1063,7 +1063,7 @@
                 <w:noProof/>
                 <w:webHidden/>
               </w:rPr>
-              <w:instrText xml:space="preserve"> PAGEREF _Toc238133254 \h </w:instrText>
+              <w:instrText xml:space="preserve"> PAGEREF _Toc238134631 \h </w:instrText>
             </w:r>
             <w:r>
               <w:rPr>
@@ -1108,7 +1108,7 @@
               <w14:ligatures w14:val="standardContextual"/>
             </w:rPr>
           </w:pPr>
-          <w:hyperlink w:anchor="_Toc238133255" w:history="1">
+          <w:hyperlink w:anchor="_Toc238134632" w:history="1">
             <w:r>
               <w:rPr>
                 <w:rStyle w:val="Hyperlink"/>
@@ -1136,7 +1136,7 @@
                 <w:noProof/>
                 <w:webHidden/>
               </w:rPr>
-              <w:instrText xml:space="preserve"> PAGEREF _Toc238133255 \h </w:instrText>
+              <w:instrText xml:space="preserve"> PAGEREF _Toc238134632 \h </w:instrText>
             </w:r>
             <w:r>
               <w:rPr>
@@ -1178,7 +1178,7 @@
               <w14:ligatures w14:val="standardContextual"/>
             </w:rPr>
           </w:pPr>
-          <w:hyperlink w:anchor="_Toc238133256" w:history="1">
+          <w:hyperlink w:anchor="_Toc238134633" w:history="1">
             <w:r>
               <w:rPr>
                 <w:rStyle w:val="Hyperlink"/>
@@ -1206,7 +1206,7 @@
                 <w:noProof/>
                 <w:webHidden/>
               </w:rPr>
-              <w:instrText xml:space="preserve"> PAGEREF _Toc238133256 \h </w:instrText>
+              <w:instrText xml:space="preserve"> PAGEREF _Toc238134633 \h </w:instrText>
             </w:r>
             <w:r>
               <w:rPr>
@@ -1251,7 +1251,7 @@
               <w14:ligatures w14:val="standardContextual"/>
             </w:rPr>
           </w:pPr>
-          <w:hyperlink w:anchor="_Toc238133257" w:history="1">
+          <w:hyperlink w:anchor="_Toc238134634" w:history="1">
             <w:r>
               <w:rPr>
                 <w:rStyle w:val="Hyperlink"/>
@@ -1279,7 +1279,7 @@
                 <w:noProof/>
                 <w:webHidden/>
               </w:rPr>
-              <w:instrText xml:space="preserve"> PAGEREF _Toc238133257 \h </w:instrText>
+              <w:instrText xml:space="preserve"> PAGEREF _Toc238134634 \h </w:instrText>
             </w:r>
             <w:r>
               <w:rPr>
@@ -1324,7 +1324,7 @@
               <w14:ligatures w14:val="standardContextual"/>
             </w:rPr>
           </w:pPr>
-          <w:hyperlink w:anchor="_Toc238133258" w:history="1">
+          <w:hyperlink w:anchor="_Toc238134635" w:history="1">
             <w:r>
               <w:rPr>
                 <w:rStyle w:val="Hyperlink"/>
@@ -1352,7 +1352,7 @@
                 <w:noProof/>
                 <w:webHidden/>
               </w:rPr>
-              <w:instrText xml:space="preserve"> PAGEREF _Toc238133258 \h </w:instrText>
+              <w:instrText xml:space="preserve"> PAGEREF _Toc238134635 \h </w:instrText>
             </w:r>
             <w:r>
               <w:rPr>
@@ -1394,7 +1394,7 @@
               <w14:ligatures w14:val="standardContextual"/>
             </w:rPr>
           </w:pPr>
-          <w:hyperlink w:anchor="_Toc238133259" w:history="1">
+          <w:hyperlink w:anchor="_Toc238134636" w:history="1">
             <w:r>
               <w:rPr>
                 <w:rStyle w:val="Hyperlink"/>
@@ -1422,7 +1422,7 @@
                 <w:noProof/>
                 <w:webHidden/>
               </w:rPr>
-              <w:instrText xml:space="preserve"> PAGEREF _Toc238133259 \h </w:instrText>
+              <w:instrText xml:space="preserve"> PAGEREF _Toc238134636 \h </w:instrText>
             </w:r>
             <w:r>
               <w:rPr>
@@ -1467,7 +1467,7 @@
               <w14:ligatures w14:val="standardContextual"/>
             </w:rPr>
           </w:pPr>
-          <w:hyperlink w:anchor="_Toc238133260" w:history="1">
+          <w:hyperlink w:anchor="_Toc238134637" w:history="1">
             <w:r>
               <w:rPr>
                 <w:rStyle w:val="Hyperlink"/>
@@ -1495,7 +1495,7 @@
                 <w:noProof/>
                 <w:webHidden/>
               </w:rPr>
-              <w:instrText xml:space="preserve"> PAGEREF _Toc238133260 \h </w:instrText>
+              <w:instrText xml:space="preserve"> PAGEREF _Toc238134637 \h </w:instrText>
             </w:r>
             <w:r>
               <w:rPr>
@@ -1540,7 +1540,7 @@
               <w14:ligatures w14:val="standardContextual"/>
             </w:rPr>
           </w:pPr>
-          <w:hyperlink w:anchor="_Toc238133261" w:history="1">
+          <w:hyperlink w:anchor="_Toc238134638" w:history="1">
             <w:r>
               <w:rPr>
                 <w:rStyle w:val="Hyperlink"/>
@@ -1568,7 +1568,7 @@
                 <w:noProof/>
                 <w:webHidden/>
               </w:rPr>
-              <w:instrText xml:space="preserve"> PAGEREF _Toc238133261 \h </w:instrText>
+              <w:instrText xml:space="preserve"> PAGEREF _Toc238134638 \h </w:instrText>
             </w:r>
             <w:r>
               <w:rPr>
@@ -1613,7 +1613,7 @@
               <w14:ligatures w14:val="standardContextual"/>
             </w:rPr>
           </w:pPr>
-          <w:hyperlink w:anchor="_Toc238133262" w:history="1">
+          <w:hyperlink w:anchor="_Toc238134639" w:history="1">
             <w:r>
               <w:rPr>
                 <w:rStyle w:val="Hyperlink"/>
@@ -1641,7 +1641,7 @@
                 <w:noProof/>
                 <w:webHidden/>
               </w:rPr>
-              <w:instrText xml:space="preserve"> PAGEREF _Toc238133262 \h </w:instrText>
+              <w:instrText xml:space="preserve"> PAGEREF _Toc238134639 \h </w:instrText>
             </w:r>
             <w:r>
               <w:rPr>
@@ -1686,7 +1686,7 @@
               <w14:ligatures w14:val="standardContextual"/>
             </w:rPr>
           </w:pPr>
-          <w:hyperlink w:anchor="_Toc238133263" w:history="1">
+          <w:hyperlink w:anchor="_Toc238134640" w:history="1">
             <w:r>
               <w:rPr>
                 <w:rStyle w:val="Hyperlink"/>
@@ -1714,7 +1714,7 @@
                 <w:noProof/>
                 <w:webHidden/>
               </w:rPr>
-              <w:instrText xml:space="preserve"> PAGEREF _Toc238133263 \h </w:instrText>
+              <w:instrText xml:space="preserve"> PAGEREF _Toc238134640 \h </w:instrText>
             </w:r>
             <w:r>
               <w:rPr>
@@ -1759,7 +1759,7 @@
               <w14:ligatures w14:val="standardContextual"/>
             </w:rPr>
           </w:pPr>
-          <w:hyperlink w:anchor="_Toc238133264" w:history="1">
+          <w:hyperlink w:anchor="_Toc238134641" w:history="1">
             <w:r>
               <w:rPr>
                 <w:rStyle w:val="Hyperlink"/>
@@ -1787,7 +1787,7 @@
                 <w:noProof/>
                 <w:webHidden/>
               </w:rPr>
-              <w:instrText xml:space="preserve"> PAGEREF _Toc238133264 \h </w:instrText>
+              <w:instrText xml:space="preserve"> PAGEREF _Toc238134641 \h </w:instrText>
             </w:r>
             <w:r>
               <w:rPr>
@@ -1832,7 +1832,7 @@
               <w14:ligatures w14:val="standardContextual"/>
             </w:rPr>
           </w:pPr>
-          <w:hyperlink w:anchor="_Toc238133265" w:history="1">
+          <w:hyperlink w:anchor="_Toc238134642" w:history="1">
             <w:r>
               <w:rPr>
                 <w:rStyle w:val="Hyperlink"/>
@@ -1860,7 +1860,7 @@
                 <w:noProof/>
                 <w:webHidden/>
               </w:rPr>
-              <w:instrText xml:space="preserve"> PAGEREF _Toc238133265 \h </w:instrText>
+              <w:instrText xml:space="preserve"> PAGEREF _Toc238134642 \h </w:instrText>
             </w:r>
             <w:r>
               <w:rPr>
@@ -1905,7 +1905,7 @@
               <w14:ligatures w14:val="standardContextual"/>
             </w:rPr>
           </w:pPr>
-          <w:hyperlink w:anchor="_Toc238133266" w:history="1">
+          <w:hyperlink w:anchor="_Toc238134643" w:history="1">
             <w:r>
               <w:rPr>
                 <w:rStyle w:val="Hyperlink"/>
@@ -1933,7 +1933,7 @@
                 <w:noProof/>
                 <w:webHidden/>
               </w:rPr>
-              <w:instrText xml:space="preserve"> PAGEREF _Toc238133266 \h </w:instrText>
+              <w:instrText xml:space="preserve"> PAGEREF _Toc238134643 \h </w:instrText>
             </w:r>
             <w:r>
               <w:rPr>
@@ -1978,7 +1978,7 @@
               <w14:ligatures w14:val="standardContextual"/>
             </w:rPr>
           </w:pPr>
-          <w:hyperlink w:anchor="_Toc238133267" w:history="1">
+          <w:hyperlink w:anchor="_Toc238134644" w:history="1">
             <w:r>
               <w:rPr>
                 <w:rStyle w:val="Hyperlink"/>
@@ -2006,7 +2006,7 @@
                 <w:noProof/>
                 <w:webHidden/>
               </w:rPr>
-              <w:instrText xml:space="preserve"> PAGEREF _Toc238133267 \h </w:instrText>
+              <w:instrText xml:space="preserve"> PAGEREF _Toc238134644 \h </w:instrText>
             </w:r>
             <w:r>
               <w:rPr>
@@ -2048,7 +2048,7 @@
               <w14:ligatures w14:val="standardContextual"/>
             </w:rPr>
           </w:pPr>
-          <w:hyperlink w:anchor="_Toc238133268" w:history="1">
+          <w:hyperlink w:anchor="_Toc238134645" w:history="1">
             <w:r>
               <w:rPr>
                 <w:rStyle w:val="Hyperlink"/>
@@ -2076,7 +2076,7 @@
                 <w:noProof/>
                 <w:webHidden/>
               </w:rPr>
-              <w:instrText xml:space="preserve"> PAGEREF _Toc238133268 \h </w:instrText>
+              <w:instrText xml:space="preserve"> PAGEREF _Toc238134645 \h </w:instrText>
             </w:r>
             <w:r>
               <w:rPr>
@@ -2121,7 +2121,7 @@
               <w14:ligatures w14:val="standardContextual"/>
             </w:rPr>
           </w:pPr>
-          <w:hyperlink w:anchor="_Toc238133269" w:history="1">
+          <w:hyperlink w:anchor="_Toc238134646" w:history="1">
             <w:r>
               <w:rPr>
                 <w:rStyle w:val="Hyperlink"/>
@@ -2149,7 +2149,7 @@
                 <w:noProof/>
                 <w:webHidden/>
               </w:rPr>
-              <w:instrText xml:space="preserve"> PAGEREF _Toc238133269 \h </w:instrText>
+              <w:instrText xml:space="preserve"> PAGEREF _Toc238134646 \h </w:instrText>
             </w:r>
             <w:r>
               <w:rPr>
@@ -2191,7 +2191,7 @@
               <w14:ligatures w14:val="standardContextual"/>
             </w:rPr>
           </w:pPr>
-          <w:hyperlink w:anchor="_Toc238133270" w:history="1">
+          <w:hyperlink w:anchor="_Toc238134647" w:history="1">
             <w:r>
               <w:rPr>
                 <w:rStyle w:val="Hyperlink"/>
@@ -2219,7 +2219,7 @@
                 <w:noProof/>
                 <w:webHidden/>
               </w:rPr>
-              <w:instrText xml:space="preserve"> PAGEREF _Toc238133270 \h </w:instrText>
+              <w:instrText xml:space="preserve"> PAGEREF _Toc238134647 \h </w:instrText>
             </w:r>
             <w:r>
               <w:rPr>
@@ -2264,7 +2264,7 @@
               <w14:ligatures w14:val="standardContextual"/>
             </w:rPr>
           </w:pPr>
-          <w:hyperlink w:anchor="_Toc238133271" w:history="1">
+          <w:hyperlink w:anchor="_Toc238134648" w:history="1">
             <w:r>
               <w:rPr>
                 <w:rStyle w:val="Hyperlink"/>
@@ -2292,7 +2292,7 @@
                 <w:noProof/>
                 <w:webHidden/>
               </w:rPr>
-              <w:instrText xml:space="preserve"> PAGEREF _Toc238133271 \h </w:instrText>
+              <w:instrText xml:space="preserve"> PAGEREF _Toc238134648 \h </w:instrText>
             </w:r>
             <w:r>
               <w:rPr>
@@ -2337,7 +2337,7 @@
               <w14:ligatures w14:val="standardContextual"/>
             </w:rPr>
           </w:pPr>
-          <w:hyperlink w:anchor="_Toc238133272" w:history="1">
+          <w:hyperlink w:anchor="_Toc238134649" w:history="1">
             <w:r>
               <w:rPr>
                 <w:rStyle w:val="Hyperlink"/>
@@ -2365,7 +2365,7 @@
                 <w:noProof/>
                 <w:webHidden/>
               </w:rPr>
-              <w:instrText xml:space="preserve"> PAGEREF _Toc238133272 \h </w:instrText>
+              <w:instrText xml:space="preserve"> PAGEREF _Toc238134649 \h </w:instrText>
             </w:r>
             <w:r>
               <w:rPr>
@@ -2410,7 +2410,7 @@
               <w14:ligatures w14:val="standardContextual"/>
             </w:rPr>
           </w:pPr>
-          <w:hyperlink w:anchor="_Toc238133273" w:history="1">
+          <w:hyperlink w:anchor="_Toc238134650" w:history="1">
             <w:r>
               <w:rPr>
                 <w:rStyle w:val="Hyperlink"/>
@@ -2438,7 +2438,7 @@
                 <w:noProof/>
                 <w:webHidden/>
               </w:rPr>
-              <w:instrText xml:space="preserve"> PAGEREF _Toc238133273 \h </w:instrText>
+              <w:instrText xml:space="preserve"> PAGEREF _Toc238134650 \h </w:instrText>
             </w:r>
             <w:r>
               <w:rPr>
@@ -2483,7 +2483,7 @@
               <w14:ligatures w14:val="standardContextual"/>
             </w:rPr>
           </w:pPr>
-          <w:hyperlink w:anchor="_Toc238133274" w:history="1">
+          <w:hyperlink w:anchor="_Toc238134651" w:history="1">
             <w:r>
               <w:rPr>
                 <w:rStyle w:val="Hyperlink"/>
@@ -2511,7 +2511,7 @@
                 <w:noProof/>
                 <w:webHidden/>
               </w:rPr>
-              <w:instrText xml:space="preserve"> PAGEREF _Toc238133274 \h </w:instrText>
+              <w:instrText xml:space="preserve"> PAGEREF _Toc238134651 \h </w:instrText>
             </w:r>
             <w:r>
               <w:rPr>
@@ -2556,7 +2556,7 @@
               <w14:ligatures w14:val="standardContextual"/>
             </w:rPr>
           </w:pPr>
-          <w:hyperlink w:anchor="_Toc238133275" w:history="1">
+          <w:hyperlink w:anchor="_Toc238134652" w:history="1">
             <w:r>
               <w:rPr>
                 <w:rStyle w:val="Hyperlink"/>
@@ -2584,7 +2584,7 @@
                 <w:noProof/>
                 <w:webHidden/>
               </w:rPr>
-              <w:instrText xml:space="preserve"> PAGEREF _Toc238133275 \h </w:instrText>
+              <w:instrText xml:space="preserve"> PAGEREF _Toc238134652 \h </w:instrText>
             </w:r>
             <w:r>
               <w:rPr>
@@ -2629,7 +2629,7 @@
               <w14:ligatures w14:val="standardContextual"/>
             </w:rPr>
           </w:pPr>
-          <w:hyperlink w:anchor="_Toc238133276" w:history="1">
+          <w:hyperlink w:anchor="_Toc238134653" w:history="1">
             <w:r>
               <w:rPr>
                 <w:rStyle w:val="Hyperlink"/>
@@ -2657,7 +2657,7 @@
                 <w:noProof/>
                 <w:webHidden/>
               </w:rPr>
-              <w:instrText xml:space="preserve"> PAGEREF _Toc238133276 \h </w:instrText>
+              <w:instrText xml:space="preserve"> PAGEREF _Toc238134653 \h </w:instrText>
             </w:r>
             <w:r>
               <w:rPr>
@@ -2702,7 +2702,7 @@
               <w14:ligatures w14:val="standardContextual"/>
             </w:rPr>
           </w:pPr>
-          <w:hyperlink w:anchor="_Toc238133277" w:history="1">
+          <w:hyperlink w:anchor="_Toc238134654" w:history="1">
             <w:r>
               <w:rPr>
                 <w:rStyle w:val="Hyperlink"/>
@@ -2730,7 +2730,7 @@
                 <w:noProof/>
                 <w:webHidden/>
               </w:rPr>
-              <w:instrText xml:space="preserve"> PAGEREF _Toc238133277 \h </w:instrText>
+              <w:instrText xml:space="preserve"> PAGEREF _Toc238134654 \h </w:instrText>
             </w:r>
             <w:r>
               <w:rPr>
@@ -2775,7 +2775,7 @@
               <w14:ligatures w14:val="standardContextual"/>
             </w:rPr>
           </w:pPr>
-          <w:hyperlink w:anchor="_Toc238133278" w:history="1">
+          <w:hyperlink w:anchor="_Toc238134655" w:history="1">
             <w:r>
               <w:rPr>
                 <w:rStyle w:val="Hyperlink"/>
@@ -2803,7 +2803,7 @@
                 <w:noProof/>
                 <w:webHidden/>
               </w:rPr>
-              <w:instrText xml:space="preserve"> PAGEREF _Toc238133278 \h </w:instrText>
+              <w:instrText xml:space="preserve"> PAGEREF _Toc238134655 \h </w:instrText>
             </w:r>
             <w:r>
               <w:rPr>
@@ -2845,7 +2845,7 @@
               <w14:ligatures w14:val="standardContextual"/>
             </w:rPr>
           </w:pPr>
-          <w:hyperlink w:anchor="_Toc238133279" w:history="1">
+          <w:hyperlink w:anchor="_Toc238134656" w:history="1">
             <w:r>
               <w:rPr>
                 <w:rStyle w:val="Hyperlink"/>
@@ -2873,7 +2873,7 @@
                 <w:noProof/>
                 <w:webHidden/>
               </w:rPr>
-              <w:instrText xml:space="preserve"> PAGEREF _Toc238133279 \h </w:instrText>
+              <w:instrText xml:space="preserve"> PAGEREF _Toc238134656 \h </w:instrText>
             </w:r>
             <w:r>
               <w:rPr>
@@ -2918,7 +2918,7 @@
               <w14:ligatures w14:val="standardContextual"/>
             </w:rPr>
           </w:pPr>
-          <w:hyperlink w:anchor="_Toc238133280" w:history="1">
+          <w:hyperlink w:anchor="_Toc238134657" w:history="1">
             <w:r>
               <w:rPr>
                 <w:rStyle w:val="Hyperlink"/>
@@ -2946,7 +2946,7 @@
                 <w:noProof/>
                 <w:webHidden/>
               </w:rPr>
-              <w:instrText xml:space="preserve"> PAGEREF _Toc238133280 \h </w:instrText>
+              <w:instrText xml:space="preserve"> PAGEREF _Toc238134657 \h </w:instrText>
             </w:r>
             <w:r>
               <w:rPr>
@@ -2991,7 +2991,7 @@
               <w14:ligatures w14:val="standardContextual"/>
             </w:rPr>
           </w:pPr>
-          <w:hyperlink w:anchor="_Toc238133281" w:history="1">
+          <w:hyperlink w:anchor="_Toc238134658" w:history="1">
             <w:r>
               <w:rPr>
                 <w:rStyle w:val="Hyperlink"/>
@@ -3019,7 +3019,7 @@
                 <w:noProof/>
                 <w:webHidden/>
               </w:rPr>
-              <w:instrText xml:space="preserve"> PAGEREF _Toc238133281 \h </w:instrText>
+              <w:instrText xml:space="preserve"> PAGEREF _Toc238134658 \h </w:instrText>
             </w:r>
             <w:r>
               <w:rPr>
@@ -3061,7 +3061,7 @@
               <w14:ligatures w14:val="standardContextual"/>
             </w:rPr>
           </w:pPr>
-          <w:hyperlink w:anchor="_Toc238133282" w:history="1">
+          <w:hyperlink w:anchor="_Toc238134659" w:history="1">
             <w:r>
               <w:rPr>
                 <w:rStyle w:val="Hyperlink"/>
@@ -3089,7 +3089,7 @@
                 <w:noProof/>
                 <w:webHidden/>
               </w:rPr>
-              <w:instrText xml:space="preserve"> PAGEREF _Toc238133282 \h </w:instrText>
+              <w:instrText xml:space="preserve"> PAGEREF _Toc238134659 \h </w:instrText>
             </w:r>
             <w:r>
               <w:rPr>
@@ -3134,7 +3134,7 @@
               <w14:ligatures w14:val="standardContextual"/>
             </w:rPr>
           </w:pPr>
-          <w:hyperlink w:anchor="_Toc238133283" w:history="1">
+          <w:hyperlink w:anchor="_Toc238134660" w:history="1">
             <w:r>
               <w:rPr>
                 <w:rStyle w:val="Hyperlink"/>
@@ -3162,7 +3162,7 @@
                 <w:noProof/>
                 <w:webHidden/>
               </w:rPr>
-              <w:instrText xml:space="preserve"> PAGEREF _Toc238133283 \h </w:instrText>
+              <w:instrText xml:space="preserve"> PAGEREF _Toc238134660 \h </w:instrText>
             </w:r>
             <w:r>
               <w:rPr>
@@ -3207,7 +3207,7 @@
               <w14:ligatures w14:val="standardContextual"/>
             </w:rPr>
           </w:pPr>
-          <w:hyperlink w:anchor="_Toc238133284" w:history="1">
+          <w:hyperlink w:anchor="_Toc238134661" w:history="1">
             <w:r>
               <w:rPr>
                 <w:rStyle w:val="Hyperlink"/>
@@ -3235,7 +3235,7 @@
                 <w:noProof/>
                 <w:webHidden/>
               </w:rPr>
-              <w:instrText xml:space="preserve"> PAGEREF _Toc238133284 \h </w:instrText>
+              <w:instrText xml:space="preserve"> PAGEREF _Toc238134661 \h </w:instrText>
             </w:r>
             <w:r>
               <w:rPr>
@@ -3280,7 +3280,7 @@
               <w14:ligatures w14:val="standardContextual"/>
             </w:rPr>
           </w:pPr>
-          <w:hyperlink w:anchor="_Toc238133285" w:history="1">
+          <w:hyperlink w:anchor="_Toc238134662" w:history="1">
             <w:r>
               <w:rPr>
                 <w:rStyle w:val="Hyperlink"/>
@@ -3308,7 +3308,7 @@
                 <w:noProof/>
                 <w:webHidden/>
               </w:rPr>
-              <w:instrText xml:space="preserve"> PAGEREF _Toc238133285 \h </w:instrText>
+              <w:instrText xml:space="preserve"> PAGEREF _Toc238134662 \h </w:instrText>
             </w:r>
             <w:r>
               <w:rPr>
@@ -3328,7 +3328,7 @@
                 <w:noProof/>
                 <w:webHidden/>
               </w:rPr>
-              <w:t>36</w:t>
+              <w:t>37</w:t>
             </w:r>
             <w:r>
               <w:rPr>
@@ -3353,7 +3353,7 @@
               <w14:ligatures w14:val="standardContextual"/>
             </w:rPr>
           </w:pPr>
-          <w:hyperlink w:anchor="_Toc238133286" w:history="1">
+          <w:hyperlink w:anchor="_Toc238134663" w:history="1">
             <w:r>
               <w:rPr>
                 <w:rStyle w:val="Hyperlink"/>
@@ -3381,7 +3381,7 @@
                 <w:noProof/>
                 <w:webHidden/>
               </w:rPr>
-              <w:instrText xml:space="preserve"> PAGEREF _Toc238133286 \h </w:instrText>
+              <w:instrText xml:space="preserve"> PAGEREF _Toc238134663 \h </w:instrText>
             </w:r>
             <w:r>
               <w:rPr>
@@ -3426,7 +3426,7 @@
               <w14:ligatures w14:val="standardContextual"/>
             </w:rPr>
           </w:pPr>
-          <w:hyperlink w:anchor="_Toc238133287" w:history="1">
+          <w:hyperlink w:anchor="_Toc238134664" w:history="1">
             <w:r>
               <w:rPr>
                 <w:rStyle w:val="Hyperlink"/>
@@ -3454,7 +3454,7 @@
                 <w:noProof/>
                 <w:webHidden/>
               </w:rPr>
-              <w:instrText xml:space="preserve"> PAGEREF _Toc238133287 \h </w:instrText>
+              <w:instrText xml:space="preserve"> PAGEREF _Toc238134664 \h </w:instrText>
             </w:r>
             <w:r>
               <w:rPr>
@@ -3499,7 +3499,7 @@
               <w14:ligatures w14:val="standardContextual"/>
             </w:rPr>
           </w:pPr>
-          <w:hyperlink w:anchor="_Toc238133288" w:history="1">
+          <w:hyperlink w:anchor="_Toc238134665" w:history="1">
             <w:r>
               <w:rPr>
                 <w:rStyle w:val="Hyperlink"/>
@@ -3527,7 +3527,7 @@
                 <w:noProof/>
                 <w:webHidden/>
               </w:rPr>
-              <w:instrText xml:space="preserve"> PAGEREF _Toc238133288 \h </w:instrText>
+              <w:instrText xml:space="preserve"> PAGEREF _Toc238134665 \h </w:instrText>
             </w:r>
             <w:r>
               <w:rPr>
@@ -3569,7 +3569,7 @@
               <w14:ligatures w14:val="standardContextual"/>
             </w:rPr>
           </w:pPr>
-          <w:hyperlink w:anchor="_Toc238133289" w:history="1">
+          <w:hyperlink w:anchor="_Toc238134666" w:history="1">
             <w:r>
               <w:rPr>
                 <w:rStyle w:val="Hyperlink"/>
@@ -3597,7 +3597,7 @@
                 <w:noProof/>
                 <w:webHidden/>
               </w:rPr>
-              <w:instrText xml:space="preserve"> PAGEREF _Toc238133289 \h </w:instrText>
+              <w:instrText xml:space="preserve"> PAGEREF _Toc238134666 \h </w:instrText>
             </w:r>
             <w:r>
               <w:rPr>
@@ -3642,7 +3642,7 @@
               <w14:ligatures w14:val="standardContextual"/>
             </w:rPr>
           </w:pPr>
-          <w:hyperlink w:anchor="_Toc238133290" w:history="1">
+          <w:hyperlink w:anchor="_Toc238134667" w:history="1">
             <w:r>
               <w:rPr>
                 <w:rStyle w:val="Hyperlink"/>
@@ -3670,7 +3670,7 @@
                 <w:noProof/>
                 <w:webHidden/>
               </w:rPr>
-              <w:instrText xml:space="preserve"> PAGEREF _Toc238133290 \h </w:instrText>
+              <w:instrText xml:space="preserve"> PAGEREF _Toc238134667 \h </w:instrText>
             </w:r>
             <w:r>
               <w:rPr>
@@ -3712,7 +3712,7 @@
               <w14:ligatures w14:val="standardContextual"/>
             </w:rPr>
           </w:pPr>
-          <w:hyperlink w:anchor="_Toc238133291" w:history="1">
+          <w:hyperlink w:anchor="_Toc238134668" w:history="1">
             <w:r>
               <w:rPr>
                 <w:rStyle w:val="Hyperlink"/>
@@ -3740,7 +3740,7 @@
                 <w:noProof/>
                 <w:webHidden/>
               </w:rPr>
-              <w:instrText xml:space="preserve"> PAGEREF _Toc238133291 \h </w:instrText>
+              <w:instrText xml:space="preserve"> PAGEREF _Toc238134668 \h </w:instrText>
             </w:r>
             <w:r>
               <w:rPr>
@@ -3785,7 +3785,7 @@
               <w14:ligatures w14:val="standardContextual"/>
             </w:rPr>
           </w:pPr>
-          <w:hyperlink w:anchor="_Toc238133292" w:history="1">
+          <w:hyperlink w:anchor="_Toc238134669" w:history="1">
             <w:r>
               <w:rPr>
                 <w:rStyle w:val="Hyperlink"/>
@@ -3813,7 +3813,7 @@
                 <w:noProof/>
                 <w:webHidden/>
               </w:rPr>
-              <w:instrText xml:space="preserve"> PAGEREF _Toc238133292 \h </w:instrText>
+              <w:instrText xml:space="preserve"> PAGEREF _Toc238134669 \h </w:instrText>
             </w:r>
             <w:r>
               <w:rPr>
@@ -3855,7 +3855,7 @@
               <w14:ligatures w14:val="standardContextual"/>
             </w:rPr>
           </w:pPr>
-          <w:hyperlink w:anchor="_Toc238133293" w:history="1">
+          <w:hyperlink w:anchor="_Toc238134670" w:history="1">
             <w:r>
               <w:rPr>
                 <w:rStyle w:val="Hyperlink"/>
@@ -3883,7 +3883,7 @@
                 <w:noProof/>
                 <w:webHidden/>
               </w:rPr>
-              <w:instrText xml:space="preserve"> PAGEREF _Toc238133293 \h </w:instrText>
+              <w:instrText xml:space="preserve"> PAGEREF _Toc238134670 \h </w:instrText>
             </w:r>
             <w:r>
               <w:rPr>
@@ -3928,7 +3928,7 @@
               <w14:ligatures w14:val="standardContextual"/>
             </w:rPr>
           </w:pPr>
-          <w:hyperlink w:anchor="_Toc238133294" w:history="1">
+          <w:hyperlink w:anchor="_Toc238134671" w:history="1">
             <w:r>
               <w:rPr>
                 <w:rStyle w:val="Hyperlink"/>
@@ -3956,7 +3956,7 @@
                 <w:noProof/>
                 <w:webHidden/>
               </w:rPr>
-              <w:instrText xml:space="preserve"> PAGEREF _Toc238133294 \h </w:instrText>
+              <w:instrText xml:space="preserve"> PAGEREF _Toc238134671 \h </w:instrText>
             </w:r>
             <w:r>
               <w:rPr>
@@ -4001,7 +4001,7 @@
               <w14:ligatures w14:val="standardContextual"/>
             </w:rPr>
           </w:pPr>
-          <w:hyperlink w:anchor="_Toc238133295" w:history="1">
+          <w:hyperlink w:anchor="_Toc238134672" w:history="1">
             <w:r>
               <w:rPr>
                 <w:rStyle w:val="Hyperlink"/>
@@ -4029,7 +4029,7 @@
                 <w:noProof/>
                 <w:webHidden/>
               </w:rPr>
-              <w:instrText xml:space="preserve"> PAGEREF _Toc238133295 \h </w:instrText>
+              <w:instrText xml:space="preserve"> PAGEREF _Toc238134672 \h </w:instrText>
             </w:r>
             <w:r>
               <w:rPr>
@@ -4071,7 +4071,7 @@
               <w14:ligatures w14:val="standardContextual"/>
             </w:rPr>
           </w:pPr>
-          <w:hyperlink w:anchor="_Toc238133296" w:history="1">
+          <w:hyperlink w:anchor="_Toc238134673" w:history="1">
             <w:r>
               <w:rPr>
                 <w:rStyle w:val="Hyperlink"/>
@@ -4099,7 +4099,7 @@
                 <w:noProof/>
                 <w:webHidden/>
               </w:rPr>
-              <w:instrText xml:space="preserve"> PAGEREF _Toc238133296 \h </w:instrText>
+              <w:instrText xml:space="preserve"> PAGEREF _Toc238134673 \h </w:instrText>
             </w:r>
             <w:r>
               <w:rPr>
@@ -4144,7 +4144,7 @@
               <w14:ligatures w14:val="standardContextual"/>
             </w:rPr>
           </w:pPr>
-          <w:hyperlink w:anchor="_Toc238133297" w:history="1">
+          <w:hyperlink w:anchor="_Toc238134674" w:history="1">
             <w:r>
               <w:rPr>
                 <w:rStyle w:val="Hyperlink"/>
@@ -4172,7 +4172,7 @@
                 <w:noProof/>
                 <w:webHidden/>
               </w:rPr>
-              <w:instrText xml:space="preserve"> PAGEREF _Toc238133297 \h </w:instrText>
+              <w:instrText xml:space="preserve"> PAGEREF _Toc238134674 \h </w:instrText>
             </w:r>
             <w:r>
               <w:rPr>
@@ -4217,7 +4217,7 @@
               <w14:ligatures w14:val="standardContextual"/>
             </w:rPr>
           </w:pPr>
-          <w:hyperlink w:anchor="_Toc238133298" w:history="1">
+          <w:hyperlink w:anchor="_Toc238134675" w:history="1">
             <w:r>
               <w:rPr>
                 <w:rStyle w:val="Hyperlink"/>
@@ -4245,7 +4245,7 @@
                 <w:noProof/>
                 <w:webHidden/>
               </w:rPr>
-              <w:instrText xml:space="preserve"> PAGEREF _Toc238133298 \h </w:instrText>
+              <w:instrText xml:space="preserve"> PAGEREF _Toc238134675 \h </w:instrText>
             </w:r>
             <w:r>
               <w:rPr>
@@ -4287,7 +4287,7 @@
               <w14:ligatures w14:val="standardContextual"/>
             </w:rPr>
           </w:pPr>
-          <w:hyperlink w:anchor="_Toc238133299" w:history="1">
+          <w:hyperlink w:anchor="_Toc238134676" w:history="1">
             <w:r>
               <w:rPr>
                 <w:rStyle w:val="Hyperlink"/>
@@ -4315,7 +4315,7 @@
                 <w:noProof/>
                 <w:webHidden/>
               </w:rPr>
-              <w:instrText xml:space="preserve"> PAGEREF _Toc238133299 \h </w:instrText>
+              <w:instrText xml:space="preserve"> PAGEREF _Toc238134676 \h </w:instrText>
             </w:r>
             <w:r>
               <w:rPr>
@@ -4360,7 +4360,7 @@
               <w14:ligatures w14:val="standardContextual"/>
             </w:rPr>
           </w:pPr>
-          <w:hyperlink w:anchor="_Toc238133300" w:history="1">
+          <w:hyperlink w:anchor="_Toc238134677" w:history="1">
             <w:r>
               <w:rPr>
                 <w:rStyle w:val="Hyperlink"/>
@@ -4388,7 +4388,7 @@
                 <w:noProof/>
                 <w:webHidden/>
               </w:rPr>
-              <w:instrText xml:space="preserve"> PAGEREF _Toc238133300 \h </w:instrText>
+              <w:instrText xml:space="preserve"> PAGEREF _Toc238134677 \h </w:instrText>
             </w:r>
             <w:r>
               <w:rPr>
@@ -4433,7 +4433,7 @@
               <w14:ligatures w14:val="standardContextual"/>
             </w:rPr>
           </w:pPr>
-          <w:hyperlink w:anchor="_Toc238133301" w:history="1">
+          <w:hyperlink w:anchor="_Toc238134678" w:history="1">
             <w:r>
               <w:rPr>
                 <w:rStyle w:val="Hyperlink"/>
@@ -4461,7 +4461,7 @@
                 <w:noProof/>
                 <w:webHidden/>
               </w:rPr>
-              <w:instrText xml:space="preserve"> PAGEREF _Toc238133301 \h </w:instrText>
+              <w:instrText xml:space="preserve"> PAGEREF _Toc238134678 \h </w:instrText>
             </w:r>
             <w:r>
               <w:rPr>
@@ -4503,7 +4503,7 @@
               <w14:ligatures w14:val="standardContextual"/>
             </w:rPr>
           </w:pPr>
-          <w:hyperlink w:anchor="_Toc238133302" w:history="1">
+          <w:hyperlink w:anchor="_Toc238134679" w:history="1">
             <w:r>
               <w:rPr>
                 <w:rStyle w:val="Hyperlink"/>
@@ -4531,7 +4531,7 @@
                 <w:noProof/>
                 <w:webHidden/>
               </w:rPr>
-              <w:instrText xml:space="preserve"> PAGEREF _Toc238133302 \h </w:instrText>
+              <w:instrText xml:space="preserve"> PAGEREF _Toc238134679 \h </w:instrText>
             </w:r>
             <w:r>
               <w:rPr>
@@ -4576,7 +4576,7 @@
               <w14:ligatures w14:val="standardContextual"/>
             </w:rPr>
           </w:pPr>
-          <w:hyperlink w:anchor="_Toc238133303" w:history="1">
+          <w:hyperlink w:anchor="_Toc238134680" w:history="1">
             <w:r>
               <w:rPr>
                 <w:rStyle w:val="Hyperlink"/>
@@ -4604,7 +4604,7 @@
                 <w:noProof/>
                 <w:webHidden/>
               </w:rPr>
-              <w:instrText xml:space="preserve"> PAGEREF _Toc238133303 \h </w:instrText>
+              <w:instrText xml:space="preserve"> PAGEREF _Toc238134680 \h </w:instrText>
             </w:r>
             <w:r>
               <w:rPr>
@@ -4646,7 +4646,7 @@
               <w14:ligatures w14:val="standardContextual"/>
             </w:rPr>
           </w:pPr>
-          <w:hyperlink w:anchor="_Toc238133304" w:history="1">
+          <w:hyperlink w:anchor="_Toc238134681" w:history="1">
             <w:r>
               <w:rPr>
                 <w:rStyle w:val="Hyperlink"/>
@@ -4674,7 +4674,7 @@
                 <w:noProof/>
                 <w:webHidden/>
               </w:rPr>
-              <w:instrText xml:space="preserve"> PAGEREF _Toc238133304 \h </w:instrText>
+              <w:instrText xml:space="preserve"> PAGEREF _Toc238134681 \h </w:instrText>
             </w:r>
             <w:r>
               <w:rPr>
@@ -4719,7 +4719,7 @@
               <w14:ligatures w14:val="standardContextual"/>
             </w:rPr>
           </w:pPr>
-          <w:hyperlink w:anchor="_Toc238133305" w:history="1">
+          <w:hyperlink w:anchor="_Toc238134682" w:history="1">
             <w:r>
               <w:rPr>
                 <w:rStyle w:val="Hyperlink"/>
@@ -4747,7 +4747,7 @@
                 <w:noProof/>
                 <w:webHidden/>
               </w:rPr>
-              <w:instrText xml:space="preserve"> PAGEREF _Toc238133305 \h </w:instrText>
+              <w:instrText xml:space="preserve"> PAGEREF _Toc238134682 \h </w:instrText>
             </w:r>
             <w:r>
               <w:rPr>
@@ -4789,7 +4789,7 @@
               <w14:ligatures w14:val="standardContextual"/>
             </w:rPr>
           </w:pPr>
-          <w:hyperlink w:anchor="_Toc238133306" w:history="1">
+          <w:hyperlink w:anchor="_Toc238134683" w:history="1">
             <w:r>
               <w:rPr>
                 <w:rStyle w:val="Hyperlink"/>
@@ -4817,7 +4817,7 @@
                 <w:noProof/>
                 <w:webHidden/>
               </w:rPr>
-              <w:instrText xml:space="preserve"> PAGEREF _Toc238133306 \h </w:instrText>
+              <w:instrText xml:space="preserve"> PAGEREF _Toc238134683 \h </w:instrText>
             </w:r>
             <w:r>
               <w:rPr>
@@ -4862,7 +4862,7 @@
               <w14:ligatures w14:val="standardContextual"/>
             </w:rPr>
           </w:pPr>
-          <w:hyperlink w:anchor="_Toc238133307" w:history="1">
+          <w:hyperlink w:anchor="_Toc238134684" w:history="1">
             <w:r>
               <w:rPr>
                 <w:rStyle w:val="Hyperlink"/>
@@ -4890,7 +4890,7 @@
                 <w:noProof/>
                 <w:webHidden/>
               </w:rPr>
-              <w:instrText xml:space="preserve"> PAGEREF _Toc238133307 \h </w:instrText>
+              <w:instrText xml:space="preserve"> PAGEREF _Toc238134684 \h </w:instrText>
             </w:r>
             <w:r>
               <w:rPr>
@@ -4935,7 +4935,7 @@
               <w14:ligatures w14:val="standardContextual"/>
             </w:rPr>
           </w:pPr>
-          <w:hyperlink w:anchor="_Toc238133308" w:history="1">
+          <w:hyperlink w:anchor="_Toc238134685" w:history="1">
             <w:r>
               <w:rPr>
                 <w:rStyle w:val="Hyperlink"/>
@@ -4963,7 +4963,7 @@
                 <w:noProof/>
                 <w:webHidden/>
               </w:rPr>
-              <w:instrText xml:space="preserve"> PAGEREF _Toc238133308 \h </w:instrText>
+              <w:instrText xml:space="preserve"> PAGEREF _Toc238134685 \h </w:instrText>
             </w:r>
             <w:r>
               <w:rPr>
@@ -5005,7 +5005,7 @@
               <w14:ligatures w14:val="standardContextual"/>
             </w:rPr>
           </w:pPr>
-          <w:hyperlink w:anchor="_Toc238133309" w:history="1">
+          <w:hyperlink w:anchor="_Toc238134686" w:history="1">
             <w:r>
               <w:rPr>
                 <w:rStyle w:val="Hyperlink"/>
@@ -5033,7 +5033,7 @@
                 <w:noProof/>
                 <w:webHidden/>
               </w:rPr>
-              <w:instrText xml:space="preserve"> PAGEREF _Toc238133309 \h </w:instrText>
+              <w:instrText xml:space="preserve"> PAGEREF _Toc238134686 \h </w:instrText>
             </w:r>
             <w:r>
               <w:rPr>
@@ -5078,7 +5078,7 @@
               <w14:ligatures w14:val="standardContextual"/>
             </w:rPr>
           </w:pPr>
-          <w:hyperlink w:anchor="_Toc238133310" w:history="1">
+          <w:hyperlink w:anchor="_Toc238134687" w:history="1">
             <w:r>
               <w:rPr>
                 <w:rStyle w:val="Hyperlink"/>
@@ -5106,7 +5106,7 @@
                 <w:noProof/>
                 <w:webHidden/>
               </w:rPr>
-              <w:instrText xml:space="preserve"> PAGEREF _Toc238133310 \h </w:instrText>
+              <w:instrText xml:space="preserve"> PAGEREF _Toc238134687 \h </w:instrText>
             </w:r>
             <w:r>
               <w:rPr>
@@ -5148,7 +5148,7 @@
               <w14:ligatures w14:val="standardContextual"/>
             </w:rPr>
           </w:pPr>
-          <w:hyperlink w:anchor="_Toc238133311" w:history="1">
+          <w:hyperlink w:anchor="_Toc238134688" w:history="1">
             <w:r>
               <w:rPr>
                 <w:rStyle w:val="Hyperlink"/>
@@ -5176,7 +5176,7 @@
                 <w:noProof/>
                 <w:webHidden/>
               </w:rPr>
-              <w:instrText xml:space="preserve"> PAGEREF _Toc238133311 \h </w:instrText>
+              <w:instrText xml:space="preserve"> PAGEREF _Toc238134688 \h </w:instrText>
             </w:r>
             <w:r>
               <w:rPr>
@@ -5221,7 +5221,7 @@
               <w14:ligatures w14:val="standardContextual"/>
             </w:rPr>
           </w:pPr>
-          <w:hyperlink w:anchor="_Toc238133312" w:history="1">
+          <w:hyperlink w:anchor="_Toc238134689" w:history="1">
             <w:r>
               <w:rPr>
                 <w:rStyle w:val="Hyperlink"/>
@@ -5249,7 +5249,7 @@
                 <w:noProof/>
                 <w:webHidden/>
               </w:rPr>
-              <w:instrText xml:space="preserve"> PAGEREF _Toc238133312 \h </w:instrText>
+              <w:instrText xml:space="preserve"> PAGEREF _Toc238134689 \h </w:instrText>
             </w:r>
             <w:r>
               <w:rPr>
@@ -5294,7 +5294,7 @@
               <w14:ligatures w14:val="standardContextual"/>
             </w:rPr>
           </w:pPr>
-          <w:hyperlink w:anchor="_Toc238133313" w:history="1">
+          <w:hyperlink w:anchor="_Toc238134690" w:history="1">
             <w:r>
               <w:rPr>
                 <w:rStyle w:val="Hyperlink"/>
@@ -5322,7 +5322,7 @@
                 <w:noProof/>
                 <w:webHidden/>
               </w:rPr>
-              <w:instrText xml:space="preserve"> PAGEREF _Toc238133313 \h </w:instrText>
+              <w:instrText xml:space="preserve"> PAGEREF _Toc238134690 \h </w:instrText>
             </w:r>
             <w:r>
               <w:rPr>
@@ -5367,7 +5367,7 @@
               <w14:ligatures w14:val="standardContextual"/>
             </w:rPr>
           </w:pPr>
-          <w:hyperlink w:anchor="_Toc238133314" w:history="1">
+          <w:hyperlink w:anchor="_Toc238134691" w:history="1">
             <w:r>
               <w:rPr>
                 <w:rStyle w:val="Hyperlink"/>
@@ -5395,7 +5395,7 @@
                 <w:noProof/>
                 <w:webHidden/>
               </w:rPr>
-              <w:instrText xml:space="preserve"> PAGEREF _Toc238133314 \h </w:instrText>
+              <w:instrText xml:space="preserve"> PAGEREF _Toc238134691 \h </w:instrText>
             </w:r>
             <w:r>
               <w:rPr>
@@ -5440,7 +5440,7 @@
               <w14:ligatures w14:val="standardContextual"/>
             </w:rPr>
           </w:pPr>
-          <w:hyperlink w:anchor="_Toc238133315" w:history="1">
+          <w:hyperlink w:anchor="_Toc238134692" w:history="1">
             <w:r>
               <w:rPr>
                 <w:rStyle w:val="Hyperlink"/>
@@ -5468,7 +5468,7 @@
                 <w:noProof/>
                 <w:webHidden/>
               </w:rPr>
-              <w:instrText xml:space="preserve"> PAGEREF _Toc238133315 \h </w:instrText>
+              <w:instrText xml:space="preserve"> PAGEREF _Toc238134692 \h </w:instrText>
             </w:r>
             <w:r>
               <w:rPr>
@@ -5513,7 +5513,7 @@
               <w14:ligatures w14:val="standardContextual"/>
             </w:rPr>
           </w:pPr>
-          <w:hyperlink w:anchor="_Toc238133316" w:history="1">
+          <w:hyperlink w:anchor="_Toc238134693" w:history="1">
             <w:r>
               <w:rPr>
                 <w:rStyle w:val="Hyperlink"/>
@@ -5541,7 +5541,7 @@
                 <w:noProof/>
                 <w:webHidden/>
               </w:rPr>
-              <w:instrText xml:space="preserve"> PAGEREF _Toc238133316 \h </w:instrText>
+              <w:instrText xml:space="preserve"> PAGEREF _Toc238134693 \h </w:instrText>
             </w:r>
             <w:r>
               <w:rPr>
@@ -5583,7 +5583,7 @@
               <w14:ligatures w14:val="standardContextual"/>
             </w:rPr>
           </w:pPr>
-          <w:hyperlink w:anchor="_Toc238133317" w:history="1">
+          <w:hyperlink w:anchor="_Toc238134694" w:history="1">
             <w:r>
               <w:rPr>
                 <w:rStyle w:val="Hyperlink"/>
@@ -5611,7 +5611,7 @@
                 <w:noProof/>
                 <w:webHidden/>
               </w:rPr>
-              <w:instrText xml:space="preserve"> PAGEREF _Toc238133317 \h </w:instrText>
+              <w:instrText xml:space="preserve"> PAGEREF _Toc238134694 \h </w:instrText>
             </w:r>
             <w:r>
               <w:rPr>
@@ -5656,7 +5656,7 @@
               <w14:ligatures w14:val="standardContextual"/>
             </w:rPr>
           </w:pPr>
-          <w:hyperlink w:anchor="_Toc238133318" w:history="1">
+          <w:hyperlink w:anchor="_Toc238134695" w:history="1">
             <w:r>
               <w:rPr>
                 <w:rStyle w:val="Hyperlink"/>
@@ -5684,7 +5684,7 @@
                 <w:noProof/>
                 <w:webHidden/>
               </w:rPr>
-              <w:instrText xml:space="preserve"> PAGEREF _Toc238133318 \h </w:instrText>
+              <w:instrText xml:space="preserve"> PAGEREF _Toc238134695 \h </w:instrText>
             </w:r>
             <w:r>
               <w:rPr>
@@ -5726,7 +5726,7 @@
               <w14:ligatures w14:val="standardContextual"/>
             </w:rPr>
           </w:pPr>
-          <w:hyperlink w:anchor="_Toc238133319" w:history="1">
+          <w:hyperlink w:anchor="_Toc238134696" w:history="1">
             <w:r>
               <w:rPr>
                 <w:rStyle w:val="Hyperlink"/>
@@ -5754,7 +5754,7 @@
                 <w:noProof/>
                 <w:webHidden/>
               </w:rPr>
-              <w:instrText xml:space="preserve"> PAGEREF _Toc238133319 \h </w:instrText>
+              <w:instrText xml:space="preserve"> PAGEREF _Toc238134696 \h </w:instrText>
             </w:r>
             <w:r>
               <w:rPr>
@@ -5799,7 +5799,7 @@
               <w14:ligatures w14:val="standardContextual"/>
             </w:rPr>
           </w:pPr>
-          <w:hyperlink w:anchor="_Toc238133320" w:history="1">
+          <w:hyperlink w:anchor="_Toc238134697" w:history="1">
             <w:r>
               <w:rPr>
                 <w:rStyle w:val="Hyperlink"/>
@@ -5827,7 +5827,7 @@
                 <w:noProof/>
                 <w:webHidden/>
               </w:rPr>
-              <w:instrText xml:space="preserve"> PAGEREF _Toc238133320 \h </w:instrText>
+              <w:instrText xml:space="preserve"> PAGEREF _Toc238134697 \h </w:instrText>
             </w:r>
             <w:r>
               <w:rPr>
@@ -5872,7 +5872,7 @@
               <w14:ligatures w14:val="standardContextual"/>
             </w:rPr>
           </w:pPr>
-          <w:hyperlink w:anchor="_Toc238133321" w:history="1">
+          <w:hyperlink w:anchor="_Toc238134698" w:history="1">
             <w:r>
               <w:rPr>
                 <w:rStyle w:val="Hyperlink"/>
@@ -5900,7 +5900,7 @@
                 <w:noProof/>
                 <w:webHidden/>
               </w:rPr>
-              <w:instrText xml:space="preserve"> PAGEREF _Toc238133321 \h </w:instrText>
+              <w:instrText xml:space="preserve"> PAGEREF _Toc238134698 \h </w:instrText>
             </w:r>
             <w:r>
               <w:rPr>
@@ -5945,7 +5945,7 @@
               <w14:ligatures w14:val="standardContextual"/>
             </w:rPr>
           </w:pPr>
-          <w:hyperlink w:anchor="_Toc238133322" w:history="1">
+          <w:hyperlink w:anchor="_Toc238134699" w:history="1">
             <w:r>
               <w:rPr>
                 <w:rStyle w:val="Hyperlink"/>
@@ -5973,7 +5973,7 @@
                 <w:noProof/>
                 <w:webHidden/>
               </w:rPr>
-              <w:instrText xml:space="preserve"> PAGEREF _Toc238133322 \h </w:instrText>
+              <w:instrText xml:space="preserve"> PAGEREF _Toc238134699 \h </w:instrText>
             </w:r>
             <w:r>
               <w:rPr>
@@ -6018,7 +6018,7 @@
               <w14:ligatures w14:val="standardContextual"/>
             </w:rPr>
           </w:pPr>
-          <w:hyperlink w:anchor="_Toc238133323" w:history="1">
+          <w:hyperlink w:anchor="_Toc238134700" w:history="1">
             <w:r>
               <w:rPr>
                 <w:rStyle w:val="Hyperlink"/>
@@ -6046,7 +6046,7 @@
                 <w:noProof/>
                 <w:webHidden/>
               </w:rPr>
-              <w:instrText xml:space="preserve"> PAGEREF _Toc238133323 \h </w:instrText>
+              <w:instrText xml:space="preserve"> PAGEREF _Toc238134700 \h </w:instrText>
             </w:r>
             <w:r>
               <w:rPr>
@@ -6091,7 +6091,7 @@
               <w14:ligatures w14:val="standardContextual"/>
             </w:rPr>
           </w:pPr>
-          <w:hyperlink w:anchor="_Toc238133324" w:history="1">
+          <w:hyperlink w:anchor="_Toc238134701" w:history="1">
             <w:r>
               <w:rPr>
                 <w:rStyle w:val="Hyperlink"/>
@@ -6119,7 +6119,7 @@
                 <w:noProof/>
                 <w:webHidden/>
               </w:rPr>
-              <w:instrText xml:space="preserve"> PAGEREF _Toc238133324 \h </w:instrText>
+              <w:instrText xml:space="preserve"> PAGEREF _Toc238134701 \h </w:instrText>
             </w:r>
             <w:r>
               <w:rPr>
@@ -6164,7 +6164,7 @@
               <w14:ligatures w14:val="standardContextual"/>
             </w:rPr>
           </w:pPr>
-          <w:hyperlink w:anchor="_Toc238133325" w:history="1">
+          <w:hyperlink w:anchor="_Toc238134702" w:history="1">
             <w:r>
               <w:rPr>
                 <w:rStyle w:val="Hyperlink"/>
@@ -6192,7 +6192,7 @@
                 <w:noProof/>
                 <w:webHidden/>
               </w:rPr>
-              <w:instrText xml:space="preserve"> PAGEREF _Toc238133325 \h </w:instrText>
+              <w:instrText xml:space="preserve"> PAGEREF _Toc238134702 \h </w:instrText>
             </w:r>
             <w:r>
               <w:rPr>
@@ -6234,7 +6234,7 @@
               <w14:ligatures w14:val="standardContextual"/>
             </w:rPr>
           </w:pPr>
-          <w:hyperlink w:anchor="_Toc238133326" w:history="1">
+          <w:hyperlink w:anchor="_Toc238134703" w:history="1">
             <w:r>
               <w:rPr>
                 <w:rStyle w:val="Hyperlink"/>
@@ -6262,7 +6262,7 @@
                 <w:noProof/>
                 <w:webHidden/>
               </w:rPr>
-              <w:instrText xml:space="preserve"> PAGEREF _Toc238133326 \h </w:instrText>
+              <w:instrText xml:space="preserve"> PAGEREF _Toc238134703 \h </w:instrText>
             </w:r>
             <w:r>
               <w:rPr>
@@ -6307,7 +6307,7 @@
               <w14:ligatures w14:val="standardContextual"/>
             </w:rPr>
           </w:pPr>
-          <w:hyperlink w:anchor="_Toc238133327" w:history="1">
+          <w:hyperlink w:anchor="_Toc238134704" w:history="1">
             <w:r>
               <w:rPr>
                 <w:rStyle w:val="Hyperlink"/>
@@ -6335,7 +6335,7 @@
                 <w:noProof/>
                 <w:webHidden/>
               </w:rPr>
-              <w:instrText xml:space="preserve"> PAGEREF _Toc238133327 \h </w:instrText>
+              <w:instrText xml:space="preserve"> PAGEREF _Toc238134704 \h </w:instrText>
             </w:r>
             <w:r>
               <w:rPr>
@@ -6377,7 +6377,7 @@
               <w14:ligatures w14:val="standardContextual"/>
             </w:rPr>
           </w:pPr>
-          <w:hyperlink w:anchor="_Toc238133328" w:history="1">
+          <w:hyperlink w:anchor="_Toc238134705" w:history="1">
             <w:r>
               <w:rPr>
                 <w:rStyle w:val="Hyperlink"/>
@@ -6405,7 +6405,7 @@
                 <w:noProof/>
                 <w:webHidden/>
               </w:rPr>
-              <w:instrText xml:space="preserve"> PAGEREF _Toc238133328 \h </w:instrText>
+              <w:instrText xml:space="preserve"> PAGEREF _Toc238134705 \h </w:instrText>
             </w:r>
             <w:r>
               <w:rPr>
@@ -6450,7 +6450,7 @@
               <w14:ligatures w14:val="standardContextual"/>
             </w:rPr>
           </w:pPr>
-          <w:hyperlink w:anchor="_Toc238133329" w:history="1">
+          <w:hyperlink w:anchor="_Toc238134706" w:history="1">
             <w:r>
               <w:rPr>
                 <w:rStyle w:val="Hyperlink"/>
@@ -6478,7 +6478,7 @@
                 <w:noProof/>
                 <w:webHidden/>
               </w:rPr>
-              <w:instrText xml:space="preserve"> PAGEREF _Toc238133329 \h </w:instrText>
+              <w:instrText xml:space="preserve"> PAGEREF _Toc238134706 \h </w:instrText>
             </w:r>
             <w:r>
               <w:rPr>
@@ -6523,7 +6523,7 @@
               <w14:ligatures w14:val="standardContextual"/>
             </w:rPr>
           </w:pPr>
-          <w:hyperlink w:anchor="_Toc238133330" w:history="1">
+          <w:hyperlink w:anchor="_Toc238134707" w:history="1">
             <w:r>
               <w:rPr>
                 <w:rStyle w:val="Hyperlink"/>
@@ -6551,7 +6551,7 @@
                 <w:noProof/>
                 <w:webHidden/>
               </w:rPr>
-              <w:instrText xml:space="preserve"> PAGEREF _Toc238133330 \h </w:instrText>
+              <w:instrText xml:space="preserve"> PAGEREF _Toc238134707 \h </w:instrText>
             </w:r>
             <w:r>
               <w:rPr>
@@ -6593,7 +6593,7 @@
               <w14:ligatures w14:val="standardContextual"/>
             </w:rPr>
           </w:pPr>
-          <w:hyperlink w:anchor="_Toc238133331" w:history="1">
+          <w:hyperlink w:anchor="_Toc238134708" w:history="1">
             <w:r>
               <w:rPr>
                 <w:rStyle w:val="Hyperlink"/>
@@ -6621,7 +6621,7 @@
                 <w:noProof/>
                 <w:webHidden/>
               </w:rPr>
-              <w:instrText xml:space="preserve"> PAGEREF _Toc238133331 \h </w:instrText>
+              <w:instrText xml:space="preserve"> PAGEREF _Toc238134708 \h </w:instrText>
             </w:r>
             <w:r>
               <w:rPr>
@@ -6666,7 +6666,7 @@
               <w14:ligatures w14:val="standardContextual"/>
             </w:rPr>
           </w:pPr>
-          <w:hyperlink w:anchor="_Toc238133332" w:history="1">
+          <w:hyperlink w:anchor="_Toc238134709" w:history="1">
             <w:r>
               <w:rPr>
                 <w:rStyle w:val="Hyperlink"/>
@@ -6694,7 +6694,7 @@
                 <w:noProof/>
                 <w:webHidden/>
               </w:rPr>
-              <w:instrText xml:space="preserve"> PAGEREF _Toc238133332 \h </w:instrText>
+              <w:instrText xml:space="preserve"> PAGEREF _Toc238134709 \h </w:instrText>
             </w:r>
             <w:r>
               <w:rPr>
@@ -6739,7 +6739,7 @@
               <w14:ligatures w14:val="standardContextual"/>
             </w:rPr>
           </w:pPr>
-          <w:hyperlink w:anchor="_Toc238133333" w:history="1">
+          <w:hyperlink w:anchor="_Toc238134710" w:history="1">
             <w:r>
               <w:rPr>
                 <w:rStyle w:val="Hyperlink"/>
@@ -6767,7 +6767,7 @@
                 <w:noProof/>
                 <w:webHidden/>
               </w:rPr>
-              <w:instrText xml:space="preserve"> PAGEREF _Toc238133333 \h </w:instrText>
+              <w:instrText xml:space="preserve"> PAGEREF _Toc238134710 \h </w:instrText>
             </w:r>
             <w:r>
               <w:rPr>
@@ -6809,7 +6809,7 @@
               <w14:ligatures w14:val="standardContextual"/>
             </w:rPr>
           </w:pPr>
-          <w:hyperlink w:anchor="_Toc238133334" w:history="1">
+          <w:hyperlink w:anchor="_Toc238134711" w:history="1">
             <w:r>
               <w:rPr>
                 <w:rStyle w:val="Hyperlink"/>
@@ -6837,7 +6837,7 @@
                 <w:noProof/>
                 <w:webHidden/>
               </w:rPr>
-              <w:instrText xml:space="preserve"> PAGEREF _Toc238133334 \h </w:instrText>
+              <w:instrText xml:space="preserve"> PAGEREF _Toc238134711 \h </w:instrText>
             </w:r>
             <w:r>
               <w:rPr>
@@ -6882,7 +6882,7 @@
               <w14:ligatures w14:val="standardContextual"/>
             </w:rPr>
           </w:pPr>
-          <w:hyperlink w:anchor="_Toc238133335" w:history="1">
+          <w:hyperlink w:anchor="_Toc238134712" w:history="1">
             <w:r>
               <w:rPr>
                 <w:rStyle w:val="Hyperlink"/>
@@ -6910,7 +6910,7 @@
                 <w:noProof/>
                 <w:webHidden/>
               </w:rPr>
-              <w:instrText xml:space="preserve"> PAGEREF _Toc238133335 \h </w:instrText>
+              <w:instrText xml:space="preserve"> PAGEREF _Toc238134712 \h </w:instrText>
             </w:r>
             <w:r>
               <w:rPr>
@@ -6955,7 +6955,7 @@
               <w14:ligatures w14:val="standardContextual"/>
             </w:rPr>
           </w:pPr>
-          <w:hyperlink w:anchor="_Toc238133336" w:history="1">
+          <w:hyperlink w:anchor="_Toc238134713" w:history="1">
             <w:r>
               <w:rPr>
                 <w:rStyle w:val="Hyperlink"/>
@@ -6983,7 +6983,7 @@
                 <w:noProof/>
                 <w:webHidden/>
               </w:rPr>
-              <w:instrText xml:space="preserve"> PAGEREF _Toc238133336 \h </w:instrText>
+              <w:instrText xml:space="preserve"> PAGEREF _Toc238134713 \h </w:instrText>
             </w:r>
             <w:r>
               <w:rPr>
@@ -7028,7 +7028,7 @@
               <w14:ligatures w14:val="standardContextual"/>
             </w:rPr>
           </w:pPr>
-          <w:hyperlink w:anchor="_Toc238133337" w:history="1">
+          <w:hyperlink w:anchor="_Toc238134714" w:history="1">
             <w:r>
               <w:rPr>
                 <w:rStyle w:val="Hyperlink"/>
@@ -7056,7 +7056,7 @@
                 <w:noProof/>
                 <w:webHidden/>
               </w:rPr>
-              <w:instrText xml:space="preserve"> PAGEREF _Toc238133337 \h </w:instrText>
+              <w:instrText xml:space="preserve"> PAGEREF _Toc238134714 \h </w:instrText>
             </w:r>
             <w:r>
               <w:rPr>
@@ -7098,7 +7098,7 @@
               <w14:ligatures w14:val="standardContextual"/>
             </w:rPr>
           </w:pPr>
-          <w:hyperlink w:anchor="_Toc238133338" w:history="1">
+          <w:hyperlink w:anchor="_Toc238134715" w:history="1">
             <w:r>
               <w:rPr>
                 <w:rStyle w:val="Hyperlink"/>
@@ -7126,7 +7126,7 @@
                 <w:noProof/>
                 <w:webHidden/>
               </w:rPr>
-              <w:instrText xml:space="preserve"> PAGEREF _Toc238133338 \h </w:instrText>
+              <w:instrText xml:space="preserve"> PAGEREF _Toc238134715 \h </w:instrText>
             </w:r>
             <w:r>
               <w:rPr>
@@ -7171,7 +7171,7 @@
               <w14:ligatures w14:val="standardContextual"/>
             </w:rPr>
           </w:pPr>
-          <w:hyperlink w:anchor="_Toc238133339" w:history="1">
+          <w:hyperlink w:anchor="_Toc238134716" w:history="1">
             <w:r>
               <w:rPr>
                 <w:rStyle w:val="Hyperlink"/>
@@ -7199,7 +7199,7 @@
                 <w:noProof/>
                 <w:webHidden/>
               </w:rPr>
-              <w:instrText xml:space="preserve"> PAGEREF _Toc238133339 \h </w:instrText>
+              <w:instrText xml:space="preserve"> PAGEREF _Toc238134716 \h </w:instrText>
             </w:r>
             <w:r>
               <w:rPr>
@@ -7244,7 +7244,7 @@
               <w14:ligatures w14:val="standardContextual"/>
             </w:rPr>
           </w:pPr>
-          <w:hyperlink w:anchor="_Toc238133340" w:history="1">
+          <w:hyperlink w:anchor="_Toc238134717" w:history="1">
             <w:r>
               <w:rPr>
                 <w:rStyle w:val="Hyperlink"/>
@@ -7272,7 +7272,7 @@
                 <w:noProof/>
                 <w:webHidden/>
               </w:rPr>
-              <w:instrText xml:space="preserve"> PAGEREF _Toc238133340 \h </w:instrText>
+              <w:instrText xml:space="preserve"> PAGEREF _Toc238134717 \h </w:instrText>
             </w:r>
             <w:r>
               <w:rPr>
@@ -7314,7 +7314,7 @@
               <w14:ligatures w14:val="standardContextual"/>
             </w:rPr>
           </w:pPr>
-          <w:hyperlink w:anchor="_Toc238133341" w:history="1">
+          <w:hyperlink w:anchor="_Toc238134718" w:history="1">
             <w:r>
               <w:rPr>
                 <w:rStyle w:val="Hyperlink"/>
@@ -7342,7 +7342,7 @@
                 <w:noProof/>
                 <w:webHidden/>
               </w:rPr>
-              <w:instrText xml:space="preserve"> PAGEREF _Toc238133341 \h </w:instrText>
+              <w:instrText xml:space="preserve"> PAGEREF _Toc238134718 \h </w:instrText>
             </w:r>
             <w:r>
               <w:rPr>
@@ -7387,7 +7387,7 @@
               <w14:ligatures w14:val="standardContextual"/>
             </w:rPr>
           </w:pPr>
-          <w:hyperlink w:anchor="_Toc238133342" w:history="1">
+          <w:hyperlink w:anchor="_Toc238134719" w:history="1">
             <w:r>
               <w:rPr>
                 <w:rStyle w:val="Hyperlink"/>
@@ -7415,7 +7415,7 @@
                 <w:noProof/>
                 <w:webHidden/>
               </w:rPr>
-              <w:instrText xml:space="preserve"> PAGEREF _Toc238133342 \h </w:instrText>
+              <w:instrText xml:space="preserve"> PAGEREF _Toc238134719 \h </w:instrText>
             </w:r>
             <w:r>
               <w:rPr>
@@ -7460,7 +7460,7 @@
               <w14:ligatures w14:val="standardContextual"/>
             </w:rPr>
           </w:pPr>
-          <w:hyperlink w:anchor="_Toc238133343" w:history="1">
+          <w:hyperlink w:anchor="_Toc238134720" w:history="1">
             <w:r>
               <w:rPr>
                 <w:rStyle w:val="Hyperlink"/>
@@ -7488,7 +7488,7 @@
                 <w:noProof/>
                 <w:webHidden/>
               </w:rPr>
-              <w:instrText xml:space="preserve"> PAGEREF _Toc238133343 \h </w:instrText>
+              <w:instrText xml:space="preserve"> PAGEREF _Toc238134720 \h </w:instrText>
             </w:r>
             <w:r>
               <w:rPr>
@@ -7530,7 +7530,7 @@
               <w14:ligatures w14:val="standardContextual"/>
             </w:rPr>
           </w:pPr>
-          <w:hyperlink w:anchor="_Toc238133344" w:history="1">
+          <w:hyperlink w:anchor="_Toc238134721" w:history="1">
             <w:r>
               <w:rPr>
                 <w:rStyle w:val="Hyperlink"/>
@@ -7558,7 +7558,7 @@
                 <w:noProof/>
                 <w:webHidden/>
               </w:rPr>
-              <w:instrText xml:space="preserve"> PAGEREF _Toc238133344 \h </w:instrText>
+              <w:instrText xml:space="preserve"> PAGEREF _Toc238134721 \h </w:instrText>
             </w:r>
             <w:r>
               <w:rPr>
@@ -7603,7 +7603,7 @@
               <w14:ligatures w14:val="standardContextual"/>
             </w:rPr>
           </w:pPr>
-          <w:hyperlink w:anchor="_Toc238133345" w:history="1">
+          <w:hyperlink w:anchor="_Toc238134722" w:history="1">
             <w:r>
               <w:rPr>
                 <w:rStyle w:val="Hyperlink"/>
@@ -7631,7 +7631,7 @@
                 <w:noProof/>
                 <w:webHidden/>
               </w:rPr>
-              <w:instrText xml:space="preserve"> PAGEREF _Toc238133345 \h </w:instrText>
+              <w:instrText xml:space="preserve"> PAGEREF _Toc238134722 \h </w:instrText>
             </w:r>
             <w:r>
               <w:rPr>
@@ -7697,7 +7697,7 @@
         </w:sectPr>
       </w:pPr>
     </w:p>
-    <w:bookmarkStart w:id="1" w:name="_Toc238133244" w:displacedByCustomXml="next"/>
+    <w:bookmarkStart w:id="1" w:name="_Toc238134621" w:displacedByCustomXml="next"/>
     <w:bookmarkStart w:id="2" w:name="_Toc529756735" w:displacedByCustomXml="next"/>
     <w:bookmarkStart w:id="3" w:name="_Toc529756674" w:displacedByCustomXml="next"/>
     <w:sdt>
@@ -7793,7 +7793,7 @@
           <w:lang w:val="sv-SE"/>
         </w:rPr>
       </w:pPr>
-      <w:bookmarkStart w:id="5" w:name="_Toc238133245"/>
+      <w:bookmarkStart w:id="5" w:name="_Toc238134622"/>
       <w:bookmarkEnd w:id="4"/>
       <w:r>
         <w:rPr>
@@ -7821,7 +7821,7 @@
           <w:lang w:val="sv-SE"/>
         </w:rPr>
       </w:pPr>
-      <w:bookmarkStart w:id="6" w:name="_Toc238133246"/>
+      <w:bookmarkStart w:id="6" w:name="_Toc238134623"/>
       <w:r>
         <w:rPr>
           <w:lang w:val="sv-SE"/>
@@ -7845,7 +7845,7 @@
           <w:lang w:val="sv-SE"/>
         </w:rPr>
       </w:pPr>
-      <w:bookmarkStart w:id="7" w:name="_Toc238133247"/>
+      <w:bookmarkStart w:id="7" w:name="_Toc238134624"/>
       <w:r>
         <w:rPr>
           <w:lang w:val="sv-SE"/>
@@ -8228,7 +8228,7 @@
           <w:lang w:val="sv-SE"/>
         </w:rPr>
       </w:pPr>
-      <w:bookmarkStart w:id="8" w:name="_Toc238133248"/>
+      <w:bookmarkStart w:id="8" w:name="_Toc238134625"/>
       <w:r>
         <w:rPr>
           <w:lang w:val="sv-SE"/>
@@ -8254,7 +8254,7 @@
           <w:lang w:val="sv-SE"/>
         </w:rPr>
       </w:pPr>
-      <w:bookmarkStart w:id="9" w:name="_Toc238133249"/>
+      <w:bookmarkStart w:id="9" w:name="_Toc238134626"/>
       <w:r>
         <w:rPr>
           <w:lang w:val="sv-SE"/>
@@ -8278,7 +8278,7 @@
           <w:lang w:val="sv-SE"/>
         </w:rPr>
       </w:pPr>
-      <w:bookmarkStart w:id="10" w:name="_Toc238133250"/>
+      <w:bookmarkStart w:id="10" w:name="_Toc238134627"/>
       <w:r>
         <w:rPr>
           <w:lang w:val="sv-SE"/>
@@ -9509,7 +9509,7 @@
           <w:lang w:val="sv-SE"/>
         </w:rPr>
       </w:pPr>
-      <w:bookmarkStart w:id="11" w:name="_Toc238133251"/>
+      <w:bookmarkStart w:id="11" w:name="_Toc238134628"/>
       <w:r>
         <w:rPr>
           <w:lang w:val="sv-SE"/>
@@ -9909,7 +9909,7 @@
           <w:lang w:val="sv-SE"/>
         </w:rPr>
       </w:pPr>
-      <w:bookmarkStart w:id="12" w:name="_Toc238133252"/>
+      <w:bookmarkStart w:id="12" w:name="_Toc238134629"/>
       <w:r>
         <w:rPr>
           <w:noProof/>
@@ -10354,7 +10354,7 @@
           <w:lang w:val="sv-SE"/>
         </w:rPr>
       </w:pPr>
-      <w:bookmarkStart w:id="13" w:name="_Toc238133253"/>
+      <w:bookmarkStart w:id="13" w:name="_Toc238134630"/>
       <w:r>
         <w:rPr>
           <w:lang w:val="sv-SE"/>
@@ -11117,7 +11117,7 @@
           <w:lang w:val="sv-SE"/>
         </w:rPr>
       </w:pPr>
-      <w:bookmarkStart w:id="14" w:name="_Toc238133254"/>
+      <w:bookmarkStart w:id="14" w:name="_Toc238134631"/>
       <w:r>
         <w:rPr>
           <w:lang w:val="sv-SE"/>
@@ -11418,7 +11418,7 @@
           <w:lang w:val="sv-SE"/>
         </w:rPr>
       </w:pPr>
-      <w:bookmarkStart w:id="18" w:name="_Toc238133255"/>
+      <w:bookmarkStart w:id="18" w:name="_Toc238134632"/>
       <w:bookmarkEnd w:id="15"/>
       <w:bookmarkEnd w:id="16"/>
       <w:bookmarkEnd w:id="17"/>
@@ -11776,7 +11776,7 @@
           <w:lang w:val="sv-SE"/>
         </w:rPr>
       </w:pPr>
-      <w:bookmarkStart w:id="19" w:name="_Toc238133256"/>
+      <w:bookmarkStart w:id="19" w:name="_Toc238134633"/>
       <w:r>
         <w:rPr>
           <w:rFonts w:ascii="Times New Roman" w:hAnsi="Times New Roman"/>
@@ -11793,7 +11793,7 @@
           <w:lang w:val="sv-SE"/>
         </w:rPr>
       </w:pPr>
-      <w:bookmarkStart w:id="20" w:name="_Toc238133257"/>
+      <w:bookmarkStart w:id="20" w:name="_Toc238134634"/>
       <w:r>
         <w:rPr>
           <w:lang w:val="sv-SE"/>
@@ -12107,7 +12107,7 @@
           <w:lang w:val="sv-SE"/>
         </w:rPr>
       </w:pPr>
-      <w:bookmarkStart w:id="21" w:name="_Toc238133258"/>
+      <w:bookmarkStart w:id="21" w:name="_Toc238134635"/>
       <w:r>
         <w:rPr>
           <w:lang w:val="sv-SE"/>
@@ -12418,7 +12418,7 @@
           <w:lang w:val="sv-SE"/>
         </w:rPr>
       </w:pPr>
-      <w:bookmarkStart w:id="22" w:name="_Toc238133259"/>
+      <w:bookmarkStart w:id="22" w:name="_Toc238134636"/>
       <w:r>
         <w:rPr>
           <w:rFonts w:ascii="Times New Roman" w:hAnsi="Times New Roman"/>
@@ -12435,7 +12435,7 @@
           <w:lang w:val="sv-SE"/>
         </w:rPr>
       </w:pPr>
-      <w:bookmarkStart w:id="23" w:name="_Toc238133260"/>
+      <w:bookmarkStart w:id="23" w:name="_Toc238134637"/>
       <w:r>
         <w:rPr>
           <w:lang w:val="sv-SE"/>
@@ -12839,7 +12839,7 @@
           <w:lang w:val="sv-SE"/>
         </w:rPr>
       </w:pPr>
-      <w:bookmarkStart w:id="24" w:name="_Toc238133261"/>
+      <w:bookmarkStart w:id="24" w:name="_Toc238134638"/>
       <w:r>
         <w:rPr>
           <w:lang w:val="sv-SE"/>
@@ -13161,7 +13161,7 @@
       </w:pPr>
       <w:bookmarkStart w:id="25" w:name="_Toc529756678"/>
       <w:bookmarkStart w:id="26" w:name="_Toc529756739"/>
-      <w:bookmarkStart w:id="27" w:name="_Toc238133262"/>
+      <w:bookmarkStart w:id="27" w:name="_Toc238134639"/>
       <w:r>
         <w:rPr>
           <w:lang w:val="sv-SE"/>
@@ -13477,7 +13477,7 @@
           <w:lang w:val="sv-SE"/>
         </w:rPr>
       </w:pPr>
-      <w:bookmarkStart w:id="28" w:name="_Toc238133263"/>
+      <w:bookmarkStart w:id="28" w:name="_Toc238134640"/>
       <w:r>
         <w:rPr>
           <w:lang w:val="sv-SE"/>
@@ -13850,7 +13850,7 @@
           <w:lang w:val="sv-SE"/>
         </w:rPr>
       </w:pPr>
-      <w:bookmarkStart w:id="29" w:name="_Toc238133264"/>
+      <w:bookmarkStart w:id="29" w:name="_Toc238134641"/>
       <w:r>
         <w:rPr>
           <w:lang w:val="sv-SE"/>
@@ -14295,7 +14295,7 @@
           <w:lang w:val="sv-SE"/>
         </w:rPr>
       </w:pPr>
-      <w:bookmarkStart w:id="30" w:name="_Toc238133265"/>
+      <w:bookmarkStart w:id="30" w:name="_Toc238134642"/>
       <w:r>
         <w:rPr>
           <w:lang w:val="sv-SE"/>
@@ -14841,7 +14841,7 @@
           <w:lang w:val="sv-SE"/>
         </w:rPr>
       </w:pPr>
-      <w:bookmarkStart w:id="31" w:name="_Toc238133266"/>
+      <w:bookmarkStart w:id="31" w:name="_Toc238134643"/>
       <w:r>
         <w:rPr>
           <w:lang w:val="sv-SE"/>
@@ -15740,7 +15740,7 @@
           <w:lang w:val="sv-SE"/>
         </w:rPr>
       </w:pPr>
-      <w:bookmarkStart w:id="32" w:name="_Toc238133267"/>
+      <w:bookmarkStart w:id="32" w:name="_Toc238134644"/>
       <w:r>
         <w:rPr>
           <w:lang w:val="sv-SE"/>
@@ -16235,7 +16235,7 @@
           <w:lang w:val="sv-SE"/>
         </w:rPr>
       </w:pPr>
-      <w:bookmarkStart w:id="33" w:name="_Toc238133268"/>
+      <w:bookmarkStart w:id="33" w:name="_Toc238134645"/>
       <w:r>
         <w:rPr>
           <w:lang w:val="sv-SE"/>
@@ -16258,7 +16258,7 @@
           <w:lang w:val="sv-SE"/>
         </w:rPr>
       </w:pPr>
-      <w:bookmarkStart w:id="34" w:name="_Toc238133269"/>
+      <w:bookmarkStart w:id="34" w:name="_Toc238134646"/>
       <w:r>
         <w:rPr>
           <w:lang w:val="sv-SE"/>
@@ -16646,7 +16646,7 @@
           <w:lang w:val="sv-SE"/>
         </w:rPr>
       </w:pPr>
-      <w:bookmarkStart w:id="35" w:name="_Toc238133270"/>
+      <w:bookmarkStart w:id="35" w:name="_Toc238134647"/>
       <w:r>
         <w:rPr>
           <w:lang w:val="sv-SE"/>
@@ -16668,7 +16668,7 @@
           <w:lang w:val="sv-SE"/>
         </w:rPr>
       </w:pPr>
-      <w:bookmarkStart w:id="36" w:name="_Toc238133271"/>
+      <w:bookmarkStart w:id="36" w:name="_Toc238134648"/>
       <w:r>
         <w:rPr>
           <w:lang w:val="sv-SE"/>
@@ -17147,7 +17147,7 @@
           <w:lang w:val="sv-SE"/>
         </w:rPr>
       </w:pPr>
-      <w:bookmarkStart w:id="37" w:name="_Toc238133272"/>
+      <w:bookmarkStart w:id="37" w:name="_Toc238134649"/>
       <w:r>
         <w:rPr>
           <w:lang w:val="sv-SE"/>
@@ -17565,7 +17565,7 @@
           <w:lang w:val="sv-SE"/>
         </w:rPr>
       </w:pPr>
-      <w:bookmarkStart w:id="38" w:name="_Toc238133273"/>
+      <w:bookmarkStart w:id="38" w:name="_Toc238134650"/>
       <w:r>
         <w:rPr>
           <w:lang w:val="sv-SE"/>
@@ -18276,7 +18276,7 @@
           <w:lang w:val="sv-SE"/>
         </w:rPr>
       </w:pPr>
-      <w:bookmarkStart w:id="39" w:name="_Toc238133274"/>
+      <w:bookmarkStart w:id="39" w:name="_Toc238134651"/>
       <w:r>
         <w:rPr>
           <w:lang w:val="sv-SE"/>
@@ -18848,7 +18848,7 @@
           <w:lang w:val="sv-SE"/>
         </w:rPr>
       </w:pPr>
-      <w:bookmarkStart w:id="40" w:name="_Toc238133275"/>
+      <w:bookmarkStart w:id="40" w:name="_Toc238134652"/>
       <w:r>
         <w:rPr>
           <w:lang w:val="sv-SE"/>
@@ -19279,7 +19279,7 @@
           <w:lang w:val="sv-SE"/>
         </w:rPr>
       </w:pPr>
-      <w:bookmarkStart w:id="41" w:name="_Toc238133276"/>
+      <w:bookmarkStart w:id="41" w:name="_Toc238134653"/>
       <w:r>
         <w:rPr>
           <w:lang w:val="sv-SE"/>
@@ -19656,7 +19656,7 @@
           <w:lang w:val="sv-SE"/>
         </w:rPr>
       </w:pPr>
-      <w:bookmarkStart w:id="42" w:name="_Toc238133277"/>
+      <w:bookmarkStart w:id="42" w:name="_Toc238134654"/>
       <w:r>
         <w:rPr>
           <w:lang w:val="sv-SE"/>
@@ -20163,7 +20163,7 @@
           <w:lang w:val="sv-SE"/>
         </w:rPr>
       </w:pPr>
-      <w:bookmarkStart w:id="43" w:name="_Toc238133278"/>
+      <w:bookmarkStart w:id="43" w:name="_Toc238134655"/>
       <w:r>
         <w:rPr>
           <w:lang w:val="sv-SE"/>
@@ -20801,7 +20801,7 @@
           <w:lang w:val="sv-SE"/>
         </w:rPr>
       </w:pPr>
-      <w:bookmarkStart w:id="44" w:name="_Toc238133279"/>
+      <w:bookmarkStart w:id="44" w:name="_Toc238134656"/>
       <w:r>
         <w:rPr>
           <w:lang w:val="sv-SE"/>
@@ -20818,7 +20818,7 @@
           <w:lang w:val="sv-SE"/>
         </w:rPr>
       </w:pPr>
-      <w:bookmarkStart w:id="45" w:name="_Toc238133280"/>
+      <w:bookmarkStart w:id="45" w:name="_Toc238134657"/>
       <w:r>
         <w:rPr>
           <w:lang w:val="sv-SE"/>
@@ -21559,7 +21559,7 @@
           <w:lang w:val="sv-SE"/>
         </w:rPr>
       </w:pPr>
-      <w:bookmarkStart w:id="46" w:name="_Toc238133281"/>
+      <w:bookmarkStart w:id="46" w:name="_Toc238134658"/>
       <w:r>
         <w:rPr>
           <w:lang w:val="sv-SE"/>
@@ -21732,7 +21732,7 @@
           <w:lang w:val="sv-SE"/>
         </w:rPr>
       </w:pPr>
-      <w:bookmarkStart w:id="47" w:name="_Toc238133282"/>
+      <w:bookmarkStart w:id="47" w:name="_Toc238134659"/>
       <w:r>
         <w:rPr>
           <w:lang w:val="sv-SE"/>
@@ -21749,7 +21749,7 @@
           <w:lang w:val="sv-SE"/>
         </w:rPr>
       </w:pPr>
-      <w:bookmarkStart w:id="48" w:name="_Toc238133283"/>
+      <w:bookmarkStart w:id="48" w:name="_Toc238134660"/>
       <w:r>
         <w:rPr>
           <w:lang w:val="sv-SE"/>
@@ -21922,7 +21922,7 @@
           <w:lang w:val="sv-SE"/>
         </w:rPr>
       </w:pPr>
-      <w:bookmarkStart w:id="49" w:name="_Toc238133284"/>
+      <w:bookmarkStart w:id="49" w:name="_Toc238134661"/>
       <w:r>
         <w:rPr>
           <w:lang w:val="sv-SE"/>
@@ -22026,6 +22026,54 @@
         <w:rPr>
           <w:lang w:val="sv-SE"/>
         </w:rPr>
+        <w:t>1 dl ljust öl</w:t>
+      </w:r>
+    </w:p>
+    <w:p>
+      <w:pPr>
+        <w:ind w:firstLine="0"/>
+        <w:rPr>
+          <w:lang w:val="sv-SE"/>
+        </w:rPr>
+      </w:pPr>
+      <w:r>
+        <w:rPr>
+          <w:lang w:val="sv-SE"/>
+        </w:rPr>
+        <w:t xml:space="preserve">2 msk </w:t>
+      </w:r>
+      <w:r>
+        <w:rPr>
+          <w:lang w:val="sv-SE"/>
+        </w:rPr>
+        <w:t>ljus sojasås</w:t>
+      </w:r>
+    </w:p>
+    <w:p>
+      <w:pPr>
+        <w:ind w:firstLine="0"/>
+        <w:rPr>
+          <w:lang w:val="sv-SE"/>
+        </w:rPr>
+      </w:pPr>
+      <w:r>
+        <w:rPr>
+          <w:lang w:val="sv-SE"/>
+        </w:rPr>
+        <w:t>2 msk socker</w:t>
+      </w:r>
+    </w:p>
+    <w:p>
+      <w:pPr>
+        <w:ind w:firstLine="0"/>
+        <w:rPr>
+          <w:lang w:val="sv-SE"/>
+        </w:rPr>
+      </w:pPr>
+      <w:r>
+        <w:rPr>
+          <w:lang w:val="sv-SE"/>
+        </w:rPr>
         <w:t>8</w:t>
       </w:r>
       <w:r>
@@ -22058,6 +22106,7 @@
         <w:rPr>
           <w:lang w:val="sv-SE"/>
         </w:rPr>
+        <w:lastRenderedPageBreak/>
         <w:t>Smör</w:t>
       </w:r>
     </w:p>
@@ -22174,13 +22223,49 @@
         <w:rPr>
           <w:lang w:val="sv-SE"/>
         </w:rPr>
-        <w:t>Stek löken mjuk i smör på låg värme</w:t>
-      </w:r>
-      <w:r>
-        <w:rPr>
-          <w:lang w:val="sv-SE"/>
-        </w:rPr>
-        <w:t>, c:a 20 minuter. Sockra lite och låt karamellisera</w:t>
+        <w:t xml:space="preserve">Skala och skär </w:t>
+      </w:r>
+      <w:r>
+        <w:rPr>
+          <w:lang w:val="sv-SE"/>
+        </w:rPr>
+        <w:t xml:space="preserve">löken </w:t>
+      </w:r>
+      <w:r>
+        <w:rPr>
+          <w:lang w:val="sv-SE"/>
+        </w:rPr>
+        <w:t>i cirka 1.5*1.5 cm stora bitar.</w:t>
+      </w:r>
+      <w:r>
+        <w:rPr>
+          <w:lang w:val="sv-SE"/>
+        </w:rPr>
+        <w:t xml:space="preserve"> Fräs i rapsolja i en stekpanna på medelhög värme tills </w:t>
+      </w:r>
+      <w:r>
+        <w:rPr>
+          <w:lang w:val="sv-SE"/>
+        </w:rPr>
+        <w:t>de fått fin karamelliserad yta</w:t>
+      </w:r>
+      <w:r>
+        <w:rPr>
+          <w:lang w:val="sv-SE"/>
+        </w:rPr>
+        <w:t xml:space="preserve">. Tillsätt </w:t>
+      </w:r>
+      <w:r>
+        <w:rPr>
+          <w:lang w:val="sv-SE"/>
+        </w:rPr>
+        <w:t>öl, soja, socker, salt o</w:t>
+      </w:r>
+      <w:r>
+        <w:rPr>
+          <w:lang w:val="sv-SE"/>
+        </w:rPr>
+        <w:t>ch peppar och fräs tills allt kokat ihop.</w:t>
       </w:r>
     </w:p>
     <w:p>
@@ -22280,11 +22365,12 @@
           <w:lang w:val="sv-SE"/>
         </w:rPr>
       </w:pPr>
-      <w:bookmarkStart w:id="50" w:name="_Toc238133285"/>
-      <w:r>
-        <w:rPr>
-          <w:lang w:val="sv-SE"/>
-        </w:rPr>
+      <w:bookmarkStart w:id="50" w:name="_Toc238134662"/>
+      <w:r>
+        <w:rPr>
+          <w:lang w:val="sv-SE"/>
+        </w:rPr>
+        <w:lastRenderedPageBreak/>
         <w:t>P</w:t>
       </w:r>
       <w:r>
@@ -22316,14 +22402,6 @@
           <w:lang w:val="sv-SE"/>
         </w:rPr>
       </w:pPr>
-    </w:p>
-    <w:p>
-      <w:pPr>
-        <w:ind w:firstLine="0"/>
-        <w:rPr>
-          <w:lang w:val="sv-SE"/>
-        </w:rPr>
-      </w:pPr>
       <w:r>
         <w:rPr>
           <w:lang w:val="sv-SE"/>
@@ -22376,19 +22454,57 @@
           <w:lang w:val="sv-SE"/>
         </w:rPr>
       </w:pPr>
-    </w:p>
-    <w:p>
-      <w:pPr>
-        <w:ind w:firstLine="0"/>
-        <w:rPr>
-          <w:lang w:val="sv-SE"/>
-        </w:rPr>
-      </w:pPr>
-      <w:r>
-        <w:rPr>
-          <w:lang w:val="sv-SE"/>
-        </w:rPr>
-        <w:t xml:space="preserve">1.Lägg </w:t>
+      <w:r>
+        <w:rPr>
+          <w:lang w:val="sv-SE"/>
+        </w:rPr>
+        <w:t>Rökbriketter, tex ek</w:t>
+      </w:r>
+    </w:p>
+    <w:p>
+      <w:pPr>
+        <w:ind w:firstLine="0"/>
+        <w:rPr>
+          <w:lang w:val="sv-SE"/>
+        </w:rPr>
+      </w:pPr>
+      <w:r>
+        <w:rPr>
+          <w:lang w:val="sv-SE"/>
+        </w:rPr>
+        <w:t>1.</w:t>
+      </w:r>
+      <w:r>
+        <w:rPr>
+          <w:lang w:val="sv-SE"/>
+        </w:rPr>
+        <w:t>Rök köttet i fyra timmar,</w:t>
+      </w:r>
+      <w:r>
+        <w:rPr>
+          <w:lang w:val="sv-SE"/>
+        </w:rPr>
+        <w:t xml:space="preserve"> kallt eller varmt?</w:t>
+      </w:r>
+    </w:p>
+    <w:p>
+      <w:pPr>
+        <w:ind w:firstLine="0"/>
+        <w:rPr>
+          <w:lang w:val="sv-SE"/>
+        </w:rPr>
+      </w:pPr>
+      <w:r>
+        <w:rPr>
+          <w:lang w:val="sv-SE"/>
+        </w:rPr>
+        <w:t>2</w:t>
+      </w:r>
+      <w:r>
+        <w:rPr>
+          <w:lang w:val="sv-SE"/>
+        </w:rPr>
+        <w:t xml:space="preserve">.Lägg </w:t>
       </w:r>
       <w:r>
         <w:rPr>
@@ -22414,7 +22530,13 @@
         <w:rPr>
           <w:lang w:val="sv-SE"/>
         </w:rPr>
-        <w:t>2.</w:t>
+        <w:t>3</w:t>
+      </w:r>
+      <w:r>
+        <w:rPr>
+          <w:lang w:val="sv-SE"/>
+        </w:rPr>
+        <w:t>.</w:t>
       </w:r>
       <w:r>
         <w:rPr>
@@ -22452,7 +22574,13 @@
         <w:rPr>
           <w:lang w:val="sv-SE"/>
         </w:rPr>
-        <w:t xml:space="preserve">3.Sätt in i ugn </w:t>
+        <w:t>4</w:t>
+      </w:r>
+      <w:r>
+        <w:rPr>
+          <w:lang w:val="sv-SE"/>
+        </w:rPr>
+        <w:t xml:space="preserve">.Sätt in i ugn </w:t>
       </w:r>
       <w:r>
         <w:rPr>
@@ -22484,7 +22612,13 @@
         <w:rPr>
           <w:lang w:val="sv-SE"/>
         </w:rPr>
-        <w:t xml:space="preserve">4.Köttet är färdigt när det är så mört </w:t>
+        <w:t>5</w:t>
+      </w:r>
+      <w:r>
+        <w:rPr>
+          <w:lang w:val="sv-SE"/>
+        </w:rPr>
+        <w:t xml:space="preserve">.Köttet är färdigt när det är så mört </w:t>
       </w:r>
       <w:r>
         <w:rPr>
@@ -22556,7 +22690,7 @@
           <w:lang w:val="sv-SE"/>
         </w:rPr>
       </w:pPr>
-      <w:bookmarkStart w:id="51" w:name="_Toc238133286"/>
+      <w:bookmarkStart w:id="51" w:name="_Toc238134663"/>
       <w:r>
         <w:rPr>
           <w:lang w:val="sv-SE"/>
@@ -22639,6 +22773,7 @@
         <w:rPr>
           <w:lang w:val="sv-SE"/>
         </w:rPr>
+        <w:lastRenderedPageBreak/>
         <w:t>1 msk chili flakes</w:t>
       </w:r>
     </w:p>
@@ -22715,223 +22850,223 @@
         <w:rPr>
           <w:lang w:val="sv-SE"/>
         </w:rPr>
+        <w:t>3 dl Coca cola</w:t>
+      </w:r>
+    </w:p>
+    <w:p>
+      <w:pPr>
+        <w:ind w:firstLine="0"/>
+        <w:rPr>
+          <w:lang w:val="sv-SE"/>
+        </w:rPr>
+      </w:pPr>
+      <w:r>
+        <w:rPr>
+          <w:lang w:val="sv-SE"/>
+        </w:rPr>
+        <w:t>1.Låt köttet bli rumstempererat och salta en timme innan tillagning.</w:t>
+      </w:r>
+    </w:p>
+    <w:p>
+      <w:pPr>
+        <w:ind w:firstLine="0"/>
+        <w:rPr>
+          <w:lang w:val="sv-SE"/>
+        </w:rPr>
+      </w:pPr>
+      <w:r>
+        <w:rPr>
+          <w:lang w:val="sv-SE"/>
+        </w:rPr>
+        <w:t>2</w:t>
+      </w:r>
+      <w:r>
+        <w:rPr>
+          <w:lang w:val="sv-SE"/>
+        </w:rPr>
+        <w:t>.Sätt ugnen på 100 grader</w:t>
+      </w:r>
+    </w:p>
+    <w:p>
+      <w:pPr>
+        <w:ind w:firstLine="0"/>
+        <w:rPr>
+          <w:lang w:val="sv-SE"/>
+        </w:rPr>
+      </w:pPr>
+      <w:r>
+        <w:rPr>
+          <w:lang w:val="sv-SE"/>
+        </w:rPr>
+        <w:t>3</w:t>
+      </w:r>
+      <w:r>
+        <w:rPr>
+          <w:lang w:val="sv-SE"/>
+        </w:rPr>
+        <w:t>.</w:t>
+      </w:r>
+      <w:r>
+        <w:rPr>
+          <w:lang w:val="sv-SE"/>
+        </w:rPr>
+        <w:t>Blanda kryddorna och gnid in köttet, lägg i ugnssäker form</w:t>
+      </w:r>
+    </w:p>
+    <w:p>
+      <w:pPr>
+        <w:ind w:firstLine="0"/>
+        <w:rPr>
+          <w:lang w:val="sv-SE"/>
+        </w:rPr>
+      </w:pPr>
+      <w:r>
+        <w:rPr>
+          <w:lang w:val="sv-SE"/>
+        </w:rPr>
+        <w:t>4</w:t>
+      </w:r>
+      <w:r>
+        <w:rPr>
+          <w:lang w:val="sv-SE"/>
+        </w:rPr>
+        <w:t>.Pressa apelsinen och riv vitlöksklyftorna. Blanda med coca cola och häll över köttet</w:t>
+      </w:r>
+    </w:p>
+    <w:p>
+      <w:pPr>
+        <w:ind w:firstLine="0"/>
+        <w:rPr>
+          <w:lang w:val="sv-SE"/>
+        </w:rPr>
+      </w:pPr>
+      <w:r>
+        <w:rPr>
+          <w:lang w:val="sv-SE"/>
+        </w:rPr>
+        <w:t>5</w:t>
+      </w:r>
+      <w:r>
+        <w:rPr>
+          <w:lang w:val="sv-SE"/>
+        </w:rPr>
+        <w:t xml:space="preserve">.Täck med lock eller aluminiumfolie. Tillaga i mitten av ugnen </w:t>
+      </w:r>
+      <w:r>
+        <w:rPr>
+          <w:lang w:val="sv-SE"/>
+        </w:rPr>
+        <w:t>minst 6 tim, gärna över natten.</w:t>
+      </w:r>
+    </w:p>
+    <w:p>
+      <w:pPr>
+        <w:ind w:firstLine="0"/>
+        <w:rPr>
+          <w:lang w:val="sv-SE"/>
+        </w:rPr>
+      </w:pPr>
+      <w:r>
+        <w:rPr>
+          <w:lang w:val="sv-SE"/>
+        </w:rPr>
+        <w:t>6</w:t>
+      </w:r>
+      <w:r>
+        <w:rPr>
+          <w:lang w:val="sv-SE"/>
+        </w:rPr>
+        <w:t>.Låt svalna något</w:t>
+      </w:r>
+      <w:r>
+        <w:rPr>
+          <w:lang w:val="sv-SE"/>
+        </w:rPr>
+        <w:t xml:space="preserve">. Riv </w:t>
+      </w:r>
+      <w:r>
+        <w:rPr>
+          <w:lang w:val="sv-SE"/>
+        </w:rPr>
+        <w:t>köttet i trådar med en gaffel och blanda med såsen.</w:t>
+      </w:r>
+    </w:p>
+    <w:p>
+      <w:pPr>
+        <w:ind w:firstLine="0"/>
+        <w:rPr>
+          <w:lang w:val="sv-SE"/>
+        </w:rPr>
+      </w:pPr>
+      <w:r>
+        <w:rPr>
+          <w:lang w:val="sv-SE"/>
+        </w:rPr>
+        <w:t>Serveringsförslag: I tortillabröd med sallad</w:t>
+      </w:r>
+      <w:r>
+        <w:rPr>
+          <w:lang w:val="sv-SE"/>
+        </w:rPr>
+        <w:t>, picklad rödlök och en klick creme fraiche.</w:t>
+      </w:r>
+    </w:p>
+    <w:p>
+      <w:pPr>
+        <w:ind w:firstLine="0"/>
+        <w:rPr>
+          <w:lang w:val="sv-SE"/>
+        </w:rPr>
+      </w:pPr>
+    </w:p>
+    <w:p>
+      <w:pPr>
+        <w:pStyle w:val="Heading3"/>
+        <w:rPr>
+          <w:lang w:val="sv-SE"/>
+        </w:rPr>
+      </w:pPr>
+      <w:bookmarkStart w:id="52" w:name="_Toc238134664"/>
+      <w:r>
+        <w:rPr>
+          <w:lang w:val="sv-SE"/>
+        </w:rPr>
+        <w:t>Carbonara</w:t>
+      </w:r>
+      <w:bookmarkEnd w:id="52"/>
+    </w:p>
+    <w:p>
+      <w:pPr>
+        <w:ind w:firstLine="0"/>
+        <w:rPr>
+          <w:lang w:val="sv-SE"/>
+        </w:rPr>
+      </w:pPr>
+      <w:r>
+        <w:rPr>
+          <w:lang w:val="sv-SE"/>
+        </w:rPr>
+        <w:t xml:space="preserve">Ursprung: </w:t>
+      </w:r>
+      <w:r>
+        <w:rPr>
+          <w:lang w:val="sv-SE"/>
+        </w:rPr>
+        <w:t>Författarens minne</w:t>
+      </w:r>
+    </w:p>
+    <w:p>
+      <w:pPr>
+        <w:ind w:firstLine="0"/>
+        <w:rPr>
+          <w:lang w:val="sv-SE"/>
+        </w:rPr>
+      </w:pPr>
+      <w:r>
+        <w:rPr>
+          <w:lang w:val="sv-SE"/>
+        </w:rPr>
         <w:lastRenderedPageBreak/>
-        <w:t>3 dl Coca cola</w:t>
-      </w:r>
-    </w:p>
-    <w:p>
-      <w:pPr>
-        <w:ind w:firstLine="0"/>
-        <w:rPr>
-          <w:lang w:val="sv-SE"/>
-        </w:rPr>
-      </w:pPr>
-      <w:r>
-        <w:rPr>
-          <w:lang w:val="sv-SE"/>
-        </w:rPr>
-        <w:t>1.Låt köttet bli rumstempererat och salta en timme innan tillagning.</w:t>
-      </w:r>
-    </w:p>
-    <w:p>
-      <w:pPr>
-        <w:ind w:firstLine="0"/>
-        <w:rPr>
-          <w:lang w:val="sv-SE"/>
-        </w:rPr>
-      </w:pPr>
-      <w:r>
-        <w:rPr>
-          <w:lang w:val="sv-SE"/>
-        </w:rPr>
-        <w:t>2</w:t>
-      </w:r>
-      <w:r>
-        <w:rPr>
-          <w:lang w:val="sv-SE"/>
-        </w:rPr>
-        <w:t>.Sätt ugnen på 100 grader</w:t>
-      </w:r>
-    </w:p>
-    <w:p>
-      <w:pPr>
-        <w:ind w:firstLine="0"/>
-        <w:rPr>
-          <w:lang w:val="sv-SE"/>
-        </w:rPr>
-      </w:pPr>
-      <w:r>
-        <w:rPr>
-          <w:lang w:val="sv-SE"/>
-        </w:rPr>
-        <w:t>3</w:t>
-      </w:r>
-      <w:r>
-        <w:rPr>
-          <w:lang w:val="sv-SE"/>
-        </w:rPr>
-        <w:t>.</w:t>
-      </w:r>
-      <w:r>
-        <w:rPr>
-          <w:lang w:val="sv-SE"/>
-        </w:rPr>
-        <w:t>Blanda kryddorna och gnid in köttet, lägg i ugnssäker form</w:t>
-      </w:r>
-    </w:p>
-    <w:p>
-      <w:pPr>
-        <w:ind w:firstLine="0"/>
-        <w:rPr>
-          <w:lang w:val="sv-SE"/>
-        </w:rPr>
-      </w:pPr>
-      <w:r>
-        <w:rPr>
-          <w:lang w:val="sv-SE"/>
-        </w:rPr>
-        <w:t>4</w:t>
-      </w:r>
-      <w:r>
-        <w:rPr>
-          <w:lang w:val="sv-SE"/>
-        </w:rPr>
-        <w:t>.Pressa apelsinen och riv vitlöksklyftorna. Blanda med coca cola och häll över köttet</w:t>
-      </w:r>
-    </w:p>
-    <w:p>
-      <w:pPr>
-        <w:ind w:firstLine="0"/>
-        <w:rPr>
-          <w:lang w:val="sv-SE"/>
-        </w:rPr>
-      </w:pPr>
-      <w:r>
-        <w:rPr>
-          <w:lang w:val="sv-SE"/>
-        </w:rPr>
-        <w:t>5</w:t>
-      </w:r>
-      <w:r>
-        <w:rPr>
-          <w:lang w:val="sv-SE"/>
-        </w:rPr>
-        <w:t xml:space="preserve">.Täck med lock eller aluminiumfolie. Tillaga i mitten av ugnen </w:t>
-      </w:r>
-      <w:r>
-        <w:rPr>
-          <w:lang w:val="sv-SE"/>
-        </w:rPr>
-        <w:t>minst 6 tim, gärna över natten.</w:t>
-      </w:r>
-    </w:p>
-    <w:p>
-      <w:pPr>
-        <w:ind w:firstLine="0"/>
-        <w:rPr>
-          <w:lang w:val="sv-SE"/>
-        </w:rPr>
-      </w:pPr>
-      <w:r>
-        <w:rPr>
-          <w:lang w:val="sv-SE"/>
-        </w:rPr>
-        <w:t>6</w:t>
-      </w:r>
-      <w:r>
-        <w:rPr>
-          <w:lang w:val="sv-SE"/>
-        </w:rPr>
-        <w:t>.Låt svalna något</w:t>
-      </w:r>
-      <w:r>
-        <w:rPr>
-          <w:lang w:val="sv-SE"/>
-        </w:rPr>
-        <w:t xml:space="preserve">. Riv </w:t>
-      </w:r>
-      <w:r>
-        <w:rPr>
-          <w:lang w:val="sv-SE"/>
-        </w:rPr>
-        <w:t>köttet i trådar med en gaffel och blanda med såsen.</w:t>
-      </w:r>
-    </w:p>
-    <w:p>
-      <w:pPr>
-        <w:ind w:firstLine="0"/>
-        <w:rPr>
-          <w:lang w:val="sv-SE"/>
-        </w:rPr>
-      </w:pPr>
-      <w:r>
-        <w:rPr>
-          <w:lang w:val="sv-SE"/>
-        </w:rPr>
-        <w:t>Serveringsförslag: I tortillabröd med sallad</w:t>
-      </w:r>
-      <w:r>
-        <w:rPr>
-          <w:lang w:val="sv-SE"/>
-        </w:rPr>
-        <w:t>, picklad rödlök och en klick creme fraiche.</w:t>
-      </w:r>
-    </w:p>
-    <w:p>
-      <w:pPr>
-        <w:ind w:firstLine="0"/>
-        <w:rPr>
-          <w:lang w:val="sv-SE"/>
-        </w:rPr>
-      </w:pPr>
-    </w:p>
-    <w:p>
-      <w:pPr>
-        <w:pStyle w:val="Heading3"/>
-        <w:rPr>
-          <w:lang w:val="sv-SE"/>
-        </w:rPr>
-      </w:pPr>
-      <w:bookmarkStart w:id="52" w:name="_Toc238133287"/>
-      <w:r>
-        <w:rPr>
-          <w:lang w:val="sv-SE"/>
-        </w:rPr>
-        <w:t>Carbonara</w:t>
-      </w:r>
-      <w:bookmarkEnd w:id="52"/>
-    </w:p>
-    <w:p>
-      <w:pPr>
-        <w:ind w:firstLine="0"/>
-        <w:rPr>
-          <w:lang w:val="sv-SE"/>
-        </w:rPr>
-      </w:pPr>
-      <w:r>
-        <w:rPr>
-          <w:lang w:val="sv-SE"/>
-        </w:rPr>
-        <w:t xml:space="preserve">Ursprung: </w:t>
-      </w:r>
-      <w:r>
-        <w:rPr>
-          <w:lang w:val="sv-SE"/>
-        </w:rPr>
-        <w:t>Författarens minne</w:t>
-      </w:r>
-    </w:p>
-    <w:p>
-      <w:pPr>
-        <w:ind w:firstLine="0"/>
-        <w:rPr>
-          <w:lang w:val="sv-SE"/>
-        </w:rPr>
-      </w:pPr>
-      <w:r>
-        <w:rPr>
-          <w:lang w:val="sv-SE"/>
-        </w:rPr>
         <w:t>200 g linguine</w:t>
       </w:r>
     </w:p>
@@ -23136,7 +23271,7 @@
           <w:lang w:val="sv-SE"/>
         </w:rPr>
       </w:pPr>
-      <w:bookmarkStart w:id="53" w:name="_Toc238133288"/>
+      <w:bookmarkStart w:id="53" w:name="_Toc238134665"/>
       <w:r>
         <w:rPr>
           <w:lang w:val="sv-SE"/>
@@ -23170,7 +23305,7 @@
         </w:rPr>
         <w:br w:type="page"/>
       </w:r>
-      <w:bookmarkStart w:id="54" w:name="_Toc238133289"/>
+      <w:bookmarkStart w:id="54" w:name="_Toc238134666"/>
       <w:r>
         <w:rPr>
           <w:rFonts w:ascii="Times New Roman" w:hAnsi="Times New Roman"/>
@@ -23210,7 +23345,7 @@
           <w:lang w:val="sv-SE"/>
         </w:rPr>
       </w:pPr>
-      <w:bookmarkStart w:id="55" w:name="_Toc238133290"/>
+      <w:bookmarkStart w:id="55" w:name="_Toc238134667"/>
       <w:r>
         <w:rPr>
           <w:noProof/>
@@ -23628,7 +23763,7 @@
       </w:pPr>
       <w:bookmarkStart w:id="56" w:name="_Toc529756682"/>
       <w:bookmarkStart w:id="57" w:name="_Toc529756743"/>
-      <w:bookmarkStart w:id="58" w:name="_Toc238133291"/>
+      <w:bookmarkStart w:id="58" w:name="_Toc238134668"/>
       <w:r>
         <w:rPr>
           <w:lang w:val="sv-SE"/>
@@ -23644,7 +23779,7 @@
           <w:lang w:val="sv-SE"/>
         </w:rPr>
       </w:pPr>
-      <w:bookmarkStart w:id="59" w:name="_Toc238133292"/>
+      <w:bookmarkStart w:id="59" w:name="_Toc238134669"/>
       <w:r>
         <w:rPr>
           <w:lang w:val="sv-SE"/>
@@ -23947,7 +24082,7 @@
           <w:lang w:val="sv-SE"/>
         </w:rPr>
       </w:pPr>
-      <w:bookmarkStart w:id="60" w:name="_Toc238133293"/>
+      <w:bookmarkStart w:id="60" w:name="_Toc238134670"/>
       <w:r>
         <w:rPr>
           <w:lang w:val="sv-SE"/>
@@ -23969,7 +24104,7 @@
           <w:lang w:val="sv-SE"/>
         </w:rPr>
       </w:pPr>
-      <w:bookmarkStart w:id="61" w:name="_Toc238133294"/>
+      <w:bookmarkStart w:id="61" w:name="_Toc238134671"/>
       <w:r>
         <w:rPr>
           <w:lang w:val="sv-SE"/>
@@ -24262,7 +24397,7 @@
           <w:lang w:val="sv-SE"/>
         </w:rPr>
       </w:pPr>
-      <w:bookmarkStart w:id="62" w:name="_Toc238133295"/>
+      <w:bookmarkStart w:id="62" w:name="_Toc238134672"/>
       <w:r>
         <w:rPr>
           <w:lang w:val="sv-SE"/>
@@ -24704,7 +24839,7 @@
         </w:rPr>
         <w:br w:type="page"/>
       </w:r>
-      <w:bookmarkStart w:id="63" w:name="_Toc238133296"/>
+      <w:bookmarkStart w:id="63" w:name="_Toc238134673"/>
       <w:r>
         <w:rPr>
           <w:rFonts w:ascii="Times New Roman" w:hAnsi="Times New Roman"/>
@@ -24730,7 +24865,7 @@
           <w:lang w:val="sv-SE"/>
         </w:rPr>
       </w:pPr>
-      <w:bookmarkStart w:id="64" w:name="_Toc238133297"/>
+      <w:bookmarkStart w:id="64" w:name="_Toc238134674"/>
       <w:r>
         <w:rPr>
           <w:lang w:val="sv-SE"/>
@@ -25582,7 +25717,7 @@
           <w:lang w:val="sv-SE"/>
         </w:rPr>
       </w:pPr>
-      <w:bookmarkStart w:id="65" w:name="_Toc238133298"/>
+      <w:bookmarkStart w:id="65" w:name="_Toc238134675"/>
       <w:r>
         <w:rPr>
           <w:lang w:val="sv-SE"/>
@@ -25599,7 +25734,7 @@
           <w:lang w:val="sv-SE"/>
         </w:rPr>
       </w:pPr>
-      <w:bookmarkStart w:id="66" w:name="_Toc238133299"/>
+      <w:bookmarkStart w:id="66" w:name="_Toc238134676"/>
       <w:r>
         <w:rPr>
           <w:lang w:val="sv-SE"/>
@@ -25615,7 +25750,7 @@
           <w:lang w:val="sv-SE"/>
         </w:rPr>
       </w:pPr>
-      <w:bookmarkStart w:id="67" w:name="_Toc238133300"/>
+      <w:bookmarkStart w:id="67" w:name="_Toc238134677"/>
       <w:r>
         <w:rPr>
           <w:lang w:val="sv-SE"/>
@@ -26433,7 +26568,7 @@
           <w:lang w:val="sv-SE"/>
         </w:rPr>
       </w:pPr>
-      <w:bookmarkStart w:id="68" w:name="_Toc238133301"/>
+      <w:bookmarkStart w:id="68" w:name="_Toc238134678"/>
       <w:r>
         <w:rPr>
           <w:lang w:val="sv-SE"/>
@@ -26450,7 +26585,7 @@
           <w:lang w:val="sv-SE"/>
         </w:rPr>
       </w:pPr>
-      <w:bookmarkStart w:id="69" w:name="_Toc238133302"/>
+      <w:bookmarkStart w:id="69" w:name="_Toc238134679"/>
       <w:r>
         <w:rPr>
           <w:lang w:val="sv-SE"/>
@@ -26466,7 +26601,7 @@
           <w:lang w:val="sv-SE"/>
         </w:rPr>
       </w:pPr>
-      <w:bookmarkStart w:id="70" w:name="_Toc238133303"/>
+      <w:bookmarkStart w:id="70" w:name="_Toc238134680"/>
       <w:r>
         <w:rPr>
           <w:lang w:val="sv-SE"/>
@@ -26983,7 +27118,7 @@
           <w:lang w:val="sv-SE"/>
         </w:rPr>
       </w:pPr>
-      <w:bookmarkStart w:id="71" w:name="_Toc238133304"/>
+      <w:bookmarkStart w:id="71" w:name="_Toc238134681"/>
       <w:r>
         <w:rPr>
           <w:lang w:val="sv-SE"/>
@@ -26999,7 +27134,7 @@
           <w:lang w:val="sv-SE"/>
         </w:rPr>
       </w:pPr>
-      <w:bookmarkStart w:id="72" w:name="_Toc238133305"/>
+      <w:bookmarkStart w:id="72" w:name="_Toc238134682"/>
       <w:r>
         <w:rPr>
           <w:lang w:val="sv-SE"/>
@@ -27411,7 +27546,7 @@
           <w:lang w:val="sv-SE"/>
         </w:rPr>
       </w:pPr>
-      <w:bookmarkStart w:id="73" w:name="_Toc238133306"/>
+      <w:bookmarkStart w:id="73" w:name="_Toc238134683"/>
       <w:r>
         <w:rPr>
           <w:lang w:val="sv-SE"/>
@@ -27434,7 +27569,7 @@
           <w:lang w:val="sv-SE"/>
         </w:rPr>
       </w:pPr>
-      <w:bookmarkStart w:id="74" w:name="_Toc238133307"/>
+      <w:bookmarkStart w:id="74" w:name="_Toc238134684"/>
       <w:r>
         <w:rPr>
           <w:lang w:val="sv-SE"/>
@@ -28099,7 +28234,7 @@
           <w:lang w:val="sv-SE"/>
         </w:rPr>
       </w:pPr>
-      <w:bookmarkStart w:id="75" w:name="_Toc238133308"/>
+      <w:bookmarkStart w:id="75" w:name="_Toc238134685"/>
       <w:r>
         <w:rPr>
           <w:lang w:val="sv-SE"/>
@@ -28122,7 +28257,7 @@
           <w:lang w:val="sv-SE"/>
         </w:rPr>
       </w:pPr>
-      <w:bookmarkStart w:id="76" w:name="_Toc238133309"/>
+      <w:bookmarkStart w:id="76" w:name="_Toc238134686"/>
       <w:r>
         <w:rPr>
           <w:lang w:val="sv-SE"/>
@@ -28138,7 +28273,7 @@
           <w:lang w:val="sv-SE"/>
         </w:rPr>
       </w:pPr>
-      <w:bookmarkStart w:id="77" w:name="_Toc238133310"/>
+      <w:bookmarkStart w:id="77" w:name="_Toc238134687"/>
       <w:r>
         <w:rPr>
           <w:lang w:val="sv-SE"/>
@@ -28523,7 +28658,7 @@
           <w:lang w:val="sv-SE"/>
         </w:rPr>
       </w:pPr>
-      <w:bookmarkStart w:id="78" w:name="_Toc238133311"/>
+      <w:bookmarkStart w:id="78" w:name="_Toc238134688"/>
       <w:r>
         <w:rPr>
           <w:lang w:val="sv-SE"/>
@@ -28545,7 +28680,7 @@
           <w:lang w:val="sv-SE"/>
         </w:rPr>
       </w:pPr>
-      <w:bookmarkStart w:id="79" w:name="_Toc238133312"/>
+      <w:bookmarkStart w:id="79" w:name="_Toc238134689"/>
       <w:r>
         <w:rPr>
           <w:lang w:val="sv-SE"/>
@@ -28777,7 +28912,7 @@
           <w:lang w:val="sv-SE"/>
         </w:rPr>
       </w:pPr>
-      <w:bookmarkStart w:id="80" w:name="_Toc238133313"/>
+      <w:bookmarkStart w:id="80" w:name="_Toc238134690"/>
       <w:r>
         <w:rPr>
           <w:lang w:val="sv-SE"/>
@@ -29117,7 +29252,7 @@
           <w:lang w:val="sv-SE"/>
         </w:rPr>
       </w:pPr>
-      <w:bookmarkStart w:id="81" w:name="_Toc238133314"/>
+      <w:bookmarkStart w:id="81" w:name="_Toc238134691"/>
       <w:r>
         <w:rPr>
           <w:lang w:val="sv-SE"/>
@@ -29544,7 +29679,7 @@
           <w:lang w:val="sv-SE"/>
         </w:rPr>
       </w:pPr>
-      <w:bookmarkStart w:id="82" w:name="_Toc238133315"/>
+      <w:bookmarkStart w:id="82" w:name="_Toc238134692"/>
       <w:r>
         <w:rPr>
           <w:lang w:val="sv-SE"/>
@@ -29822,7 +29957,7 @@
           <w:lang w:val="sv-SE"/>
         </w:rPr>
       </w:pPr>
-      <w:bookmarkStart w:id="83" w:name="_Toc238133316"/>
+      <w:bookmarkStart w:id="83" w:name="_Toc238134693"/>
       <w:r>
         <w:rPr>
           <w:lang w:val="sv-SE"/>
@@ -30025,7 +30160,7 @@
           <w:lang w:val="sv-SE"/>
         </w:rPr>
       </w:pPr>
-      <w:bookmarkStart w:id="84" w:name="_Toc238133317"/>
+      <w:bookmarkStart w:id="84" w:name="_Toc238134694"/>
       <w:r>
         <w:rPr>
           <w:lang w:val="sv-SE"/>
@@ -30041,7 +30176,7 @@
           <w:lang w:val="sv-SE"/>
         </w:rPr>
       </w:pPr>
-      <w:bookmarkStart w:id="85" w:name="_Toc238133318"/>
+      <w:bookmarkStart w:id="85" w:name="_Toc238134695"/>
       <w:r>
         <w:rPr>
           <w:lang w:val="sv-SE"/>
@@ -30234,7 +30369,7 @@
           <w:lang w:val="sv-SE"/>
         </w:rPr>
       </w:pPr>
-      <w:bookmarkStart w:id="86" w:name="_Toc238133319"/>
+      <w:bookmarkStart w:id="86" w:name="_Toc238134696"/>
       <w:r>
         <w:rPr>
           <w:lang w:val="sv-SE"/>
@@ -30250,7 +30385,7 @@
           <w:lang w:val="sv-SE"/>
         </w:rPr>
       </w:pPr>
-      <w:bookmarkStart w:id="87" w:name="_Toc238133320"/>
+      <w:bookmarkStart w:id="87" w:name="_Toc238134697"/>
       <w:r>
         <w:rPr>
           <w:lang w:val="sv-SE"/>
@@ -30692,7 +30827,7 @@
           <w:lang w:val="sv-SE"/>
         </w:rPr>
       </w:pPr>
-      <w:bookmarkStart w:id="88" w:name="_Toc238133321"/>
+      <w:bookmarkStart w:id="88" w:name="_Toc238134698"/>
       <w:r>
         <w:rPr>
           <w:lang w:val="sv-SE"/>
@@ -30891,7 +31026,7 @@
           <w:lang w:val="sv-SE"/>
         </w:rPr>
       </w:pPr>
-      <w:bookmarkStart w:id="89" w:name="_Toc238133322"/>
+      <w:bookmarkStart w:id="89" w:name="_Toc238134699"/>
       <w:r>
         <w:rPr>
           <w:lang w:val="sv-SE"/>
@@ -31171,7 +31306,7 @@
           <w:lang w:val="sv-SE"/>
         </w:rPr>
       </w:pPr>
-      <w:bookmarkStart w:id="90" w:name="_Toc238133323"/>
+      <w:bookmarkStart w:id="90" w:name="_Toc238134700"/>
       <w:r>
         <w:rPr>
           <w:lang w:val="sv-SE"/>
@@ -31371,7 +31506,7 @@
           <w:lang w:val="sv-SE"/>
         </w:rPr>
       </w:pPr>
-      <w:bookmarkStart w:id="91" w:name="_Toc238133324"/>
+      <w:bookmarkStart w:id="91" w:name="_Toc238134701"/>
       <w:r>
         <w:rPr>
           <w:lang w:val="sv-SE"/>
@@ -31617,7 +31752,7 @@
           <w:lang w:val="sv-SE"/>
         </w:rPr>
       </w:pPr>
-      <w:bookmarkStart w:id="92" w:name="_Toc238133325"/>
+      <w:bookmarkStart w:id="92" w:name="_Toc238134702"/>
       <w:r>
         <w:rPr>
           <w:lang w:val="sv-SE"/>
@@ -31633,7 +31768,7 @@
           <w:lang w:val="sv-SE"/>
         </w:rPr>
       </w:pPr>
-      <w:bookmarkStart w:id="93" w:name="_Toc238133326"/>
+      <w:bookmarkStart w:id="93" w:name="_Toc238134703"/>
       <w:r>
         <w:rPr>
           <w:lang w:val="sv-SE"/>
@@ -31649,7 +31784,7 @@
           <w:lang w:val="sv-SE"/>
         </w:rPr>
       </w:pPr>
-      <w:bookmarkStart w:id="94" w:name="_Toc238133327"/>
+      <w:bookmarkStart w:id="94" w:name="_Toc238134704"/>
       <w:r>
         <w:rPr>
           <w:lang w:val="sv-SE"/>
@@ -31934,7 +32069,7 @@
           <w:lang w:val="sv-SE"/>
         </w:rPr>
       </w:pPr>
-      <w:bookmarkStart w:id="95" w:name="_Toc238133328"/>
+      <w:bookmarkStart w:id="95" w:name="_Toc238134705"/>
       <w:r>
         <w:rPr>
           <w:lang w:val="sv-SE"/>
@@ -31950,7 +32085,7 @@
           <w:lang w:val="sv-SE"/>
         </w:rPr>
       </w:pPr>
-      <w:bookmarkStart w:id="96" w:name="_Toc238133329"/>
+      <w:bookmarkStart w:id="96" w:name="_Toc238134706"/>
       <w:r>
         <w:rPr>
           <w:lang w:val="sv-SE"/>
@@ -32322,7 +32457,7 @@
           <w:lang w:val="sv-SE"/>
         </w:rPr>
       </w:pPr>
-      <w:bookmarkStart w:id="97" w:name="_Toc238133330"/>
+      <w:bookmarkStart w:id="97" w:name="_Toc238134707"/>
       <w:r>
         <w:rPr>
           <w:lang w:val="sv-SE"/>
@@ -32338,7 +32473,7 @@
           <w:lang w:val="sv-SE"/>
         </w:rPr>
       </w:pPr>
-      <w:bookmarkStart w:id="98" w:name="_Toc238133331"/>
+      <w:bookmarkStart w:id="98" w:name="_Toc238134708"/>
       <w:r>
         <w:rPr>
           <w:lang w:val="sv-SE"/>
@@ -32354,7 +32489,7 @@
           <w:lang w:val="sv-SE"/>
         </w:rPr>
       </w:pPr>
-      <w:bookmarkStart w:id="99" w:name="_Toc238133332"/>
+      <w:bookmarkStart w:id="99" w:name="_Toc238134709"/>
       <w:r>
         <w:rPr>
           <w:lang w:val="sv-SE"/>
@@ -32669,7 +32804,7 @@
           <w:lang w:val="sv-SE"/>
         </w:rPr>
       </w:pPr>
-      <w:bookmarkStart w:id="100" w:name="_Toc238133333"/>
+      <w:bookmarkStart w:id="100" w:name="_Toc238134710"/>
       <w:r>
         <w:rPr>
           <w:lang w:val="sv-SE"/>
@@ -32861,7 +32996,14 @@
           <w:rFonts w:asciiTheme="minorHAnsi" w:hAnsiTheme="minorHAnsi" w:cstheme="minorHAnsi"/>
           <w:lang w:val="sv-SE"/>
         </w:rPr>
-        <w:t>2-3 msk honung</w:t>
+        <w:t>5</w:t>
+      </w:r>
+      <w:r>
+        <w:rPr>
+          <w:rFonts w:asciiTheme="minorHAnsi" w:hAnsiTheme="minorHAnsi" w:cstheme="minorHAnsi"/>
+          <w:lang w:val="sv-SE"/>
+        </w:rPr>
+        <w:t xml:space="preserve"> msk honung</w:t>
       </w:r>
     </w:p>
     <w:p>
@@ -33029,7 +33171,14 @@
           <w:rFonts w:asciiTheme="minorHAnsi" w:hAnsiTheme="minorHAnsi" w:cstheme="minorHAnsi"/>
           <w:lang w:val="sv-SE"/>
         </w:rPr>
-        <w:t>högt upp i ugn, sänk genast temperaturen till 125 grader</w:t>
+        <w:t>högt upp i ugn</w:t>
+      </w:r>
+      <w:r>
+        <w:rPr>
+          <w:rFonts w:asciiTheme="minorHAnsi" w:hAnsiTheme="minorHAnsi" w:cstheme="minorHAnsi"/>
+          <w:lang w:val="sv-SE"/>
+        </w:rPr>
+        <w:t>.</w:t>
       </w:r>
     </w:p>
     <w:p>
@@ -33048,6 +33197,20 @@
         </w:rPr>
         <w:t>Grädda i 1 timme, rör om var 20:e minut</w:t>
       </w:r>
+      <w:r>
+        <w:rPr>
+          <w:rFonts w:asciiTheme="minorHAnsi" w:hAnsiTheme="minorHAnsi" w:cstheme="minorHAnsi"/>
+          <w:lang w:val="sv-SE"/>
+        </w:rPr>
+        <w:t>. Sätt ned temperaturen till 125 grader efter de första 20 minuterna</w:t>
+      </w:r>
+      <w:r>
+        <w:rPr>
+          <w:rFonts w:asciiTheme="minorHAnsi" w:hAnsiTheme="minorHAnsi" w:cstheme="minorHAnsi"/>
+          <w:lang w:val="sv-SE"/>
+        </w:rPr>
+        <w:t>.</w:t>
+      </w:r>
     </w:p>
     <w:p>
       <w:pPr>
@@ -33138,7 +33301,7 @@
           <w:lang w:val="sv-SE"/>
         </w:rPr>
       </w:pPr>
-      <w:bookmarkStart w:id="101" w:name="_Toc238133334"/>
+      <w:bookmarkStart w:id="101" w:name="_Toc238134711"/>
       <w:r>
         <w:rPr>
           <w:lang w:val="sv-SE"/>
@@ -33155,7 +33318,7 @@
           <w:lang w:val="sv-SE"/>
         </w:rPr>
       </w:pPr>
-      <w:bookmarkStart w:id="102" w:name="_Toc238133335"/>
+      <w:bookmarkStart w:id="102" w:name="_Toc238134712"/>
       <w:r>
         <w:rPr>
           <w:noProof/>
@@ -33509,7 +33672,7 @@
           <w:lang w:val="sv-SE"/>
         </w:rPr>
       </w:pPr>
-      <w:bookmarkStart w:id="103" w:name="_Toc238133336"/>
+      <w:bookmarkStart w:id="103" w:name="_Toc238134713"/>
       <w:r>
         <w:rPr>
           <w:lang w:val="sv-SE"/>
@@ -33914,7 +34077,7 @@
           <w:lang w:val="sv-SE"/>
         </w:rPr>
       </w:pPr>
-      <w:bookmarkStart w:id="104" w:name="_Toc238133337"/>
+      <w:bookmarkStart w:id="104" w:name="_Toc238134714"/>
       <w:r>
         <w:rPr>
           <w:lang w:val="sv-SE"/>
@@ -33930,7 +34093,7 @@
           <w:lang w:val="sv-SE"/>
         </w:rPr>
       </w:pPr>
-      <w:bookmarkStart w:id="105" w:name="_Toc238133338"/>
+      <w:bookmarkStart w:id="105" w:name="_Toc238134715"/>
       <w:r>
         <w:rPr>
           <w:lang w:val="sv-SE"/>
@@ -33946,7 +34109,7 @@
           <w:lang w:val="sv-SE"/>
         </w:rPr>
       </w:pPr>
-      <w:bookmarkStart w:id="106" w:name="_Toc238133339"/>
+      <w:bookmarkStart w:id="106" w:name="_Toc238134716"/>
       <w:r>
         <w:rPr>
           <w:lang w:val="sv-SE"/>
@@ -34261,7 +34424,7 @@
           <w:lang w:val="sv-SE"/>
         </w:rPr>
       </w:pPr>
-      <w:bookmarkStart w:id="107" w:name="_Toc238133340"/>
+      <w:bookmarkStart w:id="107" w:name="_Toc238134717"/>
       <w:r>
         <w:rPr>
           <w:lang w:val="sv-SE"/>
@@ -34277,7 +34440,7 @@
           <w:lang w:val="sv-SE"/>
         </w:rPr>
       </w:pPr>
-      <w:bookmarkStart w:id="108" w:name="_Toc238133341"/>
+      <w:bookmarkStart w:id="108" w:name="_Toc238134718"/>
       <w:r>
         <w:rPr>
           <w:lang w:val="sv-SE"/>
@@ -34293,7 +34456,7 @@
           <w:lang w:val="sv-SE"/>
         </w:rPr>
       </w:pPr>
-      <w:bookmarkStart w:id="109" w:name="_Toc238133342"/>
+      <w:bookmarkStart w:id="109" w:name="_Toc238134719"/>
       <w:r>
         <w:rPr>
           <w:lang w:val="sv-SE"/>
@@ -34503,7 +34666,7 @@
           <w:lang w:val="sv-SE"/>
         </w:rPr>
       </w:pPr>
-      <w:bookmarkStart w:id="110" w:name="_Toc238133343"/>
+      <w:bookmarkStart w:id="110" w:name="_Toc238134720"/>
       <w:r>
         <w:rPr>
           <w:lang w:val="sv-SE"/>
@@ -34547,7 +34710,7 @@
           <w:lang w:val="sv-SE"/>
         </w:rPr>
       </w:pPr>
-      <w:bookmarkStart w:id="111" w:name="_Toc238133344"/>
+      <w:bookmarkStart w:id="111" w:name="_Toc238134721"/>
       <w:r>
         <w:rPr>
           <w:lang w:val="sv-SE"/>
@@ -35818,7 +35981,7 @@
         </w:rPr>
       </w:pPr>
     </w:p>
-    <w:bookmarkStart w:id="112" w:name="_Toc238133345" w:displacedByCustomXml="next"/>
+    <w:bookmarkStart w:id="112" w:name="_Toc238134722" w:displacedByCustomXml="next"/>
     <w:sdt>
       <w:sdtPr>
         <w:id w:val="1723244645"/>
@@ -39054,6 +39217,7 @@
     <w:rsid w:val="00B0451A"/>
     <w:rsid w:val="00B1057B"/>
     <w:rsid w:val="00BC61DE"/>
+    <w:rsid w:val="00C47E58"/>
     <w:rsid w:val="00C70218"/>
     <w:rsid w:val="00C94374"/>
     <w:rsid w:val="00CA7D90"/>
@@ -39072,7 +39236,6 @@
     <w:rsid w:val="00EE44E3"/>
     <w:rsid w:val="00F011A5"/>
     <w:rsid w:val="00F07FCB"/>
-    <w:rsid w:val="00F1761F"/>
     <w:rsid w:val="00F545F9"/>
     <w:rsid w:val="00FC3208"/>
     <w:rsid w:val="00FE3C56"/>

--- a/Receptbok.docx
+++ b/Receptbok.docx
@@ -179,7 +179,7 @@
         <w:br w:type="page"/>
       </w:r>
     </w:p>
-    <w:bookmarkStart w:id="0" w:name="_Toc238137451" w:displacedByCustomXml="next"/>
+    <w:bookmarkStart w:id="0" w:name="_Toc238145007" w:displacedByCustomXml="next"/>
     <w:sdt>
       <w:sdtPr>
         <w:rPr>
@@ -238,7 +238,7 @@
           <w:r>
             <w:fldChar w:fldCharType="separate"/>
           </w:r>
-          <w:hyperlink w:anchor="_Toc238137451" w:history="1">
+          <w:hyperlink w:anchor="_Toc238145007" w:history="1">
             <w:r>
               <w:rPr>
                 <w:rStyle w:val="Hyperlink"/>
@@ -266,7 +266,7 @@
                 <w:noProof/>
                 <w:webHidden/>
               </w:rPr>
-              <w:instrText xml:space="preserve"> PAGEREF _Toc238137451 \h </w:instrText>
+              <w:instrText xml:space="preserve"> PAGEREF _Toc238145007 \h </w:instrText>
             </w:r>
             <w:r>
               <w:rPr>
@@ -311,7 +311,7 @@
               <w14:ligatures w14:val="standardContextual"/>
             </w:rPr>
           </w:pPr>
-          <w:hyperlink w:anchor="_Toc238137452" w:history="1">
+          <w:hyperlink w:anchor="_Toc238145008" w:history="1">
             <w:r>
               <w:rPr>
                 <w:rStyle w:val="Hyperlink"/>
@@ -339,7 +339,7 @@
                 <w:noProof/>
                 <w:webHidden/>
               </w:rPr>
-              <w:instrText xml:space="preserve"> PAGEREF _Toc238137452 \h </w:instrText>
+              <w:instrText xml:space="preserve"> PAGEREF _Toc238145008 \h </w:instrText>
             </w:r>
             <w:r>
               <w:rPr>
@@ -384,7 +384,7 @@
               <w14:ligatures w14:val="standardContextual"/>
             </w:rPr>
           </w:pPr>
-          <w:hyperlink w:anchor="_Toc238137453" w:history="1">
+          <w:hyperlink w:anchor="_Toc238145009" w:history="1">
             <w:r>
               <w:rPr>
                 <w:rStyle w:val="Hyperlink"/>
@@ -412,7 +412,7 @@
                 <w:noProof/>
                 <w:webHidden/>
               </w:rPr>
-              <w:instrText xml:space="preserve"> PAGEREF _Toc238137453 \h </w:instrText>
+              <w:instrText xml:space="preserve"> PAGEREF _Toc238145009 \h </w:instrText>
             </w:r>
             <w:r>
               <w:rPr>
@@ -454,7 +454,7 @@
               <w14:ligatures w14:val="standardContextual"/>
             </w:rPr>
           </w:pPr>
-          <w:hyperlink w:anchor="_Toc238137454" w:history="1">
+          <w:hyperlink w:anchor="_Toc238145010" w:history="1">
             <w:r>
               <w:rPr>
                 <w:rStyle w:val="Hyperlink"/>
@@ -482,7 +482,7 @@
                 <w:noProof/>
                 <w:webHidden/>
               </w:rPr>
-              <w:instrText xml:space="preserve"> PAGEREF _Toc238137454 \h </w:instrText>
+              <w:instrText xml:space="preserve"> PAGEREF _Toc238145010 \h </w:instrText>
             </w:r>
             <w:r>
               <w:rPr>
@@ -527,7 +527,7 @@
               <w14:ligatures w14:val="standardContextual"/>
             </w:rPr>
           </w:pPr>
-          <w:hyperlink w:anchor="_Toc238137455" w:history="1">
+          <w:hyperlink w:anchor="_Toc238145011" w:history="1">
             <w:r>
               <w:rPr>
                 <w:rStyle w:val="Hyperlink"/>
@@ -555,7 +555,7 @@
                 <w:noProof/>
                 <w:webHidden/>
               </w:rPr>
-              <w:instrText xml:space="preserve"> PAGEREF _Toc238137455 \h </w:instrText>
+              <w:instrText xml:space="preserve"> PAGEREF _Toc238145011 \h </w:instrText>
             </w:r>
             <w:r>
               <w:rPr>
@@ -600,7 +600,7 @@
               <w14:ligatures w14:val="standardContextual"/>
             </w:rPr>
           </w:pPr>
-          <w:hyperlink w:anchor="_Toc238137456" w:history="1">
+          <w:hyperlink w:anchor="_Toc238145012" w:history="1">
             <w:r>
               <w:rPr>
                 <w:rStyle w:val="Hyperlink"/>
@@ -628,7 +628,7 @@
                 <w:noProof/>
                 <w:webHidden/>
               </w:rPr>
-              <w:instrText xml:space="preserve"> PAGEREF _Toc238137456 \h </w:instrText>
+              <w:instrText xml:space="preserve"> PAGEREF _Toc238145012 \h </w:instrText>
             </w:r>
             <w:r>
               <w:rPr>
@@ -670,7 +670,7 @@
               <w14:ligatures w14:val="standardContextual"/>
             </w:rPr>
           </w:pPr>
-          <w:hyperlink w:anchor="_Toc238137457" w:history="1">
+          <w:hyperlink w:anchor="_Toc238145013" w:history="1">
             <w:r>
               <w:rPr>
                 <w:rStyle w:val="Hyperlink"/>
@@ -698,7 +698,7 @@
                 <w:noProof/>
                 <w:webHidden/>
               </w:rPr>
-              <w:instrText xml:space="preserve"> PAGEREF _Toc238137457 \h </w:instrText>
+              <w:instrText xml:space="preserve"> PAGEREF _Toc238145013 \h </w:instrText>
             </w:r>
             <w:r>
               <w:rPr>
@@ -743,7 +743,7 @@
               <w14:ligatures w14:val="standardContextual"/>
             </w:rPr>
           </w:pPr>
-          <w:hyperlink w:anchor="_Toc238137458" w:history="1">
+          <w:hyperlink w:anchor="_Toc238145014" w:history="1">
             <w:r>
               <w:rPr>
                 <w:rStyle w:val="Hyperlink"/>
@@ -771,7 +771,7 @@
                 <w:noProof/>
                 <w:webHidden/>
               </w:rPr>
-              <w:instrText xml:space="preserve"> PAGEREF _Toc238137458 \h </w:instrText>
+              <w:instrText xml:space="preserve"> PAGEREF _Toc238145014 \h </w:instrText>
             </w:r>
             <w:r>
               <w:rPr>
@@ -816,7 +816,7 @@
               <w14:ligatures w14:val="standardContextual"/>
             </w:rPr>
           </w:pPr>
-          <w:hyperlink w:anchor="_Toc238137459" w:history="1">
+          <w:hyperlink w:anchor="_Toc238145015" w:history="1">
             <w:r>
               <w:rPr>
                 <w:rStyle w:val="Hyperlink"/>
@@ -844,7 +844,7 @@
                 <w:noProof/>
                 <w:webHidden/>
               </w:rPr>
-              <w:instrText xml:space="preserve"> PAGEREF _Toc238137459 \h </w:instrText>
+              <w:instrText xml:space="preserve"> PAGEREF _Toc238145015 \h </w:instrText>
             </w:r>
             <w:r>
               <w:rPr>
@@ -889,7 +889,7 @@
               <w14:ligatures w14:val="standardContextual"/>
             </w:rPr>
           </w:pPr>
-          <w:hyperlink w:anchor="_Toc238137460" w:history="1">
+          <w:hyperlink w:anchor="_Toc238145016" w:history="1">
             <w:r>
               <w:rPr>
                 <w:rStyle w:val="Hyperlink"/>
@@ -917,7 +917,7 @@
                 <w:noProof/>
                 <w:webHidden/>
               </w:rPr>
-              <w:instrText xml:space="preserve"> PAGEREF _Toc238137460 \h </w:instrText>
+              <w:instrText xml:space="preserve"> PAGEREF _Toc238145016 \h </w:instrText>
             </w:r>
             <w:r>
               <w:rPr>
@@ -962,7 +962,7 @@
               <w14:ligatures w14:val="standardContextual"/>
             </w:rPr>
           </w:pPr>
-          <w:hyperlink w:anchor="_Toc238137461" w:history="1">
+          <w:hyperlink w:anchor="_Toc238145017" w:history="1">
             <w:r>
               <w:rPr>
                 <w:rStyle w:val="Hyperlink"/>
@@ -990,7 +990,7 @@
                 <w:noProof/>
                 <w:webHidden/>
               </w:rPr>
-              <w:instrText xml:space="preserve"> PAGEREF _Toc238137461 \h </w:instrText>
+              <w:instrText xml:space="preserve"> PAGEREF _Toc238145017 \h </w:instrText>
             </w:r>
             <w:r>
               <w:rPr>
@@ -1035,7 +1035,7 @@
               <w14:ligatures w14:val="standardContextual"/>
             </w:rPr>
           </w:pPr>
-          <w:hyperlink w:anchor="_Toc238137462" w:history="1">
+          <w:hyperlink w:anchor="_Toc238145018" w:history="1">
             <w:r>
               <w:rPr>
                 <w:rStyle w:val="Hyperlink"/>
@@ -1063,7 +1063,7 @@
                 <w:noProof/>
                 <w:webHidden/>
               </w:rPr>
-              <w:instrText xml:space="preserve"> PAGEREF _Toc238137462 \h </w:instrText>
+              <w:instrText xml:space="preserve"> PAGEREF _Toc238145018 \h </w:instrText>
             </w:r>
             <w:r>
               <w:rPr>
@@ -1108,7 +1108,7 @@
               <w14:ligatures w14:val="standardContextual"/>
             </w:rPr>
           </w:pPr>
-          <w:hyperlink w:anchor="_Toc238137463" w:history="1">
+          <w:hyperlink w:anchor="_Toc238145019" w:history="1">
             <w:r>
               <w:rPr>
                 <w:rStyle w:val="Hyperlink"/>
@@ -1136,7 +1136,7 @@
                 <w:noProof/>
                 <w:webHidden/>
               </w:rPr>
-              <w:instrText xml:space="preserve"> PAGEREF _Toc238137463 \h </w:instrText>
+              <w:instrText xml:space="preserve"> PAGEREF _Toc238145019 \h </w:instrText>
             </w:r>
             <w:r>
               <w:rPr>
@@ -1178,7 +1178,7 @@
               <w14:ligatures w14:val="standardContextual"/>
             </w:rPr>
           </w:pPr>
-          <w:hyperlink w:anchor="_Toc238137464" w:history="1">
+          <w:hyperlink w:anchor="_Toc238145020" w:history="1">
             <w:r>
               <w:rPr>
                 <w:rStyle w:val="Hyperlink"/>
@@ -1206,7 +1206,7 @@
                 <w:noProof/>
                 <w:webHidden/>
               </w:rPr>
-              <w:instrText xml:space="preserve"> PAGEREF _Toc238137464 \h </w:instrText>
+              <w:instrText xml:space="preserve"> PAGEREF _Toc238145020 \h </w:instrText>
             </w:r>
             <w:r>
               <w:rPr>
@@ -1251,7 +1251,7 @@
               <w14:ligatures w14:val="standardContextual"/>
             </w:rPr>
           </w:pPr>
-          <w:hyperlink w:anchor="_Toc238137465" w:history="1">
+          <w:hyperlink w:anchor="_Toc238145021" w:history="1">
             <w:r>
               <w:rPr>
                 <w:rStyle w:val="Hyperlink"/>
@@ -1279,7 +1279,7 @@
                 <w:noProof/>
                 <w:webHidden/>
               </w:rPr>
-              <w:instrText xml:space="preserve"> PAGEREF _Toc238137465 \h </w:instrText>
+              <w:instrText xml:space="preserve"> PAGEREF _Toc238145021 \h </w:instrText>
             </w:r>
             <w:r>
               <w:rPr>
@@ -1324,7 +1324,7 @@
               <w14:ligatures w14:val="standardContextual"/>
             </w:rPr>
           </w:pPr>
-          <w:hyperlink w:anchor="_Toc238137466" w:history="1">
+          <w:hyperlink w:anchor="_Toc238145022" w:history="1">
             <w:r>
               <w:rPr>
                 <w:rStyle w:val="Hyperlink"/>
@@ -1352,7 +1352,7 @@
                 <w:noProof/>
                 <w:webHidden/>
               </w:rPr>
-              <w:instrText xml:space="preserve"> PAGEREF _Toc238137466 \h </w:instrText>
+              <w:instrText xml:space="preserve"> PAGEREF _Toc238145022 \h </w:instrText>
             </w:r>
             <w:r>
               <w:rPr>
@@ -1394,7 +1394,7 @@
               <w14:ligatures w14:val="standardContextual"/>
             </w:rPr>
           </w:pPr>
-          <w:hyperlink w:anchor="_Toc238137467" w:history="1">
+          <w:hyperlink w:anchor="_Toc238145023" w:history="1">
             <w:r>
               <w:rPr>
                 <w:rStyle w:val="Hyperlink"/>
@@ -1422,7 +1422,7 @@
                 <w:noProof/>
                 <w:webHidden/>
               </w:rPr>
-              <w:instrText xml:space="preserve"> PAGEREF _Toc238137467 \h </w:instrText>
+              <w:instrText xml:space="preserve"> PAGEREF _Toc238145023 \h </w:instrText>
             </w:r>
             <w:r>
               <w:rPr>
@@ -1467,7 +1467,7 @@
               <w14:ligatures w14:val="standardContextual"/>
             </w:rPr>
           </w:pPr>
-          <w:hyperlink w:anchor="_Toc238137468" w:history="1">
+          <w:hyperlink w:anchor="_Toc238145024" w:history="1">
             <w:r>
               <w:rPr>
                 <w:rStyle w:val="Hyperlink"/>
@@ -1495,7 +1495,7 @@
                 <w:noProof/>
                 <w:webHidden/>
               </w:rPr>
-              <w:instrText xml:space="preserve"> PAGEREF _Toc238137468 \h </w:instrText>
+              <w:instrText xml:space="preserve"> PAGEREF _Toc238145024 \h </w:instrText>
             </w:r>
             <w:r>
               <w:rPr>
@@ -1540,7 +1540,7 @@
               <w14:ligatures w14:val="standardContextual"/>
             </w:rPr>
           </w:pPr>
-          <w:hyperlink w:anchor="_Toc238137469" w:history="1">
+          <w:hyperlink w:anchor="_Toc238145025" w:history="1">
             <w:r>
               <w:rPr>
                 <w:rStyle w:val="Hyperlink"/>
@@ -1568,7 +1568,7 @@
                 <w:noProof/>
                 <w:webHidden/>
               </w:rPr>
-              <w:instrText xml:space="preserve"> PAGEREF _Toc238137469 \h </w:instrText>
+              <w:instrText xml:space="preserve"> PAGEREF _Toc238145025 \h </w:instrText>
             </w:r>
             <w:r>
               <w:rPr>
@@ -1613,7 +1613,7 @@
               <w14:ligatures w14:val="standardContextual"/>
             </w:rPr>
           </w:pPr>
-          <w:hyperlink w:anchor="_Toc238137470" w:history="1">
+          <w:hyperlink w:anchor="_Toc238145026" w:history="1">
             <w:r>
               <w:rPr>
                 <w:rStyle w:val="Hyperlink"/>
@@ -1641,7 +1641,7 @@
                 <w:noProof/>
                 <w:webHidden/>
               </w:rPr>
-              <w:instrText xml:space="preserve"> PAGEREF _Toc238137470 \h </w:instrText>
+              <w:instrText xml:space="preserve"> PAGEREF _Toc238145026 \h </w:instrText>
             </w:r>
             <w:r>
               <w:rPr>
@@ -1686,7 +1686,7 @@
               <w14:ligatures w14:val="standardContextual"/>
             </w:rPr>
           </w:pPr>
-          <w:hyperlink w:anchor="_Toc238137471" w:history="1">
+          <w:hyperlink w:anchor="_Toc238145027" w:history="1">
             <w:r>
               <w:rPr>
                 <w:rStyle w:val="Hyperlink"/>
@@ -1714,7 +1714,7 @@
                 <w:noProof/>
                 <w:webHidden/>
               </w:rPr>
-              <w:instrText xml:space="preserve"> PAGEREF _Toc238137471 \h </w:instrText>
+              <w:instrText xml:space="preserve"> PAGEREF _Toc238145027 \h </w:instrText>
             </w:r>
             <w:r>
               <w:rPr>
@@ -1759,7 +1759,7 @@
               <w14:ligatures w14:val="standardContextual"/>
             </w:rPr>
           </w:pPr>
-          <w:hyperlink w:anchor="_Toc238137472" w:history="1">
+          <w:hyperlink w:anchor="_Toc238145028" w:history="1">
             <w:r>
               <w:rPr>
                 <w:rStyle w:val="Hyperlink"/>
@@ -1787,7 +1787,7 @@
                 <w:noProof/>
                 <w:webHidden/>
               </w:rPr>
-              <w:instrText xml:space="preserve"> PAGEREF _Toc238137472 \h </w:instrText>
+              <w:instrText xml:space="preserve"> PAGEREF _Toc238145028 \h </w:instrText>
             </w:r>
             <w:r>
               <w:rPr>
@@ -1832,7 +1832,7 @@
               <w14:ligatures w14:val="standardContextual"/>
             </w:rPr>
           </w:pPr>
-          <w:hyperlink w:anchor="_Toc238137473" w:history="1">
+          <w:hyperlink w:anchor="_Toc238145029" w:history="1">
             <w:r>
               <w:rPr>
                 <w:rStyle w:val="Hyperlink"/>
@@ -1860,7 +1860,7 @@
                 <w:noProof/>
                 <w:webHidden/>
               </w:rPr>
-              <w:instrText xml:space="preserve"> PAGEREF _Toc238137473 \h </w:instrText>
+              <w:instrText xml:space="preserve"> PAGEREF _Toc238145029 \h </w:instrText>
             </w:r>
             <w:r>
               <w:rPr>
@@ -1905,7 +1905,7 @@
               <w14:ligatures w14:val="standardContextual"/>
             </w:rPr>
           </w:pPr>
-          <w:hyperlink w:anchor="_Toc238137474" w:history="1">
+          <w:hyperlink w:anchor="_Toc238145030" w:history="1">
             <w:r>
               <w:rPr>
                 <w:rStyle w:val="Hyperlink"/>
@@ -1933,7 +1933,7 @@
                 <w:noProof/>
                 <w:webHidden/>
               </w:rPr>
-              <w:instrText xml:space="preserve"> PAGEREF _Toc238137474 \h </w:instrText>
+              <w:instrText xml:space="preserve"> PAGEREF _Toc238145030 \h </w:instrText>
             </w:r>
             <w:r>
               <w:rPr>
@@ -1978,7 +1978,7 @@
               <w14:ligatures w14:val="standardContextual"/>
             </w:rPr>
           </w:pPr>
-          <w:hyperlink w:anchor="_Toc238137475" w:history="1">
+          <w:hyperlink w:anchor="_Toc238145031" w:history="1">
             <w:r>
               <w:rPr>
                 <w:rStyle w:val="Hyperlink"/>
@@ -2006,7 +2006,7 @@
                 <w:noProof/>
                 <w:webHidden/>
               </w:rPr>
-              <w:instrText xml:space="preserve"> PAGEREF _Toc238137475 \h </w:instrText>
+              <w:instrText xml:space="preserve"> PAGEREF _Toc238145031 \h </w:instrText>
             </w:r>
             <w:r>
               <w:rPr>
@@ -2051,7 +2051,7 @@
               <w14:ligatures w14:val="standardContextual"/>
             </w:rPr>
           </w:pPr>
-          <w:hyperlink w:anchor="_Toc238137476" w:history="1">
+          <w:hyperlink w:anchor="_Toc238145032" w:history="1">
             <w:r>
               <w:rPr>
                 <w:rStyle w:val="Hyperlink"/>
@@ -2079,7 +2079,7 @@
                 <w:noProof/>
                 <w:webHidden/>
               </w:rPr>
-              <w:instrText xml:space="preserve"> PAGEREF _Toc238137476 \h </w:instrText>
+              <w:instrText xml:space="preserve"> PAGEREF _Toc238145032 \h </w:instrText>
             </w:r>
             <w:r>
               <w:rPr>
@@ -2124,7 +2124,7 @@
               <w14:ligatures w14:val="standardContextual"/>
             </w:rPr>
           </w:pPr>
-          <w:hyperlink w:anchor="_Toc238137477" w:history="1">
+          <w:hyperlink w:anchor="_Toc238145033" w:history="1">
             <w:r>
               <w:rPr>
                 <w:rStyle w:val="Hyperlink"/>
@@ -2152,7 +2152,7 @@
                 <w:noProof/>
                 <w:webHidden/>
               </w:rPr>
-              <w:instrText xml:space="preserve"> PAGEREF _Toc238137477 \h </w:instrText>
+              <w:instrText xml:space="preserve"> PAGEREF _Toc238145033 \h </w:instrText>
             </w:r>
             <w:r>
               <w:rPr>
@@ -2194,7 +2194,7 @@
               <w14:ligatures w14:val="standardContextual"/>
             </w:rPr>
           </w:pPr>
-          <w:hyperlink w:anchor="_Toc238137478" w:history="1">
+          <w:hyperlink w:anchor="_Toc238145034" w:history="1">
             <w:r>
               <w:rPr>
                 <w:rStyle w:val="Hyperlink"/>
@@ -2222,7 +2222,7 @@
                 <w:noProof/>
                 <w:webHidden/>
               </w:rPr>
-              <w:instrText xml:space="preserve"> PAGEREF _Toc238137478 \h </w:instrText>
+              <w:instrText xml:space="preserve"> PAGEREF _Toc238145034 \h </w:instrText>
             </w:r>
             <w:r>
               <w:rPr>
@@ -2267,7 +2267,7 @@
               <w14:ligatures w14:val="standardContextual"/>
             </w:rPr>
           </w:pPr>
-          <w:hyperlink w:anchor="_Toc238137479" w:history="1">
+          <w:hyperlink w:anchor="_Toc238145035" w:history="1">
             <w:r>
               <w:rPr>
                 <w:rStyle w:val="Hyperlink"/>
@@ -2295,7 +2295,7 @@
                 <w:noProof/>
                 <w:webHidden/>
               </w:rPr>
-              <w:instrText xml:space="preserve"> PAGEREF _Toc238137479 \h </w:instrText>
+              <w:instrText xml:space="preserve"> PAGEREF _Toc238145035 \h </w:instrText>
             </w:r>
             <w:r>
               <w:rPr>
@@ -2337,7 +2337,7 @@
               <w14:ligatures w14:val="standardContextual"/>
             </w:rPr>
           </w:pPr>
-          <w:hyperlink w:anchor="_Toc238137480" w:history="1">
+          <w:hyperlink w:anchor="_Toc238145036" w:history="1">
             <w:r>
               <w:rPr>
                 <w:rStyle w:val="Hyperlink"/>
@@ -2365,7 +2365,7 @@
                 <w:noProof/>
                 <w:webHidden/>
               </w:rPr>
-              <w:instrText xml:space="preserve"> PAGEREF _Toc238137480 \h </w:instrText>
+              <w:instrText xml:space="preserve"> PAGEREF _Toc238145036 \h </w:instrText>
             </w:r>
             <w:r>
               <w:rPr>
@@ -2410,7 +2410,7 @@
               <w14:ligatures w14:val="standardContextual"/>
             </w:rPr>
           </w:pPr>
-          <w:hyperlink w:anchor="_Toc238137481" w:history="1">
+          <w:hyperlink w:anchor="_Toc238145037" w:history="1">
             <w:r>
               <w:rPr>
                 <w:rStyle w:val="Hyperlink"/>
@@ -2438,7 +2438,7 @@
                 <w:noProof/>
                 <w:webHidden/>
               </w:rPr>
-              <w:instrText xml:space="preserve"> PAGEREF _Toc238137481 \h </w:instrText>
+              <w:instrText xml:space="preserve"> PAGEREF _Toc238145037 \h </w:instrText>
             </w:r>
             <w:r>
               <w:rPr>
@@ -2483,7 +2483,7 @@
               <w14:ligatures w14:val="standardContextual"/>
             </w:rPr>
           </w:pPr>
-          <w:hyperlink w:anchor="_Toc238137482" w:history="1">
+          <w:hyperlink w:anchor="_Toc238145038" w:history="1">
             <w:r>
               <w:rPr>
                 <w:rStyle w:val="Hyperlink"/>
@@ -2511,7 +2511,7 @@
                 <w:noProof/>
                 <w:webHidden/>
               </w:rPr>
-              <w:instrText xml:space="preserve"> PAGEREF _Toc238137482 \h </w:instrText>
+              <w:instrText xml:space="preserve"> PAGEREF _Toc238145038 \h </w:instrText>
             </w:r>
             <w:r>
               <w:rPr>
@@ -2556,7 +2556,7 @@
               <w14:ligatures w14:val="standardContextual"/>
             </w:rPr>
           </w:pPr>
-          <w:hyperlink w:anchor="_Toc238137483" w:history="1">
+          <w:hyperlink w:anchor="_Toc238145039" w:history="1">
             <w:r>
               <w:rPr>
                 <w:rStyle w:val="Hyperlink"/>
@@ -2584,7 +2584,7 @@
                 <w:noProof/>
                 <w:webHidden/>
               </w:rPr>
-              <w:instrText xml:space="preserve"> PAGEREF _Toc238137483 \h </w:instrText>
+              <w:instrText xml:space="preserve"> PAGEREF _Toc238145039 \h </w:instrText>
             </w:r>
             <w:r>
               <w:rPr>
@@ -2629,7 +2629,7 @@
               <w14:ligatures w14:val="standardContextual"/>
             </w:rPr>
           </w:pPr>
-          <w:hyperlink w:anchor="_Toc238137484" w:history="1">
+          <w:hyperlink w:anchor="_Toc238145040" w:history="1">
             <w:r>
               <w:rPr>
                 <w:rStyle w:val="Hyperlink"/>
@@ -2657,7 +2657,7 @@
                 <w:noProof/>
                 <w:webHidden/>
               </w:rPr>
-              <w:instrText xml:space="preserve"> PAGEREF _Toc238137484 \h </w:instrText>
+              <w:instrText xml:space="preserve"> PAGEREF _Toc238145040 \h </w:instrText>
             </w:r>
             <w:r>
               <w:rPr>
@@ -2702,7 +2702,7 @@
               <w14:ligatures w14:val="standardContextual"/>
             </w:rPr>
           </w:pPr>
-          <w:hyperlink w:anchor="_Toc238137485" w:history="1">
+          <w:hyperlink w:anchor="_Toc238145041" w:history="1">
             <w:r>
               <w:rPr>
                 <w:rStyle w:val="Hyperlink"/>
@@ -2730,7 +2730,7 @@
                 <w:noProof/>
                 <w:webHidden/>
               </w:rPr>
-              <w:instrText xml:space="preserve"> PAGEREF _Toc238137485 \h </w:instrText>
+              <w:instrText xml:space="preserve"> PAGEREF _Toc238145041 \h </w:instrText>
             </w:r>
             <w:r>
               <w:rPr>
@@ -2775,7 +2775,7 @@
               <w14:ligatures w14:val="standardContextual"/>
             </w:rPr>
           </w:pPr>
-          <w:hyperlink w:anchor="_Toc238137486" w:history="1">
+          <w:hyperlink w:anchor="_Toc238145042" w:history="1">
             <w:r>
               <w:rPr>
                 <w:rStyle w:val="Hyperlink"/>
@@ -2803,7 +2803,7 @@
                 <w:noProof/>
                 <w:webHidden/>
               </w:rPr>
-              <w:instrText xml:space="preserve"> PAGEREF _Toc238137486 \h </w:instrText>
+              <w:instrText xml:space="preserve"> PAGEREF _Toc238145042 \h </w:instrText>
             </w:r>
             <w:r>
               <w:rPr>
@@ -2848,7 +2848,7 @@
               <w14:ligatures w14:val="standardContextual"/>
             </w:rPr>
           </w:pPr>
-          <w:hyperlink w:anchor="_Toc238137487" w:history="1">
+          <w:hyperlink w:anchor="_Toc238145043" w:history="1">
             <w:r>
               <w:rPr>
                 <w:rStyle w:val="Hyperlink"/>
@@ -2876,7 +2876,7 @@
                 <w:noProof/>
                 <w:webHidden/>
               </w:rPr>
-              <w:instrText xml:space="preserve"> PAGEREF _Toc238137487 \h </w:instrText>
+              <w:instrText xml:space="preserve"> PAGEREF _Toc238145043 \h </w:instrText>
             </w:r>
             <w:r>
               <w:rPr>
@@ -2921,7 +2921,7 @@
               <w14:ligatures w14:val="standardContextual"/>
             </w:rPr>
           </w:pPr>
-          <w:hyperlink w:anchor="_Toc238137488" w:history="1">
+          <w:hyperlink w:anchor="_Toc238145044" w:history="1">
             <w:r>
               <w:rPr>
                 <w:rStyle w:val="Hyperlink"/>
@@ -2949,7 +2949,7 @@
                 <w:noProof/>
                 <w:webHidden/>
               </w:rPr>
-              <w:instrText xml:space="preserve"> PAGEREF _Toc238137488 \h </w:instrText>
+              <w:instrText xml:space="preserve"> PAGEREF _Toc238145044 \h </w:instrText>
             </w:r>
             <w:r>
               <w:rPr>
@@ -2991,7 +2991,7 @@
               <w14:ligatures w14:val="standardContextual"/>
             </w:rPr>
           </w:pPr>
-          <w:hyperlink w:anchor="_Toc238137489" w:history="1">
+          <w:hyperlink w:anchor="_Toc238145045" w:history="1">
             <w:r>
               <w:rPr>
                 <w:rStyle w:val="Hyperlink"/>
@@ -3019,7 +3019,7 @@
                 <w:noProof/>
                 <w:webHidden/>
               </w:rPr>
-              <w:instrText xml:space="preserve"> PAGEREF _Toc238137489 \h </w:instrText>
+              <w:instrText xml:space="preserve"> PAGEREF _Toc238145045 \h </w:instrText>
             </w:r>
             <w:r>
               <w:rPr>
@@ -3064,7 +3064,7 @@
               <w14:ligatures w14:val="standardContextual"/>
             </w:rPr>
           </w:pPr>
-          <w:hyperlink w:anchor="_Toc238137490" w:history="1">
+          <w:hyperlink w:anchor="_Toc238145046" w:history="1">
             <w:r>
               <w:rPr>
                 <w:rStyle w:val="Hyperlink"/>
@@ -3092,7 +3092,7 @@
                 <w:noProof/>
                 <w:webHidden/>
               </w:rPr>
-              <w:instrText xml:space="preserve"> PAGEREF _Toc238137490 \h </w:instrText>
+              <w:instrText xml:space="preserve"> PAGEREF _Toc238145046 \h </w:instrText>
             </w:r>
             <w:r>
               <w:rPr>
@@ -3137,7 +3137,7 @@
               <w14:ligatures w14:val="standardContextual"/>
             </w:rPr>
           </w:pPr>
-          <w:hyperlink w:anchor="_Toc238137491" w:history="1">
+          <w:hyperlink w:anchor="_Toc238145047" w:history="1">
             <w:r>
               <w:rPr>
                 <w:rStyle w:val="Hyperlink"/>
@@ -3165,7 +3165,7 @@
                 <w:noProof/>
                 <w:webHidden/>
               </w:rPr>
-              <w:instrText xml:space="preserve"> PAGEREF _Toc238137491 \h </w:instrText>
+              <w:instrText xml:space="preserve"> PAGEREF _Toc238145047 \h </w:instrText>
             </w:r>
             <w:r>
               <w:rPr>
@@ -3207,7 +3207,7 @@
               <w14:ligatures w14:val="standardContextual"/>
             </w:rPr>
           </w:pPr>
-          <w:hyperlink w:anchor="_Toc238137492" w:history="1">
+          <w:hyperlink w:anchor="_Toc238145048" w:history="1">
             <w:r>
               <w:rPr>
                 <w:rStyle w:val="Hyperlink"/>
@@ -3235,7 +3235,7 @@
                 <w:noProof/>
                 <w:webHidden/>
               </w:rPr>
-              <w:instrText xml:space="preserve"> PAGEREF _Toc238137492 \h </w:instrText>
+              <w:instrText xml:space="preserve"> PAGEREF _Toc238145048 \h </w:instrText>
             </w:r>
             <w:r>
               <w:rPr>
@@ -3280,7 +3280,7 @@
               <w14:ligatures w14:val="standardContextual"/>
             </w:rPr>
           </w:pPr>
-          <w:hyperlink w:anchor="_Toc238137493" w:history="1">
+          <w:hyperlink w:anchor="_Toc238145049" w:history="1">
             <w:r>
               <w:rPr>
                 <w:rStyle w:val="Hyperlink"/>
@@ -3308,7 +3308,7 @@
                 <w:noProof/>
                 <w:webHidden/>
               </w:rPr>
-              <w:instrText xml:space="preserve"> PAGEREF _Toc238137493 \h </w:instrText>
+              <w:instrText xml:space="preserve"> PAGEREF _Toc238145049 \h </w:instrText>
             </w:r>
             <w:r>
               <w:rPr>
@@ -3353,7 +3353,7 @@
               <w14:ligatures w14:val="standardContextual"/>
             </w:rPr>
           </w:pPr>
-          <w:hyperlink w:anchor="_Toc238137494" w:history="1">
+          <w:hyperlink w:anchor="_Toc238145050" w:history="1">
             <w:r>
               <w:rPr>
                 <w:rStyle w:val="Hyperlink"/>
@@ -3381,7 +3381,7 @@
                 <w:noProof/>
                 <w:webHidden/>
               </w:rPr>
-              <w:instrText xml:space="preserve"> PAGEREF _Toc238137494 \h </w:instrText>
+              <w:instrText xml:space="preserve"> PAGEREF _Toc238145050 \h </w:instrText>
             </w:r>
             <w:r>
               <w:rPr>
@@ -3426,7 +3426,7 @@
               <w14:ligatures w14:val="standardContextual"/>
             </w:rPr>
           </w:pPr>
-          <w:hyperlink w:anchor="_Toc238137495" w:history="1">
+          <w:hyperlink w:anchor="_Toc238145051" w:history="1">
             <w:r>
               <w:rPr>
                 <w:rStyle w:val="Hyperlink"/>
@@ -3454,7 +3454,7 @@
                 <w:noProof/>
                 <w:webHidden/>
               </w:rPr>
-              <w:instrText xml:space="preserve"> PAGEREF _Toc238137495 \h </w:instrText>
+              <w:instrText xml:space="preserve"> PAGEREF _Toc238145051 \h </w:instrText>
             </w:r>
             <w:r>
               <w:rPr>
@@ -3499,7 +3499,7 @@
               <w14:ligatures w14:val="standardContextual"/>
             </w:rPr>
           </w:pPr>
-          <w:hyperlink w:anchor="_Toc238137496" w:history="1">
+          <w:hyperlink w:anchor="_Toc238145052" w:history="1">
             <w:r>
               <w:rPr>
                 <w:rStyle w:val="Hyperlink"/>
@@ -3527,7 +3527,7 @@
                 <w:noProof/>
                 <w:webHidden/>
               </w:rPr>
-              <w:instrText xml:space="preserve"> PAGEREF _Toc238137496 \h </w:instrText>
+              <w:instrText xml:space="preserve"> PAGEREF _Toc238145052 \h </w:instrText>
             </w:r>
             <w:r>
               <w:rPr>
@@ -3572,7 +3572,7 @@
               <w14:ligatures w14:val="standardContextual"/>
             </w:rPr>
           </w:pPr>
-          <w:hyperlink w:anchor="_Toc238137497" w:history="1">
+          <w:hyperlink w:anchor="_Toc238145053" w:history="1">
             <w:r>
               <w:rPr>
                 <w:rStyle w:val="Hyperlink"/>
@@ -3600,7 +3600,7 @@
                 <w:noProof/>
                 <w:webHidden/>
               </w:rPr>
-              <w:instrText xml:space="preserve"> PAGEREF _Toc238137497 \h </w:instrText>
+              <w:instrText xml:space="preserve"> PAGEREF _Toc238145053 \h </w:instrText>
             </w:r>
             <w:r>
               <w:rPr>
@@ -3645,7 +3645,7 @@
               <w14:ligatures w14:val="standardContextual"/>
             </w:rPr>
           </w:pPr>
-          <w:hyperlink w:anchor="_Toc238137498" w:history="1">
+          <w:hyperlink w:anchor="_Toc238145054" w:history="1">
             <w:r>
               <w:rPr>
                 <w:rStyle w:val="Hyperlink"/>
@@ -3673,7 +3673,7 @@
                 <w:noProof/>
                 <w:webHidden/>
               </w:rPr>
-              <w:instrText xml:space="preserve"> PAGEREF _Toc238137498 \h </w:instrText>
+              <w:instrText xml:space="preserve"> PAGEREF _Toc238145054 \h </w:instrText>
             </w:r>
             <w:r>
               <w:rPr>
@@ -3715,7 +3715,7 @@
               <w14:ligatures w14:val="standardContextual"/>
             </w:rPr>
           </w:pPr>
-          <w:hyperlink w:anchor="_Toc238137499" w:history="1">
+          <w:hyperlink w:anchor="_Toc238145055" w:history="1">
             <w:r>
               <w:rPr>
                 <w:rStyle w:val="Hyperlink"/>
@@ -3743,7 +3743,7 @@
                 <w:noProof/>
                 <w:webHidden/>
               </w:rPr>
-              <w:instrText xml:space="preserve"> PAGEREF _Toc238137499 \h </w:instrText>
+              <w:instrText xml:space="preserve"> PAGEREF _Toc238145055 \h </w:instrText>
             </w:r>
             <w:r>
               <w:rPr>
@@ -3788,7 +3788,7 @@
               <w14:ligatures w14:val="standardContextual"/>
             </w:rPr>
           </w:pPr>
-          <w:hyperlink w:anchor="_Toc238137500" w:history="1">
+          <w:hyperlink w:anchor="_Toc238145056" w:history="1">
             <w:r>
               <w:rPr>
                 <w:rStyle w:val="Hyperlink"/>
@@ -3816,7 +3816,7 @@
                 <w:noProof/>
                 <w:webHidden/>
               </w:rPr>
-              <w:instrText xml:space="preserve"> PAGEREF _Toc238137500 \h </w:instrText>
+              <w:instrText xml:space="preserve"> PAGEREF _Toc238145056 \h </w:instrText>
             </w:r>
             <w:r>
               <w:rPr>
@@ -3858,14 +3858,14 @@
               <w14:ligatures w14:val="standardContextual"/>
             </w:rPr>
           </w:pPr>
-          <w:hyperlink w:anchor="_Toc238137501" w:history="1">
+          <w:hyperlink w:anchor="_Toc238145057" w:history="1">
             <w:r>
               <w:rPr>
                 <w:rStyle w:val="Hyperlink"/>
                 <w:noProof/>
                 <w:lang w:val="sv-SE"/>
               </w:rPr>
-              <w:t>Pasta</w:t>
+              <w:t>Rökt fisk</w:t>
             </w:r>
             <w:r>
               <w:rPr>
@@ -3886,7 +3886,7 @@
                 <w:noProof/>
                 <w:webHidden/>
               </w:rPr>
-              <w:instrText xml:space="preserve"> PAGEREF _Toc238137501 \h </w:instrText>
+              <w:instrText xml:space="preserve"> PAGEREF _Toc238145057 \h </w:instrText>
             </w:r>
             <w:r>
               <w:rPr>
@@ -3931,14 +3931,14 @@
               <w14:ligatures w14:val="standardContextual"/>
             </w:rPr>
           </w:pPr>
-          <w:hyperlink w:anchor="_Toc238137502" w:history="1">
+          <w:hyperlink w:anchor="_Toc238145058" w:history="1">
             <w:r>
               <w:rPr>
                 <w:rStyle w:val="Hyperlink"/>
                 <w:noProof/>
                 <w:lang w:val="sv-SE"/>
               </w:rPr>
-              <w:t>Spaghetti med räkor, vitlök och tomat</w:t>
+              <w:t>Varmrökt lax</w:t>
             </w:r>
             <w:r>
               <w:rPr>
@@ -3959,7 +3959,7 @@
                 <w:noProof/>
                 <w:webHidden/>
               </w:rPr>
-              <w:instrText xml:space="preserve"> PAGEREF _Toc238137502 \h </w:instrText>
+              <w:instrText xml:space="preserve"> PAGEREF _Toc238145058 \h </w:instrText>
             </w:r>
             <w:r>
               <w:rPr>
@@ -4001,14 +4001,14 @@
               <w14:ligatures w14:val="standardContextual"/>
             </w:rPr>
           </w:pPr>
-          <w:hyperlink w:anchor="_Toc238137503" w:history="1">
+          <w:hyperlink w:anchor="_Toc238145059" w:history="1">
             <w:r>
               <w:rPr>
                 <w:rStyle w:val="Hyperlink"/>
                 <w:noProof/>
                 <w:lang w:val="sv-SE"/>
               </w:rPr>
-              <w:t>File’</w:t>
+              <w:t>Pasta</w:t>
             </w:r>
             <w:r>
               <w:rPr>
@@ -4029,7 +4029,7 @@
                 <w:noProof/>
                 <w:webHidden/>
               </w:rPr>
-              <w:instrText xml:space="preserve"> PAGEREF _Toc238137503 \h </w:instrText>
+              <w:instrText xml:space="preserve"> PAGEREF _Toc238145059 \h </w:instrText>
             </w:r>
             <w:r>
               <w:rPr>
@@ -4049,7 +4049,7 @@
                 <w:noProof/>
                 <w:webHidden/>
               </w:rPr>
-              <w:t>44</w:t>
+              <w:t>45</w:t>
             </w:r>
             <w:r>
               <w:rPr>
@@ -4074,14 +4074,14 @@
               <w14:ligatures w14:val="standardContextual"/>
             </w:rPr>
           </w:pPr>
-          <w:hyperlink w:anchor="_Toc238137504" w:history="1">
+          <w:hyperlink w:anchor="_Toc238145060" w:history="1">
             <w:r>
               <w:rPr>
                 <w:rStyle w:val="Hyperlink"/>
                 <w:noProof/>
                 <w:lang w:val="sv-SE"/>
               </w:rPr>
-              <w:t>Karins lax med gröna enbär</w:t>
+              <w:t>Spaghetti med räkor, vitlök och tomat</w:t>
             </w:r>
             <w:r>
               <w:rPr>
@@ -4102,7 +4102,7 @@
                 <w:noProof/>
                 <w:webHidden/>
               </w:rPr>
-              <w:instrText xml:space="preserve"> PAGEREF _Toc238137504 \h </w:instrText>
+              <w:instrText xml:space="preserve"> PAGEREF _Toc238145060 \h </w:instrText>
             </w:r>
             <w:r>
               <w:rPr>
@@ -4122,7 +4122,77 @@
                 <w:noProof/>
                 <w:webHidden/>
               </w:rPr>
-              <w:t>44</w:t>
+              <w:t>45</w:t>
+            </w:r>
+            <w:r>
+              <w:rPr>
+                <w:noProof/>
+                <w:webHidden/>
+              </w:rPr>
+              <w:fldChar w:fldCharType="end"/>
+            </w:r>
+          </w:hyperlink>
+        </w:p>
+        <w:p>
+          <w:pPr>
+            <w:pStyle w:val="TOC2"/>
+            <w:rPr>
+              <w:rFonts w:asciiTheme="minorHAnsi" w:eastAsiaTheme="minorEastAsia" w:hAnsiTheme="minorHAnsi" w:cstheme="minorBidi"/>
+              <w:noProof/>
+              <w:kern w:val="2"/>
+              <w:lang w:val="en-SE" w:eastAsia="en-SE"/>
+              <w14:ligatures w14:val="standardContextual"/>
+            </w:rPr>
+          </w:pPr>
+          <w:hyperlink w:anchor="_Toc238145061" w:history="1">
+            <w:r>
+              <w:rPr>
+                <w:rStyle w:val="Hyperlink"/>
+                <w:noProof/>
+                <w:lang w:val="sv-SE"/>
+              </w:rPr>
+              <w:t>File’</w:t>
+            </w:r>
+            <w:r>
+              <w:rPr>
+                <w:noProof/>
+                <w:webHidden/>
+              </w:rPr>
+              <w:tab/>
+            </w:r>
+            <w:r>
+              <w:rPr>
+                <w:noProof/>
+                <w:webHidden/>
+              </w:rPr>
+              <w:fldChar w:fldCharType="begin"/>
+            </w:r>
+            <w:r>
+              <w:rPr>
+                <w:noProof/>
+                <w:webHidden/>
+              </w:rPr>
+              <w:instrText xml:space="preserve"> PAGEREF _Toc238145061 \h </w:instrText>
+            </w:r>
+            <w:r>
+              <w:rPr>
+                <w:noProof/>
+                <w:webHidden/>
+              </w:rPr>
+            </w:r>
+            <w:r>
+              <w:rPr>
+                <w:noProof/>
+                <w:webHidden/>
+              </w:rPr>
+              <w:fldChar w:fldCharType="separate"/>
+            </w:r>
+            <w:r>
+              <w:rPr>
+                <w:noProof/>
+                <w:webHidden/>
+              </w:rPr>
+              <w:t>46</w:t>
             </w:r>
             <w:r>
               <w:rPr>
@@ -4147,14 +4217,14 @@
               <w14:ligatures w14:val="standardContextual"/>
             </w:rPr>
           </w:pPr>
-          <w:hyperlink w:anchor="_Toc238137505" w:history="1">
+          <w:hyperlink w:anchor="_Toc238145062" w:history="1">
             <w:r>
               <w:rPr>
                 <w:rStyle w:val="Hyperlink"/>
                 <w:noProof/>
                 <w:lang w:val="sv-SE"/>
               </w:rPr>
-              <w:t>Fantastisk fiskpaj</w:t>
+              <w:t>Karins lax med gröna enbär</w:t>
             </w:r>
             <w:r>
               <w:rPr>
@@ -4175,7 +4245,7 @@
                 <w:noProof/>
                 <w:webHidden/>
               </w:rPr>
-              <w:instrText xml:space="preserve"> PAGEREF _Toc238137505 \h </w:instrText>
+              <w:instrText xml:space="preserve"> PAGEREF _Toc238145062 \h </w:instrText>
             </w:r>
             <w:r>
               <w:rPr>
@@ -4195,77 +4265,7 @@
                 <w:noProof/>
                 <w:webHidden/>
               </w:rPr>
-              <w:t>45</w:t>
-            </w:r>
-            <w:r>
-              <w:rPr>
-                <w:noProof/>
-                <w:webHidden/>
-              </w:rPr>
-              <w:fldChar w:fldCharType="end"/>
-            </w:r>
-          </w:hyperlink>
-        </w:p>
-        <w:p>
-          <w:pPr>
-            <w:pStyle w:val="TOC2"/>
-            <w:rPr>
-              <w:rFonts w:asciiTheme="minorHAnsi" w:eastAsiaTheme="minorEastAsia" w:hAnsiTheme="minorHAnsi" w:cstheme="minorBidi"/>
-              <w:noProof/>
-              <w:kern w:val="2"/>
-              <w:lang w:val="en-SE" w:eastAsia="en-SE"/>
-              <w14:ligatures w14:val="standardContextual"/>
-            </w:rPr>
-          </w:pPr>
-          <w:hyperlink w:anchor="_Toc238137506" w:history="1">
-            <w:r>
-              <w:rPr>
-                <w:rStyle w:val="Hyperlink"/>
-                <w:noProof/>
-                <w:lang w:val="sv-SE"/>
-              </w:rPr>
-              <w:t>Övrigt</w:t>
-            </w:r>
-            <w:r>
-              <w:rPr>
-                <w:noProof/>
-                <w:webHidden/>
-              </w:rPr>
-              <w:tab/>
-            </w:r>
-            <w:r>
-              <w:rPr>
-                <w:noProof/>
-                <w:webHidden/>
-              </w:rPr>
-              <w:fldChar w:fldCharType="begin"/>
-            </w:r>
-            <w:r>
-              <w:rPr>
-                <w:noProof/>
-                <w:webHidden/>
-              </w:rPr>
-              <w:instrText xml:space="preserve"> PAGEREF _Toc238137506 \h </w:instrText>
-            </w:r>
-            <w:r>
-              <w:rPr>
-                <w:noProof/>
-                <w:webHidden/>
-              </w:rPr>
-            </w:r>
-            <w:r>
-              <w:rPr>
-                <w:noProof/>
-                <w:webHidden/>
-              </w:rPr>
-              <w:fldChar w:fldCharType="separate"/>
-            </w:r>
-            <w:r>
-              <w:rPr>
-                <w:noProof/>
-                <w:webHidden/>
-              </w:rPr>
-              <w:t>48</w:t>
+              <w:t>46</w:t>
             </w:r>
             <w:r>
               <w:rPr>
@@ -4290,13 +4290,156 @@
               <w14:ligatures w14:val="standardContextual"/>
             </w:rPr>
           </w:pPr>
-          <w:hyperlink w:anchor="_Toc238137507" w:history="1">
+          <w:hyperlink w:anchor="_Toc238145063" w:history="1">
             <w:r>
               <w:rPr>
                 <w:rStyle w:val="Hyperlink"/>
                 <w:noProof/>
                 <w:lang w:val="sv-SE"/>
               </w:rPr>
+              <w:t>Fantastisk fiskpaj</w:t>
+            </w:r>
+            <w:r>
+              <w:rPr>
+                <w:noProof/>
+                <w:webHidden/>
+              </w:rPr>
+              <w:tab/>
+            </w:r>
+            <w:r>
+              <w:rPr>
+                <w:noProof/>
+                <w:webHidden/>
+              </w:rPr>
+              <w:fldChar w:fldCharType="begin"/>
+            </w:r>
+            <w:r>
+              <w:rPr>
+                <w:noProof/>
+                <w:webHidden/>
+              </w:rPr>
+              <w:instrText xml:space="preserve"> PAGEREF _Toc238145063 \h </w:instrText>
+            </w:r>
+            <w:r>
+              <w:rPr>
+                <w:noProof/>
+                <w:webHidden/>
+              </w:rPr>
+            </w:r>
+            <w:r>
+              <w:rPr>
+                <w:noProof/>
+                <w:webHidden/>
+              </w:rPr>
+              <w:fldChar w:fldCharType="separate"/>
+            </w:r>
+            <w:r>
+              <w:rPr>
+                <w:noProof/>
+                <w:webHidden/>
+              </w:rPr>
+              <w:t>47</w:t>
+            </w:r>
+            <w:r>
+              <w:rPr>
+                <w:noProof/>
+                <w:webHidden/>
+              </w:rPr>
+              <w:fldChar w:fldCharType="end"/>
+            </w:r>
+          </w:hyperlink>
+        </w:p>
+        <w:p>
+          <w:pPr>
+            <w:pStyle w:val="TOC2"/>
+            <w:rPr>
+              <w:rFonts w:asciiTheme="minorHAnsi" w:eastAsiaTheme="minorEastAsia" w:hAnsiTheme="minorHAnsi" w:cstheme="minorBidi"/>
+              <w:noProof/>
+              <w:kern w:val="2"/>
+              <w:lang w:val="en-SE" w:eastAsia="en-SE"/>
+              <w14:ligatures w14:val="standardContextual"/>
+            </w:rPr>
+          </w:pPr>
+          <w:hyperlink w:anchor="_Toc238145064" w:history="1">
+            <w:r>
+              <w:rPr>
+                <w:rStyle w:val="Hyperlink"/>
+                <w:noProof/>
+                <w:lang w:val="sv-SE"/>
+              </w:rPr>
+              <w:t>Övrigt</w:t>
+            </w:r>
+            <w:r>
+              <w:rPr>
+                <w:noProof/>
+                <w:webHidden/>
+              </w:rPr>
+              <w:tab/>
+            </w:r>
+            <w:r>
+              <w:rPr>
+                <w:noProof/>
+                <w:webHidden/>
+              </w:rPr>
+              <w:fldChar w:fldCharType="begin"/>
+            </w:r>
+            <w:r>
+              <w:rPr>
+                <w:noProof/>
+                <w:webHidden/>
+              </w:rPr>
+              <w:instrText xml:space="preserve"> PAGEREF _Toc238145064 \h </w:instrText>
+            </w:r>
+            <w:r>
+              <w:rPr>
+                <w:noProof/>
+                <w:webHidden/>
+              </w:rPr>
+            </w:r>
+            <w:r>
+              <w:rPr>
+                <w:noProof/>
+                <w:webHidden/>
+              </w:rPr>
+              <w:fldChar w:fldCharType="separate"/>
+            </w:r>
+            <w:r>
+              <w:rPr>
+                <w:noProof/>
+                <w:webHidden/>
+              </w:rPr>
+              <w:t>49</w:t>
+            </w:r>
+            <w:r>
+              <w:rPr>
+                <w:noProof/>
+                <w:webHidden/>
+              </w:rPr>
+              <w:fldChar w:fldCharType="end"/>
+            </w:r>
+          </w:hyperlink>
+        </w:p>
+        <w:p>
+          <w:pPr>
+            <w:pStyle w:val="TOC3"/>
+            <w:tabs>
+              <w:tab w:val="right" w:leader="dot" w:pos="5530"/>
+            </w:tabs>
+            <w:rPr>
+              <w:rFonts w:asciiTheme="minorHAnsi" w:eastAsiaTheme="minorEastAsia" w:hAnsiTheme="minorHAnsi" w:cstheme="minorBidi"/>
+              <w:noProof/>
+              <w:kern w:val="2"/>
+              <w:lang w:val="en-SE" w:eastAsia="en-SE"/>
+              <w14:ligatures w14:val="standardContextual"/>
+            </w:rPr>
+          </w:pPr>
+          <w:hyperlink w:anchor="_Toc238145065" w:history="1">
+            <w:r>
+              <w:rPr>
+                <w:rStyle w:val="Hyperlink"/>
+                <w:noProof/>
+                <w:lang w:val="sv-SE"/>
+              </w:rPr>
               <w:t>Banh Xeo – vietnamesisk omelettpannkaka</w:t>
             </w:r>
             <w:r>
@@ -4318,7 +4461,7 @@
                 <w:noProof/>
                 <w:webHidden/>
               </w:rPr>
-              <w:instrText xml:space="preserve"> PAGEREF _Toc238137507 \h </w:instrText>
+              <w:instrText xml:space="preserve"> PAGEREF _Toc238145065 \h </w:instrText>
             </w:r>
             <w:r>
               <w:rPr>
@@ -4338,7 +4481,7 @@
                 <w:noProof/>
                 <w:webHidden/>
               </w:rPr>
-              <w:t>48</w:t>
+              <w:t>49</w:t>
             </w:r>
             <w:r>
               <w:rPr>
@@ -4363,7 +4506,7 @@
               <w14:ligatures w14:val="standardContextual"/>
             </w:rPr>
           </w:pPr>
-          <w:hyperlink w:anchor="_Toc238137508" w:history="1">
+          <w:hyperlink w:anchor="_Toc238145066" w:history="1">
             <w:r>
               <w:rPr>
                 <w:rStyle w:val="Hyperlink"/>
@@ -4391,7 +4534,7 @@
                 <w:noProof/>
                 <w:webHidden/>
               </w:rPr>
-              <w:instrText xml:space="preserve"> PAGEREF _Toc238137508 \h </w:instrText>
+              <w:instrText xml:space="preserve"> PAGEREF _Toc238145066 \h </w:instrText>
             </w:r>
             <w:r>
               <w:rPr>
@@ -4411,7 +4554,7 @@
                 <w:noProof/>
                 <w:webHidden/>
               </w:rPr>
-              <w:t>50</w:t>
+              <w:t>51</w:t>
             </w:r>
             <w:r>
               <w:rPr>
@@ -4433,7 +4576,7 @@
               <w14:ligatures w14:val="standardContextual"/>
             </w:rPr>
           </w:pPr>
-          <w:hyperlink w:anchor="_Toc238137509" w:history="1">
+          <w:hyperlink w:anchor="_Toc238145067" w:history="1">
             <w:r>
               <w:rPr>
                 <w:rStyle w:val="Hyperlink"/>
@@ -4461,7 +4604,7 @@
                 <w:noProof/>
                 <w:webHidden/>
               </w:rPr>
-              <w:instrText xml:space="preserve"> PAGEREF _Toc238137509 \h </w:instrText>
+              <w:instrText xml:space="preserve"> PAGEREF _Toc238145067 \h </w:instrText>
             </w:r>
             <w:r>
               <w:rPr>
@@ -4481,7 +4624,7 @@
                 <w:noProof/>
                 <w:webHidden/>
               </w:rPr>
-              <w:t>50</w:t>
+              <w:t>51</w:t>
             </w:r>
             <w:r>
               <w:rPr>
@@ -4506,7 +4649,7 @@
               <w14:ligatures w14:val="standardContextual"/>
             </w:rPr>
           </w:pPr>
-          <w:hyperlink w:anchor="_Toc238137510" w:history="1">
+          <w:hyperlink w:anchor="_Toc238145068" w:history="1">
             <w:r>
               <w:rPr>
                 <w:rStyle w:val="Hyperlink"/>
@@ -4534,7 +4677,7 @@
                 <w:noProof/>
                 <w:webHidden/>
               </w:rPr>
-              <w:instrText xml:space="preserve"> PAGEREF _Toc238137510 \h </w:instrText>
+              <w:instrText xml:space="preserve"> PAGEREF _Toc238145068 \h </w:instrText>
             </w:r>
             <w:r>
               <w:rPr>
@@ -4554,7 +4697,7 @@
                 <w:noProof/>
                 <w:webHidden/>
               </w:rPr>
-              <w:t>50</w:t>
+              <w:t>51</w:t>
             </w:r>
             <w:r>
               <w:rPr>
@@ -4576,7 +4719,7 @@
               <w14:ligatures w14:val="standardContextual"/>
             </w:rPr>
           </w:pPr>
-          <w:hyperlink w:anchor="_Toc238137511" w:history="1">
+          <w:hyperlink w:anchor="_Toc238145069" w:history="1">
             <w:r>
               <w:rPr>
                 <w:rStyle w:val="Hyperlink"/>
@@ -4604,7 +4747,7 @@
                 <w:noProof/>
                 <w:webHidden/>
               </w:rPr>
-              <w:instrText xml:space="preserve"> PAGEREF _Toc238137511 \h </w:instrText>
+              <w:instrText xml:space="preserve"> PAGEREF _Toc238145069 \h </w:instrText>
             </w:r>
             <w:r>
               <w:rPr>
@@ -4624,7 +4767,7 @@
                 <w:noProof/>
                 <w:webHidden/>
               </w:rPr>
-              <w:t>52</w:t>
+              <w:t>53</w:t>
             </w:r>
             <w:r>
               <w:rPr>
@@ -4649,7 +4792,7 @@
               <w14:ligatures w14:val="standardContextual"/>
             </w:rPr>
           </w:pPr>
-          <w:hyperlink w:anchor="_Toc238137512" w:history="1">
+          <w:hyperlink w:anchor="_Toc238145070" w:history="1">
             <w:r>
               <w:rPr>
                 <w:rStyle w:val="Hyperlink"/>
@@ -4677,7 +4820,7 @@
                 <w:noProof/>
                 <w:webHidden/>
               </w:rPr>
-              <w:instrText xml:space="preserve"> PAGEREF _Toc238137512 \h </w:instrText>
+              <w:instrText xml:space="preserve"> PAGEREF _Toc238145070 \h </w:instrText>
             </w:r>
             <w:r>
               <w:rPr>
@@ -4697,7 +4840,7 @@
                 <w:noProof/>
                 <w:webHidden/>
               </w:rPr>
-              <w:t>52</w:t>
+              <w:t>53</w:t>
             </w:r>
             <w:r>
               <w:rPr>
@@ -4722,7 +4865,7 @@
               <w14:ligatures w14:val="standardContextual"/>
             </w:rPr>
           </w:pPr>
-          <w:hyperlink w:anchor="_Toc238137513" w:history="1">
+          <w:hyperlink w:anchor="_Toc238145071" w:history="1">
             <w:r>
               <w:rPr>
                 <w:rStyle w:val="Hyperlink"/>
@@ -4750,7 +4893,7 @@
                 <w:noProof/>
                 <w:webHidden/>
               </w:rPr>
-              <w:instrText xml:space="preserve"> PAGEREF _Toc238137513 \h </w:instrText>
+              <w:instrText xml:space="preserve"> PAGEREF _Toc238145071 \h </w:instrText>
             </w:r>
             <w:r>
               <w:rPr>
@@ -4770,7 +4913,7 @@
                 <w:noProof/>
                 <w:webHidden/>
               </w:rPr>
-              <w:t>52</w:t>
+              <w:t>53</w:t>
             </w:r>
             <w:r>
               <w:rPr>
@@ -4792,7 +4935,7 @@
               <w14:ligatures w14:val="standardContextual"/>
             </w:rPr>
           </w:pPr>
-          <w:hyperlink w:anchor="_Toc238137514" w:history="1">
+          <w:hyperlink w:anchor="_Toc238145072" w:history="1">
             <w:r>
               <w:rPr>
                 <w:rStyle w:val="Hyperlink"/>
@@ -4820,7 +4963,7 @@
                 <w:noProof/>
                 <w:webHidden/>
               </w:rPr>
-              <w:instrText xml:space="preserve"> PAGEREF _Toc238137514 \h </w:instrText>
+              <w:instrText xml:space="preserve"> PAGEREF _Toc238145072 \h </w:instrText>
             </w:r>
             <w:r>
               <w:rPr>
@@ -4840,7 +4983,7 @@
                 <w:noProof/>
                 <w:webHidden/>
               </w:rPr>
-              <w:t>52</w:t>
+              <w:t>53</w:t>
             </w:r>
             <w:r>
               <w:rPr>
@@ -4865,7 +5008,7 @@
               <w14:ligatures w14:val="standardContextual"/>
             </w:rPr>
           </w:pPr>
-          <w:hyperlink w:anchor="_Toc238137515" w:history="1">
+          <w:hyperlink w:anchor="_Toc238145073" w:history="1">
             <w:r>
               <w:rPr>
                 <w:rStyle w:val="Hyperlink"/>
@@ -4893,7 +5036,7 @@
                 <w:noProof/>
                 <w:webHidden/>
               </w:rPr>
-              <w:instrText xml:space="preserve"> PAGEREF _Toc238137515 \h </w:instrText>
+              <w:instrText xml:space="preserve"> PAGEREF _Toc238145073 \h </w:instrText>
             </w:r>
             <w:r>
               <w:rPr>
@@ -4913,7 +5056,7 @@
                 <w:noProof/>
                 <w:webHidden/>
               </w:rPr>
-              <w:t>52</w:t>
+              <w:t>53</w:t>
             </w:r>
             <w:r>
               <w:rPr>
@@ -4935,7 +5078,7 @@
               <w14:ligatures w14:val="standardContextual"/>
             </w:rPr>
           </w:pPr>
-          <w:hyperlink w:anchor="_Toc238137516" w:history="1">
+          <w:hyperlink w:anchor="_Toc238145074" w:history="1">
             <w:r>
               <w:rPr>
                 <w:rStyle w:val="Hyperlink"/>
@@ -4963,7 +5106,7 @@
                 <w:noProof/>
                 <w:webHidden/>
               </w:rPr>
-              <w:instrText xml:space="preserve"> PAGEREF _Toc238137516 \h </w:instrText>
+              <w:instrText xml:space="preserve"> PAGEREF _Toc238145074 \h </w:instrText>
             </w:r>
             <w:r>
               <w:rPr>
@@ -4983,7 +5126,7 @@
                 <w:noProof/>
                 <w:webHidden/>
               </w:rPr>
-              <w:t>53</w:t>
+              <w:t>54</w:t>
             </w:r>
             <w:r>
               <w:rPr>
@@ -5008,7 +5151,7 @@
               <w14:ligatures w14:val="standardContextual"/>
             </w:rPr>
           </w:pPr>
-          <w:hyperlink w:anchor="_Toc238137517" w:history="1">
+          <w:hyperlink w:anchor="_Toc238145075" w:history="1">
             <w:r>
               <w:rPr>
                 <w:rStyle w:val="Hyperlink"/>
@@ -5036,7 +5179,7 @@
                 <w:noProof/>
                 <w:webHidden/>
               </w:rPr>
-              <w:instrText xml:space="preserve"> PAGEREF _Toc238137517 \h </w:instrText>
+              <w:instrText xml:space="preserve"> PAGEREF _Toc238145075 \h </w:instrText>
             </w:r>
             <w:r>
               <w:rPr>
@@ -5056,7 +5199,7 @@
                 <w:noProof/>
                 <w:webHidden/>
               </w:rPr>
-              <w:t>53</w:t>
+              <w:t>54</w:t>
             </w:r>
             <w:r>
               <w:rPr>
@@ -5078,7 +5221,7 @@
               <w14:ligatures w14:val="standardContextual"/>
             </w:rPr>
           </w:pPr>
-          <w:hyperlink w:anchor="_Toc238137518" w:history="1">
+          <w:hyperlink w:anchor="_Toc238145076" w:history="1">
             <w:r>
               <w:rPr>
                 <w:rStyle w:val="Hyperlink"/>
@@ -5106,7 +5249,7 @@
                 <w:noProof/>
                 <w:webHidden/>
               </w:rPr>
-              <w:instrText xml:space="preserve"> PAGEREF _Toc238137518 \h </w:instrText>
+              <w:instrText xml:space="preserve"> PAGEREF _Toc238145076 \h </w:instrText>
             </w:r>
             <w:r>
               <w:rPr>
@@ -5126,7 +5269,7 @@
                 <w:noProof/>
                 <w:webHidden/>
               </w:rPr>
-              <w:t>54</w:t>
+              <w:t>55</w:t>
             </w:r>
             <w:r>
               <w:rPr>
@@ -5151,7 +5294,7 @@
               <w14:ligatures w14:val="standardContextual"/>
             </w:rPr>
           </w:pPr>
-          <w:hyperlink w:anchor="_Toc238137519" w:history="1">
+          <w:hyperlink w:anchor="_Toc238145077" w:history="1">
             <w:r>
               <w:rPr>
                 <w:rStyle w:val="Hyperlink"/>
@@ -5179,7 +5322,7 @@
                 <w:noProof/>
                 <w:webHidden/>
               </w:rPr>
-              <w:instrText xml:space="preserve"> PAGEREF _Toc238137519 \h </w:instrText>
+              <w:instrText xml:space="preserve"> PAGEREF _Toc238145077 \h </w:instrText>
             </w:r>
             <w:r>
               <w:rPr>
@@ -5199,7 +5342,7 @@
                 <w:noProof/>
                 <w:webHidden/>
               </w:rPr>
-              <w:t>54</w:t>
+              <w:t>55</w:t>
             </w:r>
             <w:r>
               <w:rPr>
@@ -5224,7 +5367,7 @@
               <w14:ligatures w14:val="standardContextual"/>
             </w:rPr>
           </w:pPr>
-          <w:hyperlink w:anchor="_Toc238137520" w:history="1">
+          <w:hyperlink w:anchor="_Toc238145078" w:history="1">
             <w:r>
               <w:rPr>
                 <w:rStyle w:val="Hyperlink"/>
@@ -5252,7 +5395,7 @@
                 <w:noProof/>
                 <w:webHidden/>
               </w:rPr>
-              <w:instrText xml:space="preserve"> PAGEREF _Toc238137520 \h </w:instrText>
+              <w:instrText xml:space="preserve"> PAGEREF _Toc238145078 \h </w:instrText>
             </w:r>
             <w:r>
               <w:rPr>
@@ -5272,7 +5415,7 @@
                 <w:noProof/>
                 <w:webHidden/>
               </w:rPr>
-              <w:t>56</w:t>
+              <w:t>57</w:t>
             </w:r>
             <w:r>
               <w:rPr>
@@ -5294,7 +5437,7 @@
               <w14:ligatures w14:val="standardContextual"/>
             </w:rPr>
           </w:pPr>
-          <w:hyperlink w:anchor="_Toc238137521" w:history="1">
+          <w:hyperlink w:anchor="_Toc238145079" w:history="1">
             <w:r>
               <w:rPr>
                 <w:rStyle w:val="Hyperlink"/>
@@ -5322,7 +5465,7 @@
                 <w:noProof/>
                 <w:webHidden/>
               </w:rPr>
-              <w:instrText xml:space="preserve"> PAGEREF _Toc238137521 \h </w:instrText>
+              <w:instrText xml:space="preserve"> PAGEREF _Toc238145079 \h </w:instrText>
             </w:r>
             <w:r>
               <w:rPr>
@@ -5342,7 +5485,7 @@
                 <w:noProof/>
                 <w:webHidden/>
               </w:rPr>
-              <w:t>56</w:t>
+              <w:t>57</w:t>
             </w:r>
             <w:r>
               <w:rPr>
@@ -5367,7 +5510,7 @@
               <w14:ligatures w14:val="standardContextual"/>
             </w:rPr>
           </w:pPr>
-          <w:hyperlink w:anchor="_Toc238137522" w:history="1">
+          <w:hyperlink w:anchor="_Toc238145080" w:history="1">
             <w:r>
               <w:rPr>
                 <w:rStyle w:val="Hyperlink"/>
@@ -5395,7 +5538,7 @@
                 <w:noProof/>
                 <w:webHidden/>
               </w:rPr>
-              <w:instrText xml:space="preserve"> PAGEREF _Toc238137522 \h </w:instrText>
+              <w:instrText xml:space="preserve"> PAGEREF _Toc238145080 \h </w:instrText>
             </w:r>
             <w:r>
               <w:rPr>
@@ -5415,7 +5558,7 @@
                 <w:noProof/>
                 <w:webHidden/>
               </w:rPr>
-              <w:t>56</w:t>
+              <w:t>57</w:t>
             </w:r>
             <w:r>
               <w:rPr>
@@ -5440,7 +5583,7 @@
               <w14:ligatures w14:val="standardContextual"/>
             </w:rPr>
           </w:pPr>
-          <w:hyperlink w:anchor="_Toc238137523" w:history="1">
+          <w:hyperlink w:anchor="_Toc238145081" w:history="1">
             <w:r>
               <w:rPr>
                 <w:rStyle w:val="Hyperlink"/>
@@ -5468,7 +5611,7 @@
                 <w:noProof/>
                 <w:webHidden/>
               </w:rPr>
-              <w:instrText xml:space="preserve"> PAGEREF _Toc238137523 \h </w:instrText>
+              <w:instrText xml:space="preserve"> PAGEREF _Toc238145081 \h </w:instrText>
             </w:r>
             <w:r>
               <w:rPr>
@@ -5488,7 +5631,7 @@
                 <w:noProof/>
                 <w:webHidden/>
               </w:rPr>
-              <w:t>57</w:t>
+              <w:t>58</w:t>
             </w:r>
             <w:r>
               <w:rPr>
@@ -5510,7 +5653,7 @@
               <w14:ligatures w14:val="standardContextual"/>
             </w:rPr>
           </w:pPr>
-          <w:hyperlink w:anchor="_Toc238137524" w:history="1">
+          <w:hyperlink w:anchor="_Toc238145082" w:history="1">
             <w:r>
               <w:rPr>
                 <w:rStyle w:val="Hyperlink"/>
@@ -5538,7 +5681,7 @@
                 <w:noProof/>
                 <w:webHidden/>
               </w:rPr>
-              <w:instrText xml:space="preserve"> PAGEREF _Toc238137524 \h </w:instrText>
+              <w:instrText xml:space="preserve"> PAGEREF _Toc238145082 \h </w:instrText>
             </w:r>
             <w:r>
               <w:rPr>
@@ -5558,7 +5701,7 @@
                 <w:noProof/>
                 <w:webHidden/>
               </w:rPr>
-              <w:t>58</w:t>
+              <w:t>59</w:t>
             </w:r>
             <w:r>
               <w:rPr>
@@ -5583,7 +5726,7 @@
               <w14:ligatures w14:val="standardContextual"/>
             </w:rPr>
           </w:pPr>
-          <w:hyperlink w:anchor="_Toc238137525" w:history="1">
+          <w:hyperlink w:anchor="_Toc238145083" w:history="1">
             <w:r>
               <w:rPr>
                 <w:rStyle w:val="Hyperlink"/>
@@ -5611,7 +5754,7 @@
                 <w:noProof/>
                 <w:webHidden/>
               </w:rPr>
-              <w:instrText xml:space="preserve"> PAGEREF _Toc238137525 \h </w:instrText>
+              <w:instrText xml:space="preserve"> PAGEREF _Toc238145083 \h </w:instrText>
             </w:r>
             <w:r>
               <w:rPr>
@@ -5631,7 +5774,7 @@
                 <w:noProof/>
                 <w:webHidden/>
               </w:rPr>
-              <w:t>58</w:t>
+              <w:t>59</w:t>
             </w:r>
             <w:r>
               <w:rPr>
@@ -5656,7 +5799,7 @@
               <w14:ligatures w14:val="standardContextual"/>
             </w:rPr>
           </w:pPr>
-          <w:hyperlink w:anchor="_Toc238137526" w:history="1">
+          <w:hyperlink w:anchor="_Toc238145084" w:history="1">
             <w:r>
               <w:rPr>
                 <w:rStyle w:val="Hyperlink"/>
@@ -5684,7 +5827,7 @@
                 <w:noProof/>
                 <w:webHidden/>
               </w:rPr>
-              <w:instrText xml:space="preserve"> PAGEREF _Toc238137526 \h </w:instrText>
+              <w:instrText xml:space="preserve"> PAGEREF _Toc238145084 \h </w:instrText>
             </w:r>
             <w:r>
               <w:rPr>
@@ -5704,7 +5847,7 @@
                 <w:noProof/>
                 <w:webHidden/>
               </w:rPr>
-              <w:t>59</w:t>
+              <w:t>60</w:t>
             </w:r>
             <w:r>
               <w:rPr>
@@ -5729,7 +5872,7 @@
               <w14:ligatures w14:val="standardContextual"/>
             </w:rPr>
           </w:pPr>
-          <w:hyperlink w:anchor="_Toc238137527" w:history="1">
+          <w:hyperlink w:anchor="_Toc238145085" w:history="1">
             <w:r>
               <w:rPr>
                 <w:rStyle w:val="Hyperlink"/>
@@ -5757,7 +5900,7 @@
                 <w:noProof/>
                 <w:webHidden/>
               </w:rPr>
-              <w:instrText xml:space="preserve"> PAGEREF _Toc238137527 \h </w:instrText>
+              <w:instrText xml:space="preserve"> PAGEREF _Toc238145085 \h </w:instrText>
             </w:r>
             <w:r>
               <w:rPr>
@@ -5777,7 +5920,7 @@
                 <w:noProof/>
                 <w:webHidden/>
               </w:rPr>
-              <w:t>59</w:t>
+              <w:t>60</w:t>
             </w:r>
             <w:r>
               <w:rPr>
@@ -5802,7 +5945,7 @@
               <w14:ligatures w14:val="standardContextual"/>
             </w:rPr>
           </w:pPr>
-          <w:hyperlink w:anchor="_Toc238137528" w:history="1">
+          <w:hyperlink w:anchor="_Toc238145086" w:history="1">
             <w:r>
               <w:rPr>
                 <w:rStyle w:val="Hyperlink"/>
@@ -5830,7 +5973,7 @@
                 <w:noProof/>
                 <w:webHidden/>
               </w:rPr>
-              <w:instrText xml:space="preserve"> PAGEREF _Toc238137528 \h </w:instrText>
+              <w:instrText xml:space="preserve"> PAGEREF _Toc238145086 \h </w:instrText>
             </w:r>
             <w:r>
               <w:rPr>
@@ -5850,7 +5993,7 @@
                 <w:noProof/>
                 <w:webHidden/>
               </w:rPr>
-              <w:t>61</w:t>
+              <w:t>62</w:t>
             </w:r>
             <w:r>
               <w:rPr>
@@ -5875,7 +6018,7 @@
               <w14:ligatures w14:val="standardContextual"/>
             </w:rPr>
           </w:pPr>
-          <w:hyperlink w:anchor="_Toc238137529" w:history="1">
+          <w:hyperlink w:anchor="_Toc238145087" w:history="1">
             <w:r>
               <w:rPr>
                 <w:rStyle w:val="Hyperlink"/>
@@ -5903,7 +6046,7 @@
                 <w:noProof/>
                 <w:webHidden/>
               </w:rPr>
-              <w:instrText xml:space="preserve"> PAGEREF _Toc238137529 \h </w:instrText>
+              <w:instrText xml:space="preserve"> PAGEREF _Toc238145087 \h </w:instrText>
             </w:r>
             <w:r>
               <w:rPr>
@@ -5923,7 +6066,7 @@
                 <w:noProof/>
                 <w:webHidden/>
               </w:rPr>
-              <w:t>62</w:t>
+              <w:t>63</w:t>
             </w:r>
             <w:r>
               <w:rPr>
@@ -5948,7 +6091,7 @@
               <w14:ligatures w14:val="standardContextual"/>
             </w:rPr>
           </w:pPr>
-          <w:hyperlink w:anchor="_Toc238137530" w:history="1">
+          <w:hyperlink w:anchor="_Toc238145088" w:history="1">
             <w:r>
               <w:rPr>
                 <w:rStyle w:val="Hyperlink"/>
@@ -5976,7 +6119,7 @@
                 <w:noProof/>
                 <w:webHidden/>
               </w:rPr>
-              <w:instrText xml:space="preserve"> PAGEREF _Toc238137530 \h </w:instrText>
+              <w:instrText xml:space="preserve"> PAGEREF _Toc238145088 \h </w:instrText>
             </w:r>
             <w:r>
               <w:rPr>
@@ -5996,7 +6139,7 @@
                 <w:noProof/>
                 <w:webHidden/>
               </w:rPr>
-              <w:t>63</w:t>
+              <w:t>64</w:t>
             </w:r>
             <w:r>
               <w:rPr>
@@ -6018,7 +6161,7 @@
               <w14:ligatures w14:val="standardContextual"/>
             </w:rPr>
           </w:pPr>
-          <w:hyperlink w:anchor="_Toc238137531" w:history="1">
+          <w:hyperlink w:anchor="_Toc238145089" w:history="1">
             <w:r>
               <w:rPr>
                 <w:rStyle w:val="Hyperlink"/>
@@ -6046,7 +6189,7 @@
                 <w:noProof/>
                 <w:webHidden/>
               </w:rPr>
-              <w:instrText xml:space="preserve"> PAGEREF _Toc238137531 \h </w:instrText>
+              <w:instrText xml:space="preserve"> PAGEREF _Toc238145089 \h </w:instrText>
             </w:r>
             <w:r>
               <w:rPr>
@@ -6066,7 +6209,7 @@
                 <w:noProof/>
                 <w:webHidden/>
               </w:rPr>
-              <w:t>63</w:t>
+              <w:t>64</w:t>
             </w:r>
             <w:r>
               <w:rPr>
@@ -6091,7 +6234,7 @@
               <w14:ligatures w14:val="standardContextual"/>
             </w:rPr>
           </w:pPr>
-          <w:hyperlink w:anchor="_Toc238137532" w:history="1">
+          <w:hyperlink w:anchor="_Toc238145090" w:history="1">
             <w:r>
               <w:rPr>
                 <w:rStyle w:val="Hyperlink"/>
@@ -6119,7 +6262,7 @@
                 <w:noProof/>
                 <w:webHidden/>
               </w:rPr>
-              <w:instrText xml:space="preserve"> PAGEREF _Toc238137532 \h </w:instrText>
+              <w:instrText xml:space="preserve"> PAGEREF _Toc238145090 \h </w:instrText>
             </w:r>
             <w:r>
               <w:rPr>
@@ -6139,7 +6282,7 @@
                 <w:noProof/>
                 <w:webHidden/>
               </w:rPr>
-              <w:t>63</w:t>
+              <w:t>64</w:t>
             </w:r>
             <w:r>
               <w:rPr>
@@ -6161,7 +6304,7 @@
               <w14:ligatures w14:val="standardContextual"/>
             </w:rPr>
           </w:pPr>
-          <w:hyperlink w:anchor="_Toc238137533" w:history="1">
+          <w:hyperlink w:anchor="_Toc238145091" w:history="1">
             <w:r>
               <w:rPr>
                 <w:rStyle w:val="Hyperlink"/>
@@ -6189,7 +6332,7 @@
                 <w:noProof/>
                 <w:webHidden/>
               </w:rPr>
-              <w:instrText xml:space="preserve"> PAGEREF _Toc238137533 \h </w:instrText>
+              <w:instrText xml:space="preserve"> PAGEREF _Toc238145091 \h </w:instrText>
             </w:r>
             <w:r>
               <w:rPr>
@@ -6209,7 +6352,7 @@
                 <w:noProof/>
                 <w:webHidden/>
               </w:rPr>
-              <w:t>64</w:t>
+              <w:t>65</w:t>
             </w:r>
             <w:r>
               <w:rPr>
@@ -6234,7 +6377,7 @@
               <w14:ligatures w14:val="standardContextual"/>
             </w:rPr>
           </w:pPr>
-          <w:hyperlink w:anchor="_Toc238137534" w:history="1">
+          <w:hyperlink w:anchor="_Toc238145092" w:history="1">
             <w:r>
               <w:rPr>
                 <w:rStyle w:val="Hyperlink"/>
@@ -6262,7 +6405,7 @@
                 <w:noProof/>
                 <w:webHidden/>
               </w:rPr>
-              <w:instrText xml:space="preserve"> PAGEREF _Toc238137534 \h </w:instrText>
+              <w:instrText xml:space="preserve"> PAGEREF _Toc238145092 \h </w:instrText>
             </w:r>
             <w:r>
               <w:rPr>
@@ -6282,7 +6425,7 @@
                 <w:noProof/>
                 <w:webHidden/>
               </w:rPr>
-              <w:t>64</w:t>
+              <w:t>65</w:t>
             </w:r>
             <w:r>
               <w:rPr>
@@ -6307,7 +6450,7 @@
               <w14:ligatures w14:val="standardContextual"/>
             </w:rPr>
           </w:pPr>
-          <w:hyperlink w:anchor="_Toc238137535" w:history="1">
+          <w:hyperlink w:anchor="_Toc238145093" w:history="1">
             <w:r>
               <w:rPr>
                 <w:rStyle w:val="Hyperlink"/>
@@ -6335,7 +6478,7 @@
                 <w:noProof/>
                 <w:webHidden/>
               </w:rPr>
-              <w:instrText xml:space="preserve"> PAGEREF _Toc238137535 \h </w:instrText>
+              <w:instrText xml:space="preserve"> PAGEREF _Toc238145093 \h </w:instrText>
             </w:r>
             <w:r>
               <w:rPr>
@@ -6355,7 +6498,7 @@
                 <w:noProof/>
                 <w:webHidden/>
               </w:rPr>
-              <w:t>66</w:t>
+              <w:t>67</w:t>
             </w:r>
             <w:r>
               <w:rPr>
@@ -6380,7 +6523,7 @@
               <w14:ligatures w14:val="standardContextual"/>
             </w:rPr>
           </w:pPr>
-          <w:hyperlink w:anchor="_Toc238137536" w:history="1">
+          <w:hyperlink w:anchor="_Toc238145094" w:history="1">
             <w:r>
               <w:rPr>
                 <w:rStyle w:val="Hyperlink"/>
@@ -6408,7 +6551,7 @@
                 <w:noProof/>
                 <w:webHidden/>
               </w:rPr>
-              <w:instrText xml:space="preserve"> PAGEREF _Toc238137536 \h </w:instrText>
+              <w:instrText xml:space="preserve"> PAGEREF _Toc238145094 \h </w:instrText>
             </w:r>
             <w:r>
               <w:rPr>
@@ -6428,7 +6571,7 @@
                 <w:noProof/>
                 <w:webHidden/>
               </w:rPr>
-              <w:t>66</w:t>
+              <w:t>67</w:t>
             </w:r>
             <w:r>
               <w:rPr>
@@ -6453,7 +6596,7 @@
               <w14:ligatures w14:val="standardContextual"/>
             </w:rPr>
           </w:pPr>
-          <w:hyperlink w:anchor="_Toc238137537" w:history="1">
+          <w:hyperlink w:anchor="_Toc238145095" w:history="1">
             <w:r>
               <w:rPr>
                 <w:rStyle w:val="Hyperlink"/>
@@ -6481,7 +6624,7 @@
                 <w:noProof/>
                 <w:webHidden/>
               </w:rPr>
-              <w:instrText xml:space="preserve"> PAGEREF _Toc238137537 \h </w:instrText>
+              <w:instrText xml:space="preserve"> PAGEREF _Toc238145095 \h </w:instrText>
             </w:r>
             <w:r>
               <w:rPr>
@@ -6501,7 +6644,7 @@
                 <w:noProof/>
                 <w:webHidden/>
               </w:rPr>
-              <w:t>67</w:t>
+              <w:t>68</w:t>
             </w:r>
             <w:r>
               <w:rPr>
@@ -6526,7 +6669,7 @@
               <w14:ligatures w14:val="standardContextual"/>
             </w:rPr>
           </w:pPr>
-          <w:hyperlink w:anchor="_Toc238137538" w:history="1">
+          <w:hyperlink w:anchor="_Toc238145096" w:history="1">
             <w:r>
               <w:rPr>
                 <w:rStyle w:val="Hyperlink"/>
@@ -6554,7 +6697,7 @@
                 <w:noProof/>
                 <w:webHidden/>
               </w:rPr>
-              <w:instrText xml:space="preserve"> PAGEREF _Toc238137538 \h </w:instrText>
+              <w:instrText xml:space="preserve"> PAGEREF _Toc238145096 \h </w:instrText>
             </w:r>
             <w:r>
               <w:rPr>
@@ -6574,7 +6717,7 @@
                 <w:noProof/>
                 <w:webHidden/>
               </w:rPr>
-              <w:t>68</w:t>
+              <w:t>69</w:t>
             </w:r>
             <w:r>
               <w:rPr>
@@ -6599,7 +6742,7 @@
               <w14:ligatures w14:val="standardContextual"/>
             </w:rPr>
           </w:pPr>
-          <w:hyperlink w:anchor="_Toc238137539" w:history="1">
+          <w:hyperlink w:anchor="_Toc238145097" w:history="1">
             <w:r>
               <w:rPr>
                 <w:rStyle w:val="Hyperlink"/>
@@ -6627,7 +6770,7 @@
                 <w:noProof/>
                 <w:webHidden/>
               </w:rPr>
-              <w:instrText xml:space="preserve"> PAGEREF _Toc238137539 \h </w:instrText>
+              <w:instrText xml:space="preserve"> PAGEREF _Toc238145097 \h </w:instrText>
             </w:r>
             <w:r>
               <w:rPr>
@@ -6647,7 +6790,7 @@
                 <w:noProof/>
                 <w:webHidden/>
               </w:rPr>
-              <w:t>69</w:t>
+              <w:t>70</w:t>
             </w:r>
             <w:r>
               <w:rPr>
@@ -6669,7 +6812,7 @@
               <w14:ligatures w14:val="standardContextual"/>
             </w:rPr>
           </w:pPr>
-          <w:hyperlink w:anchor="_Toc238137540" w:history="1">
+          <w:hyperlink w:anchor="_Toc238145098" w:history="1">
             <w:r>
               <w:rPr>
                 <w:rStyle w:val="Hyperlink"/>
@@ -6697,7 +6840,7 @@
                 <w:noProof/>
                 <w:webHidden/>
               </w:rPr>
-              <w:instrText xml:space="preserve"> PAGEREF _Toc238137540 \h </w:instrText>
+              <w:instrText xml:space="preserve"> PAGEREF _Toc238145098 \h </w:instrText>
             </w:r>
             <w:r>
               <w:rPr>
@@ -6717,7 +6860,7 @@
                 <w:noProof/>
                 <w:webHidden/>
               </w:rPr>
-              <w:t>69</w:t>
+              <w:t>70</w:t>
             </w:r>
             <w:r>
               <w:rPr>
@@ -6742,7 +6885,7 @@
               <w14:ligatures w14:val="standardContextual"/>
             </w:rPr>
           </w:pPr>
-          <w:hyperlink w:anchor="_Toc238137541" w:history="1">
+          <w:hyperlink w:anchor="_Toc238145099" w:history="1">
             <w:r>
               <w:rPr>
                 <w:rStyle w:val="Hyperlink"/>
@@ -6770,7 +6913,7 @@
                 <w:noProof/>
                 <w:webHidden/>
               </w:rPr>
-              <w:instrText xml:space="preserve"> PAGEREF _Toc238137541 \h </w:instrText>
+              <w:instrText xml:space="preserve"> PAGEREF _Toc238145099 \h </w:instrText>
             </w:r>
             <w:r>
               <w:rPr>
@@ -6790,7 +6933,7 @@
                 <w:noProof/>
                 <w:webHidden/>
               </w:rPr>
-              <w:t>69</w:t>
+              <w:t>70</w:t>
             </w:r>
             <w:r>
               <w:rPr>
@@ -6812,7 +6955,7 @@
               <w14:ligatures w14:val="standardContextual"/>
             </w:rPr>
           </w:pPr>
-          <w:hyperlink w:anchor="_Toc238137542" w:history="1">
+          <w:hyperlink w:anchor="_Toc238145100" w:history="1">
             <w:r>
               <w:rPr>
                 <w:rStyle w:val="Hyperlink"/>
@@ -6840,7 +6983,7 @@
                 <w:noProof/>
                 <w:webHidden/>
               </w:rPr>
-              <w:instrText xml:space="preserve"> PAGEREF _Toc238137542 \h </w:instrText>
+              <w:instrText xml:space="preserve"> PAGEREF _Toc238145100 \h </w:instrText>
             </w:r>
             <w:r>
               <w:rPr>
@@ -6860,7 +7003,7 @@
                 <w:noProof/>
                 <w:webHidden/>
               </w:rPr>
-              <w:t>70</w:t>
+              <w:t>71</w:t>
             </w:r>
             <w:r>
               <w:rPr>
@@ -6885,7 +7028,7 @@
               <w14:ligatures w14:val="standardContextual"/>
             </w:rPr>
           </w:pPr>
-          <w:hyperlink w:anchor="_Toc238137543" w:history="1">
+          <w:hyperlink w:anchor="_Toc238145101" w:history="1">
             <w:r>
               <w:rPr>
                 <w:rStyle w:val="Hyperlink"/>
@@ -6913,7 +7056,7 @@
                 <w:noProof/>
                 <w:webHidden/>
               </w:rPr>
-              <w:instrText xml:space="preserve"> PAGEREF _Toc238137543 \h </w:instrText>
+              <w:instrText xml:space="preserve"> PAGEREF _Toc238145101 \h </w:instrText>
             </w:r>
             <w:r>
               <w:rPr>
@@ -6933,7 +7076,7 @@
                 <w:noProof/>
                 <w:webHidden/>
               </w:rPr>
-              <w:t>70</w:t>
+              <w:t>71</w:t>
             </w:r>
             <w:r>
               <w:rPr>
@@ -6958,7 +7101,7 @@
               <w14:ligatures w14:val="standardContextual"/>
             </w:rPr>
           </w:pPr>
-          <w:hyperlink w:anchor="_Toc238137544" w:history="1">
+          <w:hyperlink w:anchor="_Toc238145102" w:history="1">
             <w:r>
               <w:rPr>
                 <w:rStyle w:val="Hyperlink"/>
@@ -6986,7 +7129,7 @@
                 <w:noProof/>
                 <w:webHidden/>
               </w:rPr>
-              <w:instrText xml:space="preserve"> PAGEREF _Toc238137544 \h </w:instrText>
+              <w:instrText xml:space="preserve"> PAGEREF _Toc238145102 \h </w:instrText>
             </w:r>
             <w:r>
               <w:rPr>
@@ -7006,7 +7149,7 @@
                 <w:noProof/>
                 <w:webHidden/>
               </w:rPr>
-              <w:t>71</w:t>
+              <w:t>72</w:t>
             </w:r>
             <w:r>
               <w:rPr>
@@ -7028,7 +7171,7 @@
               <w14:ligatures w14:val="standardContextual"/>
             </w:rPr>
           </w:pPr>
-          <w:hyperlink w:anchor="_Toc238137545" w:history="1">
+          <w:hyperlink w:anchor="_Toc238145103" w:history="1">
             <w:r>
               <w:rPr>
                 <w:rStyle w:val="Hyperlink"/>
@@ -7056,7 +7199,7 @@
                 <w:noProof/>
                 <w:webHidden/>
               </w:rPr>
-              <w:instrText xml:space="preserve"> PAGEREF _Toc238137545 \h </w:instrText>
+              <w:instrText xml:space="preserve"> PAGEREF _Toc238145103 \h </w:instrText>
             </w:r>
             <w:r>
               <w:rPr>
@@ -7076,7 +7219,7 @@
                 <w:noProof/>
                 <w:webHidden/>
               </w:rPr>
-              <w:t>71</w:t>
+              <w:t>72</w:t>
             </w:r>
             <w:r>
               <w:rPr>
@@ -7101,7 +7244,7 @@
               <w14:ligatures w14:val="standardContextual"/>
             </w:rPr>
           </w:pPr>
-          <w:hyperlink w:anchor="_Toc238137546" w:history="1">
+          <w:hyperlink w:anchor="_Toc238145104" w:history="1">
             <w:r>
               <w:rPr>
                 <w:rStyle w:val="Hyperlink"/>
@@ -7129,7 +7272,7 @@
                 <w:noProof/>
                 <w:webHidden/>
               </w:rPr>
-              <w:instrText xml:space="preserve"> PAGEREF _Toc238137546 \h </w:instrText>
+              <w:instrText xml:space="preserve"> PAGEREF _Toc238145104 \h </w:instrText>
             </w:r>
             <w:r>
               <w:rPr>
@@ -7149,7 +7292,7 @@
                 <w:noProof/>
                 <w:webHidden/>
               </w:rPr>
-              <w:t>71</w:t>
+              <w:t>72</w:t>
             </w:r>
             <w:r>
               <w:rPr>
@@ -7174,7 +7317,7 @@
               <w14:ligatures w14:val="standardContextual"/>
             </w:rPr>
           </w:pPr>
-          <w:hyperlink w:anchor="_Toc238137547" w:history="1">
+          <w:hyperlink w:anchor="_Toc238145105" w:history="1">
             <w:r>
               <w:rPr>
                 <w:rStyle w:val="Hyperlink"/>
@@ -7202,7 +7345,7 @@
                 <w:noProof/>
                 <w:webHidden/>
               </w:rPr>
-              <w:instrText xml:space="preserve"> PAGEREF _Toc238137547 \h </w:instrText>
+              <w:instrText xml:space="preserve"> PAGEREF _Toc238145105 \h </w:instrText>
             </w:r>
             <w:r>
               <w:rPr>
@@ -7222,7 +7365,7 @@
                 <w:noProof/>
                 <w:webHidden/>
               </w:rPr>
-              <w:t>72</w:t>
+              <w:t>73</w:t>
             </w:r>
             <w:r>
               <w:rPr>
@@ -7244,7 +7387,7 @@
               <w14:ligatures w14:val="standardContextual"/>
             </w:rPr>
           </w:pPr>
-          <w:hyperlink w:anchor="_Toc238137548" w:history="1">
+          <w:hyperlink w:anchor="_Toc238145106" w:history="1">
             <w:r>
               <w:rPr>
                 <w:rStyle w:val="Hyperlink"/>
@@ -7272,7 +7415,7 @@
                 <w:noProof/>
                 <w:webHidden/>
               </w:rPr>
-              <w:instrText xml:space="preserve"> PAGEREF _Toc238137548 \h </w:instrText>
+              <w:instrText xml:space="preserve"> PAGEREF _Toc238145106 \h </w:instrText>
             </w:r>
             <w:r>
               <w:rPr>
@@ -7292,7 +7435,7 @@
                 <w:noProof/>
                 <w:webHidden/>
               </w:rPr>
-              <w:t>73</w:t>
+              <w:t>74</w:t>
             </w:r>
             <w:r>
               <w:rPr>
@@ -7317,7 +7460,7 @@
               <w14:ligatures w14:val="standardContextual"/>
             </w:rPr>
           </w:pPr>
-          <w:hyperlink w:anchor="_Toc238137549" w:history="1">
+          <w:hyperlink w:anchor="_Toc238145107" w:history="1">
             <w:r>
               <w:rPr>
                 <w:rStyle w:val="Hyperlink"/>
@@ -7345,7 +7488,7 @@
                 <w:noProof/>
                 <w:webHidden/>
               </w:rPr>
-              <w:instrText xml:space="preserve"> PAGEREF _Toc238137549 \h </w:instrText>
+              <w:instrText xml:space="preserve"> PAGEREF _Toc238145107 \h </w:instrText>
             </w:r>
             <w:r>
               <w:rPr>
@@ -7365,7 +7508,7 @@
                 <w:noProof/>
                 <w:webHidden/>
               </w:rPr>
-              <w:t>73</w:t>
+              <w:t>74</w:t>
             </w:r>
             <w:r>
               <w:rPr>
@@ -7390,7 +7533,7 @@
               <w14:ligatures w14:val="standardContextual"/>
             </w:rPr>
           </w:pPr>
-          <w:hyperlink w:anchor="_Toc238137550" w:history="1">
+          <w:hyperlink w:anchor="_Toc238145108" w:history="1">
             <w:r>
               <w:rPr>
                 <w:rStyle w:val="Hyperlink"/>
@@ -7418,7 +7561,7 @@
                 <w:noProof/>
                 <w:webHidden/>
               </w:rPr>
-              <w:instrText xml:space="preserve"> PAGEREF _Toc238137550 \h </w:instrText>
+              <w:instrText xml:space="preserve"> PAGEREF _Toc238145108 \h </w:instrText>
             </w:r>
             <w:r>
               <w:rPr>
@@ -7438,7 +7581,7 @@
                 <w:noProof/>
                 <w:webHidden/>
               </w:rPr>
-              <w:t>74</w:t>
+              <w:t>75</w:t>
             </w:r>
             <w:r>
               <w:rPr>
@@ -7463,7 +7606,7 @@
               <w14:ligatures w14:val="standardContextual"/>
             </w:rPr>
           </w:pPr>
-          <w:hyperlink w:anchor="_Toc238137551" w:history="1">
+          <w:hyperlink w:anchor="_Toc238145109" w:history="1">
             <w:r>
               <w:rPr>
                 <w:rStyle w:val="Hyperlink"/>
@@ -7491,7 +7634,7 @@
                 <w:noProof/>
                 <w:webHidden/>
               </w:rPr>
-              <w:instrText xml:space="preserve"> PAGEREF _Toc238137551 \h </w:instrText>
+              <w:instrText xml:space="preserve"> PAGEREF _Toc238145109 \h </w:instrText>
             </w:r>
             <w:r>
               <w:rPr>
@@ -7511,7 +7654,7 @@
                 <w:noProof/>
                 <w:webHidden/>
               </w:rPr>
-              <w:t>74</w:t>
+              <w:t>75</w:t>
             </w:r>
             <w:r>
               <w:rPr>
@@ -7533,7 +7676,7 @@
               <w14:ligatures w14:val="standardContextual"/>
             </w:rPr>
           </w:pPr>
-          <w:hyperlink w:anchor="_Toc238137552" w:history="1">
+          <w:hyperlink w:anchor="_Toc238145110" w:history="1">
             <w:r>
               <w:rPr>
                 <w:rStyle w:val="Hyperlink"/>
@@ -7561,7 +7704,7 @@
                 <w:noProof/>
                 <w:webHidden/>
               </w:rPr>
-              <w:instrText xml:space="preserve"> PAGEREF _Toc238137552 \h </w:instrText>
+              <w:instrText xml:space="preserve"> PAGEREF _Toc238145110 \h </w:instrText>
             </w:r>
             <w:r>
               <w:rPr>
@@ -7581,7 +7724,7 @@
                 <w:noProof/>
                 <w:webHidden/>
               </w:rPr>
-              <w:t>74</w:t>
+              <w:t>75</w:t>
             </w:r>
             <w:r>
               <w:rPr>
@@ -7606,7 +7749,7 @@
               <w14:ligatures w14:val="standardContextual"/>
             </w:rPr>
           </w:pPr>
-          <w:hyperlink w:anchor="_Toc238137553" w:history="1">
+          <w:hyperlink w:anchor="_Toc238145111" w:history="1">
             <w:r>
               <w:rPr>
                 <w:rStyle w:val="Hyperlink"/>
@@ -7634,7 +7777,7 @@
                 <w:noProof/>
                 <w:webHidden/>
               </w:rPr>
-              <w:instrText xml:space="preserve"> PAGEREF _Toc238137553 \h </w:instrText>
+              <w:instrText xml:space="preserve"> PAGEREF _Toc238145111 \h </w:instrText>
             </w:r>
             <w:r>
               <w:rPr>
@@ -7654,7 +7797,7 @@
                 <w:noProof/>
                 <w:webHidden/>
               </w:rPr>
-              <w:t>74</w:t>
+              <w:t>75</w:t>
             </w:r>
             <w:r>
               <w:rPr>
@@ -7679,7 +7822,7 @@
               <w14:ligatures w14:val="standardContextual"/>
             </w:rPr>
           </w:pPr>
-          <w:hyperlink w:anchor="_Toc238137554" w:history="1">
+          <w:hyperlink w:anchor="_Toc238145112" w:history="1">
             <w:r>
               <w:rPr>
                 <w:rStyle w:val="Hyperlink"/>
@@ -7707,7 +7850,7 @@
                 <w:noProof/>
                 <w:webHidden/>
               </w:rPr>
-              <w:instrText xml:space="preserve"> PAGEREF _Toc238137554 \h </w:instrText>
+              <w:instrText xml:space="preserve"> PAGEREF _Toc238145112 \h </w:instrText>
             </w:r>
             <w:r>
               <w:rPr>
@@ -7727,7 +7870,7 @@
                 <w:noProof/>
                 <w:webHidden/>
               </w:rPr>
-              <w:t>75</w:t>
+              <w:t>76</w:t>
             </w:r>
             <w:r>
               <w:rPr>
@@ -7749,7 +7892,7 @@
               <w14:ligatures w14:val="standardContextual"/>
             </w:rPr>
           </w:pPr>
-          <w:hyperlink w:anchor="_Toc238137555" w:history="1">
+          <w:hyperlink w:anchor="_Toc238145113" w:history="1">
             <w:r>
               <w:rPr>
                 <w:rStyle w:val="Hyperlink"/>
@@ -7777,7 +7920,7 @@
                 <w:noProof/>
                 <w:webHidden/>
               </w:rPr>
-              <w:instrText xml:space="preserve"> PAGEREF _Toc238137555 \h </w:instrText>
+              <w:instrText xml:space="preserve"> PAGEREF _Toc238145113 \h </w:instrText>
             </w:r>
             <w:r>
               <w:rPr>
@@ -7797,7 +7940,7 @@
                 <w:noProof/>
                 <w:webHidden/>
               </w:rPr>
-              <w:t>75</w:t>
+              <w:t>76</w:t>
             </w:r>
             <w:r>
               <w:rPr>
@@ -7822,7 +7965,7 @@
               <w14:ligatures w14:val="standardContextual"/>
             </w:rPr>
           </w:pPr>
-          <w:hyperlink w:anchor="_Toc238137556" w:history="1">
+          <w:hyperlink w:anchor="_Toc238145114" w:history="1">
             <w:r>
               <w:rPr>
                 <w:rStyle w:val="Hyperlink"/>
@@ -7850,7 +7993,7 @@
                 <w:noProof/>
                 <w:webHidden/>
               </w:rPr>
-              <w:instrText xml:space="preserve"> PAGEREF _Toc238137556 \h </w:instrText>
+              <w:instrText xml:space="preserve"> PAGEREF _Toc238145114 \h </w:instrText>
             </w:r>
             <w:r>
               <w:rPr>
@@ -7870,7 +8013,7 @@
                 <w:noProof/>
                 <w:webHidden/>
               </w:rPr>
-              <w:t>75</w:t>
+              <w:t>76</w:t>
             </w:r>
             <w:r>
               <w:rPr>
@@ -7895,7 +8038,7 @@
               <w14:ligatures w14:val="standardContextual"/>
             </w:rPr>
           </w:pPr>
-          <w:hyperlink w:anchor="_Toc238137557" w:history="1">
+          <w:hyperlink w:anchor="_Toc238145115" w:history="1">
             <w:r>
               <w:rPr>
                 <w:rStyle w:val="Hyperlink"/>
@@ -7923,7 +8066,7 @@
                 <w:noProof/>
                 <w:webHidden/>
               </w:rPr>
-              <w:instrText xml:space="preserve"> PAGEREF _Toc238137557 \h </w:instrText>
+              <w:instrText xml:space="preserve"> PAGEREF _Toc238145115 \h </w:instrText>
             </w:r>
             <w:r>
               <w:rPr>
@@ -7943,7 +8086,7 @@
                 <w:noProof/>
                 <w:webHidden/>
               </w:rPr>
-              <w:t>76</w:t>
+              <w:t>77</w:t>
             </w:r>
             <w:r>
               <w:rPr>
@@ -7965,7 +8108,7 @@
               <w14:ligatures w14:val="standardContextual"/>
             </w:rPr>
           </w:pPr>
-          <w:hyperlink w:anchor="_Toc238137558" w:history="1">
+          <w:hyperlink w:anchor="_Toc238145116" w:history="1">
             <w:r>
               <w:rPr>
                 <w:rStyle w:val="Hyperlink"/>
@@ -7993,7 +8136,7 @@
                 <w:noProof/>
                 <w:webHidden/>
               </w:rPr>
-              <w:instrText xml:space="preserve"> PAGEREF _Toc238137558 \h </w:instrText>
+              <w:instrText xml:space="preserve"> PAGEREF _Toc238145116 \h </w:instrText>
             </w:r>
             <w:r>
               <w:rPr>
@@ -8013,7 +8156,7 @@
                 <w:noProof/>
                 <w:webHidden/>
               </w:rPr>
-              <w:t>77</w:t>
+              <w:t>78</w:t>
             </w:r>
             <w:r>
               <w:rPr>
@@ -8038,7 +8181,7 @@
               <w14:ligatures w14:val="standardContextual"/>
             </w:rPr>
           </w:pPr>
-          <w:hyperlink w:anchor="_Toc238137559" w:history="1">
+          <w:hyperlink w:anchor="_Toc238145117" w:history="1">
             <w:r>
               <w:rPr>
                 <w:rStyle w:val="Hyperlink"/>
@@ -8066,7 +8209,7 @@
                 <w:noProof/>
                 <w:webHidden/>
               </w:rPr>
-              <w:instrText xml:space="preserve"> PAGEREF _Toc238137559 \h </w:instrText>
+              <w:instrText xml:space="preserve"> PAGEREF _Toc238145117 \h </w:instrText>
             </w:r>
             <w:r>
               <w:rPr>
@@ -8086,7 +8229,7 @@
                 <w:noProof/>
                 <w:webHidden/>
               </w:rPr>
-              <w:t>77</w:t>
+              <w:t>78</w:t>
             </w:r>
             <w:r>
               <w:rPr>
@@ -8132,7 +8275,7 @@
         </w:sectPr>
       </w:pPr>
     </w:p>
-    <w:bookmarkStart w:id="1" w:name="_Toc238137452" w:displacedByCustomXml="next"/>
+    <w:bookmarkStart w:id="1" w:name="_Toc238145008" w:displacedByCustomXml="next"/>
     <w:bookmarkStart w:id="2" w:name="_Toc529756735" w:displacedByCustomXml="next"/>
     <w:bookmarkStart w:id="3" w:name="_Toc529756674" w:displacedByCustomXml="next"/>
     <w:sdt>
@@ -8242,7 +8385,7 @@
           <w:lang w:val="sv-SE"/>
         </w:rPr>
       </w:pPr>
-      <w:bookmarkStart w:id="5" w:name="_Toc238137453"/>
+      <w:bookmarkStart w:id="5" w:name="_Toc238145009"/>
       <w:bookmarkEnd w:id="4"/>
       <w:r>
         <w:rPr>
@@ -8270,7 +8413,7 @@
           <w:lang w:val="sv-SE"/>
         </w:rPr>
       </w:pPr>
-      <w:bookmarkStart w:id="6" w:name="_Toc238137454"/>
+      <w:bookmarkStart w:id="6" w:name="_Toc238145010"/>
       <w:r>
         <w:rPr>
           <w:lang w:val="sv-SE"/>
@@ -8294,7 +8437,7 @@
           <w:lang w:val="sv-SE"/>
         </w:rPr>
       </w:pPr>
-      <w:bookmarkStart w:id="7" w:name="_Toc238137455"/>
+      <w:bookmarkStart w:id="7" w:name="_Toc238145011"/>
       <w:r>
         <w:rPr>
           <w:lang w:val="sv-SE"/>
@@ -8677,7 +8820,7 @@
           <w:lang w:val="sv-SE"/>
         </w:rPr>
       </w:pPr>
-      <w:bookmarkStart w:id="8" w:name="_Toc238137456"/>
+      <w:bookmarkStart w:id="8" w:name="_Toc238145012"/>
       <w:r>
         <w:rPr>
           <w:lang w:val="sv-SE"/>
@@ -8703,7 +8846,7 @@
           <w:lang w:val="sv-SE"/>
         </w:rPr>
       </w:pPr>
-      <w:bookmarkStart w:id="9" w:name="_Toc238137457"/>
+      <w:bookmarkStart w:id="9" w:name="_Toc238145013"/>
       <w:r>
         <w:rPr>
           <w:lang w:val="sv-SE"/>
@@ -8727,7 +8870,7 @@
           <w:lang w:val="sv-SE"/>
         </w:rPr>
       </w:pPr>
-      <w:bookmarkStart w:id="10" w:name="_Toc238137458"/>
+      <w:bookmarkStart w:id="10" w:name="_Toc238145014"/>
       <w:r>
         <w:rPr>
           <w:lang w:val="sv-SE"/>
@@ -9958,7 +10101,7 @@
           <w:lang w:val="sv-SE"/>
         </w:rPr>
       </w:pPr>
-      <w:bookmarkStart w:id="11" w:name="_Toc238137459"/>
+      <w:bookmarkStart w:id="11" w:name="_Toc238145015"/>
       <w:r>
         <w:rPr>
           <w:lang w:val="sv-SE"/>
@@ -10358,7 +10501,7 @@
           <w:lang w:val="sv-SE"/>
         </w:rPr>
       </w:pPr>
-      <w:bookmarkStart w:id="12" w:name="_Toc238137460"/>
+      <w:bookmarkStart w:id="12" w:name="_Toc238145016"/>
       <w:r>
         <w:rPr>
           <w:noProof/>
@@ -10803,7 +10946,7 @@
           <w:lang w:val="sv-SE"/>
         </w:rPr>
       </w:pPr>
-      <w:bookmarkStart w:id="13" w:name="_Toc238137461"/>
+      <w:bookmarkStart w:id="13" w:name="_Toc238145017"/>
       <w:r>
         <w:rPr>
           <w:lang w:val="sv-SE"/>
@@ -11566,7 +11709,7 @@
           <w:lang w:val="sv-SE"/>
         </w:rPr>
       </w:pPr>
-      <w:bookmarkStart w:id="14" w:name="_Toc238137462"/>
+      <w:bookmarkStart w:id="14" w:name="_Toc238145018"/>
       <w:r>
         <w:rPr>
           <w:lang w:val="sv-SE"/>
@@ -11867,7 +12010,7 @@
           <w:lang w:val="sv-SE"/>
         </w:rPr>
       </w:pPr>
-      <w:bookmarkStart w:id="18" w:name="_Toc238137463"/>
+      <w:bookmarkStart w:id="18" w:name="_Toc238145019"/>
       <w:bookmarkEnd w:id="15"/>
       <w:bookmarkEnd w:id="16"/>
       <w:bookmarkEnd w:id="17"/>
@@ -12225,7 +12368,7 @@
           <w:lang w:val="sv-SE"/>
         </w:rPr>
       </w:pPr>
-      <w:bookmarkStart w:id="19" w:name="_Toc238137464"/>
+      <w:bookmarkStart w:id="19" w:name="_Toc238145020"/>
       <w:r>
         <w:rPr>
           <w:rFonts w:ascii="Times New Roman" w:hAnsi="Times New Roman"/>
@@ -12242,7 +12385,7 @@
           <w:lang w:val="sv-SE"/>
         </w:rPr>
       </w:pPr>
-      <w:bookmarkStart w:id="20" w:name="_Toc238137465"/>
+      <w:bookmarkStart w:id="20" w:name="_Toc238145021"/>
       <w:r>
         <w:rPr>
           <w:lang w:val="sv-SE"/>
@@ -12556,7 +12699,7 @@
           <w:lang w:val="sv-SE"/>
         </w:rPr>
       </w:pPr>
-      <w:bookmarkStart w:id="21" w:name="_Toc238137466"/>
+      <w:bookmarkStart w:id="21" w:name="_Toc238145022"/>
       <w:r>
         <w:rPr>
           <w:lang w:val="sv-SE"/>
@@ -12867,7 +13010,7 @@
           <w:lang w:val="sv-SE"/>
         </w:rPr>
       </w:pPr>
-      <w:bookmarkStart w:id="22" w:name="_Toc238137467"/>
+      <w:bookmarkStart w:id="22" w:name="_Toc238145023"/>
       <w:r>
         <w:rPr>
           <w:rFonts w:ascii="Times New Roman" w:hAnsi="Times New Roman"/>
@@ -12884,7 +13027,7 @@
           <w:lang w:val="sv-SE"/>
         </w:rPr>
       </w:pPr>
-      <w:bookmarkStart w:id="23" w:name="_Toc238137468"/>
+      <w:bookmarkStart w:id="23" w:name="_Toc238145024"/>
       <w:r>
         <w:rPr>
           <w:lang w:val="sv-SE"/>
@@ -13288,7 +13431,7 @@
           <w:lang w:val="sv-SE"/>
         </w:rPr>
       </w:pPr>
-      <w:bookmarkStart w:id="24" w:name="_Toc238137469"/>
+      <w:bookmarkStart w:id="24" w:name="_Toc238145025"/>
       <w:r>
         <w:rPr>
           <w:lang w:val="sv-SE"/>
@@ -13610,7 +13753,7 @@
       </w:pPr>
       <w:bookmarkStart w:id="25" w:name="_Toc529756678"/>
       <w:bookmarkStart w:id="26" w:name="_Toc529756739"/>
-      <w:bookmarkStart w:id="27" w:name="_Toc238137470"/>
+      <w:bookmarkStart w:id="27" w:name="_Toc238145026"/>
       <w:r>
         <w:rPr>
           <w:lang w:val="sv-SE"/>
@@ -13951,7 +14094,7 @@
           <w:lang w:val="sv-SE"/>
         </w:rPr>
       </w:pPr>
-      <w:bookmarkStart w:id="28" w:name="_Toc238137471"/>
+      <w:bookmarkStart w:id="28" w:name="_Toc238145027"/>
       <w:r>
         <w:rPr>
           <w:lang w:val="sv-SE"/>
@@ -14354,7 +14497,7 @@
           <w:lang w:val="sv-SE"/>
         </w:rPr>
       </w:pPr>
-      <w:bookmarkStart w:id="29" w:name="_Toc238137472"/>
+      <w:bookmarkStart w:id="29" w:name="_Toc238145028"/>
       <w:r>
         <w:rPr>
           <w:lang w:val="sv-SE"/>
@@ -14768,7 +14911,7 @@
           <w:lang w:val="sv-SE"/>
         </w:rPr>
       </w:pPr>
-      <w:bookmarkStart w:id="30" w:name="_Toc238137473"/>
+      <w:bookmarkStart w:id="30" w:name="_Toc238145029"/>
       <w:r>
         <w:rPr>
           <w:lang w:val="sv-SE"/>
@@ -15177,7 +15320,7 @@
           <w:lang w:val="sv-SE"/>
         </w:rPr>
       </w:pPr>
-      <w:bookmarkStart w:id="31" w:name="_Toc238137474"/>
+      <w:bookmarkStart w:id="31" w:name="_Toc238145030"/>
       <w:r>
         <w:rPr>
           <w:lang w:val="sv-SE"/>
@@ -15660,7 +15803,7 @@
           <w:lang w:val="sv-SE"/>
         </w:rPr>
       </w:pPr>
-      <w:bookmarkStart w:id="32" w:name="_Toc238137475"/>
+      <w:bookmarkStart w:id="32" w:name="_Toc238145031"/>
       <w:r>
         <w:rPr>
           <w:lang w:val="sv-SE"/>
@@ -16237,7 +16380,7 @@
           <w:lang w:val="sv-SE"/>
         </w:rPr>
       </w:pPr>
-      <w:bookmarkStart w:id="33" w:name="_Toc238137476"/>
+      <w:bookmarkStart w:id="33" w:name="_Toc238145032"/>
       <w:r>
         <w:rPr>
           <w:lang w:val="sv-SE"/>
@@ -17136,7 +17279,7 @@
           <w:lang w:val="sv-SE"/>
         </w:rPr>
       </w:pPr>
-      <w:bookmarkStart w:id="34" w:name="_Toc238137477"/>
+      <w:bookmarkStart w:id="34" w:name="_Toc238145033"/>
       <w:r>
         <w:rPr>
           <w:lang w:val="sv-SE"/>
@@ -17630,7 +17773,7 @@
           <w:lang w:val="sv-SE"/>
         </w:rPr>
       </w:pPr>
-      <w:bookmarkStart w:id="35" w:name="_Toc238137478"/>
+      <w:bookmarkStart w:id="35" w:name="_Toc238145034"/>
       <w:r>
         <w:rPr>
           <w:lang w:val="sv-SE"/>
@@ -17653,7 +17796,7 @@
           <w:lang w:val="sv-SE"/>
         </w:rPr>
       </w:pPr>
-      <w:bookmarkStart w:id="36" w:name="_Toc238137479"/>
+      <w:bookmarkStart w:id="36" w:name="_Toc238145035"/>
       <w:r>
         <w:rPr>
           <w:lang w:val="sv-SE"/>
@@ -18040,7 +18183,7 @@
           <w:lang w:val="sv-SE"/>
         </w:rPr>
       </w:pPr>
-      <w:bookmarkStart w:id="37" w:name="_Toc238137480"/>
+      <w:bookmarkStart w:id="37" w:name="_Toc238145036"/>
       <w:r>
         <w:rPr>
           <w:lang w:val="sv-SE"/>
@@ -18062,7 +18205,7 @@
           <w:lang w:val="sv-SE"/>
         </w:rPr>
       </w:pPr>
-      <w:bookmarkStart w:id="38" w:name="_Toc238137481"/>
+      <w:bookmarkStart w:id="38" w:name="_Toc238145037"/>
       <w:r>
         <w:rPr>
           <w:lang w:val="sv-SE"/>
@@ -18541,7 +18684,7 @@
           <w:lang w:val="sv-SE"/>
         </w:rPr>
       </w:pPr>
-      <w:bookmarkStart w:id="39" w:name="_Toc238137482"/>
+      <w:bookmarkStart w:id="39" w:name="_Toc238145038"/>
       <w:r>
         <w:rPr>
           <w:lang w:val="sv-SE"/>
@@ -18959,7 +19102,7 @@
           <w:lang w:val="sv-SE"/>
         </w:rPr>
       </w:pPr>
-      <w:bookmarkStart w:id="40" w:name="_Toc238137483"/>
+      <w:bookmarkStart w:id="40" w:name="_Toc238145039"/>
       <w:r>
         <w:rPr>
           <w:lang w:val="sv-SE"/>
@@ -19670,7 +19813,7 @@
           <w:lang w:val="sv-SE"/>
         </w:rPr>
       </w:pPr>
-      <w:bookmarkStart w:id="41" w:name="_Toc238137484"/>
+      <w:bookmarkStart w:id="41" w:name="_Toc238145040"/>
       <w:r>
         <w:rPr>
           <w:lang w:val="sv-SE"/>
@@ -20242,7 +20385,7 @@
           <w:lang w:val="sv-SE"/>
         </w:rPr>
       </w:pPr>
-      <w:bookmarkStart w:id="42" w:name="_Toc238137485"/>
+      <w:bookmarkStart w:id="42" w:name="_Toc238145041"/>
       <w:r>
         <w:rPr>
           <w:lang w:val="sv-SE"/>
@@ -20673,7 +20816,7 @@
           <w:lang w:val="sv-SE"/>
         </w:rPr>
       </w:pPr>
-      <w:bookmarkStart w:id="43" w:name="_Toc238137486"/>
+      <w:bookmarkStart w:id="43" w:name="_Toc238145042"/>
       <w:r>
         <w:rPr>
           <w:lang w:val="sv-SE"/>
@@ -21050,7 +21193,7 @@
           <w:lang w:val="sv-SE"/>
         </w:rPr>
       </w:pPr>
-      <w:bookmarkStart w:id="44" w:name="_Toc238137487"/>
+      <w:bookmarkStart w:id="44" w:name="_Toc238145043"/>
       <w:r>
         <w:rPr>
           <w:lang w:val="sv-SE"/>
@@ -21557,7 +21700,7 @@
           <w:lang w:val="sv-SE"/>
         </w:rPr>
       </w:pPr>
-      <w:bookmarkStart w:id="45" w:name="_Toc238137488"/>
+      <w:bookmarkStart w:id="45" w:name="_Toc238145044"/>
       <w:r>
         <w:rPr>
           <w:lang w:val="sv-SE"/>
@@ -22196,7 +22339,7 @@
           <w:lang w:val="sv-SE"/>
         </w:rPr>
       </w:pPr>
-      <w:bookmarkStart w:id="46" w:name="_Toc238137489"/>
+      <w:bookmarkStart w:id="46" w:name="_Toc238145045"/>
       <w:r>
         <w:rPr>
           <w:lang w:val="sv-SE"/>
@@ -22213,7 +22356,7 @@
           <w:lang w:val="sv-SE"/>
         </w:rPr>
       </w:pPr>
-      <w:bookmarkStart w:id="47" w:name="_Toc238137490"/>
+      <w:bookmarkStart w:id="47" w:name="_Toc238145046"/>
       <w:r>
         <w:rPr>
           <w:lang w:val="sv-SE"/>
@@ -22954,7 +23097,7 @@
           <w:lang w:val="sv-SE"/>
         </w:rPr>
       </w:pPr>
-      <w:bookmarkStart w:id="48" w:name="_Toc238137491"/>
+      <w:bookmarkStart w:id="48" w:name="_Toc238145047"/>
       <w:r>
         <w:rPr>
           <w:lang w:val="sv-SE"/>
@@ -23127,7 +23270,7 @@
           <w:lang w:val="sv-SE"/>
         </w:rPr>
       </w:pPr>
-      <w:bookmarkStart w:id="49" w:name="_Toc238137492"/>
+      <w:bookmarkStart w:id="49" w:name="_Toc238145048"/>
       <w:r>
         <w:rPr>
           <w:lang w:val="sv-SE"/>
@@ -23144,7 +23287,7 @@
           <w:lang w:val="sv-SE"/>
         </w:rPr>
       </w:pPr>
-      <w:bookmarkStart w:id="50" w:name="_Toc238137493"/>
+      <w:bookmarkStart w:id="50" w:name="_Toc238145049"/>
       <w:r>
         <w:rPr>
           <w:lang w:val="sv-SE"/>
@@ -23317,7 +23460,7 @@
           <w:lang w:val="sv-SE"/>
         </w:rPr>
       </w:pPr>
-      <w:bookmarkStart w:id="51" w:name="_Toc238137494"/>
+      <w:bookmarkStart w:id="51" w:name="_Toc238145050"/>
       <w:r>
         <w:rPr>
           <w:lang w:val="sv-SE"/>
@@ -23760,7 +23903,7 @@
           <w:lang w:val="sv-SE"/>
         </w:rPr>
       </w:pPr>
-      <w:bookmarkStart w:id="52" w:name="_Toc238137495"/>
+      <w:bookmarkStart w:id="52" w:name="_Toc238145051"/>
       <w:r>
         <w:rPr>
           <w:lang w:val="sv-SE"/>
@@ -24085,7 +24228,7 @@
           <w:lang w:val="sv-SE"/>
         </w:rPr>
       </w:pPr>
-      <w:bookmarkStart w:id="53" w:name="_Toc238137496"/>
+      <w:bookmarkStart w:id="53" w:name="_Toc238145052"/>
       <w:r>
         <w:rPr>
           <w:lang w:val="sv-SE"/>
@@ -24421,7 +24564,7 @@
           <w:lang w:val="sv-SE"/>
         </w:rPr>
       </w:pPr>
-      <w:bookmarkStart w:id="54" w:name="_Toc238137497"/>
+      <w:bookmarkStart w:id="54" w:name="_Toc238145053"/>
       <w:r>
         <w:rPr>
           <w:lang w:val="sv-SE"/>
@@ -24666,7 +24809,7 @@
           <w:lang w:val="sv-SE"/>
         </w:rPr>
       </w:pPr>
-      <w:bookmarkStart w:id="55" w:name="_Toc238137498"/>
+      <w:bookmarkStart w:id="55" w:name="_Toc238145054"/>
       <w:r>
         <w:rPr>
           <w:lang w:val="sv-SE"/>
@@ -24700,7 +24843,7 @@
         </w:rPr>
         <w:br w:type="page"/>
       </w:r>
-      <w:bookmarkStart w:id="56" w:name="_Toc238137499"/>
+      <w:bookmarkStart w:id="56" w:name="_Toc238145055"/>
       <w:r>
         <w:rPr>
           <w:rFonts w:ascii="Times New Roman" w:hAnsi="Times New Roman"/>
@@ -24740,7 +24883,7 @@
           <w:lang w:val="sv-SE"/>
         </w:rPr>
       </w:pPr>
-      <w:bookmarkStart w:id="57" w:name="_Toc238137500"/>
+      <w:bookmarkStart w:id="57" w:name="_Toc238145056"/>
       <w:r>
         <w:rPr>
           <w:noProof/>
@@ -25156,16 +25299,481 @@
           <w:lang w:val="sv-SE"/>
         </w:rPr>
       </w:pPr>
-      <w:bookmarkStart w:id="58" w:name="_Toc529756682"/>
-      <w:bookmarkStart w:id="59" w:name="_Toc529756743"/>
-      <w:bookmarkStart w:id="60" w:name="_Toc238137501"/>
+      <w:bookmarkStart w:id="58" w:name="_Toc238145057"/>
+      <w:r>
+        <w:rPr>
+          <w:lang w:val="sv-SE"/>
+        </w:rPr>
+        <w:t>Rökt fisk</w:t>
+      </w:r>
+      <w:bookmarkEnd w:id="58"/>
+    </w:p>
+    <w:p>
+      <w:pPr>
+        <w:pStyle w:val="Heading3"/>
+        <w:rPr>
+          <w:lang w:val="sv-SE"/>
+        </w:rPr>
+      </w:pPr>
+      <w:bookmarkStart w:id="59" w:name="_Toc238145058"/>
+      <w:r>
+        <w:rPr>
+          <w:lang w:val="sv-SE"/>
+        </w:rPr>
+        <w:t>Varmrökt lax</w:t>
+      </w:r>
+      <w:bookmarkEnd w:id="59"/>
+    </w:p>
+    <w:p>
+      <w:pPr>
+        <w:ind w:firstLine="0"/>
+        <w:rPr>
+          <w:lang w:val="sv-SE"/>
+        </w:rPr>
+      </w:pPr>
+      <w:r>
+        <w:rPr>
+          <w:lang w:val="sv-SE"/>
+        </w:rPr>
+        <w:t xml:space="preserve">Ursprung: </w:t>
+      </w:r>
+      <w:r>
+        <w:rPr>
+          <w:lang w:val="sv-SE"/>
+        </w:rPr>
+        <w:t>Bradley smoker</w:t>
+      </w:r>
+    </w:p>
+    <w:p>
+      <w:pPr>
+        <w:ind w:firstLine="0"/>
+        <w:rPr>
+          <w:lang w:val="sv-SE"/>
+        </w:rPr>
+      </w:pPr>
+    </w:p>
+    <w:p>
+      <w:pPr>
+        <w:ind w:firstLine="0"/>
+        <w:rPr>
+          <w:lang w:val="sv-SE"/>
+        </w:rPr>
+      </w:pPr>
+      <w:r>
+        <w:rPr>
+          <w:lang w:val="sv-SE"/>
+        </w:rPr>
+        <w:t xml:space="preserve">5 kg </w:t>
+      </w:r>
+      <w:r>
+        <w:rPr>
+          <w:lang w:val="sv-SE"/>
+        </w:rPr>
+        <w:t>laxsida</w:t>
+      </w:r>
+    </w:p>
+    <w:p>
+      <w:pPr>
+        <w:ind w:firstLine="0"/>
+        <w:rPr>
+          <w:lang w:val="sv-SE"/>
+        </w:rPr>
+      </w:pPr>
+      <w:r>
+        <w:rPr>
+          <w:lang w:val="sv-SE"/>
+        </w:rPr>
+        <w:t>Salt 125 g</w:t>
+      </w:r>
+    </w:p>
+    <w:p>
+      <w:pPr>
+        <w:ind w:firstLine="0"/>
+        <w:rPr>
+          <w:lang w:val="sv-SE"/>
+        </w:rPr>
+      </w:pPr>
+      <w:r>
+        <w:rPr>
+          <w:lang w:val="sv-SE"/>
+        </w:rPr>
+        <w:t>Socker 15g</w:t>
+      </w:r>
+    </w:p>
+    <w:p>
+      <w:pPr>
+        <w:ind w:firstLine="0"/>
+        <w:rPr>
+          <w:lang w:val="sv-SE"/>
+        </w:rPr>
+      </w:pPr>
+      <w:r>
+        <w:rPr>
+          <w:lang w:val="sv-SE"/>
+        </w:rPr>
+        <w:t>Vegetabilisk olja</w:t>
+      </w:r>
+    </w:p>
+    <w:p>
+      <w:pPr>
+        <w:ind w:firstLine="0"/>
+        <w:rPr>
+          <w:lang w:val="sv-SE"/>
+        </w:rPr>
+      </w:pPr>
+      <w:r>
+        <w:rPr>
+          <w:lang w:val="sv-SE"/>
+        </w:rPr>
+        <w:t>Vitlökspulver</w:t>
+      </w:r>
+    </w:p>
+    <w:p>
+      <w:pPr>
+        <w:ind w:firstLine="0"/>
+        <w:rPr>
+          <w:lang w:val="sv-SE"/>
+        </w:rPr>
+      </w:pPr>
+      <w:r>
+        <w:rPr>
+          <w:lang w:val="sv-SE"/>
+        </w:rPr>
+        <w:t>Ingefärspulver</w:t>
+      </w:r>
+    </w:p>
+    <w:p>
+      <w:pPr>
+        <w:ind w:firstLine="0"/>
+        <w:rPr>
+          <w:lang w:val="sv-SE"/>
+        </w:rPr>
+      </w:pPr>
+      <w:r>
+        <w:rPr>
+          <w:lang w:val="sv-SE"/>
+        </w:rPr>
+        <w:t>Senapspulver</w:t>
+      </w:r>
+    </w:p>
+    <w:p>
+      <w:pPr>
+        <w:ind w:firstLine="0"/>
+        <w:rPr>
+          <w:lang w:val="sv-SE"/>
+        </w:rPr>
+      </w:pPr>
+      <w:r>
+        <w:rPr>
+          <w:lang w:val="sv-SE"/>
+        </w:rPr>
+        <w:t>Grov svartpeppar</w:t>
+      </w:r>
+    </w:p>
+    <w:p>
+      <w:pPr>
+        <w:ind w:firstLine="0"/>
+        <w:rPr>
+          <w:lang w:val="sv-SE"/>
+        </w:rPr>
+      </w:pPr>
+      <w:r>
+        <w:rPr>
+          <w:lang w:val="sv-SE"/>
+        </w:rPr>
+        <w:t>Persilja</w:t>
+      </w:r>
+    </w:p>
+    <w:p>
+      <w:pPr>
+        <w:ind w:firstLine="0"/>
+        <w:rPr>
+          <w:lang w:val="sv-SE"/>
+        </w:rPr>
+      </w:pPr>
+      <w:r>
+        <w:rPr>
+          <w:lang w:val="sv-SE"/>
+        </w:rPr>
+        <w:lastRenderedPageBreak/>
+        <w:t>Alrökbriketter</w:t>
+      </w:r>
+    </w:p>
+    <w:p>
+      <w:pPr>
+        <w:ind w:firstLine="0"/>
+        <w:rPr>
+          <w:lang w:val="sv-SE"/>
+        </w:rPr>
+      </w:pPr>
+    </w:p>
+    <w:p>
+      <w:pPr>
+        <w:ind w:firstLine="0"/>
+        <w:rPr>
+          <w:lang w:val="sv-SE"/>
+        </w:rPr>
+      </w:pPr>
+      <w:r>
+        <w:rPr>
+          <w:lang w:val="sv-SE"/>
+        </w:rPr>
+        <w:t xml:space="preserve">1. </w:t>
+      </w:r>
+      <w:r>
+        <w:rPr>
+          <w:lang w:val="sv-SE"/>
+        </w:rPr>
+        <w:t xml:space="preserve">För laxsidor som är tjockare än en tum, </w:t>
+      </w:r>
+      <w:r>
+        <w:rPr>
+          <w:lang w:val="sv-SE"/>
+        </w:rPr>
+        <w:t>skär snitt i de delarna.</w:t>
+      </w:r>
+    </w:p>
+    <w:p>
+      <w:pPr>
+        <w:ind w:firstLine="0"/>
+        <w:rPr>
+          <w:lang w:val="sv-SE"/>
+        </w:rPr>
+      </w:pPr>
+      <w:r>
+        <w:rPr>
+          <w:lang w:val="sv-SE"/>
+        </w:rPr>
+        <w:t xml:space="preserve">2. </w:t>
+      </w:r>
+      <w:r>
+        <w:rPr>
+          <w:lang w:val="sv-SE"/>
+        </w:rPr>
+        <w:t xml:space="preserve">Stryk fisken med en riklig mängd vegetabilisk olja. </w:t>
+      </w:r>
+      <w:r>
+        <w:rPr>
+          <w:lang w:val="sv-SE"/>
+        </w:rPr>
+        <w:t>Strö en blandning av saltet och sockret över fisken, tjockare där fisken är tjockare.</w:t>
+      </w:r>
+    </w:p>
+    <w:p>
+      <w:pPr>
+        <w:ind w:firstLine="0"/>
+        <w:rPr>
+          <w:lang w:val="sv-SE"/>
+        </w:rPr>
+      </w:pPr>
+      <w:r>
+        <w:rPr>
+          <w:lang w:val="sv-SE"/>
+        </w:rPr>
+        <w:t xml:space="preserve">3. </w:t>
+      </w:r>
+      <w:r>
+        <w:rPr>
+          <w:lang w:val="sv-SE"/>
+        </w:rPr>
+        <w:t>Strö en lagom mängd kryddor över fisken</w:t>
+      </w:r>
+      <w:r>
+        <w:rPr>
+          <w:lang w:val="sv-SE"/>
+        </w:rPr>
+        <w:t xml:space="preserve"> och gnid in dessa.</w:t>
+      </w:r>
+    </w:p>
+    <w:p>
+      <w:pPr>
+        <w:ind w:firstLine="0"/>
+        <w:rPr>
+          <w:lang w:val="sv-SE"/>
+        </w:rPr>
+      </w:pPr>
+      <w:r>
+        <w:rPr>
+          <w:lang w:val="sv-SE"/>
+        </w:rPr>
+        <w:t xml:space="preserve">4. </w:t>
+      </w:r>
+      <w:r>
+        <w:rPr>
+          <w:lang w:val="sv-SE"/>
+        </w:rPr>
+        <w:t>Strö en lagom mängd grov svartpeppar över fisken.</w:t>
+      </w:r>
+    </w:p>
+    <w:p>
+      <w:pPr>
+        <w:ind w:firstLine="0"/>
+        <w:rPr>
+          <w:lang w:val="sv-SE"/>
+        </w:rPr>
+      </w:pPr>
+      <w:r>
+        <w:rPr>
+          <w:lang w:val="sv-SE"/>
+        </w:rPr>
+        <w:t>5. Slå in två lika stora laxsidor</w:t>
+      </w:r>
+      <w:r>
+        <w:rPr>
+          <w:lang w:val="sv-SE"/>
+        </w:rPr>
+        <w:t>, kött mot kött, med plastfolie runt och lägg i kylskåp.</w:t>
+      </w:r>
+    </w:p>
+    <w:p>
+      <w:pPr>
+        <w:ind w:firstLine="0"/>
+        <w:rPr>
+          <w:lang w:val="sv-SE"/>
+        </w:rPr>
+      </w:pPr>
+      <w:r>
+        <w:rPr>
+          <w:lang w:val="sv-SE"/>
+        </w:rPr>
+        <w:t>6. Täck över fisken så att luft inte kommer åt och låt stå i kylen 14 till 20 timmar.</w:t>
+      </w:r>
+    </w:p>
+    <w:p>
+      <w:pPr>
+        <w:ind w:firstLine="0"/>
+        <w:rPr>
+          <w:lang w:val="sv-SE"/>
+        </w:rPr>
+      </w:pPr>
+      <w:r>
+        <w:rPr>
+          <w:lang w:val="sv-SE"/>
+        </w:rPr>
+        <w:t xml:space="preserve">7. Ta ut fisken </w:t>
+      </w:r>
+      <w:r>
+        <w:rPr>
+          <w:lang w:val="sv-SE"/>
+        </w:rPr>
+        <w:t>och lägg skinnsidan nedåt på oljade galler.</w:t>
+      </w:r>
+    </w:p>
+    <w:p>
+      <w:pPr>
+        <w:ind w:firstLine="0"/>
+        <w:rPr>
+          <w:lang w:val="sv-SE"/>
+        </w:rPr>
+      </w:pPr>
+      <w:r>
+        <w:rPr>
+          <w:lang w:val="sv-SE"/>
+        </w:rPr>
+        <w:t>8. Strö över persilja på fisken.</w:t>
+      </w:r>
+    </w:p>
+    <w:p>
+      <w:pPr>
+        <w:ind w:firstLine="0"/>
+        <w:rPr>
+          <w:lang w:val="sv-SE"/>
+        </w:rPr>
+      </w:pPr>
+      <w:r>
+        <w:rPr>
+          <w:lang w:val="sv-SE"/>
+        </w:rPr>
+        <w:t>9. Rök på 50 grader i 1.5 timme.</w:t>
+      </w:r>
+    </w:p>
+    <w:p>
+      <w:pPr>
+        <w:ind w:firstLine="0"/>
+        <w:rPr>
+          <w:lang w:val="sv-SE"/>
+        </w:rPr>
+      </w:pPr>
+      <w:r>
+        <w:rPr>
+          <w:lang w:val="sv-SE"/>
+        </w:rPr>
+        <w:t>10. Rök på</w:t>
+      </w:r>
+      <w:r>
+        <w:rPr>
+          <w:lang w:val="sv-SE"/>
+        </w:rPr>
+        <w:t xml:space="preserve"> 70 grader i 3 timmar.</w:t>
+      </w:r>
+    </w:p>
+    <w:p>
+      <w:pPr>
+        <w:ind w:firstLine="0"/>
+        <w:rPr>
+          <w:lang w:val="sv-SE"/>
+        </w:rPr>
+      </w:pPr>
+      <w:r>
+        <w:rPr>
+          <w:lang w:val="sv-SE"/>
+        </w:rPr>
+        <w:t>11. Rök på 80 grader i 1.5 timme.</w:t>
+      </w:r>
+    </w:p>
+    <w:p>
+      <w:pPr>
+        <w:ind w:firstLine="0"/>
+        <w:rPr>
+          <w:lang w:val="sv-SE"/>
+        </w:rPr>
+      </w:pPr>
+    </w:p>
+    <w:p>
+      <w:pPr>
+        <w:ind w:firstLine="0"/>
+        <w:rPr>
+          <w:lang w:val="sv-SE"/>
+        </w:rPr>
+      </w:pPr>
+      <w:r>
+        <w:rPr>
+          <w:lang w:val="sv-SE"/>
+        </w:rPr>
+        <w:t xml:space="preserve">Serveringsförslag: </w:t>
+      </w:r>
+      <w:r>
+        <w:rPr>
+          <w:lang w:val="sv-SE"/>
+        </w:rPr>
+        <w:t>Som ingrediens i lax och purjolöksås eller separat med potatis</w:t>
+      </w:r>
+    </w:p>
+    <w:p>
+      <w:pPr>
+        <w:pStyle w:val="TipText"/>
+        <w:rPr>
+          <w:lang w:val="sv-SE"/>
+        </w:rPr>
+      </w:pPr>
+    </w:p>
+    <w:p>
+      <w:pPr>
+        <w:pStyle w:val="Heading2"/>
+        <w:rPr>
+          <w:lang w:val="sv-SE"/>
+        </w:rPr>
+      </w:pPr>
+      <w:bookmarkStart w:id="60" w:name="_Toc529756682"/>
+      <w:bookmarkStart w:id="61" w:name="_Toc529756743"/>
+      <w:bookmarkStart w:id="62" w:name="_Toc238145059"/>
       <w:r>
         <w:rPr>
           <w:lang w:val="sv-SE"/>
         </w:rPr>
         <w:t>Pasta</w:t>
       </w:r>
-      <w:bookmarkEnd w:id="60"/>
+      <w:bookmarkEnd w:id="62"/>
     </w:p>
     <w:p>
       <w:pPr>
@@ -25174,7 +25782,7 @@
           <w:lang w:val="sv-SE"/>
         </w:rPr>
       </w:pPr>
-      <w:bookmarkStart w:id="61" w:name="_Toc238137502"/>
+      <w:bookmarkStart w:id="63" w:name="_Toc238145060"/>
       <w:r>
         <w:rPr>
           <w:lang w:val="sv-SE"/>
@@ -25193,7 +25801,7 @@
         </w:rPr>
         <w:t>vitlök och tomat</w:t>
       </w:r>
-      <w:bookmarkEnd w:id="61"/>
+      <w:bookmarkEnd w:id="63"/>
     </w:p>
     <w:p>
       <w:pPr>
@@ -25364,49 +25972,49 @@
         <w:rPr>
           <w:lang w:val="sv-SE"/>
         </w:rPr>
+        <w:t>0.5 citron</w:t>
+      </w:r>
+    </w:p>
+    <w:p>
+      <w:pPr>
+        <w:ind w:firstLine="0"/>
+        <w:rPr>
+          <w:lang w:val="sv-SE"/>
+        </w:rPr>
+      </w:pPr>
+    </w:p>
+    <w:p>
+      <w:pPr>
+        <w:ind w:firstLine="0"/>
+        <w:rPr>
+          <w:lang w:val="sv-SE"/>
+        </w:rPr>
+      </w:pPr>
+      <w:r>
+        <w:rPr>
+          <w:lang w:val="sv-SE"/>
+        </w:rPr>
+        <w:t xml:space="preserve">1. </w:t>
+      </w:r>
+      <w:r>
+        <w:rPr>
+          <w:lang w:val="sv-SE"/>
+        </w:rPr>
+        <w:t>Börja med att koka spaghettin efter anvisningarna. Skala, hacka och fräs under tiden vitlök i olivoljan i en stekpanna tills den börjar mjukna.</w:t>
+      </w:r>
+    </w:p>
+    <w:p>
+      <w:pPr>
+        <w:ind w:firstLine="0"/>
+        <w:rPr>
+          <w:lang w:val="sv-SE"/>
+        </w:rPr>
+      </w:pPr>
+      <w:r>
+        <w:rPr>
+          <w:lang w:val="sv-SE"/>
+        </w:rPr>
         <w:lastRenderedPageBreak/>
-        <w:t>0.5 citron</w:t>
-      </w:r>
-    </w:p>
-    <w:p>
-      <w:pPr>
-        <w:ind w:firstLine="0"/>
-        <w:rPr>
-          <w:lang w:val="sv-SE"/>
-        </w:rPr>
-      </w:pPr>
-    </w:p>
-    <w:p>
-      <w:pPr>
-        <w:ind w:firstLine="0"/>
-        <w:rPr>
-          <w:lang w:val="sv-SE"/>
-        </w:rPr>
-      </w:pPr>
-      <w:r>
-        <w:rPr>
-          <w:lang w:val="sv-SE"/>
-        </w:rPr>
-        <w:t xml:space="preserve">1. </w:t>
-      </w:r>
-      <w:r>
-        <w:rPr>
-          <w:lang w:val="sv-SE"/>
-        </w:rPr>
-        <w:t>Börja med att koka spaghettin efter anvisningarna. Skala, hacka och fräs under tiden vitlök i olivoljan i en stekpanna tills den börjar mjukna.</w:t>
-      </w:r>
-    </w:p>
-    <w:p>
-      <w:pPr>
-        <w:ind w:firstLine="0"/>
-        <w:rPr>
-          <w:lang w:val="sv-SE"/>
-        </w:rPr>
-      </w:pPr>
-      <w:r>
-        <w:rPr>
-          <w:lang w:val="sv-SE"/>
-        </w:rPr>
         <w:t xml:space="preserve">2. </w:t>
       </w:r>
       <w:r>
@@ -25477,7 +26085,7 @@
           <w:lang w:val="sv-SE"/>
         </w:rPr>
       </w:pPr>
-      <w:bookmarkStart w:id="62" w:name="_Toc238137503"/>
+      <w:bookmarkStart w:id="64" w:name="_Toc238145061"/>
       <w:r>
         <w:rPr>
           <w:lang w:val="sv-SE"/>
@@ -25490,7 +26098,7 @@
         </w:rPr>
         <w:t>e’</w:t>
       </w:r>
-      <w:bookmarkEnd w:id="62"/>
+      <w:bookmarkEnd w:id="64"/>
     </w:p>
     <w:p>
       <w:pPr>
@@ -25499,7 +26107,7 @@
           <w:lang w:val="sv-SE"/>
         </w:rPr>
       </w:pPr>
-      <w:bookmarkStart w:id="63" w:name="_Toc238137504"/>
+      <w:bookmarkStart w:id="65" w:name="_Toc238145062"/>
       <w:r>
         <w:rPr>
           <w:lang w:val="sv-SE"/>
@@ -25512,7 +26120,7 @@
         </w:rPr>
         <w:t>a enbär</w:t>
       </w:r>
-      <w:bookmarkEnd w:id="63"/>
+      <w:bookmarkEnd w:id="65"/>
     </w:p>
     <w:p>
       <w:pPr>
@@ -25621,63 +26229,63 @@
         <w:rPr>
           <w:lang w:val="sv-SE"/>
         </w:rPr>
+        <w:t>2-3 msk rapsolja</w:t>
+      </w:r>
+    </w:p>
+    <w:p>
+      <w:pPr>
+        <w:ind w:firstLine="0"/>
+        <w:rPr>
+          <w:lang w:val="sv-SE"/>
+        </w:rPr>
+      </w:pPr>
+      <w:r>
+        <w:rPr>
+          <w:lang w:val="sv-SE"/>
+        </w:rPr>
+        <w:t>Salt</w:t>
+      </w:r>
+      <w:r>
+        <w:rPr>
+          <w:lang w:val="sv-SE"/>
+        </w:rPr>
+        <w:t>, peppar</w:t>
+      </w:r>
+    </w:p>
+    <w:p>
+      <w:pPr>
+        <w:ind w:firstLine="0"/>
+        <w:rPr>
+          <w:lang w:val="sv-SE"/>
+        </w:rPr>
+      </w:pPr>
+    </w:p>
+    <w:p>
+      <w:pPr>
+        <w:ind w:firstLine="0"/>
+        <w:rPr>
+          <w:lang w:val="sv-SE"/>
+        </w:rPr>
+      </w:pPr>
+      <w:r>
+        <w:rPr>
+          <w:lang w:val="sv-SE"/>
+        </w:rPr>
+        <w:t>Värm ugnen till 80°.</w:t>
+      </w:r>
+    </w:p>
+    <w:p>
+      <w:pPr>
+        <w:ind w:firstLine="0"/>
+        <w:rPr>
+          <w:lang w:val="sv-SE"/>
+        </w:rPr>
+      </w:pPr>
+      <w:r>
+        <w:rPr>
+          <w:lang w:val="sv-SE"/>
+        </w:rPr>
         <w:lastRenderedPageBreak/>
-        <w:t>2-3 msk rapsolja</w:t>
-      </w:r>
-    </w:p>
-    <w:p>
-      <w:pPr>
-        <w:ind w:firstLine="0"/>
-        <w:rPr>
-          <w:lang w:val="sv-SE"/>
-        </w:rPr>
-      </w:pPr>
-      <w:r>
-        <w:rPr>
-          <w:lang w:val="sv-SE"/>
-        </w:rPr>
-        <w:t>Salt</w:t>
-      </w:r>
-      <w:r>
-        <w:rPr>
-          <w:lang w:val="sv-SE"/>
-        </w:rPr>
-        <w:t>, peppar</w:t>
-      </w:r>
-    </w:p>
-    <w:p>
-      <w:pPr>
-        <w:ind w:firstLine="0"/>
-        <w:rPr>
-          <w:lang w:val="sv-SE"/>
-        </w:rPr>
-      </w:pPr>
-    </w:p>
-    <w:p>
-      <w:pPr>
-        <w:ind w:firstLine="0"/>
-        <w:rPr>
-          <w:lang w:val="sv-SE"/>
-        </w:rPr>
-      </w:pPr>
-      <w:r>
-        <w:rPr>
-          <w:lang w:val="sv-SE"/>
-        </w:rPr>
-        <w:t>Värm ugnen till 80°.</w:t>
-      </w:r>
-    </w:p>
-    <w:p>
-      <w:pPr>
-        <w:ind w:firstLine="0"/>
-        <w:rPr>
-          <w:lang w:val="sv-SE"/>
-        </w:rPr>
-      </w:pPr>
-      <w:r>
-        <w:rPr>
-          <w:lang w:val="sv-SE"/>
-        </w:rPr>
         <w:t>Mosa/mal</w:t>
       </w:r>
       <w:r>
@@ -25792,14 +26400,14 @@
           <w:lang w:val="sv-SE"/>
         </w:rPr>
       </w:pPr>
-      <w:bookmarkStart w:id="64" w:name="_Toc238137505"/>
+      <w:bookmarkStart w:id="66" w:name="_Toc238145063"/>
       <w:r>
         <w:rPr>
           <w:lang w:val="sv-SE"/>
         </w:rPr>
         <w:t>Fantastisk fiskpaj</w:t>
       </w:r>
-      <w:bookmarkEnd w:id="64"/>
+      <w:bookmarkEnd w:id="66"/>
     </w:p>
     <w:p>
       <w:pPr>
@@ -25874,63 +26482,63 @@
         <w:rPr>
           <w:lang w:val="sv-SE"/>
         </w:rPr>
+        <w:t>2 rejäla nävar färsk spenat</w:t>
+      </w:r>
+    </w:p>
+    <w:p>
+      <w:pPr>
+        <w:ind w:firstLine="0"/>
+        <w:rPr>
+          <w:lang w:val="sv-SE"/>
+        </w:rPr>
+      </w:pPr>
+      <w:r>
+        <w:rPr>
+          <w:lang w:val="sv-SE"/>
+        </w:rPr>
+        <w:t>1 gul lök, finhackad</w:t>
+      </w:r>
+    </w:p>
+    <w:p>
+      <w:pPr>
+        <w:ind w:firstLine="0"/>
+        <w:rPr>
+          <w:lang w:val="sv-SE"/>
+        </w:rPr>
+      </w:pPr>
+      <w:r>
+        <w:rPr>
+          <w:lang w:val="sv-SE"/>
+        </w:rPr>
+        <w:t>1 morot, finhackad</w:t>
+      </w:r>
+    </w:p>
+    <w:p>
+      <w:pPr>
+        <w:ind w:firstLine="0"/>
+        <w:rPr>
+          <w:lang w:val="sv-SE"/>
+        </w:rPr>
+      </w:pPr>
+      <w:r>
+        <w:rPr>
+          <w:lang w:val="sv-SE"/>
+        </w:rPr>
+        <w:t>Extra fin jungfruolja</w:t>
+      </w:r>
+    </w:p>
+    <w:p>
+      <w:pPr>
+        <w:ind w:firstLine="0"/>
+        <w:rPr>
+          <w:lang w:val="sv-SE"/>
+        </w:rPr>
+      </w:pPr>
+      <w:r>
+        <w:rPr>
+          <w:lang w:val="sv-SE"/>
+        </w:rPr>
         <w:lastRenderedPageBreak/>
-        <w:t>2 rejäla nävar färsk spenat</w:t>
-      </w:r>
-    </w:p>
-    <w:p>
-      <w:pPr>
-        <w:ind w:firstLine="0"/>
-        <w:rPr>
-          <w:lang w:val="sv-SE"/>
-        </w:rPr>
-      </w:pPr>
-      <w:r>
-        <w:rPr>
-          <w:lang w:val="sv-SE"/>
-        </w:rPr>
-        <w:t>1 gul lök, finhackad</w:t>
-      </w:r>
-    </w:p>
-    <w:p>
-      <w:pPr>
-        <w:ind w:firstLine="0"/>
-        <w:rPr>
-          <w:lang w:val="sv-SE"/>
-        </w:rPr>
-      </w:pPr>
-      <w:r>
-        <w:rPr>
-          <w:lang w:val="sv-SE"/>
-        </w:rPr>
-        <w:t>1 morot, finhackad</w:t>
-      </w:r>
-    </w:p>
-    <w:p>
-      <w:pPr>
-        <w:ind w:firstLine="0"/>
-        <w:rPr>
-          <w:lang w:val="sv-SE"/>
-        </w:rPr>
-      </w:pPr>
-      <w:r>
-        <w:rPr>
-          <w:lang w:val="sv-SE"/>
-        </w:rPr>
-        <w:t>Extra fin jungfruolja</w:t>
-      </w:r>
-    </w:p>
-    <w:p>
-      <w:pPr>
-        <w:ind w:firstLine="0"/>
-        <w:rPr>
-          <w:lang w:val="sv-SE"/>
-        </w:rPr>
-      </w:pPr>
-      <w:r>
-        <w:rPr>
-          <w:lang w:val="sv-SE"/>
-        </w:rPr>
         <w:t>3 dl vispgrädde</w:t>
       </w:r>
     </w:p>
@@ -26157,7 +26765,6 @@
         <w:rPr>
           <w:lang w:val="sv-SE"/>
         </w:rPr>
-        <w:lastRenderedPageBreak/>
         <w:t>Lägg spenat, fisk och ägg i ugnsfast form och blanda</w:t>
       </w:r>
       <w:r>
@@ -26234,7 +26841,7 @@
         </w:rPr>
         <w:br w:type="page"/>
       </w:r>
-      <w:bookmarkStart w:id="65" w:name="_Toc238137506"/>
+      <w:bookmarkStart w:id="67" w:name="_Toc238145064"/>
       <w:r>
         <w:rPr>
           <w:rFonts w:ascii="Times New Roman" w:hAnsi="Times New Roman"/>
@@ -26243,7 +26850,7 @@
         <w:lastRenderedPageBreak/>
         <w:t>Övrigt</w:t>
       </w:r>
-      <w:bookmarkEnd w:id="65"/>
+      <w:bookmarkEnd w:id="67"/>
     </w:p>
     <w:p>
       <w:pPr>
@@ -26260,14 +26867,14 @@
           <w:lang w:val="sv-SE"/>
         </w:rPr>
       </w:pPr>
-      <w:bookmarkStart w:id="66" w:name="_Toc238137507"/>
+      <w:bookmarkStart w:id="68" w:name="_Toc238145065"/>
       <w:r>
         <w:rPr>
           <w:lang w:val="sv-SE"/>
         </w:rPr>
         <w:t>Banh Xeo – vietnamesisk omelettpannkaka</w:t>
       </w:r>
-      <w:bookmarkEnd w:id="66"/>
+      <w:bookmarkEnd w:id="68"/>
     </w:p>
     <w:p>
       <w:pPr>
@@ -27112,7 +27719,7 @@
           <w:lang w:val="sv-SE"/>
         </w:rPr>
       </w:pPr>
-      <w:bookmarkStart w:id="67" w:name="_Toc238137508"/>
+      <w:bookmarkStart w:id="69" w:name="_Toc238145066"/>
       <w:r>
         <w:rPr>
           <w:lang w:val="sv-SE"/>
@@ -27120,7 +27727,7 @@
         <w:lastRenderedPageBreak/>
         <w:t>Fågel</w:t>
       </w:r>
-      <w:bookmarkEnd w:id="67"/>
+      <w:bookmarkEnd w:id="69"/>
     </w:p>
     <w:p>
       <w:pPr>
@@ -27129,14 +27736,14 @@
           <w:lang w:val="sv-SE"/>
         </w:rPr>
       </w:pPr>
-      <w:bookmarkStart w:id="68" w:name="_Toc238137509"/>
+      <w:bookmarkStart w:id="70" w:name="_Toc238145067"/>
       <w:r>
         <w:rPr>
           <w:lang w:val="sv-SE"/>
         </w:rPr>
         <w:t>Indiskt</w:t>
       </w:r>
-      <w:bookmarkEnd w:id="68"/>
+      <w:bookmarkEnd w:id="70"/>
     </w:p>
     <w:p>
       <w:pPr>
@@ -27145,14 +27752,14 @@
           <w:lang w:val="sv-SE"/>
         </w:rPr>
       </w:pPr>
-      <w:bookmarkStart w:id="69" w:name="_Toc238137510"/>
+      <w:bookmarkStart w:id="71" w:name="_Toc238145068"/>
       <w:r>
         <w:rPr>
           <w:lang w:val="sv-SE"/>
         </w:rPr>
         <w:t>Vildand tikka masala</w:t>
       </w:r>
-      <w:bookmarkEnd w:id="69"/>
+      <w:bookmarkEnd w:id="71"/>
     </w:p>
     <w:p>
       <w:pPr>
@@ -27965,7 +28572,7 @@
           <w:lang w:val="sv-SE"/>
         </w:rPr>
       </w:pPr>
-      <w:bookmarkStart w:id="70" w:name="_Toc238137511"/>
+      <w:bookmarkStart w:id="72" w:name="_Toc238145069"/>
       <w:r>
         <w:rPr>
           <w:lang w:val="sv-SE"/>
@@ -27973,7 +28580,7 @@
         <w:lastRenderedPageBreak/>
         <w:t>Sous-vide</w:t>
       </w:r>
-      <w:bookmarkEnd w:id="70"/>
+      <w:bookmarkEnd w:id="72"/>
     </w:p>
     <w:p>
       <w:pPr>
@@ -27982,14 +28589,14 @@
           <w:lang w:val="sv-SE"/>
         </w:rPr>
       </w:pPr>
-      <w:bookmarkStart w:id="71" w:name="_Toc238137512"/>
+      <w:bookmarkStart w:id="73" w:name="_Toc238145070"/>
       <w:r>
         <w:rPr>
           <w:lang w:val="sv-SE"/>
         </w:rPr>
         <w:t>Fasan</w:t>
       </w:r>
-      <w:bookmarkEnd w:id="71"/>
+      <w:bookmarkEnd w:id="73"/>
     </w:p>
     <w:p>
       <w:pPr>
@@ -28298,14 +28905,14 @@
           <w:lang w:val="sv-SE"/>
         </w:rPr>
       </w:pPr>
-      <w:bookmarkStart w:id="72" w:name="_Toc238137513"/>
+      <w:bookmarkStart w:id="74" w:name="_Toc238145071"/>
       <w:r>
         <w:rPr>
           <w:lang w:val="sv-SE"/>
         </w:rPr>
         <w:t>Vegetariskt</w:t>
       </w:r>
-      <w:bookmarkEnd w:id="72"/>
+      <w:bookmarkEnd w:id="74"/>
     </w:p>
     <w:p>
       <w:pPr>
@@ -28314,14 +28921,14 @@
           <w:lang w:val="sv-SE"/>
         </w:rPr>
       </w:pPr>
-      <w:bookmarkStart w:id="73" w:name="_Toc238137514"/>
+      <w:bookmarkStart w:id="75" w:name="_Toc238145072"/>
       <w:r>
         <w:rPr>
           <w:lang w:val="sv-SE"/>
         </w:rPr>
         <w:t>Asiatiskt</w:t>
       </w:r>
-      <w:bookmarkEnd w:id="73"/>
+      <w:bookmarkEnd w:id="75"/>
     </w:p>
     <w:p>
       <w:pPr>
@@ -28330,14 +28937,14 @@
           <w:lang w:val="sv-SE"/>
         </w:rPr>
       </w:pPr>
-      <w:bookmarkStart w:id="74" w:name="_Toc238137515"/>
+      <w:bookmarkStart w:id="76" w:name="_Toc238145073"/>
       <w:r>
         <w:rPr>
           <w:lang w:val="sv-SE"/>
         </w:rPr>
         <w:t>Bibimbap</w:t>
       </w:r>
-      <w:bookmarkEnd w:id="74"/>
+      <w:bookmarkEnd w:id="76"/>
     </w:p>
     <w:p>
       <w:pPr>
@@ -28848,14 +29455,14 @@
           <w:lang w:val="sv-SE"/>
         </w:rPr>
       </w:pPr>
-      <w:bookmarkStart w:id="75" w:name="_Toc238137516"/>
+      <w:bookmarkStart w:id="77" w:name="_Toc238145074"/>
       <w:r>
         <w:rPr>
           <w:lang w:val="sv-SE"/>
         </w:rPr>
         <w:t>Pasta</w:t>
       </w:r>
-      <w:bookmarkEnd w:id="75"/>
+      <w:bookmarkEnd w:id="77"/>
     </w:p>
     <w:p>
       <w:pPr>
@@ -28864,14 +29471,14 @@
           <w:lang w:val="sv-SE"/>
         </w:rPr>
       </w:pPr>
-      <w:bookmarkStart w:id="76" w:name="_Toc238137517"/>
+      <w:bookmarkStart w:id="78" w:name="_Toc238145075"/>
       <w:r>
         <w:rPr>
           <w:lang w:val="sv-SE"/>
         </w:rPr>
         <w:t>Pasta limone</w:t>
       </w:r>
-      <w:bookmarkEnd w:id="76"/>
+      <w:bookmarkEnd w:id="78"/>
     </w:p>
     <w:p>
       <w:pPr>
@@ -29277,7 +29884,7 @@
           <w:lang w:val="sv-SE"/>
         </w:rPr>
       </w:pPr>
-      <w:bookmarkStart w:id="77" w:name="_Toc238137518"/>
+      <w:bookmarkStart w:id="79" w:name="_Toc238145076"/>
       <w:r>
         <w:rPr>
           <w:lang w:val="sv-SE"/>
@@ -29290,7 +29897,7 @@
         </w:rPr>
         <w:t>nnkakor</w:t>
       </w:r>
-      <w:bookmarkEnd w:id="77"/>
+      <w:bookmarkEnd w:id="79"/>
     </w:p>
     <w:p>
       <w:pPr>
@@ -29299,14 +29906,14 @@
           <w:lang w:val="sv-SE"/>
         </w:rPr>
       </w:pPr>
-      <w:bookmarkStart w:id="78" w:name="_Toc238137519"/>
+      <w:bookmarkStart w:id="80" w:name="_Toc238145077"/>
       <w:r>
         <w:rPr>
           <w:lang w:val="sv-SE"/>
         </w:rPr>
         <w:t>Galetter med svampstuvning</w:t>
       </w:r>
-      <w:bookmarkEnd w:id="78"/>
+      <w:bookmarkEnd w:id="80"/>
     </w:p>
     <w:p>
       <w:pPr>
@@ -29958,14 +30565,14 @@
           <w:lang w:val="sv-SE"/>
         </w:rPr>
       </w:pPr>
-      <w:bookmarkStart w:id="79" w:name="_Toc238137520"/>
+      <w:bookmarkStart w:id="81" w:name="_Toc238145078"/>
       <w:r>
         <w:rPr>
           <w:lang w:val="sv-SE"/>
         </w:rPr>
         <w:t>Tillbehör</w:t>
       </w:r>
-      <w:bookmarkEnd w:id="79"/>
+      <w:bookmarkEnd w:id="81"/>
     </w:p>
     <w:p>
       <w:pPr>
@@ -29981,14 +30588,14 @@
           <w:lang w:val="sv-SE"/>
         </w:rPr>
       </w:pPr>
-      <w:bookmarkStart w:id="80" w:name="_Toc238137521"/>
+      <w:bookmarkStart w:id="82" w:name="_Toc238145079"/>
       <w:r>
         <w:rPr>
           <w:lang w:val="sv-SE"/>
         </w:rPr>
         <w:t>Potatis</w:t>
       </w:r>
-      <w:bookmarkEnd w:id="80"/>
+      <w:bookmarkEnd w:id="82"/>
     </w:p>
     <w:p>
       <w:pPr>
@@ -29997,14 +30604,14 @@
           <w:lang w:val="sv-SE"/>
         </w:rPr>
       </w:pPr>
-      <w:bookmarkStart w:id="81" w:name="_Toc238137522"/>
+      <w:bookmarkStart w:id="83" w:name="_Toc238145080"/>
       <w:r>
         <w:rPr>
           <w:lang w:val="sv-SE"/>
         </w:rPr>
         <w:t>Hasselbackspotatis</w:t>
       </w:r>
-      <w:bookmarkEnd w:id="81"/>
+      <w:bookmarkEnd w:id="83"/>
     </w:p>
     <w:p>
       <w:pPr>
@@ -30393,14 +31000,14 @@
           <w:lang w:val="sv-SE"/>
         </w:rPr>
       </w:pPr>
-      <w:bookmarkStart w:id="82" w:name="_Toc238137523"/>
+      <w:bookmarkStart w:id="84" w:name="_Toc238145081"/>
       <w:r>
         <w:rPr>
           <w:lang w:val="sv-SE"/>
         </w:rPr>
         <w:t>Kokosris</w:t>
       </w:r>
-      <w:bookmarkEnd w:id="82"/>
+      <w:bookmarkEnd w:id="84"/>
     </w:p>
     <w:p>
       <w:pPr>
@@ -30613,7 +31220,7 @@
           <w:lang w:val="sv-SE"/>
         </w:rPr>
       </w:pPr>
-      <w:bookmarkStart w:id="83" w:name="_Toc238137524"/>
+      <w:bookmarkStart w:id="85" w:name="_Toc238145082"/>
       <w:r>
         <w:rPr>
           <w:lang w:val="sv-SE"/>
@@ -30627,7 +31234,7 @@
         </w:rPr>
         <w:t>ser</w:t>
       </w:r>
-      <w:bookmarkEnd w:id="83"/>
+      <w:bookmarkEnd w:id="85"/>
     </w:p>
     <w:p>
       <w:pPr>
@@ -30636,14 +31243,14 @@
           <w:lang w:val="sv-SE"/>
         </w:rPr>
       </w:pPr>
-      <w:bookmarkStart w:id="84" w:name="_Toc238137525"/>
+      <w:bookmarkStart w:id="86" w:name="_Toc238145083"/>
       <w:r>
         <w:rPr>
           <w:lang w:val="sv-SE"/>
         </w:rPr>
         <w:t>Löksås</w:t>
       </w:r>
-      <w:bookmarkEnd w:id="84"/>
+      <w:bookmarkEnd w:id="86"/>
     </w:p>
     <w:p>
       <w:pPr>
@@ -30867,7 +31474,7 @@
           <w:lang w:val="sv-SE"/>
         </w:rPr>
       </w:pPr>
-      <w:bookmarkStart w:id="85" w:name="_Toc238137526"/>
+      <w:bookmarkStart w:id="87" w:name="_Toc238145084"/>
       <w:r>
         <w:rPr>
           <w:lang w:val="sv-SE"/>
@@ -30875,7 +31482,7 @@
         <w:lastRenderedPageBreak/>
         <w:t>Vitvinssås</w:t>
       </w:r>
-      <w:bookmarkEnd w:id="85"/>
+      <w:bookmarkEnd w:id="87"/>
     </w:p>
     <w:p>
       <w:pPr>
@@ -31207,14 +31814,14 @@
           <w:lang w:val="sv-SE"/>
         </w:rPr>
       </w:pPr>
-      <w:bookmarkStart w:id="86" w:name="_Toc238137527"/>
+      <w:bookmarkStart w:id="88" w:name="_Toc238145085"/>
       <w:r>
         <w:rPr>
           <w:lang w:val="sv-SE"/>
         </w:rPr>
         <w:t>Grönpepparsås</w:t>
       </w:r>
-      <w:bookmarkEnd w:id="86"/>
+      <w:bookmarkEnd w:id="88"/>
     </w:p>
     <w:p>
       <w:pPr>
@@ -31634,7 +32241,7 @@
           <w:lang w:val="sv-SE"/>
         </w:rPr>
       </w:pPr>
-      <w:bookmarkStart w:id="87" w:name="_Toc238137528"/>
+      <w:bookmarkStart w:id="89" w:name="_Toc238145086"/>
       <w:r>
         <w:rPr>
           <w:lang w:val="sv-SE"/>
@@ -31642,7 +32249,7 @@
         <w:lastRenderedPageBreak/>
         <w:t>Ostsås</w:t>
       </w:r>
-      <w:bookmarkEnd w:id="87"/>
+      <w:bookmarkEnd w:id="89"/>
     </w:p>
     <w:p>
       <w:pPr>
@@ -31913,14 +32520,14 @@
           <w:lang w:val="sv-SE"/>
         </w:rPr>
       </w:pPr>
-      <w:bookmarkStart w:id="88" w:name="_Toc238137529"/>
+      <w:bookmarkStart w:id="90" w:name="_Toc238145087"/>
       <w:r>
         <w:rPr>
           <w:lang w:val="sv-SE"/>
         </w:rPr>
         <w:t>Enkel gräddsås</w:t>
       </w:r>
-      <w:bookmarkEnd w:id="88"/>
+      <w:bookmarkEnd w:id="90"/>
     </w:p>
     <w:p>
       <w:pPr>
@@ -32117,7 +32724,7 @@
           <w:lang w:val="sv-SE"/>
         </w:rPr>
       </w:pPr>
-      <w:bookmarkStart w:id="89" w:name="_Toc238137530"/>
+      <w:bookmarkStart w:id="91" w:name="_Toc238145088"/>
       <w:r>
         <w:rPr>
           <w:lang w:val="sv-SE"/>
@@ -32125,7 +32732,7 @@
         <w:lastRenderedPageBreak/>
         <w:t>Röd currysås</w:t>
       </w:r>
-      <w:bookmarkEnd w:id="89"/>
+      <w:bookmarkEnd w:id="91"/>
     </w:p>
     <w:p>
       <w:pPr>
@@ -32338,14 +32945,14 @@
           <w:lang w:val="sv-SE"/>
         </w:rPr>
       </w:pPr>
-      <w:bookmarkStart w:id="90" w:name="_Toc238137531"/>
+      <w:bookmarkStart w:id="92" w:name="_Toc238145089"/>
       <w:r>
         <w:rPr>
           <w:lang w:val="sv-SE"/>
         </w:rPr>
         <w:t>Sallader</w:t>
       </w:r>
-      <w:bookmarkEnd w:id="90"/>
+      <w:bookmarkEnd w:id="92"/>
     </w:p>
     <w:p>
       <w:pPr>
@@ -32354,14 +32961,14 @@
           <w:lang w:val="sv-SE"/>
         </w:rPr>
       </w:pPr>
-      <w:bookmarkStart w:id="91" w:name="_Toc238137532"/>
+      <w:bookmarkStart w:id="93" w:name="_Toc238145090"/>
       <w:r>
         <w:rPr>
           <w:lang w:val="sv-SE"/>
         </w:rPr>
         <w:t>Cole slaw</w:t>
       </w:r>
-      <w:bookmarkEnd w:id="91"/>
+      <w:bookmarkEnd w:id="93"/>
     </w:p>
     <w:p>
       <w:pPr>
@@ -32547,14 +33154,14 @@
           <w:lang w:val="sv-SE"/>
         </w:rPr>
       </w:pPr>
-      <w:bookmarkStart w:id="92" w:name="_Toc238137533"/>
+      <w:bookmarkStart w:id="94" w:name="_Toc238145091"/>
       <w:r>
         <w:rPr>
           <w:lang w:val="sv-SE"/>
         </w:rPr>
         <w:t>Smaksättare</w:t>
       </w:r>
-      <w:bookmarkEnd w:id="92"/>
+      <w:bookmarkEnd w:id="94"/>
     </w:p>
     <w:p>
       <w:pPr>
@@ -32563,14 +33170,14 @@
           <w:lang w:val="sv-SE"/>
         </w:rPr>
       </w:pPr>
-      <w:bookmarkStart w:id="93" w:name="_Toc238137534"/>
+      <w:bookmarkStart w:id="95" w:name="_Toc238145092"/>
       <w:r>
         <w:rPr>
           <w:lang w:val="sv-SE"/>
         </w:rPr>
         <w:t>Jack Daniels Glaze</w:t>
       </w:r>
-      <w:bookmarkEnd w:id="93"/>
+      <w:bookmarkEnd w:id="95"/>
     </w:p>
     <w:p>
       <w:pPr>
@@ -33005,7 +33612,7 @@
           <w:lang w:val="sv-SE"/>
         </w:rPr>
       </w:pPr>
-      <w:bookmarkStart w:id="94" w:name="_Toc238137535"/>
+      <w:bookmarkStart w:id="96" w:name="_Toc238145093"/>
       <w:r>
         <w:rPr>
           <w:lang w:val="sv-SE"/>
@@ -33018,7 +33625,7 @@
         </w:rPr>
         <w:t>Marinad</w:t>
       </w:r>
-      <w:bookmarkEnd w:id="94"/>
+      <w:bookmarkEnd w:id="96"/>
     </w:p>
     <w:p>
       <w:pPr>
@@ -33204,14 +33811,14 @@
           <w:lang w:val="sv-SE"/>
         </w:rPr>
       </w:pPr>
-      <w:bookmarkStart w:id="95" w:name="_Toc238137536"/>
+      <w:bookmarkStart w:id="97" w:name="_Toc238145094"/>
       <w:r>
         <w:rPr>
           <w:lang w:val="sv-SE"/>
         </w:rPr>
         <w:t>Mustiga marinaden</w:t>
       </w:r>
-      <w:bookmarkEnd w:id="95"/>
+      <w:bookmarkEnd w:id="97"/>
     </w:p>
     <w:p>
       <w:pPr>
@@ -33484,14 +34091,14 @@
           <w:lang w:val="sv-SE"/>
         </w:rPr>
       </w:pPr>
-      <w:bookmarkStart w:id="96" w:name="_Toc238137537"/>
+      <w:bookmarkStart w:id="98" w:name="_Toc238145095"/>
       <w:r>
         <w:rPr>
           <w:lang w:val="sv-SE"/>
         </w:rPr>
         <w:t>Chilimarinad</w:t>
       </w:r>
-      <w:bookmarkEnd w:id="96"/>
+      <w:bookmarkEnd w:id="98"/>
     </w:p>
     <w:p>
       <w:pPr>
@@ -33684,14 +34291,14 @@
           <w:lang w:val="sv-SE"/>
         </w:rPr>
       </w:pPr>
-      <w:bookmarkStart w:id="97" w:name="_Toc238137538"/>
+      <w:bookmarkStart w:id="99" w:name="_Toc238145096"/>
       <w:r>
         <w:rPr>
           <w:lang w:val="sv-SE"/>
         </w:rPr>
         <w:t>Enbärskryddsmör</w:t>
       </w:r>
-      <w:bookmarkEnd w:id="97"/>
+      <w:bookmarkEnd w:id="99"/>
     </w:p>
     <w:p>
       <w:pPr>
@@ -33930,14 +34537,14 @@
           <w:lang w:val="sv-SE"/>
         </w:rPr>
       </w:pPr>
-      <w:bookmarkStart w:id="98" w:name="_Toc238137539"/>
+      <w:bookmarkStart w:id="100" w:name="_Toc238145097"/>
       <w:r>
         <w:rPr>
           <w:lang w:val="sv-SE"/>
         </w:rPr>
         <w:t>Fonder</w:t>
       </w:r>
-      <w:bookmarkEnd w:id="98"/>
+      <w:bookmarkEnd w:id="100"/>
     </w:p>
     <w:p>
       <w:pPr>
@@ -33946,14 +34553,14 @@
           <w:lang w:val="sv-SE"/>
         </w:rPr>
       </w:pPr>
-      <w:bookmarkStart w:id="99" w:name="_Toc238137540"/>
+      <w:bookmarkStart w:id="101" w:name="_Toc238145098"/>
       <w:r>
         <w:rPr>
           <w:lang w:val="sv-SE"/>
         </w:rPr>
         <w:t>Fisk</w:t>
       </w:r>
-      <w:bookmarkEnd w:id="99"/>
+      <w:bookmarkEnd w:id="101"/>
     </w:p>
     <w:p>
       <w:pPr>
@@ -33962,14 +34569,14 @@
           <w:lang w:val="sv-SE"/>
         </w:rPr>
       </w:pPr>
-      <w:bookmarkStart w:id="100" w:name="_Toc238137541"/>
+      <w:bookmarkStart w:id="102" w:name="_Toc238145099"/>
       <w:r>
         <w:rPr>
           <w:lang w:val="sv-SE"/>
         </w:rPr>
         <w:t>Räkfond</w:t>
       </w:r>
-      <w:bookmarkEnd w:id="100"/>
+      <w:bookmarkEnd w:id="102"/>
     </w:p>
     <w:p>
       <w:pPr>
@@ -34247,14 +34854,14 @@
           <w:lang w:val="sv-SE"/>
         </w:rPr>
       </w:pPr>
-      <w:bookmarkStart w:id="101" w:name="_Toc238137542"/>
+      <w:bookmarkStart w:id="103" w:name="_Toc238145100"/>
       <w:r>
         <w:rPr>
           <w:lang w:val="sv-SE"/>
         </w:rPr>
         <w:t>Kött</w:t>
       </w:r>
-      <w:bookmarkEnd w:id="101"/>
+      <w:bookmarkEnd w:id="103"/>
     </w:p>
     <w:p>
       <w:pPr>
@@ -34263,7 +34870,7 @@
           <w:lang w:val="sv-SE"/>
         </w:rPr>
       </w:pPr>
-      <w:bookmarkStart w:id="102" w:name="_Toc238137543"/>
+      <w:bookmarkStart w:id="104" w:name="_Toc238145101"/>
       <w:r>
         <w:rPr>
           <w:lang w:val="sv-SE"/>
@@ -34276,7 +34883,7 @@
         </w:rPr>
         <w:t>fond</w:t>
       </w:r>
-      <w:bookmarkEnd w:id="102"/>
+      <w:bookmarkEnd w:id="104"/>
     </w:p>
     <w:p>
       <w:pPr>
@@ -34636,14 +35243,14 @@
           <w:lang w:val="sv-SE"/>
         </w:rPr>
       </w:pPr>
-      <w:bookmarkStart w:id="103" w:name="_Toc238137544"/>
+      <w:bookmarkStart w:id="105" w:name="_Toc238145102"/>
       <w:r>
         <w:rPr>
           <w:lang w:val="sv-SE"/>
         </w:rPr>
         <w:t>Bakning</w:t>
       </w:r>
-      <w:bookmarkEnd w:id="103"/>
+      <w:bookmarkEnd w:id="105"/>
     </w:p>
     <w:p>
       <w:pPr>
@@ -34652,14 +35259,14 @@
           <w:lang w:val="sv-SE"/>
         </w:rPr>
       </w:pPr>
-      <w:bookmarkStart w:id="104" w:name="_Toc238137545"/>
+      <w:bookmarkStart w:id="106" w:name="_Toc238145103"/>
       <w:r>
         <w:rPr>
           <w:lang w:val="sv-SE"/>
         </w:rPr>
         <w:t>Frukost</w:t>
       </w:r>
-      <w:bookmarkEnd w:id="104"/>
+      <w:bookmarkEnd w:id="106"/>
     </w:p>
     <w:p>
       <w:pPr>
@@ -34668,14 +35275,14 @@
           <w:lang w:val="sv-SE"/>
         </w:rPr>
       </w:pPr>
-      <w:bookmarkStart w:id="105" w:name="_Toc238137546"/>
+      <w:bookmarkStart w:id="107" w:name="_Toc238145104"/>
       <w:r>
         <w:rPr>
           <w:lang w:val="sv-SE"/>
         </w:rPr>
         <w:t>Scones</w:t>
       </w:r>
-      <w:bookmarkEnd w:id="105"/>
+      <w:bookmarkEnd w:id="107"/>
     </w:p>
     <w:p>
       <w:pPr>
@@ -34984,14 +35591,14 @@
           <w:lang w:val="sv-SE"/>
         </w:rPr>
       </w:pPr>
-      <w:bookmarkStart w:id="106" w:name="_Toc238137547"/>
+      <w:bookmarkStart w:id="108" w:name="_Toc238145105"/>
       <w:r>
         <w:rPr>
           <w:lang w:val="sv-SE"/>
         </w:rPr>
         <w:t>Granola</w:t>
       </w:r>
-      <w:bookmarkEnd w:id="106"/>
+      <w:bookmarkEnd w:id="108"/>
     </w:p>
     <w:p>
       <w:pPr>
@@ -35480,7 +36087,7 @@
           <w:lang w:val="sv-SE"/>
         </w:rPr>
       </w:pPr>
-      <w:bookmarkStart w:id="107" w:name="_Toc238137548"/>
+      <w:bookmarkStart w:id="109" w:name="_Toc238145106"/>
       <w:r>
         <w:rPr>
           <w:lang w:val="sv-SE"/>
@@ -35488,7 +36095,7 @@
         <w:lastRenderedPageBreak/>
         <w:t>Bröd</w:t>
       </w:r>
-      <w:bookmarkEnd w:id="107"/>
+      <w:bookmarkEnd w:id="109"/>
     </w:p>
     <w:p>
       <w:pPr>
@@ -35497,7 +36104,7 @@
           <w:lang w:val="sv-SE"/>
         </w:rPr>
       </w:pPr>
-      <w:bookmarkStart w:id="108" w:name="_Toc238137549"/>
+      <w:bookmarkStart w:id="110" w:name="_Toc238145107"/>
       <w:r>
         <w:rPr>
           <w:noProof/>
@@ -35564,7 +36171,7 @@
         </w:rPr>
         <w:t>Öster Malma fröknäcke</w:t>
       </w:r>
-      <w:bookmarkEnd w:id="108"/>
+      <w:bookmarkEnd w:id="110"/>
     </w:p>
     <w:p>
       <w:pPr>
@@ -35851,7 +36458,7 @@
           <w:lang w:val="sv-SE"/>
         </w:rPr>
       </w:pPr>
-      <w:bookmarkStart w:id="109" w:name="_Toc238137550"/>
+      <w:bookmarkStart w:id="111" w:name="_Toc238145108"/>
       <w:r>
         <w:rPr>
           <w:lang w:val="sv-SE"/>
@@ -35865,7 +36472,7 @@
         </w:rPr>
         <w:t>alma Torpestalimpa</w:t>
       </w:r>
-      <w:bookmarkEnd w:id="109"/>
+      <w:bookmarkEnd w:id="111"/>
     </w:p>
     <w:p>
       <w:pPr>
@@ -36256,14 +36863,14 @@
           <w:lang w:val="sv-SE"/>
         </w:rPr>
       </w:pPr>
-      <w:bookmarkStart w:id="110" w:name="_Toc238137551"/>
+      <w:bookmarkStart w:id="112" w:name="_Toc238145109"/>
       <w:r>
         <w:rPr>
           <w:lang w:val="sv-SE"/>
         </w:rPr>
         <w:t>Drycker</w:t>
       </w:r>
-      <w:bookmarkEnd w:id="110"/>
+      <w:bookmarkEnd w:id="112"/>
     </w:p>
     <w:p>
       <w:pPr>
@@ -36272,14 +36879,14 @@
           <w:lang w:val="sv-SE"/>
         </w:rPr>
       </w:pPr>
-      <w:bookmarkStart w:id="111" w:name="_Toc238137552"/>
+      <w:bookmarkStart w:id="113" w:name="_Toc238145110"/>
       <w:r>
         <w:rPr>
           <w:lang w:val="sv-SE"/>
         </w:rPr>
         <w:t>Saft</w:t>
       </w:r>
-      <w:bookmarkEnd w:id="111"/>
+      <w:bookmarkEnd w:id="113"/>
     </w:p>
     <w:p>
       <w:pPr>
@@ -36288,14 +36895,14 @@
           <w:lang w:val="sv-SE"/>
         </w:rPr>
       </w:pPr>
-      <w:bookmarkStart w:id="112" w:name="_Toc238137553"/>
+      <w:bookmarkStart w:id="114" w:name="_Toc238145111"/>
       <w:r>
         <w:rPr>
           <w:lang w:val="sv-SE"/>
         </w:rPr>
         <w:t>Granskottssaft</w:t>
       </w:r>
-      <w:bookmarkEnd w:id="112"/>
+      <w:bookmarkEnd w:id="114"/>
     </w:p>
     <w:p>
       <w:pPr>
@@ -36603,14 +37210,14 @@
           <w:lang w:val="sv-SE"/>
         </w:rPr>
       </w:pPr>
-      <w:bookmarkStart w:id="113" w:name="_Toc238137554"/>
+      <w:bookmarkStart w:id="115" w:name="_Toc238145112"/>
       <w:r>
         <w:rPr>
           <w:lang w:val="sv-SE"/>
         </w:rPr>
         <w:t>Frukost</w:t>
       </w:r>
-      <w:bookmarkEnd w:id="113"/>
+      <w:bookmarkEnd w:id="115"/>
     </w:p>
     <w:p>
       <w:pPr>
@@ -36619,14 +37226,14 @@
           <w:lang w:val="sv-SE"/>
         </w:rPr>
       </w:pPr>
-      <w:bookmarkStart w:id="114" w:name="_Toc238137555"/>
+      <w:bookmarkStart w:id="116" w:name="_Toc238145113"/>
       <w:r>
         <w:rPr>
           <w:lang w:val="sv-SE"/>
         </w:rPr>
         <w:t>Ägg</w:t>
       </w:r>
-      <w:bookmarkEnd w:id="114"/>
+      <w:bookmarkEnd w:id="116"/>
     </w:p>
     <w:p>
       <w:pPr>
@@ -36635,14 +37242,14 @@
           <w:lang w:val="sv-SE"/>
         </w:rPr>
       </w:pPr>
-      <w:bookmarkStart w:id="115" w:name="_Toc238137556"/>
+      <w:bookmarkStart w:id="117" w:name="_Toc238145114"/>
       <w:r>
         <w:rPr>
           <w:lang w:val="sv-SE"/>
         </w:rPr>
         <w:t>Lyxig äggröra</w:t>
       </w:r>
-      <w:bookmarkEnd w:id="115"/>
+      <w:bookmarkEnd w:id="117"/>
     </w:p>
     <w:p>
       <w:pPr>
@@ -36845,14 +37452,14 @@
           <w:lang w:val="sv-SE"/>
         </w:rPr>
       </w:pPr>
-      <w:bookmarkStart w:id="116" w:name="_Toc238137557"/>
+      <w:bookmarkStart w:id="118" w:name="_Toc238145115"/>
       <w:r>
         <w:rPr>
           <w:lang w:val="sv-SE"/>
         </w:rPr>
         <w:t>Bilagor</w:t>
       </w:r>
-      <w:bookmarkEnd w:id="116"/>
+      <w:bookmarkEnd w:id="118"/>
     </w:p>
     <w:p>
       <w:pPr>
@@ -36889,7 +37496,7 @@
           <w:lang w:val="sv-SE"/>
         </w:rPr>
       </w:pPr>
-      <w:bookmarkStart w:id="117" w:name="_Toc238137558"/>
+      <w:bookmarkStart w:id="119" w:name="_Toc238145116"/>
       <w:r>
         <w:rPr>
           <w:lang w:val="sv-SE"/>
@@ -36897,7 +37504,7 @@
         <w:lastRenderedPageBreak/>
         <w:t>Saltlagtabell</w:t>
       </w:r>
-      <w:bookmarkEnd w:id="117"/>
+      <w:bookmarkEnd w:id="119"/>
     </w:p>
     <w:p>
       <w:pPr>
@@ -38160,7 +38767,7 @@
         </w:rPr>
       </w:pPr>
     </w:p>
-    <w:bookmarkStart w:id="118" w:name="_Toc238137559" w:displacedByCustomXml="next"/>
+    <w:bookmarkStart w:id="120" w:name="_Toc238145117" w:displacedByCustomXml="next"/>
     <w:sdt>
       <w:sdtPr>
         <w:id w:val="1723244645"/>
@@ -38172,7 +38779,7 @@
         <w15:appearance w15:val="hidden"/>
       </w:sdtPr>
       <w:sdtContent>
-        <w:bookmarkStart w:id="119" w:name="_Toc527370448" w:displacedByCustomXml="prev"/>
+        <w:bookmarkStart w:id="121" w:name="_Toc527370448" w:displacedByCustomXml="prev"/>
         <w:p>
           <w:pPr>
             <w:pStyle w:val="Heading1"/>
@@ -38187,12 +38794,12 @@
             <w:t>Epilogue/Conclusion</w:t>
           </w:r>
         </w:p>
-        <w:bookmarkEnd w:id="119" w:displacedByCustomXml="next"/>
+        <w:bookmarkEnd w:id="121" w:displacedByCustomXml="next"/>
       </w:sdtContent>
     </w:sdt>
-    <w:bookmarkEnd w:id="118" w:displacedByCustomXml="prev"/>
-    <w:bookmarkEnd w:id="59" w:displacedByCustomXml="prev"/>
-    <w:bookmarkEnd w:id="58" w:displacedByCustomXml="prev"/>
+    <w:bookmarkEnd w:id="120" w:displacedByCustomXml="prev"/>
+    <w:bookmarkEnd w:id="61" w:displacedByCustomXml="prev"/>
+    <w:bookmarkEnd w:id="60" w:displacedByCustomXml="prev"/>
     <w:p>
       <w:pPr>
         <w:rPr>
@@ -41376,6 +41983,7 @@
     <w:rsid w:val="00407D8A"/>
     <w:rsid w:val="004112AB"/>
     <w:rsid w:val="00456750"/>
+    <w:rsid w:val="00473640"/>
     <w:rsid w:val="00501EDB"/>
     <w:rsid w:val="00511D8B"/>
     <w:rsid w:val="00605415"/>
@@ -41392,6 +42000,7 @@
     <w:rsid w:val="00896458"/>
     <w:rsid w:val="008A307F"/>
     <w:rsid w:val="008E3044"/>
+    <w:rsid w:val="009340CD"/>
     <w:rsid w:val="00935D64"/>
     <w:rsid w:val="009730F2"/>
     <w:rsid w:val="00A36180"/>
@@ -41401,6 +42010,7 @@
     <w:rsid w:val="00B0451A"/>
     <w:rsid w:val="00B1057B"/>
     <w:rsid w:val="00BC61DE"/>
+    <w:rsid w:val="00C46852"/>
     <w:rsid w:val="00C70218"/>
     <w:rsid w:val="00C94374"/>
     <w:rsid w:val="00CA7D90"/>
@@ -41414,6 +42024,7 @@
     <w:rsid w:val="00DC363C"/>
     <w:rsid w:val="00E03BAA"/>
     <w:rsid w:val="00E10551"/>
+    <w:rsid w:val="00E3056B"/>
     <w:rsid w:val="00E50E71"/>
     <w:rsid w:val="00E51E41"/>
     <w:rsid w:val="00E5471F"/>

--- a/Receptbok.docx
+++ b/Receptbok.docx
@@ -1,6 +1,6 @@
 
 <file path=word/document.xml><?xml version="1.0" encoding="utf-8"?>
-<w:document xmlns:wpc="http://schemas.microsoft.com/office/word/2010/wordprocessingCanvas" xmlns:cx="http://schemas.microsoft.com/office/drawing/2014/chartex" xmlns:cx1="http://schemas.microsoft.com/office/drawing/2015/9/8/chartex" xmlns:cx2="http://schemas.microsoft.com/office/drawing/2015/10/21/chartex" xmlns:cx3="http://schemas.microsoft.com/office/drawing/2016/5/9/chartex" xmlns:cx4="http://schemas.microsoft.com/office/drawing/2016/5/10/chartex" xmlns:cx5="http://schemas.microsoft.com/office/drawing/2016/5/11/chartex" xmlns:cx6="http://schemas.microsoft.com/office/drawing/2016/5/12/chartex" xmlns:cx7="http://schemas.microsoft.com/office/drawing/2016/5/13/chartex" xmlns:cx8="http://schemas.microsoft.com/office/drawing/2016/5/14/chartex" xmlns:mc="http://schemas.openxmlformats.org/markup-compatibility/2006" xmlns:aink="http://schemas.microsoft.com/office/drawing/2016/ink" xmlns:am3d="http://schemas.microsoft.com/office/drawing/2017/model3d" xmlns:o="urn:schemas-microsoft-com:office:office" xmlns:oel="http://schemas.microsoft.com/office/2019/extlst" xmlns:r="http://schemas.openxmlformats.org/officeDocument/2006/relationships" xmlns:m="http://schemas.openxmlformats.org/officeDocument/2006/math" xmlns:v="urn:schemas-microsoft-com:vml" xmlns:wp14="http://schemas.microsoft.com/office/word/2010/wordprocessingDrawing" xmlns:wp="http://schemas.openxmlformats.org/drawingml/2006/wordprocessingDrawing" xmlns:w10="urn:schemas-microsoft-com:office:word" xmlns:w="http://schemas.openxmlformats.org/wordprocessingml/2006/main" xmlns:w14="http://schemas.microsoft.com/office/word/2010/wordml" xmlns:w15="http://schemas.microsoft.com/office/word/2012/wordml" xmlns:w16cei="http://schemas.microsoft.com/office/word/2026/wordml/cei" xmlns:w16cex="http://schemas.microsoft.com/office/word/2018/wordml/cex" xmlns:w16cid="http://schemas.microsoft.com/office/word/2016/wordml/cid" xmlns:w16="http://schemas.microsoft.com/office/word/2018/wordml" xmlns:w16du="http://schemas.microsoft.com/office/word/2023/wordml/word16du" xmlns:w16sdtdh="http://schemas.microsoft.com/office/word/2020/wordml/sdtdatahash" xmlns:w16sdtfl="http://schemas.microsoft.com/office/word/2024/wordml/sdtformatlock" xmlns:w16se="http://schemas.microsoft.com/office/word/2015/wordml/symex" xmlns:wpg="http://schemas.microsoft.com/office/word/2010/wordprocessingGroup" xmlns:wpi="http://schemas.microsoft.com/office/word/2010/wordprocessingInk" xmlns:wne="http://schemas.microsoft.com/office/word/2006/wordml" xmlns:wps="http://schemas.microsoft.com/office/word/2010/wordprocessingShape" mc:Ignorable="w14 w15 w16se w16cid w16 w16cex w16sdtdh w16sdtfl w16du wp14">
+<w:document xmlns:wpc="http://schemas.microsoft.com/office/word/2010/wordprocessingCanvas" xmlns:cx="http://schemas.microsoft.com/office/drawing/2014/chartex" xmlns:cx1="http://schemas.microsoft.com/office/drawing/2015/9/8/chartex" xmlns:cx2="http://schemas.microsoft.com/office/drawing/2015/10/21/chartex" xmlns:cx3="http://schemas.microsoft.com/office/drawing/2016/5/9/chartex" xmlns:cx4="http://schemas.microsoft.com/office/drawing/2016/5/10/chartex" xmlns:cx5="http://schemas.microsoft.com/office/drawing/2016/5/11/chartex" xmlns:cx6="http://schemas.microsoft.com/office/drawing/2016/5/12/chartex" xmlns:cx7="http://schemas.microsoft.com/office/drawing/2016/5/13/chartex" xmlns:cx8="http://schemas.microsoft.com/office/drawing/2016/5/14/chartex" xmlns:mc="http://schemas.openxmlformats.org/markup-compatibility/2006" xmlns:aink="http://schemas.microsoft.com/office/drawing/2016/ink" xmlns:am3d="http://schemas.microsoft.com/office/drawing/2017/model3d" xmlns:o="urn:schemas-microsoft-com:office:office" xmlns:oel="http://schemas.microsoft.com/office/2019/extlst" xmlns:r="http://schemas.openxmlformats.org/officeDocument/2006/relationships" xmlns:m="http://schemas.openxmlformats.org/officeDocument/2006/math" xmlns:v="urn:schemas-microsoft-com:vml" xmlns:wp14="http://schemas.microsoft.com/office/word/2010/wordprocessingDrawing" xmlns:wp="http://schemas.openxmlformats.org/drawingml/2006/wordprocessingDrawing" xmlns:w10="urn:schemas-microsoft-com:office:word" xmlns:w="http://schemas.openxmlformats.org/wordprocessingml/2006/main" xmlns:w14="http://schemas.microsoft.com/office/word/2010/wordml" xmlns:w15="http://schemas.microsoft.com/office/word/2012/wordml" xmlns:w16cex="http://schemas.microsoft.com/office/word/2018/wordml/cex" xmlns:w16cid="http://schemas.microsoft.com/office/word/2016/wordml/cid" xmlns:w16="http://schemas.microsoft.com/office/word/2018/wordml" xmlns:w16du="http://schemas.microsoft.com/office/word/2023/wordml/word16du" xmlns:w16sdtdh="http://schemas.microsoft.com/office/word/2020/wordml/sdtdatahash" xmlns:w16sdtfl="http://schemas.microsoft.com/office/word/2024/wordml/sdtformatlock" xmlns:w16se="http://schemas.microsoft.com/office/word/2015/wordml/symex" xmlns:wpg="http://schemas.microsoft.com/office/word/2010/wordprocessingGroup" xmlns:wpi="http://schemas.microsoft.com/office/word/2010/wordprocessingInk" xmlns:wne="http://schemas.microsoft.com/office/word/2006/wordml" xmlns:wps="http://schemas.microsoft.com/office/word/2010/wordprocessingShape" mc:Ignorable="w14 w15 w16se w16cid w16 w16cex w16sdtdh w16sdtfl w16du wp14">
   <w:body>
     <w:p>
       <w:pPr>
@@ -179,7 +179,7 @@
         <w:br w:type="page"/>
       </w:r>
     </w:p>
-    <w:bookmarkStart w:id="0" w:name="_Toc238145007" w:displacedByCustomXml="next"/>
+    <w:bookmarkStart w:id="0" w:name="_Toc238201721" w:displacedByCustomXml="next"/>
     <w:sdt>
       <w:sdtPr>
         <w:rPr>
@@ -225,7 +225,7 @@
               <w:rFonts w:asciiTheme="minorHAnsi" w:eastAsiaTheme="minorEastAsia" w:hAnsiTheme="minorHAnsi" w:cstheme="minorBidi"/>
               <w:noProof/>
               <w:kern w:val="2"/>
-              <w:lang w:val="en-SE" w:eastAsia="en-SE"/>
+              <w:lang w:val="sv-SE" w:eastAsia="sv-SE"/>
               <w14:ligatures w14:val="standardContextual"/>
             </w:rPr>
           </w:pPr>
@@ -238,7 +238,7 @@
           <w:r>
             <w:fldChar w:fldCharType="separate"/>
           </w:r>
-          <w:hyperlink w:anchor="_Toc238145007" w:history="1">
+          <w:hyperlink w:anchor="_Toc238201721" w:history="1">
             <w:r>
               <w:rPr>
                 <w:rStyle w:val="Hyperlink"/>
@@ -266,7 +266,7 @@
                 <w:noProof/>
                 <w:webHidden/>
               </w:rPr>
-              <w:instrText xml:space="preserve"> PAGEREF _Toc238145007 \h </w:instrText>
+              <w:instrText xml:space="preserve"> PAGEREF _Toc238201721 \h </w:instrText>
             </w:r>
             <w:r>
               <w:rPr>
@@ -307,11 +307,11 @@
               <w:rFonts w:asciiTheme="minorHAnsi" w:eastAsiaTheme="minorEastAsia" w:hAnsiTheme="minorHAnsi" w:cstheme="minorBidi"/>
               <w:noProof/>
               <w:kern w:val="2"/>
-              <w:lang w:val="en-SE" w:eastAsia="en-SE"/>
+              <w:lang w:val="sv-SE" w:eastAsia="sv-SE"/>
               <w14:ligatures w14:val="standardContextual"/>
             </w:rPr>
           </w:pPr>
-          <w:hyperlink w:anchor="_Toc238145008" w:history="1">
+          <w:hyperlink w:anchor="_Toc238201722" w:history="1">
             <w:r>
               <w:rPr>
                 <w:rStyle w:val="Hyperlink"/>
@@ -339,7 +339,7 @@
                 <w:noProof/>
                 <w:webHidden/>
               </w:rPr>
-              <w:instrText xml:space="preserve"> PAGEREF _Toc238145008 \h </w:instrText>
+              <w:instrText xml:space="preserve"> PAGEREF _Toc238201722 \h </w:instrText>
             </w:r>
             <w:r>
               <w:rPr>
@@ -380,11 +380,11 @@
               <w:rFonts w:asciiTheme="minorHAnsi" w:eastAsiaTheme="minorEastAsia" w:hAnsiTheme="minorHAnsi" w:cstheme="minorBidi"/>
               <w:noProof/>
               <w:kern w:val="2"/>
-              <w:lang w:val="en-SE" w:eastAsia="en-SE"/>
+              <w:lang w:val="sv-SE" w:eastAsia="sv-SE"/>
               <w14:ligatures w14:val="standardContextual"/>
             </w:rPr>
           </w:pPr>
-          <w:hyperlink w:anchor="_Toc238145009" w:history="1">
+          <w:hyperlink w:anchor="_Toc238201723" w:history="1">
             <w:r>
               <w:rPr>
                 <w:rStyle w:val="Hyperlink"/>
@@ -412,7 +412,7 @@
                 <w:noProof/>
                 <w:webHidden/>
               </w:rPr>
-              <w:instrText xml:space="preserve"> PAGEREF _Toc238145009 \h </w:instrText>
+              <w:instrText xml:space="preserve"> PAGEREF _Toc238201723 \h </w:instrText>
             </w:r>
             <w:r>
               <w:rPr>
@@ -450,11 +450,11 @@
               <w:rFonts w:asciiTheme="minorHAnsi" w:eastAsiaTheme="minorEastAsia" w:hAnsiTheme="minorHAnsi" w:cstheme="minorBidi"/>
               <w:noProof/>
               <w:kern w:val="2"/>
-              <w:lang w:val="en-SE" w:eastAsia="en-SE"/>
+              <w:lang w:val="sv-SE" w:eastAsia="sv-SE"/>
               <w14:ligatures w14:val="standardContextual"/>
             </w:rPr>
           </w:pPr>
-          <w:hyperlink w:anchor="_Toc238145010" w:history="1">
+          <w:hyperlink w:anchor="_Toc238201724" w:history="1">
             <w:r>
               <w:rPr>
                 <w:rStyle w:val="Hyperlink"/>
@@ -482,7 +482,7 @@
                 <w:noProof/>
                 <w:webHidden/>
               </w:rPr>
-              <w:instrText xml:space="preserve"> PAGEREF _Toc238145010 \h </w:instrText>
+              <w:instrText xml:space="preserve"> PAGEREF _Toc238201724 \h </w:instrText>
             </w:r>
             <w:r>
               <w:rPr>
@@ -523,11 +523,11 @@
               <w:rFonts w:asciiTheme="minorHAnsi" w:eastAsiaTheme="minorEastAsia" w:hAnsiTheme="minorHAnsi" w:cstheme="minorBidi"/>
               <w:noProof/>
               <w:kern w:val="2"/>
-              <w:lang w:val="en-SE" w:eastAsia="en-SE"/>
+              <w:lang w:val="sv-SE" w:eastAsia="sv-SE"/>
               <w14:ligatures w14:val="standardContextual"/>
             </w:rPr>
           </w:pPr>
-          <w:hyperlink w:anchor="_Toc238145011" w:history="1">
+          <w:hyperlink w:anchor="_Toc238201725" w:history="1">
             <w:r>
               <w:rPr>
                 <w:rStyle w:val="Hyperlink"/>
@@ -555,7 +555,7 @@
                 <w:noProof/>
                 <w:webHidden/>
               </w:rPr>
-              <w:instrText xml:space="preserve"> PAGEREF _Toc238145011 \h </w:instrText>
+              <w:instrText xml:space="preserve"> PAGEREF _Toc238201725 \h </w:instrText>
             </w:r>
             <w:r>
               <w:rPr>
@@ -596,11 +596,11 @@
               <w:rFonts w:asciiTheme="minorHAnsi" w:eastAsiaTheme="minorEastAsia" w:hAnsiTheme="minorHAnsi" w:cstheme="minorBidi"/>
               <w:noProof/>
               <w:kern w:val="2"/>
-              <w:lang w:val="en-SE" w:eastAsia="en-SE"/>
+              <w:lang w:val="sv-SE" w:eastAsia="sv-SE"/>
               <w14:ligatures w14:val="standardContextual"/>
             </w:rPr>
           </w:pPr>
-          <w:hyperlink w:anchor="_Toc238145012" w:history="1">
+          <w:hyperlink w:anchor="_Toc238201726" w:history="1">
             <w:r>
               <w:rPr>
                 <w:rStyle w:val="Hyperlink"/>
@@ -628,7 +628,7 @@
                 <w:noProof/>
                 <w:webHidden/>
               </w:rPr>
-              <w:instrText xml:space="preserve"> PAGEREF _Toc238145012 \h </w:instrText>
+              <w:instrText xml:space="preserve"> PAGEREF _Toc238201726 \h </w:instrText>
             </w:r>
             <w:r>
               <w:rPr>
@@ -666,11 +666,11 @@
               <w:rFonts w:asciiTheme="minorHAnsi" w:eastAsiaTheme="minorEastAsia" w:hAnsiTheme="minorHAnsi" w:cstheme="minorBidi"/>
               <w:noProof/>
               <w:kern w:val="2"/>
-              <w:lang w:val="en-SE" w:eastAsia="en-SE"/>
+              <w:lang w:val="sv-SE" w:eastAsia="sv-SE"/>
               <w14:ligatures w14:val="standardContextual"/>
             </w:rPr>
           </w:pPr>
-          <w:hyperlink w:anchor="_Toc238145013" w:history="1">
+          <w:hyperlink w:anchor="_Toc238201727" w:history="1">
             <w:r>
               <w:rPr>
                 <w:rStyle w:val="Hyperlink"/>
@@ -698,7 +698,7 @@
                 <w:noProof/>
                 <w:webHidden/>
               </w:rPr>
-              <w:instrText xml:space="preserve"> PAGEREF _Toc238145013 \h </w:instrText>
+              <w:instrText xml:space="preserve"> PAGEREF _Toc238201727 \h </w:instrText>
             </w:r>
             <w:r>
               <w:rPr>
@@ -739,11 +739,11 @@
               <w:rFonts w:asciiTheme="minorHAnsi" w:eastAsiaTheme="minorEastAsia" w:hAnsiTheme="minorHAnsi" w:cstheme="minorBidi"/>
               <w:noProof/>
               <w:kern w:val="2"/>
-              <w:lang w:val="en-SE" w:eastAsia="en-SE"/>
+              <w:lang w:val="sv-SE" w:eastAsia="sv-SE"/>
               <w14:ligatures w14:val="standardContextual"/>
             </w:rPr>
           </w:pPr>
-          <w:hyperlink w:anchor="_Toc238145014" w:history="1">
+          <w:hyperlink w:anchor="_Toc238201728" w:history="1">
             <w:r>
               <w:rPr>
                 <w:rStyle w:val="Hyperlink"/>
@@ -771,7 +771,7 @@
                 <w:noProof/>
                 <w:webHidden/>
               </w:rPr>
-              <w:instrText xml:space="preserve"> PAGEREF _Toc238145014 \h </w:instrText>
+              <w:instrText xml:space="preserve"> PAGEREF _Toc238201728 \h </w:instrText>
             </w:r>
             <w:r>
               <w:rPr>
@@ -812,11 +812,11 @@
               <w:rFonts w:asciiTheme="minorHAnsi" w:eastAsiaTheme="minorEastAsia" w:hAnsiTheme="minorHAnsi" w:cstheme="minorBidi"/>
               <w:noProof/>
               <w:kern w:val="2"/>
-              <w:lang w:val="en-SE" w:eastAsia="en-SE"/>
+              <w:lang w:val="sv-SE" w:eastAsia="sv-SE"/>
               <w14:ligatures w14:val="standardContextual"/>
             </w:rPr>
           </w:pPr>
-          <w:hyperlink w:anchor="_Toc238145015" w:history="1">
+          <w:hyperlink w:anchor="_Toc238201729" w:history="1">
             <w:r>
               <w:rPr>
                 <w:rStyle w:val="Hyperlink"/>
@@ -844,7 +844,7 @@
                 <w:noProof/>
                 <w:webHidden/>
               </w:rPr>
-              <w:instrText xml:space="preserve"> PAGEREF _Toc238145015 \h </w:instrText>
+              <w:instrText xml:space="preserve"> PAGEREF _Toc238201729 \h </w:instrText>
             </w:r>
             <w:r>
               <w:rPr>
@@ -885,11 +885,11 @@
               <w:rFonts w:asciiTheme="minorHAnsi" w:eastAsiaTheme="minorEastAsia" w:hAnsiTheme="minorHAnsi" w:cstheme="minorBidi"/>
               <w:noProof/>
               <w:kern w:val="2"/>
-              <w:lang w:val="en-SE" w:eastAsia="en-SE"/>
+              <w:lang w:val="sv-SE" w:eastAsia="sv-SE"/>
               <w14:ligatures w14:val="standardContextual"/>
             </w:rPr>
           </w:pPr>
-          <w:hyperlink w:anchor="_Toc238145016" w:history="1">
+          <w:hyperlink w:anchor="_Toc238201730" w:history="1">
             <w:r>
               <w:rPr>
                 <w:rStyle w:val="Hyperlink"/>
@@ -917,7 +917,7 @@
                 <w:noProof/>
                 <w:webHidden/>
               </w:rPr>
-              <w:instrText xml:space="preserve"> PAGEREF _Toc238145016 \h </w:instrText>
+              <w:instrText xml:space="preserve"> PAGEREF _Toc238201730 \h </w:instrText>
             </w:r>
             <w:r>
               <w:rPr>
@@ -958,11 +958,11 @@
               <w:rFonts w:asciiTheme="minorHAnsi" w:eastAsiaTheme="minorEastAsia" w:hAnsiTheme="minorHAnsi" w:cstheme="minorBidi"/>
               <w:noProof/>
               <w:kern w:val="2"/>
-              <w:lang w:val="en-SE" w:eastAsia="en-SE"/>
+              <w:lang w:val="sv-SE" w:eastAsia="sv-SE"/>
               <w14:ligatures w14:val="standardContextual"/>
             </w:rPr>
           </w:pPr>
-          <w:hyperlink w:anchor="_Toc238145017" w:history="1">
+          <w:hyperlink w:anchor="_Toc238201731" w:history="1">
             <w:r>
               <w:rPr>
                 <w:rStyle w:val="Hyperlink"/>
@@ -990,7 +990,7 @@
                 <w:noProof/>
                 <w:webHidden/>
               </w:rPr>
-              <w:instrText xml:space="preserve"> PAGEREF _Toc238145017 \h </w:instrText>
+              <w:instrText xml:space="preserve"> PAGEREF _Toc238201731 \h </w:instrText>
             </w:r>
             <w:r>
               <w:rPr>
@@ -1031,11 +1031,11 @@
               <w:rFonts w:asciiTheme="minorHAnsi" w:eastAsiaTheme="minorEastAsia" w:hAnsiTheme="minorHAnsi" w:cstheme="minorBidi"/>
               <w:noProof/>
               <w:kern w:val="2"/>
-              <w:lang w:val="en-SE" w:eastAsia="en-SE"/>
+              <w:lang w:val="sv-SE" w:eastAsia="sv-SE"/>
               <w14:ligatures w14:val="standardContextual"/>
             </w:rPr>
           </w:pPr>
-          <w:hyperlink w:anchor="_Toc238145018" w:history="1">
+          <w:hyperlink w:anchor="_Toc238201732" w:history="1">
             <w:r>
               <w:rPr>
                 <w:rStyle w:val="Hyperlink"/>
@@ -1063,7 +1063,7 @@
                 <w:noProof/>
                 <w:webHidden/>
               </w:rPr>
-              <w:instrText xml:space="preserve"> PAGEREF _Toc238145018 \h </w:instrText>
+              <w:instrText xml:space="preserve"> PAGEREF _Toc238201732 \h </w:instrText>
             </w:r>
             <w:r>
               <w:rPr>
@@ -1104,11 +1104,11 @@
               <w:rFonts w:asciiTheme="minorHAnsi" w:eastAsiaTheme="minorEastAsia" w:hAnsiTheme="minorHAnsi" w:cstheme="minorBidi"/>
               <w:noProof/>
               <w:kern w:val="2"/>
-              <w:lang w:val="en-SE" w:eastAsia="en-SE"/>
+              <w:lang w:val="sv-SE" w:eastAsia="sv-SE"/>
               <w14:ligatures w14:val="standardContextual"/>
             </w:rPr>
           </w:pPr>
-          <w:hyperlink w:anchor="_Toc238145019" w:history="1">
+          <w:hyperlink w:anchor="_Toc238201733" w:history="1">
             <w:r>
               <w:rPr>
                 <w:rStyle w:val="Hyperlink"/>
@@ -1136,7 +1136,7 @@
                 <w:noProof/>
                 <w:webHidden/>
               </w:rPr>
-              <w:instrText xml:space="preserve"> PAGEREF _Toc238145019 \h </w:instrText>
+              <w:instrText xml:space="preserve"> PAGEREF _Toc238201733 \h </w:instrText>
             </w:r>
             <w:r>
               <w:rPr>
@@ -1174,11 +1174,11 @@
               <w:rFonts w:asciiTheme="minorHAnsi" w:eastAsiaTheme="minorEastAsia" w:hAnsiTheme="minorHAnsi" w:cstheme="minorBidi"/>
               <w:noProof/>
               <w:kern w:val="2"/>
-              <w:lang w:val="en-SE" w:eastAsia="en-SE"/>
+              <w:lang w:val="sv-SE" w:eastAsia="sv-SE"/>
               <w14:ligatures w14:val="standardContextual"/>
             </w:rPr>
           </w:pPr>
-          <w:hyperlink w:anchor="_Toc238145020" w:history="1">
+          <w:hyperlink w:anchor="_Toc238201734" w:history="1">
             <w:r>
               <w:rPr>
                 <w:rStyle w:val="Hyperlink"/>
@@ -1206,7 +1206,7 @@
                 <w:noProof/>
                 <w:webHidden/>
               </w:rPr>
-              <w:instrText xml:space="preserve"> PAGEREF _Toc238145020 \h </w:instrText>
+              <w:instrText xml:space="preserve"> PAGEREF _Toc238201734 \h </w:instrText>
             </w:r>
             <w:r>
               <w:rPr>
@@ -1247,11 +1247,11 @@
               <w:rFonts w:asciiTheme="minorHAnsi" w:eastAsiaTheme="minorEastAsia" w:hAnsiTheme="minorHAnsi" w:cstheme="minorBidi"/>
               <w:noProof/>
               <w:kern w:val="2"/>
-              <w:lang w:val="en-SE" w:eastAsia="en-SE"/>
+              <w:lang w:val="sv-SE" w:eastAsia="sv-SE"/>
               <w14:ligatures w14:val="standardContextual"/>
             </w:rPr>
           </w:pPr>
-          <w:hyperlink w:anchor="_Toc238145021" w:history="1">
+          <w:hyperlink w:anchor="_Toc238201735" w:history="1">
             <w:r>
               <w:rPr>
                 <w:rStyle w:val="Hyperlink"/>
@@ -1279,7 +1279,7 @@
                 <w:noProof/>
                 <w:webHidden/>
               </w:rPr>
-              <w:instrText xml:space="preserve"> PAGEREF _Toc238145021 \h </w:instrText>
+              <w:instrText xml:space="preserve"> PAGEREF _Toc238201735 \h </w:instrText>
             </w:r>
             <w:r>
               <w:rPr>
@@ -1320,11 +1320,11 @@
               <w:rFonts w:asciiTheme="minorHAnsi" w:eastAsiaTheme="minorEastAsia" w:hAnsiTheme="minorHAnsi" w:cstheme="minorBidi"/>
               <w:noProof/>
               <w:kern w:val="2"/>
-              <w:lang w:val="en-SE" w:eastAsia="en-SE"/>
+              <w:lang w:val="sv-SE" w:eastAsia="sv-SE"/>
               <w14:ligatures w14:val="standardContextual"/>
             </w:rPr>
           </w:pPr>
-          <w:hyperlink w:anchor="_Toc238145022" w:history="1">
+          <w:hyperlink w:anchor="_Toc238201736" w:history="1">
             <w:r>
               <w:rPr>
                 <w:rStyle w:val="Hyperlink"/>
@@ -1352,7 +1352,7 @@
                 <w:noProof/>
                 <w:webHidden/>
               </w:rPr>
-              <w:instrText xml:space="preserve"> PAGEREF _Toc238145022 \h </w:instrText>
+              <w:instrText xml:space="preserve"> PAGEREF _Toc238201736 \h </w:instrText>
             </w:r>
             <w:r>
               <w:rPr>
@@ -1390,11 +1390,11 @@
               <w:rFonts w:asciiTheme="minorHAnsi" w:eastAsiaTheme="minorEastAsia" w:hAnsiTheme="minorHAnsi" w:cstheme="minorBidi"/>
               <w:noProof/>
               <w:kern w:val="2"/>
-              <w:lang w:val="en-SE" w:eastAsia="en-SE"/>
+              <w:lang w:val="sv-SE" w:eastAsia="sv-SE"/>
               <w14:ligatures w14:val="standardContextual"/>
             </w:rPr>
           </w:pPr>
-          <w:hyperlink w:anchor="_Toc238145023" w:history="1">
+          <w:hyperlink w:anchor="_Toc238201737" w:history="1">
             <w:r>
               <w:rPr>
                 <w:rStyle w:val="Hyperlink"/>
@@ -1422,7 +1422,7 @@
                 <w:noProof/>
                 <w:webHidden/>
               </w:rPr>
-              <w:instrText xml:space="preserve"> PAGEREF _Toc238145023 \h </w:instrText>
+              <w:instrText xml:space="preserve"> PAGEREF _Toc238201737 \h </w:instrText>
             </w:r>
             <w:r>
               <w:rPr>
@@ -1463,11 +1463,11 @@
               <w:rFonts w:asciiTheme="minorHAnsi" w:eastAsiaTheme="minorEastAsia" w:hAnsiTheme="minorHAnsi" w:cstheme="minorBidi"/>
               <w:noProof/>
               <w:kern w:val="2"/>
-              <w:lang w:val="en-SE" w:eastAsia="en-SE"/>
+              <w:lang w:val="sv-SE" w:eastAsia="sv-SE"/>
               <w14:ligatures w14:val="standardContextual"/>
             </w:rPr>
           </w:pPr>
-          <w:hyperlink w:anchor="_Toc238145024" w:history="1">
+          <w:hyperlink w:anchor="_Toc238201738" w:history="1">
             <w:r>
               <w:rPr>
                 <w:rStyle w:val="Hyperlink"/>
@@ -1495,7 +1495,7 @@
                 <w:noProof/>
                 <w:webHidden/>
               </w:rPr>
-              <w:instrText xml:space="preserve"> PAGEREF _Toc238145024 \h </w:instrText>
+              <w:instrText xml:space="preserve"> PAGEREF _Toc238201738 \h </w:instrText>
             </w:r>
             <w:r>
               <w:rPr>
@@ -1536,11 +1536,11 @@
               <w:rFonts w:asciiTheme="minorHAnsi" w:eastAsiaTheme="minorEastAsia" w:hAnsiTheme="minorHAnsi" w:cstheme="minorBidi"/>
               <w:noProof/>
               <w:kern w:val="2"/>
-              <w:lang w:val="en-SE" w:eastAsia="en-SE"/>
+              <w:lang w:val="sv-SE" w:eastAsia="sv-SE"/>
               <w14:ligatures w14:val="standardContextual"/>
             </w:rPr>
           </w:pPr>
-          <w:hyperlink w:anchor="_Toc238145025" w:history="1">
+          <w:hyperlink w:anchor="_Toc238201739" w:history="1">
             <w:r>
               <w:rPr>
                 <w:rStyle w:val="Hyperlink"/>
@@ -1568,7 +1568,7 @@
                 <w:noProof/>
                 <w:webHidden/>
               </w:rPr>
-              <w:instrText xml:space="preserve"> PAGEREF _Toc238145025 \h </w:instrText>
+              <w:instrText xml:space="preserve"> PAGEREF _Toc238201739 \h </w:instrText>
             </w:r>
             <w:r>
               <w:rPr>
@@ -1609,11 +1609,11 @@
               <w:rFonts w:asciiTheme="minorHAnsi" w:eastAsiaTheme="minorEastAsia" w:hAnsiTheme="minorHAnsi" w:cstheme="minorBidi"/>
               <w:noProof/>
               <w:kern w:val="2"/>
-              <w:lang w:val="en-SE" w:eastAsia="en-SE"/>
+              <w:lang w:val="sv-SE" w:eastAsia="sv-SE"/>
               <w14:ligatures w14:val="standardContextual"/>
             </w:rPr>
           </w:pPr>
-          <w:hyperlink w:anchor="_Toc238145026" w:history="1">
+          <w:hyperlink w:anchor="_Toc238201740" w:history="1">
             <w:r>
               <w:rPr>
                 <w:rStyle w:val="Hyperlink"/>
@@ -1641,7 +1641,7 @@
                 <w:noProof/>
                 <w:webHidden/>
               </w:rPr>
-              <w:instrText xml:space="preserve"> PAGEREF _Toc238145026 \h </w:instrText>
+              <w:instrText xml:space="preserve"> PAGEREF _Toc238201740 \h </w:instrText>
             </w:r>
             <w:r>
               <w:rPr>
@@ -1682,11 +1682,11 @@
               <w:rFonts w:asciiTheme="minorHAnsi" w:eastAsiaTheme="minorEastAsia" w:hAnsiTheme="minorHAnsi" w:cstheme="minorBidi"/>
               <w:noProof/>
               <w:kern w:val="2"/>
-              <w:lang w:val="en-SE" w:eastAsia="en-SE"/>
+              <w:lang w:val="sv-SE" w:eastAsia="sv-SE"/>
               <w14:ligatures w14:val="standardContextual"/>
             </w:rPr>
           </w:pPr>
-          <w:hyperlink w:anchor="_Toc238145027" w:history="1">
+          <w:hyperlink w:anchor="_Toc238201741" w:history="1">
             <w:r>
               <w:rPr>
                 <w:rStyle w:val="Hyperlink"/>
@@ -1714,7 +1714,7 @@
                 <w:noProof/>
                 <w:webHidden/>
               </w:rPr>
-              <w:instrText xml:space="preserve"> PAGEREF _Toc238145027 \h </w:instrText>
+              <w:instrText xml:space="preserve"> PAGEREF _Toc238201741 \h </w:instrText>
             </w:r>
             <w:r>
               <w:rPr>
@@ -1755,11 +1755,11 @@
               <w:rFonts w:asciiTheme="minorHAnsi" w:eastAsiaTheme="minorEastAsia" w:hAnsiTheme="minorHAnsi" w:cstheme="minorBidi"/>
               <w:noProof/>
               <w:kern w:val="2"/>
-              <w:lang w:val="en-SE" w:eastAsia="en-SE"/>
+              <w:lang w:val="sv-SE" w:eastAsia="sv-SE"/>
               <w14:ligatures w14:val="standardContextual"/>
             </w:rPr>
           </w:pPr>
-          <w:hyperlink w:anchor="_Toc238145028" w:history="1">
+          <w:hyperlink w:anchor="_Toc238201742" w:history="1">
             <w:r>
               <w:rPr>
                 <w:rStyle w:val="Hyperlink"/>
@@ -1787,7 +1787,7 @@
                 <w:noProof/>
                 <w:webHidden/>
               </w:rPr>
-              <w:instrText xml:space="preserve"> PAGEREF _Toc238145028 \h </w:instrText>
+              <w:instrText xml:space="preserve"> PAGEREF _Toc238201742 \h </w:instrText>
             </w:r>
             <w:r>
               <w:rPr>
@@ -1828,11 +1828,11 @@
               <w:rFonts w:asciiTheme="minorHAnsi" w:eastAsiaTheme="minorEastAsia" w:hAnsiTheme="minorHAnsi" w:cstheme="minorBidi"/>
               <w:noProof/>
               <w:kern w:val="2"/>
-              <w:lang w:val="en-SE" w:eastAsia="en-SE"/>
+              <w:lang w:val="sv-SE" w:eastAsia="sv-SE"/>
               <w14:ligatures w14:val="standardContextual"/>
             </w:rPr>
           </w:pPr>
-          <w:hyperlink w:anchor="_Toc238145029" w:history="1">
+          <w:hyperlink w:anchor="_Toc238201743" w:history="1">
             <w:r>
               <w:rPr>
                 <w:rStyle w:val="Hyperlink"/>
@@ -1860,7 +1860,7 @@
                 <w:noProof/>
                 <w:webHidden/>
               </w:rPr>
-              <w:instrText xml:space="preserve"> PAGEREF _Toc238145029 \h </w:instrText>
+              <w:instrText xml:space="preserve"> PAGEREF _Toc238201743 \h </w:instrText>
             </w:r>
             <w:r>
               <w:rPr>
@@ -1901,11 +1901,11 @@
               <w:rFonts w:asciiTheme="minorHAnsi" w:eastAsiaTheme="minorEastAsia" w:hAnsiTheme="minorHAnsi" w:cstheme="minorBidi"/>
               <w:noProof/>
               <w:kern w:val="2"/>
-              <w:lang w:val="en-SE" w:eastAsia="en-SE"/>
+              <w:lang w:val="sv-SE" w:eastAsia="sv-SE"/>
               <w14:ligatures w14:val="standardContextual"/>
             </w:rPr>
           </w:pPr>
-          <w:hyperlink w:anchor="_Toc238145030" w:history="1">
+          <w:hyperlink w:anchor="_Toc238201744" w:history="1">
             <w:r>
               <w:rPr>
                 <w:rStyle w:val="Hyperlink"/>
@@ -1933,7 +1933,7 @@
                 <w:noProof/>
                 <w:webHidden/>
               </w:rPr>
-              <w:instrText xml:space="preserve"> PAGEREF _Toc238145030 \h </w:instrText>
+              <w:instrText xml:space="preserve"> PAGEREF _Toc238201744 \h </w:instrText>
             </w:r>
             <w:r>
               <w:rPr>
@@ -1974,11 +1974,11 @@
               <w:rFonts w:asciiTheme="minorHAnsi" w:eastAsiaTheme="minorEastAsia" w:hAnsiTheme="minorHAnsi" w:cstheme="minorBidi"/>
               <w:noProof/>
               <w:kern w:val="2"/>
-              <w:lang w:val="en-SE" w:eastAsia="en-SE"/>
+              <w:lang w:val="sv-SE" w:eastAsia="sv-SE"/>
               <w14:ligatures w14:val="standardContextual"/>
             </w:rPr>
           </w:pPr>
-          <w:hyperlink w:anchor="_Toc238145031" w:history="1">
+          <w:hyperlink w:anchor="_Toc238201745" w:history="1">
             <w:r>
               <w:rPr>
                 <w:rStyle w:val="Hyperlink"/>
@@ -2006,7 +2006,7 @@
                 <w:noProof/>
                 <w:webHidden/>
               </w:rPr>
-              <w:instrText xml:space="preserve"> PAGEREF _Toc238145031 \h </w:instrText>
+              <w:instrText xml:space="preserve"> PAGEREF _Toc238201745 \h </w:instrText>
             </w:r>
             <w:r>
               <w:rPr>
@@ -2047,11 +2047,11 @@
               <w:rFonts w:asciiTheme="minorHAnsi" w:eastAsiaTheme="minorEastAsia" w:hAnsiTheme="minorHAnsi" w:cstheme="minorBidi"/>
               <w:noProof/>
               <w:kern w:val="2"/>
-              <w:lang w:val="en-SE" w:eastAsia="en-SE"/>
+              <w:lang w:val="sv-SE" w:eastAsia="sv-SE"/>
               <w14:ligatures w14:val="standardContextual"/>
             </w:rPr>
           </w:pPr>
-          <w:hyperlink w:anchor="_Toc238145032" w:history="1">
+          <w:hyperlink w:anchor="_Toc238201746" w:history="1">
             <w:r>
               <w:rPr>
                 <w:rStyle w:val="Hyperlink"/>
@@ -2079,7 +2079,7 @@
                 <w:noProof/>
                 <w:webHidden/>
               </w:rPr>
-              <w:instrText xml:space="preserve"> PAGEREF _Toc238145032 \h </w:instrText>
+              <w:instrText xml:space="preserve"> PAGEREF _Toc238201746 \h </w:instrText>
             </w:r>
             <w:r>
               <w:rPr>
@@ -2120,11 +2120,11 @@
               <w:rFonts w:asciiTheme="minorHAnsi" w:eastAsiaTheme="minorEastAsia" w:hAnsiTheme="minorHAnsi" w:cstheme="minorBidi"/>
               <w:noProof/>
               <w:kern w:val="2"/>
-              <w:lang w:val="en-SE" w:eastAsia="en-SE"/>
+              <w:lang w:val="sv-SE" w:eastAsia="sv-SE"/>
               <w14:ligatures w14:val="standardContextual"/>
             </w:rPr>
           </w:pPr>
-          <w:hyperlink w:anchor="_Toc238145033" w:history="1">
+          <w:hyperlink w:anchor="_Toc238201747" w:history="1">
             <w:r>
               <w:rPr>
                 <w:rStyle w:val="Hyperlink"/>
@@ -2152,7 +2152,7 @@
                 <w:noProof/>
                 <w:webHidden/>
               </w:rPr>
-              <w:instrText xml:space="preserve"> PAGEREF _Toc238145033 \h </w:instrText>
+              <w:instrText xml:space="preserve"> PAGEREF _Toc238201747 \h </w:instrText>
             </w:r>
             <w:r>
               <w:rPr>
@@ -2190,11 +2190,11 @@
               <w:rFonts w:asciiTheme="minorHAnsi" w:eastAsiaTheme="minorEastAsia" w:hAnsiTheme="minorHAnsi" w:cstheme="minorBidi"/>
               <w:noProof/>
               <w:kern w:val="2"/>
-              <w:lang w:val="en-SE" w:eastAsia="en-SE"/>
+              <w:lang w:val="sv-SE" w:eastAsia="sv-SE"/>
               <w14:ligatures w14:val="standardContextual"/>
             </w:rPr>
           </w:pPr>
-          <w:hyperlink w:anchor="_Toc238145034" w:history="1">
+          <w:hyperlink w:anchor="_Toc238201748" w:history="1">
             <w:r>
               <w:rPr>
                 <w:rStyle w:val="Hyperlink"/>
@@ -2222,7 +2222,7 @@
                 <w:noProof/>
                 <w:webHidden/>
               </w:rPr>
-              <w:instrText xml:space="preserve"> PAGEREF _Toc238145034 \h </w:instrText>
+              <w:instrText xml:space="preserve"> PAGEREF _Toc238201748 \h </w:instrText>
             </w:r>
             <w:r>
               <w:rPr>
@@ -2263,11 +2263,11 @@
               <w:rFonts w:asciiTheme="minorHAnsi" w:eastAsiaTheme="minorEastAsia" w:hAnsiTheme="minorHAnsi" w:cstheme="minorBidi"/>
               <w:noProof/>
               <w:kern w:val="2"/>
-              <w:lang w:val="en-SE" w:eastAsia="en-SE"/>
+              <w:lang w:val="sv-SE" w:eastAsia="sv-SE"/>
               <w14:ligatures w14:val="standardContextual"/>
             </w:rPr>
           </w:pPr>
-          <w:hyperlink w:anchor="_Toc238145035" w:history="1">
+          <w:hyperlink w:anchor="_Toc238201749" w:history="1">
             <w:r>
               <w:rPr>
                 <w:rStyle w:val="Hyperlink"/>
@@ -2295,7 +2295,7 @@
                 <w:noProof/>
                 <w:webHidden/>
               </w:rPr>
-              <w:instrText xml:space="preserve"> PAGEREF _Toc238145035 \h </w:instrText>
+              <w:instrText xml:space="preserve"> PAGEREF _Toc238201749 \h </w:instrText>
             </w:r>
             <w:r>
               <w:rPr>
@@ -2333,11 +2333,11 @@
               <w:rFonts w:asciiTheme="minorHAnsi" w:eastAsiaTheme="minorEastAsia" w:hAnsiTheme="minorHAnsi" w:cstheme="minorBidi"/>
               <w:noProof/>
               <w:kern w:val="2"/>
-              <w:lang w:val="en-SE" w:eastAsia="en-SE"/>
+              <w:lang w:val="sv-SE" w:eastAsia="sv-SE"/>
               <w14:ligatures w14:val="standardContextual"/>
             </w:rPr>
           </w:pPr>
-          <w:hyperlink w:anchor="_Toc238145036" w:history="1">
+          <w:hyperlink w:anchor="_Toc238201750" w:history="1">
             <w:r>
               <w:rPr>
                 <w:rStyle w:val="Hyperlink"/>
@@ -2365,7 +2365,7 @@
                 <w:noProof/>
                 <w:webHidden/>
               </w:rPr>
-              <w:instrText xml:space="preserve"> PAGEREF _Toc238145036 \h </w:instrText>
+              <w:instrText xml:space="preserve"> PAGEREF _Toc238201750 \h </w:instrText>
             </w:r>
             <w:r>
               <w:rPr>
@@ -2406,11 +2406,11 @@
               <w:rFonts w:asciiTheme="minorHAnsi" w:eastAsiaTheme="minorEastAsia" w:hAnsiTheme="minorHAnsi" w:cstheme="minorBidi"/>
               <w:noProof/>
               <w:kern w:val="2"/>
-              <w:lang w:val="en-SE" w:eastAsia="en-SE"/>
+              <w:lang w:val="sv-SE" w:eastAsia="sv-SE"/>
               <w14:ligatures w14:val="standardContextual"/>
             </w:rPr>
           </w:pPr>
-          <w:hyperlink w:anchor="_Toc238145037" w:history="1">
+          <w:hyperlink w:anchor="_Toc238201751" w:history="1">
             <w:r>
               <w:rPr>
                 <w:rStyle w:val="Hyperlink"/>
@@ -2438,7 +2438,7 @@
                 <w:noProof/>
                 <w:webHidden/>
               </w:rPr>
-              <w:instrText xml:space="preserve"> PAGEREF _Toc238145037 \h </w:instrText>
+              <w:instrText xml:space="preserve"> PAGEREF _Toc238201751 \h </w:instrText>
             </w:r>
             <w:r>
               <w:rPr>
@@ -2479,11 +2479,11 @@
               <w:rFonts w:asciiTheme="minorHAnsi" w:eastAsiaTheme="minorEastAsia" w:hAnsiTheme="minorHAnsi" w:cstheme="minorBidi"/>
               <w:noProof/>
               <w:kern w:val="2"/>
-              <w:lang w:val="en-SE" w:eastAsia="en-SE"/>
+              <w:lang w:val="sv-SE" w:eastAsia="sv-SE"/>
               <w14:ligatures w14:val="standardContextual"/>
             </w:rPr>
           </w:pPr>
-          <w:hyperlink w:anchor="_Toc238145038" w:history="1">
+          <w:hyperlink w:anchor="_Toc238201752" w:history="1">
             <w:r>
               <w:rPr>
                 <w:rStyle w:val="Hyperlink"/>
@@ -2511,7 +2511,7 @@
                 <w:noProof/>
                 <w:webHidden/>
               </w:rPr>
-              <w:instrText xml:space="preserve"> PAGEREF _Toc238145038 \h </w:instrText>
+              <w:instrText xml:space="preserve"> PAGEREF _Toc238201752 \h </w:instrText>
             </w:r>
             <w:r>
               <w:rPr>
@@ -2552,11 +2552,11 @@
               <w:rFonts w:asciiTheme="minorHAnsi" w:eastAsiaTheme="minorEastAsia" w:hAnsiTheme="minorHAnsi" w:cstheme="minorBidi"/>
               <w:noProof/>
               <w:kern w:val="2"/>
-              <w:lang w:val="en-SE" w:eastAsia="en-SE"/>
+              <w:lang w:val="sv-SE" w:eastAsia="sv-SE"/>
               <w14:ligatures w14:val="standardContextual"/>
             </w:rPr>
           </w:pPr>
-          <w:hyperlink w:anchor="_Toc238145039" w:history="1">
+          <w:hyperlink w:anchor="_Toc238201753" w:history="1">
             <w:r>
               <w:rPr>
                 <w:rStyle w:val="Hyperlink"/>
@@ -2584,7 +2584,7 @@
                 <w:noProof/>
                 <w:webHidden/>
               </w:rPr>
-              <w:instrText xml:space="preserve"> PAGEREF _Toc238145039 \h </w:instrText>
+              <w:instrText xml:space="preserve"> PAGEREF _Toc238201753 \h </w:instrText>
             </w:r>
             <w:r>
               <w:rPr>
@@ -2625,11 +2625,11 @@
               <w:rFonts w:asciiTheme="minorHAnsi" w:eastAsiaTheme="minorEastAsia" w:hAnsiTheme="minorHAnsi" w:cstheme="minorBidi"/>
               <w:noProof/>
               <w:kern w:val="2"/>
-              <w:lang w:val="en-SE" w:eastAsia="en-SE"/>
+              <w:lang w:val="sv-SE" w:eastAsia="sv-SE"/>
               <w14:ligatures w14:val="standardContextual"/>
             </w:rPr>
           </w:pPr>
-          <w:hyperlink w:anchor="_Toc238145040" w:history="1">
+          <w:hyperlink w:anchor="_Toc238201754" w:history="1">
             <w:r>
               <w:rPr>
                 <w:rStyle w:val="Hyperlink"/>
@@ -2657,7 +2657,7 @@
                 <w:noProof/>
                 <w:webHidden/>
               </w:rPr>
-              <w:instrText xml:space="preserve"> PAGEREF _Toc238145040 \h </w:instrText>
+              <w:instrText xml:space="preserve"> PAGEREF _Toc238201754 \h </w:instrText>
             </w:r>
             <w:r>
               <w:rPr>
@@ -2698,11 +2698,11 @@
               <w:rFonts w:asciiTheme="minorHAnsi" w:eastAsiaTheme="minorEastAsia" w:hAnsiTheme="minorHAnsi" w:cstheme="minorBidi"/>
               <w:noProof/>
               <w:kern w:val="2"/>
-              <w:lang w:val="en-SE" w:eastAsia="en-SE"/>
+              <w:lang w:val="sv-SE" w:eastAsia="sv-SE"/>
               <w14:ligatures w14:val="standardContextual"/>
             </w:rPr>
           </w:pPr>
-          <w:hyperlink w:anchor="_Toc238145041" w:history="1">
+          <w:hyperlink w:anchor="_Toc238201755" w:history="1">
             <w:r>
               <w:rPr>
                 <w:rStyle w:val="Hyperlink"/>
@@ -2730,7 +2730,7 @@
                 <w:noProof/>
                 <w:webHidden/>
               </w:rPr>
-              <w:instrText xml:space="preserve"> PAGEREF _Toc238145041 \h </w:instrText>
+              <w:instrText xml:space="preserve"> PAGEREF _Toc238201755 \h </w:instrText>
             </w:r>
             <w:r>
               <w:rPr>
@@ -2771,11 +2771,11 @@
               <w:rFonts w:asciiTheme="minorHAnsi" w:eastAsiaTheme="minorEastAsia" w:hAnsiTheme="minorHAnsi" w:cstheme="minorBidi"/>
               <w:noProof/>
               <w:kern w:val="2"/>
-              <w:lang w:val="en-SE" w:eastAsia="en-SE"/>
+              <w:lang w:val="sv-SE" w:eastAsia="sv-SE"/>
               <w14:ligatures w14:val="standardContextual"/>
             </w:rPr>
           </w:pPr>
-          <w:hyperlink w:anchor="_Toc238145042" w:history="1">
+          <w:hyperlink w:anchor="_Toc238201756" w:history="1">
             <w:r>
               <w:rPr>
                 <w:rStyle w:val="Hyperlink"/>
@@ -2803,7 +2803,7 @@
                 <w:noProof/>
                 <w:webHidden/>
               </w:rPr>
-              <w:instrText xml:space="preserve"> PAGEREF _Toc238145042 \h </w:instrText>
+              <w:instrText xml:space="preserve"> PAGEREF _Toc238201756 \h </w:instrText>
             </w:r>
             <w:r>
               <w:rPr>
@@ -2844,11 +2844,11 @@
               <w:rFonts w:asciiTheme="minorHAnsi" w:eastAsiaTheme="minorEastAsia" w:hAnsiTheme="minorHAnsi" w:cstheme="minorBidi"/>
               <w:noProof/>
               <w:kern w:val="2"/>
-              <w:lang w:val="en-SE" w:eastAsia="en-SE"/>
+              <w:lang w:val="sv-SE" w:eastAsia="sv-SE"/>
               <w14:ligatures w14:val="standardContextual"/>
             </w:rPr>
           </w:pPr>
-          <w:hyperlink w:anchor="_Toc238145043" w:history="1">
+          <w:hyperlink w:anchor="_Toc238201757" w:history="1">
             <w:r>
               <w:rPr>
                 <w:rStyle w:val="Hyperlink"/>
@@ -2876,7 +2876,7 @@
                 <w:noProof/>
                 <w:webHidden/>
               </w:rPr>
-              <w:instrText xml:space="preserve"> PAGEREF _Toc238145043 \h </w:instrText>
+              <w:instrText xml:space="preserve"> PAGEREF _Toc238201757 \h </w:instrText>
             </w:r>
             <w:r>
               <w:rPr>
@@ -2896,7 +2896,7 @@
                 <w:noProof/>
                 <w:webHidden/>
               </w:rPr>
-              <w:t>32</w:t>
+              <w:t>33</w:t>
             </w:r>
             <w:r>
               <w:rPr>
@@ -2917,11 +2917,11 @@
               <w:rFonts w:asciiTheme="minorHAnsi" w:eastAsiaTheme="minorEastAsia" w:hAnsiTheme="minorHAnsi" w:cstheme="minorBidi"/>
               <w:noProof/>
               <w:kern w:val="2"/>
-              <w:lang w:val="en-SE" w:eastAsia="en-SE"/>
+              <w:lang w:val="sv-SE" w:eastAsia="sv-SE"/>
               <w14:ligatures w14:val="standardContextual"/>
             </w:rPr>
           </w:pPr>
-          <w:hyperlink w:anchor="_Toc238145044" w:history="1">
+          <w:hyperlink w:anchor="_Toc238201758" w:history="1">
             <w:r>
               <w:rPr>
                 <w:rStyle w:val="Hyperlink"/>
@@ -2949,7 +2949,7 @@
                 <w:noProof/>
                 <w:webHidden/>
               </w:rPr>
-              <w:instrText xml:space="preserve"> PAGEREF _Toc238145044 \h </w:instrText>
+              <w:instrText xml:space="preserve"> PAGEREF _Toc238201758 \h </w:instrText>
             </w:r>
             <w:r>
               <w:rPr>
@@ -2969,7 +2969,7 @@
                 <w:noProof/>
                 <w:webHidden/>
               </w:rPr>
-              <w:t>33</w:t>
+              <w:t>34</w:t>
             </w:r>
             <w:r>
               <w:rPr>
@@ -2987,11 +2987,11 @@
               <w:rFonts w:asciiTheme="minorHAnsi" w:eastAsiaTheme="minorEastAsia" w:hAnsiTheme="minorHAnsi" w:cstheme="minorBidi"/>
               <w:noProof/>
               <w:kern w:val="2"/>
-              <w:lang w:val="en-SE" w:eastAsia="en-SE"/>
+              <w:lang w:val="sv-SE" w:eastAsia="sv-SE"/>
               <w14:ligatures w14:val="standardContextual"/>
             </w:rPr>
           </w:pPr>
-          <w:hyperlink w:anchor="_Toc238145045" w:history="1">
+          <w:hyperlink w:anchor="_Toc238201759" w:history="1">
             <w:r>
               <w:rPr>
                 <w:rStyle w:val="Hyperlink"/>
@@ -3019,7 +3019,7 @@
                 <w:noProof/>
                 <w:webHidden/>
               </w:rPr>
-              <w:instrText xml:space="preserve"> PAGEREF _Toc238145045 \h </w:instrText>
+              <w:instrText xml:space="preserve"> PAGEREF _Toc238201759 \h </w:instrText>
             </w:r>
             <w:r>
               <w:rPr>
@@ -3060,11 +3060,11 @@
               <w:rFonts w:asciiTheme="minorHAnsi" w:eastAsiaTheme="minorEastAsia" w:hAnsiTheme="minorHAnsi" w:cstheme="minorBidi"/>
               <w:noProof/>
               <w:kern w:val="2"/>
-              <w:lang w:val="en-SE" w:eastAsia="en-SE"/>
+              <w:lang w:val="sv-SE" w:eastAsia="sv-SE"/>
               <w14:ligatures w14:val="standardContextual"/>
             </w:rPr>
           </w:pPr>
-          <w:hyperlink w:anchor="_Toc238145046" w:history="1">
+          <w:hyperlink w:anchor="_Toc238201760" w:history="1">
             <w:r>
               <w:rPr>
                 <w:rStyle w:val="Hyperlink"/>
@@ -3092,7 +3092,7 @@
                 <w:noProof/>
                 <w:webHidden/>
               </w:rPr>
-              <w:instrText xml:space="preserve"> PAGEREF _Toc238145046 \h </w:instrText>
+              <w:instrText xml:space="preserve"> PAGEREF _Toc238201760 \h </w:instrText>
             </w:r>
             <w:r>
               <w:rPr>
@@ -3133,11 +3133,11 @@
               <w:rFonts w:asciiTheme="minorHAnsi" w:eastAsiaTheme="minorEastAsia" w:hAnsiTheme="minorHAnsi" w:cstheme="minorBidi"/>
               <w:noProof/>
               <w:kern w:val="2"/>
-              <w:lang w:val="en-SE" w:eastAsia="en-SE"/>
+              <w:lang w:val="sv-SE" w:eastAsia="sv-SE"/>
               <w14:ligatures w14:val="standardContextual"/>
             </w:rPr>
           </w:pPr>
-          <w:hyperlink w:anchor="_Toc238145047" w:history="1">
+          <w:hyperlink w:anchor="_Toc238201761" w:history="1">
             <w:r>
               <w:rPr>
                 <w:rStyle w:val="Hyperlink"/>
@@ -3165,7 +3165,7 @@
                 <w:noProof/>
                 <w:webHidden/>
               </w:rPr>
-              <w:instrText xml:space="preserve"> PAGEREF _Toc238145047 \h </w:instrText>
+              <w:instrText xml:space="preserve"> PAGEREF _Toc238201761 \h </w:instrText>
             </w:r>
             <w:r>
               <w:rPr>
@@ -3203,11 +3203,11 @@
               <w:rFonts w:asciiTheme="minorHAnsi" w:eastAsiaTheme="minorEastAsia" w:hAnsiTheme="minorHAnsi" w:cstheme="minorBidi"/>
               <w:noProof/>
               <w:kern w:val="2"/>
-              <w:lang w:val="en-SE" w:eastAsia="en-SE"/>
+              <w:lang w:val="sv-SE" w:eastAsia="sv-SE"/>
               <w14:ligatures w14:val="standardContextual"/>
             </w:rPr>
           </w:pPr>
-          <w:hyperlink w:anchor="_Toc238145048" w:history="1">
+          <w:hyperlink w:anchor="_Toc238201762" w:history="1">
             <w:r>
               <w:rPr>
                 <w:rStyle w:val="Hyperlink"/>
@@ -3235,7 +3235,7 @@
                 <w:noProof/>
                 <w:webHidden/>
               </w:rPr>
-              <w:instrText xml:space="preserve"> PAGEREF _Toc238145048 \h </w:instrText>
+              <w:instrText xml:space="preserve"> PAGEREF _Toc238201762 \h </w:instrText>
             </w:r>
             <w:r>
               <w:rPr>
@@ -3276,11 +3276,11 @@
               <w:rFonts w:asciiTheme="minorHAnsi" w:eastAsiaTheme="minorEastAsia" w:hAnsiTheme="minorHAnsi" w:cstheme="minorBidi"/>
               <w:noProof/>
               <w:kern w:val="2"/>
-              <w:lang w:val="en-SE" w:eastAsia="en-SE"/>
+              <w:lang w:val="sv-SE" w:eastAsia="sv-SE"/>
               <w14:ligatures w14:val="standardContextual"/>
             </w:rPr>
           </w:pPr>
-          <w:hyperlink w:anchor="_Toc238145049" w:history="1">
+          <w:hyperlink w:anchor="_Toc238201763" w:history="1">
             <w:r>
               <w:rPr>
                 <w:rStyle w:val="Hyperlink"/>
@@ -3308,7 +3308,7 @@
                 <w:noProof/>
                 <w:webHidden/>
               </w:rPr>
-              <w:instrText xml:space="preserve"> PAGEREF _Toc238145049 \h </w:instrText>
+              <w:instrText xml:space="preserve"> PAGEREF _Toc238201763 \h </w:instrText>
             </w:r>
             <w:r>
               <w:rPr>
@@ -3349,11 +3349,11 @@
               <w:rFonts w:asciiTheme="minorHAnsi" w:eastAsiaTheme="minorEastAsia" w:hAnsiTheme="minorHAnsi" w:cstheme="minorBidi"/>
               <w:noProof/>
               <w:kern w:val="2"/>
-              <w:lang w:val="en-SE" w:eastAsia="en-SE"/>
+              <w:lang w:val="sv-SE" w:eastAsia="sv-SE"/>
               <w14:ligatures w14:val="standardContextual"/>
             </w:rPr>
           </w:pPr>
-          <w:hyperlink w:anchor="_Toc238145050" w:history="1">
+          <w:hyperlink w:anchor="_Toc238201764" w:history="1">
             <w:r>
               <w:rPr>
                 <w:rStyle w:val="Hyperlink"/>
@@ -3381,7 +3381,7 @@
                 <w:noProof/>
                 <w:webHidden/>
               </w:rPr>
-              <w:instrText xml:space="preserve"> PAGEREF _Toc238145050 \h </w:instrText>
+              <w:instrText xml:space="preserve"> PAGEREF _Toc238201764 \h </w:instrText>
             </w:r>
             <w:r>
               <w:rPr>
@@ -3401,7 +3401,7 @@
                 <w:noProof/>
                 <w:webHidden/>
               </w:rPr>
-              <w:t>37</w:t>
+              <w:t>38</w:t>
             </w:r>
             <w:r>
               <w:rPr>
@@ -3422,11 +3422,11 @@
               <w:rFonts w:asciiTheme="minorHAnsi" w:eastAsiaTheme="minorEastAsia" w:hAnsiTheme="minorHAnsi" w:cstheme="minorBidi"/>
               <w:noProof/>
               <w:kern w:val="2"/>
-              <w:lang w:val="en-SE" w:eastAsia="en-SE"/>
+              <w:lang w:val="sv-SE" w:eastAsia="sv-SE"/>
               <w14:ligatures w14:val="standardContextual"/>
             </w:rPr>
           </w:pPr>
-          <w:hyperlink w:anchor="_Toc238145051" w:history="1">
+          <w:hyperlink w:anchor="_Toc238201765" w:history="1">
             <w:r>
               <w:rPr>
                 <w:rStyle w:val="Hyperlink"/>
@@ -3454,7 +3454,7 @@
                 <w:noProof/>
                 <w:webHidden/>
               </w:rPr>
-              <w:instrText xml:space="preserve"> PAGEREF _Toc238145051 \h </w:instrText>
+              <w:instrText xml:space="preserve"> PAGEREF _Toc238201765 \h </w:instrText>
             </w:r>
             <w:r>
               <w:rPr>
@@ -3495,11 +3495,11 @@
               <w:rFonts w:asciiTheme="minorHAnsi" w:eastAsiaTheme="minorEastAsia" w:hAnsiTheme="minorHAnsi" w:cstheme="minorBidi"/>
               <w:noProof/>
               <w:kern w:val="2"/>
-              <w:lang w:val="en-SE" w:eastAsia="en-SE"/>
+              <w:lang w:val="sv-SE" w:eastAsia="sv-SE"/>
               <w14:ligatures w14:val="standardContextual"/>
             </w:rPr>
           </w:pPr>
-          <w:hyperlink w:anchor="_Toc238145052" w:history="1">
+          <w:hyperlink w:anchor="_Toc238201766" w:history="1">
             <w:r>
               <w:rPr>
                 <w:rStyle w:val="Hyperlink"/>
@@ -3527,7 +3527,7 @@
                 <w:noProof/>
                 <w:webHidden/>
               </w:rPr>
-              <w:instrText xml:space="preserve"> PAGEREF _Toc238145052 \h </w:instrText>
+              <w:instrText xml:space="preserve"> PAGEREF _Toc238201766 \h </w:instrText>
             </w:r>
             <w:r>
               <w:rPr>
@@ -3547,7 +3547,7 @@
                 <w:noProof/>
                 <w:webHidden/>
               </w:rPr>
-              <w:t>39</w:t>
+              <w:t>40</w:t>
             </w:r>
             <w:r>
               <w:rPr>
@@ -3568,11 +3568,11 @@
               <w:rFonts w:asciiTheme="minorHAnsi" w:eastAsiaTheme="minorEastAsia" w:hAnsiTheme="minorHAnsi" w:cstheme="minorBidi"/>
               <w:noProof/>
               <w:kern w:val="2"/>
-              <w:lang w:val="en-SE" w:eastAsia="en-SE"/>
+              <w:lang w:val="sv-SE" w:eastAsia="sv-SE"/>
               <w14:ligatures w14:val="standardContextual"/>
             </w:rPr>
           </w:pPr>
-          <w:hyperlink w:anchor="_Toc238145053" w:history="1">
+          <w:hyperlink w:anchor="_Toc238201767" w:history="1">
             <w:r>
               <w:rPr>
                 <w:rStyle w:val="Hyperlink"/>
@@ -3600,7 +3600,7 @@
                 <w:noProof/>
                 <w:webHidden/>
               </w:rPr>
-              <w:instrText xml:space="preserve"> PAGEREF _Toc238145053 \h </w:instrText>
+              <w:instrText xml:space="preserve"> PAGEREF _Toc238201767 \h </w:instrText>
             </w:r>
             <w:r>
               <w:rPr>
@@ -3620,7 +3620,7 @@
                 <w:noProof/>
                 <w:webHidden/>
               </w:rPr>
-              <w:t>40</w:t>
+              <w:t>41</w:t>
             </w:r>
             <w:r>
               <w:rPr>
@@ -3641,11 +3641,11 @@
               <w:rFonts w:asciiTheme="minorHAnsi" w:eastAsiaTheme="minorEastAsia" w:hAnsiTheme="minorHAnsi" w:cstheme="minorBidi"/>
               <w:noProof/>
               <w:kern w:val="2"/>
-              <w:lang w:val="en-SE" w:eastAsia="en-SE"/>
+              <w:lang w:val="sv-SE" w:eastAsia="sv-SE"/>
               <w14:ligatures w14:val="standardContextual"/>
             </w:rPr>
           </w:pPr>
-          <w:hyperlink w:anchor="_Toc238145054" w:history="1">
+          <w:hyperlink w:anchor="_Toc238201768" w:history="1">
             <w:r>
               <w:rPr>
                 <w:rStyle w:val="Hyperlink"/>
@@ -3673,7 +3673,7 @@
                 <w:noProof/>
                 <w:webHidden/>
               </w:rPr>
-              <w:instrText xml:space="preserve"> PAGEREF _Toc238145054 \h </w:instrText>
+              <w:instrText xml:space="preserve"> PAGEREF _Toc238201768 \h </w:instrText>
             </w:r>
             <w:r>
               <w:rPr>
@@ -3693,7 +3693,7 @@
                 <w:noProof/>
                 <w:webHidden/>
               </w:rPr>
-              <w:t>41</w:t>
+              <w:t>42</w:t>
             </w:r>
             <w:r>
               <w:rPr>
@@ -3711,11 +3711,11 @@
               <w:rFonts w:asciiTheme="minorHAnsi" w:eastAsiaTheme="minorEastAsia" w:hAnsiTheme="minorHAnsi" w:cstheme="minorBidi"/>
               <w:noProof/>
               <w:kern w:val="2"/>
-              <w:lang w:val="en-SE" w:eastAsia="en-SE"/>
+              <w:lang w:val="sv-SE" w:eastAsia="sv-SE"/>
               <w14:ligatures w14:val="standardContextual"/>
             </w:rPr>
           </w:pPr>
-          <w:hyperlink w:anchor="_Toc238145055" w:history="1">
+          <w:hyperlink w:anchor="_Toc238201769" w:history="1">
             <w:r>
               <w:rPr>
                 <w:rStyle w:val="Hyperlink"/>
@@ -3743,7 +3743,7 @@
                 <w:noProof/>
                 <w:webHidden/>
               </w:rPr>
-              <w:instrText xml:space="preserve"> PAGEREF _Toc238145055 \h </w:instrText>
+              <w:instrText xml:space="preserve"> PAGEREF _Toc238201769 \h </w:instrText>
             </w:r>
             <w:r>
               <w:rPr>
@@ -3763,7 +3763,7 @@
                 <w:noProof/>
                 <w:webHidden/>
               </w:rPr>
-              <w:t>42</w:t>
+              <w:t>43</w:t>
             </w:r>
             <w:r>
               <w:rPr>
@@ -3784,11 +3784,11 @@
               <w:rFonts w:asciiTheme="minorHAnsi" w:eastAsiaTheme="minorEastAsia" w:hAnsiTheme="minorHAnsi" w:cstheme="minorBidi"/>
               <w:noProof/>
               <w:kern w:val="2"/>
-              <w:lang w:val="en-SE" w:eastAsia="en-SE"/>
+              <w:lang w:val="sv-SE" w:eastAsia="sv-SE"/>
               <w14:ligatures w14:val="standardContextual"/>
             </w:rPr>
           </w:pPr>
-          <w:hyperlink w:anchor="_Toc238145056" w:history="1">
+          <w:hyperlink w:anchor="_Toc238201770" w:history="1">
             <w:r>
               <w:rPr>
                 <w:rStyle w:val="Hyperlink"/>
@@ -3816,7 +3816,7 @@
                 <w:noProof/>
                 <w:webHidden/>
               </w:rPr>
-              <w:instrText xml:space="preserve"> PAGEREF _Toc238145056 \h </w:instrText>
+              <w:instrText xml:space="preserve"> PAGEREF _Toc238201770 \h </w:instrText>
             </w:r>
             <w:r>
               <w:rPr>
@@ -3836,7 +3836,7 @@
                 <w:noProof/>
                 <w:webHidden/>
               </w:rPr>
-              <w:t>42</w:t>
+              <w:t>43</w:t>
             </w:r>
             <w:r>
               <w:rPr>
@@ -3854,11 +3854,11 @@
               <w:rFonts w:asciiTheme="minorHAnsi" w:eastAsiaTheme="minorEastAsia" w:hAnsiTheme="minorHAnsi" w:cstheme="minorBidi"/>
               <w:noProof/>
               <w:kern w:val="2"/>
-              <w:lang w:val="en-SE" w:eastAsia="en-SE"/>
+              <w:lang w:val="sv-SE" w:eastAsia="sv-SE"/>
               <w14:ligatures w14:val="standardContextual"/>
             </w:rPr>
           </w:pPr>
-          <w:hyperlink w:anchor="_Toc238145057" w:history="1">
+          <w:hyperlink w:anchor="_Toc238201771" w:history="1">
             <w:r>
               <w:rPr>
                 <w:rStyle w:val="Hyperlink"/>
@@ -3886,7 +3886,7 @@
                 <w:noProof/>
                 <w:webHidden/>
               </w:rPr>
-              <w:instrText xml:space="preserve"> PAGEREF _Toc238145057 \h </w:instrText>
+              <w:instrText xml:space="preserve"> PAGEREF _Toc238201771 \h </w:instrText>
             </w:r>
             <w:r>
               <w:rPr>
@@ -3906,7 +3906,7 @@
                 <w:noProof/>
                 <w:webHidden/>
               </w:rPr>
-              <w:t>43</w:t>
+              <w:t>44</w:t>
             </w:r>
             <w:r>
               <w:rPr>
@@ -3927,11 +3927,11 @@
               <w:rFonts w:asciiTheme="minorHAnsi" w:eastAsiaTheme="minorEastAsia" w:hAnsiTheme="minorHAnsi" w:cstheme="minorBidi"/>
               <w:noProof/>
               <w:kern w:val="2"/>
-              <w:lang w:val="en-SE" w:eastAsia="en-SE"/>
+              <w:lang w:val="sv-SE" w:eastAsia="sv-SE"/>
               <w14:ligatures w14:val="standardContextual"/>
             </w:rPr>
           </w:pPr>
-          <w:hyperlink w:anchor="_Toc238145058" w:history="1">
+          <w:hyperlink w:anchor="_Toc238201772" w:history="1">
             <w:r>
               <w:rPr>
                 <w:rStyle w:val="Hyperlink"/>
@@ -3959,7 +3959,7 @@
                 <w:noProof/>
                 <w:webHidden/>
               </w:rPr>
-              <w:instrText xml:space="preserve"> PAGEREF _Toc238145058 \h </w:instrText>
+              <w:instrText xml:space="preserve"> PAGEREF _Toc238201772 \h </w:instrText>
             </w:r>
             <w:r>
               <w:rPr>
@@ -3979,7 +3979,7 @@
                 <w:noProof/>
                 <w:webHidden/>
               </w:rPr>
-              <w:t>43</w:t>
+              <w:t>44</w:t>
             </w:r>
             <w:r>
               <w:rPr>
@@ -3997,11 +3997,11 @@
               <w:rFonts w:asciiTheme="minorHAnsi" w:eastAsiaTheme="minorEastAsia" w:hAnsiTheme="minorHAnsi" w:cstheme="minorBidi"/>
               <w:noProof/>
               <w:kern w:val="2"/>
-              <w:lang w:val="en-SE" w:eastAsia="en-SE"/>
+              <w:lang w:val="sv-SE" w:eastAsia="sv-SE"/>
               <w14:ligatures w14:val="standardContextual"/>
             </w:rPr>
           </w:pPr>
-          <w:hyperlink w:anchor="_Toc238145059" w:history="1">
+          <w:hyperlink w:anchor="_Toc238201773" w:history="1">
             <w:r>
               <w:rPr>
                 <w:rStyle w:val="Hyperlink"/>
@@ -4029,7 +4029,7 @@
                 <w:noProof/>
                 <w:webHidden/>
               </w:rPr>
-              <w:instrText xml:space="preserve"> PAGEREF _Toc238145059 \h </w:instrText>
+              <w:instrText xml:space="preserve"> PAGEREF _Toc238201773 \h </w:instrText>
             </w:r>
             <w:r>
               <w:rPr>
@@ -4049,7 +4049,7 @@
                 <w:noProof/>
                 <w:webHidden/>
               </w:rPr>
-              <w:t>45</w:t>
+              <w:t>46</w:t>
             </w:r>
             <w:r>
               <w:rPr>
@@ -4070,11 +4070,11 @@
               <w:rFonts w:asciiTheme="minorHAnsi" w:eastAsiaTheme="minorEastAsia" w:hAnsiTheme="minorHAnsi" w:cstheme="minorBidi"/>
               <w:noProof/>
               <w:kern w:val="2"/>
-              <w:lang w:val="en-SE" w:eastAsia="en-SE"/>
+              <w:lang w:val="sv-SE" w:eastAsia="sv-SE"/>
               <w14:ligatures w14:val="standardContextual"/>
             </w:rPr>
           </w:pPr>
-          <w:hyperlink w:anchor="_Toc238145060" w:history="1">
+          <w:hyperlink w:anchor="_Toc238201774" w:history="1">
             <w:r>
               <w:rPr>
                 <w:rStyle w:val="Hyperlink"/>
@@ -4102,7 +4102,7 @@
                 <w:noProof/>
                 <w:webHidden/>
               </w:rPr>
-              <w:instrText xml:space="preserve"> PAGEREF _Toc238145060 \h </w:instrText>
+              <w:instrText xml:space="preserve"> PAGEREF _Toc238201774 \h </w:instrText>
             </w:r>
             <w:r>
               <w:rPr>
@@ -4122,7 +4122,7 @@
                 <w:noProof/>
                 <w:webHidden/>
               </w:rPr>
-              <w:t>45</w:t>
+              <w:t>46</w:t>
             </w:r>
             <w:r>
               <w:rPr>
@@ -4140,11 +4140,11 @@
               <w:rFonts w:asciiTheme="minorHAnsi" w:eastAsiaTheme="minorEastAsia" w:hAnsiTheme="minorHAnsi" w:cstheme="minorBidi"/>
               <w:noProof/>
               <w:kern w:val="2"/>
-              <w:lang w:val="en-SE" w:eastAsia="en-SE"/>
+              <w:lang w:val="sv-SE" w:eastAsia="sv-SE"/>
               <w14:ligatures w14:val="standardContextual"/>
             </w:rPr>
           </w:pPr>
-          <w:hyperlink w:anchor="_Toc238145061" w:history="1">
+          <w:hyperlink w:anchor="_Toc238201775" w:history="1">
             <w:r>
               <w:rPr>
                 <w:rStyle w:val="Hyperlink"/>
@@ -4172,7 +4172,7 @@
                 <w:noProof/>
                 <w:webHidden/>
               </w:rPr>
-              <w:instrText xml:space="preserve"> PAGEREF _Toc238145061 \h </w:instrText>
+              <w:instrText xml:space="preserve"> PAGEREF _Toc238201775 \h </w:instrText>
             </w:r>
             <w:r>
               <w:rPr>
@@ -4192,7 +4192,7 @@
                 <w:noProof/>
                 <w:webHidden/>
               </w:rPr>
-              <w:t>46</w:t>
+              <w:t>47</w:t>
             </w:r>
             <w:r>
               <w:rPr>
@@ -4213,11 +4213,11 @@
               <w:rFonts w:asciiTheme="minorHAnsi" w:eastAsiaTheme="minorEastAsia" w:hAnsiTheme="minorHAnsi" w:cstheme="minorBidi"/>
               <w:noProof/>
               <w:kern w:val="2"/>
-              <w:lang w:val="en-SE" w:eastAsia="en-SE"/>
+              <w:lang w:val="sv-SE" w:eastAsia="sv-SE"/>
               <w14:ligatures w14:val="standardContextual"/>
             </w:rPr>
           </w:pPr>
-          <w:hyperlink w:anchor="_Toc238145062" w:history="1">
+          <w:hyperlink w:anchor="_Toc238201776" w:history="1">
             <w:r>
               <w:rPr>
                 <w:rStyle w:val="Hyperlink"/>
@@ -4245,7 +4245,7 @@
                 <w:noProof/>
                 <w:webHidden/>
               </w:rPr>
-              <w:instrText xml:space="preserve"> PAGEREF _Toc238145062 \h </w:instrText>
+              <w:instrText xml:space="preserve"> PAGEREF _Toc238201776 \h </w:instrText>
             </w:r>
             <w:r>
               <w:rPr>
@@ -4265,7 +4265,7 @@
                 <w:noProof/>
                 <w:webHidden/>
               </w:rPr>
-              <w:t>46</w:t>
+              <w:t>47</w:t>
             </w:r>
             <w:r>
               <w:rPr>
@@ -4286,11 +4286,11 @@
               <w:rFonts w:asciiTheme="minorHAnsi" w:eastAsiaTheme="minorEastAsia" w:hAnsiTheme="minorHAnsi" w:cstheme="minorBidi"/>
               <w:noProof/>
               <w:kern w:val="2"/>
-              <w:lang w:val="en-SE" w:eastAsia="en-SE"/>
+              <w:lang w:val="sv-SE" w:eastAsia="sv-SE"/>
               <w14:ligatures w14:val="standardContextual"/>
             </w:rPr>
           </w:pPr>
-          <w:hyperlink w:anchor="_Toc238145063" w:history="1">
+          <w:hyperlink w:anchor="_Toc238201777" w:history="1">
             <w:r>
               <w:rPr>
                 <w:rStyle w:val="Hyperlink"/>
@@ -4318,7 +4318,7 @@
                 <w:noProof/>
                 <w:webHidden/>
               </w:rPr>
-              <w:instrText xml:space="preserve"> PAGEREF _Toc238145063 \h </w:instrText>
+              <w:instrText xml:space="preserve"> PAGEREF _Toc238201777 \h </w:instrText>
             </w:r>
             <w:r>
               <w:rPr>
@@ -4338,7 +4338,7 @@
                 <w:noProof/>
                 <w:webHidden/>
               </w:rPr>
-              <w:t>47</w:t>
+              <w:t>48</w:t>
             </w:r>
             <w:r>
               <w:rPr>
@@ -4356,11 +4356,11 @@
               <w:rFonts w:asciiTheme="minorHAnsi" w:eastAsiaTheme="minorEastAsia" w:hAnsiTheme="minorHAnsi" w:cstheme="minorBidi"/>
               <w:noProof/>
               <w:kern w:val="2"/>
-              <w:lang w:val="en-SE" w:eastAsia="en-SE"/>
+              <w:lang w:val="sv-SE" w:eastAsia="sv-SE"/>
               <w14:ligatures w14:val="standardContextual"/>
             </w:rPr>
           </w:pPr>
-          <w:hyperlink w:anchor="_Toc238145064" w:history="1">
+          <w:hyperlink w:anchor="_Toc238201778" w:history="1">
             <w:r>
               <w:rPr>
                 <w:rStyle w:val="Hyperlink"/>
@@ -4388,7 +4388,7 @@
                 <w:noProof/>
                 <w:webHidden/>
               </w:rPr>
-              <w:instrText xml:space="preserve"> PAGEREF _Toc238145064 \h </w:instrText>
+              <w:instrText xml:space="preserve"> PAGEREF _Toc238201778 \h </w:instrText>
             </w:r>
             <w:r>
               <w:rPr>
@@ -4408,7 +4408,7 @@
                 <w:noProof/>
                 <w:webHidden/>
               </w:rPr>
-              <w:t>49</w:t>
+              <w:t>51</w:t>
             </w:r>
             <w:r>
               <w:rPr>
@@ -4429,11 +4429,11 @@
               <w:rFonts w:asciiTheme="minorHAnsi" w:eastAsiaTheme="minorEastAsia" w:hAnsiTheme="minorHAnsi" w:cstheme="minorBidi"/>
               <w:noProof/>
               <w:kern w:val="2"/>
-              <w:lang w:val="en-SE" w:eastAsia="en-SE"/>
+              <w:lang w:val="sv-SE" w:eastAsia="sv-SE"/>
               <w14:ligatures w14:val="standardContextual"/>
             </w:rPr>
           </w:pPr>
-          <w:hyperlink w:anchor="_Toc238145065" w:history="1">
+          <w:hyperlink w:anchor="_Toc238201779" w:history="1">
             <w:r>
               <w:rPr>
                 <w:rStyle w:val="Hyperlink"/>
@@ -4461,7 +4461,7 @@
                 <w:noProof/>
                 <w:webHidden/>
               </w:rPr>
-              <w:instrText xml:space="preserve"> PAGEREF _Toc238145065 \h </w:instrText>
+              <w:instrText xml:space="preserve"> PAGEREF _Toc238201779 \h </w:instrText>
             </w:r>
             <w:r>
               <w:rPr>
@@ -4481,7 +4481,7 @@
                 <w:noProof/>
                 <w:webHidden/>
               </w:rPr>
-              <w:t>49</w:t>
+              <w:t>51</w:t>
             </w:r>
             <w:r>
               <w:rPr>
@@ -4502,11 +4502,11 @@
               <w:rFonts w:asciiTheme="minorHAnsi" w:eastAsiaTheme="minorEastAsia" w:hAnsiTheme="minorHAnsi" w:cstheme="minorBidi"/>
               <w:noProof/>
               <w:kern w:val="2"/>
-              <w:lang w:val="en-SE" w:eastAsia="en-SE"/>
+              <w:lang w:val="sv-SE" w:eastAsia="sv-SE"/>
               <w14:ligatures w14:val="standardContextual"/>
             </w:rPr>
           </w:pPr>
-          <w:hyperlink w:anchor="_Toc238145066" w:history="1">
+          <w:hyperlink w:anchor="_Toc238201780" w:history="1">
             <w:r>
               <w:rPr>
                 <w:rStyle w:val="Hyperlink"/>
@@ -4534,7 +4534,7 @@
                 <w:noProof/>
                 <w:webHidden/>
               </w:rPr>
-              <w:instrText xml:space="preserve"> PAGEREF _Toc238145066 \h </w:instrText>
+              <w:instrText xml:space="preserve"> PAGEREF _Toc238201780 \h </w:instrText>
             </w:r>
             <w:r>
               <w:rPr>
@@ -4554,7 +4554,7 @@
                 <w:noProof/>
                 <w:webHidden/>
               </w:rPr>
-              <w:t>51</w:t>
+              <w:t>53</w:t>
             </w:r>
             <w:r>
               <w:rPr>
@@ -4572,11 +4572,11 @@
               <w:rFonts w:asciiTheme="minorHAnsi" w:eastAsiaTheme="minorEastAsia" w:hAnsiTheme="minorHAnsi" w:cstheme="minorBidi"/>
               <w:noProof/>
               <w:kern w:val="2"/>
-              <w:lang w:val="en-SE" w:eastAsia="en-SE"/>
+              <w:lang w:val="sv-SE" w:eastAsia="sv-SE"/>
               <w14:ligatures w14:val="standardContextual"/>
             </w:rPr>
           </w:pPr>
-          <w:hyperlink w:anchor="_Toc238145067" w:history="1">
+          <w:hyperlink w:anchor="_Toc238201781" w:history="1">
             <w:r>
               <w:rPr>
                 <w:rStyle w:val="Hyperlink"/>
@@ -4604,7 +4604,7 @@
                 <w:noProof/>
                 <w:webHidden/>
               </w:rPr>
-              <w:instrText xml:space="preserve"> PAGEREF _Toc238145067 \h </w:instrText>
+              <w:instrText xml:space="preserve"> PAGEREF _Toc238201781 \h </w:instrText>
             </w:r>
             <w:r>
               <w:rPr>
@@ -4624,7 +4624,7 @@
                 <w:noProof/>
                 <w:webHidden/>
               </w:rPr>
-              <w:t>51</w:t>
+              <w:t>53</w:t>
             </w:r>
             <w:r>
               <w:rPr>
@@ -4645,11 +4645,11 @@
               <w:rFonts w:asciiTheme="minorHAnsi" w:eastAsiaTheme="minorEastAsia" w:hAnsiTheme="minorHAnsi" w:cstheme="minorBidi"/>
               <w:noProof/>
               <w:kern w:val="2"/>
-              <w:lang w:val="en-SE" w:eastAsia="en-SE"/>
+              <w:lang w:val="sv-SE" w:eastAsia="sv-SE"/>
               <w14:ligatures w14:val="standardContextual"/>
             </w:rPr>
           </w:pPr>
-          <w:hyperlink w:anchor="_Toc238145068" w:history="1">
+          <w:hyperlink w:anchor="_Toc238201782" w:history="1">
             <w:r>
               <w:rPr>
                 <w:rStyle w:val="Hyperlink"/>
@@ -4677,7 +4677,7 @@
                 <w:noProof/>
                 <w:webHidden/>
               </w:rPr>
-              <w:instrText xml:space="preserve"> PAGEREF _Toc238145068 \h </w:instrText>
+              <w:instrText xml:space="preserve"> PAGEREF _Toc238201782 \h </w:instrText>
             </w:r>
             <w:r>
               <w:rPr>
@@ -4697,7 +4697,7 @@
                 <w:noProof/>
                 <w:webHidden/>
               </w:rPr>
-              <w:t>51</w:t>
+              <w:t>53</w:t>
             </w:r>
             <w:r>
               <w:rPr>
@@ -4715,11 +4715,11 @@
               <w:rFonts w:asciiTheme="minorHAnsi" w:eastAsiaTheme="minorEastAsia" w:hAnsiTheme="minorHAnsi" w:cstheme="minorBidi"/>
               <w:noProof/>
               <w:kern w:val="2"/>
-              <w:lang w:val="en-SE" w:eastAsia="en-SE"/>
+              <w:lang w:val="sv-SE" w:eastAsia="sv-SE"/>
               <w14:ligatures w14:val="standardContextual"/>
             </w:rPr>
           </w:pPr>
-          <w:hyperlink w:anchor="_Toc238145069" w:history="1">
+          <w:hyperlink w:anchor="_Toc238201783" w:history="1">
             <w:r>
               <w:rPr>
                 <w:rStyle w:val="Hyperlink"/>
@@ -4747,7 +4747,7 @@
                 <w:noProof/>
                 <w:webHidden/>
               </w:rPr>
-              <w:instrText xml:space="preserve"> PAGEREF _Toc238145069 \h </w:instrText>
+              <w:instrText xml:space="preserve"> PAGEREF _Toc238201783 \h </w:instrText>
             </w:r>
             <w:r>
               <w:rPr>
@@ -4767,7 +4767,7 @@
                 <w:noProof/>
                 <w:webHidden/>
               </w:rPr>
-              <w:t>53</w:t>
+              <w:t>55</w:t>
             </w:r>
             <w:r>
               <w:rPr>
@@ -4788,11 +4788,11 @@
               <w:rFonts w:asciiTheme="minorHAnsi" w:eastAsiaTheme="minorEastAsia" w:hAnsiTheme="minorHAnsi" w:cstheme="minorBidi"/>
               <w:noProof/>
               <w:kern w:val="2"/>
-              <w:lang w:val="en-SE" w:eastAsia="en-SE"/>
+              <w:lang w:val="sv-SE" w:eastAsia="sv-SE"/>
               <w14:ligatures w14:val="standardContextual"/>
             </w:rPr>
           </w:pPr>
-          <w:hyperlink w:anchor="_Toc238145070" w:history="1">
+          <w:hyperlink w:anchor="_Toc238201784" w:history="1">
             <w:r>
               <w:rPr>
                 <w:rStyle w:val="Hyperlink"/>
@@ -4820,7 +4820,7 @@
                 <w:noProof/>
                 <w:webHidden/>
               </w:rPr>
-              <w:instrText xml:space="preserve"> PAGEREF _Toc238145070 \h </w:instrText>
+              <w:instrText xml:space="preserve"> PAGEREF _Toc238201784 \h </w:instrText>
             </w:r>
             <w:r>
               <w:rPr>
@@ -4840,7 +4840,7 @@
                 <w:noProof/>
                 <w:webHidden/>
               </w:rPr>
-              <w:t>53</w:t>
+              <w:t>55</w:t>
             </w:r>
             <w:r>
               <w:rPr>
@@ -4861,11 +4861,11 @@
               <w:rFonts w:asciiTheme="minorHAnsi" w:eastAsiaTheme="minorEastAsia" w:hAnsiTheme="minorHAnsi" w:cstheme="minorBidi"/>
               <w:noProof/>
               <w:kern w:val="2"/>
-              <w:lang w:val="en-SE" w:eastAsia="en-SE"/>
+              <w:lang w:val="sv-SE" w:eastAsia="sv-SE"/>
               <w14:ligatures w14:val="standardContextual"/>
             </w:rPr>
           </w:pPr>
-          <w:hyperlink w:anchor="_Toc238145071" w:history="1">
+          <w:hyperlink w:anchor="_Toc238201785" w:history="1">
             <w:r>
               <w:rPr>
                 <w:rStyle w:val="Hyperlink"/>
@@ -4893,7 +4893,7 @@
                 <w:noProof/>
                 <w:webHidden/>
               </w:rPr>
-              <w:instrText xml:space="preserve"> PAGEREF _Toc238145071 \h </w:instrText>
+              <w:instrText xml:space="preserve"> PAGEREF _Toc238201785 \h </w:instrText>
             </w:r>
             <w:r>
               <w:rPr>
@@ -4913,7 +4913,7 @@
                 <w:noProof/>
                 <w:webHidden/>
               </w:rPr>
-              <w:t>53</w:t>
+              <w:t>55</w:t>
             </w:r>
             <w:r>
               <w:rPr>
@@ -4931,11 +4931,11 @@
               <w:rFonts w:asciiTheme="minorHAnsi" w:eastAsiaTheme="minorEastAsia" w:hAnsiTheme="minorHAnsi" w:cstheme="minorBidi"/>
               <w:noProof/>
               <w:kern w:val="2"/>
-              <w:lang w:val="en-SE" w:eastAsia="en-SE"/>
+              <w:lang w:val="sv-SE" w:eastAsia="sv-SE"/>
               <w14:ligatures w14:val="standardContextual"/>
             </w:rPr>
           </w:pPr>
-          <w:hyperlink w:anchor="_Toc238145072" w:history="1">
+          <w:hyperlink w:anchor="_Toc238201786" w:history="1">
             <w:r>
               <w:rPr>
                 <w:rStyle w:val="Hyperlink"/>
@@ -4963,7 +4963,7 @@
                 <w:noProof/>
                 <w:webHidden/>
               </w:rPr>
-              <w:instrText xml:space="preserve"> PAGEREF _Toc238145072 \h </w:instrText>
+              <w:instrText xml:space="preserve"> PAGEREF _Toc238201786 \h </w:instrText>
             </w:r>
             <w:r>
               <w:rPr>
@@ -4983,7 +4983,7 @@
                 <w:noProof/>
                 <w:webHidden/>
               </w:rPr>
-              <w:t>53</w:t>
+              <w:t>55</w:t>
             </w:r>
             <w:r>
               <w:rPr>
@@ -5004,11 +5004,11 @@
               <w:rFonts w:asciiTheme="minorHAnsi" w:eastAsiaTheme="minorEastAsia" w:hAnsiTheme="minorHAnsi" w:cstheme="minorBidi"/>
               <w:noProof/>
               <w:kern w:val="2"/>
-              <w:lang w:val="en-SE" w:eastAsia="en-SE"/>
+              <w:lang w:val="sv-SE" w:eastAsia="sv-SE"/>
               <w14:ligatures w14:val="standardContextual"/>
             </w:rPr>
           </w:pPr>
-          <w:hyperlink w:anchor="_Toc238145073" w:history="1">
+          <w:hyperlink w:anchor="_Toc238201787" w:history="1">
             <w:r>
               <w:rPr>
                 <w:rStyle w:val="Hyperlink"/>
@@ -5036,7 +5036,7 @@
                 <w:noProof/>
                 <w:webHidden/>
               </w:rPr>
-              <w:instrText xml:space="preserve"> PAGEREF _Toc238145073 \h </w:instrText>
+              <w:instrText xml:space="preserve"> PAGEREF _Toc238201787 \h </w:instrText>
             </w:r>
             <w:r>
               <w:rPr>
@@ -5056,7 +5056,7 @@
                 <w:noProof/>
                 <w:webHidden/>
               </w:rPr>
-              <w:t>53</w:t>
+              <w:t>55</w:t>
             </w:r>
             <w:r>
               <w:rPr>
@@ -5074,11 +5074,11 @@
               <w:rFonts w:asciiTheme="minorHAnsi" w:eastAsiaTheme="minorEastAsia" w:hAnsiTheme="minorHAnsi" w:cstheme="minorBidi"/>
               <w:noProof/>
               <w:kern w:val="2"/>
-              <w:lang w:val="en-SE" w:eastAsia="en-SE"/>
+              <w:lang w:val="sv-SE" w:eastAsia="sv-SE"/>
               <w14:ligatures w14:val="standardContextual"/>
             </w:rPr>
           </w:pPr>
-          <w:hyperlink w:anchor="_Toc238145074" w:history="1">
+          <w:hyperlink w:anchor="_Toc238201788" w:history="1">
             <w:r>
               <w:rPr>
                 <w:rStyle w:val="Hyperlink"/>
@@ -5106,7 +5106,7 @@
                 <w:noProof/>
                 <w:webHidden/>
               </w:rPr>
-              <w:instrText xml:space="preserve"> PAGEREF _Toc238145074 \h </w:instrText>
+              <w:instrText xml:space="preserve"> PAGEREF _Toc238201788 \h </w:instrText>
             </w:r>
             <w:r>
               <w:rPr>
@@ -5126,7 +5126,7 @@
                 <w:noProof/>
                 <w:webHidden/>
               </w:rPr>
-              <w:t>54</w:t>
+              <w:t>56</w:t>
             </w:r>
             <w:r>
               <w:rPr>
@@ -5147,11 +5147,11 @@
               <w:rFonts w:asciiTheme="minorHAnsi" w:eastAsiaTheme="minorEastAsia" w:hAnsiTheme="minorHAnsi" w:cstheme="minorBidi"/>
               <w:noProof/>
               <w:kern w:val="2"/>
-              <w:lang w:val="en-SE" w:eastAsia="en-SE"/>
+              <w:lang w:val="sv-SE" w:eastAsia="sv-SE"/>
               <w14:ligatures w14:val="standardContextual"/>
             </w:rPr>
           </w:pPr>
-          <w:hyperlink w:anchor="_Toc238145075" w:history="1">
+          <w:hyperlink w:anchor="_Toc238201789" w:history="1">
             <w:r>
               <w:rPr>
                 <w:rStyle w:val="Hyperlink"/>
@@ -5179,7 +5179,7 @@
                 <w:noProof/>
                 <w:webHidden/>
               </w:rPr>
-              <w:instrText xml:space="preserve"> PAGEREF _Toc238145075 \h </w:instrText>
+              <w:instrText xml:space="preserve"> PAGEREF _Toc238201789 \h </w:instrText>
             </w:r>
             <w:r>
               <w:rPr>
@@ -5199,7 +5199,7 @@
                 <w:noProof/>
                 <w:webHidden/>
               </w:rPr>
-              <w:t>54</w:t>
+              <w:t>56</w:t>
             </w:r>
             <w:r>
               <w:rPr>
@@ -5217,11 +5217,11 @@
               <w:rFonts w:asciiTheme="minorHAnsi" w:eastAsiaTheme="minorEastAsia" w:hAnsiTheme="minorHAnsi" w:cstheme="minorBidi"/>
               <w:noProof/>
               <w:kern w:val="2"/>
-              <w:lang w:val="en-SE" w:eastAsia="en-SE"/>
+              <w:lang w:val="sv-SE" w:eastAsia="sv-SE"/>
               <w14:ligatures w14:val="standardContextual"/>
             </w:rPr>
           </w:pPr>
-          <w:hyperlink w:anchor="_Toc238145076" w:history="1">
+          <w:hyperlink w:anchor="_Toc238201790" w:history="1">
             <w:r>
               <w:rPr>
                 <w:rStyle w:val="Hyperlink"/>
@@ -5249,7 +5249,7 @@
                 <w:noProof/>
                 <w:webHidden/>
               </w:rPr>
-              <w:instrText xml:space="preserve"> PAGEREF _Toc238145076 \h </w:instrText>
+              <w:instrText xml:space="preserve"> PAGEREF _Toc238201790 \h </w:instrText>
             </w:r>
             <w:r>
               <w:rPr>
@@ -5269,7 +5269,7 @@
                 <w:noProof/>
                 <w:webHidden/>
               </w:rPr>
-              <w:t>55</w:t>
+              <w:t>57</w:t>
             </w:r>
             <w:r>
               <w:rPr>
@@ -5290,11 +5290,11 @@
               <w:rFonts w:asciiTheme="minorHAnsi" w:eastAsiaTheme="minorEastAsia" w:hAnsiTheme="minorHAnsi" w:cstheme="minorBidi"/>
               <w:noProof/>
               <w:kern w:val="2"/>
-              <w:lang w:val="en-SE" w:eastAsia="en-SE"/>
+              <w:lang w:val="sv-SE" w:eastAsia="sv-SE"/>
               <w14:ligatures w14:val="standardContextual"/>
             </w:rPr>
           </w:pPr>
-          <w:hyperlink w:anchor="_Toc238145077" w:history="1">
+          <w:hyperlink w:anchor="_Toc238201791" w:history="1">
             <w:r>
               <w:rPr>
                 <w:rStyle w:val="Hyperlink"/>
@@ -5322,7 +5322,7 @@
                 <w:noProof/>
                 <w:webHidden/>
               </w:rPr>
-              <w:instrText xml:space="preserve"> PAGEREF _Toc238145077 \h </w:instrText>
+              <w:instrText xml:space="preserve"> PAGEREF _Toc238201791 \h </w:instrText>
             </w:r>
             <w:r>
               <w:rPr>
@@ -5342,7 +5342,7 @@
                 <w:noProof/>
                 <w:webHidden/>
               </w:rPr>
-              <w:t>55</w:t>
+              <w:t>57</w:t>
             </w:r>
             <w:r>
               <w:rPr>
@@ -5363,11 +5363,11 @@
               <w:rFonts w:asciiTheme="minorHAnsi" w:eastAsiaTheme="minorEastAsia" w:hAnsiTheme="minorHAnsi" w:cstheme="minorBidi"/>
               <w:noProof/>
               <w:kern w:val="2"/>
-              <w:lang w:val="en-SE" w:eastAsia="en-SE"/>
+              <w:lang w:val="sv-SE" w:eastAsia="sv-SE"/>
               <w14:ligatures w14:val="standardContextual"/>
             </w:rPr>
           </w:pPr>
-          <w:hyperlink w:anchor="_Toc238145078" w:history="1">
+          <w:hyperlink w:anchor="_Toc238201792" w:history="1">
             <w:r>
               <w:rPr>
                 <w:rStyle w:val="Hyperlink"/>
@@ -5395,7 +5395,7 @@
                 <w:noProof/>
                 <w:webHidden/>
               </w:rPr>
-              <w:instrText xml:space="preserve"> PAGEREF _Toc238145078 \h </w:instrText>
+              <w:instrText xml:space="preserve"> PAGEREF _Toc238201792 \h </w:instrText>
             </w:r>
             <w:r>
               <w:rPr>
@@ -5415,7 +5415,7 @@
                 <w:noProof/>
                 <w:webHidden/>
               </w:rPr>
-              <w:t>57</w:t>
+              <w:t>59</w:t>
             </w:r>
             <w:r>
               <w:rPr>
@@ -5433,11 +5433,11 @@
               <w:rFonts w:asciiTheme="minorHAnsi" w:eastAsiaTheme="minorEastAsia" w:hAnsiTheme="minorHAnsi" w:cstheme="minorBidi"/>
               <w:noProof/>
               <w:kern w:val="2"/>
-              <w:lang w:val="en-SE" w:eastAsia="en-SE"/>
+              <w:lang w:val="sv-SE" w:eastAsia="sv-SE"/>
               <w14:ligatures w14:val="standardContextual"/>
             </w:rPr>
           </w:pPr>
-          <w:hyperlink w:anchor="_Toc238145079" w:history="1">
+          <w:hyperlink w:anchor="_Toc238201793" w:history="1">
             <w:r>
               <w:rPr>
                 <w:rStyle w:val="Hyperlink"/>
@@ -5465,7 +5465,7 @@
                 <w:noProof/>
                 <w:webHidden/>
               </w:rPr>
-              <w:instrText xml:space="preserve"> PAGEREF _Toc238145079 \h </w:instrText>
+              <w:instrText xml:space="preserve"> PAGEREF _Toc238201793 \h </w:instrText>
             </w:r>
             <w:r>
               <w:rPr>
@@ -5485,7 +5485,7 @@
                 <w:noProof/>
                 <w:webHidden/>
               </w:rPr>
-              <w:t>57</w:t>
+              <w:t>59</w:t>
             </w:r>
             <w:r>
               <w:rPr>
@@ -5506,11 +5506,11 @@
               <w:rFonts w:asciiTheme="minorHAnsi" w:eastAsiaTheme="minorEastAsia" w:hAnsiTheme="minorHAnsi" w:cstheme="minorBidi"/>
               <w:noProof/>
               <w:kern w:val="2"/>
-              <w:lang w:val="en-SE" w:eastAsia="en-SE"/>
+              <w:lang w:val="sv-SE" w:eastAsia="sv-SE"/>
               <w14:ligatures w14:val="standardContextual"/>
             </w:rPr>
           </w:pPr>
-          <w:hyperlink w:anchor="_Toc238145080" w:history="1">
+          <w:hyperlink w:anchor="_Toc238201794" w:history="1">
             <w:r>
               <w:rPr>
                 <w:rStyle w:val="Hyperlink"/>
@@ -5538,7 +5538,7 @@
                 <w:noProof/>
                 <w:webHidden/>
               </w:rPr>
-              <w:instrText xml:space="preserve"> PAGEREF _Toc238145080 \h </w:instrText>
+              <w:instrText xml:space="preserve"> PAGEREF _Toc238201794 \h </w:instrText>
             </w:r>
             <w:r>
               <w:rPr>
@@ -5558,7 +5558,7 @@
                 <w:noProof/>
                 <w:webHidden/>
               </w:rPr>
-              <w:t>57</w:t>
+              <w:t>59</w:t>
             </w:r>
             <w:r>
               <w:rPr>
@@ -5579,11 +5579,11 @@
               <w:rFonts w:asciiTheme="minorHAnsi" w:eastAsiaTheme="minorEastAsia" w:hAnsiTheme="minorHAnsi" w:cstheme="minorBidi"/>
               <w:noProof/>
               <w:kern w:val="2"/>
-              <w:lang w:val="en-SE" w:eastAsia="en-SE"/>
+              <w:lang w:val="sv-SE" w:eastAsia="sv-SE"/>
               <w14:ligatures w14:val="standardContextual"/>
             </w:rPr>
           </w:pPr>
-          <w:hyperlink w:anchor="_Toc238145081" w:history="1">
+          <w:hyperlink w:anchor="_Toc238201795" w:history="1">
             <w:r>
               <w:rPr>
                 <w:rStyle w:val="Hyperlink"/>
@@ -5611,7 +5611,7 @@
                 <w:noProof/>
                 <w:webHidden/>
               </w:rPr>
-              <w:instrText xml:space="preserve"> PAGEREF _Toc238145081 \h </w:instrText>
+              <w:instrText xml:space="preserve"> PAGEREF _Toc238201795 \h </w:instrText>
             </w:r>
             <w:r>
               <w:rPr>
@@ -5631,7 +5631,7 @@
                 <w:noProof/>
                 <w:webHidden/>
               </w:rPr>
-              <w:t>58</w:t>
+              <w:t>60</w:t>
             </w:r>
             <w:r>
               <w:rPr>
@@ -5649,11 +5649,11 @@
               <w:rFonts w:asciiTheme="minorHAnsi" w:eastAsiaTheme="minorEastAsia" w:hAnsiTheme="minorHAnsi" w:cstheme="minorBidi"/>
               <w:noProof/>
               <w:kern w:val="2"/>
-              <w:lang w:val="en-SE" w:eastAsia="en-SE"/>
+              <w:lang w:val="sv-SE" w:eastAsia="sv-SE"/>
               <w14:ligatures w14:val="standardContextual"/>
             </w:rPr>
           </w:pPr>
-          <w:hyperlink w:anchor="_Toc238145082" w:history="1">
+          <w:hyperlink w:anchor="_Toc238201796" w:history="1">
             <w:r>
               <w:rPr>
                 <w:rStyle w:val="Hyperlink"/>
@@ -5681,7 +5681,7 @@
                 <w:noProof/>
                 <w:webHidden/>
               </w:rPr>
-              <w:instrText xml:space="preserve"> PAGEREF _Toc238145082 \h </w:instrText>
+              <w:instrText xml:space="preserve"> PAGEREF _Toc238201796 \h </w:instrText>
             </w:r>
             <w:r>
               <w:rPr>
@@ -5701,7 +5701,7 @@
                 <w:noProof/>
                 <w:webHidden/>
               </w:rPr>
-              <w:t>59</w:t>
+              <w:t>61</w:t>
             </w:r>
             <w:r>
               <w:rPr>
@@ -5722,11 +5722,11 @@
               <w:rFonts w:asciiTheme="minorHAnsi" w:eastAsiaTheme="minorEastAsia" w:hAnsiTheme="minorHAnsi" w:cstheme="minorBidi"/>
               <w:noProof/>
               <w:kern w:val="2"/>
-              <w:lang w:val="en-SE" w:eastAsia="en-SE"/>
+              <w:lang w:val="sv-SE" w:eastAsia="sv-SE"/>
               <w14:ligatures w14:val="standardContextual"/>
             </w:rPr>
           </w:pPr>
-          <w:hyperlink w:anchor="_Toc238145083" w:history="1">
+          <w:hyperlink w:anchor="_Toc238201797" w:history="1">
             <w:r>
               <w:rPr>
                 <w:rStyle w:val="Hyperlink"/>
@@ -5754,7 +5754,7 @@
                 <w:noProof/>
                 <w:webHidden/>
               </w:rPr>
-              <w:instrText xml:space="preserve"> PAGEREF _Toc238145083 \h </w:instrText>
+              <w:instrText xml:space="preserve"> PAGEREF _Toc238201797 \h </w:instrText>
             </w:r>
             <w:r>
               <w:rPr>
@@ -5774,7 +5774,7 @@
                 <w:noProof/>
                 <w:webHidden/>
               </w:rPr>
-              <w:t>59</w:t>
+              <w:t>61</w:t>
             </w:r>
             <w:r>
               <w:rPr>
@@ -5795,11 +5795,11 @@
               <w:rFonts w:asciiTheme="minorHAnsi" w:eastAsiaTheme="minorEastAsia" w:hAnsiTheme="minorHAnsi" w:cstheme="minorBidi"/>
               <w:noProof/>
               <w:kern w:val="2"/>
-              <w:lang w:val="en-SE" w:eastAsia="en-SE"/>
+              <w:lang w:val="sv-SE" w:eastAsia="sv-SE"/>
               <w14:ligatures w14:val="standardContextual"/>
             </w:rPr>
           </w:pPr>
-          <w:hyperlink w:anchor="_Toc238145084" w:history="1">
+          <w:hyperlink w:anchor="_Toc238201798" w:history="1">
             <w:r>
               <w:rPr>
                 <w:rStyle w:val="Hyperlink"/>
@@ -5827,7 +5827,7 @@
                 <w:noProof/>
                 <w:webHidden/>
               </w:rPr>
-              <w:instrText xml:space="preserve"> PAGEREF _Toc238145084 \h </w:instrText>
+              <w:instrText xml:space="preserve"> PAGEREF _Toc238201798 \h </w:instrText>
             </w:r>
             <w:r>
               <w:rPr>
@@ -5847,7 +5847,7 @@
                 <w:noProof/>
                 <w:webHidden/>
               </w:rPr>
-              <w:t>60</w:t>
+              <w:t>62</w:t>
             </w:r>
             <w:r>
               <w:rPr>
@@ -5868,11 +5868,11 @@
               <w:rFonts w:asciiTheme="minorHAnsi" w:eastAsiaTheme="minorEastAsia" w:hAnsiTheme="minorHAnsi" w:cstheme="minorBidi"/>
               <w:noProof/>
               <w:kern w:val="2"/>
-              <w:lang w:val="en-SE" w:eastAsia="en-SE"/>
+              <w:lang w:val="sv-SE" w:eastAsia="sv-SE"/>
               <w14:ligatures w14:val="standardContextual"/>
             </w:rPr>
           </w:pPr>
-          <w:hyperlink w:anchor="_Toc238145085" w:history="1">
+          <w:hyperlink w:anchor="_Toc238201799" w:history="1">
             <w:r>
               <w:rPr>
                 <w:rStyle w:val="Hyperlink"/>
@@ -5900,7 +5900,7 @@
                 <w:noProof/>
                 <w:webHidden/>
               </w:rPr>
-              <w:instrText xml:space="preserve"> PAGEREF _Toc238145085 \h </w:instrText>
+              <w:instrText xml:space="preserve"> PAGEREF _Toc238201799 \h </w:instrText>
             </w:r>
             <w:r>
               <w:rPr>
@@ -5920,7 +5920,7 @@
                 <w:noProof/>
                 <w:webHidden/>
               </w:rPr>
-              <w:t>60</w:t>
+              <w:t>62</w:t>
             </w:r>
             <w:r>
               <w:rPr>
@@ -5941,11 +5941,11 @@
               <w:rFonts w:asciiTheme="minorHAnsi" w:eastAsiaTheme="minorEastAsia" w:hAnsiTheme="minorHAnsi" w:cstheme="minorBidi"/>
               <w:noProof/>
               <w:kern w:val="2"/>
-              <w:lang w:val="en-SE" w:eastAsia="en-SE"/>
+              <w:lang w:val="sv-SE" w:eastAsia="sv-SE"/>
               <w14:ligatures w14:val="standardContextual"/>
             </w:rPr>
           </w:pPr>
-          <w:hyperlink w:anchor="_Toc238145086" w:history="1">
+          <w:hyperlink w:anchor="_Toc238201800" w:history="1">
             <w:r>
               <w:rPr>
                 <w:rStyle w:val="Hyperlink"/>
@@ -5973,7 +5973,7 @@
                 <w:noProof/>
                 <w:webHidden/>
               </w:rPr>
-              <w:instrText xml:space="preserve"> PAGEREF _Toc238145086 \h </w:instrText>
+              <w:instrText xml:space="preserve"> PAGEREF _Toc238201800 \h </w:instrText>
             </w:r>
             <w:r>
               <w:rPr>
@@ -5993,7 +5993,7 @@
                 <w:noProof/>
                 <w:webHidden/>
               </w:rPr>
-              <w:t>62</w:t>
+              <w:t>64</w:t>
             </w:r>
             <w:r>
               <w:rPr>
@@ -6014,11 +6014,11 @@
               <w:rFonts w:asciiTheme="minorHAnsi" w:eastAsiaTheme="minorEastAsia" w:hAnsiTheme="minorHAnsi" w:cstheme="minorBidi"/>
               <w:noProof/>
               <w:kern w:val="2"/>
-              <w:lang w:val="en-SE" w:eastAsia="en-SE"/>
+              <w:lang w:val="sv-SE" w:eastAsia="sv-SE"/>
               <w14:ligatures w14:val="standardContextual"/>
             </w:rPr>
           </w:pPr>
-          <w:hyperlink w:anchor="_Toc238145087" w:history="1">
+          <w:hyperlink w:anchor="_Toc238201801" w:history="1">
             <w:r>
               <w:rPr>
                 <w:rStyle w:val="Hyperlink"/>
@@ -6046,7 +6046,7 @@
                 <w:noProof/>
                 <w:webHidden/>
               </w:rPr>
-              <w:instrText xml:space="preserve"> PAGEREF _Toc238145087 \h </w:instrText>
+              <w:instrText xml:space="preserve"> PAGEREF _Toc238201801 \h </w:instrText>
             </w:r>
             <w:r>
               <w:rPr>
@@ -6066,7 +6066,7 @@
                 <w:noProof/>
                 <w:webHidden/>
               </w:rPr>
-              <w:t>63</w:t>
+              <w:t>65</w:t>
             </w:r>
             <w:r>
               <w:rPr>
@@ -6087,11 +6087,11 @@
               <w:rFonts w:asciiTheme="minorHAnsi" w:eastAsiaTheme="minorEastAsia" w:hAnsiTheme="minorHAnsi" w:cstheme="minorBidi"/>
               <w:noProof/>
               <w:kern w:val="2"/>
-              <w:lang w:val="en-SE" w:eastAsia="en-SE"/>
+              <w:lang w:val="sv-SE" w:eastAsia="sv-SE"/>
               <w14:ligatures w14:val="standardContextual"/>
             </w:rPr>
           </w:pPr>
-          <w:hyperlink w:anchor="_Toc238145088" w:history="1">
+          <w:hyperlink w:anchor="_Toc238201802" w:history="1">
             <w:r>
               <w:rPr>
                 <w:rStyle w:val="Hyperlink"/>
@@ -6119,7 +6119,7 @@
                 <w:noProof/>
                 <w:webHidden/>
               </w:rPr>
-              <w:instrText xml:space="preserve"> PAGEREF _Toc238145088 \h </w:instrText>
+              <w:instrText xml:space="preserve"> PAGEREF _Toc238201802 \h </w:instrText>
             </w:r>
             <w:r>
               <w:rPr>
@@ -6139,7 +6139,7 @@
                 <w:noProof/>
                 <w:webHidden/>
               </w:rPr>
-              <w:t>64</w:t>
+              <w:t>66</w:t>
             </w:r>
             <w:r>
               <w:rPr>
@@ -6157,11 +6157,11 @@
               <w:rFonts w:asciiTheme="minorHAnsi" w:eastAsiaTheme="minorEastAsia" w:hAnsiTheme="minorHAnsi" w:cstheme="minorBidi"/>
               <w:noProof/>
               <w:kern w:val="2"/>
-              <w:lang w:val="en-SE" w:eastAsia="en-SE"/>
+              <w:lang w:val="sv-SE" w:eastAsia="sv-SE"/>
               <w14:ligatures w14:val="standardContextual"/>
             </w:rPr>
           </w:pPr>
-          <w:hyperlink w:anchor="_Toc238145089" w:history="1">
+          <w:hyperlink w:anchor="_Toc238201803" w:history="1">
             <w:r>
               <w:rPr>
                 <w:rStyle w:val="Hyperlink"/>
@@ -6189,7 +6189,7 @@
                 <w:noProof/>
                 <w:webHidden/>
               </w:rPr>
-              <w:instrText xml:space="preserve"> PAGEREF _Toc238145089 \h </w:instrText>
+              <w:instrText xml:space="preserve"> PAGEREF _Toc238201803 \h </w:instrText>
             </w:r>
             <w:r>
               <w:rPr>
@@ -6209,7 +6209,7 @@
                 <w:noProof/>
                 <w:webHidden/>
               </w:rPr>
-              <w:t>64</w:t>
+              <w:t>66</w:t>
             </w:r>
             <w:r>
               <w:rPr>
@@ -6230,11 +6230,11 @@
               <w:rFonts w:asciiTheme="minorHAnsi" w:eastAsiaTheme="minorEastAsia" w:hAnsiTheme="minorHAnsi" w:cstheme="minorBidi"/>
               <w:noProof/>
               <w:kern w:val="2"/>
-              <w:lang w:val="en-SE" w:eastAsia="en-SE"/>
+              <w:lang w:val="sv-SE" w:eastAsia="sv-SE"/>
               <w14:ligatures w14:val="standardContextual"/>
             </w:rPr>
           </w:pPr>
-          <w:hyperlink w:anchor="_Toc238145090" w:history="1">
+          <w:hyperlink w:anchor="_Toc238201804" w:history="1">
             <w:r>
               <w:rPr>
                 <w:rStyle w:val="Hyperlink"/>
@@ -6262,7 +6262,7 @@
                 <w:noProof/>
                 <w:webHidden/>
               </w:rPr>
-              <w:instrText xml:space="preserve"> PAGEREF _Toc238145090 \h </w:instrText>
+              <w:instrText xml:space="preserve"> PAGEREF _Toc238201804 \h </w:instrText>
             </w:r>
             <w:r>
               <w:rPr>
@@ -6282,7 +6282,7 @@
                 <w:noProof/>
                 <w:webHidden/>
               </w:rPr>
-              <w:t>64</w:t>
+              <w:t>66</w:t>
             </w:r>
             <w:r>
               <w:rPr>
@@ -6300,11 +6300,11 @@
               <w:rFonts w:asciiTheme="minorHAnsi" w:eastAsiaTheme="minorEastAsia" w:hAnsiTheme="minorHAnsi" w:cstheme="minorBidi"/>
               <w:noProof/>
               <w:kern w:val="2"/>
-              <w:lang w:val="en-SE" w:eastAsia="en-SE"/>
+              <w:lang w:val="sv-SE" w:eastAsia="sv-SE"/>
               <w14:ligatures w14:val="standardContextual"/>
             </w:rPr>
           </w:pPr>
-          <w:hyperlink w:anchor="_Toc238145091" w:history="1">
+          <w:hyperlink w:anchor="_Toc238201805" w:history="1">
             <w:r>
               <w:rPr>
                 <w:rStyle w:val="Hyperlink"/>
@@ -6332,7 +6332,7 @@
                 <w:noProof/>
                 <w:webHidden/>
               </w:rPr>
-              <w:instrText xml:space="preserve"> PAGEREF _Toc238145091 \h </w:instrText>
+              <w:instrText xml:space="preserve"> PAGEREF _Toc238201805 \h </w:instrText>
             </w:r>
             <w:r>
               <w:rPr>
@@ -6352,7 +6352,7 @@
                 <w:noProof/>
                 <w:webHidden/>
               </w:rPr>
-              <w:t>65</w:t>
+              <w:t>67</w:t>
             </w:r>
             <w:r>
               <w:rPr>
@@ -6373,11 +6373,11 @@
               <w:rFonts w:asciiTheme="minorHAnsi" w:eastAsiaTheme="minorEastAsia" w:hAnsiTheme="minorHAnsi" w:cstheme="minorBidi"/>
               <w:noProof/>
               <w:kern w:val="2"/>
-              <w:lang w:val="en-SE" w:eastAsia="en-SE"/>
+              <w:lang w:val="sv-SE" w:eastAsia="sv-SE"/>
               <w14:ligatures w14:val="standardContextual"/>
             </w:rPr>
           </w:pPr>
-          <w:hyperlink w:anchor="_Toc238145092" w:history="1">
+          <w:hyperlink w:anchor="_Toc238201806" w:history="1">
             <w:r>
               <w:rPr>
                 <w:rStyle w:val="Hyperlink"/>
@@ -6405,7 +6405,7 @@
                 <w:noProof/>
                 <w:webHidden/>
               </w:rPr>
-              <w:instrText xml:space="preserve"> PAGEREF _Toc238145092 \h </w:instrText>
+              <w:instrText xml:space="preserve"> PAGEREF _Toc238201806 \h </w:instrText>
             </w:r>
             <w:r>
               <w:rPr>
@@ -6425,7 +6425,7 @@
                 <w:noProof/>
                 <w:webHidden/>
               </w:rPr>
-              <w:t>65</w:t>
+              <w:t>67</w:t>
             </w:r>
             <w:r>
               <w:rPr>
@@ -6446,11 +6446,11 @@
               <w:rFonts w:asciiTheme="minorHAnsi" w:eastAsiaTheme="minorEastAsia" w:hAnsiTheme="minorHAnsi" w:cstheme="minorBidi"/>
               <w:noProof/>
               <w:kern w:val="2"/>
-              <w:lang w:val="en-SE" w:eastAsia="en-SE"/>
+              <w:lang w:val="sv-SE" w:eastAsia="sv-SE"/>
               <w14:ligatures w14:val="standardContextual"/>
             </w:rPr>
           </w:pPr>
-          <w:hyperlink w:anchor="_Toc238145093" w:history="1">
+          <w:hyperlink w:anchor="_Toc238201807" w:history="1">
             <w:r>
               <w:rPr>
                 <w:rStyle w:val="Hyperlink"/>
@@ -6478,7 +6478,7 @@
                 <w:noProof/>
                 <w:webHidden/>
               </w:rPr>
-              <w:instrText xml:space="preserve"> PAGEREF _Toc238145093 \h </w:instrText>
+              <w:instrText xml:space="preserve"> PAGEREF _Toc238201807 \h </w:instrText>
             </w:r>
             <w:r>
               <w:rPr>
@@ -6498,7 +6498,7 @@
                 <w:noProof/>
                 <w:webHidden/>
               </w:rPr>
-              <w:t>67</w:t>
+              <w:t>69</w:t>
             </w:r>
             <w:r>
               <w:rPr>
@@ -6519,11 +6519,11 @@
               <w:rFonts w:asciiTheme="minorHAnsi" w:eastAsiaTheme="minorEastAsia" w:hAnsiTheme="minorHAnsi" w:cstheme="minorBidi"/>
               <w:noProof/>
               <w:kern w:val="2"/>
-              <w:lang w:val="en-SE" w:eastAsia="en-SE"/>
+              <w:lang w:val="sv-SE" w:eastAsia="sv-SE"/>
               <w14:ligatures w14:val="standardContextual"/>
             </w:rPr>
           </w:pPr>
-          <w:hyperlink w:anchor="_Toc238145094" w:history="1">
+          <w:hyperlink w:anchor="_Toc238201808" w:history="1">
             <w:r>
               <w:rPr>
                 <w:rStyle w:val="Hyperlink"/>
@@ -6551,7 +6551,7 @@
                 <w:noProof/>
                 <w:webHidden/>
               </w:rPr>
-              <w:instrText xml:space="preserve"> PAGEREF _Toc238145094 \h </w:instrText>
+              <w:instrText xml:space="preserve"> PAGEREF _Toc238201808 \h </w:instrText>
             </w:r>
             <w:r>
               <w:rPr>
@@ -6571,7 +6571,7 @@
                 <w:noProof/>
                 <w:webHidden/>
               </w:rPr>
-              <w:t>67</w:t>
+              <w:t>69</w:t>
             </w:r>
             <w:r>
               <w:rPr>
@@ -6592,11 +6592,11 @@
               <w:rFonts w:asciiTheme="minorHAnsi" w:eastAsiaTheme="minorEastAsia" w:hAnsiTheme="minorHAnsi" w:cstheme="minorBidi"/>
               <w:noProof/>
               <w:kern w:val="2"/>
-              <w:lang w:val="en-SE" w:eastAsia="en-SE"/>
+              <w:lang w:val="sv-SE" w:eastAsia="sv-SE"/>
               <w14:ligatures w14:val="standardContextual"/>
             </w:rPr>
           </w:pPr>
-          <w:hyperlink w:anchor="_Toc238145095" w:history="1">
+          <w:hyperlink w:anchor="_Toc238201809" w:history="1">
             <w:r>
               <w:rPr>
                 <w:rStyle w:val="Hyperlink"/>
@@ -6624,7 +6624,7 @@
                 <w:noProof/>
                 <w:webHidden/>
               </w:rPr>
-              <w:instrText xml:space="preserve"> PAGEREF _Toc238145095 \h </w:instrText>
+              <w:instrText xml:space="preserve"> PAGEREF _Toc238201809 \h </w:instrText>
             </w:r>
             <w:r>
               <w:rPr>
@@ -6644,7 +6644,7 @@
                 <w:noProof/>
                 <w:webHidden/>
               </w:rPr>
-              <w:t>68</w:t>
+              <w:t>70</w:t>
             </w:r>
             <w:r>
               <w:rPr>
@@ -6665,11 +6665,11 @@
               <w:rFonts w:asciiTheme="minorHAnsi" w:eastAsiaTheme="minorEastAsia" w:hAnsiTheme="minorHAnsi" w:cstheme="minorBidi"/>
               <w:noProof/>
               <w:kern w:val="2"/>
-              <w:lang w:val="en-SE" w:eastAsia="en-SE"/>
+              <w:lang w:val="sv-SE" w:eastAsia="sv-SE"/>
               <w14:ligatures w14:val="standardContextual"/>
             </w:rPr>
           </w:pPr>
-          <w:hyperlink w:anchor="_Toc238145096" w:history="1">
+          <w:hyperlink w:anchor="_Toc238201810" w:history="1">
             <w:r>
               <w:rPr>
                 <w:rStyle w:val="Hyperlink"/>
@@ -6697,7 +6697,7 @@
                 <w:noProof/>
                 <w:webHidden/>
               </w:rPr>
-              <w:instrText xml:space="preserve"> PAGEREF _Toc238145096 \h </w:instrText>
+              <w:instrText xml:space="preserve"> PAGEREF _Toc238201810 \h </w:instrText>
             </w:r>
             <w:r>
               <w:rPr>
@@ -6717,7 +6717,7 @@
                 <w:noProof/>
                 <w:webHidden/>
               </w:rPr>
-              <w:t>69</w:t>
+              <w:t>71</w:t>
             </w:r>
             <w:r>
               <w:rPr>
@@ -6738,11 +6738,11 @@
               <w:rFonts w:asciiTheme="minorHAnsi" w:eastAsiaTheme="minorEastAsia" w:hAnsiTheme="minorHAnsi" w:cstheme="minorBidi"/>
               <w:noProof/>
               <w:kern w:val="2"/>
-              <w:lang w:val="en-SE" w:eastAsia="en-SE"/>
+              <w:lang w:val="sv-SE" w:eastAsia="sv-SE"/>
               <w14:ligatures w14:val="standardContextual"/>
             </w:rPr>
           </w:pPr>
-          <w:hyperlink w:anchor="_Toc238145097" w:history="1">
+          <w:hyperlink w:anchor="_Toc238201811" w:history="1">
             <w:r>
               <w:rPr>
                 <w:rStyle w:val="Hyperlink"/>
@@ -6770,7 +6770,7 @@
                 <w:noProof/>
                 <w:webHidden/>
               </w:rPr>
-              <w:instrText xml:space="preserve"> PAGEREF _Toc238145097 \h </w:instrText>
+              <w:instrText xml:space="preserve"> PAGEREF _Toc238201811 \h </w:instrText>
             </w:r>
             <w:r>
               <w:rPr>
@@ -6790,7 +6790,7 @@
                 <w:noProof/>
                 <w:webHidden/>
               </w:rPr>
-              <w:t>70</w:t>
+              <w:t>72</w:t>
             </w:r>
             <w:r>
               <w:rPr>
@@ -6808,11 +6808,11 @@
               <w:rFonts w:asciiTheme="minorHAnsi" w:eastAsiaTheme="minorEastAsia" w:hAnsiTheme="minorHAnsi" w:cstheme="minorBidi"/>
               <w:noProof/>
               <w:kern w:val="2"/>
-              <w:lang w:val="en-SE" w:eastAsia="en-SE"/>
+              <w:lang w:val="sv-SE" w:eastAsia="sv-SE"/>
               <w14:ligatures w14:val="standardContextual"/>
             </w:rPr>
           </w:pPr>
-          <w:hyperlink w:anchor="_Toc238145098" w:history="1">
+          <w:hyperlink w:anchor="_Toc238201812" w:history="1">
             <w:r>
               <w:rPr>
                 <w:rStyle w:val="Hyperlink"/>
@@ -6840,7 +6840,7 @@
                 <w:noProof/>
                 <w:webHidden/>
               </w:rPr>
-              <w:instrText xml:space="preserve"> PAGEREF _Toc238145098 \h </w:instrText>
+              <w:instrText xml:space="preserve"> PAGEREF _Toc238201812 \h </w:instrText>
             </w:r>
             <w:r>
               <w:rPr>
@@ -6860,7 +6860,7 @@
                 <w:noProof/>
                 <w:webHidden/>
               </w:rPr>
-              <w:t>70</w:t>
+              <w:t>72</w:t>
             </w:r>
             <w:r>
               <w:rPr>
@@ -6881,11 +6881,11 @@
               <w:rFonts w:asciiTheme="minorHAnsi" w:eastAsiaTheme="minorEastAsia" w:hAnsiTheme="minorHAnsi" w:cstheme="minorBidi"/>
               <w:noProof/>
               <w:kern w:val="2"/>
-              <w:lang w:val="en-SE" w:eastAsia="en-SE"/>
+              <w:lang w:val="sv-SE" w:eastAsia="sv-SE"/>
               <w14:ligatures w14:val="standardContextual"/>
             </w:rPr>
           </w:pPr>
-          <w:hyperlink w:anchor="_Toc238145099" w:history="1">
+          <w:hyperlink w:anchor="_Toc238201813" w:history="1">
             <w:r>
               <w:rPr>
                 <w:rStyle w:val="Hyperlink"/>
@@ -6913,7 +6913,7 @@
                 <w:noProof/>
                 <w:webHidden/>
               </w:rPr>
-              <w:instrText xml:space="preserve"> PAGEREF _Toc238145099 \h </w:instrText>
+              <w:instrText xml:space="preserve"> PAGEREF _Toc238201813 \h </w:instrText>
             </w:r>
             <w:r>
               <w:rPr>
@@ -6933,7 +6933,7 @@
                 <w:noProof/>
                 <w:webHidden/>
               </w:rPr>
-              <w:t>70</w:t>
+              <w:t>72</w:t>
             </w:r>
             <w:r>
               <w:rPr>
@@ -6951,11 +6951,11 @@
               <w:rFonts w:asciiTheme="minorHAnsi" w:eastAsiaTheme="minorEastAsia" w:hAnsiTheme="minorHAnsi" w:cstheme="minorBidi"/>
               <w:noProof/>
               <w:kern w:val="2"/>
-              <w:lang w:val="en-SE" w:eastAsia="en-SE"/>
+              <w:lang w:val="sv-SE" w:eastAsia="sv-SE"/>
               <w14:ligatures w14:val="standardContextual"/>
             </w:rPr>
           </w:pPr>
-          <w:hyperlink w:anchor="_Toc238145100" w:history="1">
+          <w:hyperlink w:anchor="_Toc238201814" w:history="1">
             <w:r>
               <w:rPr>
                 <w:rStyle w:val="Hyperlink"/>
@@ -6983,7 +6983,7 @@
                 <w:noProof/>
                 <w:webHidden/>
               </w:rPr>
-              <w:instrText xml:space="preserve"> PAGEREF _Toc238145100 \h </w:instrText>
+              <w:instrText xml:space="preserve"> PAGEREF _Toc238201814 \h </w:instrText>
             </w:r>
             <w:r>
               <w:rPr>
@@ -7003,7 +7003,7 @@
                 <w:noProof/>
                 <w:webHidden/>
               </w:rPr>
-              <w:t>71</w:t>
+              <w:t>73</w:t>
             </w:r>
             <w:r>
               <w:rPr>
@@ -7024,11 +7024,11 @@
               <w:rFonts w:asciiTheme="minorHAnsi" w:eastAsiaTheme="minorEastAsia" w:hAnsiTheme="minorHAnsi" w:cstheme="minorBidi"/>
               <w:noProof/>
               <w:kern w:val="2"/>
-              <w:lang w:val="en-SE" w:eastAsia="en-SE"/>
+              <w:lang w:val="sv-SE" w:eastAsia="sv-SE"/>
               <w14:ligatures w14:val="standardContextual"/>
             </w:rPr>
           </w:pPr>
-          <w:hyperlink w:anchor="_Toc238145101" w:history="1">
+          <w:hyperlink w:anchor="_Toc238201815" w:history="1">
             <w:r>
               <w:rPr>
                 <w:rStyle w:val="Hyperlink"/>
@@ -7056,7 +7056,7 @@
                 <w:noProof/>
                 <w:webHidden/>
               </w:rPr>
-              <w:instrText xml:space="preserve"> PAGEREF _Toc238145101 \h </w:instrText>
+              <w:instrText xml:space="preserve"> PAGEREF _Toc238201815 \h </w:instrText>
             </w:r>
             <w:r>
               <w:rPr>
@@ -7076,7 +7076,7 @@
                 <w:noProof/>
                 <w:webHidden/>
               </w:rPr>
-              <w:t>71</w:t>
+              <w:t>73</w:t>
             </w:r>
             <w:r>
               <w:rPr>
@@ -7097,11 +7097,11 @@
               <w:rFonts w:asciiTheme="minorHAnsi" w:eastAsiaTheme="minorEastAsia" w:hAnsiTheme="minorHAnsi" w:cstheme="minorBidi"/>
               <w:noProof/>
               <w:kern w:val="2"/>
-              <w:lang w:val="en-SE" w:eastAsia="en-SE"/>
+              <w:lang w:val="sv-SE" w:eastAsia="sv-SE"/>
               <w14:ligatures w14:val="standardContextual"/>
             </w:rPr>
           </w:pPr>
-          <w:hyperlink w:anchor="_Toc238145102" w:history="1">
+          <w:hyperlink w:anchor="_Toc238201816" w:history="1">
             <w:r>
               <w:rPr>
                 <w:rStyle w:val="Hyperlink"/>
@@ -7129,7 +7129,7 @@
                 <w:noProof/>
                 <w:webHidden/>
               </w:rPr>
-              <w:instrText xml:space="preserve"> PAGEREF _Toc238145102 \h </w:instrText>
+              <w:instrText xml:space="preserve"> PAGEREF _Toc238201816 \h </w:instrText>
             </w:r>
             <w:r>
               <w:rPr>
@@ -7149,7 +7149,7 @@
                 <w:noProof/>
                 <w:webHidden/>
               </w:rPr>
-              <w:t>72</w:t>
+              <w:t>74</w:t>
             </w:r>
             <w:r>
               <w:rPr>
@@ -7167,11 +7167,11 @@
               <w:rFonts w:asciiTheme="minorHAnsi" w:eastAsiaTheme="minorEastAsia" w:hAnsiTheme="minorHAnsi" w:cstheme="minorBidi"/>
               <w:noProof/>
               <w:kern w:val="2"/>
-              <w:lang w:val="en-SE" w:eastAsia="en-SE"/>
+              <w:lang w:val="sv-SE" w:eastAsia="sv-SE"/>
               <w14:ligatures w14:val="standardContextual"/>
             </w:rPr>
           </w:pPr>
-          <w:hyperlink w:anchor="_Toc238145103" w:history="1">
+          <w:hyperlink w:anchor="_Toc238201817" w:history="1">
             <w:r>
               <w:rPr>
                 <w:rStyle w:val="Hyperlink"/>
@@ -7199,7 +7199,7 @@
                 <w:noProof/>
                 <w:webHidden/>
               </w:rPr>
-              <w:instrText xml:space="preserve"> PAGEREF _Toc238145103 \h </w:instrText>
+              <w:instrText xml:space="preserve"> PAGEREF _Toc238201817 \h </w:instrText>
             </w:r>
             <w:r>
               <w:rPr>
@@ -7219,7 +7219,7 @@
                 <w:noProof/>
                 <w:webHidden/>
               </w:rPr>
-              <w:t>72</w:t>
+              <w:t>74</w:t>
             </w:r>
             <w:r>
               <w:rPr>
@@ -7240,11 +7240,11 @@
               <w:rFonts w:asciiTheme="minorHAnsi" w:eastAsiaTheme="minorEastAsia" w:hAnsiTheme="minorHAnsi" w:cstheme="minorBidi"/>
               <w:noProof/>
               <w:kern w:val="2"/>
-              <w:lang w:val="en-SE" w:eastAsia="en-SE"/>
+              <w:lang w:val="sv-SE" w:eastAsia="sv-SE"/>
               <w14:ligatures w14:val="standardContextual"/>
             </w:rPr>
           </w:pPr>
-          <w:hyperlink w:anchor="_Toc238145104" w:history="1">
+          <w:hyperlink w:anchor="_Toc238201818" w:history="1">
             <w:r>
               <w:rPr>
                 <w:rStyle w:val="Hyperlink"/>
@@ -7272,7 +7272,7 @@
                 <w:noProof/>
                 <w:webHidden/>
               </w:rPr>
-              <w:instrText xml:space="preserve"> PAGEREF _Toc238145104 \h </w:instrText>
+              <w:instrText xml:space="preserve"> PAGEREF _Toc238201818 \h </w:instrText>
             </w:r>
             <w:r>
               <w:rPr>
@@ -7292,7 +7292,7 @@
                 <w:noProof/>
                 <w:webHidden/>
               </w:rPr>
-              <w:t>72</w:t>
+              <w:t>74</w:t>
             </w:r>
             <w:r>
               <w:rPr>
@@ -7313,11 +7313,11 @@
               <w:rFonts w:asciiTheme="minorHAnsi" w:eastAsiaTheme="minorEastAsia" w:hAnsiTheme="minorHAnsi" w:cstheme="minorBidi"/>
               <w:noProof/>
               <w:kern w:val="2"/>
-              <w:lang w:val="en-SE" w:eastAsia="en-SE"/>
+              <w:lang w:val="sv-SE" w:eastAsia="sv-SE"/>
               <w14:ligatures w14:val="standardContextual"/>
             </w:rPr>
           </w:pPr>
-          <w:hyperlink w:anchor="_Toc238145105" w:history="1">
+          <w:hyperlink w:anchor="_Toc238201819" w:history="1">
             <w:r>
               <w:rPr>
                 <w:rStyle w:val="Hyperlink"/>
@@ -7345,7 +7345,7 @@
                 <w:noProof/>
                 <w:webHidden/>
               </w:rPr>
-              <w:instrText xml:space="preserve"> PAGEREF _Toc238145105 \h </w:instrText>
+              <w:instrText xml:space="preserve"> PAGEREF _Toc238201819 \h </w:instrText>
             </w:r>
             <w:r>
               <w:rPr>
@@ -7365,7 +7365,7 @@
                 <w:noProof/>
                 <w:webHidden/>
               </w:rPr>
-              <w:t>73</w:t>
+              <w:t>75</w:t>
             </w:r>
             <w:r>
               <w:rPr>
@@ -7383,11 +7383,11 @@
               <w:rFonts w:asciiTheme="minorHAnsi" w:eastAsiaTheme="minorEastAsia" w:hAnsiTheme="minorHAnsi" w:cstheme="minorBidi"/>
               <w:noProof/>
               <w:kern w:val="2"/>
-              <w:lang w:val="en-SE" w:eastAsia="en-SE"/>
+              <w:lang w:val="sv-SE" w:eastAsia="sv-SE"/>
               <w14:ligatures w14:val="standardContextual"/>
             </w:rPr>
           </w:pPr>
-          <w:hyperlink w:anchor="_Toc238145106" w:history="1">
+          <w:hyperlink w:anchor="_Toc238201820" w:history="1">
             <w:r>
               <w:rPr>
                 <w:rStyle w:val="Hyperlink"/>
@@ -7415,7 +7415,7 @@
                 <w:noProof/>
                 <w:webHidden/>
               </w:rPr>
-              <w:instrText xml:space="preserve"> PAGEREF _Toc238145106 \h </w:instrText>
+              <w:instrText xml:space="preserve"> PAGEREF _Toc238201820 \h </w:instrText>
             </w:r>
             <w:r>
               <w:rPr>
@@ -7435,7 +7435,7 @@
                 <w:noProof/>
                 <w:webHidden/>
               </w:rPr>
-              <w:t>74</w:t>
+              <w:t>76</w:t>
             </w:r>
             <w:r>
               <w:rPr>
@@ -7456,11 +7456,11 @@
               <w:rFonts w:asciiTheme="minorHAnsi" w:eastAsiaTheme="minorEastAsia" w:hAnsiTheme="minorHAnsi" w:cstheme="minorBidi"/>
               <w:noProof/>
               <w:kern w:val="2"/>
-              <w:lang w:val="en-SE" w:eastAsia="en-SE"/>
+              <w:lang w:val="sv-SE" w:eastAsia="sv-SE"/>
               <w14:ligatures w14:val="standardContextual"/>
             </w:rPr>
           </w:pPr>
-          <w:hyperlink w:anchor="_Toc238145107" w:history="1">
+          <w:hyperlink w:anchor="_Toc238201821" w:history="1">
             <w:r>
               <w:rPr>
                 <w:rStyle w:val="Hyperlink"/>
@@ -7488,7 +7488,7 @@
                 <w:noProof/>
                 <w:webHidden/>
               </w:rPr>
-              <w:instrText xml:space="preserve"> PAGEREF _Toc238145107 \h </w:instrText>
+              <w:instrText xml:space="preserve"> PAGEREF _Toc238201821 \h </w:instrText>
             </w:r>
             <w:r>
               <w:rPr>
@@ -7508,7 +7508,7 @@
                 <w:noProof/>
                 <w:webHidden/>
               </w:rPr>
-              <w:t>74</w:t>
+              <w:t>76</w:t>
             </w:r>
             <w:r>
               <w:rPr>
@@ -7529,11 +7529,11 @@
               <w:rFonts w:asciiTheme="minorHAnsi" w:eastAsiaTheme="minorEastAsia" w:hAnsiTheme="minorHAnsi" w:cstheme="minorBidi"/>
               <w:noProof/>
               <w:kern w:val="2"/>
-              <w:lang w:val="en-SE" w:eastAsia="en-SE"/>
+              <w:lang w:val="sv-SE" w:eastAsia="sv-SE"/>
               <w14:ligatures w14:val="standardContextual"/>
             </w:rPr>
           </w:pPr>
-          <w:hyperlink w:anchor="_Toc238145108" w:history="1">
+          <w:hyperlink w:anchor="_Toc238201822" w:history="1">
             <w:r>
               <w:rPr>
                 <w:rStyle w:val="Hyperlink"/>
@@ -7561,7 +7561,7 @@
                 <w:noProof/>
                 <w:webHidden/>
               </w:rPr>
-              <w:instrText xml:space="preserve"> PAGEREF _Toc238145108 \h </w:instrText>
+              <w:instrText xml:space="preserve"> PAGEREF _Toc238201822 \h </w:instrText>
             </w:r>
             <w:r>
               <w:rPr>
@@ -7581,7 +7581,7 @@
                 <w:noProof/>
                 <w:webHidden/>
               </w:rPr>
-              <w:t>75</w:t>
+              <w:t>77</w:t>
             </w:r>
             <w:r>
               <w:rPr>
@@ -7602,11 +7602,11 @@
               <w:rFonts w:asciiTheme="minorHAnsi" w:eastAsiaTheme="minorEastAsia" w:hAnsiTheme="minorHAnsi" w:cstheme="minorBidi"/>
               <w:noProof/>
               <w:kern w:val="2"/>
-              <w:lang w:val="en-SE" w:eastAsia="en-SE"/>
+              <w:lang w:val="sv-SE" w:eastAsia="sv-SE"/>
               <w14:ligatures w14:val="standardContextual"/>
             </w:rPr>
           </w:pPr>
-          <w:hyperlink w:anchor="_Toc238145109" w:history="1">
+          <w:hyperlink w:anchor="_Toc238201823" w:history="1">
             <w:r>
               <w:rPr>
                 <w:rStyle w:val="Hyperlink"/>
@@ -7634,7 +7634,7 @@
                 <w:noProof/>
                 <w:webHidden/>
               </w:rPr>
-              <w:instrText xml:space="preserve"> PAGEREF _Toc238145109 \h </w:instrText>
+              <w:instrText xml:space="preserve"> PAGEREF _Toc238201823 \h </w:instrText>
             </w:r>
             <w:r>
               <w:rPr>
@@ -7654,7 +7654,7 @@
                 <w:noProof/>
                 <w:webHidden/>
               </w:rPr>
-              <w:t>75</w:t>
+              <w:t>77</w:t>
             </w:r>
             <w:r>
               <w:rPr>
@@ -7672,11 +7672,11 @@
               <w:rFonts w:asciiTheme="minorHAnsi" w:eastAsiaTheme="minorEastAsia" w:hAnsiTheme="minorHAnsi" w:cstheme="minorBidi"/>
               <w:noProof/>
               <w:kern w:val="2"/>
-              <w:lang w:val="en-SE" w:eastAsia="en-SE"/>
+              <w:lang w:val="sv-SE" w:eastAsia="sv-SE"/>
               <w14:ligatures w14:val="standardContextual"/>
             </w:rPr>
           </w:pPr>
-          <w:hyperlink w:anchor="_Toc238145110" w:history="1">
+          <w:hyperlink w:anchor="_Toc238201824" w:history="1">
             <w:r>
               <w:rPr>
                 <w:rStyle w:val="Hyperlink"/>
@@ -7704,7 +7704,7 @@
                 <w:noProof/>
                 <w:webHidden/>
               </w:rPr>
-              <w:instrText xml:space="preserve"> PAGEREF _Toc238145110 \h </w:instrText>
+              <w:instrText xml:space="preserve"> PAGEREF _Toc238201824 \h </w:instrText>
             </w:r>
             <w:r>
               <w:rPr>
@@ -7724,7 +7724,7 @@
                 <w:noProof/>
                 <w:webHidden/>
               </w:rPr>
-              <w:t>75</w:t>
+              <w:t>77</w:t>
             </w:r>
             <w:r>
               <w:rPr>
@@ -7745,11 +7745,11 @@
               <w:rFonts w:asciiTheme="minorHAnsi" w:eastAsiaTheme="minorEastAsia" w:hAnsiTheme="minorHAnsi" w:cstheme="minorBidi"/>
               <w:noProof/>
               <w:kern w:val="2"/>
-              <w:lang w:val="en-SE" w:eastAsia="en-SE"/>
+              <w:lang w:val="sv-SE" w:eastAsia="sv-SE"/>
               <w14:ligatures w14:val="standardContextual"/>
             </w:rPr>
           </w:pPr>
-          <w:hyperlink w:anchor="_Toc238145111" w:history="1">
+          <w:hyperlink w:anchor="_Toc238201825" w:history="1">
             <w:r>
               <w:rPr>
                 <w:rStyle w:val="Hyperlink"/>
@@ -7777,7 +7777,7 @@
                 <w:noProof/>
                 <w:webHidden/>
               </w:rPr>
-              <w:instrText xml:space="preserve"> PAGEREF _Toc238145111 \h </w:instrText>
+              <w:instrText xml:space="preserve"> PAGEREF _Toc238201825 \h </w:instrText>
             </w:r>
             <w:r>
               <w:rPr>
@@ -7797,7 +7797,7 @@
                 <w:noProof/>
                 <w:webHidden/>
               </w:rPr>
-              <w:t>75</w:t>
+              <w:t>77</w:t>
             </w:r>
             <w:r>
               <w:rPr>
@@ -7818,11 +7818,11 @@
               <w:rFonts w:asciiTheme="minorHAnsi" w:eastAsiaTheme="minorEastAsia" w:hAnsiTheme="minorHAnsi" w:cstheme="minorBidi"/>
               <w:noProof/>
               <w:kern w:val="2"/>
-              <w:lang w:val="en-SE" w:eastAsia="en-SE"/>
+              <w:lang w:val="sv-SE" w:eastAsia="sv-SE"/>
               <w14:ligatures w14:val="standardContextual"/>
             </w:rPr>
           </w:pPr>
-          <w:hyperlink w:anchor="_Toc238145112" w:history="1">
+          <w:hyperlink w:anchor="_Toc238201826" w:history="1">
             <w:r>
               <w:rPr>
                 <w:rStyle w:val="Hyperlink"/>
@@ -7850,7 +7850,7 @@
                 <w:noProof/>
                 <w:webHidden/>
               </w:rPr>
-              <w:instrText xml:space="preserve"> PAGEREF _Toc238145112 \h </w:instrText>
+              <w:instrText xml:space="preserve"> PAGEREF _Toc238201826 \h </w:instrText>
             </w:r>
             <w:r>
               <w:rPr>
@@ -7870,7 +7870,7 @@
                 <w:noProof/>
                 <w:webHidden/>
               </w:rPr>
-              <w:t>76</w:t>
+              <w:t>78</w:t>
             </w:r>
             <w:r>
               <w:rPr>
@@ -7888,11 +7888,11 @@
               <w:rFonts w:asciiTheme="minorHAnsi" w:eastAsiaTheme="minorEastAsia" w:hAnsiTheme="minorHAnsi" w:cstheme="minorBidi"/>
               <w:noProof/>
               <w:kern w:val="2"/>
-              <w:lang w:val="en-SE" w:eastAsia="en-SE"/>
+              <w:lang w:val="sv-SE" w:eastAsia="sv-SE"/>
               <w14:ligatures w14:val="standardContextual"/>
             </w:rPr>
           </w:pPr>
-          <w:hyperlink w:anchor="_Toc238145113" w:history="1">
+          <w:hyperlink w:anchor="_Toc238201827" w:history="1">
             <w:r>
               <w:rPr>
                 <w:rStyle w:val="Hyperlink"/>
@@ -7920,7 +7920,7 @@
                 <w:noProof/>
                 <w:webHidden/>
               </w:rPr>
-              <w:instrText xml:space="preserve"> PAGEREF _Toc238145113 \h </w:instrText>
+              <w:instrText xml:space="preserve"> PAGEREF _Toc238201827 \h </w:instrText>
             </w:r>
             <w:r>
               <w:rPr>
@@ -7940,7 +7940,7 @@
                 <w:noProof/>
                 <w:webHidden/>
               </w:rPr>
-              <w:t>76</w:t>
+              <w:t>78</w:t>
             </w:r>
             <w:r>
               <w:rPr>
@@ -7961,11 +7961,11 @@
               <w:rFonts w:asciiTheme="minorHAnsi" w:eastAsiaTheme="minorEastAsia" w:hAnsiTheme="minorHAnsi" w:cstheme="minorBidi"/>
               <w:noProof/>
               <w:kern w:val="2"/>
-              <w:lang w:val="en-SE" w:eastAsia="en-SE"/>
+              <w:lang w:val="sv-SE" w:eastAsia="sv-SE"/>
               <w14:ligatures w14:val="standardContextual"/>
             </w:rPr>
           </w:pPr>
-          <w:hyperlink w:anchor="_Toc238145114" w:history="1">
+          <w:hyperlink w:anchor="_Toc238201828" w:history="1">
             <w:r>
               <w:rPr>
                 <w:rStyle w:val="Hyperlink"/>
@@ -7993,7 +7993,7 @@
                 <w:noProof/>
                 <w:webHidden/>
               </w:rPr>
-              <w:instrText xml:space="preserve"> PAGEREF _Toc238145114 \h </w:instrText>
+              <w:instrText xml:space="preserve"> PAGEREF _Toc238201828 \h </w:instrText>
             </w:r>
             <w:r>
               <w:rPr>
@@ -8013,7 +8013,7 @@
                 <w:noProof/>
                 <w:webHidden/>
               </w:rPr>
-              <w:t>76</w:t>
+              <w:t>78</w:t>
             </w:r>
             <w:r>
               <w:rPr>
@@ -8034,11 +8034,11 @@
               <w:rFonts w:asciiTheme="minorHAnsi" w:eastAsiaTheme="minorEastAsia" w:hAnsiTheme="minorHAnsi" w:cstheme="minorBidi"/>
               <w:noProof/>
               <w:kern w:val="2"/>
-              <w:lang w:val="en-SE" w:eastAsia="en-SE"/>
+              <w:lang w:val="sv-SE" w:eastAsia="sv-SE"/>
               <w14:ligatures w14:val="standardContextual"/>
             </w:rPr>
           </w:pPr>
-          <w:hyperlink w:anchor="_Toc238145115" w:history="1">
+          <w:hyperlink w:anchor="_Toc238201829" w:history="1">
             <w:r>
               <w:rPr>
                 <w:rStyle w:val="Hyperlink"/>
@@ -8066,7 +8066,7 @@
                 <w:noProof/>
                 <w:webHidden/>
               </w:rPr>
-              <w:instrText xml:space="preserve"> PAGEREF _Toc238145115 \h </w:instrText>
+              <w:instrText xml:space="preserve"> PAGEREF _Toc238201829 \h </w:instrText>
             </w:r>
             <w:r>
               <w:rPr>
@@ -8086,7 +8086,7 @@
                 <w:noProof/>
                 <w:webHidden/>
               </w:rPr>
-              <w:t>77</w:t>
+              <w:t>79</w:t>
             </w:r>
             <w:r>
               <w:rPr>
@@ -8104,11 +8104,11 @@
               <w:rFonts w:asciiTheme="minorHAnsi" w:eastAsiaTheme="minorEastAsia" w:hAnsiTheme="minorHAnsi" w:cstheme="minorBidi"/>
               <w:noProof/>
               <w:kern w:val="2"/>
-              <w:lang w:val="en-SE" w:eastAsia="en-SE"/>
+              <w:lang w:val="sv-SE" w:eastAsia="sv-SE"/>
               <w14:ligatures w14:val="standardContextual"/>
             </w:rPr>
           </w:pPr>
-          <w:hyperlink w:anchor="_Toc238145116" w:history="1">
+          <w:hyperlink w:anchor="_Toc238201830" w:history="1">
             <w:r>
               <w:rPr>
                 <w:rStyle w:val="Hyperlink"/>
@@ -8136,7 +8136,7 @@
                 <w:noProof/>
                 <w:webHidden/>
               </w:rPr>
-              <w:instrText xml:space="preserve"> PAGEREF _Toc238145116 \h </w:instrText>
+              <w:instrText xml:space="preserve"> PAGEREF _Toc238201830 \h </w:instrText>
             </w:r>
             <w:r>
               <w:rPr>
@@ -8156,7 +8156,7 @@
                 <w:noProof/>
                 <w:webHidden/>
               </w:rPr>
-              <w:t>78</w:t>
+              <w:t>80</w:t>
             </w:r>
             <w:r>
               <w:rPr>
@@ -8177,11 +8177,11 @@
               <w:rFonts w:asciiTheme="minorHAnsi" w:eastAsiaTheme="minorEastAsia" w:hAnsiTheme="minorHAnsi" w:cstheme="minorBidi"/>
               <w:noProof/>
               <w:kern w:val="2"/>
-              <w:lang w:val="en-SE" w:eastAsia="en-SE"/>
+              <w:lang w:val="sv-SE" w:eastAsia="sv-SE"/>
               <w14:ligatures w14:val="standardContextual"/>
             </w:rPr>
           </w:pPr>
-          <w:hyperlink w:anchor="_Toc238145117" w:history="1">
+          <w:hyperlink w:anchor="_Toc238201831" w:history="1">
             <w:r>
               <w:rPr>
                 <w:rStyle w:val="Hyperlink"/>
@@ -8209,7 +8209,7 @@
                 <w:noProof/>
                 <w:webHidden/>
               </w:rPr>
-              <w:instrText xml:space="preserve"> PAGEREF _Toc238145117 \h </w:instrText>
+              <w:instrText xml:space="preserve"> PAGEREF _Toc238201831 \h </w:instrText>
             </w:r>
             <w:r>
               <w:rPr>
@@ -8229,7 +8229,7 @@
                 <w:noProof/>
                 <w:webHidden/>
               </w:rPr>
-              <w:t>78</w:t>
+              <w:t>80</w:t>
             </w:r>
             <w:r>
               <w:rPr>
@@ -8275,7 +8275,7 @@
         </w:sectPr>
       </w:pPr>
     </w:p>
-    <w:bookmarkStart w:id="1" w:name="_Toc238145008" w:displacedByCustomXml="next"/>
+    <w:bookmarkStart w:id="1" w:name="_Toc238201722" w:displacedByCustomXml="next"/>
     <w:bookmarkStart w:id="2" w:name="_Toc529756735" w:displacedByCustomXml="next"/>
     <w:bookmarkStart w:id="3" w:name="_Toc529756674" w:displacedByCustomXml="next"/>
     <w:sdt>
@@ -8385,7 +8385,7 @@
           <w:lang w:val="sv-SE"/>
         </w:rPr>
       </w:pPr>
-      <w:bookmarkStart w:id="5" w:name="_Toc238145009"/>
+      <w:bookmarkStart w:id="5" w:name="_Toc238201723"/>
       <w:bookmarkEnd w:id="4"/>
       <w:r>
         <w:rPr>
@@ -8413,7 +8413,7 @@
           <w:lang w:val="sv-SE"/>
         </w:rPr>
       </w:pPr>
-      <w:bookmarkStart w:id="6" w:name="_Toc238145010"/>
+      <w:bookmarkStart w:id="6" w:name="_Toc238201724"/>
       <w:r>
         <w:rPr>
           <w:lang w:val="sv-SE"/>
@@ -8437,7 +8437,7 @@
           <w:lang w:val="sv-SE"/>
         </w:rPr>
       </w:pPr>
-      <w:bookmarkStart w:id="7" w:name="_Toc238145011"/>
+      <w:bookmarkStart w:id="7" w:name="_Toc238201725"/>
       <w:r>
         <w:rPr>
           <w:lang w:val="sv-SE"/>
@@ -8820,7 +8820,7 @@
           <w:lang w:val="sv-SE"/>
         </w:rPr>
       </w:pPr>
-      <w:bookmarkStart w:id="8" w:name="_Toc238145012"/>
+      <w:bookmarkStart w:id="8" w:name="_Toc238201726"/>
       <w:r>
         <w:rPr>
           <w:lang w:val="sv-SE"/>
@@ -8846,7 +8846,7 @@
           <w:lang w:val="sv-SE"/>
         </w:rPr>
       </w:pPr>
-      <w:bookmarkStart w:id="9" w:name="_Toc238145013"/>
+      <w:bookmarkStart w:id="9" w:name="_Toc238201727"/>
       <w:r>
         <w:rPr>
           <w:lang w:val="sv-SE"/>
@@ -8870,7 +8870,7 @@
           <w:lang w:val="sv-SE"/>
         </w:rPr>
       </w:pPr>
-      <w:bookmarkStart w:id="10" w:name="_Toc238145014"/>
+      <w:bookmarkStart w:id="10" w:name="_Toc238201728"/>
       <w:r>
         <w:rPr>
           <w:lang w:val="sv-SE"/>
@@ -10101,7 +10101,7 @@
           <w:lang w:val="sv-SE"/>
         </w:rPr>
       </w:pPr>
-      <w:bookmarkStart w:id="11" w:name="_Toc238145015"/>
+      <w:bookmarkStart w:id="11" w:name="_Toc238201729"/>
       <w:r>
         <w:rPr>
           <w:lang w:val="sv-SE"/>
@@ -10501,7 +10501,7 @@
           <w:lang w:val="sv-SE"/>
         </w:rPr>
       </w:pPr>
-      <w:bookmarkStart w:id="12" w:name="_Toc238145016"/>
+      <w:bookmarkStart w:id="12" w:name="_Toc238201730"/>
       <w:r>
         <w:rPr>
           <w:noProof/>
@@ -10946,7 +10946,7 @@
           <w:lang w:val="sv-SE"/>
         </w:rPr>
       </w:pPr>
-      <w:bookmarkStart w:id="13" w:name="_Toc238145017"/>
+      <w:bookmarkStart w:id="13" w:name="_Toc238201731"/>
       <w:r>
         <w:rPr>
           <w:lang w:val="sv-SE"/>
@@ -11709,7 +11709,7 @@
           <w:lang w:val="sv-SE"/>
         </w:rPr>
       </w:pPr>
-      <w:bookmarkStart w:id="14" w:name="_Toc238145018"/>
+      <w:bookmarkStart w:id="14" w:name="_Toc238201732"/>
       <w:r>
         <w:rPr>
           <w:lang w:val="sv-SE"/>
@@ -12010,7 +12010,7 @@
           <w:lang w:val="sv-SE"/>
         </w:rPr>
       </w:pPr>
-      <w:bookmarkStart w:id="18" w:name="_Toc238145019"/>
+      <w:bookmarkStart w:id="18" w:name="_Toc238201733"/>
       <w:bookmarkEnd w:id="15"/>
       <w:bookmarkEnd w:id="16"/>
       <w:bookmarkEnd w:id="17"/>
@@ -12368,7 +12368,7 @@
           <w:lang w:val="sv-SE"/>
         </w:rPr>
       </w:pPr>
-      <w:bookmarkStart w:id="19" w:name="_Toc238145020"/>
+      <w:bookmarkStart w:id="19" w:name="_Toc238201734"/>
       <w:r>
         <w:rPr>
           <w:rFonts w:ascii="Times New Roman" w:hAnsi="Times New Roman"/>
@@ -12385,7 +12385,7 @@
           <w:lang w:val="sv-SE"/>
         </w:rPr>
       </w:pPr>
-      <w:bookmarkStart w:id="20" w:name="_Toc238145021"/>
+      <w:bookmarkStart w:id="20" w:name="_Toc238201735"/>
       <w:r>
         <w:rPr>
           <w:lang w:val="sv-SE"/>
@@ -12699,7 +12699,7 @@
           <w:lang w:val="sv-SE"/>
         </w:rPr>
       </w:pPr>
-      <w:bookmarkStart w:id="21" w:name="_Toc238145022"/>
+      <w:bookmarkStart w:id="21" w:name="_Toc238201736"/>
       <w:r>
         <w:rPr>
           <w:lang w:val="sv-SE"/>
@@ -13010,7 +13010,7 @@
           <w:lang w:val="sv-SE"/>
         </w:rPr>
       </w:pPr>
-      <w:bookmarkStart w:id="22" w:name="_Toc238145023"/>
+      <w:bookmarkStart w:id="22" w:name="_Toc238201737"/>
       <w:r>
         <w:rPr>
           <w:rFonts w:ascii="Times New Roman" w:hAnsi="Times New Roman"/>
@@ -13027,7 +13027,7 @@
           <w:lang w:val="sv-SE"/>
         </w:rPr>
       </w:pPr>
-      <w:bookmarkStart w:id="23" w:name="_Toc238145024"/>
+      <w:bookmarkStart w:id="23" w:name="_Toc238201738"/>
       <w:r>
         <w:rPr>
           <w:lang w:val="sv-SE"/>
@@ -13431,7 +13431,7 @@
           <w:lang w:val="sv-SE"/>
         </w:rPr>
       </w:pPr>
-      <w:bookmarkStart w:id="24" w:name="_Toc238145025"/>
+      <w:bookmarkStart w:id="24" w:name="_Toc238201739"/>
       <w:r>
         <w:rPr>
           <w:lang w:val="sv-SE"/>
@@ -13753,7 +13753,7 @@
       </w:pPr>
       <w:bookmarkStart w:id="25" w:name="_Toc529756678"/>
       <w:bookmarkStart w:id="26" w:name="_Toc529756739"/>
-      <w:bookmarkStart w:id="27" w:name="_Toc238145026"/>
+      <w:bookmarkStart w:id="27" w:name="_Toc238201740"/>
       <w:r>
         <w:rPr>
           <w:lang w:val="sv-SE"/>
@@ -14094,7 +14094,7 @@
           <w:lang w:val="sv-SE"/>
         </w:rPr>
       </w:pPr>
-      <w:bookmarkStart w:id="28" w:name="_Toc238145027"/>
+      <w:bookmarkStart w:id="28" w:name="_Toc238201741"/>
       <w:r>
         <w:rPr>
           <w:lang w:val="sv-SE"/>
@@ -14497,7 +14497,7 @@
           <w:lang w:val="sv-SE"/>
         </w:rPr>
       </w:pPr>
-      <w:bookmarkStart w:id="29" w:name="_Toc238145028"/>
+      <w:bookmarkStart w:id="29" w:name="_Toc238201742"/>
       <w:r>
         <w:rPr>
           <w:lang w:val="sv-SE"/>
@@ -14911,7 +14911,7 @@
           <w:lang w:val="sv-SE"/>
         </w:rPr>
       </w:pPr>
-      <w:bookmarkStart w:id="30" w:name="_Toc238145029"/>
+      <w:bookmarkStart w:id="30" w:name="_Toc238201743"/>
       <w:r>
         <w:rPr>
           <w:lang w:val="sv-SE"/>
@@ -15320,7 +15320,7 @@
           <w:lang w:val="sv-SE"/>
         </w:rPr>
       </w:pPr>
-      <w:bookmarkStart w:id="31" w:name="_Toc238145030"/>
+      <w:bookmarkStart w:id="31" w:name="_Toc238201744"/>
       <w:r>
         <w:rPr>
           <w:lang w:val="sv-SE"/>
@@ -15803,7 +15803,7 @@
           <w:lang w:val="sv-SE"/>
         </w:rPr>
       </w:pPr>
-      <w:bookmarkStart w:id="32" w:name="_Toc238145031"/>
+      <w:bookmarkStart w:id="32" w:name="_Toc238201745"/>
       <w:r>
         <w:rPr>
           <w:lang w:val="sv-SE"/>
@@ -16380,7 +16380,7 @@
           <w:lang w:val="sv-SE"/>
         </w:rPr>
       </w:pPr>
-      <w:bookmarkStart w:id="33" w:name="_Toc238145032"/>
+      <w:bookmarkStart w:id="33" w:name="_Toc238201746"/>
       <w:r>
         <w:rPr>
           <w:lang w:val="sv-SE"/>
@@ -17279,7 +17279,7 @@
           <w:lang w:val="sv-SE"/>
         </w:rPr>
       </w:pPr>
-      <w:bookmarkStart w:id="34" w:name="_Toc238145033"/>
+      <w:bookmarkStart w:id="34" w:name="_Toc238201747"/>
       <w:r>
         <w:rPr>
           <w:lang w:val="sv-SE"/>
@@ -17773,7 +17773,7 @@
           <w:lang w:val="sv-SE"/>
         </w:rPr>
       </w:pPr>
-      <w:bookmarkStart w:id="35" w:name="_Toc238145034"/>
+      <w:bookmarkStart w:id="35" w:name="_Toc238201748"/>
       <w:r>
         <w:rPr>
           <w:lang w:val="sv-SE"/>
@@ -17796,7 +17796,7 @@
           <w:lang w:val="sv-SE"/>
         </w:rPr>
       </w:pPr>
-      <w:bookmarkStart w:id="36" w:name="_Toc238145035"/>
+      <w:bookmarkStart w:id="36" w:name="_Toc238201749"/>
       <w:r>
         <w:rPr>
           <w:lang w:val="sv-SE"/>
@@ -18183,7 +18183,7 @@
           <w:lang w:val="sv-SE"/>
         </w:rPr>
       </w:pPr>
-      <w:bookmarkStart w:id="37" w:name="_Toc238145036"/>
+      <w:bookmarkStart w:id="37" w:name="_Toc238201750"/>
       <w:r>
         <w:rPr>
           <w:lang w:val="sv-SE"/>
@@ -18205,7 +18205,7 @@
           <w:lang w:val="sv-SE"/>
         </w:rPr>
       </w:pPr>
-      <w:bookmarkStart w:id="38" w:name="_Toc238145037"/>
+      <w:bookmarkStart w:id="38" w:name="_Toc238201751"/>
       <w:r>
         <w:rPr>
           <w:lang w:val="sv-SE"/>
@@ -18684,7 +18684,7 @@
           <w:lang w:val="sv-SE"/>
         </w:rPr>
       </w:pPr>
-      <w:bookmarkStart w:id="39" w:name="_Toc238145038"/>
+      <w:bookmarkStart w:id="39" w:name="_Toc238201752"/>
       <w:r>
         <w:rPr>
           <w:lang w:val="sv-SE"/>
@@ -19102,7 +19102,7 @@
           <w:lang w:val="sv-SE"/>
         </w:rPr>
       </w:pPr>
-      <w:bookmarkStart w:id="40" w:name="_Toc238145039"/>
+      <w:bookmarkStart w:id="40" w:name="_Toc238201753"/>
       <w:r>
         <w:rPr>
           <w:lang w:val="sv-SE"/>
@@ -19813,7 +19813,7 @@
           <w:lang w:val="sv-SE"/>
         </w:rPr>
       </w:pPr>
-      <w:bookmarkStart w:id="41" w:name="_Toc238145040"/>
+      <w:bookmarkStart w:id="41" w:name="_Toc238201754"/>
       <w:r>
         <w:rPr>
           <w:lang w:val="sv-SE"/>
@@ -20385,7 +20385,7 @@
           <w:lang w:val="sv-SE"/>
         </w:rPr>
       </w:pPr>
-      <w:bookmarkStart w:id="42" w:name="_Toc238145041"/>
+      <w:bookmarkStart w:id="42" w:name="_Toc238201755"/>
       <w:r>
         <w:rPr>
           <w:lang w:val="sv-SE"/>
@@ -20816,7 +20816,7 @@
           <w:lang w:val="sv-SE"/>
         </w:rPr>
       </w:pPr>
-      <w:bookmarkStart w:id="43" w:name="_Toc238145042"/>
+      <w:bookmarkStart w:id="43" w:name="_Toc238201756"/>
       <w:r>
         <w:rPr>
           <w:lang w:val="sv-SE"/>
@@ -20841,12 +20841,29 @@
         </w:rPr>
         <w:t xml:space="preserve">Ursprung: </w:t>
       </w:r>
-      <w:r>
-        <w:rPr>
-          <w:rFonts w:eastAsia="Times New Roman" w:cstheme="minorHAnsi"/>
-          <w:lang w:val="sv-SE"/>
-        </w:rPr>
-        <w:t>https://www.jaktjournalen.se/recept/klassisk-stroganoff-pa-alg/</w:t>
+      <w:hyperlink r:id="rId17" w:history="1">
+        <w:r>
+          <w:rPr>
+            <w:rStyle w:val="Hyperlink"/>
+            <w:rFonts w:eastAsia="Times New Roman" w:cstheme="minorHAnsi"/>
+            <w:lang w:val="sv-SE"/>
+          </w:rPr>
+          <w:t>https://www.jaktjournalen.se/recept/klassisk-stroganoff-pa-alg/</w:t>
+        </w:r>
+      </w:hyperlink>
+      <w:r>
+        <w:rPr>
+          <w:rFonts w:eastAsia="Times New Roman" w:cstheme="minorHAnsi"/>
+          <w:lang w:val="sv-SE"/>
+        </w:rPr>
+        <w:t xml:space="preserve"> och </w:t>
+      </w:r>
+      <w:r>
+        <w:rPr>
+          <w:rFonts w:eastAsia="Times New Roman" w:cstheme="minorHAnsi"/>
+          <w:lang w:val="sv-SE"/>
+        </w:rPr>
+        <w:t>Jakt &amp; Jägare</w:t>
       </w:r>
     </w:p>
     <w:p>
@@ -20889,6 +20906,88 @@
           <w:rFonts w:eastAsia="Times New Roman" w:cstheme="minorHAnsi"/>
           <w:lang w:val="sv-SE"/>
         </w:rPr>
+        <w:t>200g skogschampinjoner</w:t>
+      </w:r>
+    </w:p>
+    <w:p>
+      <w:pPr>
+        <w:spacing w:after="0" w:line="240" w:lineRule="auto"/>
+        <w:ind w:firstLine="0"/>
+        <w:rPr>
+          <w:rFonts w:eastAsia="Times New Roman" w:cstheme="minorHAnsi"/>
+          <w:lang w:val="sv-SE"/>
+        </w:rPr>
+      </w:pPr>
+      <w:r>
+        <w:rPr>
+          <w:rFonts w:eastAsia="Times New Roman" w:cstheme="minorHAnsi"/>
+          <w:lang w:val="sv-SE"/>
+        </w:rPr>
+        <w:t>3 stora</w:t>
+      </w:r>
+      <w:r>
+        <w:rPr>
+          <w:rFonts w:eastAsia="Times New Roman" w:cstheme="minorHAnsi"/>
+          <w:lang w:val="sv-SE"/>
+        </w:rPr>
+        <w:t xml:space="preserve"> gula lökar</w:t>
+      </w:r>
+    </w:p>
+    <w:p>
+      <w:pPr>
+        <w:spacing w:after="0" w:line="240" w:lineRule="auto"/>
+        <w:ind w:firstLine="0"/>
+        <w:rPr>
+          <w:rFonts w:eastAsia="Times New Roman" w:cstheme="minorHAnsi"/>
+          <w:lang w:val="sv-SE"/>
+        </w:rPr>
+      </w:pPr>
+      <w:r>
+        <w:rPr>
+          <w:rFonts w:eastAsia="Times New Roman" w:cstheme="minorHAnsi"/>
+          <w:lang w:val="sv-SE"/>
+        </w:rPr>
+        <w:t>3 vitlöksklyftor</w:t>
+      </w:r>
+    </w:p>
+    <w:p>
+      <w:pPr>
+        <w:spacing w:after="0" w:line="240" w:lineRule="auto"/>
+        <w:ind w:firstLine="0"/>
+        <w:rPr>
+          <w:rFonts w:eastAsia="Times New Roman" w:cstheme="minorHAnsi"/>
+          <w:lang w:val="sv-SE"/>
+        </w:rPr>
+      </w:pPr>
+      <w:r>
+        <w:rPr>
+          <w:rFonts w:eastAsia="Times New Roman" w:cstheme="minorHAnsi"/>
+          <w:lang w:val="sv-SE"/>
+        </w:rPr>
+        <w:t>4</w:t>
+      </w:r>
+      <w:r>
+        <w:rPr>
+          <w:rFonts w:eastAsia="Times New Roman" w:cstheme="minorHAnsi"/>
+          <w:lang w:val="sv-SE"/>
+        </w:rPr>
+        <w:t xml:space="preserve"> msk tomatpure’</w:t>
+      </w:r>
+    </w:p>
+    <w:p>
+      <w:pPr>
+        <w:spacing w:after="0" w:line="240" w:lineRule="auto"/>
+        <w:ind w:firstLine="0"/>
+        <w:rPr>
+          <w:rFonts w:eastAsia="Times New Roman" w:cstheme="minorHAnsi"/>
+          <w:lang w:val="sv-SE"/>
+        </w:rPr>
+      </w:pPr>
+      <w:r>
+        <w:rPr>
+          <w:rFonts w:eastAsia="Times New Roman" w:cstheme="minorHAnsi"/>
+          <w:lang w:val="sv-SE"/>
+        </w:rPr>
         <w:t>2</w:t>
       </w:r>
       <w:r>
@@ -20896,113 +20995,69 @@
           <w:rFonts w:eastAsia="Times New Roman" w:cstheme="minorHAnsi"/>
           <w:lang w:val="sv-SE"/>
         </w:rPr>
-        <w:t>-3 stora</w:t>
-      </w:r>
-      <w:r>
-        <w:rPr>
-          <w:rFonts w:eastAsia="Times New Roman" w:cstheme="minorHAnsi"/>
-          <w:lang w:val="sv-SE"/>
-        </w:rPr>
-        <w:t xml:space="preserve"> gula lökar</w:t>
-      </w:r>
-    </w:p>
-    <w:p>
-      <w:pPr>
-        <w:spacing w:after="0" w:line="240" w:lineRule="auto"/>
-        <w:ind w:firstLine="0"/>
-        <w:rPr>
-          <w:rFonts w:eastAsia="Times New Roman" w:cstheme="minorHAnsi"/>
-          <w:lang w:val="sv-SE"/>
-        </w:rPr>
-      </w:pPr>
-      <w:r>
-        <w:rPr>
-          <w:rFonts w:eastAsia="Times New Roman" w:cstheme="minorHAnsi"/>
-          <w:lang w:val="sv-SE"/>
-        </w:rPr>
-        <w:t>Salt och peppar</w:t>
-      </w:r>
-    </w:p>
-    <w:p>
-      <w:pPr>
-        <w:spacing w:after="0" w:line="240" w:lineRule="auto"/>
-        <w:ind w:firstLine="0"/>
-        <w:rPr>
-          <w:rFonts w:eastAsia="Times New Roman" w:cstheme="minorHAnsi"/>
-          <w:lang w:val="sv-SE"/>
-        </w:rPr>
-      </w:pPr>
-      <w:r>
-        <w:rPr>
-          <w:rFonts w:eastAsia="Times New Roman" w:cstheme="minorHAnsi"/>
-          <w:lang w:val="sv-SE"/>
-        </w:rPr>
-        <w:t>6</w:t>
-      </w:r>
-      <w:r>
-        <w:rPr>
-          <w:rFonts w:eastAsia="Times New Roman" w:cstheme="minorHAnsi"/>
-          <w:lang w:val="sv-SE"/>
-        </w:rPr>
-        <w:t xml:space="preserve"> msk tomatpure’</w:t>
-      </w:r>
-    </w:p>
-    <w:p>
-      <w:pPr>
-        <w:spacing w:after="0" w:line="240" w:lineRule="auto"/>
-        <w:ind w:firstLine="0"/>
-        <w:rPr>
-          <w:rFonts w:eastAsia="Times New Roman" w:cstheme="minorHAnsi"/>
-          <w:lang w:val="sv-SE"/>
-        </w:rPr>
-      </w:pPr>
-      <w:r>
-        <w:rPr>
-          <w:rFonts w:eastAsia="Times New Roman" w:cstheme="minorHAnsi"/>
-          <w:lang w:val="sv-SE"/>
-        </w:rPr>
-        <w:t xml:space="preserve">5 msk </w:t>
-      </w:r>
-      <w:r>
-        <w:rPr>
-          <w:rFonts w:eastAsia="Times New Roman" w:cstheme="minorHAnsi"/>
-          <w:lang w:val="sv-SE"/>
-        </w:rPr>
-        <w:t>fransk ljus senap</w:t>
-      </w:r>
-    </w:p>
-    <w:p>
-      <w:pPr>
-        <w:spacing w:after="0" w:line="240" w:lineRule="auto"/>
-        <w:ind w:firstLine="0"/>
-        <w:rPr>
-          <w:rFonts w:eastAsia="Times New Roman" w:cstheme="minorHAnsi"/>
-          <w:lang w:val="sv-SE"/>
-        </w:rPr>
-      </w:pPr>
-      <w:r>
-        <w:rPr>
-          <w:rFonts w:eastAsia="Times New Roman" w:cstheme="minorHAnsi"/>
-          <w:lang w:val="sv-SE"/>
-        </w:rPr>
-        <w:t>2 köttbuljongtärningar</w:t>
-      </w:r>
-    </w:p>
-    <w:p>
-      <w:pPr>
-        <w:spacing w:after="0" w:line="240" w:lineRule="auto"/>
-        <w:ind w:firstLine="0"/>
-        <w:rPr>
-          <w:rFonts w:eastAsia="Times New Roman" w:cstheme="minorHAnsi"/>
-          <w:lang w:val="sv-SE"/>
-        </w:rPr>
-      </w:pPr>
-      <w:r>
-        <w:rPr>
-          <w:rFonts w:eastAsia="Times New Roman" w:cstheme="minorHAnsi"/>
-          <w:lang w:val="sv-SE"/>
-        </w:rPr>
-        <w:t>3-4 dl grädde</w:t>
+        <w:t xml:space="preserve"> msk </w:t>
+      </w:r>
+      <w:r>
+        <w:rPr>
+          <w:rFonts w:eastAsia="Times New Roman" w:cstheme="minorHAnsi"/>
+          <w:lang w:val="sv-SE"/>
+        </w:rPr>
+        <w:t>dijon</w:t>
+      </w:r>
+      <w:r>
+        <w:rPr>
+          <w:rFonts w:eastAsia="Times New Roman" w:cstheme="minorHAnsi"/>
+          <w:lang w:val="sv-SE"/>
+        </w:rPr>
+        <w:t xml:space="preserve"> senap</w:t>
+      </w:r>
+    </w:p>
+    <w:p>
+      <w:pPr>
+        <w:spacing w:after="0" w:line="240" w:lineRule="auto"/>
+        <w:ind w:firstLine="0"/>
+        <w:rPr>
+          <w:rFonts w:eastAsia="Times New Roman" w:cstheme="minorHAnsi"/>
+          <w:lang w:val="sv-SE"/>
+        </w:rPr>
+      </w:pPr>
+      <w:r>
+        <w:rPr>
+          <w:rFonts w:eastAsia="Times New Roman" w:cstheme="minorHAnsi"/>
+          <w:lang w:val="sv-SE"/>
+        </w:rPr>
+        <w:t>V</w:t>
+      </w:r>
+      <w:r>
+        <w:rPr>
+          <w:rFonts w:eastAsia="Times New Roman" w:cstheme="minorHAnsi"/>
+          <w:lang w:val="sv-SE"/>
+        </w:rPr>
+        <w:t>iltfond</w:t>
+      </w:r>
+    </w:p>
+    <w:p>
+      <w:pPr>
+        <w:spacing w:after="0" w:line="240" w:lineRule="auto"/>
+        <w:ind w:firstLine="0"/>
+        <w:rPr>
+          <w:rFonts w:eastAsia="Times New Roman" w:cstheme="minorHAnsi"/>
+          <w:lang w:val="sv-SE"/>
+        </w:rPr>
+      </w:pPr>
+      <w:r>
+        <w:rPr>
+          <w:rFonts w:eastAsia="Times New Roman" w:cstheme="minorHAnsi"/>
+          <w:lang w:val="sv-SE"/>
+        </w:rPr>
+        <w:t>3</w:t>
+      </w:r>
+      <w:r>
+        <w:rPr>
+          <w:rFonts w:eastAsia="Times New Roman" w:cstheme="minorHAnsi"/>
+          <w:lang w:val="sv-SE"/>
+        </w:rPr>
+        <w:t xml:space="preserve"> dl grädde</w:t>
       </w:r>
     </w:p>
     <w:p>
@@ -21036,34 +21091,55 @@
           <w:rFonts w:eastAsia="Times New Roman" w:cstheme="minorHAnsi"/>
           <w:lang w:val="sv-SE"/>
         </w:rPr>
-        <w:t>1-2 msk paprikapulver</w:t>
-      </w:r>
-    </w:p>
-    <w:p>
-      <w:pPr>
-        <w:spacing w:after="0" w:line="240" w:lineRule="auto"/>
-        <w:ind w:firstLine="0"/>
-        <w:rPr>
-          <w:rFonts w:eastAsia="Times New Roman" w:cstheme="minorHAnsi"/>
-          <w:lang w:val="sv-SE"/>
-        </w:rPr>
-      </w:pPr>
-    </w:p>
-    <w:p>
-      <w:pPr>
-        <w:spacing w:after="0" w:line="240" w:lineRule="auto"/>
-        <w:ind w:firstLine="0"/>
-        <w:rPr>
-          <w:rFonts w:eastAsia="Times New Roman" w:cstheme="minorHAnsi"/>
-          <w:lang w:val="sv-SE"/>
-        </w:rPr>
-      </w:pPr>
-      <w:r>
-        <w:rPr>
-          <w:rFonts w:eastAsia="Times New Roman" w:cstheme="minorHAnsi"/>
-          <w:lang w:val="sv-SE"/>
-        </w:rPr>
-        <w:t>Skär köttet i strimlor, 3–4 centimeter långa. Skala och hacka löken. Bryn löken i stekpanna.</w:t>
+        <w:t>50 g smör</w:t>
+      </w:r>
+    </w:p>
+    <w:p>
+      <w:pPr>
+        <w:spacing w:after="0" w:line="240" w:lineRule="auto"/>
+        <w:ind w:firstLine="0"/>
+        <w:rPr>
+          <w:rFonts w:eastAsia="Times New Roman" w:cstheme="minorHAnsi"/>
+          <w:lang w:val="sv-SE"/>
+        </w:rPr>
+      </w:pPr>
+      <w:r>
+        <w:rPr>
+          <w:rFonts w:eastAsia="Times New Roman" w:cstheme="minorHAnsi"/>
+          <w:lang w:val="sv-SE"/>
+        </w:rPr>
+        <w:t>1 msk paprikapulver</w:t>
+      </w:r>
+    </w:p>
+    <w:p>
+      <w:pPr>
+        <w:spacing w:after="0" w:line="240" w:lineRule="auto"/>
+        <w:ind w:firstLine="0"/>
+        <w:rPr>
+          <w:rFonts w:eastAsia="Times New Roman" w:cstheme="minorHAnsi"/>
+          <w:lang w:val="sv-SE"/>
+        </w:rPr>
+      </w:pPr>
+      <w:r>
+        <w:rPr>
+          <w:rFonts w:eastAsia="Times New Roman" w:cstheme="minorHAnsi"/>
+          <w:lang w:val="sv-SE"/>
+        </w:rPr>
+        <w:t>1</w:t>
+      </w:r>
+      <w:r>
+        <w:rPr>
+          <w:rFonts w:eastAsia="Times New Roman" w:cstheme="minorHAnsi"/>
+          <w:lang w:val="sv-SE"/>
+        </w:rPr>
+        <w:t xml:space="preserve"> tsk av varje: s</w:t>
+      </w:r>
+      <w:r>
+        <w:rPr>
+          <w:rFonts w:eastAsia="Times New Roman" w:cstheme="minorHAnsi"/>
+          <w:lang w:val="sv-SE"/>
+        </w:rPr>
+        <w:t>alt och peppar</w:t>
       </w:r>
     </w:p>
     <w:p>
@@ -21081,51 +21157,445 @@
           <w:lang w:val="sv-SE"/>
         </w:rPr>
         <w:lastRenderedPageBreak/>
-        <w:t>Ta upp löken. Bryn köttet, salta  och peppra efter smak.</w:t>
-      </w:r>
-    </w:p>
-    <w:p>
-      <w:pPr>
-        <w:spacing w:after="0" w:line="240" w:lineRule="auto"/>
-        <w:ind w:firstLine="0"/>
-        <w:rPr>
-          <w:rFonts w:eastAsia="Times New Roman" w:cstheme="minorHAnsi"/>
-          <w:lang w:val="sv-SE"/>
-        </w:rPr>
-      </w:pPr>
-    </w:p>
-    <w:p>
-      <w:pPr>
-        <w:spacing w:after="0" w:line="240" w:lineRule="auto"/>
-        <w:ind w:firstLine="0"/>
-        <w:rPr>
-          <w:rFonts w:eastAsia="Times New Roman" w:cstheme="minorHAnsi"/>
-          <w:lang w:val="sv-SE"/>
-        </w:rPr>
-      </w:pPr>
-      <w:r>
-        <w:rPr>
-          <w:rFonts w:eastAsia="Times New Roman" w:cstheme="minorHAnsi"/>
-          <w:lang w:val="sv-SE"/>
-        </w:rPr>
-        <w:t>Lägg köttet i en stekgryta och tillsätt lök, tomatpuré, senap och buljongtärningar. Häll på grädde och crème fraiche, krydda med   paprikapulver och smaka av med salt och peppar.</w:t>
-      </w:r>
-    </w:p>
-    <w:p>
-      <w:pPr>
-        <w:spacing w:after="0" w:line="240" w:lineRule="auto"/>
-        <w:ind w:firstLine="0"/>
-        <w:rPr>
-          <w:rFonts w:eastAsia="Times New Roman" w:cstheme="minorHAnsi"/>
-          <w:lang w:val="sv-SE"/>
-        </w:rPr>
-      </w:pPr>
-      <w:r>
-        <w:rPr>
-          <w:rFonts w:eastAsia="Times New Roman" w:cstheme="minorHAnsi"/>
-          <w:lang w:val="sv-SE"/>
-        </w:rPr>
-        <w:t>Låt sjuda tills köttet är mört, 1–1,5 timme.</w:t>
+        <w:t>2 msk majsstärkelse utrörd i lite vatten</w:t>
+      </w:r>
+    </w:p>
+    <w:p>
+      <w:pPr>
+        <w:spacing w:after="0" w:line="240" w:lineRule="auto"/>
+        <w:ind w:firstLine="0"/>
+        <w:rPr>
+          <w:rFonts w:eastAsia="Times New Roman" w:cstheme="minorHAnsi"/>
+          <w:lang w:val="sv-SE"/>
+        </w:rPr>
+      </w:pPr>
+      <w:r>
+        <w:rPr>
+          <w:rFonts w:eastAsia="Times New Roman" w:cstheme="minorHAnsi"/>
+          <w:lang w:val="sv-SE"/>
+        </w:rPr>
+        <w:t>Persilja</w:t>
+      </w:r>
+    </w:p>
+    <w:p>
+      <w:pPr>
+        <w:spacing w:after="0" w:line="240" w:lineRule="auto"/>
+        <w:ind w:firstLine="0"/>
+        <w:rPr>
+          <w:rFonts w:eastAsia="Times New Roman" w:cstheme="minorHAnsi"/>
+          <w:lang w:val="sv-SE"/>
+        </w:rPr>
+      </w:pPr>
+    </w:p>
+    <w:p>
+      <w:pPr>
+        <w:spacing w:after="0" w:line="240" w:lineRule="auto"/>
+        <w:ind w:firstLine="0"/>
+        <w:rPr>
+          <w:rFonts w:eastAsia="Times New Roman" w:cstheme="minorHAnsi"/>
+          <w:lang w:val="sv-SE"/>
+        </w:rPr>
+      </w:pPr>
+      <w:r>
+        <w:rPr>
+          <w:rFonts w:eastAsia="Times New Roman" w:cstheme="minorHAnsi"/>
+          <w:lang w:val="sv-SE"/>
+        </w:rPr>
+        <w:t xml:space="preserve">Skär köttet i strimlor, 3–4 centimeter långa. </w:t>
+      </w:r>
+    </w:p>
+    <w:p>
+      <w:pPr>
+        <w:spacing w:after="0" w:line="240" w:lineRule="auto"/>
+        <w:ind w:firstLine="0"/>
+        <w:rPr>
+          <w:rFonts w:eastAsia="Times New Roman" w:cstheme="minorHAnsi"/>
+          <w:lang w:val="sv-SE"/>
+        </w:rPr>
+      </w:pPr>
+      <w:r>
+        <w:rPr>
+          <w:rFonts w:eastAsia="Times New Roman" w:cstheme="minorHAnsi"/>
+          <w:lang w:val="sv-SE"/>
+        </w:rPr>
+        <w:t>Ta upp löken. Bryn köttet.</w:t>
+      </w:r>
+      <w:r>
+        <w:rPr>
+          <w:rFonts w:eastAsia="Times New Roman" w:cstheme="minorHAnsi"/>
+          <w:lang w:val="sv-SE"/>
+        </w:rPr>
+        <w:t xml:space="preserve"> </w:t>
+      </w:r>
+      <w:r>
+        <w:rPr>
+          <w:rFonts w:eastAsia="Times New Roman" w:cstheme="minorHAnsi"/>
+          <w:lang w:val="sv-SE"/>
+        </w:rPr>
+        <w:t>Lägg i grytan.</w:t>
+      </w:r>
+    </w:p>
+    <w:p>
+      <w:pPr>
+        <w:spacing w:after="0" w:line="240" w:lineRule="auto"/>
+        <w:ind w:firstLine="0"/>
+        <w:rPr>
+          <w:rFonts w:eastAsia="Times New Roman" w:cstheme="minorHAnsi"/>
+          <w:lang w:val="sv-SE"/>
+        </w:rPr>
+      </w:pPr>
+    </w:p>
+    <w:p>
+      <w:pPr>
+        <w:spacing w:after="0" w:line="240" w:lineRule="auto"/>
+        <w:ind w:firstLine="0"/>
+        <w:rPr>
+          <w:rFonts w:eastAsia="Times New Roman" w:cstheme="minorHAnsi"/>
+          <w:lang w:val="sv-SE"/>
+        </w:rPr>
+      </w:pPr>
+      <w:r>
+        <w:rPr>
+          <w:rFonts w:eastAsia="Times New Roman" w:cstheme="minorHAnsi"/>
+          <w:lang w:val="sv-SE"/>
+        </w:rPr>
+        <w:t xml:space="preserve">Skala </w:t>
+      </w:r>
+      <w:r>
+        <w:rPr>
+          <w:rFonts w:eastAsia="Times New Roman" w:cstheme="minorHAnsi"/>
+          <w:lang w:val="sv-SE"/>
+        </w:rPr>
+        <w:t>halvera och skiva</w:t>
+      </w:r>
+      <w:r>
+        <w:rPr>
+          <w:rFonts w:eastAsia="Times New Roman" w:cstheme="minorHAnsi"/>
+          <w:lang w:val="sv-SE"/>
+        </w:rPr>
+        <w:t xml:space="preserve"> löken. </w:t>
+      </w:r>
+      <w:r>
+        <w:rPr>
+          <w:rFonts w:eastAsia="Times New Roman" w:cstheme="minorHAnsi"/>
+          <w:lang w:val="sv-SE"/>
+        </w:rPr>
+        <w:t>Stek</w:t>
+      </w:r>
+      <w:r>
+        <w:rPr>
+          <w:rFonts w:eastAsia="Times New Roman" w:cstheme="minorHAnsi"/>
+          <w:lang w:val="sv-SE"/>
+        </w:rPr>
+        <w:t xml:space="preserve"> löken </w:t>
+      </w:r>
+      <w:r>
+        <w:rPr>
+          <w:rFonts w:eastAsia="Times New Roman" w:cstheme="minorHAnsi"/>
+          <w:lang w:val="sv-SE"/>
+        </w:rPr>
+        <w:t>så att den blir mjuk</w:t>
+      </w:r>
+      <w:r>
+        <w:rPr>
+          <w:rFonts w:eastAsia="Times New Roman" w:cstheme="minorHAnsi"/>
+          <w:lang w:val="sv-SE"/>
+        </w:rPr>
+        <w:t>.</w:t>
+      </w:r>
+      <w:r>
+        <w:rPr>
+          <w:rFonts w:eastAsia="Times New Roman" w:cstheme="minorHAnsi"/>
+          <w:lang w:val="sv-SE"/>
+        </w:rPr>
+        <w:t xml:space="preserve"> </w:t>
+      </w:r>
+      <w:r>
+        <w:rPr>
+          <w:rFonts w:eastAsia="Times New Roman" w:cstheme="minorHAnsi"/>
+          <w:lang w:val="sv-SE"/>
+        </w:rPr>
+        <w:t>Skala och hacka vitlök och tillsätt</w:t>
+      </w:r>
+      <w:r>
+        <w:rPr>
+          <w:rFonts w:eastAsia="Times New Roman" w:cstheme="minorHAnsi"/>
+          <w:lang w:val="sv-SE"/>
+        </w:rPr>
+        <w:t xml:space="preserve"> på slutet</w:t>
+      </w:r>
+      <w:r>
+        <w:rPr>
+          <w:rFonts w:eastAsia="Times New Roman" w:cstheme="minorHAnsi"/>
+          <w:lang w:val="sv-SE"/>
+        </w:rPr>
+        <w:t>.</w:t>
+      </w:r>
+      <w:r>
+        <w:rPr>
+          <w:rFonts w:eastAsia="Times New Roman" w:cstheme="minorHAnsi"/>
+          <w:lang w:val="sv-SE"/>
+        </w:rPr>
+        <w:t xml:space="preserve"> </w:t>
+      </w:r>
+      <w:r>
+        <w:rPr>
+          <w:rFonts w:eastAsia="Times New Roman" w:cstheme="minorHAnsi"/>
+          <w:lang w:val="sv-SE"/>
+        </w:rPr>
+        <w:t>Lägg i grytan.</w:t>
+      </w:r>
+    </w:p>
+    <w:p>
+      <w:pPr>
+        <w:spacing w:after="0" w:line="240" w:lineRule="auto"/>
+        <w:ind w:firstLine="0"/>
+        <w:rPr>
+          <w:rFonts w:eastAsia="Times New Roman" w:cstheme="minorHAnsi"/>
+          <w:lang w:val="sv-SE"/>
+        </w:rPr>
+      </w:pPr>
+    </w:p>
+    <w:p>
+      <w:pPr>
+        <w:spacing w:after="0" w:line="240" w:lineRule="auto"/>
+        <w:ind w:firstLine="0"/>
+        <w:rPr>
+          <w:rFonts w:eastAsia="Times New Roman" w:cstheme="minorHAnsi"/>
+          <w:lang w:val="sv-SE"/>
+        </w:rPr>
+      </w:pPr>
+      <w:r>
+        <w:rPr>
+          <w:rFonts w:eastAsia="Times New Roman" w:cstheme="minorHAnsi"/>
+          <w:lang w:val="sv-SE"/>
+        </w:rPr>
+        <w:t>Tillsätt köttfond, senap, tomatpuré, grädde och vatten så att det precis täcker köttet.</w:t>
+      </w:r>
+    </w:p>
+    <w:p>
+      <w:pPr>
+        <w:spacing w:after="0" w:line="240" w:lineRule="auto"/>
+        <w:ind w:firstLine="0"/>
+        <w:rPr>
+          <w:rFonts w:eastAsia="Times New Roman" w:cstheme="minorHAnsi"/>
+          <w:lang w:val="sv-SE"/>
+        </w:rPr>
+      </w:pPr>
+    </w:p>
+    <w:p>
+      <w:pPr>
+        <w:spacing w:after="0" w:line="240" w:lineRule="auto"/>
+        <w:ind w:firstLine="0"/>
+        <w:rPr>
+          <w:rFonts w:eastAsia="Times New Roman" w:cstheme="minorHAnsi"/>
+          <w:lang w:val="sv-SE"/>
+        </w:rPr>
+      </w:pPr>
+      <w:r>
+        <w:rPr>
+          <w:rFonts w:eastAsia="Times New Roman" w:cstheme="minorHAnsi"/>
+          <w:lang w:val="sv-SE"/>
+        </w:rPr>
+        <w:t xml:space="preserve">Tillsätt </w:t>
+      </w:r>
+      <w:r>
+        <w:rPr>
+          <w:rFonts w:eastAsia="Times New Roman" w:cstheme="minorHAnsi"/>
+          <w:lang w:val="sv-SE"/>
+        </w:rPr>
+        <w:t>paprikapulver, salt och peppar.</w:t>
+      </w:r>
+    </w:p>
+    <w:p>
+      <w:pPr>
+        <w:spacing w:after="0" w:line="240" w:lineRule="auto"/>
+        <w:ind w:firstLine="0"/>
+        <w:rPr>
+          <w:rFonts w:eastAsia="Times New Roman" w:cstheme="minorHAnsi"/>
+          <w:lang w:val="sv-SE"/>
+        </w:rPr>
+      </w:pPr>
+    </w:p>
+    <w:p>
+      <w:pPr>
+        <w:spacing w:after="0" w:line="240" w:lineRule="auto"/>
+        <w:ind w:firstLine="0"/>
+        <w:rPr>
+          <w:rFonts w:eastAsia="Times New Roman" w:cstheme="minorHAnsi"/>
+          <w:lang w:val="sv-SE"/>
+        </w:rPr>
+      </w:pPr>
+      <w:r>
+        <w:rPr>
+          <w:rFonts w:eastAsia="Times New Roman" w:cstheme="minorHAnsi"/>
+          <w:lang w:val="sv-SE"/>
+        </w:rPr>
+        <w:t>Låt sjuda tills köttet är mört, 1–1,5 timme</w:t>
+      </w:r>
+      <w:r>
+        <w:rPr>
+          <w:rFonts w:eastAsia="Times New Roman" w:cstheme="minorHAnsi"/>
+          <w:lang w:val="sv-SE"/>
+        </w:rPr>
+        <w:t xml:space="preserve"> om det är bog, kortare för </w:t>
+      </w:r>
+      <w:r>
+        <w:rPr>
+          <w:rFonts w:eastAsia="Times New Roman" w:cstheme="minorHAnsi"/>
+          <w:lang w:val="sv-SE"/>
+        </w:rPr>
+        <w:t xml:space="preserve">ytterlår och ännu kortare för </w:t>
+      </w:r>
+      <w:r>
+        <w:rPr>
+          <w:rFonts w:eastAsia="Times New Roman" w:cstheme="minorHAnsi"/>
+          <w:lang w:val="sv-SE"/>
+        </w:rPr>
+        <w:t>innanlår</w:t>
+      </w:r>
+      <w:r>
+        <w:rPr>
+          <w:rFonts w:eastAsia="Times New Roman" w:cstheme="minorHAnsi"/>
+          <w:lang w:val="sv-SE"/>
+        </w:rPr>
+        <w:t>.</w:t>
+      </w:r>
+    </w:p>
+    <w:p>
+      <w:pPr>
+        <w:spacing w:after="0" w:line="240" w:lineRule="auto"/>
+        <w:ind w:firstLine="0"/>
+        <w:rPr>
+          <w:rFonts w:eastAsia="Times New Roman" w:cstheme="minorHAnsi"/>
+          <w:lang w:val="sv-SE"/>
+        </w:rPr>
+      </w:pPr>
+    </w:p>
+    <w:p>
+      <w:pPr>
+        <w:spacing w:after="0" w:line="240" w:lineRule="auto"/>
+        <w:ind w:firstLine="0"/>
+        <w:rPr>
+          <w:rFonts w:eastAsia="Times New Roman" w:cstheme="minorHAnsi"/>
+          <w:lang w:val="sv-SE"/>
+        </w:rPr>
+      </w:pPr>
+      <w:r>
+        <w:rPr>
+          <w:rFonts w:eastAsia="Times New Roman" w:cstheme="minorHAnsi"/>
+          <w:lang w:val="sv-SE"/>
+        </w:rPr>
+        <w:t>Tillsätt creme fraiche när 5 minuter återstår av koktid.</w:t>
+      </w:r>
+    </w:p>
+    <w:p>
+      <w:pPr>
+        <w:spacing w:after="0" w:line="240" w:lineRule="auto"/>
+        <w:ind w:firstLine="0"/>
+        <w:rPr>
+          <w:rFonts w:eastAsia="Times New Roman" w:cstheme="minorHAnsi"/>
+          <w:lang w:val="sv-SE"/>
+        </w:rPr>
+      </w:pPr>
+    </w:p>
+    <w:p>
+      <w:pPr>
+        <w:spacing w:after="0" w:line="240" w:lineRule="auto"/>
+        <w:ind w:firstLine="0"/>
+        <w:rPr>
+          <w:rFonts w:eastAsia="Times New Roman" w:cstheme="minorHAnsi"/>
+          <w:lang w:val="sv-SE"/>
+        </w:rPr>
+      </w:pPr>
+      <w:r>
+        <w:rPr>
+          <w:rFonts w:eastAsia="Times New Roman" w:cstheme="minorHAnsi"/>
+          <w:lang w:val="sv-SE"/>
+        </w:rPr>
+        <w:t xml:space="preserve">Medan grytan kokar: Halvera eller klyfta champinjonerna. </w:t>
+      </w:r>
+      <w:r>
+        <w:rPr>
+          <w:rFonts w:eastAsia="Times New Roman" w:cstheme="minorHAnsi"/>
+          <w:lang w:val="sv-SE"/>
+        </w:rPr>
+        <w:t>Smält smöret i en gryta och koka champinjonerna tills de fått färg</w:t>
+      </w:r>
+      <w:r>
+        <w:rPr>
+          <w:rFonts w:eastAsia="Times New Roman" w:cstheme="minorHAnsi"/>
+          <w:lang w:val="sv-SE"/>
+        </w:rPr>
+        <w:t>.</w:t>
+      </w:r>
+    </w:p>
+    <w:p>
+      <w:pPr>
+        <w:spacing w:after="0" w:line="240" w:lineRule="auto"/>
+        <w:ind w:firstLine="0"/>
+        <w:rPr>
+          <w:rFonts w:eastAsia="Times New Roman" w:cstheme="minorHAnsi"/>
+          <w:lang w:val="sv-SE"/>
+        </w:rPr>
+      </w:pPr>
+    </w:p>
+    <w:p>
+      <w:pPr>
+        <w:spacing w:after="0" w:line="240" w:lineRule="auto"/>
+        <w:ind w:firstLine="0"/>
+        <w:rPr>
+          <w:rFonts w:eastAsia="Times New Roman" w:cstheme="minorHAnsi"/>
+          <w:lang w:val="sv-SE"/>
+        </w:rPr>
+      </w:pPr>
+      <w:r>
+        <w:rPr>
+          <w:rFonts w:eastAsia="Times New Roman" w:cstheme="minorHAnsi"/>
+          <w:lang w:val="sv-SE"/>
+        </w:rPr>
+        <w:t xml:space="preserve">Häll över champinjonerna i </w:t>
+      </w:r>
+      <w:r>
+        <w:rPr>
+          <w:rFonts w:eastAsia="Times New Roman" w:cstheme="minorHAnsi"/>
+          <w:lang w:val="sv-SE"/>
+        </w:rPr>
+        <w:t>köttgrytan och tillsätt majsstärkelse utspädd i vatten</w:t>
+      </w:r>
+      <w:r>
+        <w:rPr>
+          <w:rFonts w:eastAsia="Times New Roman" w:cstheme="minorHAnsi"/>
+          <w:lang w:val="sv-SE"/>
+        </w:rPr>
+        <w:t>. Smaka av med salt och peppar.</w:t>
+      </w:r>
+    </w:p>
+    <w:p>
+      <w:pPr>
+        <w:spacing w:after="0" w:line="240" w:lineRule="auto"/>
+        <w:ind w:firstLine="0"/>
+        <w:rPr>
+          <w:rFonts w:eastAsia="Times New Roman" w:cstheme="minorHAnsi"/>
+          <w:lang w:val="sv-SE"/>
+        </w:rPr>
+      </w:pPr>
+    </w:p>
+    <w:p>
+      <w:pPr>
+        <w:spacing w:after="0" w:line="240" w:lineRule="auto"/>
+        <w:ind w:firstLine="0"/>
+        <w:rPr>
+          <w:rFonts w:eastAsia="Times New Roman" w:cstheme="minorHAnsi"/>
+          <w:lang w:val="sv-SE"/>
+        </w:rPr>
+      </w:pPr>
+      <w:r>
+        <w:rPr>
+          <w:rFonts w:eastAsia="Times New Roman" w:cstheme="minorHAnsi"/>
+          <w:lang w:val="sv-SE"/>
+        </w:rPr>
+        <w:t>Strö över persilja vid servering.</w:t>
       </w:r>
     </w:p>
     <w:p>
@@ -21166,6 +21636,20 @@
           <w:rFonts w:eastAsia="Times New Roman" w:cstheme="minorHAnsi"/>
           <w:lang w:val="sv-SE"/>
         </w:rPr>
+        <w:t>, potati</w:t>
+      </w:r>
+      <w:r>
+        <w:rPr>
+          <w:rFonts w:eastAsia="Times New Roman" w:cstheme="minorHAnsi"/>
+          <w:lang w:val="sv-SE"/>
+        </w:rPr>
+        <w:t>s eller pasta</w:t>
+      </w:r>
+      <w:r>
+        <w:rPr>
+          <w:rFonts w:eastAsia="Times New Roman" w:cstheme="minorHAnsi"/>
+          <w:lang w:val="sv-SE"/>
+        </w:rPr>
         <w:t xml:space="preserve"> och ett mustigt rött vin</w:t>
       </w:r>
       <w:r>
@@ -21193,7 +21677,7 @@
           <w:lang w:val="sv-SE"/>
         </w:rPr>
       </w:pPr>
-      <w:bookmarkStart w:id="44" w:name="_Toc238145043"/>
+      <w:bookmarkStart w:id="44" w:name="_Toc238201757"/>
       <w:r>
         <w:rPr>
           <w:lang w:val="sv-SE"/>
@@ -21552,113 +22036,113 @@
           <w:rFonts w:eastAsia="Times New Roman" w:cstheme="minorHAnsi"/>
           <w:lang w:val="sv-SE"/>
         </w:rPr>
+        <w:t>Fräs korvarna i samma gryta tillsammans med vitlök och paprika i några minuter.</w:t>
+      </w:r>
+    </w:p>
+    <w:p>
+      <w:pPr>
+        <w:spacing w:after="0" w:line="240" w:lineRule="auto"/>
+        <w:ind w:firstLine="0"/>
+        <w:rPr>
+          <w:rFonts w:eastAsia="Times New Roman" w:cstheme="minorHAnsi"/>
+          <w:lang w:val="sv-SE"/>
+        </w:rPr>
+      </w:pPr>
+      <w:r>
+        <w:rPr>
+          <w:rFonts w:eastAsia="Times New Roman" w:cstheme="minorHAnsi"/>
+          <w:lang w:val="sv-SE"/>
+        </w:rPr>
+        <w:t>Häll i grädde och buljong</w:t>
+      </w:r>
+      <w:r>
+        <w:rPr>
+          <w:rFonts w:eastAsia="Times New Roman" w:cstheme="minorHAnsi"/>
+          <w:lang w:val="sv-SE"/>
+        </w:rPr>
+        <w:t xml:space="preserve"> och lägg tillbaka köttet tillsammans med cornichoner, oliver och syltlök</w:t>
+      </w:r>
+      <w:r>
+        <w:rPr>
+          <w:rFonts w:eastAsia="Times New Roman" w:cstheme="minorHAnsi"/>
+          <w:lang w:val="sv-SE"/>
+        </w:rPr>
+        <w:t>. Låt koka i cirka 10 minuter.</w:t>
+      </w:r>
+    </w:p>
+    <w:p>
+      <w:pPr>
+        <w:spacing w:after="0" w:line="240" w:lineRule="auto"/>
+        <w:ind w:firstLine="0"/>
+        <w:rPr>
+          <w:rFonts w:eastAsia="Times New Roman" w:cstheme="minorHAnsi"/>
+          <w:lang w:val="sv-SE"/>
+        </w:rPr>
+      </w:pPr>
+      <w:r>
+        <w:rPr>
+          <w:rFonts w:eastAsia="Times New Roman" w:cstheme="minorHAnsi"/>
+          <w:lang w:val="sv-SE"/>
+        </w:rPr>
+        <w:t>Red av med majsstärkelse</w:t>
+      </w:r>
+      <w:r>
+        <w:rPr>
+          <w:rFonts w:eastAsia="Times New Roman" w:cstheme="minorHAnsi"/>
+          <w:lang w:val="sv-SE"/>
+        </w:rPr>
+        <w:t xml:space="preserve"> utrörd i vatten. Värm igen. Smaka till sist av med salt och peppar.</w:t>
+      </w:r>
+    </w:p>
+    <w:p>
+      <w:pPr>
+        <w:spacing w:after="0" w:line="240" w:lineRule="auto"/>
+        <w:ind w:firstLine="0"/>
+        <w:rPr>
+          <w:rFonts w:eastAsia="Times New Roman" w:cstheme="minorHAnsi"/>
+          <w:lang w:val="sv-SE"/>
+        </w:rPr>
+      </w:pPr>
+      <w:r>
+        <w:rPr>
+          <w:rFonts w:eastAsia="Times New Roman" w:cstheme="minorHAnsi"/>
+          <w:lang w:val="sv-SE"/>
+        </w:rPr>
+        <w:t xml:space="preserve">Toppa grytan </w:t>
+      </w:r>
+      <w:r>
+        <w:rPr>
+          <w:rFonts w:eastAsia="Times New Roman" w:cstheme="minorHAnsi"/>
+          <w:lang w:val="sv-SE"/>
+        </w:rPr>
+        <w:t>med persilja.</w:t>
+      </w:r>
+    </w:p>
+    <w:p>
+      <w:pPr>
+        <w:spacing w:after="0" w:line="240" w:lineRule="auto"/>
+        <w:ind w:firstLine="0"/>
+        <w:rPr>
+          <w:rFonts w:eastAsia="Times New Roman" w:cstheme="minorHAnsi"/>
+          <w:lang w:val="sv-SE"/>
+        </w:rPr>
+      </w:pPr>
+    </w:p>
+    <w:p>
+      <w:pPr>
+        <w:spacing w:after="0" w:line="240" w:lineRule="auto"/>
+        <w:ind w:firstLine="0"/>
+        <w:rPr>
+          <w:rFonts w:eastAsia="Times New Roman" w:cstheme="minorHAnsi"/>
+          <w:lang w:val="sv-SE"/>
+        </w:rPr>
+      </w:pPr>
+      <w:r>
+        <w:rPr>
+          <w:rFonts w:eastAsia="Times New Roman" w:cstheme="minorHAnsi"/>
+          <w:lang w:val="sv-SE"/>
+        </w:rPr>
         <w:lastRenderedPageBreak/>
-        <w:t>Fräs korvarna i samma gryta tillsammans med vitlök och paprika i några minuter.</w:t>
-      </w:r>
-    </w:p>
-    <w:p>
-      <w:pPr>
-        <w:spacing w:after="0" w:line="240" w:lineRule="auto"/>
-        <w:ind w:firstLine="0"/>
-        <w:rPr>
-          <w:rFonts w:eastAsia="Times New Roman" w:cstheme="minorHAnsi"/>
-          <w:lang w:val="sv-SE"/>
-        </w:rPr>
-      </w:pPr>
-      <w:r>
-        <w:rPr>
-          <w:rFonts w:eastAsia="Times New Roman" w:cstheme="minorHAnsi"/>
-          <w:lang w:val="sv-SE"/>
-        </w:rPr>
-        <w:t>Häll i grädde och buljong</w:t>
-      </w:r>
-      <w:r>
-        <w:rPr>
-          <w:rFonts w:eastAsia="Times New Roman" w:cstheme="minorHAnsi"/>
-          <w:lang w:val="sv-SE"/>
-        </w:rPr>
-        <w:t xml:space="preserve"> och lägg tillbaka köttet tillsammans med cornichoner, oliver och syltlök</w:t>
-      </w:r>
-      <w:r>
-        <w:rPr>
-          <w:rFonts w:eastAsia="Times New Roman" w:cstheme="minorHAnsi"/>
-          <w:lang w:val="sv-SE"/>
-        </w:rPr>
-        <w:t>. Låt koka i cirka 10 minuter.</w:t>
-      </w:r>
-    </w:p>
-    <w:p>
-      <w:pPr>
-        <w:spacing w:after="0" w:line="240" w:lineRule="auto"/>
-        <w:ind w:firstLine="0"/>
-        <w:rPr>
-          <w:rFonts w:eastAsia="Times New Roman" w:cstheme="minorHAnsi"/>
-          <w:lang w:val="sv-SE"/>
-        </w:rPr>
-      </w:pPr>
-      <w:r>
-        <w:rPr>
-          <w:rFonts w:eastAsia="Times New Roman" w:cstheme="minorHAnsi"/>
-          <w:lang w:val="sv-SE"/>
-        </w:rPr>
-        <w:t>Red av med majsstärkelse</w:t>
-      </w:r>
-      <w:r>
-        <w:rPr>
-          <w:rFonts w:eastAsia="Times New Roman" w:cstheme="minorHAnsi"/>
-          <w:lang w:val="sv-SE"/>
-        </w:rPr>
-        <w:t xml:space="preserve"> utrörd i vatten. Värm igen. Smaka till sist av med salt och peppar.</w:t>
-      </w:r>
-    </w:p>
-    <w:p>
-      <w:pPr>
-        <w:spacing w:after="0" w:line="240" w:lineRule="auto"/>
-        <w:ind w:firstLine="0"/>
-        <w:rPr>
-          <w:rFonts w:eastAsia="Times New Roman" w:cstheme="minorHAnsi"/>
-          <w:lang w:val="sv-SE"/>
-        </w:rPr>
-      </w:pPr>
-      <w:r>
-        <w:rPr>
-          <w:rFonts w:eastAsia="Times New Roman" w:cstheme="minorHAnsi"/>
-          <w:lang w:val="sv-SE"/>
-        </w:rPr>
-        <w:t xml:space="preserve">Toppa grytan </w:t>
-      </w:r>
-      <w:r>
-        <w:rPr>
-          <w:rFonts w:eastAsia="Times New Roman" w:cstheme="minorHAnsi"/>
-          <w:lang w:val="sv-SE"/>
-        </w:rPr>
-        <w:t>med persilja.</w:t>
-      </w:r>
-    </w:p>
-    <w:p>
-      <w:pPr>
-        <w:spacing w:after="0" w:line="240" w:lineRule="auto"/>
-        <w:ind w:firstLine="0"/>
-        <w:rPr>
-          <w:rFonts w:eastAsia="Times New Roman" w:cstheme="minorHAnsi"/>
-          <w:lang w:val="sv-SE"/>
-        </w:rPr>
-      </w:pPr>
-    </w:p>
-    <w:p>
-      <w:pPr>
-        <w:spacing w:after="0" w:line="240" w:lineRule="auto"/>
-        <w:ind w:firstLine="0"/>
-        <w:rPr>
-          <w:rFonts w:eastAsia="Times New Roman" w:cstheme="minorHAnsi"/>
-          <w:lang w:val="sv-SE"/>
-        </w:rPr>
-      </w:pPr>
-      <w:r>
-        <w:rPr>
-          <w:rFonts w:eastAsia="Times New Roman" w:cstheme="minorHAnsi"/>
-          <w:lang w:val="sv-SE"/>
-        </w:rPr>
         <w:t xml:space="preserve">Serveringsförslag: </w:t>
       </w:r>
       <w:r>
@@ -21700,7 +22184,7 @@
           <w:lang w:val="sv-SE"/>
         </w:rPr>
       </w:pPr>
-      <w:bookmarkStart w:id="45" w:name="_Toc238145044"/>
+      <w:bookmarkStart w:id="45" w:name="_Toc238201758"/>
       <w:r>
         <w:rPr>
           <w:lang w:val="sv-SE"/>
@@ -22035,150 +22519,150 @@
           <w:rFonts w:eastAsia="Times New Roman" w:cstheme="minorHAnsi"/>
           <w:lang w:val="sv-SE"/>
         </w:rPr>
+        <w:t>1-2 medelstora lökar</w:t>
+      </w:r>
+    </w:p>
+    <w:p>
+      <w:pPr>
+        <w:spacing w:after="0" w:line="240" w:lineRule="auto"/>
+        <w:ind w:firstLine="0"/>
+        <w:rPr>
+          <w:rFonts w:eastAsia="Times New Roman" w:cstheme="minorHAnsi"/>
+          <w:lang w:val="sv-SE"/>
+        </w:rPr>
+      </w:pPr>
+      <w:r>
+        <w:rPr>
+          <w:rFonts w:eastAsia="Times New Roman" w:cstheme="minorHAnsi"/>
+          <w:lang w:val="sv-SE"/>
+        </w:rPr>
+        <w:t>2 dl creme fraiche</w:t>
+      </w:r>
+    </w:p>
+    <w:p>
+      <w:pPr>
+        <w:spacing w:after="0" w:line="240" w:lineRule="auto"/>
+        <w:ind w:firstLine="0"/>
+        <w:rPr>
+          <w:rFonts w:eastAsia="Times New Roman" w:cstheme="minorHAnsi"/>
+          <w:lang w:val="sv-SE"/>
+        </w:rPr>
+      </w:pPr>
+      <w:r>
+        <w:rPr>
+          <w:rFonts w:eastAsia="Times New Roman" w:cstheme="minorHAnsi"/>
+          <w:lang w:val="sv-SE"/>
+        </w:rPr>
+        <w:t>Några citronskivor</w:t>
+      </w:r>
+    </w:p>
+    <w:p>
+      <w:pPr>
+        <w:spacing w:after="0" w:line="240" w:lineRule="auto"/>
+        <w:ind w:firstLine="0"/>
+        <w:rPr>
+          <w:rFonts w:eastAsia="Times New Roman" w:cstheme="minorHAnsi"/>
+          <w:lang w:val="sv-SE"/>
+        </w:rPr>
+      </w:pPr>
+    </w:p>
+    <w:p>
+      <w:pPr>
+        <w:spacing w:after="0" w:line="240" w:lineRule="auto"/>
+        <w:ind w:firstLine="0"/>
+        <w:rPr>
+          <w:rFonts w:eastAsia="Times New Roman" w:cstheme="minorHAnsi"/>
+          <w:lang w:val="sv-SE"/>
+        </w:rPr>
+      </w:pPr>
+      <w:r>
+        <w:rPr>
+          <w:rFonts w:eastAsia="Times New Roman" w:cstheme="minorHAnsi"/>
+          <w:lang w:val="sv-SE"/>
+        </w:rPr>
+        <w:t>1.Skär köttet i jämna bitar.</w:t>
+      </w:r>
+    </w:p>
+    <w:p>
+      <w:pPr>
+        <w:spacing w:after="0" w:line="240" w:lineRule="auto"/>
+        <w:ind w:firstLine="0"/>
+        <w:rPr>
+          <w:rFonts w:eastAsia="Times New Roman" w:cstheme="minorHAnsi"/>
+          <w:lang w:val="sv-SE"/>
+        </w:rPr>
+      </w:pPr>
+      <w:r>
+        <w:rPr>
+          <w:rFonts w:eastAsia="Times New Roman" w:cstheme="minorHAnsi"/>
+          <w:lang w:val="sv-SE"/>
+        </w:rPr>
+        <w:t>2.</w:t>
+      </w:r>
+      <w:r>
+        <w:rPr>
+          <w:rFonts w:eastAsia="Times New Roman" w:cstheme="minorHAnsi"/>
+          <w:lang w:val="sv-SE"/>
+        </w:rPr>
+        <w:t>Lägg köttet i en plastpåse och slå på marinaden.</w:t>
+      </w:r>
+    </w:p>
+    <w:p>
+      <w:pPr>
+        <w:spacing w:after="0" w:line="240" w:lineRule="auto"/>
+        <w:ind w:firstLine="0"/>
+        <w:rPr>
+          <w:rFonts w:eastAsia="Times New Roman" w:cstheme="minorHAnsi"/>
+          <w:lang w:val="sv-SE"/>
+        </w:rPr>
+      </w:pPr>
+      <w:r>
+        <w:rPr>
+          <w:rFonts w:eastAsia="Times New Roman" w:cstheme="minorHAnsi"/>
+          <w:lang w:val="sv-SE"/>
+        </w:rPr>
+        <w:t>3.Knyt ihop påsen och låt stå över natten i kylen.</w:t>
+      </w:r>
+    </w:p>
+    <w:p>
+      <w:pPr>
+        <w:spacing w:after="0" w:line="240" w:lineRule="auto"/>
+        <w:ind w:firstLine="0"/>
+        <w:rPr>
+          <w:rFonts w:eastAsia="Times New Roman" w:cstheme="minorHAnsi"/>
+          <w:lang w:val="sv-SE"/>
+        </w:rPr>
+      </w:pPr>
+      <w:r>
+        <w:rPr>
+          <w:rFonts w:eastAsia="Times New Roman" w:cstheme="minorHAnsi"/>
+          <w:lang w:val="sv-SE"/>
+        </w:rPr>
+        <w:t>4.Låt köttet ligga i rumstemperatur en stund innan det bryns.</w:t>
+      </w:r>
+      <w:r>
+        <w:rPr>
+          <w:rFonts w:eastAsia="Times New Roman" w:cstheme="minorHAnsi"/>
+          <w:lang w:val="sv-SE"/>
+        </w:rPr>
+        <w:t xml:space="preserve"> Spara marinaden.</w:t>
+      </w:r>
+    </w:p>
+    <w:p>
+      <w:pPr>
+        <w:spacing w:after="0" w:line="240" w:lineRule="auto"/>
+        <w:ind w:firstLine="0"/>
+        <w:rPr>
+          <w:rFonts w:eastAsia="Times New Roman" w:cstheme="minorHAnsi"/>
+          <w:lang w:val="sv-SE"/>
+        </w:rPr>
+      </w:pPr>
+      <w:r>
+        <w:rPr>
+          <w:rFonts w:eastAsia="Times New Roman" w:cstheme="minorHAnsi"/>
+          <w:lang w:val="sv-SE"/>
+        </w:rPr>
         <w:lastRenderedPageBreak/>
-        <w:t>1-2 medelstora lökar</w:t>
-      </w:r>
-    </w:p>
-    <w:p>
-      <w:pPr>
-        <w:spacing w:after="0" w:line="240" w:lineRule="auto"/>
-        <w:ind w:firstLine="0"/>
-        <w:rPr>
-          <w:rFonts w:eastAsia="Times New Roman" w:cstheme="minorHAnsi"/>
-          <w:lang w:val="sv-SE"/>
-        </w:rPr>
-      </w:pPr>
-      <w:r>
-        <w:rPr>
-          <w:rFonts w:eastAsia="Times New Roman" w:cstheme="minorHAnsi"/>
-          <w:lang w:val="sv-SE"/>
-        </w:rPr>
-        <w:t>2 dl creme fraiche</w:t>
-      </w:r>
-    </w:p>
-    <w:p>
-      <w:pPr>
-        <w:spacing w:after="0" w:line="240" w:lineRule="auto"/>
-        <w:ind w:firstLine="0"/>
-        <w:rPr>
-          <w:rFonts w:eastAsia="Times New Roman" w:cstheme="minorHAnsi"/>
-          <w:lang w:val="sv-SE"/>
-        </w:rPr>
-      </w:pPr>
-      <w:r>
-        <w:rPr>
-          <w:rFonts w:eastAsia="Times New Roman" w:cstheme="minorHAnsi"/>
-          <w:lang w:val="sv-SE"/>
-        </w:rPr>
-        <w:t>Några citronskivor</w:t>
-      </w:r>
-    </w:p>
-    <w:p>
-      <w:pPr>
-        <w:spacing w:after="0" w:line="240" w:lineRule="auto"/>
-        <w:ind w:firstLine="0"/>
-        <w:rPr>
-          <w:rFonts w:eastAsia="Times New Roman" w:cstheme="minorHAnsi"/>
-          <w:lang w:val="sv-SE"/>
-        </w:rPr>
-      </w:pPr>
-    </w:p>
-    <w:p>
-      <w:pPr>
-        <w:spacing w:after="0" w:line="240" w:lineRule="auto"/>
-        <w:ind w:firstLine="0"/>
-        <w:rPr>
-          <w:rFonts w:eastAsia="Times New Roman" w:cstheme="minorHAnsi"/>
-          <w:lang w:val="sv-SE"/>
-        </w:rPr>
-      </w:pPr>
-      <w:r>
-        <w:rPr>
-          <w:rFonts w:eastAsia="Times New Roman" w:cstheme="minorHAnsi"/>
-          <w:lang w:val="sv-SE"/>
-        </w:rPr>
-        <w:t>1.Skär köttet i jämna bitar.</w:t>
-      </w:r>
-    </w:p>
-    <w:p>
-      <w:pPr>
-        <w:spacing w:after="0" w:line="240" w:lineRule="auto"/>
-        <w:ind w:firstLine="0"/>
-        <w:rPr>
-          <w:rFonts w:eastAsia="Times New Roman" w:cstheme="minorHAnsi"/>
-          <w:lang w:val="sv-SE"/>
-        </w:rPr>
-      </w:pPr>
-      <w:r>
-        <w:rPr>
-          <w:rFonts w:eastAsia="Times New Roman" w:cstheme="minorHAnsi"/>
-          <w:lang w:val="sv-SE"/>
-        </w:rPr>
-        <w:t>2.</w:t>
-      </w:r>
-      <w:r>
-        <w:rPr>
-          <w:rFonts w:eastAsia="Times New Roman" w:cstheme="minorHAnsi"/>
-          <w:lang w:val="sv-SE"/>
-        </w:rPr>
-        <w:t>Lägg köttet i en plastpåse och slå på marinaden.</w:t>
-      </w:r>
-    </w:p>
-    <w:p>
-      <w:pPr>
-        <w:spacing w:after="0" w:line="240" w:lineRule="auto"/>
-        <w:ind w:firstLine="0"/>
-        <w:rPr>
-          <w:rFonts w:eastAsia="Times New Roman" w:cstheme="minorHAnsi"/>
-          <w:lang w:val="sv-SE"/>
-        </w:rPr>
-      </w:pPr>
-      <w:r>
-        <w:rPr>
-          <w:rFonts w:eastAsia="Times New Roman" w:cstheme="minorHAnsi"/>
-          <w:lang w:val="sv-SE"/>
-        </w:rPr>
-        <w:t>3.Knyt ihop påsen och låt stå över natten i kylen.</w:t>
-      </w:r>
-    </w:p>
-    <w:p>
-      <w:pPr>
-        <w:spacing w:after="0" w:line="240" w:lineRule="auto"/>
-        <w:ind w:firstLine="0"/>
-        <w:rPr>
-          <w:rFonts w:eastAsia="Times New Roman" w:cstheme="minorHAnsi"/>
-          <w:lang w:val="sv-SE"/>
-        </w:rPr>
-      </w:pPr>
-      <w:r>
-        <w:rPr>
-          <w:rFonts w:eastAsia="Times New Roman" w:cstheme="minorHAnsi"/>
-          <w:lang w:val="sv-SE"/>
-        </w:rPr>
-        <w:t>4.Låt köttet ligga i rumstemperatur en stund innan det bryns.</w:t>
-      </w:r>
-      <w:r>
-        <w:rPr>
-          <w:rFonts w:eastAsia="Times New Roman" w:cstheme="minorHAnsi"/>
-          <w:lang w:val="sv-SE"/>
-        </w:rPr>
-        <w:t xml:space="preserve"> Spara marinaden.</w:t>
-      </w:r>
-    </w:p>
-    <w:p>
-      <w:pPr>
-        <w:spacing w:after="0" w:line="240" w:lineRule="auto"/>
-        <w:ind w:firstLine="0"/>
-        <w:rPr>
-          <w:rFonts w:eastAsia="Times New Roman" w:cstheme="minorHAnsi"/>
-          <w:lang w:val="sv-SE"/>
-        </w:rPr>
-      </w:pPr>
-      <w:r>
-        <w:rPr>
-          <w:rFonts w:eastAsia="Times New Roman" w:cstheme="minorHAnsi"/>
-          <w:lang w:val="sv-SE"/>
-        </w:rPr>
         <w:t>5.Bryn köttet i smör</w:t>
       </w:r>
       <w:r>
@@ -22339,12 +22823,11 @@
           <w:lang w:val="sv-SE"/>
         </w:rPr>
       </w:pPr>
-      <w:bookmarkStart w:id="46" w:name="_Toc238145045"/>
-      <w:r>
-        <w:rPr>
-          <w:lang w:val="sv-SE"/>
-        </w:rPr>
-        <w:lastRenderedPageBreak/>
+      <w:bookmarkStart w:id="46" w:name="_Toc238201759"/>
+      <w:r>
+        <w:rPr>
+          <w:lang w:val="sv-SE"/>
+        </w:rPr>
         <w:t>Sås/soppa</w:t>
       </w:r>
       <w:bookmarkEnd w:id="46"/>
@@ -22356,7 +22839,7 @@
           <w:lang w:val="sv-SE"/>
         </w:rPr>
       </w:pPr>
-      <w:bookmarkStart w:id="47" w:name="_Toc238145046"/>
+      <w:bookmarkStart w:id="47" w:name="_Toc238201760"/>
       <w:r>
         <w:rPr>
           <w:lang w:val="sv-SE"/>
@@ -22404,7 +22887,7 @@
                     <pic:cNvPicPr/>
                   </pic:nvPicPr>
                   <pic:blipFill>
-                    <a:blip r:embed="rId17" cstate="print">
+                    <a:blip r:embed="rId18" cstate="print">
                       <a:extLst>
                         <a:ext uri="{28A0092B-C50C-407E-A947-70E740481C1C}">
                           <a14:useLocalDpi xmlns:a14="http://schemas.microsoft.com/office/drawing/2010/main" val="0"/>
@@ -22526,6 +23009,7 @@
           <w:rFonts w:eastAsia="Times New Roman" w:cstheme="minorHAnsi"/>
           <w:lang w:val="sv-SE"/>
         </w:rPr>
+        <w:lastRenderedPageBreak/>
         <w:t>3 stjälkar blekselleri, tärnade</w:t>
       </w:r>
     </w:p>
@@ -22832,260 +23316,1390 @@
           <w:rFonts w:eastAsia="Times New Roman" w:cstheme="minorHAnsi"/>
           <w:lang w:val="sv-SE"/>
         </w:rPr>
+        <w:t>Salt</w:t>
+      </w:r>
+    </w:p>
+    <w:p>
+      <w:pPr>
+        <w:spacing w:after="0" w:line="240" w:lineRule="auto"/>
+        <w:ind w:firstLine="0"/>
+        <w:rPr>
+          <w:rFonts w:eastAsia="Times New Roman" w:cstheme="minorHAnsi"/>
+          <w:lang w:val="sv-SE"/>
+        </w:rPr>
+      </w:pPr>
+      <w:r>
+        <w:rPr>
+          <w:rFonts w:eastAsia="Times New Roman" w:cstheme="minorHAnsi"/>
+          <w:lang w:val="sv-SE"/>
+        </w:rPr>
+        <w:t>Peppar</w:t>
+      </w:r>
+    </w:p>
+    <w:p>
+      <w:pPr>
+        <w:spacing w:after="0" w:line="240" w:lineRule="auto"/>
+        <w:rPr>
+          <w:rFonts w:eastAsia="Times New Roman" w:cstheme="minorHAnsi"/>
+          <w:lang w:val="sv-SE"/>
+        </w:rPr>
+      </w:pPr>
+    </w:p>
+    <w:p>
+      <w:pPr>
+        <w:spacing w:after="0" w:line="240" w:lineRule="auto"/>
+        <w:ind w:firstLine="0"/>
+        <w:rPr>
+          <w:rFonts w:eastAsia="Times New Roman" w:cstheme="minorHAnsi"/>
+          <w:lang w:val="sv-SE"/>
+        </w:rPr>
+      </w:pPr>
+    </w:p>
+    <w:p>
+      <w:pPr>
+        <w:spacing w:after="0" w:line="240" w:lineRule="auto"/>
+        <w:ind w:firstLine="0"/>
+        <w:rPr>
+          <w:rFonts w:eastAsia="Times New Roman" w:cstheme="minorHAnsi"/>
+          <w:lang w:val="sv-SE"/>
+        </w:rPr>
+      </w:pPr>
+      <w:r>
+        <w:rPr>
+          <w:rFonts w:eastAsia="Times New Roman" w:cstheme="minorHAnsi"/>
+          <w:lang w:val="sv-SE"/>
+        </w:rPr>
+        <w:t xml:space="preserve">Bryn köttet. Lägg sedan köttet i en </w:t>
+      </w:r>
+      <w:r>
+        <w:rPr>
+          <w:rFonts w:eastAsia="Times New Roman" w:cstheme="minorHAnsi"/>
+          <w:lang w:val="sv-SE"/>
+        </w:rPr>
+        <w:t>lerform</w:t>
+      </w:r>
+      <w:r>
+        <w:rPr>
+          <w:rFonts w:eastAsia="Times New Roman" w:cstheme="minorHAnsi"/>
+          <w:lang w:val="sv-SE"/>
+        </w:rPr>
+        <w:t>.</w:t>
+      </w:r>
+    </w:p>
+    <w:p>
+      <w:pPr>
+        <w:spacing w:after="0" w:line="240" w:lineRule="auto"/>
+        <w:ind w:firstLine="0"/>
+        <w:rPr>
+          <w:rFonts w:eastAsia="Times New Roman" w:cstheme="minorHAnsi"/>
+          <w:lang w:val="sv-SE"/>
+        </w:rPr>
+      </w:pPr>
+      <w:r>
+        <w:rPr>
+          <w:rFonts w:eastAsia="Times New Roman" w:cstheme="minorHAnsi"/>
+          <w:lang w:val="sv-SE"/>
+        </w:rPr>
+        <w:t>Fräs grönsakern</w:t>
+      </w:r>
+      <w:r>
+        <w:rPr>
+          <w:rFonts w:eastAsia="Times New Roman" w:cstheme="minorHAnsi"/>
+          <w:lang w:val="sv-SE"/>
+        </w:rPr>
+        <w:t>a</w:t>
+      </w:r>
+      <w:r>
+        <w:rPr>
+          <w:rFonts w:eastAsia="Times New Roman" w:cstheme="minorHAnsi"/>
+          <w:lang w:val="sv-SE"/>
+        </w:rPr>
+        <w:t>.</w:t>
+      </w:r>
+      <w:r>
+        <w:rPr>
+          <w:rFonts w:eastAsia="Times New Roman" w:cstheme="minorHAnsi"/>
+          <w:lang w:val="sv-SE"/>
+        </w:rPr>
+        <w:t xml:space="preserve"> </w:t>
+      </w:r>
+    </w:p>
+    <w:p>
+      <w:pPr>
+        <w:spacing w:after="0" w:line="240" w:lineRule="auto"/>
+        <w:ind w:firstLine="0"/>
+        <w:rPr>
+          <w:rFonts w:eastAsia="Times New Roman" w:cstheme="minorHAnsi"/>
+          <w:lang w:val="sv-SE"/>
+        </w:rPr>
+      </w:pPr>
+      <w:r>
+        <w:rPr>
+          <w:rFonts w:eastAsia="Times New Roman" w:cstheme="minorHAnsi"/>
+          <w:lang w:val="sv-SE"/>
+        </w:rPr>
+        <w:t>Tillsätt tomatpure’, timjan och oregano och låt fräsa någon minut till.</w:t>
+      </w:r>
+    </w:p>
+    <w:p>
+      <w:pPr>
+        <w:spacing w:after="0" w:line="240" w:lineRule="auto"/>
+        <w:ind w:firstLine="0"/>
+        <w:rPr>
+          <w:rFonts w:eastAsia="Times New Roman" w:cstheme="minorHAnsi"/>
+          <w:lang w:val="sv-SE"/>
+        </w:rPr>
+      </w:pPr>
+      <w:r>
+        <w:rPr>
+          <w:rFonts w:eastAsia="Times New Roman" w:cstheme="minorHAnsi"/>
+          <w:lang w:val="sv-SE"/>
+        </w:rPr>
+        <w:t>Lägg i lerformen.</w:t>
+      </w:r>
+    </w:p>
+    <w:p>
+      <w:pPr>
+        <w:spacing w:after="0" w:line="240" w:lineRule="auto"/>
+        <w:ind w:firstLine="0"/>
+        <w:rPr>
+          <w:rFonts w:eastAsia="Times New Roman" w:cstheme="minorHAnsi"/>
+          <w:lang w:val="sv-SE"/>
+        </w:rPr>
+      </w:pPr>
+      <w:r>
+        <w:rPr>
+          <w:rFonts w:eastAsia="Times New Roman" w:cstheme="minorHAnsi"/>
+          <w:lang w:val="sv-SE"/>
+        </w:rPr>
+        <w:t xml:space="preserve">Tillsätt fond, vatten, vin, tomater och </w:t>
+      </w:r>
+      <w:r>
+        <w:rPr>
+          <w:rFonts w:eastAsia="Times New Roman" w:cstheme="minorHAnsi"/>
+          <w:lang w:val="sv-SE"/>
+        </w:rPr>
+        <w:t>honung</w:t>
+      </w:r>
+      <w:r>
+        <w:rPr>
+          <w:rFonts w:eastAsia="Times New Roman" w:cstheme="minorHAnsi"/>
+          <w:lang w:val="sv-SE"/>
+        </w:rPr>
+        <w:t>.</w:t>
+      </w:r>
+    </w:p>
+    <w:p>
+      <w:pPr>
+        <w:spacing w:after="0" w:line="240" w:lineRule="auto"/>
+        <w:ind w:firstLine="0"/>
+        <w:rPr>
+          <w:rFonts w:eastAsia="Times New Roman" w:cstheme="minorHAnsi"/>
+          <w:lang w:val="sv-SE"/>
+        </w:rPr>
+      </w:pPr>
+      <w:r>
+        <w:rPr>
+          <w:rFonts w:eastAsia="Times New Roman" w:cstheme="minorHAnsi"/>
+          <w:lang w:val="sv-SE"/>
+        </w:rPr>
+        <w:t>Sätt in formen i ugnen på 150 grader i ungefär en till två timmar.</w:t>
+      </w:r>
+    </w:p>
+    <w:p>
+      <w:pPr>
+        <w:spacing w:after="0" w:line="240" w:lineRule="auto"/>
+        <w:ind w:firstLine="0"/>
+        <w:rPr>
+          <w:rFonts w:eastAsia="Times New Roman" w:cstheme="minorHAnsi"/>
+          <w:lang w:val="sv-SE"/>
+        </w:rPr>
+      </w:pPr>
+      <w:r>
+        <w:rPr>
+          <w:rFonts w:eastAsia="Times New Roman" w:cstheme="minorHAnsi"/>
+          <w:lang w:val="sv-SE"/>
+        </w:rPr>
+        <w:t>Smaka av med salt och peppar.</w:t>
+      </w:r>
+    </w:p>
+    <w:p>
+      <w:pPr>
+        <w:spacing w:after="0" w:line="240" w:lineRule="auto"/>
+        <w:ind w:firstLine="0"/>
+        <w:rPr>
+          <w:rFonts w:eastAsia="Times New Roman" w:cstheme="minorHAnsi"/>
+          <w:lang w:val="sv-SE"/>
+        </w:rPr>
+      </w:pPr>
+      <w:r>
+        <w:rPr>
+          <w:rFonts w:eastAsia="Times New Roman" w:cstheme="minorHAnsi"/>
+          <w:lang w:val="sv-SE"/>
+        </w:rPr>
+        <w:t>Receptet fyller lerformen (c:a 3 liter).</w:t>
+      </w:r>
+    </w:p>
+    <w:p>
+      <w:pPr>
+        <w:spacing w:after="0" w:line="240" w:lineRule="auto"/>
+        <w:rPr>
+          <w:rFonts w:eastAsia="Times New Roman" w:cstheme="minorHAnsi"/>
+          <w:lang w:val="sv-SE"/>
+        </w:rPr>
+      </w:pPr>
+    </w:p>
+    <w:p>
+      <w:pPr>
+        <w:spacing w:after="0" w:line="240" w:lineRule="auto"/>
+        <w:ind w:firstLine="0"/>
+        <w:rPr>
+          <w:rFonts w:eastAsia="Times New Roman" w:cstheme="minorHAnsi"/>
+          <w:lang w:val="sv-SE"/>
+        </w:rPr>
+      </w:pPr>
+      <w:r>
+        <w:rPr>
+          <w:rFonts w:eastAsia="Times New Roman" w:cstheme="minorHAnsi"/>
+          <w:lang w:val="sv-SE"/>
+        </w:rPr>
+        <w:t>Serveringsförslag: spaghetti eller som del i viltlasagne.</w:t>
+      </w:r>
+    </w:p>
+    <w:p>
+      <w:pPr>
+        <w:rPr>
+          <w:lang w:val="sv-SE"/>
+        </w:rPr>
+      </w:pPr>
+    </w:p>
+    <w:p>
+      <w:pPr>
+        <w:pStyle w:val="Heading3"/>
+        <w:rPr>
+          <w:lang w:val="sv-SE"/>
+        </w:rPr>
+      </w:pPr>
+      <w:bookmarkStart w:id="48" w:name="_Toc238201761"/>
+      <w:r>
+        <w:rPr>
+          <w:lang w:val="sv-SE"/>
+        </w:rPr>
+        <w:t>Viltlasagne</w:t>
+      </w:r>
+      <w:bookmarkEnd w:id="48"/>
+    </w:p>
+    <w:p>
+      <w:pPr>
+        <w:spacing w:after="0" w:line="240" w:lineRule="auto"/>
+        <w:ind w:firstLine="0"/>
+        <w:rPr>
+          <w:rFonts w:cstheme="minorHAnsi"/>
+          <w:lang w:val="sv-SE"/>
+        </w:rPr>
+      </w:pPr>
+      <w:r>
+        <w:rPr>
+          <w:rFonts w:eastAsia="Times New Roman" w:cstheme="minorHAnsi"/>
+          <w:lang w:val="sv-SE"/>
+        </w:rPr>
+        <w:t xml:space="preserve">Ursprung: </w:t>
+      </w:r>
+      <w:r>
+        <w:rPr>
+          <w:rFonts w:cstheme="minorHAnsi"/>
+          <w:lang w:val="sv-SE"/>
+        </w:rPr>
+        <w:t>Viltkokboken</w:t>
+      </w:r>
+    </w:p>
+    <w:p>
+      <w:pPr>
+        <w:spacing w:after="0" w:line="240" w:lineRule="auto"/>
+        <w:rPr>
+          <w:rFonts w:eastAsia="Times New Roman" w:cstheme="minorHAnsi"/>
+          <w:lang w:val="sv-SE"/>
+        </w:rPr>
+      </w:pPr>
+    </w:p>
+    <w:p>
+      <w:pPr>
+        <w:spacing w:after="0" w:line="240" w:lineRule="auto"/>
+        <w:ind w:firstLine="0"/>
+        <w:rPr>
+          <w:rFonts w:eastAsia="Times New Roman" w:cstheme="minorHAnsi"/>
+          <w:lang w:val="sv-SE"/>
+        </w:rPr>
+      </w:pPr>
+      <w:r>
+        <w:rPr>
+          <w:rFonts w:eastAsia="Times New Roman" w:cstheme="minorHAnsi"/>
+          <w:lang w:val="sv-SE"/>
+        </w:rPr>
         <w:lastRenderedPageBreak/>
-        <w:t>Salt</w:t>
-      </w:r>
-    </w:p>
-    <w:p>
-      <w:pPr>
-        <w:spacing w:after="0" w:line="240" w:lineRule="auto"/>
-        <w:ind w:firstLine="0"/>
-        <w:rPr>
-          <w:rFonts w:eastAsia="Times New Roman" w:cstheme="minorHAnsi"/>
-          <w:lang w:val="sv-SE"/>
-        </w:rPr>
-      </w:pPr>
-      <w:r>
-        <w:rPr>
-          <w:rFonts w:eastAsia="Times New Roman" w:cstheme="minorHAnsi"/>
-          <w:lang w:val="sv-SE"/>
-        </w:rPr>
-        <w:t>Peppar</w:t>
-      </w:r>
-    </w:p>
-    <w:p>
-      <w:pPr>
-        <w:spacing w:after="0" w:line="240" w:lineRule="auto"/>
-        <w:rPr>
-          <w:rFonts w:eastAsia="Times New Roman" w:cstheme="minorHAnsi"/>
-          <w:lang w:val="sv-SE"/>
-        </w:rPr>
-      </w:pPr>
-    </w:p>
-    <w:p>
-      <w:pPr>
-        <w:spacing w:after="0" w:line="240" w:lineRule="auto"/>
-        <w:ind w:firstLine="0"/>
-        <w:rPr>
-          <w:rFonts w:eastAsia="Times New Roman" w:cstheme="minorHAnsi"/>
-          <w:lang w:val="sv-SE"/>
-        </w:rPr>
-      </w:pPr>
-    </w:p>
-    <w:p>
-      <w:pPr>
-        <w:spacing w:after="0" w:line="240" w:lineRule="auto"/>
-        <w:ind w:firstLine="0"/>
-        <w:rPr>
-          <w:rFonts w:eastAsia="Times New Roman" w:cstheme="minorHAnsi"/>
-          <w:lang w:val="sv-SE"/>
-        </w:rPr>
-      </w:pPr>
-      <w:r>
-        <w:rPr>
-          <w:rFonts w:eastAsia="Times New Roman" w:cstheme="minorHAnsi"/>
-          <w:lang w:val="sv-SE"/>
-        </w:rPr>
-        <w:t xml:space="preserve">Bryn köttet. Lägg sedan köttet i en </w:t>
-      </w:r>
-      <w:r>
-        <w:rPr>
-          <w:rFonts w:eastAsia="Times New Roman" w:cstheme="minorHAnsi"/>
-          <w:lang w:val="sv-SE"/>
-        </w:rPr>
-        <w:t>lerform</w:t>
-      </w:r>
-      <w:r>
-        <w:rPr>
-          <w:rFonts w:eastAsia="Times New Roman" w:cstheme="minorHAnsi"/>
+        <w:t>300 g</w:t>
+      </w:r>
+      <w:r>
+        <w:rPr>
+          <w:rFonts w:eastAsia="Times New Roman" w:cstheme="minorHAnsi"/>
+          <w:lang w:val="sv-SE"/>
+        </w:rPr>
+        <w:t xml:space="preserve"> </w:t>
+      </w:r>
+      <w:r>
+        <w:rPr>
+          <w:rFonts w:eastAsia="Times New Roman" w:cstheme="minorHAnsi"/>
+          <w:lang w:val="sv-SE"/>
+        </w:rPr>
+        <w:t>viltfärssås (se receptet för det)</w:t>
+      </w:r>
+    </w:p>
+    <w:p>
+      <w:pPr>
+        <w:spacing w:after="0" w:line="240" w:lineRule="auto"/>
+        <w:ind w:firstLine="0"/>
+        <w:rPr>
+          <w:rFonts w:eastAsia="Times New Roman" w:cstheme="minorHAnsi"/>
+          <w:lang w:val="sv-SE"/>
+        </w:rPr>
+      </w:pPr>
+      <w:r>
+        <w:rPr>
+          <w:rFonts w:eastAsia="Times New Roman" w:cstheme="minorHAnsi"/>
+          <w:lang w:val="sv-SE"/>
+        </w:rPr>
+        <w:t>C:a 12 lasagneplattor</w:t>
+      </w:r>
+    </w:p>
+    <w:p>
+      <w:pPr>
+        <w:spacing w:after="0" w:line="240" w:lineRule="auto"/>
+        <w:ind w:firstLine="0"/>
+        <w:rPr>
+          <w:rFonts w:eastAsia="Times New Roman" w:cstheme="minorHAnsi"/>
+          <w:lang w:val="sv-SE"/>
+        </w:rPr>
+      </w:pPr>
+      <w:r>
+        <w:rPr>
+          <w:rFonts w:eastAsia="Times New Roman" w:cstheme="minorHAnsi"/>
+          <w:lang w:val="sv-SE"/>
+        </w:rPr>
+        <w:t>Ostsås (se receptet för det)</w:t>
+      </w:r>
+    </w:p>
+    <w:p>
+      <w:pPr>
+        <w:spacing w:after="0" w:line="240" w:lineRule="auto"/>
+        <w:rPr>
+          <w:rFonts w:eastAsia="Times New Roman" w:cstheme="minorHAnsi"/>
+          <w:lang w:val="sv-SE"/>
+        </w:rPr>
+      </w:pPr>
+    </w:p>
+    <w:p>
+      <w:pPr>
+        <w:spacing w:after="0" w:line="240" w:lineRule="auto"/>
+        <w:ind w:firstLine="0"/>
+        <w:rPr>
+          <w:rFonts w:eastAsia="Times New Roman" w:cstheme="minorHAnsi"/>
+          <w:lang w:val="sv-SE"/>
+        </w:rPr>
+      </w:pPr>
+      <w:r>
+        <w:rPr>
+          <w:rFonts w:eastAsia="Times New Roman" w:cstheme="minorHAnsi"/>
+          <w:lang w:val="sv-SE"/>
+        </w:rPr>
+        <w:t>Varva med ostsås, lasagneplattor och viltfärssås i en ugnsäker form. Avsluta med ostsås, lasagneplattor, ostsås. Grädda lasagnen i 225 grader i 30 minuter. Raspla lite parmesanost ovanpå när det är 5 minuter kvar.</w:t>
+      </w:r>
+    </w:p>
+    <w:p>
+      <w:pPr>
+        <w:spacing w:after="0" w:line="240" w:lineRule="auto"/>
+        <w:rPr>
+          <w:rFonts w:eastAsia="Times New Roman" w:cstheme="minorHAnsi"/>
+          <w:lang w:val="sv-SE"/>
+        </w:rPr>
+      </w:pPr>
+    </w:p>
+    <w:p>
+      <w:pPr>
+        <w:spacing w:after="0" w:line="240" w:lineRule="auto"/>
+        <w:ind w:firstLine="0"/>
+        <w:rPr>
+          <w:rFonts w:eastAsia="Times New Roman" w:cstheme="minorHAnsi"/>
+          <w:lang w:val="sv-SE"/>
+        </w:rPr>
+      </w:pPr>
+      <w:r>
+        <w:rPr>
+          <w:rFonts w:eastAsia="Times New Roman" w:cstheme="minorHAnsi"/>
+          <w:lang w:val="sv-SE"/>
+        </w:rPr>
+        <w:t>Serveringsförslag: med enklare sallad.</w:t>
+      </w:r>
+    </w:p>
+    <w:p>
+      <w:pPr>
+        <w:rPr>
+          <w:lang w:val="sv-SE"/>
+        </w:rPr>
+      </w:pPr>
+    </w:p>
+    <w:p>
+      <w:pPr>
+        <w:pStyle w:val="Heading2"/>
+        <w:rPr>
+          <w:lang w:val="sv-SE"/>
+        </w:rPr>
+      </w:pPr>
+      <w:bookmarkStart w:id="49" w:name="_Toc238201762"/>
+      <w:r>
+        <w:rPr>
+          <w:lang w:val="sv-SE"/>
+        </w:rPr>
+        <w:t>Övrigt</w:t>
+      </w:r>
+      <w:bookmarkEnd w:id="49"/>
+    </w:p>
+    <w:p>
+      <w:pPr>
+        <w:pStyle w:val="Heading3"/>
+        <w:rPr>
+          <w:lang w:val="sv-SE"/>
+        </w:rPr>
+      </w:pPr>
+      <w:bookmarkStart w:id="50" w:name="_Toc238201763"/>
+      <w:r>
+        <w:rPr>
+          <w:lang w:val="sv-SE"/>
+        </w:rPr>
+        <w:t>Vi</w:t>
+      </w:r>
+      <w:r>
+        <w:rPr>
+          <w:lang w:val="sv-SE"/>
+        </w:rPr>
+        <w:t>ltpytt</w:t>
+      </w:r>
+      <w:bookmarkEnd w:id="50"/>
+    </w:p>
+    <w:p>
+      <w:pPr>
+        <w:ind w:firstLine="0"/>
+        <w:rPr>
+          <w:lang w:val="sv-SE"/>
+        </w:rPr>
+      </w:pPr>
+      <w:r>
+        <w:rPr>
+          <w:lang w:val="sv-SE"/>
+        </w:rPr>
+        <w:t>Ursprung: Vil</w:t>
+      </w:r>
+      <w:r>
+        <w:rPr>
+          <w:lang w:val="sv-SE"/>
+        </w:rPr>
+        <w:t>t</w:t>
+      </w:r>
+      <w:r>
+        <w:rPr>
+          <w:lang w:val="sv-SE"/>
+        </w:rPr>
+        <w:t>kokboken</w:t>
+      </w:r>
+    </w:p>
+    <w:p>
+      <w:pPr>
+        <w:ind w:firstLine="0"/>
+        <w:rPr>
+          <w:lang w:val="sv-SE"/>
+        </w:rPr>
+      </w:pPr>
+      <w:r>
+        <w:rPr>
+          <w:lang w:val="sv-SE"/>
+        </w:rPr>
+        <w:t>C:a 400 g viltkött i tärningar (rådjursrygg tex)</w:t>
+      </w:r>
+    </w:p>
+    <w:p>
+      <w:pPr>
+        <w:ind w:firstLine="0"/>
+        <w:rPr>
+          <w:lang w:val="sv-SE"/>
+        </w:rPr>
+      </w:pPr>
+      <w:r>
+        <w:rPr>
+          <w:lang w:val="sv-SE"/>
+        </w:rPr>
+        <w:t>1-2 gula lökar</w:t>
+      </w:r>
+      <w:r>
+        <w:rPr>
+          <w:lang w:val="sv-SE"/>
+        </w:rPr>
+        <w:t>, hackade</w:t>
+      </w:r>
+    </w:p>
+    <w:p>
+      <w:pPr>
+        <w:ind w:firstLine="0"/>
+        <w:rPr>
+          <w:lang w:val="sv-SE"/>
+        </w:rPr>
+      </w:pPr>
+      <w:r>
+        <w:rPr>
+          <w:lang w:val="sv-SE"/>
+        </w:rPr>
+        <w:t>2-4 potatisar</w:t>
+      </w:r>
+    </w:p>
+    <w:p>
+      <w:pPr>
+        <w:ind w:firstLine="0"/>
+        <w:rPr>
+          <w:lang w:val="sv-SE"/>
+        </w:rPr>
+      </w:pPr>
+      <w:r>
+        <w:rPr>
+          <w:lang w:val="sv-SE"/>
+        </w:rPr>
+        <w:t>Rotfrukter, tex morot, gulbeta, rödbeta</w:t>
+      </w:r>
+      <w:r>
+        <w:rPr>
+          <w:lang w:val="sv-SE"/>
+        </w:rPr>
+        <w:t>, palsternacka</w:t>
+      </w:r>
+    </w:p>
+    <w:p>
+      <w:pPr>
+        <w:ind w:firstLine="0"/>
+        <w:rPr>
+          <w:lang w:val="sv-SE"/>
+        </w:rPr>
+      </w:pPr>
+      <w:r>
+        <w:rPr>
+          <w:lang w:val="sv-SE"/>
+        </w:rPr>
+        <w:t xml:space="preserve">Stek löken på låg värme i smör tills den är mjuk, lägg åt sidan. </w:t>
+      </w:r>
+      <w:r>
+        <w:rPr>
+          <w:lang w:val="sv-SE"/>
+        </w:rPr>
+        <w:t xml:space="preserve">Stek potatisen och rotfrukterna tills de är mjuka. </w:t>
+      </w:r>
+      <w:r>
+        <w:rPr>
+          <w:lang w:val="sv-SE"/>
+        </w:rPr>
+        <w:t>Stek köttet på högsta värme</w:t>
+      </w:r>
+      <w:r>
+        <w:rPr>
+          <w:lang w:val="sv-SE"/>
+        </w:rPr>
+        <w:t xml:space="preserve"> tills det fått yta. Blanda allt.</w:t>
+      </w:r>
+    </w:p>
+    <w:p>
+      <w:pPr>
+        <w:spacing w:after="0" w:line="240" w:lineRule="auto"/>
+        <w:ind w:firstLine="0"/>
+        <w:rPr>
+          <w:rFonts w:eastAsia="Times New Roman" w:cstheme="minorHAnsi"/>
+          <w:lang w:val="sv-SE"/>
+        </w:rPr>
+      </w:pPr>
+      <w:r>
+        <w:rPr>
+          <w:rFonts w:eastAsia="Times New Roman" w:cstheme="minorHAnsi"/>
+          <w:lang w:val="sv-SE"/>
+        </w:rPr>
+        <w:t>Serveringsförslag: med stekt ägg</w:t>
+      </w:r>
+    </w:p>
+    <w:p>
+      <w:pPr>
+        <w:ind w:firstLine="0"/>
+        <w:rPr>
+          <w:lang w:val="sv-SE"/>
+        </w:rPr>
+      </w:pPr>
+    </w:p>
+    <w:p>
+      <w:pPr>
+        <w:pStyle w:val="Heading3"/>
+        <w:rPr>
+          <w:lang w:val="sv-SE"/>
+        </w:rPr>
+      </w:pPr>
+      <w:bookmarkStart w:id="51" w:name="_Toc238201764"/>
+      <w:r>
+        <w:rPr>
+          <w:lang w:val="sv-SE"/>
+        </w:rPr>
+        <w:lastRenderedPageBreak/>
+        <w:t>Biff Rydberg</w:t>
+      </w:r>
+      <w:bookmarkEnd w:id="51"/>
+    </w:p>
+    <w:p>
+      <w:pPr>
+        <w:ind w:firstLine="0"/>
+        <w:rPr>
+          <w:lang w:val="sv-SE"/>
+        </w:rPr>
+      </w:pPr>
+      <w:r>
+        <w:rPr>
+          <w:lang w:val="sv-SE"/>
+        </w:rPr>
+        <w:t>Ursprung: Vil</w:t>
+      </w:r>
+      <w:r>
+        <w:rPr>
+          <w:lang w:val="sv-SE"/>
+        </w:rPr>
+        <w:t>t</w:t>
+      </w:r>
+      <w:r>
+        <w:rPr>
+          <w:lang w:val="sv-SE"/>
+        </w:rPr>
+        <w:t>kokboken</w:t>
+      </w:r>
+    </w:p>
+    <w:p>
+      <w:pPr>
+        <w:ind w:firstLine="0"/>
+        <w:rPr>
+          <w:lang w:val="sv-SE"/>
+        </w:rPr>
+      </w:pPr>
+      <w:r>
+        <w:rPr>
+          <w:lang w:val="sv-SE"/>
+        </w:rPr>
+        <w:t xml:space="preserve">C:a </w:t>
+      </w:r>
+      <w:r>
+        <w:rPr>
+          <w:lang w:val="sv-SE"/>
+        </w:rPr>
+        <w:t>5</w:t>
+      </w:r>
+      <w:r>
+        <w:rPr>
+          <w:lang w:val="sv-SE"/>
+        </w:rPr>
+        <w:t xml:space="preserve">00 g </w:t>
+      </w:r>
+      <w:r>
+        <w:rPr>
+          <w:lang w:val="sv-SE"/>
+        </w:rPr>
+        <w:t>hjortfile</w:t>
+      </w:r>
+      <w:r>
+        <w:rPr>
+          <w:lang w:val="sv-SE"/>
+        </w:rPr>
+        <w:t xml:space="preserve"> i tärningar </w:t>
+      </w:r>
+    </w:p>
+    <w:p>
+      <w:pPr>
+        <w:ind w:firstLine="0"/>
+        <w:rPr>
+          <w:lang w:val="sv-SE"/>
+        </w:rPr>
+      </w:pPr>
+      <w:r>
+        <w:rPr>
+          <w:lang w:val="sv-SE"/>
+        </w:rPr>
+        <w:t>3-4</w:t>
+      </w:r>
+      <w:r>
+        <w:rPr>
+          <w:lang w:val="sv-SE"/>
+        </w:rPr>
+        <w:t xml:space="preserve"> gula lökar</w:t>
+      </w:r>
+    </w:p>
+    <w:p>
+      <w:pPr>
+        <w:ind w:firstLine="0"/>
+        <w:rPr>
+          <w:lang w:val="sv-SE"/>
+        </w:rPr>
+      </w:pPr>
+      <w:r>
+        <w:rPr>
+          <w:lang w:val="sv-SE"/>
+        </w:rPr>
+        <w:t>1 dl ljust öl</w:t>
+      </w:r>
+    </w:p>
+    <w:p>
+      <w:pPr>
+        <w:ind w:firstLine="0"/>
+        <w:rPr>
+          <w:lang w:val="sv-SE"/>
+        </w:rPr>
+      </w:pPr>
+      <w:r>
+        <w:rPr>
+          <w:lang w:val="sv-SE"/>
+        </w:rPr>
+        <w:t xml:space="preserve">2 msk </w:t>
+      </w:r>
+      <w:r>
+        <w:rPr>
+          <w:lang w:val="sv-SE"/>
+        </w:rPr>
+        <w:t>ljus sojasås</w:t>
+      </w:r>
+    </w:p>
+    <w:p>
+      <w:pPr>
+        <w:ind w:firstLine="0"/>
+        <w:rPr>
+          <w:lang w:val="sv-SE"/>
+        </w:rPr>
+      </w:pPr>
+      <w:r>
+        <w:rPr>
+          <w:lang w:val="sv-SE"/>
+        </w:rPr>
+        <w:t>2 msk socker</w:t>
+      </w:r>
+    </w:p>
+    <w:p>
+      <w:pPr>
+        <w:ind w:firstLine="0"/>
+        <w:rPr>
+          <w:lang w:val="sv-SE"/>
+        </w:rPr>
+      </w:pPr>
+      <w:r>
+        <w:rPr>
+          <w:lang w:val="sv-SE"/>
+        </w:rPr>
+        <w:t>8</w:t>
+      </w:r>
+      <w:r>
+        <w:rPr>
+          <w:lang w:val="sv-SE"/>
+        </w:rPr>
+        <w:t>-</w:t>
+      </w:r>
+      <w:r>
+        <w:rPr>
+          <w:lang w:val="sv-SE"/>
+        </w:rPr>
+        <w:t>10</w:t>
+      </w:r>
+      <w:r>
+        <w:rPr>
+          <w:lang w:val="sv-SE"/>
+        </w:rPr>
+        <w:t xml:space="preserve"> potatisar</w:t>
+      </w:r>
+    </w:p>
+    <w:p>
+      <w:pPr>
+        <w:ind w:firstLine="0"/>
+        <w:rPr>
+          <w:lang w:val="sv-SE"/>
+        </w:rPr>
+      </w:pPr>
+      <w:r>
+        <w:rPr>
+          <w:lang w:val="sv-SE"/>
+        </w:rPr>
+        <w:t>Smör</w:t>
+      </w:r>
+    </w:p>
+    <w:p>
+      <w:pPr>
+        <w:ind w:firstLine="0"/>
+        <w:rPr>
+          <w:lang w:val="sv-SE"/>
+        </w:rPr>
+      </w:pPr>
+      <w:r>
+        <w:rPr>
+          <w:lang w:val="sv-SE"/>
+        </w:rPr>
+        <w:t>En nypa socker</w:t>
+      </w:r>
+    </w:p>
+    <w:p>
+      <w:pPr>
+        <w:ind w:firstLine="0"/>
+        <w:rPr>
+          <w:lang w:val="sv-SE"/>
+        </w:rPr>
+      </w:pPr>
+      <w:r>
+        <w:rPr>
+          <w:lang w:val="sv-SE"/>
+        </w:rPr>
+        <w:t>Salt peppar</w:t>
+      </w:r>
+    </w:p>
+    <w:p>
+      <w:pPr>
+        <w:ind w:firstLine="0"/>
+        <w:rPr>
+          <w:lang w:val="sv-SE"/>
+        </w:rPr>
+      </w:pPr>
+    </w:p>
+    <w:p>
+      <w:pPr>
+        <w:ind w:firstLine="0"/>
+        <w:rPr>
+          <w:lang w:val="sv-SE"/>
+        </w:rPr>
+      </w:pPr>
+      <w:r>
+        <w:rPr>
+          <w:lang w:val="sv-SE"/>
+        </w:rPr>
+        <w:t>Låt köttet bli rumstempererat</w:t>
+      </w:r>
+    </w:p>
+    <w:p>
+      <w:pPr>
+        <w:ind w:firstLine="0"/>
+        <w:rPr>
+          <w:lang w:val="sv-SE"/>
+        </w:rPr>
+      </w:pPr>
+      <w:r>
+        <w:rPr>
+          <w:lang w:val="sv-SE"/>
+        </w:rPr>
+        <w:t>Tärna</w:t>
+      </w:r>
+      <w:r>
+        <w:rPr>
+          <w:lang w:val="sv-SE"/>
+        </w:rPr>
+        <w:t xml:space="preserve"> </w:t>
+      </w:r>
+      <w:r>
+        <w:rPr>
+          <w:lang w:val="sv-SE"/>
+        </w:rPr>
+        <w:t>köttet</w:t>
+      </w:r>
+      <w:r>
+        <w:rPr>
+          <w:lang w:val="sv-SE"/>
+        </w:rPr>
+        <w:t xml:space="preserve"> i lite större tärningar</w:t>
+      </w:r>
+      <w:r>
+        <w:rPr>
+          <w:lang w:val="sv-SE"/>
+        </w:rPr>
+        <w:t>, salta och låt vila c:a 1 timme</w:t>
+      </w:r>
+    </w:p>
+    <w:p>
+      <w:pPr>
+        <w:ind w:firstLine="0"/>
+        <w:rPr>
+          <w:lang w:val="sv-SE"/>
+        </w:rPr>
+      </w:pPr>
+      <w:r>
+        <w:rPr>
+          <w:lang w:val="sv-SE"/>
+        </w:rPr>
+        <w:t>Skala och hacka löken</w:t>
+      </w:r>
+    </w:p>
+    <w:p>
+      <w:pPr>
+        <w:ind w:firstLine="0"/>
+        <w:rPr>
+          <w:lang w:val="sv-SE"/>
+        </w:rPr>
+      </w:pPr>
+      <w:r>
+        <w:rPr>
+          <w:lang w:val="sv-SE"/>
+        </w:rPr>
+        <w:t xml:space="preserve">Skala och skär </w:t>
+      </w:r>
+      <w:r>
+        <w:rPr>
+          <w:lang w:val="sv-SE"/>
+        </w:rPr>
+        <w:t xml:space="preserve">löken </w:t>
+      </w:r>
+      <w:r>
+        <w:rPr>
+          <w:lang w:val="sv-SE"/>
+        </w:rPr>
+        <w:t>i cirka 1.5*1.5 cm stora bitar.</w:t>
+      </w:r>
+      <w:r>
+        <w:rPr>
+          <w:lang w:val="sv-SE"/>
+        </w:rPr>
+        <w:t xml:space="preserve"> Fräs i rapsolja i en stekpanna på medelhög värme tills </w:t>
+      </w:r>
+      <w:r>
+        <w:rPr>
+          <w:lang w:val="sv-SE"/>
+        </w:rPr>
+        <w:t>de fått fin karamelliserad yta</w:t>
+      </w:r>
+      <w:r>
+        <w:rPr>
+          <w:lang w:val="sv-SE"/>
+        </w:rPr>
+        <w:t xml:space="preserve">. Tillsätt </w:t>
+      </w:r>
+      <w:r>
+        <w:rPr>
+          <w:lang w:val="sv-SE"/>
+        </w:rPr>
+        <w:t>öl, soja, socker, salt o</w:t>
+      </w:r>
+      <w:r>
+        <w:rPr>
+          <w:lang w:val="sv-SE"/>
+        </w:rPr>
+        <w:t>ch peppar och fräs tills allt kokat ihop.</w:t>
+      </w:r>
+    </w:p>
+    <w:p>
+      <w:pPr>
+        <w:ind w:firstLine="0"/>
+        <w:rPr>
+          <w:lang w:val="sv-SE"/>
+        </w:rPr>
+      </w:pPr>
+      <w:r>
+        <w:rPr>
+          <w:lang w:val="sv-SE"/>
+        </w:rPr>
+        <w:t>Skala och skär potatisen i lika stora tärningar som köttet</w:t>
+      </w:r>
+    </w:p>
+    <w:p>
+      <w:pPr>
+        <w:ind w:firstLine="0"/>
+        <w:rPr>
+          <w:lang w:val="sv-SE"/>
+        </w:rPr>
+      </w:pPr>
+      <w:r>
+        <w:rPr>
+          <w:lang w:val="sv-SE"/>
+        </w:rPr>
+        <w:lastRenderedPageBreak/>
+        <w:t>Stek potatisen tills den fått färg och blivit mjuk. Salta och peppra</w:t>
+      </w:r>
+    </w:p>
+    <w:p>
+      <w:pPr>
+        <w:ind w:firstLine="0"/>
+        <w:rPr>
+          <w:lang w:val="sv-SE"/>
+        </w:rPr>
+      </w:pPr>
+      <w:r>
+        <w:rPr>
+          <w:lang w:val="sv-SE"/>
+        </w:rPr>
+        <w:t>Stek köttet på högsta temperatur</w:t>
+      </w:r>
+    </w:p>
+    <w:p>
+      <w:pPr>
+        <w:ind w:firstLine="0"/>
+        <w:rPr>
+          <w:lang w:val="sv-SE"/>
+        </w:rPr>
+      </w:pPr>
+    </w:p>
+    <w:p>
+      <w:pPr>
+        <w:ind w:firstLine="0"/>
+        <w:rPr>
+          <w:lang w:val="sv-SE"/>
+        </w:rPr>
+      </w:pPr>
+      <w:r>
+        <w:rPr>
+          <w:lang w:val="sv-SE"/>
+        </w:rPr>
+        <w:t xml:space="preserve">Serveringsförslag: </w:t>
+      </w:r>
+      <w:r>
+        <w:rPr>
+          <w:lang w:val="sv-SE"/>
+        </w:rPr>
+        <w:t>Med äggula och senap eller senapskräm</w:t>
+      </w:r>
+      <w:r>
+        <w:rPr>
+          <w:lang w:val="sv-SE"/>
+        </w:rPr>
+        <w:t xml:space="preserve"> (1 dl creme fraiche blandat med </w:t>
+      </w:r>
+      <w:r>
+        <w:rPr>
+          <w:lang w:val="sv-SE"/>
+        </w:rPr>
+        <w:t>1 msk senap)</w:t>
+      </w:r>
+    </w:p>
+    <w:p>
+      <w:pPr>
+        <w:ind w:firstLine="0"/>
+        <w:rPr>
+          <w:lang w:val="sv-SE"/>
+        </w:rPr>
+      </w:pPr>
+    </w:p>
+    <w:p>
+      <w:pPr>
+        <w:pStyle w:val="Heading3"/>
+        <w:rPr>
+          <w:lang w:val="sv-SE"/>
+        </w:rPr>
+      </w:pPr>
+      <w:bookmarkStart w:id="52" w:name="_Toc238201765"/>
+      <w:r>
+        <w:rPr>
+          <w:lang w:val="sv-SE"/>
+        </w:rPr>
+        <w:t>P</w:t>
+      </w:r>
+      <w:r>
+        <w:rPr>
+          <w:lang w:val="sv-SE"/>
+        </w:rPr>
+        <w:t>ulled boar</w:t>
+      </w:r>
+      <w:bookmarkEnd w:id="52"/>
+    </w:p>
+    <w:p>
+      <w:pPr>
+        <w:ind w:firstLine="0"/>
+        <w:rPr>
+          <w:lang w:val="sv-SE"/>
+        </w:rPr>
+      </w:pPr>
+      <w:r>
+        <w:rPr>
+          <w:lang w:val="sv-SE"/>
+        </w:rPr>
+        <w:t>Ursprung: Viltkokboken</w:t>
+      </w:r>
+    </w:p>
+    <w:p>
+      <w:pPr>
+        <w:ind w:firstLine="0"/>
+        <w:rPr>
+          <w:lang w:val="sv-SE"/>
+        </w:rPr>
+      </w:pPr>
+      <w:r>
+        <w:rPr>
+          <w:lang w:val="sv-SE"/>
+        </w:rPr>
+        <w:t xml:space="preserve">C:a </w:t>
+      </w:r>
+      <w:r>
+        <w:rPr>
+          <w:lang w:val="sv-SE"/>
+        </w:rPr>
+        <w:t>8</w:t>
+      </w:r>
+      <w:r>
+        <w:rPr>
+          <w:lang w:val="sv-SE"/>
+        </w:rPr>
+        <w:t xml:space="preserve">00 g </w:t>
+      </w:r>
+      <w:r>
+        <w:rPr>
+          <w:lang w:val="sv-SE"/>
+        </w:rPr>
+        <w:t>vildsvins</w:t>
+      </w:r>
+      <w:r>
+        <w:rPr>
+          <w:lang w:val="sv-SE"/>
+        </w:rPr>
+        <w:t>kött, tex fransyska</w:t>
+      </w:r>
+    </w:p>
+    <w:p>
+      <w:pPr>
+        <w:ind w:firstLine="0"/>
+        <w:rPr>
+          <w:lang w:val="sv-SE"/>
+        </w:rPr>
+      </w:pPr>
+      <w:r>
+        <w:rPr>
+          <w:lang w:val="sv-SE"/>
+        </w:rPr>
+        <w:t>Lite buljong</w:t>
+      </w:r>
+    </w:p>
+    <w:p>
+      <w:pPr>
+        <w:ind w:firstLine="0"/>
+        <w:rPr>
+          <w:lang w:val="sv-SE"/>
+        </w:rPr>
+      </w:pPr>
+      <w:r>
+        <w:rPr>
+          <w:lang w:val="sv-SE"/>
+        </w:rPr>
+        <w:t>Rökbriketter, tex ek</w:t>
+      </w:r>
+    </w:p>
+    <w:p>
+      <w:pPr>
+        <w:ind w:firstLine="0"/>
+        <w:rPr>
+          <w:lang w:val="sv-SE"/>
+        </w:rPr>
+      </w:pPr>
+      <w:r>
+        <w:rPr>
+          <w:lang w:val="sv-SE"/>
+        </w:rPr>
+        <w:t>1.</w:t>
+      </w:r>
+      <w:r>
+        <w:rPr>
+          <w:lang w:val="sv-SE"/>
+        </w:rPr>
+        <w:t>Rök köttet i fyra timmar,</w:t>
+      </w:r>
+      <w:r>
+        <w:rPr>
+          <w:lang w:val="sv-SE"/>
+        </w:rPr>
+        <w:t xml:space="preserve"> kallt eller varmt?</w:t>
+      </w:r>
+    </w:p>
+    <w:p>
+      <w:pPr>
+        <w:ind w:firstLine="0"/>
+        <w:rPr>
+          <w:lang w:val="sv-SE"/>
+        </w:rPr>
+      </w:pPr>
+      <w:r>
+        <w:rPr>
+          <w:lang w:val="sv-SE"/>
+        </w:rPr>
+        <w:t>2</w:t>
+      </w:r>
+      <w:r>
+        <w:rPr>
+          <w:lang w:val="sv-SE"/>
+        </w:rPr>
+        <w:t xml:space="preserve">.Lägg </w:t>
+      </w:r>
+      <w:r>
+        <w:rPr>
+          <w:lang w:val="sv-SE"/>
+        </w:rPr>
+        <w:t xml:space="preserve">köttet i en ugnsfast form </w:t>
+      </w:r>
+      <w:r>
+        <w:rPr>
+          <w:lang w:val="sv-SE"/>
+        </w:rPr>
+        <w:t>eller gryta.</w:t>
+      </w:r>
+    </w:p>
+    <w:p>
+      <w:pPr>
+        <w:ind w:firstLine="0"/>
+        <w:rPr>
+          <w:lang w:val="sv-SE"/>
+        </w:rPr>
+      </w:pPr>
+      <w:r>
+        <w:rPr>
+          <w:lang w:val="sv-SE"/>
+        </w:rPr>
+        <w:t>3</w:t>
+      </w:r>
+      <w:r>
+        <w:rPr>
           <w:lang w:val="sv-SE"/>
         </w:rPr>
         <w:t>.</w:t>
       </w:r>
-    </w:p>
-    <w:p>
-      <w:pPr>
-        <w:spacing w:after="0" w:line="240" w:lineRule="auto"/>
-        <w:ind w:firstLine="0"/>
-        <w:rPr>
-          <w:rFonts w:eastAsia="Times New Roman" w:cstheme="minorHAnsi"/>
-          <w:lang w:val="sv-SE"/>
-        </w:rPr>
-      </w:pPr>
-      <w:r>
-        <w:rPr>
-          <w:rFonts w:eastAsia="Times New Roman" w:cstheme="minorHAnsi"/>
-          <w:lang w:val="sv-SE"/>
-        </w:rPr>
-        <w:t>Fräs grönsakern</w:t>
-      </w:r>
-      <w:r>
-        <w:rPr>
-          <w:rFonts w:eastAsia="Times New Roman" w:cstheme="minorHAnsi"/>
-          <w:lang w:val="sv-SE"/>
-        </w:rPr>
-        <w:t>a</w:t>
-      </w:r>
-      <w:r>
-        <w:rPr>
-          <w:rFonts w:eastAsia="Times New Roman" w:cstheme="minorHAnsi"/>
+      <w:r>
+        <w:rPr>
+          <w:lang w:val="sv-SE"/>
+        </w:rPr>
+        <w:t xml:space="preserve">Salta och peppra runt om och häll i </w:t>
+      </w:r>
+      <w:r>
+        <w:rPr>
+          <w:lang w:val="sv-SE"/>
+        </w:rPr>
+        <w:t xml:space="preserve">lite </w:t>
+      </w:r>
+      <w:r>
+        <w:rPr>
+          <w:lang w:val="sv-SE"/>
+        </w:rPr>
+        <w:t>buljong.</w:t>
+      </w:r>
+      <w:r>
+        <w:rPr>
+          <w:lang w:val="sv-SE"/>
+        </w:rPr>
+        <w:t xml:space="preserve"> Täck med folie/lock.</w:t>
+      </w:r>
+    </w:p>
+    <w:p>
+      <w:pPr>
+        <w:ind w:firstLine="0"/>
+        <w:rPr>
+          <w:lang w:val="sv-SE"/>
+        </w:rPr>
+      </w:pPr>
+      <w:r>
+        <w:rPr>
+          <w:lang w:val="sv-SE"/>
+        </w:rPr>
+        <w:t>4</w:t>
+      </w:r>
+      <w:r>
+        <w:rPr>
+          <w:lang w:val="sv-SE"/>
+        </w:rPr>
+        <w:t xml:space="preserve">.Sätt in i ugn </w:t>
+      </w:r>
+      <w:r>
+        <w:rPr>
+          <w:lang w:val="sv-SE"/>
+        </w:rPr>
+        <w:t>90 grader i minst 12 timmar, gärna längre (tex sent kvällen innan till middag dagen efter).</w:t>
+      </w:r>
+      <w:r>
+        <w:rPr>
+          <w:lang w:val="sv-SE"/>
+        </w:rPr>
+        <w:t xml:space="preserve"> Vänd köttet några gånger så det inte torkar</w:t>
+      </w:r>
+      <w:r>
+        <w:rPr>
           <w:lang w:val="sv-SE"/>
         </w:rPr>
         <w:t>.</w:t>
       </w:r>
-      <w:r>
-        <w:rPr>
-          <w:rFonts w:eastAsia="Times New Roman" w:cstheme="minorHAnsi"/>
-          <w:lang w:val="sv-SE"/>
-        </w:rPr>
-        <w:t xml:space="preserve"> </w:t>
-      </w:r>
-    </w:p>
-    <w:p>
-      <w:pPr>
-        <w:spacing w:after="0" w:line="240" w:lineRule="auto"/>
-        <w:ind w:firstLine="0"/>
-        <w:rPr>
-          <w:rFonts w:eastAsia="Times New Roman" w:cstheme="minorHAnsi"/>
-          <w:lang w:val="sv-SE"/>
-        </w:rPr>
-      </w:pPr>
-      <w:r>
-        <w:rPr>
-          <w:rFonts w:eastAsia="Times New Roman" w:cstheme="minorHAnsi"/>
-          <w:lang w:val="sv-SE"/>
-        </w:rPr>
-        <w:t>Tillsätt tomatpure’, timjan och oregano och låt fräsa någon minut till.</w:t>
-      </w:r>
-    </w:p>
-    <w:p>
-      <w:pPr>
-        <w:spacing w:after="0" w:line="240" w:lineRule="auto"/>
-        <w:ind w:firstLine="0"/>
-        <w:rPr>
-          <w:rFonts w:eastAsia="Times New Roman" w:cstheme="minorHAnsi"/>
-          <w:lang w:val="sv-SE"/>
-        </w:rPr>
-      </w:pPr>
-      <w:r>
-        <w:rPr>
-          <w:rFonts w:eastAsia="Times New Roman" w:cstheme="minorHAnsi"/>
-          <w:lang w:val="sv-SE"/>
-        </w:rPr>
-        <w:t>Lägg i lerformen.</w:t>
-      </w:r>
-    </w:p>
-    <w:p>
-      <w:pPr>
-        <w:spacing w:after="0" w:line="240" w:lineRule="auto"/>
-        <w:ind w:firstLine="0"/>
-        <w:rPr>
-          <w:rFonts w:eastAsia="Times New Roman" w:cstheme="minorHAnsi"/>
-          <w:lang w:val="sv-SE"/>
-        </w:rPr>
-      </w:pPr>
-      <w:r>
-        <w:rPr>
-          <w:rFonts w:eastAsia="Times New Roman" w:cstheme="minorHAnsi"/>
-          <w:lang w:val="sv-SE"/>
-        </w:rPr>
-        <w:t xml:space="preserve">Tillsätt fond, vatten, vin, tomater och </w:t>
-      </w:r>
-      <w:r>
-        <w:rPr>
-          <w:rFonts w:eastAsia="Times New Roman" w:cstheme="minorHAnsi"/>
-          <w:lang w:val="sv-SE"/>
-        </w:rPr>
-        <w:t>honung</w:t>
-      </w:r>
-      <w:r>
-        <w:rPr>
-          <w:rFonts w:eastAsia="Times New Roman" w:cstheme="minorHAnsi"/>
-          <w:lang w:val="sv-SE"/>
-        </w:rPr>
-        <w:t>.</w:t>
-      </w:r>
-    </w:p>
-    <w:p>
-      <w:pPr>
-        <w:spacing w:after="0" w:line="240" w:lineRule="auto"/>
-        <w:ind w:firstLine="0"/>
-        <w:rPr>
-          <w:rFonts w:eastAsia="Times New Roman" w:cstheme="minorHAnsi"/>
-          <w:lang w:val="sv-SE"/>
-        </w:rPr>
-      </w:pPr>
-      <w:r>
-        <w:rPr>
-          <w:rFonts w:eastAsia="Times New Roman" w:cstheme="minorHAnsi"/>
-          <w:lang w:val="sv-SE"/>
-        </w:rPr>
-        <w:t>Sätt in formen i ugnen på 150 grader i ungefär en till två timmar.</w:t>
-      </w:r>
-    </w:p>
-    <w:p>
-      <w:pPr>
-        <w:spacing w:after="0" w:line="240" w:lineRule="auto"/>
-        <w:ind w:firstLine="0"/>
-        <w:rPr>
-          <w:rFonts w:eastAsia="Times New Roman" w:cstheme="minorHAnsi"/>
-          <w:lang w:val="sv-SE"/>
-        </w:rPr>
-      </w:pPr>
-      <w:r>
-        <w:rPr>
-          <w:rFonts w:eastAsia="Times New Roman" w:cstheme="minorHAnsi"/>
-          <w:lang w:val="sv-SE"/>
-        </w:rPr>
-        <w:t>Smaka av med salt och peppar.</w:t>
-      </w:r>
-    </w:p>
-    <w:p>
-      <w:pPr>
-        <w:spacing w:after="0" w:line="240" w:lineRule="auto"/>
-        <w:ind w:firstLine="0"/>
-        <w:rPr>
-          <w:rFonts w:eastAsia="Times New Roman" w:cstheme="minorHAnsi"/>
-          <w:lang w:val="sv-SE"/>
-        </w:rPr>
-      </w:pPr>
-      <w:r>
-        <w:rPr>
-          <w:rFonts w:eastAsia="Times New Roman" w:cstheme="minorHAnsi"/>
-          <w:lang w:val="sv-SE"/>
-        </w:rPr>
-        <w:t>Receptet fyller lerformen (c:a 3 liter).</w:t>
-      </w:r>
-    </w:p>
-    <w:p>
-      <w:pPr>
-        <w:spacing w:after="0" w:line="240" w:lineRule="auto"/>
-        <w:rPr>
-          <w:rFonts w:eastAsia="Times New Roman" w:cstheme="minorHAnsi"/>
-          <w:lang w:val="sv-SE"/>
-        </w:rPr>
-      </w:pPr>
-    </w:p>
-    <w:p>
-      <w:pPr>
-        <w:spacing w:after="0" w:line="240" w:lineRule="auto"/>
-        <w:ind w:firstLine="0"/>
-        <w:rPr>
-          <w:rFonts w:eastAsia="Times New Roman" w:cstheme="minorHAnsi"/>
-          <w:lang w:val="sv-SE"/>
-        </w:rPr>
-      </w:pPr>
-      <w:r>
-        <w:rPr>
-          <w:rFonts w:eastAsia="Times New Roman" w:cstheme="minorHAnsi"/>
-          <w:lang w:val="sv-SE"/>
-        </w:rPr>
-        <w:t>Serveringsförslag: spaghetti eller som del i viltlasagne.</w:t>
-      </w:r>
-    </w:p>
-    <w:p>
-      <w:pPr>
-        <w:rPr>
+    </w:p>
+    <w:p>
+      <w:pPr>
+        <w:ind w:firstLine="0"/>
+        <w:rPr>
+          <w:lang w:val="sv-SE"/>
+        </w:rPr>
+      </w:pPr>
+      <w:r>
+        <w:rPr>
+          <w:lang w:val="sv-SE"/>
+        </w:rPr>
+        <w:t>5</w:t>
+      </w:r>
+      <w:r>
+        <w:rPr>
+          <w:lang w:val="sv-SE"/>
+        </w:rPr>
+        <w:t xml:space="preserve">.Köttet är färdigt när det är så mört </w:t>
+      </w:r>
+      <w:r>
+        <w:rPr>
+          <w:lang w:val="sv-SE"/>
+        </w:rPr>
+        <w:t>att du lätt kan dela det med två gafflar</w:t>
+      </w:r>
+      <w:r>
+        <w:rPr>
+          <w:lang w:val="sv-SE"/>
+        </w:rPr>
+        <w:t>. Dela det då i strimlor.</w:t>
+      </w:r>
+    </w:p>
+    <w:p>
+      <w:pPr>
+        <w:spacing w:after="0" w:line="240" w:lineRule="auto"/>
+        <w:ind w:firstLine="0"/>
+        <w:rPr>
+          <w:lang w:val="sv-SE"/>
+        </w:rPr>
+      </w:pPr>
+    </w:p>
+    <w:p>
+      <w:pPr>
+        <w:spacing w:after="0" w:line="240" w:lineRule="auto"/>
+        <w:ind w:firstLine="0"/>
+        <w:rPr>
+          <w:rFonts w:eastAsia="Times New Roman" w:cstheme="minorHAnsi"/>
+          <w:lang w:val="sv-SE"/>
+        </w:rPr>
+      </w:pPr>
+      <w:r>
+        <w:rPr>
+          <w:rFonts w:eastAsia="Times New Roman" w:cstheme="minorHAnsi"/>
+          <w:lang w:val="sv-SE"/>
+        </w:rPr>
+        <w:t xml:space="preserve">Serveringsförslag: </w:t>
+      </w:r>
+      <w:r>
+        <w:rPr>
+          <w:rFonts w:eastAsia="Times New Roman" w:cstheme="minorHAnsi"/>
+          <w:lang w:val="sv-SE"/>
+        </w:rPr>
+        <w:t xml:space="preserve">blanda med </w:t>
+      </w:r>
+      <w:r>
+        <w:rPr>
+          <w:rFonts w:eastAsia="Times New Roman" w:cstheme="minorHAnsi"/>
+          <w:lang w:val="sv-SE"/>
+        </w:rPr>
+        <w:t>BBQ-sås och ha på macka eller till potatis.</w:t>
+      </w:r>
+    </w:p>
+    <w:p>
+      <w:pPr>
+        <w:spacing w:after="0" w:line="240" w:lineRule="auto"/>
+        <w:ind w:firstLine="0"/>
+        <w:rPr>
+          <w:rFonts w:eastAsia="Times New Roman" w:cstheme="minorHAnsi"/>
           <w:lang w:val="sv-SE"/>
         </w:rPr>
       </w:pPr>
@@ -23097,1166 +24711,35 @@
           <w:lang w:val="sv-SE"/>
         </w:rPr>
       </w:pPr>
-      <w:bookmarkStart w:id="48" w:name="_Toc238145047"/>
-      <w:r>
-        <w:rPr>
-          <w:lang w:val="sv-SE"/>
-        </w:rPr>
-        <w:t>Viltlasagne</w:t>
-      </w:r>
-      <w:bookmarkEnd w:id="48"/>
-    </w:p>
-    <w:p>
-      <w:pPr>
-        <w:spacing w:after="0" w:line="240" w:lineRule="auto"/>
-        <w:ind w:firstLine="0"/>
-        <w:rPr>
-          <w:rFonts w:cstheme="minorHAnsi"/>
-          <w:lang w:val="sv-SE"/>
-        </w:rPr>
-      </w:pPr>
-      <w:r>
-        <w:rPr>
-          <w:rFonts w:eastAsia="Times New Roman" w:cstheme="minorHAnsi"/>
+      <w:bookmarkStart w:id="53" w:name="_Toc238201766"/>
+      <w:r>
+        <w:rPr>
+          <w:lang w:val="sv-SE"/>
+        </w:rPr>
+        <w:t>Carnitas</w:t>
+      </w:r>
+      <w:r>
+        <w:rPr>
+          <w:lang w:val="sv-SE"/>
+        </w:rPr>
+        <w:t xml:space="preserve"> (otestad)</w:t>
+      </w:r>
+      <w:bookmarkEnd w:id="53"/>
+    </w:p>
+    <w:p>
+      <w:pPr>
+        <w:ind w:firstLine="0"/>
+        <w:rPr>
+          <w:lang w:val="sv-SE"/>
+        </w:rPr>
+      </w:pPr>
+      <w:r>
+        <w:rPr>
           <w:lang w:val="sv-SE"/>
         </w:rPr>
         <w:t xml:space="preserve">Ursprung: </w:t>
       </w:r>
-      <w:r>
-        <w:rPr>
-          <w:rFonts w:cstheme="minorHAnsi"/>
-          <w:lang w:val="sv-SE"/>
-        </w:rPr>
-        <w:t>Viltkokboken</w:t>
-      </w:r>
-    </w:p>
-    <w:p>
-      <w:pPr>
-        <w:spacing w:after="0" w:line="240" w:lineRule="auto"/>
-        <w:rPr>
-          <w:rFonts w:eastAsia="Times New Roman" w:cstheme="minorHAnsi"/>
-          <w:lang w:val="sv-SE"/>
-        </w:rPr>
-      </w:pPr>
-    </w:p>
-    <w:p>
-      <w:pPr>
-        <w:spacing w:after="0" w:line="240" w:lineRule="auto"/>
-        <w:ind w:firstLine="0"/>
-        <w:rPr>
-          <w:rFonts w:eastAsia="Times New Roman" w:cstheme="minorHAnsi"/>
-          <w:lang w:val="sv-SE"/>
-        </w:rPr>
-      </w:pPr>
-      <w:r>
-        <w:rPr>
-          <w:rFonts w:eastAsia="Times New Roman" w:cstheme="minorHAnsi"/>
-          <w:lang w:val="sv-SE"/>
-        </w:rPr>
-        <w:t>300 g</w:t>
-      </w:r>
-      <w:r>
-        <w:rPr>
-          <w:rFonts w:eastAsia="Times New Roman" w:cstheme="minorHAnsi"/>
-          <w:lang w:val="sv-SE"/>
-        </w:rPr>
-        <w:t xml:space="preserve"> </w:t>
-      </w:r>
-      <w:r>
-        <w:rPr>
-          <w:rFonts w:eastAsia="Times New Roman" w:cstheme="minorHAnsi"/>
-          <w:lang w:val="sv-SE"/>
-        </w:rPr>
-        <w:t>viltfärssås (se receptet för det)</w:t>
-      </w:r>
-    </w:p>
-    <w:p>
-      <w:pPr>
-        <w:spacing w:after="0" w:line="240" w:lineRule="auto"/>
-        <w:ind w:firstLine="0"/>
-        <w:rPr>
-          <w:rFonts w:eastAsia="Times New Roman" w:cstheme="minorHAnsi"/>
-          <w:lang w:val="sv-SE"/>
-        </w:rPr>
-      </w:pPr>
-      <w:r>
-        <w:rPr>
-          <w:rFonts w:eastAsia="Times New Roman" w:cstheme="minorHAnsi"/>
-          <w:lang w:val="sv-SE"/>
-        </w:rPr>
-        <w:t>C:a 12 lasagneplattor</w:t>
-      </w:r>
-    </w:p>
-    <w:p>
-      <w:pPr>
-        <w:spacing w:after="0" w:line="240" w:lineRule="auto"/>
-        <w:ind w:firstLine="0"/>
-        <w:rPr>
-          <w:rFonts w:eastAsia="Times New Roman" w:cstheme="minorHAnsi"/>
-          <w:lang w:val="sv-SE"/>
-        </w:rPr>
-      </w:pPr>
-      <w:r>
-        <w:rPr>
-          <w:rFonts w:eastAsia="Times New Roman" w:cstheme="minorHAnsi"/>
-          <w:lang w:val="sv-SE"/>
-        </w:rPr>
-        <w:t>Ostsås (se receptet för det)</w:t>
-      </w:r>
-    </w:p>
-    <w:p>
-      <w:pPr>
-        <w:spacing w:after="0" w:line="240" w:lineRule="auto"/>
-        <w:rPr>
-          <w:rFonts w:eastAsia="Times New Roman" w:cstheme="minorHAnsi"/>
-          <w:lang w:val="sv-SE"/>
-        </w:rPr>
-      </w:pPr>
-    </w:p>
-    <w:p>
-      <w:pPr>
-        <w:spacing w:after="0" w:line="240" w:lineRule="auto"/>
-        <w:ind w:firstLine="0"/>
-        <w:rPr>
-          <w:rFonts w:eastAsia="Times New Roman" w:cstheme="minorHAnsi"/>
-          <w:lang w:val="sv-SE"/>
-        </w:rPr>
-      </w:pPr>
-      <w:r>
-        <w:rPr>
-          <w:rFonts w:eastAsia="Times New Roman" w:cstheme="minorHAnsi"/>
-          <w:lang w:val="sv-SE"/>
-        </w:rPr>
-        <w:t>Varva med ostsås, lasagneplattor och viltfärssås i en ugnsäker form. Avsluta med ostsås, lasagneplattor, ostsås. Grädda lasagnen i 225 grader i 30 minuter. Raspla lite parmesanost ovanpå när det är 5 minuter kvar.</w:t>
-      </w:r>
-    </w:p>
-    <w:p>
-      <w:pPr>
-        <w:spacing w:after="0" w:line="240" w:lineRule="auto"/>
-        <w:rPr>
-          <w:rFonts w:eastAsia="Times New Roman" w:cstheme="minorHAnsi"/>
-          <w:lang w:val="sv-SE"/>
-        </w:rPr>
-      </w:pPr>
-    </w:p>
-    <w:p>
-      <w:pPr>
-        <w:spacing w:after="0" w:line="240" w:lineRule="auto"/>
-        <w:ind w:firstLine="0"/>
-        <w:rPr>
-          <w:rFonts w:eastAsia="Times New Roman" w:cstheme="minorHAnsi"/>
-          <w:lang w:val="sv-SE"/>
-        </w:rPr>
-      </w:pPr>
-      <w:r>
-        <w:rPr>
-          <w:rFonts w:eastAsia="Times New Roman" w:cstheme="minorHAnsi"/>
-          <w:lang w:val="sv-SE"/>
-        </w:rPr>
-        <w:t>Serveringsförslag: med enklare sallad.</w:t>
-      </w:r>
-    </w:p>
-    <w:p>
-      <w:pPr>
-        <w:rPr>
-          <w:lang w:val="sv-SE"/>
-        </w:rPr>
-      </w:pPr>
-    </w:p>
-    <w:p>
-      <w:pPr>
-        <w:pStyle w:val="Heading2"/>
-        <w:rPr>
-          <w:lang w:val="sv-SE"/>
-        </w:rPr>
-      </w:pPr>
-      <w:bookmarkStart w:id="49" w:name="_Toc238145048"/>
-      <w:r>
-        <w:rPr>
-          <w:lang w:val="sv-SE"/>
-        </w:rPr>
-        <w:lastRenderedPageBreak/>
-        <w:t>Övrigt</w:t>
-      </w:r>
-      <w:bookmarkEnd w:id="49"/>
-    </w:p>
-    <w:p>
-      <w:pPr>
-        <w:pStyle w:val="Heading3"/>
-        <w:rPr>
-          <w:lang w:val="sv-SE"/>
-        </w:rPr>
-      </w:pPr>
-      <w:bookmarkStart w:id="50" w:name="_Toc238145049"/>
-      <w:r>
-        <w:rPr>
-          <w:lang w:val="sv-SE"/>
-        </w:rPr>
-        <w:t>Vi</w:t>
-      </w:r>
-      <w:r>
-        <w:rPr>
-          <w:lang w:val="sv-SE"/>
-        </w:rPr>
-        <w:t>ltpytt</w:t>
-      </w:r>
-      <w:bookmarkEnd w:id="50"/>
-    </w:p>
-    <w:p>
-      <w:pPr>
-        <w:ind w:firstLine="0"/>
-        <w:rPr>
-          <w:lang w:val="sv-SE"/>
-        </w:rPr>
-      </w:pPr>
-      <w:r>
-        <w:rPr>
-          <w:lang w:val="sv-SE"/>
-        </w:rPr>
-        <w:t>Ursprung: Vil</w:t>
-      </w:r>
-      <w:r>
-        <w:rPr>
-          <w:lang w:val="sv-SE"/>
-        </w:rPr>
-        <w:t>t</w:t>
-      </w:r>
-      <w:r>
-        <w:rPr>
-          <w:lang w:val="sv-SE"/>
-        </w:rPr>
-        <w:t>kokboken</w:t>
-      </w:r>
-    </w:p>
-    <w:p>
-      <w:pPr>
-        <w:ind w:firstLine="0"/>
-        <w:rPr>
-          <w:lang w:val="sv-SE"/>
-        </w:rPr>
-      </w:pPr>
-      <w:r>
-        <w:rPr>
-          <w:lang w:val="sv-SE"/>
-        </w:rPr>
-        <w:t>C:a 400 g viltkött i tärningar (rådjursrygg tex)</w:t>
-      </w:r>
-    </w:p>
-    <w:p>
-      <w:pPr>
-        <w:ind w:firstLine="0"/>
-        <w:rPr>
-          <w:lang w:val="sv-SE"/>
-        </w:rPr>
-      </w:pPr>
-      <w:r>
-        <w:rPr>
-          <w:lang w:val="sv-SE"/>
-        </w:rPr>
-        <w:t>1-2 gula lökar</w:t>
-      </w:r>
-      <w:r>
-        <w:rPr>
-          <w:lang w:val="sv-SE"/>
-        </w:rPr>
-        <w:t>, hackade</w:t>
-      </w:r>
-    </w:p>
-    <w:p>
-      <w:pPr>
-        <w:ind w:firstLine="0"/>
-        <w:rPr>
-          <w:lang w:val="sv-SE"/>
-        </w:rPr>
-      </w:pPr>
-      <w:r>
-        <w:rPr>
-          <w:lang w:val="sv-SE"/>
-        </w:rPr>
-        <w:t>2-4 potatisar</w:t>
-      </w:r>
-    </w:p>
-    <w:p>
-      <w:pPr>
-        <w:ind w:firstLine="0"/>
-        <w:rPr>
-          <w:lang w:val="sv-SE"/>
-        </w:rPr>
-      </w:pPr>
-      <w:r>
-        <w:rPr>
-          <w:lang w:val="sv-SE"/>
-        </w:rPr>
-        <w:t>Rotfrukter, tex morot, gulbeta, rödbeta</w:t>
-      </w:r>
-      <w:r>
-        <w:rPr>
-          <w:lang w:val="sv-SE"/>
-        </w:rPr>
-        <w:t>, palsternacka</w:t>
-      </w:r>
-    </w:p>
-    <w:p>
-      <w:pPr>
-        <w:ind w:firstLine="0"/>
-        <w:rPr>
-          <w:lang w:val="sv-SE"/>
-        </w:rPr>
-      </w:pPr>
-      <w:r>
-        <w:rPr>
-          <w:lang w:val="sv-SE"/>
-        </w:rPr>
-        <w:t xml:space="preserve">Stek löken på låg värme i smör tills den är mjuk, lägg åt sidan. </w:t>
-      </w:r>
-      <w:r>
-        <w:rPr>
-          <w:lang w:val="sv-SE"/>
-        </w:rPr>
-        <w:t xml:space="preserve">Stek potatisen och rotfrukterna tills de är mjuka. </w:t>
-      </w:r>
-      <w:r>
-        <w:rPr>
-          <w:lang w:val="sv-SE"/>
-        </w:rPr>
-        <w:t>Stek köttet på högsta värme</w:t>
-      </w:r>
-      <w:r>
-        <w:rPr>
-          <w:lang w:val="sv-SE"/>
-        </w:rPr>
-        <w:t xml:space="preserve"> tills det fått yta. Blanda allt.</w:t>
-      </w:r>
-    </w:p>
-    <w:p>
-      <w:pPr>
-        <w:spacing w:after="0" w:line="240" w:lineRule="auto"/>
-        <w:ind w:firstLine="0"/>
-        <w:rPr>
-          <w:rFonts w:eastAsia="Times New Roman" w:cstheme="minorHAnsi"/>
-          <w:lang w:val="sv-SE"/>
-        </w:rPr>
-      </w:pPr>
-      <w:r>
-        <w:rPr>
-          <w:rFonts w:eastAsia="Times New Roman" w:cstheme="minorHAnsi"/>
-          <w:lang w:val="sv-SE"/>
-        </w:rPr>
-        <w:t>Serveringsförslag: med stekt ägg</w:t>
-      </w:r>
-    </w:p>
-    <w:p>
-      <w:pPr>
-        <w:ind w:firstLine="0"/>
-        <w:rPr>
-          <w:lang w:val="sv-SE"/>
-        </w:rPr>
-      </w:pPr>
-    </w:p>
-    <w:p>
-      <w:pPr>
-        <w:pStyle w:val="Heading3"/>
-        <w:rPr>
-          <w:lang w:val="sv-SE"/>
-        </w:rPr>
-      </w:pPr>
-      <w:bookmarkStart w:id="51" w:name="_Toc238145050"/>
-      <w:r>
-        <w:rPr>
-          <w:lang w:val="sv-SE"/>
-        </w:rPr>
-        <w:t>Biff Rydberg</w:t>
-      </w:r>
-      <w:bookmarkEnd w:id="51"/>
-    </w:p>
-    <w:p>
-      <w:pPr>
-        <w:ind w:firstLine="0"/>
-        <w:rPr>
-          <w:lang w:val="sv-SE"/>
-        </w:rPr>
-      </w:pPr>
-      <w:r>
-        <w:rPr>
-          <w:lang w:val="sv-SE"/>
-        </w:rPr>
-        <w:t>Ursprung: Vil</w:t>
-      </w:r>
-      <w:r>
-        <w:rPr>
-          <w:lang w:val="sv-SE"/>
-        </w:rPr>
-        <w:t>t</w:t>
-      </w:r>
-      <w:r>
-        <w:rPr>
-          <w:lang w:val="sv-SE"/>
-        </w:rPr>
-        <w:t>kokboken</w:t>
-      </w:r>
-    </w:p>
-    <w:p>
-      <w:pPr>
-        <w:ind w:firstLine="0"/>
-        <w:rPr>
-          <w:lang w:val="sv-SE"/>
-        </w:rPr>
-      </w:pPr>
-      <w:r>
-        <w:rPr>
-          <w:lang w:val="sv-SE"/>
-        </w:rPr>
-        <w:t xml:space="preserve">C:a </w:t>
-      </w:r>
-      <w:r>
-        <w:rPr>
-          <w:lang w:val="sv-SE"/>
-        </w:rPr>
-        <w:t>5</w:t>
-      </w:r>
-      <w:r>
-        <w:rPr>
-          <w:lang w:val="sv-SE"/>
-        </w:rPr>
-        <w:t xml:space="preserve">00 g </w:t>
-      </w:r>
-      <w:r>
-        <w:rPr>
-          <w:lang w:val="sv-SE"/>
-        </w:rPr>
-        <w:t>hjortfile</w:t>
-      </w:r>
-      <w:r>
-        <w:rPr>
-          <w:lang w:val="sv-SE"/>
-        </w:rPr>
-        <w:t xml:space="preserve"> i tärningar </w:t>
-      </w:r>
-    </w:p>
-    <w:p>
-      <w:pPr>
-        <w:ind w:firstLine="0"/>
-        <w:rPr>
-          <w:lang w:val="sv-SE"/>
-        </w:rPr>
-      </w:pPr>
-      <w:r>
-        <w:rPr>
-          <w:lang w:val="sv-SE"/>
-        </w:rPr>
-        <w:t>3-4</w:t>
-      </w:r>
-      <w:r>
-        <w:rPr>
-          <w:lang w:val="sv-SE"/>
-        </w:rPr>
-        <w:t xml:space="preserve"> gula lökar</w:t>
-      </w:r>
-    </w:p>
-    <w:p>
-      <w:pPr>
-        <w:ind w:firstLine="0"/>
-        <w:rPr>
-          <w:lang w:val="sv-SE"/>
-        </w:rPr>
-      </w:pPr>
-      <w:r>
-        <w:rPr>
-          <w:lang w:val="sv-SE"/>
-        </w:rPr>
-        <w:t>1 dl ljust öl</w:t>
-      </w:r>
-    </w:p>
-    <w:p>
-      <w:pPr>
-        <w:ind w:firstLine="0"/>
-        <w:rPr>
-          <w:lang w:val="sv-SE"/>
-        </w:rPr>
-      </w:pPr>
-      <w:r>
-        <w:rPr>
-          <w:lang w:val="sv-SE"/>
-        </w:rPr>
-        <w:t xml:space="preserve">2 msk </w:t>
-      </w:r>
-      <w:r>
-        <w:rPr>
-          <w:lang w:val="sv-SE"/>
-        </w:rPr>
-        <w:t>ljus sojasås</w:t>
-      </w:r>
-    </w:p>
-    <w:p>
-      <w:pPr>
-        <w:ind w:firstLine="0"/>
-        <w:rPr>
-          <w:lang w:val="sv-SE"/>
-        </w:rPr>
-      </w:pPr>
-      <w:r>
-        <w:rPr>
-          <w:lang w:val="sv-SE"/>
-        </w:rPr>
-        <w:t>2 msk socker</w:t>
-      </w:r>
-    </w:p>
-    <w:p>
-      <w:pPr>
-        <w:ind w:firstLine="0"/>
-        <w:rPr>
-          <w:lang w:val="sv-SE"/>
-        </w:rPr>
-      </w:pPr>
-      <w:r>
-        <w:rPr>
-          <w:lang w:val="sv-SE"/>
-        </w:rPr>
-        <w:t>8</w:t>
-      </w:r>
-      <w:r>
-        <w:rPr>
-          <w:lang w:val="sv-SE"/>
-        </w:rPr>
-        <w:t>-</w:t>
-      </w:r>
-      <w:r>
-        <w:rPr>
-          <w:lang w:val="sv-SE"/>
-        </w:rPr>
-        <w:t>10</w:t>
-      </w:r>
-      <w:r>
-        <w:rPr>
-          <w:lang w:val="sv-SE"/>
-        </w:rPr>
-        <w:t xml:space="preserve"> potatisar</w:t>
-      </w:r>
-    </w:p>
-    <w:p>
-      <w:pPr>
-        <w:ind w:firstLine="0"/>
-        <w:rPr>
-          <w:lang w:val="sv-SE"/>
-        </w:rPr>
-      </w:pPr>
-      <w:r>
-        <w:rPr>
-          <w:lang w:val="sv-SE"/>
-        </w:rPr>
-        <w:lastRenderedPageBreak/>
-        <w:t>Smör</w:t>
-      </w:r>
-    </w:p>
-    <w:p>
-      <w:pPr>
-        <w:ind w:firstLine="0"/>
-        <w:rPr>
-          <w:lang w:val="sv-SE"/>
-        </w:rPr>
-      </w:pPr>
-      <w:r>
-        <w:rPr>
-          <w:lang w:val="sv-SE"/>
-        </w:rPr>
-        <w:t>En nypa socker</w:t>
-      </w:r>
-    </w:p>
-    <w:p>
-      <w:pPr>
-        <w:ind w:firstLine="0"/>
-        <w:rPr>
-          <w:lang w:val="sv-SE"/>
-        </w:rPr>
-      </w:pPr>
-      <w:r>
-        <w:rPr>
-          <w:lang w:val="sv-SE"/>
-        </w:rPr>
-        <w:t>Salt peppar</w:t>
-      </w:r>
-    </w:p>
-    <w:p>
-      <w:pPr>
-        <w:ind w:firstLine="0"/>
-        <w:rPr>
-          <w:lang w:val="sv-SE"/>
-        </w:rPr>
-      </w:pPr>
-    </w:p>
-    <w:p>
-      <w:pPr>
-        <w:ind w:firstLine="0"/>
-        <w:rPr>
-          <w:lang w:val="sv-SE"/>
-        </w:rPr>
-      </w:pPr>
-      <w:r>
-        <w:rPr>
-          <w:lang w:val="sv-SE"/>
-        </w:rPr>
-        <w:t>Låt köttet bli rumstempererat</w:t>
-      </w:r>
-    </w:p>
-    <w:p>
-      <w:pPr>
-        <w:ind w:firstLine="0"/>
-        <w:rPr>
-          <w:lang w:val="sv-SE"/>
-        </w:rPr>
-      </w:pPr>
-      <w:r>
-        <w:rPr>
-          <w:lang w:val="sv-SE"/>
-        </w:rPr>
-        <w:t>Tärna</w:t>
-      </w:r>
-      <w:r>
-        <w:rPr>
-          <w:lang w:val="sv-SE"/>
-        </w:rPr>
-        <w:t xml:space="preserve"> </w:t>
-      </w:r>
-      <w:r>
-        <w:rPr>
-          <w:lang w:val="sv-SE"/>
-        </w:rPr>
-        <w:t>köttet</w:t>
-      </w:r>
-      <w:r>
-        <w:rPr>
-          <w:lang w:val="sv-SE"/>
-        </w:rPr>
-        <w:t xml:space="preserve"> i lite större tärningar</w:t>
-      </w:r>
-      <w:r>
-        <w:rPr>
-          <w:lang w:val="sv-SE"/>
-        </w:rPr>
-        <w:t>, salta och låt vila c:a 1 timme</w:t>
-      </w:r>
-    </w:p>
-    <w:p>
-      <w:pPr>
-        <w:ind w:firstLine="0"/>
-        <w:rPr>
-          <w:lang w:val="sv-SE"/>
-        </w:rPr>
-      </w:pPr>
-      <w:r>
-        <w:rPr>
-          <w:lang w:val="sv-SE"/>
-        </w:rPr>
-        <w:t>Skala och hacka löken</w:t>
-      </w:r>
-    </w:p>
-    <w:p>
-      <w:pPr>
-        <w:ind w:firstLine="0"/>
-        <w:rPr>
-          <w:lang w:val="sv-SE"/>
-        </w:rPr>
-      </w:pPr>
-      <w:r>
-        <w:rPr>
-          <w:lang w:val="sv-SE"/>
-        </w:rPr>
-        <w:t xml:space="preserve">Skala och skär </w:t>
-      </w:r>
-      <w:r>
-        <w:rPr>
-          <w:lang w:val="sv-SE"/>
-        </w:rPr>
-        <w:t xml:space="preserve">löken </w:t>
-      </w:r>
-      <w:r>
-        <w:rPr>
-          <w:lang w:val="sv-SE"/>
-        </w:rPr>
-        <w:t>i cirka 1.5*1.5 cm stora bitar.</w:t>
-      </w:r>
-      <w:r>
-        <w:rPr>
-          <w:lang w:val="sv-SE"/>
-        </w:rPr>
-        <w:t xml:space="preserve"> Fräs i rapsolja i en stekpanna på medelhög värme tills </w:t>
-      </w:r>
-      <w:r>
-        <w:rPr>
-          <w:lang w:val="sv-SE"/>
-        </w:rPr>
-        <w:t>de fått fin karamelliserad yta</w:t>
-      </w:r>
-      <w:r>
-        <w:rPr>
-          <w:lang w:val="sv-SE"/>
-        </w:rPr>
-        <w:t xml:space="preserve">. Tillsätt </w:t>
-      </w:r>
-      <w:r>
-        <w:rPr>
-          <w:lang w:val="sv-SE"/>
-        </w:rPr>
-        <w:t>öl, soja, socker, salt o</w:t>
-      </w:r>
-      <w:r>
-        <w:rPr>
-          <w:lang w:val="sv-SE"/>
-        </w:rPr>
-        <w:t>ch peppar och fräs tills allt kokat ihop.</w:t>
-      </w:r>
-    </w:p>
-    <w:p>
-      <w:pPr>
-        <w:ind w:firstLine="0"/>
-        <w:rPr>
-          <w:lang w:val="sv-SE"/>
-        </w:rPr>
-      </w:pPr>
-      <w:r>
-        <w:rPr>
-          <w:lang w:val="sv-SE"/>
-        </w:rPr>
-        <w:t>Skala och skär potatisen i lika stora tärningar som köttet</w:t>
-      </w:r>
-    </w:p>
-    <w:p>
-      <w:pPr>
-        <w:ind w:firstLine="0"/>
-        <w:rPr>
-          <w:lang w:val="sv-SE"/>
-        </w:rPr>
-      </w:pPr>
-      <w:r>
-        <w:rPr>
-          <w:lang w:val="sv-SE"/>
-        </w:rPr>
-        <w:t>Stek potatisen tills den fått färg och blivit mjuk. Salta och peppra</w:t>
-      </w:r>
-    </w:p>
-    <w:p>
-      <w:pPr>
-        <w:ind w:firstLine="0"/>
-        <w:rPr>
-          <w:lang w:val="sv-SE"/>
-        </w:rPr>
-      </w:pPr>
-      <w:r>
-        <w:rPr>
-          <w:lang w:val="sv-SE"/>
-        </w:rPr>
-        <w:t>Stek köttet på högsta temperatur</w:t>
-      </w:r>
-    </w:p>
-    <w:p>
-      <w:pPr>
-        <w:ind w:firstLine="0"/>
-        <w:rPr>
-          <w:lang w:val="sv-SE"/>
-        </w:rPr>
-      </w:pPr>
-    </w:p>
-    <w:p>
-      <w:pPr>
-        <w:ind w:firstLine="0"/>
-        <w:rPr>
-          <w:lang w:val="sv-SE"/>
-        </w:rPr>
-      </w:pPr>
-      <w:r>
-        <w:rPr>
-          <w:lang w:val="sv-SE"/>
-        </w:rPr>
-        <w:t xml:space="preserve">Serveringsförslag: </w:t>
-      </w:r>
-      <w:r>
-        <w:rPr>
-          <w:lang w:val="sv-SE"/>
-        </w:rPr>
-        <w:t>Med äggula och senap eller senapskräm</w:t>
-      </w:r>
-      <w:r>
-        <w:rPr>
-          <w:lang w:val="sv-SE"/>
-        </w:rPr>
-        <w:t xml:space="preserve"> (1 dl creme fraiche blandat med </w:t>
-      </w:r>
-      <w:r>
-        <w:rPr>
-          <w:lang w:val="sv-SE"/>
-        </w:rPr>
-        <w:t>1 msk senap)</w:t>
-      </w:r>
-    </w:p>
-    <w:p>
-      <w:pPr>
-        <w:ind w:firstLine="0"/>
-        <w:rPr>
-          <w:lang w:val="sv-SE"/>
-        </w:rPr>
-      </w:pPr>
-    </w:p>
-    <w:p>
-      <w:pPr>
-        <w:pStyle w:val="Heading3"/>
-        <w:rPr>
-          <w:lang w:val="sv-SE"/>
-        </w:rPr>
-      </w:pPr>
-      <w:bookmarkStart w:id="52" w:name="_Toc238145051"/>
-      <w:r>
-        <w:rPr>
-          <w:lang w:val="sv-SE"/>
-        </w:rPr>
-        <w:lastRenderedPageBreak/>
-        <w:t>P</w:t>
-      </w:r>
-      <w:r>
-        <w:rPr>
-          <w:lang w:val="sv-SE"/>
-        </w:rPr>
-        <w:t>ulled boar</w:t>
-      </w:r>
-      <w:bookmarkEnd w:id="52"/>
-    </w:p>
-    <w:p>
-      <w:pPr>
-        <w:ind w:firstLine="0"/>
-        <w:rPr>
-          <w:lang w:val="sv-SE"/>
-        </w:rPr>
-      </w:pPr>
-      <w:r>
-        <w:rPr>
-          <w:lang w:val="sv-SE"/>
-        </w:rPr>
-        <w:t>Ursprung: Viltkokboken</w:t>
-      </w:r>
-    </w:p>
-    <w:p>
-      <w:pPr>
-        <w:ind w:firstLine="0"/>
-        <w:rPr>
-          <w:lang w:val="sv-SE"/>
-        </w:rPr>
-      </w:pPr>
-      <w:r>
-        <w:rPr>
-          <w:lang w:val="sv-SE"/>
-        </w:rPr>
-        <w:t xml:space="preserve">C:a </w:t>
-      </w:r>
-      <w:r>
-        <w:rPr>
-          <w:lang w:val="sv-SE"/>
-        </w:rPr>
-        <w:t>8</w:t>
-      </w:r>
-      <w:r>
-        <w:rPr>
-          <w:lang w:val="sv-SE"/>
-        </w:rPr>
-        <w:t xml:space="preserve">00 g </w:t>
-      </w:r>
-      <w:r>
-        <w:rPr>
-          <w:lang w:val="sv-SE"/>
-        </w:rPr>
-        <w:t>vildsvins</w:t>
-      </w:r>
-      <w:r>
-        <w:rPr>
-          <w:lang w:val="sv-SE"/>
-        </w:rPr>
-        <w:t>kött, tex fransyska</w:t>
-      </w:r>
-    </w:p>
-    <w:p>
-      <w:pPr>
-        <w:ind w:firstLine="0"/>
-        <w:rPr>
-          <w:lang w:val="sv-SE"/>
-        </w:rPr>
-      </w:pPr>
-      <w:r>
-        <w:rPr>
-          <w:lang w:val="sv-SE"/>
-        </w:rPr>
-        <w:t>Lite buljong</w:t>
-      </w:r>
-    </w:p>
-    <w:p>
-      <w:pPr>
-        <w:ind w:firstLine="0"/>
-        <w:rPr>
-          <w:lang w:val="sv-SE"/>
-        </w:rPr>
-      </w:pPr>
-      <w:r>
-        <w:rPr>
-          <w:lang w:val="sv-SE"/>
-        </w:rPr>
-        <w:t>Rökbriketter, tex ek</w:t>
-      </w:r>
-    </w:p>
-    <w:p>
-      <w:pPr>
-        <w:ind w:firstLine="0"/>
-        <w:rPr>
-          <w:lang w:val="sv-SE"/>
-        </w:rPr>
-      </w:pPr>
-      <w:r>
-        <w:rPr>
-          <w:lang w:val="sv-SE"/>
-        </w:rPr>
-        <w:t>1.</w:t>
-      </w:r>
-      <w:r>
-        <w:rPr>
-          <w:lang w:val="sv-SE"/>
-        </w:rPr>
-        <w:t>Rök köttet i fyra timmar,</w:t>
-      </w:r>
-      <w:r>
-        <w:rPr>
-          <w:lang w:val="sv-SE"/>
-        </w:rPr>
-        <w:t xml:space="preserve"> kallt eller varmt?</w:t>
-      </w:r>
-    </w:p>
-    <w:p>
-      <w:pPr>
-        <w:ind w:firstLine="0"/>
-        <w:rPr>
-          <w:lang w:val="sv-SE"/>
-        </w:rPr>
-      </w:pPr>
-      <w:r>
-        <w:rPr>
-          <w:lang w:val="sv-SE"/>
-        </w:rPr>
-        <w:t>2</w:t>
-      </w:r>
-      <w:r>
-        <w:rPr>
-          <w:lang w:val="sv-SE"/>
-        </w:rPr>
-        <w:t xml:space="preserve">.Lägg </w:t>
-      </w:r>
-      <w:r>
-        <w:rPr>
-          <w:lang w:val="sv-SE"/>
-        </w:rPr>
-        <w:t xml:space="preserve">köttet i en ugnsfast form </w:t>
-      </w:r>
-      <w:r>
-        <w:rPr>
-          <w:lang w:val="sv-SE"/>
-        </w:rPr>
-        <w:t>eller gryta.</w:t>
-      </w:r>
-    </w:p>
-    <w:p>
-      <w:pPr>
-        <w:ind w:firstLine="0"/>
-        <w:rPr>
-          <w:lang w:val="sv-SE"/>
-        </w:rPr>
-      </w:pPr>
-      <w:r>
-        <w:rPr>
-          <w:lang w:val="sv-SE"/>
-        </w:rPr>
-        <w:t>3</w:t>
-      </w:r>
-      <w:r>
-        <w:rPr>
-          <w:lang w:val="sv-SE"/>
-        </w:rPr>
-        <w:t>.</w:t>
-      </w:r>
-      <w:r>
-        <w:rPr>
-          <w:lang w:val="sv-SE"/>
-        </w:rPr>
-        <w:t xml:space="preserve">Salta och peppra runt om och häll i </w:t>
-      </w:r>
-      <w:r>
-        <w:rPr>
-          <w:lang w:val="sv-SE"/>
-        </w:rPr>
-        <w:t xml:space="preserve">lite </w:t>
-      </w:r>
-      <w:r>
-        <w:rPr>
-          <w:lang w:val="sv-SE"/>
-        </w:rPr>
-        <w:t>buljong.</w:t>
-      </w:r>
-      <w:r>
-        <w:rPr>
-          <w:lang w:val="sv-SE"/>
-        </w:rPr>
-        <w:t xml:space="preserve"> Täck med folie/lock.</w:t>
-      </w:r>
-    </w:p>
-    <w:p>
-      <w:pPr>
-        <w:ind w:firstLine="0"/>
-        <w:rPr>
-          <w:lang w:val="sv-SE"/>
-        </w:rPr>
-      </w:pPr>
-      <w:r>
-        <w:rPr>
-          <w:lang w:val="sv-SE"/>
-        </w:rPr>
-        <w:t>4</w:t>
-      </w:r>
-      <w:r>
-        <w:rPr>
-          <w:lang w:val="sv-SE"/>
-        </w:rPr>
-        <w:t xml:space="preserve">.Sätt in i ugn </w:t>
-      </w:r>
-      <w:r>
-        <w:rPr>
-          <w:lang w:val="sv-SE"/>
-        </w:rPr>
-        <w:t>90 grader i minst 12 timmar, gärna längre (tex sent kvällen innan till middag dagen efter).</w:t>
-      </w:r>
-      <w:r>
-        <w:rPr>
-          <w:lang w:val="sv-SE"/>
-        </w:rPr>
-        <w:t xml:space="preserve"> Vänd köttet några gånger så det inte torkar</w:t>
-      </w:r>
-      <w:r>
-        <w:rPr>
-          <w:lang w:val="sv-SE"/>
-        </w:rPr>
-        <w:t>.</w:t>
-      </w:r>
-    </w:p>
-    <w:p>
-      <w:pPr>
-        <w:ind w:firstLine="0"/>
-        <w:rPr>
-          <w:lang w:val="sv-SE"/>
-        </w:rPr>
-      </w:pPr>
-      <w:r>
-        <w:rPr>
-          <w:lang w:val="sv-SE"/>
-        </w:rPr>
-        <w:t>5</w:t>
-      </w:r>
-      <w:r>
-        <w:rPr>
-          <w:lang w:val="sv-SE"/>
-        </w:rPr>
-        <w:t xml:space="preserve">.Köttet är färdigt när det är så mört </w:t>
-      </w:r>
-      <w:r>
-        <w:rPr>
-          <w:lang w:val="sv-SE"/>
-        </w:rPr>
-        <w:t>att du lätt kan dela det med två gafflar</w:t>
-      </w:r>
-      <w:r>
-        <w:rPr>
-          <w:lang w:val="sv-SE"/>
-        </w:rPr>
-        <w:t>. Dela det då i strimlor.</w:t>
-      </w:r>
-    </w:p>
-    <w:p>
-      <w:pPr>
-        <w:spacing w:after="0" w:line="240" w:lineRule="auto"/>
-        <w:ind w:firstLine="0"/>
-        <w:rPr>
-          <w:lang w:val="sv-SE"/>
-        </w:rPr>
-      </w:pPr>
-    </w:p>
-    <w:p>
-      <w:pPr>
-        <w:spacing w:after="0" w:line="240" w:lineRule="auto"/>
-        <w:ind w:firstLine="0"/>
-        <w:rPr>
-          <w:rFonts w:eastAsia="Times New Roman" w:cstheme="minorHAnsi"/>
-          <w:lang w:val="sv-SE"/>
-        </w:rPr>
-      </w:pPr>
-      <w:r>
-        <w:rPr>
-          <w:rFonts w:eastAsia="Times New Roman" w:cstheme="minorHAnsi"/>
-          <w:lang w:val="sv-SE"/>
-        </w:rPr>
-        <w:t xml:space="preserve">Serveringsförslag: </w:t>
-      </w:r>
-      <w:r>
-        <w:rPr>
-          <w:rFonts w:eastAsia="Times New Roman" w:cstheme="minorHAnsi"/>
-          <w:lang w:val="sv-SE"/>
-        </w:rPr>
-        <w:t xml:space="preserve">blanda med </w:t>
-      </w:r>
-      <w:r>
-        <w:rPr>
-          <w:rFonts w:eastAsia="Times New Roman" w:cstheme="minorHAnsi"/>
-          <w:lang w:val="sv-SE"/>
-        </w:rPr>
-        <w:t>BBQ-sås och ha på macka eller till potatis.</w:t>
-      </w:r>
-    </w:p>
-    <w:p>
-      <w:pPr>
-        <w:spacing w:after="0" w:line="240" w:lineRule="auto"/>
-        <w:ind w:firstLine="0"/>
-        <w:rPr>
-          <w:rFonts w:eastAsia="Times New Roman" w:cstheme="minorHAnsi"/>
-          <w:lang w:val="sv-SE"/>
-        </w:rPr>
-      </w:pPr>
-    </w:p>
-    <w:p>
-      <w:pPr>
-        <w:pStyle w:val="Heading3"/>
-        <w:rPr>
-          <w:lang w:val="sv-SE"/>
-        </w:rPr>
-      </w:pPr>
-      <w:bookmarkStart w:id="53" w:name="_Toc238145052"/>
-      <w:r>
-        <w:rPr>
-          <w:lang w:val="sv-SE"/>
-        </w:rPr>
-        <w:t>Carnitas</w:t>
-      </w:r>
-      <w:r>
-        <w:rPr>
-          <w:lang w:val="sv-SE"/>
-        </w:rPr>
-        <w:t xml:space="preserve"> (otestad)</w:t>
-      </w:r>
-      <w:bookmarkEnd w:id="53"/>
-    </w:p>
-    <w:p>
-      <w:pPr>
-        <w:ind w:firstLine="0"/>
-        <w:rPr>
-          <w:lang w:val="sv-SE"/>
-        </w:rPr>
-      </w:pPr>
-      <w:r>
-        <w:rPr>
-          <w:lang w:val="sv-SE"/>
-        </w:rPr>
-        <w:t xml:space="preserve">Ursprung: </w:t>
-      </w:r>
-      <w:hyperlink r:id="rId18" w:history="1">
+      <w:hyperlink r:id="rId19" w:history="1">
         <w:r>
           <w:rPr>
             <w:rStyle w:val="Hyperlink"/>
@@ -24311,177 +24794,177 @@
         <w:rPr>
           <w:lang w:val="sv-SE"/>
         </w:rPr>
+        <w:t>1 msk chili flakes</w:t>
+      </w:r>
+    </w:p>
+    <w:p>
+      <w:pPr>
+        <w:ind w:firstLine="0"/>
+        <w:rPr>
+          <w:lang w:val="sv-SE"/>
+        </w:rPr>
+      </w:pPr>
+      <w:r>
+        <w:rPr>
+          <w:lang w:val="sv-SE"/>
+        </w:rPr>
+        <w:t>1 msk malen ingefära</w:t>
+      </w:r>
+    </w:p>
+    <w:p>
+      <w:pPr>
+        <w:ind w:firstLine="0"/>
+        <w:rPr>
+          <w:lang w:val="sv-SE"/>
+        </w:rPr>
+      </w:pPr>
+      <w:r>
+        <w:rPr>
+          <w:lang w:val="sv-SE"/>
+        </w:rPr>
+        <w:t xml:space="preserve">2 tsk </w:t>
+      </w:r>
+      <w:r>
+        <w:rPr>
+          <w:lang w:val="sv-SE"/>
+        </w:rPr>
+        <w:t>salt</w:t>
+      </w:r>
+    </w:p>
+    <w:p>
+      <w:pPr>
+        <w:ind w:firstLine="0"/>
+        <w:rPr>
+          <w:lang w:val="sv-SE"/>
+        </w:rPr>
+      </w:pPr>
+      <w:r>
+        <w:rPr>
+          <w:lang w:val="sv-SE"/>
+        </w:rPr>
+        <w:t>1 apelsin</w:t>
+      </w:r>
+    </w:p>
+    <w:p>
+      <w:pPr>
+        <w:ind w:firstLine="0"/>
+        <w:rPr>
+          <w:lang w:val="sv-SE"/>
+        </w:rPr>
+      </w:pPr>
+      <w:r>
+        <w:rPr>
+          <w:lang w:val="sv-SE"/>
+        </w:rPr>
+        <w:t>3 vitlöksklyftor</w:t>
+      </w:r>
+    </w:p>
+    <w:p>
+      <w:pPr>
+        <w:ind w:firstLine="0"/>
+        <w:rPr>
+          <w:lang w:val="sv-SE"/>
+        </w:rPr>
+      </w:pPr>
+      <w:r>
+        <w:rPr>
+          <w:lang w:val="sv-SE"/>
+        </w:rPr>
+        <w:t>3 dl Coca cola</w:t>
+      </w:r>
+    </w:p>
+    <w:p>
+      <w:pPr>
+        <w:ind w:firstLine="0"/>
+        <w:rPr>
+          <w:lang w:val="sv-SE"/>
+        </w:rPr>
+      </w:pPr>
+      <w:r>
+        <w:rPr>
+          <w:lang w:val="sv-SE"/>
+        </w:rPr>
+        <w:t>1.Låt köttet bli rumstempererat och salta en timme innan tillagning.</w:t>
+      </w:r>
+    </w:p>
+    <w:p>
+      <w:pPr>
+        <w:ind w:firstLine="0"/>
+        <w:rPr>
+          <w:lang w:val="sv-SE"/>
+        </w:rPr>
+      </w:pPr>
+      <w:r>
+        <w:rPr>
+          <w:lang w:val="sv-SE"/>
+        </w:rPr>
+        <w:t>2</w:t>
+      </w:r>
+      <w:r>
+        <w:rPr>
+          <w:lang w:val="sv-SE"/>
+        </w:rPr>
+        <w:t>.Sätt ugnen på 100 grader</w:t>
+      </w:r>
+    </w:p>
+    <w:p>
+      <w:pPr>
+        <w:ind w:firstLine="0"/>
+        <w:rPr>
+          <w:lang w:val="sv-SE"/>
+        </w:rPr>
+      </w:pPr>
+      <w:r>
+        <w:rPr>
+          <w:lang w:val="sv-SE"/>
+        </w:rPr>
+        <w:t>3</w:t>
+      </w:r>
+      <w:r>
+        <w:rPr>
+          <w:lang w:val="sv-SE"/>
+        </w:rPr>
+        <w:t>.</w:t>
+      </w:r>
+      <w:r>
+        <w:rPr>
+          <w:lang w:val="sv-SE"/>
+        </w:rPr>
+        <w:t>Blanda kryddorna och gnid in köttet, lägg i ugnssäker form</w:t>
+      </w:r>
+    </w:p>
+    <w:p>
+      <w:pPr>
+        <w:ind w:firstLine="0"/>
+        <w:rPr>
+          <w:lang w:val="sv-SE"/>
+        </w:rPr>
+      </w:pPr>
+      <w:r>
+        <w:rPr>
+          <w:lang w:val="sv-SE"/>
+        </w:rPr>
+        <w:t>4</w:t>
+      </w:r>
+      <w:r>
+        <w:rPr>
+          <w:lang w:val="sv-SE"/>
+        </w:rPr>
+        <w:t>.Pressa apelsinen och riv vitlöksklyftorna. Blanda med coca cola och häll över köttet</w:t>
+      </w:r>
+    </w:p>
+    <w:p>
+      <w:pPr>
+        <w:ind w:firstLine="0"/>
+        <w:rPr>
+          <w:lang w:val="sv-SE"/>
+        </w:rPr>
+      </w:pPr>
+      <w:r>
+        <w:rPr>
+          <w:lang w:val="sv-SE"/>
+        </w:rPr>
         <w:lastRenderedPageBreak/>
-        <w:t>1 msk chili flakes</w:t>
-      </w:r>
-    </w:p>
-    <w:p>
-      <w:pPr>
-        <w:ind w:firstLine="0"/>
-        <w:rPr>
-          <w:lang w:val="sv-SE"/>
-        </w:rPr>
-      </w:pPr>
-      <w:r>
-        <w:rPr>
-          <w:lang w:val="sv-SE"/>
-        </w:rPr>
-        <w:t>1 msk malen ingefära</w:t>
-      </w:r>
-    </w:p>
-    <w:p>
-      <w:pPr>
-        <w:ind w:firstLine="0"/>
-        <w:rPr>
-          <w:lang w:val="sv-SE"/>
-        </w:rPr>
-      </w:pPr>
-      <w:r>
-        <w:rPr>
-          <w:lang w:val="sv-SE"/>
-        </w:rPr>
-        <w:t xml:space="preserve">2 tsk </w:t>
-      </w:r>
-      <w:r>
-        <w:rPr>
-          <w:lang w:val="sv-SE"/>
-        </w:rPr>
-        <w:t>salt</w:t>
-      </w:r>
-    </w:p>
-    <w:p>
-      <w:pPr>
-        <w:ind w:firstLine="0"/>
-        <w:rPr>
-          <w:lang w:val="sv-SE"/>
-        </w:rPr>
-      </w:pPr>
-      <w:r>
-        <w:rPr>
-          <w:lang w:val="sv-SE"/>
-        </w:rPr>
-        <w:t>1 apelsin</w:t>
-      </w:r>
-    </w:p>
-    <w:p>
-      <w:pPr>
-        <w:ind w:firstLine="0"/>
-        <w:rPr>
-          <w:lang w:val="sv-SE"/>
-        </w:rPr>
-      </w:pPr>
-      <w:r>
-        <w:rPr>
-          <w:lang w:val="sv-SE"/>
-        </w:rPr>
-        <w:t>3 vitlöksklyftor</w:t>
-      </w:r>
-    </w:p>
-    <w:p>
-      <w:pPr>
-        <w:ind w:firstLine="0"/>
-        <w:rPr>
-          <w:lang w:val="sv-SE"/>
-        </w:rPr>
-      </w:pPr>
-      <w:r>
-        <w:rPr>
-          <w:lang w:val="sv-SE"/>
-        </w:rPr>
-        <w:t>3 dl Coca cola</w:t>
-      </w:r>
-    </w:p>
-    <w:p>
-      <w:pPr>
-        <w:ind w:firstLine="0"/>
-        <w:rPr>
-          <w:lang w:val="sv-SE"/>
-        </w:rPr>
-      </w:pPr>
-      <w:r>
-        <w:rPr>
-          <w:lang w:val="sv-SE"/>
-        </w:rPr>
-        <w:t>1.Låt köttet bli rumstempererat och salta en timme innan tillagning.</w:t>
-      </w:r>
-    </w:p>
-    <w:p>
-      <w:pPr>
-        <w:ind w:firstLine="0"/>
-        <w:rPr>
-          <w:lang w:val="sv-SE"/>
-        </w:rPr>
-      </w:pPr>
-      <w:r>
-        <w:rPr>
-          <w:lang w:val="sv-SE"/>
-        </w:rPr>
-        <w:t>2</w:t>
-      </w:r>
-      <w:r>
-        <w:rPr>
-          <w:lang w:val="sv-SE"/>
-        </w:rPr>
-        <w:t>.Sätt ugnen på 100 grader</w:t>
-      </w:r>
-    </w:p>
-    <w:p>
-      <w:pPr>
-        <w:ind w:firstLine="0"/>
-        <w:rPr>
-          <w:lang w:val="sv-SE"/>
-        </w:rPr>
-      </w:pPr>
-      <w:r>
-        <w:rPr>
-          <w:lang w:val="sv-SE"/>
-        </w:rPr>
-        <w:t>3</w:t>
-      </w:r>
-      <w:r>
-        <w:rPr>
-          <w:lang w:val="sv-SE"/>
-        </w:rPr>
-        <w:t>.</w:t>
-      </w:r>
-      <w:r>
-        <w:rPr>
-          <w:lang w:val="sv-SE"/>
-        </w:rPr>
-        <w:t>Blanda kryddorna och gnid in köttet, lägg i ugnssäker form</w:t>
-      </w:r>
-    </w:p>
-    <w:p>
-      <w:pPr>
-        <w:ind w:firstLine="0"/>
-        <w:rPr>
-          <w:lang w:val="sv-SE"/>
-        </w:rPr>
-      </w:pPr>
-      <w:r>
-        <w:rPr>
-          <w:lang w:val="sv-SE"/>
-        </w:rPr>
-        <w:t>4</w:t>
-      </w:r>
-      <w:r>
-        <w:rPr>
-          <w:lang w:val="sv-SE"/>
-        </w:rPr>
-        <w:t>.Pressa apelsinen och riv vitlöksklyftorna. Blanda med coca cola och häll över köttet</w:t>
-      </w:r>
-    </w:p>
-    <w:p>
-      <w:pPr>
-        <w:ind w:firstLine="0"/>
-        <w:rPr>
-          <w:lang w:val="sv-SE"/>
-        </w:rPr>
-      </w:pPr>
-      <w:r>
-        <w:rPr>
-          <w:lang w:val="sv-SE"/>
-        </w:rPr>
         <w:t>5</w:t>
       </w:r>
       <w:r>
@@ -24564,7 +25047,7 @@
           <w:lang w:val="sv-SE"/>
         </w:rPr>
       </w:pPr>
-      <w:bookmarkStart w:id="54" w:name="_Toc238145053"/>
+      <w:bookmarkStart w:id="54" w:name="_Toc238201767"/>
       <w:r>
         <w:rPr>
           <w:lang w:val="sv-SE"/>
@@ -24604,7 +25087,6 @@
         <w:rPr>
           <w:lang w:val="sv-SE"/>
         </w:rPr>
-        <w:lastRenderedPageBreak/>
         <w:t>200 g linguine</w:t>
       </w:r>
     </w:p>
@@ -24809,7 +25291,7 @@
           <w:lang w:val="sv-SE"/>
         </w:rPr>
       </w:pPr>
-      <w:bookmarkStart w:id="55" w:name="_Toc238145054"/>
+      <w:bookmarkStart w:id="55" w:name="_Toc238201768"/>
       <w:r>
         <w:rPr>
           <w:lang w:val="sv-SE"/>
@@ -24843,7 +25325,7 @@
         </w:rPr>
         <w:br w:type="page"/>
       </w:r>
-      <w:bookmarkStart w:id="56" w:name="_Toc238145055"/>
+      <w:bookmarkStart w:id="56" w:name="_Toc238201769"/>
       <w:r>
         <w:rPr>
           <w:rFonts w:ascii="Times New Roman" w:hAnsi="Times New Roman"/>
@@ -24883,7 +25365,7 @@
           <w:lang w:val="sv-SE"/>
         </w:rPr>
       </w:pPr>
-      <w:bookmarkStart w:id="57" w:name="_Toc238145056"/>
+      <w:bookmarkStart w:id="57" w:name="_Toc238201770"/>
       <w:r>
         <w:rPr>
           <w:noProof/>
@@ -24912,7 +25394,7 @@
                     <pic:cNvPicPr/>
                   </pic:nvPicPr>
                   <pic:blipFill>
-                    <a:blip r:embed="rId19" cstate="print">
+                    <a:blip r:embed="rId20" cstate="print">
                       <a:extLst>
                         <a:ext uri="{28A0092B-C50C-407E-A947-70E740481C1C}">
                           <a14:useLocalDpi xmlns:a14="http://schemas.microsoft.com/office/drawing/2010/main" val="0"/>
@@ -25299,7 +25781,7 @@
           <w:lang w:val="sv-SE"/>
         </w:rPr>
       </w:pPr>
-      <w:bookmarkStart w:id="58" w:name="_Toc238145057"/>
+      <w:bookmarkStart w:id="58" w:name="_Toc238201771"/>
       <w:r>
         <w:rPr>
           <w:lang w:val="sv-SE"/>
@@ -25315,7 +25797,7 @@
           <w:lang w:val="sv-SE"/>
         </w:rPr>
       </w:pPr>
-      <w:bookmarkStart w:id="59" w:name="_Toc238145058"/>
+      <w:bookmarkStart w:id="59" w:name="_Toc238201772"/>
       <w:r>
         <w:rPr>
           <w:lang w:val="sv-SE"/>
@@ -25766,7 +26248,7 @@
       </w:pPr>
       <w:bookmarkStart w:id="60" w:name="_Toc529756682"/>
       <w:bookmarkStart w:id="61" w:name="_Toc529756743"/>
-      <w:bookmarkStart w:id="62" w:name="_Toc238145059"/>
+      <w:bookmarkStart w:id="62" w:name="_Toc238201773"/>
       <w:r>
         <w:rPr>
           <w:lang w:val="sv-SE"/>
@@ -25782,7 +26264,7 @@
           <w:lang w:val="sv-SE"/>
         </w:rPr>
       </w:pPr>
-      <w:bookmarkStart w:id="63" w:name="_Toc238145060"/>
+      <w:bookmarkStart w:id="63" w:name="_Toc238201774"/>
       <w:r>
         <w:rPr>
           <w:lang w:val="sv-SE"/>
@@ -26085,7 +26567,7 @@
           <w:lang w:val="sv-SE"/>
         </w:rPr>
       </w:pPr>
-      <w:bookmarkStart w:id="64" w:name="_Toc238145061"/>
+      <w:bookmarkStart w:id="64" w:name="_Toc238201775"/>
       <w:r>
         <w:rPr>
           <w:lang w:val="sv-SE"/>
@@ -26107,7 +26589,7 @@
           <w:lang w:val="sv-SE"/>
         </w:rPr>
       </w:pPr>
-      <w:bookmarkStart w:id="65" w:name="_Toc238145062"/>
+      <w:bookmarkStart w:id="65" w:name="_Toc238201776"/>
       <w:r>
         <w:rPr>
           <w:lang w:val="sv-SE"/>
@@ -26400,7 +26882,7 @@
           <w:lang w:val="sv-SE"/>
         </w:rPr>
       </w:pPr>
-      <w:bookmarkStart w:id="66" w:name="_Toc238145063"/>
+      <w:bookmarkStart w:id="66" w:name="_Toc238201777"/>
       <w:r>
         <w:rPr>
           <w:lang w:val="sv-SE"/>
@@ -26841,7 +27323,7 @@
         </w:rPr>
         <w:br w:type="page"/>
       </w:r>
-      <w:bookmarkStart w:id="67" w:name="_Toc238145064"/>
+      <w:bookmarkStart w:id="67" w:name="_Toc238201778"/>
       <w:r>
         <w:rPr>
           <w:rFonts w:ascii="Times New Roman" w:hAnsi="Times New Roman"/>
@@ -26867,7 +27349,7 @@
           <w:lang w:val="sv-SE"/>
         </w:rPr>
       </w:pPr>
-      <w:bookmarkStart w:id="68" w:name="_Toc238145065"/>
+      <w:bookmarkStart w:id="68" w:name="_Toc238201779"/>
       <w:r>
         <w:rPr>
           <w:lang w:val="sv-SE"/>
@@ -27719,7 +28201,7 @@
           <w:lang w:val="sv-SE"/>
         </w:rPr>
       </w:pPr>
-      <w:bookmarkStart w:id="69" w:name="_Toc238145066"/>
+      <w:bookmarkStart w:id="69" w:name="_Toc238201780"/>
       <w:r>
         <w:rPr>
           <w:lang w:val="sv-SE"/>
@@ -27736,7 +28218,7 @@
           <w:lang w:val="sv-SE"/>
         </w:rPr>
       </w:pPr>
-      <w:bookmarkStart w:id="70" w:name="_Toc238145067"/>
+      <w:bookmarkStart w:id="70" w:name="_Toc238201781"/>
       <w:r>
         <w:rPr>
           <w:lang w:val="sv-SE"/>
@@ -27752,7 +28234,7 @@
           <w:lang w:val="sv-SE"/>
         </w:rPr>
       </w:pPr>
-      <w:bookmarkStart w:id="71" w:name="_Toc238145068"/>
+      <w:bookmarkStart w:id="71" w:name="_Toc238201782"/>
       <w:r>
         <w:rPr>
           <w:lang w:val="sv-SE"/>
@@ -28572,7 +29054,7 @@
           <w:lang w:val="sv-SE"/>
         </w:rPr>
       </w:pPr>
-      <w:bookmarkStart w:id="72" w:name="_Toc238145069"/>
+      <w:bookmarkStart w:id="72" w:name="_Toc238201783"/>
       <w:r>
         <w:rPr>
           <w:lang w:val="sv-SE"/>
@@ -28589,7 +29071,7 @@
           <w:lang w:val="sv-SE"/>
         </w:rPr>
       </w:pPr>
-      <w:bookmarkStart w:id="73" w:name="_Toc238145070"/>
+      <w:bookmarkStart w:id="73" w:name="_Toc238201784"/>
       <w:r>
         <w:rPr>
           <w:lang w:val="sv-SE"/>
@@ -28905,7 +29387,7 @@
           <w:lang w:val="sv-SE"/>
         </w:rPr>
       </w:pPr>
-      <w:bookmarkStart w:id="74" w:name="_Toc238145071"/>
+      <w:bookmarkStart w:id="74" w:name="_Toc238201785"/>
       <w:r>
         <w:rPr>
           <w:lang w:val="sv-SE"/>
@@ -28921,7 +29403,7 @@
           <w:lang w:val="sv-SE"/>
         </w:rPr>
       </w:pPr>
-      <w:bookmarkStart w:id="75" w:name="_Toc238145072"/>
+      <w:bookmarkStart w:id="75" w:name="_Toc238201786"/>
       <w:r>
         <w:rPr>
           <w:lang w:val="sv-SE"/>
@@ -28937,7 +29419,7 @@
           <w:lang w:val="sv-SE"/>
         </w:rPr>
       </w:pPr>
-      <w:bookmarkStart w:id="76" w:name="_Toc238145073"/>
+      <w:bookmarkStart w:id="76" w:name="_Toc238201787"/>
       <w:r>
         <w:rPr>
           <w:lang w:val="sv-SE"/>
@@ -29455,7 +29937,7 @@
           <w:lang w:val="sv-SE"/>
         </w:rPr>
       </w:pPr>
-      <w:bookmarkStart w:id="77" w:name="_Toc238145074"/>
+      <w:bookmarkStart w:id="77" w:name="_Toc238201788"/>
       <w:r>
         <w:rPr>
           <w:lang w:val="sv-SE"/>
@@ -29471,7 +29953,7 @@
           <w:lang w:val="sv-SE"/>
         </w:rPr>
       </w:pPr>
-      <w:bookmarkStart w:id="78" w:name="_Toc238145075"/>
+      <w:bookmarkStart w:id="78" w:name="_Toc238201789"/>
       <w:r>
         <w:rPr>
           <w:lang w:val="sv-SE"/>
@@ -29884,7 +30366,7 @@
           <w:lang w:val="sv-SE"/>
         </w:rPr>
       </w:pPr>
-      <w:bookmarkStart w:id="79" w:name="_Toc238145076"/>
+      <w:bookmarkStart w:id="79" w:name="_Toc238201790"/>
       <w:r>
         <w:rPr>
           <w:lang w:val="sv-SE"/>
@@ -29906,7 +30388,7 @@
           <w:lang w:val="sv-SE"/>
         </w:rPr>
       </w:pPr>
-      <w:bookmarkStart w:id="80" w:name="_Toc238145077"/>
+      <w:bookmarkStart w:id="80" w:name="_Toc238201791"/>
       <w:r>
         <w:rPr>
           <w:lang w:val="sv-SE"/>
@@ -30565,7 +31047,7 @@
           <w:lang w:val="sv-SE"/>
         </w:rPr>
       </w:pPr>
-      <w:bookmarkStart w:id="81" w:name="_Toc238145078"/>
+      <w:bookmarkStart w:id="81" w:name="_Toc238201792"/>
       <w:r>
         <w:rPr>
           <w:lang w:val="sv-SE"/>
@@ -30588,7 +31070,7 @@
           <w:lang w:val="sv-SE"/>
         </w:rPr>
       </w:pPr>
-      <w:bookmarkStart w:id="82" w:name="_Toc238145079"/>
+      <w:bookmarkStart w:id="82" w:name="_Toc238201793"/>
       <w:r>
         <w:rPr>
           <w:lang w:val="sv-SE"/>
@@ -30604,7 +31086,7 @@
           <w:lang w:val="sv-SE"/>
         </w:rPr>
       </w:pPr>
-      <w:bookmarkStart w:id="83" w:name="_Toc238145080"/>
+      <w:bookmarkStart w:id="83" w:name="_Toc238201794"/>
       <w:r>
         <w:rPr>
           <w:lang w:val="sv-SE"/>
@@ -31000,7 +31482,7 @@
           <w:lang w:val="sv-SE"/>
         </w:rPr>
       </w:pPr>
-      <w:bookmarkStart w:id="84" w:name="_Toc238145081"/>
+      <w:bookmarkStart w:id="84" w:name="_Toc238201795"/>
       <w:r>
         <w:rPr>
           <w:lang w:val="sv-SE"/>
@@ -31220,7 +31702,7 @@
           <w:lang w:val="sv-SE"/>
         </w:rPr>
       </w:pPr>
-      <w:bookmarkStart w:id="85" w:name="_Toc238145082"/>
+      <w:bookmarkStart w:id="85" w:name="_Toc238201796"/>
       <w:r>
         <w:rPr>
           <w:lang w:val="sv-SE"/>
@@ -31243,7 +31725,7 @@
           <w:lang w:val="sv-SE"/>
         </w:rPr>
       </w:pPr>
-      <w:bookmarkStart w:id="86" w:name="_Toc238145083"/>
+      <w:bookmarkStart w:id="86" w:name="_Toc238201797"/>
       <w:r>
         <w:rPr>
           <w:lang w:val="sv-SE"/>
@@ -31474,7 +31956,7 @@
           <w:lang w:val="sv-SE"/>
         </w:rPr>
       </w:pPr>
-      <w:bookmarkStart w:id="87" w:name="_Toc238145084"/>
+      <w:bookmarkStart w:id="87" w:name="_Toc238201798"/>
       <w:r>
         <w:rPr>
           <w:lang w:val="sv-SE"/>
@@ -31814,7 +32296,7 @@
           <w:lang w:val="sv-SE"/>
         </w:rPr>
       </w:pPr>
-      <w:bookmarkStart w:id="88" w:name="_Toc238145085"/>
+      <w:bookmarkStart w:id="88" w:name="_Toc238201799"/>
       <w:r>
         <w:rPr>
           <w:lang w:val="sv-SE"/>
@@ -32241,7 +32723,7 @@
           <w:lang w:val="sv-SE"/>
         </w:rPr>
       </w:pPr>
-      <w:bookmarkStart w:id="89" w:name="_Toc238145086"/>
+      <w:bookmarkStart w:id="89" w:name="_Toc238201800"/>
       <w:r>
         <w:rPr>
           <w:lang w:val="sv-SE"/>
@@ -32520,7 +33002,7 @@
           <w:lang w:val="sv-SE"/>
         </w:rPr>
       </w:pPr>
-      <w:bookmarkStart w:id="90" w:name="_Toc238145087"/>
+      <w:bookmarkStart w:id="90" w:name="_Toc238201801"/>
       <w:r>
         <w:rPr>
           <w:lang w:val="sv-SE"/>
@@ -32724,7 +33206,7 @@
           <w:lang w:val="sv-SE"/>
         </w:rPr>
       </w:pPr>
-      <w:bookmarkStart w:id="91" w:name="_Toc238145088"/>
+      <w:bookmarkStart w:id="91" w:name="_Toc238201802"/>
       <w:r>
         <w:rPr>
           <w:lang w:val="sv-SE"/>
@@ -32945,7 +33427,7 @@
           <w:lang w:val="sv-SE"/>
         </w:rPr>
       </w:pPr>
-      <w:bookmarkStart w:id="92" w:name="_Toc238145089"/>
+      <w:bookmarkStart w:id="92" w:name="_Toc238201803"/>
       <w:r>
         <w:rPr>
           <w:lang w:val="sv-SE"/>
@@ -32961,7 +33443,7 @@
           <w:lang w:val="sv-SE"/>
         </w:rPr>
       </w:pPr>
-      <w:bookmarkStart w:id="93" w:name="_Toc238145090"/>
+      <w:bookmarkStart w:id="93" w:name="_Toc238201804"/>
       <w:r>
         <w:rPr>
           <w:lang w:val="sv-SE"/>
@@ -33154,7 +33636,7 @@
           <w:lang w:val="sv-SE"/>
         </w:rPr>
       </w:pPr>
-      <w:bookmarkStart w:id="94" w:name="_Toc238145091"/>
+      <w:bookmarkStart w:id="94" w:name="_Toc238201805"/>
       <w:r>
         <w:rPr>
           <w:lang w:val="sv-SE"/>
@@ -33170,7 +33652,7 @@
           <w:lang w:val="sv-SE"/>
         </w:rPr>
       </w:pPr>
-      <w:bookmarkStart w:id="95" w:name="_Toc238145092"/>
+      <w:bookmarkStart w:id="95" w:name="_Toc238201806"/>
       <w:r>
         <w:rPr>
           <w:lang w:val="sv-SE"/>
@@ -33612,7 +34094,7 @@
           <w:lang w:val="sv-SE"/>
         </w:rPr>
       </w:pPr>
-      <w:bookmarkStart w:id="96" w:name="_Toc238145093"/>
+      <w:bookmarkStart w:id="96" w:name="_Toc238201807"/>
       <w:r>
         <w:rPr>
           <w:lang w:val="sv-SE"/>
@@ -33642,7 +34124,7 @@
         </w:rPr>
         <w:t xml:space="preserve">Ursprung: </w:t>
       </w:r>
-      <w:hyperlink r:id="rId20" w:history="1">
+      <w:hyperlink r:id="rId21" w:history="1">
         <w:r>
           <w:rPr>
             <w:rStyle w:val="Hyperlink"/>
@@ -33811,7 +34293,7 @@
           <w:lang w:val="sv-SE"/>
         </w:rPr>
       </w:pPr>
-      <w:bookmarkStart w:id="97" w:name="_Toc238145094"/>
+      <w:bookmarkStart w:id="97" w:name="_Toc238201808"/>
       <w:r>
         <w:rPr>
           <w:lang w:val="sv-SE"/>
@@ -34091,7 +34573,7 @@
           <w:lang w:val="sv-SE"/>
         </w:rPr>
       </w:pPr>
-      <w:bookmarkStart w:id="98" w:name="_Toc238145095"/>
+      <w:bookmarkStart w:id="98" w:name="_Toc238201809"/>
       <w:r>
         <w:rPr>
           <w:lang w:val="sv-SE"/>
@@ -34160,13 +34642,13 @@
         <w:ind w:firstLine="0"/>
         <w:rPr>
           <w:rFonts w:cstheme="minorHAnsi"/>
-          <w:lang w:val="sv-SE"/>
-        </w:rPr>
-      </w:pPr>
-      <w:r>
-        <w:rPr>
-          <w:rFonts w:cstheme="minorHAnsi"/>
-          <w:lang w:val="sv-SE"/>
+          <w:lang w:val="en-GB"/>
+        </w:rPr>
+      </w:pPr>
+      <w:r>
+        <w:rPr>
+          <w:rFonts w:cstheme="minorHAnsi"/>
+          <w:lang w:val="en-GB"/>
         </w:rPr>
         <w:t>1 tsk mortlade torkade chili (gul tested)</w:t>
       </w:r>
@@ -34291,7 +34773,7 @@
           <w:lang w:val="sv-SE"/>
         </w:rPr>
       </w:pPr>
-      <w:bookmarkStart w:id="99" w:name="_Toc238145096"/>
+      <w:bookmarkStart w:id="99" w:name="_Toc238201810"/>
       <w:r>
         <w:rPr>
           <w:lang w:val="sv-SE"/>
@@ -34537,7 +35019,7 @@
           <w:lang w:val="sv-SE"/>
         </w:rPr>
       </w:pPr>
-      <w:bookmarkStart w:id="100" w:name="_Toc238145097"/>
+      <w:bookmarkStart w:id="100" w:name="_Toc238201811"/>
       <w:r>
         <w:rPr>
           <w:lang w:val="sv-SE"/>
@@ -34553,7 +35035,7 @@
           <w:lang w:val="sv-SE"/>
         </w:rPr>
       </w:pPr>
-      <w:bookmarkStart w:id="101" w:name="_Toc238145098"/>
+      <w:bookmarkStart w:id="101" w:name="_Toc238201812"/>
       <w:r>
         <w:rPr>
           <w:lang w:val="sv-SE"/>
@@ -34569,7 +35051,7 @@
           <w:lang w:val="sv-SE"/>
         </w:rPr>
       </w:pPr>
-      <w:bookmarkStart w:id="102" w:name="_Toc238145099"/>
+      <w:bookmarkStart w:id="102" w:name="_Toc238201813"/>
       <w:r>
         <w:rPr>
           <w:lang w:val="sv-SE"/>
@@ -34594,7 +35076,7 @@
         </w:rPr>
         <w:t xml:space="preserve">Ursprung: </w:t>
       </w:r>
-      <w:hyperlink r:id="rId21" w:history="1">
+      <w:hyperlink r:id="rId22" w:history="1">
         <w:r>
           <w:rPr>
             <w:rStyle w:val="Hyperlink"/>
@@ -34854,7 +35336,7 @@
           <w:lang w:val="sv-SE"/>
         </w:rPr>
       </w:pPr>
-      <w:bookmarkStart w:id="103" w:name="_Toc238145100"/>
+      <w:bookmarkStart w:id="103" w:name="_Toc238201814"/>
       <w:r>
         <w:rPr>
           <w:lang w:val="sv-SE"/>
@@ -34870,7 +35352,7 @@
           <w:lang w:val="sv-SE"/>
         </w:rPr>
       </w:pPr>
-      <w:bookmarkStart w:id="104" w:name="_Toc238145101"/>
+      <w:bookmarkStart w:id="104" w:name="_Toc238201815"/>
       <w:r>
         <w:rPr>
           <w:lang w:val="sv-SE"/>
@@ -35243,7 +35725,7 @@
           <w:lang w:val="sv-SE"/>
         </w:rPr>
       </w:pPr>
-      <w:bookmarkStart w:id="105" w:name="_Toc238145102"/>
+      <w:bookmarkStart w:id="105" w:name="_Toc238201816"/>
       <w:r>
         <w:rPr>
           <w:lang w:val="sv-SE"/>
@@ -35259,7 +35741,7 @@
           <w:lang w:val="sv-SE"/>
         </w:rPr>
       </w:pPr>
-      <w:bookmarkStart w:id="106" w:name="_Toc238145103"/>
+      <w:bookmarkStart w:id="106" w:name="_Toc238201817"/>
       <w:r>
         <w:rPr>
           <w:lang w:val="sv-SE"/>
@@ -35275,7 +35757,7 @@
           <w:lang w:val="sv-SE"/>
         </w:rPr>
       </w:pPr>
-      <w:bookmarkStart w:id="107" w:name="_Toc238145104"/>
+      <w:bookmarkStart w:id="107" w:name="_Toc238201818"/>
       <w:r>
         <w:rPr>
           <w:lang w:val="sv-SE"/>
@@ -35591,7 +36073,7 @@
           <w:lang w:val="sv-SE"/>
         </w:rPr>
       </w:pPr>
-      <w:bookmarkStart w:id="108" w:name="_Toc238145105"/>
+      <w:bookmarkStart w:id="108" w:name="_Toc238201819"/>
       <w:r>
         <w:rPr>
           <w:lang w:val="sv-SE"/>
@@ -36087,7 +36569,7 @@
           <w:lang w:val="sv-SE"/>
         </w:rPr>
       </w:pPr>
-      <w:bookmarkStart w:id="109" w:name="_Toc238145106"/>
+      <w:bookmarkStart w:id="109" w:name="_Toc238201820"/>
       <w:r>
         <w:rPr>
           <w:lang w:val="sv-SE"/>
@@ -36104,7 +36586,7 @@
           <w:lang w:val="sv-SE"/>
         </w:rPr>
       </w:pPr>
-      <w:bookmarkStart w:id="110" w:name="_Toc238145107"/>
+      <w:bookmarkStart w:id="110" w:name="_Toc238201821"/>
       <w:r>
         <w:rPr>
           <w:noProof/>
@@ -36133,7 +36615,7 @@
                     <pic:cNvPicPr/>
                   </pic:nvPicPr>
                   <pic:blipFill>
-                    <a:blip r:embed="rId22" cstate="print">
+                    <a:blip r:embed="rId23" cstate="print">
                       <a:extLst>
                         <a:ext uri="{28A0092B-C50C-407E-A947-70E740481C1C}">
                           <a14:useLocalDpi xmlns:a14="http://schemas.microsoft.com/office/drawing/2010/main" val="0"/>
@@ -36458,7 +36940,7 @@
           <w:lang w:val="sv-SE"/>
         </w:rPr>
       </w:pPr>
-      <w:bookmarkStart w:id="111" w:name="_Toc238145108"/>
+      <w:bookmarkStart w:id="111" w:name="_Toc238201822"/>
       <w:r>
         <w:rPr>
           <w:lang w:val="sv-SE"/>
@@ -36863,7 +37345,7 @@
           <w:lang w:val="sv-SE"/>
         </w:rPr>
       </w:pPr>
-      <w:bookmarkStart w:id="112" w:name="_Toc238145109"/>
+      <w:bookmarkStart w:id="112" w:name="_Toc238201823"/>
       <w:r>
         <w:rPr>
           <w:lang w:val="sv-SE"/>
@@ -36879,7 +37361,7 @@
           <w:lang w:val="sv-SE"/>
         </w:rPr>
       </w:pPr>
-      <w:bookmarkStart w:id="113" w:name="_Toc238145110"/>
+      <w:bookmarkStart w:id="113" w:name="_Toc238201824"/>
       <w:r>
         <w:rPr>
           <w:lang w:val="sv-SE"/>
@@ -36895,7 +37377,7 @@
           <w:lang w:val="sv-SE"/>
         </w:rPr>
       </w:pPr>
-      <w:bookmarkStart w:id="114" w:name="_Toc238145111"/>
+      <w:bookmarkStart w:id="114" w:name="_Toc238201825"/>
       <w:r>
         <w:rPr>
           <w:lang w:val="sv-SE"/>
@@ -37210,7 +37692,7 @@
           <w:lang w:val="sv-SE"/>
         </w:rPr>
       </w:pPr>
-      <w:bookmarkStart w:id="115" w:name="_Toc238145112"/>
+      <w:bookmarkStart w:id="115" w:name="_Toc238201826"/>
       <w:r>
         <w:rPr>
           <w:lang w:val="sv-SE"/>
@@ -37226,7 +37708,7 @@
           <w:lang w:val="sv-SE"/>
         </w:rPr>
       </w:pPr>
-      <w:bookmarkStart w:id="116" w:name="_Toc238145113"/>
+      <w:bookmarkStart w:id="116" w:name="_Toc238201827"/>
       <w:r>
         <w:rPr>
           <w:lang w:val="sv-SE"/>
@@ -37242,7 +37724,7 @@
           <w:lang w:val="sv-SE"/>
         </w:rPr>
       </w:pPr>
-      <w:bookmarkStart w:id="117" w:name="_Toc238145114"/>
+      <w:bookmarkStart w:id="117" w:name="_Toc238201828"/>
       <w:r>
         <w:rPr>
           <w:lang w:val="sv-SE"/>
@@ -37452,7 +37934,7 @@
           <w:lang w:val="sv-SE"/>
         </w:rPr>
       </w:pPr>
-      <w:bookmarkStart w:id="118" w:name="_Toc238145115"/>
+      <w:bookmarkStart w:id="118" w:name="_Toc238201829"/>
       <w:r>
         <w:rPr>
           <w:lang w:val="sv-SE"/>
@@ -37496,7 +37978,7 @@
           <w:lang w:val="sv-SE"/>
         </w:rPr>
       </w:pPr>
-      <w:bookmarkStart w:id="119" w:name="_Toc238145116"/>
+      <w:bookmarkStart w:id="119" w:name="_Toc238201830"/>
       <w:r>
         <w:rPr>
           <w:lang w:val="sv-SE"/>
@@ -38767,7 +39249,7 @@
         </w:rPr>
       </w:pPr>
     </w:p>
-    <w:bookmarkStart w:id="120" w:name="_Toc238145117" w:displacedByCustomXml="next"/>
+    <w:bookmarkStart w:id="120" w:name="_Toc238201831" w:displacedByCustomXml="next"/>
     <w:sdt>
       <w:sdtPr>
         <w:id w:val="1723244645"/>
@@ -38828,7 +39310,7 @@
       </w:pPr>
     </w:p>
     <w:sectPr>
-      <w:headerReference w:type="default" r:id="rId23"/>
+      <w:headerReference w:type="default" r:id="rId24"/>
       <w:pgSz w:w="8420" w:h="11907" w:orient="landscape" w:code="9"/>
       <w:pgMar w:top="1440" w:right="1440" w:bottom="1440" w:left="1440" w:header="720" w:footer="720" w:gutter="0"/>
       <w:cols w:space="720"/>
@@ -38839,7 +39321,7 @@
 </file>
 
 <file path=word/endnotes.xml><?xml version="1.0" encoding="utf-8"?>
-<w:endnotes xmlns:wpc="http://schemas.microsoft.com/office/word/2010/wordprocessingCanvas" xmlns:cx="http://schemas.microsoft.com/office/drawing/2014/chartex" xmlns:cx1="http://schemas.microsoft.com/office/drawing/2015/9/8/chartex" xmlns:cx2="http://schemas.microsoft.com/office/drawing/2015/10/21/chartex" xmlns:cx3="http://schemas.microsoft.com/office/drawing/2016/5/9/chartex" xmlns:cx4="http://schemas.microsoft.com/office/drawing/2016/5/10/chartex" xmlns:cx5="http://schemas.microsoft.com/office/drawing/2016/5/11/chartex" xmlns:cx6="http://schemas.microsoft.com/office/drawing/2016/5/12/chartex" xmlns:cx7="http://schemas.microsoft.com/office/drawing/2016/5/13/chartex" xmlns:cx8="http://schemas.microsoft.com/office/drawing/2016/5/14/chartex" xmlns:mc="http://schemas.openxmlformats.org/markup-compatibility/2006" xmlns:aink="http://schemas.microsoft.com/office/drawing/2016/ink" xmlns:am3d="http://schemas.microsoft.com/office/drawing/2017/model3d" xmlns:o="urn:schemas-microsoft-com:office:office" xmlns:oel="http://schemas.microsoft.com/office/2019/extlst" xmlns:r="http://schemas.openxmlformats.org/officeDocument/2006/relationships" xmlns:m="http://schemas.openxmlformats.org/officeDocument/2006/math" xmlns:v="urn:schemas-microsoft-com:vml" xmlns:wp14="http://schemas.microsoft.com/office/word/2010/wordprocessingDrawing" xmlns:wp="http://schemas.openxmlformats.org/drawingml/2006/wordprocessingDrawing" xmlns:w10="urn:schemas-microsoft-com:office:word" xmlns:w="http://schemas.openxmlformats.org/wordprocessingml/2006/main" xmlns:w14="http://schemas.microsoft.com/office/word/2010/wordml" xmlns:w15="http://schemas.microsoft.com/office/word/2012/wordml" xmlns:w16cei="http://schemas.microsoft.com/office/word/2026/wordml/cei" xmlns:w16cex="http://schemas.microsoft.com/office/word/2018/wordml/cex" xmlns:w16cid="http://schemas.microsoft.com/office/word/2016/wordml/cid" xmlns:w16="http://schemas.microsoft.com/office/word/2018/wordml" xmlns:w16du="http://schemas.microsoft.com/office/word/2023/wordml/word16du" xmlns:w16sdtdh="http://schemas.microsoft.com/office/word/2020/wordml/sdtdatahash" xmlns:w16sdtfl="http://schemas.microsoft.com/office/word/2024/wordml/sdtformatlock" xmlns:w16se="http://schemas.microsoft.com/office/word/2015/wordml/symex" xmlns:wpg="http://schemas.microsoft.com/office/word/2010/wordprocessingGroup" xmlns:wpi="http://schemas.microsoft.com/office/word/2010/wordprocessingInk" xmlns:wne="http://schemas.microsoft.com/office/word/2006/wordml" xmlns:wps="http://schemas.microsoft.com/office/word/2010/wordprocessingShape" mc:Ignorable="w14 w15 w16se w16cid w16 w16cex w16sdtdh w16sdtfl w16du wp14">
+<w:endnotes xmlns:wpc="http://schemas.microsoft.com/office/word/2010/wordprocessingCanvas" xmlns:cx="http://schemas.microsoft.com/office/drawing/2014/chartex" xmlns:cx1="http://schemas.microsoft.com/office/drawing/2015/9/8/chartex" xmlns:cx2="http://schemas.microsoft.com/office/drawing/2015/10/21/chartex" xmlns:cx3="http://schemas.microsoft.com/office/drawing/2016/5/9/chartex" xmlns:cx4="http://schemas.microsoft.com/office/drawing/2016/5/10/chartex" xmlns:cx5="http://schemas.microsoft.com/office/drawing/2016/5/11/chartex" xmlns:cx6="http://schemas.microsoft.com/office/drawing/2016/5/12/chartex" xmlns:cx7="http://schemas.microsoft.com/office/drawing/2016/5/13/chartex" xmlns:cx8="http://schemas.microsoft.com/office/drawing/2016/5/14/chartex" xmlns:mc="http://schemas.openxmlformats.org/markup-compatibility/2006" xmlns:aink="http://schemas.microsoft.com/office/drawing/2016/ink" xmlns:am3d="http://schemas.microsoft.com/office/drawing/2017/model3d" xmlns:o="urn:schemas-microsoft-com:office:office" xmlns:oel="http://schemas.microsoft.com/office/2019/extlst" xmlns:r="http://schemas.openxmlformats.org/officeDocument/2006/relationships" xmlns:m="http://schemas.openxmlformats.org/officeDocument/2006/math" xmlns:v="urn:schemas-microsoft-com:vml" xmlns:wp14="http://schemas.microsoft.com/office/word/2010/wordprocessingDrawing" xmlns:wp="http://schemas.openxmlformats.org/drawingml/2006/wordprocessingDrawing" xmlns:w10="urn:schemas-microsoft-com:office:word" xmlns:w="http://schemas.openxmlformats.org/wordprocessingml/2006/main" xmlns:w14="http://schemas.microsoft.com/office/word/2010/wordml" xmlns:w15="http://schemas.microsoft.com/office/word/2012/wordml" xmlns:w16cex="http://schemas.microsoft.com/office/word/2018/wordml/cex" xmlns:w16cid="http://schemas.microsoft.com/office/word/2016/wordml/cid" xmlns:w16="http://schemas.microsoft.com/office/word/2018/wordml" xmlns:w16du="http://schemas.microsoft.com/office/word/2023/wordml/word16du" xmlns:w16sdtdh="http://schemas.microsoft.com/office/word/2020/wordml/sdtdatahash" xmlns:w16sdtfl="http://schemas.microsoft.com/office/word/2024/wordml/sdtformatlock" xmlns:w16se="http://schemas.microsoft.com/office/word/2015/wordml/symex" xmlns:wpg="http://schemas.microsoft.com/office/word/2010/wordprocessingGroup" xmlns:wpi="http://schemas.microsoft.com/office/word/2010/wordprocessingInk" xmlns:wne="http://schemas.microsoft.com/office/word/2006/wordml" xmlns:wps="http://schemas.microsoft.com/office/word/2010/wordprocessingShape" mc:Ignorable="w14 w15 w16se w16cid w16 w16cex w16sdtdh w16sdtfl w16du wp14">
   <w:endnote w:type="separator" w:id="-1">
     <w:p>
       <w:r>
@@ -38865,7 +39347,7 @@
 </file>
 
 <file path=word/footer1.xml><?xml version="1.0" encoding="utf-8"?>
-<w:ftr xmlns:wpc="http://schemas.microsoft.com/office/word/2010/wordprocessingCanvas" xmlns:cx="http://schemas.microsoft.com/office/drawing/2014/chartex" xmlns:cx1="http://schemas.microsoft.com/office/drawing/2015/9/8/chartex" xmlns:cx2="http://schemas.microsoft.com/office/drawing/2015/10/21/chartex" xmlns:cx3="http://schemas.microsoft.com/office/drawing/2016/5/9/chartex" xmlns:cx4="http://schemas.microsoft.com/office/drawing/2016/5/10/chartex" xmlns:cx5="http://schemas.microsoft.com/office/drawing/2016/5/11/chartex" xmlns:cx6="http://schemas.microsoft.com/office/drawing/2016/5/12/chartex" xmlns:cx7="http://schemas.microsoft.com/office/drawing/2016/5/13/chartex" xmlns:cx8="http://schemas.microsoft.com/office/drawing/2016/5/14/chartex" xmlns:mc="http://schemas.openxmlformats.org/markup-compatibility/2006" xmlns:aink="http://schemas.microsoft.com/office/drawing/2016/ink" xmlns:am3d="http://schemas.microsoft.com/office/drawing/2017/model3d" xmlns:o="urn:schemas-microsoft-com:office:office" xmlns:oel="http://schemas.microsoft.com/office/2019/extlst" xmlns:r="http://schemas.openxmlformats.org/officeDocument/2006/relationships" xmlns:m="http://schemas.openxmlformats.org/officeDocument/2006/math" xmlns:v="urn:schemas-microsoft-com:vml" xmlns:wp14="http://schemas.microsoft.com/office/word/2010/wordprocessingDrawing" xmlns:wp="http://schemas.openxmlformats.org/drawingml/2006/wordprocessingDrawing" xmlns:w10="urn:schemas-microsoft-com:office:word" xmlns:w="http://schemas.openxmlformats.org/wordprocessingml/2006/main" xmlns:w14="http://schemas.microsoft.com/office/word/2010/wordml" xmlns:w15="http://schemas.microsoft.com/office/word/2012/wordml" xmlns:w16cei="http://schemas.microsoft.com/office/word/2026/wordml/cei" xmlns:w16cex="http://schemas.microsoft.com/office/word/2018/wordml/cex" xmlns:w16cid="http://schemas.microsoft.com/office/word/2016/wordml/cid" xmlns:w16="http://schemas.microsoft.com/office/word/2018/wordml" xmlns:w16du="http://schemas.microsoft.com/office/word/2023/wordml/word16du" xmlns:w16sdtdh="http://schemas.microsoft.com/office/word/2020/wordml/sdtdatahash" xmlns:w16sdtfl="http://schemas.microsoft.com/office/word/2024/wordml/sdtformatlock" xmlns:w16se="http://schemas.microsoft.com/office/word/2015/wordml/symex" xmlns:wpg="http://schemas.microsoft.com/office/word/2010/wordprocessingGroup" xmlns:wpi="http://schemas.microsoft.com/office/word/2010/wordprocessingInk" xmlns:wne="http://schemas.microsoft.com/office/word/2006/wordml" xmlns:wps="http://schemas.microsoft.com/office/word/2010/wordprocessingShape" mc:Ignorable="w14 w15 w16se w16cid w16 w16cex w16sdtdh w16sdtfl w16du wp14">
+<w:ftr xmlns:wpc="http://schemas.microsoft.com/office/word/2010/wordprocessingCanvas" xmlns:cx="http://schemas.microsoft.com/office/drawing/2014/chartex" xmlns:cx1="http://schemas.microsoft.com/office/drawing/2015/9/8/chartex" xmlns:cx2="http://schemas.microsoft.com/office/drawing/2015/10/21/chartex" xmlns:cx3="http://schemas.microsoft.com/office/drawing/2016/5/9/chartex" xmlns:cx4="http://schemas.microsoft.com/office/drawing/2016/5/10/chartex" xmlns:cx5="http://schemas.microsoft.com/office/drawing/2016/5/11/chartex" xmlns:cx6="http://schemas.microsoft.com/office/drawing/2016/5/12/chartex" xmlns:cx7="http://schemas.microsoft.com/office/drawing/2016/5/13/chartex" xmlns:cx8="http://schemas.microsoft.com/office/drawing/2016/5/14/chartex" xmlns:mc="http://schemas.openxmlformats.org/markup-compatibility/2006" xmlns:aink="http://schemas.microsoft.com/office/drawing/2016/ink" xmlns:am3d="http://schemas.microsoft.com/office/drawing/2017/model3d" xmlns:o="urn:schemas-microsoft-com:office:office" xmlns:oel="http://schemas.microsoft.com/office/2019/extlst" xmlns:r="http://schemas.openxmlformats.org/officeDocument/2006/relationships" xmlns:m="http://schemas.openxmlformats.org/officeDocument/2006/math" xmlns:v="urn:schemas-microsoft-com:vml" xmlns:wp14="http://schemas.microsoft.com/office/word/2010/wordprocessingDrawing" xmlns:wp="http://schemas.openxmlformats.org/drawingml/2006/wordprocessingDrawing" xmlns:w10="urn:schemas-microsoft-com:office:word" xmlns:w="http://schemas.openxmlformats.org/wordprocessingml/2006/main" xmlns:w14="http://schemas.microsoft.com/office/word/2010/wordml" xmlns:w15="http://schemas.microsoft.com/office/word/2012/wordml" xmlns:w16cex="http://schemas.microsoft.com/office/word/2018/wordml/cex" xmlns:w16cid="http://schemas.microsoft.com/office/word/2016/wordml/cid" xmlns:w16="http://schemas.microsoft.com/office/word/2018/wordml" xmlns:w16du="http://schemas.microsoft.com/office/word/2023/wordml/word16du" xmlns:w16sdtdh="http://schemas.microsoft.com/office/word/2020/wordml/sdtdatahash" xmlns:w16sdtfl="http://schemas.microsoft.com/office/word/2024/wordml/sdtformatlock" xmlns:w16se="http://schemas.microsoft.com/office/word/2015/wordml/symex" xmlns:wpg="http://schemas.microsoft.com/office/word/2010/wordprocessingGroup" xmlns:wpi="http://schemas.microsoft.com/office/word/2010/wordprocessingInk" xmlns:wne="http://schemas.microsoft.com/office/word/2006/wordml" xmlns:wps="http://schemas.microsoft.com/office/word/2010/wordprocessingShape" mc:Ignorable="w14 w15 w16se w16cid w16 w16cex w16sdtdh w16sdtfl w16du wp14">
   <w:sdt>
     <w:sdtPr>
       <w:id w:val="1634664151"/>
@@ -38913,7 +39395,7 @@
 </file>
 
 <file path=word/footnotes.xml><?xml version="1.0" encoding="utf-8"?>
-<w:footnotes xmlns:wpc="http://schemas.microsoft.com/office/word/2010/wordprocessingCanvas" xmlns:cx="http://schemas.microsoft.com/office/drawing/2014/chartex" xmlns:cx1="http://schemas.microsoft.com/office/drawing/2015/9/8/chartex" xmlns:cx2="http://schemas.microsoft.com/office/drawing/2015/10/21/chartex" xmlns:cx3="http://schemas.microsoft.com/office/drawing/2016/5/9/chartex" xmlns:cx4="http://schemas.microsoft.com/office/drawing/2016/5/10/chartex" xmlns:cx5="http://schemas.microsoft.com/office/drawing/2016/5/11/chartex" xmlns:cx6="http://schemas.microsoft.com/office/drawing/2016/5/12/chartex" xmlns:cx7="http://schemas.microsoft.com/office/drawing/2016/5/13/chartex" xmlns:cx8="http://schemas.microsoft.com/office/drawing/2016/5/14/chartex" xmlns:mc="http://schemas.openxmlformats.org/markup-compatibility/2006" xmlns:aink="http://schemas.microsoft.com/office/drawing/2016/ink" xmlns:am3d="http://schemas.microsoft.com/office/drawing/2017/model3d" xmlns:o="urn:schemas-microsoft-com:office:office" xmlns:oel="http://schemas.microsoft.com/office/2019/extlst" xmlns:r="http://schemas.openxmlformats.org/officeDocument/2006/relationships" xmlns:m="http://schemas.openxmlformats.org/officeDocument/2006/math" xmlns:v="urn:schemas-microsoft-com:vml" xmlns:wp14="http://schemas.microsoft.com/office/word/2010/wordprocessingDrawing" xmlns:wp="http://schemas.openxmlformats.org/drawingml/2006/wordprocessingDrawing" xmlns:w10="urn:schemas-microsoft-com:office:word" xmlns:w="http://schemas.openxmlformats.org/wordprocessingml/2006/main" xmlns:w14="http://schemas.microsoft.com/office/word/2010/wordml" xmlns:w15="http://schemas.microsoft.com/office/word/2012/wordml" xmlns:w16cei="http://schemas.microsoft.com/office/word/2026/wordml/cei" xmlns:w16cex="http://schemas.microsoft.com/office/word/2018/wordml/cex" xmlns:w16cid="http://schemas.microsoft.com/office/word/2016/wordml/cid" xmlns:w16="http://schemas.microsoft.com/office/word/2018/wordml" xmlns:w16du="http://schemas.microsoft.com/office/word/2023/wordml/word16du" xmlns:w16sdtdh="http://schemas.microsoft.com/office/word/2020/wordml/sdtdatahash" xmlns:w16sdtfl="http://schemas.microsoft.com/office/word/2024/wordml/sdtformatlock" xmlns:w16se="http://schemas.microsoft.com/office/word/2015/wordml/symex" xmlns:wpg="http://schemas.microsoft.com/office/word/2010/wordprocessingGroup" xmlns:wpi="http://schemas.microsoft.com/office/word/2010/wordprocessingInk" xmlns:wne="http://schemas.microsoft.com/office/word/2006/wordml" xmlns:wps="http://schemas.microsoft.com/office/word/2010/wordprocessingShape" mc:Ignorable="w14 w15 w16se w16cid w16 w16cex w16sdtdh w16sdtfl w16du wp14">
+<w:footnotes xmlns:wpc="http://schemas.microsoft.com/office/word/2010/wordprocessingCanvas" xmlns:cx="http://schemas.microsoft.com/office/drawing/2014/chartex" xmlns:cx1="http://schemas.microsoft.com/office/drawing/2015/9/8/chartex" xmlns:cx2="http://schemas.microsoft.com/office/drawing/2015/10/21/chartex" xmlns:cx3="http://schemas.microsoft.com/office/drawing/2016/5/9/chartex" xmlns:cx4="http://schemas.microsoft.com/office/drawing/2016/5/10/chartex" xmlns:cx5="http://schemas.microsoft.com/office/drawing/2016/5/11/chartex" xmlns:cx6="http://schemas.microsoft.com/office/drawing/2016/5/12/chartex" xmlns:cx7="http://schemas.microsoft.com/office/drawing/2016/5/13/chartex" xmlns:cx8="http://schemas.microsoft.com/office/drawing/2016/5/14/chartex" xmlns:mc="http://schemas.openxmlformats.org/markup-compatibility/2006" xmlns:aink="http://schemas.microsoft.com/office/drawing/2016/ink" xmlns:am3d="http://schemas.microsoft.com/office/drawing/2017/model3d" xmlns:o="urn:schemas-microsoft-com:office:office" xmlns:oel="http://schemas.microsoft.com/office/2019/extlst" xmlns:r="http://schemas.openxmlformats.org/officeDocument/2006/relationships" xmlns:m="http://schemas.openxmlformats.org/officeDocument/2006/math" xmlns:v="urn:schemas-microsoft-com:vml" xmlns:wp14="http://schemas.microsoft.com/office/word/2010/wordprocessingDrawing" xmlns:wp="http://schemas.openxmlformats.org/drawingml/2006/wordprocessingDrawing" xmlns:w10="urn:schemas-microsoft-com:office:word" xmlns:w="http://schemas.openxmlformats.org/wordprocessingml/2006/main" xmlns:w14="http://schemas.microsoft.com/office/word/2010/wordml" xmlns:w15="http://schemas.microsoft.com/office/word/2012/wordml" xmlns:w16cex="http://schemas.microsoft.com/office/word/2018/wordml/cex" xmlns:w16cid="http://schemas.microsoft.com/office/word/2016/wordml/cid" xmlns:w16="http://schemas.microsoft.com/office/word/2018/wordml" xmlns:w16du="http://schemas.microsoft.com/office/word/2023/wordml/word16du" xmlns:w16sdtdh="http://schemas.microsoft.com/office/word/2020/wordml/sdtdatahash" xmlns:w16sdtfl="http://schemas.microsoft.com/office/word/2024/wordml/sdtformatlock" xmlns:w16se="http://schemas.microsoft.com/office/word/2015/wordml/symex" xmlns:wpg="http://schemas.microsoft.com/office/word/2010/wordprocessingGroup" xmlns:wpi="http://schemas.microsoft.com/office/word/2010/wordprocessingInk" xmlns:wne="http://schemas.microsoft.com/office/word/2006/wordml" xmlns:wps="http://schemas.microsoft.com/office/word/2010/wordprocessingShape" mc:Ignorable="w14 w15 w16se w16cid w16 w16cex w16sdtdh w16sdtfl w16du wp14">
   <w:footnote w:type="separator" w:id="-1">
     <w:p>
       <w:r>
@@ -38939,7 +39421,7 @@
 </file>
 
 <file path=word/header1.xml><?xml version="1.0" encoding="utf-8"?>
-<w:hdr xmlns:wpc="http://schemas.microsoft.com/office/word/2010/wordprocessingCanvas" xmlns:cx="http://schemas.microsoft.com/office/drawing/2014/chartex" xmlns:cx1="http://schemas.microsoft.com/office/drawing/2015/9/8/chartex" xmlns:cx2="http://schemas.microsoft.com/office/drawing/2015/10/21/chartex" xmlns:cx3="http://schemas.microsoft.com/office/drawing/2016/5/9/chartex" xmlns:cx4="http://schemas.microsoft.com/office/drawing/2016/5/10/chartex" xmlns:cx5="http://schemas.microsoft.com/office/drawing/2016/5/11/chartex" xmlns:cx6="http://schemas.microsoft.com/office/drawing/2016/5/12/chartex" xmlns:cx7="http://schemas.microsoft.com/office/drawing/2016/5/13/chartex" xmlns:cx8="http://schemas.microsoft.com/office/drawing/2016/5/14/chartex" xmlns:mc="http://schemas.openxmlformats.org/markup-compatibility/2006" xmlns:aink="http://schemas.microsoft.com/office/drawing/2016/ink" xmlns:am3d="http://schemas.microsoft.com/office/drawing/2017/model3d" xmlns:o="urn:schemas-microsoft-com:office:office" xmlns:oel="http://schemas.microsoft.com/office/2019/extlst" xmlns:r="http://schemas.openxmlformats.org/officeDocument/2006/relationships" xmlns:m="http://schemas.openxmlformats.org/officeDocument/2006/math" xmlns:v="urn:schemas-microsoft-com:vml" xmlns:wp14="http://schemas.microsoft.com/office/word/2010/wordprocessingDrawing" xmlns:wp="http://schemas.openxmlformats.org/drawingml/2006/wordprocessingDrawing" xmlns:w10="urn:schemas-microsoft-com:office:word" xmlns:w="http://schemas.openxmlformats.org/wordprocessingml/2006/main" xmlns:w14="http://schemas.microsoft.com/office/word/2010/wordml" xmlns:w15="http://schemas.microsoft.com/office/word/2012/wordml" xmlns:w16cei="http://schemas.microsoft.com/office/word/2026/wordml/cei" xmlns:w16cex="http://schemas.microsoft.com/office/word/2018/wordml/cex" xmlns:w16cid="http://schemas.microsoft.com/office/word/2016/wordml/cid" xmlns:w16="http://schemas.microsoft.com/office/word/2018/wordml" xmlns:w16du="http://schemas.microsoft.com/office/word/2023/wordml/word16du" xmlns:w16sdtdh="http://schemas.microsoft.com/office/word/2020/wordml/sdtdatahash" xmlns:w16sdtfl="http://schemas.microsoft.com/office/word/2024/wordml/sdtformatlock" xmlns:w16se="http://schemas.microsoft.com/office/word/2015/wordml/symex" xmlns:wpg="http://schemas.microsoft.com/office/word/2010/wordprocessingGroup" xmlns:wpi="http://schemas.microsoft.com/office/word/2010/wordprocessingInk" xmlns:wne="http://schemas.microsoft.com/office/word/2006/wordml" xmlns:wps="http://schemas.microsoft.com/office/word/2010/wordprocessingShape" mc:Ignorable="w14 w15 w16se w16cid w16 w16cex w16sdtdh w16sdtfl w16du wp14">
+<w:hdr xmlns:wpc="http://schemas.microsoft.com/office/word/2010/wordprocessingCanvas" xmlns:cx="http://schemas.microsoft.com/office/drawing/2014/chartex" xmlns:cx1="http://schemas.microsoft.com/office/drawing/2015/9/8/chartex" xmlns:cx2="http://schemas.microsoft.com/office/drawing/2015/10/21/chartex" xmlns:cx3="http://schemas.microsoft.com/office/drawing/2016/5/9/chartex" xmlns:cx4="http://schemas.microsoft.com/office/drawing/2016/5/10/chartex" xmlns:cx5="http://schemas.microsoft.com/office/drawing/2016/5/11/chartex" xmlns:cx6="http://schemas.microsoft.com/office/drawing/2016/5/12/chartex" xmlns:cx7="http://schemas.microsoft.com/office/drawing/2016/5/13/chartex" xmlns:cx8="http://schemas.microsoft.com/office/drawing/2016/5/14/chartex" xmlns:mc="http://schemas.openxmlformats.org/markup-compatibility/2006" xmlns:aink="http://schemas.microsoft.com/office/drawing/2016/ink" xmlns:am3d="http://schemas.microsoft.com/office/drawing/2017/model3d" xmlns:o="urn:schemas-microsoft-com:office:office" xmlns:oel="http://schemas.microsoft.com/office/2019/extlst" xmlns:r="http://schemas.openxmlformats.org/officeDocument/2006/relationships" xmlns:m="http://schemas.openxmlformats.org/officeDocument/2006/math" xmlns:v="urn:schemas-microsoft-com:vml" xmlns:wp14="http://schemas.microsoft.com/office/word/2010/wordprocessingDrawing" xmlns:wp="http://schemas.openxmlformats.org/drawingml/2006/wordprocessingDrawing" xmlns:w10="urn:schemas-microsoft-com:office:word" xmlns:w="http://schemas.openxmlformats.org/wordprocessingml/2006/main" xmlns:w14="http://schemas.microsoft.com/office/word/2010/wordml" xmlns:w15="http://schemas.microsoft.com/office/word/2012/wordml" xmlns:w16cex="http://schemas.microsoft.com/office/word/2018/wordml/cex" xmlns:w16cid="http://schemas.microsoft.com/office/word/2016/wordml/cid" xmlns:w16="http://schemas.microsoft.com/office/word/2018/wordml" xmlns:w16du="http://schemas.microsoft.com/office/word/2023/wordml/word16du" xmlns:w16sdtdh="http://schemas.microsoft.com/office/word/2020/wordml/sdtdatahash" xmlns:w16sdtfl="http://schemas.microsoft.com/office/word/2024/wordml/sdtformatlock" xmlns:w16se="http://schemas.microsoft.com/office/word/2015/wordml/symex" xmlns:wpg="http://schemas.microsoft.com/office/word/2010/wordprocessingGroup" xmlns:wpi="http://schemas.microsoft.com/office/word/2010/wordprocessingInk" xmlns:wne="http://schemas.microsoft.com/office/word/2006/wordml" xmlns:wps="http://schemas.microsoft.com/office/word/2010/wordprocessingShape" mc:Ignorable="w14 w15 w16se w16cid w16 w16cex w16sdtdh w16sdtfl w16du wp14">
   <w:sdt>
     <w:sdtPr>
       <w:id w:val="-1825194964"/>
@@ -38965,7 +39447,7 @@
 </file>
 
 <file path=word/numbering.xml><?xml version="1.0" encoding="utf-8"?>
-<w:numbering xmlns:wpc="http://schemas.microsoft.com/office/word/2010/wordprocessingCanvas" xmlns:cx="http://schemas.microsoft.com/office/drawing/2014/chartex" xmlns:cx1="http://schemas.microsoft.com/office/drawing/2015/9/8/chartex" xmlns:cx2="http://schemas.microsoft.com/office/drawing/2015/10/21/chartex" xmlns:cx3="http://schemas.microsoft.com/office/drawing/2016/5/9/chartex" xmlns:cx4="http://schemas.microsoft.com/office/drawing/2016/5/10/chartex" xmlns:cx5="http://schemas.microsoft.com/office/drawing/2016/5/11/chartex" xmlns:cx6="http://schemas.microsoft.com/office/drawing/2016/5/12/chartex" xmlns:cx7="http://schemas.microsoft.com/office/drawing/2016/5/13/chartex" xmlns:cx8="http://schemas.microsoft.com/office/drawing/2016/5/14/chartex" xmlns:mc="http://schemas.openxmlformats.org/markup-compatibility/2006" xmlns:aink="http://schemas.microsoft.com/office/drawing/2016/ink" xmlns:am3d="http://schemas.microsoft.com/office/drawing/2017/model3d" xmlns:o="urn:schemas-microsoft-com:office:office" xmlns:oel="http://schemas.microsoft.com/office/2019/extlst" xmlns:r="http://schemas.openxmlformats.org/officeDocument/2006/relationships" xmlns:m="http://schemas.openxmlformats.org/officeDocument/2006/math" xmlns:v="urn:schemas-microsoft-com:vml" xmlns:wp14="http://schemas.microsoft.com/office/word/2010/wordprocessingDrawing" xmlns:wp="http://schemas.openxmlformats.org/drawingml/2006/wordprocessingDrawing" xmlns:w10="urn:schemas-microsoft-com:office:word" xmlns:w="http://schemas.openxmlformats.org/wordprocessingml/2006/main" xmlns:w14="http://schemas.microsoft.com/office/word/2010/wordml" xmlns:w15="http://schemas.microsoft.com/office/word/2012/wordml" xmlns:w16cei="http://schemas.microsoft.com/office/word/2026/wordml/cei" xmlns:w16cex="http://schemas.microsoft.com/office/word/2018/wordml/cex" xmlns:w16cid="http://schemas.microsoft.com/office/word/2016/wordml/cid" xmlns:w16="http://schemas.microsoft.com/office/word/2018/wordml" xmlns:w16du="http://schemas.microsoft.com/office/word/2023/wordml/word16du" xmlns:w16sdtdh="http://schemas.microsoft.com/office/word/2020/wordml/sdtdatahash" xmlns:w16sdtfl="http://schemas.microsoft.com/office/word/2024/wordml/sdtformatlock" xmlns:w16se="http://schemas.microsoft.com/office/word/2015/wordml/symex" xmlns:wpg="http://schemas.microsoft.com/office/word/2010/wordprocessingGroup" xmlns:wpi="http://schemas.microsoft.com/office/word/2010/wordprocessingInk" xmlns:wne="http://schemas.microsoft.com/office/word/2006/wordml" xmlns:wps="http://schemas.microsoft.com/office/word/2010/wordprocessingShape" mc:Ignorable="w14 w15 w16se w16cid w16 w16cex w16sdtdh w16sdtfl w16du wp14">
+<w:numbering xmlns:wpc="http://schemas.microsoft.com/office/word/2010/wordprocessingCanvas" xmlns:cx="http://schemas.microsoft.com/office/drawing/2014/chartex" xmlns:cx1="http://schemas.microsoft.com/office/drawing/2015/9/8/chartex" xmlns:cx2="http://schemas.microsoft.com/office/drawing/2015/10/21/chartex" xmlns:cx3="http://schemas.microsoft.com/office/drawing/2016/5/9/chartex" xmlns:cx4="http://schemas.microsoft.com/office/drawing/2016/5/10/chartex" xmlns:cx5="http://schemas.microsoft.com/office/drawing/2016/5/11/chartex" xmlns:cx6="http://schemas.microsoft.com/office/drawing/2016/5/12/chartex" xmlns:cx7="http://schemas.microsoft.com/office/drawing/2016/5/13/chartex" xmlns:cx8="http://schemas.microsoft.com/office/drawing/2016/5/14/chartex" xmlns:mc="http://schemas.openxmlformats.org/markup-compatibility/2006" xmlns:aink="http://schemas.microsoft.com/office/drawing/2016/ink" xmlns:am3d="http://schemas.microsoft.com/office/drawing/2017/model3d" xmlns:o="urn:schemas-microsoft-com:office:office" xmlns:oel="http://schemas.microsoft.com/office/2019/extlst" xmlns:r="http://schemas.openxmlformats.org/officeDocument/2006/relationships" xmlns:m="http://schemas.openxmlformats.org/officeDocument/2006/math" xmlns:v="urn:schemas-microsoft-com:vml" xmlns:wp14="http://schemas.microsoft.com/office/word/2010/wordprocessingDrawing" xmlns:wp="http://schemas.openxmlformats.org/drawingml/2006/wordprocessingDrawing" xmlns:w10="urn:schemas-microsoft-com:office:word" xmlns:w="http://schemas.openxmlformats.org/wordprocessingml/2006/main" xmlns:w14="http://schemas.microsoft.com/office/word/2010/wordml" xmlns:w15="http://schemas.microsoft.com/office/word/2012/wordml" xmlns:w16cex="http://schemas.microsoft.com/office/word/2018/wordml/cex" xmlns:w16cid="http://schemas.microsoft.com/office/word/2016/wordml/cid" xmlns:w16="http://schemas.microsoft.com/office/word/2018/wordml" xmlns:w16du="http://schemas.microsoft.com/office/word/2023/wordml/word16du" xmlns:w16sdtdh="http://schemas.microsoft.com/office/word/2020/wordml/sdtdatahash" xmlns:w16sdtfl="http://schemas.microsoft.com/office/word/2024/wordml/sdtformatlock" xmlns:w16se="http://schemas.microsoft.com/office/word/2015/wordml/symex" xmlns:wpg="http://schemas.microsoft.com/office/word/2010/wordprocessingGroup" xmlns:wpi="http://schemas.microsoft.com/office/word/2010/wordprocessingInk" xmlns:wne="http://schemas.microsoft.com/office/word/2006/wordml" xmlns:wps="http://schemas.microsoft.com/office/word/2010/wordprocessingShape" mc:Ignorable="w14 w15 w16se w16cid w16 w16cex w16sdtdh w16sdtfl w16du wp14">
   <w:abstractNum w:abstractNumId="0" w15:restartNumberingAfterBreak="0">
     <w:nsid w:val="FFFFFF89"/>
     <w:multiLevelType w:val="singleLevel"/>
@@ -41557,7 +42039,7 @@
 </file>
 
 <file path=word/glossary/document.xml><?xml version="1.0" encoding="utf-8"?>
-<w:glossaryDocument xmlns:wpc="http://schemas.microsoft.com/office/word/2010/wordprocessingCanvas" xmlns:cx="http://schemas.microsoft.com/office/drawing/2014/chartex" xmlns:cx1="http://schemas.microsoft.com/office/drawing/2015/9/8/chartex" xmlns:cx2="http://schemas.microsoft.com/office/drawing/2015/10/21/chartex" xmlns:cx3="http://schemas.microsoft.com/office/drawing/2016/5/9/chartex" xmlns:cx4="http://schemas.microsoft.com/office/drawing/2016/5/10/chartex" xmlns:cx5="http://schemas.microsoft.com/office/drawing/2016/5/11/chartex" xmlns:cx6="http://schemas.microsoft.com/office/drawing/2016/5/12/chartex" xmlns:cx7="http://schemas.microsoft.com/office/drawing/2016/5/13/chartex" xmlns:cx8="http://schemas.microsoft.com/office/drawing/2016/5/14/chartex" xmlns:mc="http://schemas.openxmlformats.org/markup-compatibility/2006" xmlns:aink="http://schemas.microsoft.com/office/drawing/2016/ink" xmlns:am3d="http://schemas.microsoft.com/office/drawing/2017/model3d" xmlns:o="urn:schemas-microsoft-com:office:office" xmlns:oel="http://schemas.microsoft.com/office/2019/extlst" xmlns:r="http://schemas.openxmlformats.org/officeDocument/2006/relationships" xmlns:m="http://schemas.openxmlformats.org/officeDocument/2006/math" xmlns:v="urn:schemas-microsoft-com:vml" xmlns:wp14="http://schemas.microsoft.com/office/word/2010/wordprocessingDrawing" xmlns:wp="http://schemas.openxmlformats.org/drawingml/2006/wordprocessingDrawing" xmlns:w10="urn:schemas-microsoft-com:office:word" xmlns:w="http://schemas.openxmlformats.org/wordprocessingml/2006/main" xmlns:w14="http://schemas.microsoft.com/office/word/2010/wordml" xmlns:w15="http://schemas.microsoft.com/office/word/2012/wordml" xmlns:w16cei="http://schemas.microsoft.com/office/word/2026/wordml/cei" xmlns:w16cex="http://schemas.microsoft.com/office/word/2018/wordml/cex" xmlns:w16cid="http://schemas.microsoft.com/office/word/2016/wordml/cid" xmlns:w16="http://schemas.microsoft.com/office/word/2018/wordml" xmlns:w16du="http://schemas.microsoft.com/office/word/2023/wordml/word16du" xmlns:w16sdtdh="http://schemas.microsoft.com/office/word/2020/wordml/sdtdatahash" xmlns:w16sdtfl="http://schemas.microsoft.com/office/word/2024/wordml/sdtformatlock" xmlns:w16se="http://schemas.microsoft.com/office/word/2015/wordml/symex" xmlns:wpg="http://schemas.microsoft.com/office/word/2010/wordprocessingGroup" xmlns:wpi="http://schemas.microsoft.com/office/word/2010/wordprocessingInk" xmlns:wne="http://schemas.microsoft.com/office/word/2006/wordml" xmlns:wps="http://schemas.microsoft.com/office/word/2010/wordprocessingShape" mc:Ignorable="w14 w15 w16se w16cid w16 w16cex w16sdtdh w16sdtfl w16du wp14">
+<w:glossaryDocument xmlns:wpc="http://schemas.microsoft.com/office/word/2010/wordprocessingCanvas" xmlns:cx="http://schemas.microsoft.com/office/drawing/2014/chartex" xmlns:cx1="http://schemas.microsoft.com/office/drawing/2015/9/8/chartex" xmlns:cx2="http://schemas.microsoft.com/office/drawing/2015/10/21/chartex" xmlns:cx3="http://schemas.microsoft.com/office/drawing/2016/5/9/chartex" xmlns:cx4="http://schemas.microsoft.com/office/drawing/2016/5/10/chartex" xmlns:cx5="http://schemas.microsoft.com/office/drawing/2016/5/11/chartex" xmlns:cx6="http://schemas.microsoft.com/office/drawing/2016/5/12/chartex" xmlns:cx7="http://schemas.microsoft.com/office/drawing/2016/5/13/chartex" xmlns:cx8="http://schemas.microsoft.com/office/drawing/2016/5/14/chartex" xmlns:mc="http://schemas.openxmlformats.org/markup-compatibility/2006" xmlns:aink="http://schemas.microsoft.com/office/drawing/2016/ink" xmlns:am3d="http://schemas.microsoft.com/office/drawing/2017/model3d" xmlns:o="urn:schemas-microsoft-com:office:office" xmlns:oel="http://schemas.microsoft.com/office/2019/extlst" xmlns:r="http://schemas.openxmlformats.org/officeDocument/2006/relationships" xmlns:m="http://schemas.openxmlformats.org/officeDocument/2006/math" xmlns:v="urn:schemas-microsoft-com:vml" xmlns:wp14="http://schemas.microsoft.com/office/word/2010/wordprocessingDrawing" xmlns:wp="http://schemas.openxmlformats.org/drawingml/2006/wordprocessingDrawing" xmlns:w10="urn:schemas-microsoft-com:office:word" xmlns:w="http://schemas.openxmlformats.org/wordprocessingml/2006/main" xmlns:w14="http://schemas.microsoft.com/office/word/2010/wordml" xmlns:w15="http://schemas.microsoft.com/office/word/2012/wordml" xmlns:w16cex="http://schemas.microsoft.com/office/word/2018/wordml/cex" xmlns:w16cid="http://schemas.microsoft.com/office/word/2016/wordml/cid" xmlns:w16="http://schemas.microsoft.com/office/word/2018/wordml" xmlns:w16du="http://schemas.microsoft.com/office/word/2023/wordml/word16du" xmlns:w16sdtdh="http://schemas.microsoft.com/office/word/2020/wordml/sdtdatahash" xmlns:w16sdtfl="http://schemas.microsoft.com/office/word/2024/wordml/sdtformatlock" xmlns:w16se="http://schemas.microsoft.com/office/word/2015/wordml/symex" xmlns:wpg="http://schemas.microsoft.com/office/word/2010/wordprocessingGroup" xmlns:wpi="http://schemas.microsoft.com/office/word/2010/wordprocessingInk" xmlns:wne="http://schemas.microsoft.com/office/word/2006/wordml" xmlns:wps="http://schemas.microsoft.com/office/word/2010/wordprocessingShape" mc:Ignorable="w14 w15 w16se w16cid w16 w16cex w16sdtdh w16sdtfl w16du wp14">
   <w:docParts>
     <w:docPart>
       <w:docPartPr>
@@ -41716,7 +42198,7 @@
 </file>
 
 <file path=word/glossary/numbering.xml><?xml version="1.0" encoding="utf-8"?>
-<w:numbering xmlns:wpc="http://schemas.microsoft.com/office/word/2010/wordprocessingCanvas" xmlns:cx="http://schemas.microsoft.com/office/drawing/2014/chartex" xmlns:cx1="http://schemas.microsoft.com/office/drawing/2015/9/8/chartex" xmlns:cx2="http://schemas.microsoft.com/office/drawing/2015/10/21/chartex" xmlns:cx3="http://schemas.microsoft.com/office/drawing/2016/5/9/chartex" xmlns:cx4="http://schemas.microsoft.com/office/drawing/2016/5/10/chartex" xmlns:cx5="http://schemas.microsoft.com/office/drawing/2016/5/11/chartex" xmlns:cx6="http://schemas.microsoft.com/office/drawing/2016/5/12/chartex" xmlns:cx7="http://schemas.microsoft.com/office/drawing/2016/5/13/chartex" xmlns:cx8="http://schemas.microsoft.com/office/drawing/2016/5/14/chartex" xmlns:mc="http://schemas.openxmlformats.org/markup-compatibility/2006" xmlns:aink="http://schemas.microsoft.com/office/drawing/2016/ink" xmlns:am3d="http://schemas.microsoft.com/office/drawing/2017/model3d" xmlns:o="urn:schemas-microsoft-com:office:office" xmlns:oel="http://schemas.microsoft.com/office/2019/extlst" xmlns:r="http://schemas.openxmlformats.org/officeDocument/2006/relationships" xmlns:m="http://schemas.openxmlformats.org/officeDocument/2006/math" xmlns:v="urn:schemas-microsoft-com:vml" xmlns:wp14="http://schemas.microsoft.com/office/word/2010/wordprocessingDrawing" xmlns:wp="http://schemas.openxmlformats.org/drawingml/2006/wordprocessingDrawing" xmlns:w10="urn:schemas-microsoft-com:office:word" xmlns:w="http://schemas.openxmlformats.org/wordprocessingml/2006/main" xmlns:w14="http://schemas.microsoft.com/office/word/2010/wordml" xmlns:w15="http://schemas.microsoft.com/office/word/2012/wordml" xmlns:w16cei="http://schemas.microsoft.com/office/word/2026/wordml/cei" xmlns:w16cex="http://schemas.microsoft.com/office/word/2018/wordml/cex" xmlns:w16cid="http://schemas.microsoft.com/office/word/2016/wordml/cid" xmlns:w16="http://schemas.microsoft.com/office/word/2018/wordml" xmlns:w16du="http://schemas.microsoft.com/office/word/2023/wordml/word16du" xmlns:w16sdtdh="http://schemas.microsoft.com/office/word/2020/wordml/sdtdatahash" xmlns:w16sdtfl="http://schemas.microsoft.com/office/word/2024/wordml/sdtformatlock" xmlns:w16se="http://schemas.microsoft.com/office/word/2015/wordml/symex" xmlns:wpg="http://schemas.microsoft.com/office/word/2010/wordprocessingGroup" xmlns:wpi="http://schemas.microsoft.com/office/word/2010/wordprocessingInk" xmlns:wne="http://schemas.microsoft.com/office/word/2006/wordml" xmlns:wps="http://schemas.microsoft.com/office/word/2010/wordprocessingShape" mc:Ignorable="w14 w15 w16se w16cid w16 w16cex w16sdtdh w16sdtfl w16du wp14">
+<w:numbering xmlns:wpc="http://schemas.microsoft.com/office/word/2010/wordprocessingCanvas" xmlns:cx="http://schemas.microsoft.com/office/drawing/2014/chartex" xmlns:cx1="http://schemas.microsoft.com/office/drawing/2015/9/8/chartex" xmlns:cx2="http://schemas.microsoft.com/office/drawing/2015/10/21/chartex" xmlns:cx3="http://schemas.microsoft.com/office/drawing/2016/5/9/chartex" xmlns:cx4="http://schemas.microsoft.com/office/drawing/2016/5/10/chartex" xmlns:cx5="http://schemas.microsoft.com/office/drawing/2016/5/11/chartex" xmlns:cx6="http://schemas.microsoft.com/office/drawing/2016/5/12/chartex" xmlns:cx7="http://schemas.microsoft.com/office/drawing/2016/5/13/chartex" xmlns:cx8="http://schemas.microsoft.com/office/drawing/2016/5/14/chartex" xmlns:mc="http://schemas.openxmlformats.org/markup-compatibility/2006" xmlns:aink="http://schemas.microsoft.com/office/drawing/2016/ink" xmlns:am3d="http://schemas.microsoft.com/office/drawing/2017/model3d" xmlns:o="urn:schemas-microsoft-com:office:office" xmlns:oel="http://schemas.microsoft.com/office/2019/extlst" xmlns:r="http://schemas.openxmlformats.org/officeDocument/2006/relationships" xmlns:m="http://schemas.openxmlformats.org/officeDocument/2006/math" xmlns:v="urn:schemas-microsoft-com:vml" xmlns:wp14="http://schemas.microsoft.com/office/word/2010/wordprocessingDrawing" xmlns:wp="http://schemas.openxmlformats.org/drawingml/2006/wordprocessingDrawing" xmlns:w10="urn:schemas-microsoft-com:office:word" xmlns:w="http://schemas.openxmlformats.org/wordprocessingml/2006/main" xmlns:w14="http://schemas.microsoft.com/office/word/2010/wordml" xmlns:w15="http://schemas.microsoft.com/office/word/2012/wordml" xmlns:w16cex="http://schemas.microsoft.com/office/word/2018/wordml/cex" xmlns:w16cid="http://schemas.microsoft.com/office/word/2016/wordml/cid" xmlns:w16="http://schemas.microsoft.com/office/word/2018/wordml" xmlns:w16du="http://schemas.microsoft.com/office/word/2023/wordml/word16du" xmlns:w16sdtdh="http://schemas.microsoft.com/office/word/2020/wordml/sdtdatahash" xmlns:w16sdtfl="http://schemas.microsoft.com/office/word/2024/wordml/sdtformatlock" xmlns:w16se="http://schemas.microsoft.com/office/word/2015/wordml/symex" xmlns:wpg="http://schemas.microsoft.com/office/word/2010/wordprocessingGroup" xmlns:wpi="http://schemas.microsoft.com/office/word/2010/wordprocessingInk" xmlns:wne="http://schemas.microsoft.com/office/word/2006/wordml" xmlns:wps="http://schemas.microsoft.com/office/word/2010/wordprocessingShape" mc:Ignorable="w14 w15 w16se w16cid w16 w16cex w16sdtdh w16sdtfl w16du wp14">
   <w:abstractNum w:abstractNumId="0" w15:restartNumberingAfterBreak="0">
     <w:nsid w:val="03E927E3"/>
     <w:multiLevelType w:val="hybridMultilevel"/>
@@ -41979,6 +42461,7 @@
     <w:rsid w:val="00213C2C"/>
     <w:rsid w:val="00252C3B"/>
     <w:rsid w:val="00373FA3"/>
+    <w:rsid w:val="003767AA"/>
     <w:rsid w:val="00383622"/>
     <w:rsid w:val="00407D8A"/>
     <w:rsid w:val="004112AB"/>
@@ -41996,6 +42479,7 @@
     <w:rsid w:val="007A061E"/>
     <w:rsid w:val="007D4D7A"/>
     <w:rsid w:val="00811576"/>
+    <w:rsid w:val="00815D8F"/>
     <w:rsid w:val="00857160"/>
     <w:rsid w:val="00896458"/>
     <w:rsid w:val="008A307F"/>
@@ -42051,8 +42535,8 @@
   </m:mathPr>
   <w:themeFontLang w:val="en-US"/>
   <w:clrSchemeMapping w:bg1="light1" w:t1="dark1" w:bg2="light2" w:t2="dark2" w:accent1="accent1" w:accent2="accent2" w:accent3="accent3" w:accent4="accent4" w:accent5="accent5" w:accent6="accent6" w:hyperlink="hyperlink" w:followedHyperlink="followedHyperlink"/>
-  <w:decimalSymbol w:val=","/>
-  <w:listSeparator w:val=","/>
+  <w:decimalSymbol w:val="."/>
+  <w:listSeparator w:val=";"/>
   <w15:chartTrackingRefBased/>
 </w:settings>
 </file>
@@ -42942,7 +43426,12 @@
 </file>
 
 <file path=customXml/item2.xml><?xml version="1.0" encoding="utf-8"?>
-<b:Sources xmlns:b="http://schemas.openxmlformats.org/officeDocument/2006/bibliography" xmlns="http://schemas.openxmlformats.org/officeDocument/2006/bibliography" SelectedStyle="\APASixthEditionOfficeOnline.xsl" StyleName="APA" Version="6"/>
+<?mso-contentType ?>
+<FormTemplates xmlns="http://schemas.microsoft.com/sharepoint/v3/contenttype/forms">
+  <Display>DocumentLibraryForm</Display>
+  <Edit>DocumentLibraryForm</Edit>
+  <New>DocumentLibraryForm</New>
+</FormTemplates>
 </file>
 
 <file path=customXml/item3.xml><?xml version="1.0" encoding="utf-8"?>
@@ -42954,12 +43443,7 @@
 </file>
 
 <file path=customXml/item4.xml><?xml version="1.0" encoding="utf-8"?>
-<?mso-contentType ?>
-<FormTemplates xmlns="http://schemas.microsoft.com/sharepoint/v3/contenttype/forms">
-  <Display>DocumentLibraryForm</Display>
-  <Edit>DocumentLibraryForm</Edit>
-  <New>DocumentLibraryForm</New>
-</FormTemplates>
+<b:Sources xmlns:b="http://schemas.openxmlformats.org/officeDocument/2006/bibliography" xmlns="http://schemas.openxmlformats.org/officeDocument/2006/bibliography" SelectedStyle="\APASixthEditionOfficeOnline.xsl" StyleName="APA" Version="6"/>
 </file>
 
 <file path=customXml/itemProps1.xml><?xml version="1.0" encoding="utf-8"?>
@@ -42982,9 +43466,9 @@
 </file>
 
 <file path=customXml/itemProps2.xml><?xml version="1.0" encoding="utf-8"?>
-<ds:datastoreItem xmlns:ds="http://schemas.openxmlformats.org/officeDocument/2006/customXml" ds:itemID="{2FE66373-6161-4581-9A28-7AB54200425F}">
+<ds:datastoreItem xmlns:ds="http://schemas.openxmlformats.org/officeDocument/2006/customXml" ds:itemID="{CF44EB4C-692F-4272-9514-DF49EFCFE5A5}">
   <ds:schemaRefs>
-    <ds:schemaRef ds:uri="http://schemas.openxmlformats.org/officeDocument/2006/bibliography"/>
+    <ds:schemaRef ds:uri="http://schemas.microsoft.com/sharepoint/v3/contenttype/forms"/>
   </ds:schemaRefs>
 </ds:datastoreItem>
 </file>
@@ -43000,9 +43484,9 @@
 </file>
 
 <file path=customXml/itemProps4.xml><?xml version="1.0" encoding="utf-8"?>
-<ds:datastoreItem xmlns:ds="http://schemas.openxmlformats.org/officeDocument/2006/customXml" ds:itemID="{CF44EB4C-692F-4272-9514-DF49EFCFE5A5}">
+<ds:datastoreItem xmlns:ds="http://schemas.openxmlformats.org/officeDocument/2006/customXml" ds:itemID="{2FE66373-6161-4581-9A28-7AB54200425F}">
   <ds:schemaRefs>
-    <ds:schemaRef ds:uri="http://schemas.microsoft.com/sharepoint/v3/contenttype/forms"/>
+    <ds:schemaRef ds:uri="http://schemas.openxmlformats.org/officeDocument/2006/bibliography"/>
   </ds:schemaRefs>
 </ds:datastoreItem>
 </file>
--- a/Receptbok.docx
+++ b/Receptbok.docx
@@ -1,6 +1,6 @@
 
 <file path=word/document.xml><?xml version="1.0" encoding="utf-8"?>
-<w:document xmlns:wpc="http://schemas.microsoft.com/office/word/2010/wordprocessingCanvas" xmlns:cx="http://schemas.microsoft.com/office/drawing/2014/chartex" xmlns:cx1="http://schemas.microsoft.com/office/drawing/2015/9/8/chartex" xmlns:cx2="http://schemas.microsoft.com/office/drawing/2015/10/21/chartex" xmlns:cx3="http://schemas.microsoft.com/office/drawing/2016/5/9/chartex" xmlns:cx4="http://schemas.microsoft.com/office/drawing/2016/5/10/chartex" xmlns:cx5="http://schemas.microsoft.com/office/drawing/2016/5/11/chartex" xmlns:cx6="http://schemas.microsoft.com/office/drawing/2016/5/12/chartex" xmlns:cx7="http://schemas.microsoft.com/office/drawing/2016/5/13/chartex" xmlns:cx8="http://schemas.microsoft.com/office/drawing/2016/5/14/chartex" xmlns:mc="http://schemas.openxmlformats.org/markup-compatibility/2006" xmlns:aink="http://schemas.microsoft.com/office/drawing/2016/ink" xmlns:am3d="http://schemas.microsoft.com/office/drawing/2017/model3d" xmlns:o="urn:schemas-microsoft-com:office:office" xmlns:oel="http://schemas.microsoft.com/office/2019/extlst" xmlns:r="http://schemas.openxmlformats.org/officeDocument/2006/relationships" xmlns:m="http://schemas.openxmlformats.org/officeDocument/2006/math" xmlns:v="urn:schemas-microsoft-com:vml" xmlns:wp14="http://schemas.microsoft.com/office/word/2010/wordprocessingDrawing" xmlns:wp="http://schemas.openxmlformats.org/drawingml/2006/wordprocessingDrawing" xmlns:w10="urn:schemas-microsoft-com:office:word" xmlns:w="http://schemas.openxmlformats.org/wordprocessingml/2006/main" xmlns:w14="http://schemas.microsoft.com/office/word/2010/wordml" xmlns:w15="http://schemas.microsoft.com/office/word/2012/wordml" xmlns:w16cex="http://schemas.microsoft.com/office/word/2018/wordml/cex" xmlns:w16cid="http://schemas.microsoft.com/office/word/2016/wordml/cid" xmlns:w16="http://schemas.microsoft.com/office/word/2018/wordml" xmlns:w16du="http://schemas.microsoft.com/office/word/2023/wordml/word16du" xmlns:w16sdtdh="http://schemas.microsoft.com/office/word/2020/wordml/sdtdatahash" xmlns:w16sdtfl="http://schemas.microsoft.com/office/word/2024/wordml/sdtformatlock" xmlns:w16se="http://schemas.microsoft.com/office/word/2015/wordml/symex" xmlns:wpg="http://schemas.microsoft.com/office/word/2010/wordprocessingGroup" xmlns:wpi="http://schemas.microsoft.com/office/word/2010/wordprocessingInk" xmlns:wne="http://schemas.microsoft.com/office/word/2006/wordml" xmlns:wps="http://schemas.microsoft.com/office/word/2010/wordprocessingShape" mc:Ignorable="w14 w15 w16se w16cid w16 w16cex w16sdtdh w16sdtfl w16du wp14">
+<w:document xmlns:wpc="http://schemas.microsoft.com/office/word/2010/wordprocessingCanvas" xmlns:cx="http://schemas.microsoft.com/office/drawing/2014/chartex" xmlns:cx1="http://schemas.microsoft.com/office/drawing/2015/9/8/chartex" xmlns:cx2="http://schemas.microsoft.com/office/drawing/2015/10/21/chartex" xmlns:cx3="http://schemas.microsoft.com/office/drawing/2016/5/9/chartex" xmlns:cx4="http://schemas.microsoft.com/office/drawing/2016/5/10/chartex" xmlns:cx5="http://schemas.microsoft.com/office/drawing/2016/5/11/chartex" xmlns:cx6="http://schemas.microsoft.com/office/drawing/2016/5/12/chartex" xmlns:cx7="http://schemas.microsoft.com/office/drawing/2016/5/13/chartex" xmlns:cx8="http://schemas.microsoft.com/office/drawing/2016/5/14/chartex" xmlns:mc="http://schemas.openxmlformats.org/markup-compatibility/2006" xmlns:aink="http://schemas.microsoft.com/office/drawing/2016/ink" xmlns:am3d="http://schemas.microsoft.com/office/drawing/2017/model3d" xmlns:o="urn:schemas-microsoft-com:office:office" xmlns:oel="http://schemas.microsoft.com/office/2019/extlst" xmlns:r="http://schemas.openxmlformats.org/officeDocument/2006/relationships" xmlns:m="http://schemas.openxmlformats.org/officeDocument/2006/math" xmlns:v="urn:schemas-microsoft-com:vml" xmlns:wp14="http://schemas.microsoft.com/office/word/2010/wordprocessingDrawing" xmlns:wp="http://schemas.openxmlformats.org/drawingml/2006/wordprocessingDrawing" xmlns:w10="urn:schemas-microsoft-com:office:word" xmlns:w="http://schemas.openxmlformats.org/wordprocessingml/2006/main" xmlns:w14="http://schemas.microsoft.com/office/word/2010/wordml" xmlns:w15="http://schemas.microsoft.com/office/word/2012/wordml" xmlns:w16cei="http://schemas.microsoft.com/office/word/2026/wordml/cei" xmlns:w16cex="http://schemas.microsoft.com/office/word/2018/wordml/cex" xmlns:w16cid="http://schemas.microsoft.com/office/word/2016/wordml/cid" xmlns:w16="http://schemas.microsoft.com/office/word/2018/wordml" xmlns:w16du="http://schemas.microsoft.com/office/word/2023/wordml/word16du" xmlns:w16sdtdh="http://schemas.microsoft.com/office/word/2020/wordml/sdtdatahash" xmlns:w16sdtfl="http://schemas.microsoft.com/office/word/2024/wordml/sdtformatlock" xmlns:w16se="http://schemas.microsoft.com/office/word/2015/wordml/symex" xmlns:wpg="http://schemas.microsoft.com/office/word/2010/wordprocessingGroup" xmlns:wpi="http://schemas.microsoft.com/office/word/2010/wordprocessingInk" xmlns:wne="http://schemas.microsoft.com/office/word/2006/wordml" xmlns:wps="http://schemas.microsoft.com/office/word/2010/wordprocessingShape" mc:Ignorable="w14 w15 w16se w16cid w16 w16cex w16sdtdh w16sdtfl w16du wp14">
   <w:body>
     <w:p>
       <w:pPr>
@@ -179,7 +179,7 @@
         <w:br w:type="page"/>
       </w:r>
     </w:p>
-    <w:bookmarkStart w:id="0" w:name="_Toc238201721" w:displacedByCustomXml="next"/>
+    <w:bookmarkStart w:id="0" w:name="_Toc238204093" w:displacedByCustomXml="next"/>
     <w:sdt>
       <w:sdtPr>
         <w:rPr>
@@ -225,7 +225,7 @@
               <w:rFonts w:asciiTheme="minorHAnsi" w:eastAsiaTheme="minorEastAsia" w:hAnsiTheme="minorHAnsi" w:cstheme="minorBidi"/>
               <w:noProof/>
               <w:kern w:val="2"/>
-              <w:lang w:val="sv-SE" w:eastAsia="sv-SE"/>
+              <w:lang w:val="en-SE" w:eastAsia="en-SE"/>
               <w14:ligatures w14:val="standardContextual"/>
             </w:rPr>
           </w:pPr>
@@ -238,7 +238,7 @@
           <w:r>
             <w:fldChar w:fldCharType="separate"/>
           </w:r>
-          <w:hyperlink w:anchor="_Toc238201721" w:history="1">
+          <w:hyperlink w:anchor="_Toc238204093" w:history="1">
             <w:r>
               <w:rPr>
                 <w:rStyle w:val="Hyperlink"/>
@@ -266,7 +266,7 @@
                 <w:noProof/>
                 <w:webHidden/>
               </w:rPr>
-              <w:instrText xml:space="preserve"> PAGEREF _Toc238201721 \h </w:instrText>
+              <w:instrText xml:space="preserve"> PAGEREF _Toc238204093 \h </w:instrText>
             </w:r>
             <w:r>
               <w:rPr>
@@ -307,11 +307,11 @@
               <w:rFonts w:asciiTheme="minorHAnsi" w:eastAsiaTheme="minorEastAsia" w:hAnsiTheme="minorHAnsi" w:cstheme="minorBidi"/>
               <w:noProof/>
               <w:kern w:val="2"/>
-              <w:lang w:val="sv-SE" w:eastAsia="sv-SE"/>
+              <w:lang w:val="en-SE" w:eastAsia="en-SE"/>
               <w14:ligatures w14:val="standardContextual"/>
             </w:rPr>
           </w:pPr>
-          <w:hyperlink w:anchor="_Toc238201722" w:history="1">
+          <w:hyperlink w:anchor="_Toc238204094" w:history="1">
             <w:r>
               <w:rPr>
                 <w:rStyle w:val="Hyperlink"/>
@@ -339,7 +339,7 @@
                 <w:noProof/>
                 <w:webHidden/>
               </w:rPr>
-              <w:instrText xml:space="preserve"> PAGEREF _Toc238201722 \h </w:instrText>
+              <w:instrText xml:space="preserve"> PAGEREF _Toc238204094 \h </w:instrText>
             </w:r>
             <w:r>
               <w:rPr>
@@ -380,11 +380,11 @@
               <w:rFonts w:asciiTheme="minorHAnsi" w:eastAsiaTheme="minorEastAsia" w:hAnsiTheme="minorHAnsi" w:cstheme="minorBidi"/>
               <w:noProof/>
               <w:kern w:val="2"/>
-              <w:lang w:val="sv-SE" w:eastAsia="sv-SE"/>
+              <w:lang w:val="en-SE" w:eastAsia="en-SE"/>
               <w14:ligatures w14:val="standardContextual"/>
             </w:rPr>
           </w:pPr>
-          <w:hyperlink w:anchor="_Toc238201723" w:history="1">
+          <w:hyperlink w:anchor="_Toc238204095" w:history="1">
             <w:r>
               <w:rPr>
                 <w:rStyle w:val="Hyperlink"/>
@@ -412,7 +412,7 @@
                 <w:noProof/>
                 <w:webHidden/>
               </w:rPr>
-              <w:instrText xml:space="preserve"> PAGEREF _Toc238201723 \h </w:instrText>
+              <w:instrText xml:space="preserve"> PAGEREF _Toc238204095 \h </w:instrText>
             </w:r>
             <w:r>
               <w:rPr>
@@ -450,11 +450,11 @@
               <w:rFonts w:asciiTheme="minorHAnsi" w:eastAsiaTheme="minorEastAsia" w:hAnsiTheme="minorHAnsi" w:cstheme="minorBidi"/>
               <w:noProof/>
               <w:kern w:val="2"/>
-              <w:lang w:val="sv-SE" w:eastAsia="sv-SE"/>
+              <w:lang w:val="en-SE" w:eastAsia="en-SE"/>
               <w14:ligatures w14:val="standardContextual"/>
             </w:rPr>
           </w:pPr>
-          <w:hyperlink w:anchor="_Toc238201724" w:history="1">
+          <w:hyperlink w:anchor="_Toc238204096" w:history="1">
             <w:r>
               <w:rPr>
                 <w:rStyle w:val="Hyperlink"/>
@@ -482,7 +482,7 @@
                 <w:noProof/>
                 <w:webHidden/>
               </w:rPr>
-              <w:instrText xml:space="preserve"> PAGEREF _Toc238201724 \h </w:instrText>
+              <w:instrText xml:space="preserve"> PAGEREF _Toc238204096 \h </w:instrText>
             </w:r>
             <w:r>
               <w:rPr>
@@ -523,11 +523,11 @@
               <w:rFonts w:asciiTheme="minorHAnsi" w:eastAsiaTheme="minorEastAsia" w:hAnsiTheme="minorHAnsi" w:cstheme="minorBidi"/>
               <w:noProof/>
               <w:kern w:val="2"/>
-              <w:lang w:val="sv-SE" w:eastAsia="sv-SE"/>
+              <w:lang w:val="en-SE" w:eastAsia="en-SE"/>
               <w14:ligatures w14:val="standardContextual"/>
             </w:rPr>
           </w:pPr>
-          <w:hyperlink w:anchor="_Toc238201725" w:history="1">
+          <w:hyperlink w:anchor="_Toc238204097" w:history="1">
             <w:r>
               <w:rPr>
                 <w:rStyle w:val="Hyperlink"/>
@@ -555,7 +555,7 @@
                 <w:noProof/>
                 <w:webHidden/>
               </w:rPr>
-              <w:instrText xml:space="preserve"> PAGEREF _Toc238201725 \h </w:instrText>
+              <w:instrText xml:space="preserve"> PAGEREF _Toc238204097 \h </w:instrText>
             </w:r>
             <w:r>
               <w:rPr>
@@ -596,11 +596,11 @@
               <w:rFonts w:asciiTheme="minorHAnsi" w:eastAsiaTheme="minorEastAsia" w:hAnsiTheme="minorHAnsi" w:cstheme="minorBidi"/>
               <w:noProof/>
               <w:kern w:val="2"/>
-              <w:lang w:val="sv-SE" w:eastAsia="sv-SE"/>
+              <w:lang w:val="en-SE" w:eastAsia="en-SE"/>
               <w14:ligatures w14:val="standardContextual"/>
             </w:rPr>
           </w:pPr>
-          <w:hyperlink w:anchor="_Toc238201726" w:history="1">
+          <w:hyperlink w:anchor="_Toc238204098" w:history="1">
             <w:r>
               <w:rPr>
                 <w:rStyle w:val="Hyperlink"/>
@@ -628,7 +628,7 @@
                 <w:noProof/>
                 <w:webHidden/>
               </w:rPr>
-              <w:instrText xml:space="preserve"> PAGEREF _Toc238201726 \h </w:instrText>
+              <w:instrText xml:space="preserve"> PAGEREF _Toc238204098 \h </w:instrText>
             </w:r>
             <w:r>
               <w:rPr>
@@ -666,11 +666,11 @@
               <w:rFonts w:asciiTheme="minorHAnsi" w:eastAsiaTheme="minorEastAsia" w:hAnsiTheme="minorHAnsi" w:cstheme="minorBidi"/>
               <w:noProof/>
               <w:kern w:val="2"/>
-              <w:lang w:val="sv-SE" w:eastAsia="sv-SE"/>
+              <w:lang w:val="en-SE" w:eastAsia="en-SE"/>
               <w14:ligatures w14:val="standardContextual"/>
             </w:rPr>
           </w:pPr>
-          <w:hyperlink w:anchor="_Toc238201727" w:history="1">
+          <w:hyperlink w:anchor="_Toc238204099" w:history="1">
             <w:r>
               <w:rPr>
                 <w:rStyle w:val="Hyperlink"/>
@@ -698,7 +698,7 @@
                 <w:noProof/>
                 <w:webHidden/>
               </w:rPr>
-              <w:instrText xml:space="preserve"> PAGEREF _Toc238201727 \h </w:instrText>
+              <w:instrText xml:space="preserve"> PAGEREF _Toc238204099 \h </w:instrText>
             </w:r>
             <w:r>
               <w:rPr>
@@ -739,11 +739,11 @@
               <w:rFonts w:asciiTheme="minorHAnsi" w:eastAsiaTheme="minorEastAsia" w:hAnsiTheme="minorHAnsi" w:cstheme="minorBidi"/>
               <w:noProof/>
               <w:kern w:val="2"/>
-              <w:lang w:val="sv-SE" w:eastAsia="sv-SE"/>
+              <w:lang w:val="en-SE" w:eastAsia="en-SE"/>
               <w14:ligatures w14:val="standardContextual"/>
             </w:rPr>
           </w:pPr>
-          <w:hyperlink w:anchor="_Toc238201728" w:history="1">
+          <w:hyperlink w:anchor="_Toc238204100" w:history="1">
             <w:r>
               <w:rPr>
                 <w:rStyle w:val="Hyperlink"/>
@@ -771,7 +771,7 @@
                 <w:noProof/>
                 <w:webHidden/>
               </w:rPr>
-              <w:instrText xml:space="preserve"> PAGEREF _Toc238201728 \h </w:instrText>
+              <w:instrText xml:space="preserve"> PAGEREF _Toc238204100 \h </w:instrText>
             </w:r>
             <w:r>
               <w:rPr>
@@ -812,11 +812,11 @@
               <w:rFonts w:asciiTheme="minorHAnsi" w:eastAsiaTheme="minorEastAsia" w:hAnsiTheme="minorHAnsi" w:cstheme="minorBidi"/>
               <w:noProof/>
               <w:kern w:val="2"/>
-              <w:lang w:val="sv-SE" w:eastAsia="sv-SE"/>
+              <w:lang w:val="en-SE" w:eastAsia="en-SE"/>
               <w14:ligatures w14:val="standardContextual"/>
             </w:rPr>
           </w:pPr>
-          <w:hyperlink w:anchor="_Toc238201729" w:history="1">
+          <w:hyperlink w:anchor="_Toc238204101" w:history="1">
             <w:r>
               <w:rPr>
                 <w:rStyle w:val="Hyperlink"/>
@@ -844,7 +844,7 @@
                 <w:noProof/>
                 <w:webHidden/>
               </w:rPr>
-              <w:instrText xml:space="preserve"> PAGEREF _Toc238201729 \h </w:instrText>
+              <w:instrText xml:space="preserve"> PAGEREF _Toc238204101 \h </w:instrText>
             </w:r>
             <w:r>
               <w:rPr>
@@ -885,11 +885,11 @@
               <w:rFonts w:asciiTheme="minorHAnsi" w:eastAsiaTheme="minorEastAsia" w:hAnsiTheme="minorHAnsi" w:cstheme="minorBidi"/>
               <w:noProof/>
               <w:kern w:val="2"/>
-              <w:lang w:val="sv-SE" w:eastAsia="sv-SE"/>
+              <w:lang w:val="en-SE" w:eastAsia="en-SE"/>
               <w14:ligatures w14:val="standardContextual"/>
             </w:rPr>
           </w:pPr>
-          <w:hyperlink w:anchor="_Toc238201730" w:history="1">
+          <w:hyperlink w:anchor="_Toc238204102" w:history="1">
             <w:r>
               <w:rPr>
                 <w:rStyle w:val="Hyperlink"/>
@@ -917,7 +917,7 @@
                 <w:noProof/>
                 <w:webHidden/>
               </w:rPr>
-              <w:instrText xml:space="preserve"> PAGEREF _Toc238201730 \h </w:instrText>
+              <w:instrText xml:space="preserve"> PAGEREF _Toc238204102 \h </w:instrText>
             </w:r>
             <w:r>
               <w:rPr>
@@ -958,11 +958,11 @@
               <w:rFonts w:asciiTheme="minorHAnsi" w:eastAsiaTheme="minorEastAsia" w:hAnsiTheme="minorHAnsi" w:cstheme="minorBidi"/>
               <w:noProof/>
               <w:kern w:val="2"/>
-              <w:lang w:val="sv-SE" w:eastAsia="sv-SE"/>
+              <w:lang w:val="en-SE" w:eastAsia="en-SE"/>
               <w14:ligatures w14:val="standardContextual"/>
             </w:rPr>
           </w:pPr>
-          <w:hyperlink w:anchor="_Toc238201731" w:history="1">
+          <w:hyperlink w:anchor="_Toc238204103" w:history="1">
             <w:r>
               <w:rPr>
                 <w:rStyle w:val="Hyperlink"/>
@@ -990,7 +990,7 @@
                 <w:noProof/>
                 <w:webHidden/>
               </w:rPr>
-              <w:instrText xml:space="preserve"> PAGEREF _Toc238201731 \h </w:instrText>
+              <w:instrText xml:space="preserve"> PAGEREF _Toc238204103 \h </w:instrText>
             </w:r>
             <w:r>
               <w:rPr>
@@ -1031,11 +1031,11 @@
               <w:rFonts w:asciiTheme="minorHAnsi" w:eastAsiaTheme="minorEastAsia" w:hAnsiTheme="minorHAnsi" w:cstheme="minorBidi"/>
               <w:noProof/>
               <w:kern w:val="2"/>
-              <w:lang w:val="sv-SE" w:eastAsia="sv-SE"/>
+              <w:lang w:val="en-SE" w:eastAsia="en-SE"/>
               <w14:ligatures w14:val="standardContextual"/>
             </w:rPr>
           </w:pPr>
-          <w:hyperlink w:anchor="_Toc238201732" w:history="1">
+          <w:hyperlink w:anchor="_Toc238204104" w:history="1">
             <w:r>
               <w:rPr>
                 <w:rStyle w:val="Hyperlink"/>
@@ -1063,7 +1063,7 @@
                 <w:noProof/>
                 <w:webHidden/>
               </w:rPr>
-              <w:instrText xml:space="preserve"> PAGEREF _Toc238201732 \h </w:instrText>
+              <w:instrText xml:space="preserve"> PAGEREF _Toc238204104 \h </w:instrText>
             </w:r>
             <w:r>
               <w:rPr>
@@ -1104,11 +1104,11 @@
               <w:rFonts w:asciiTheme="minorHAnsi" w:eastAsiaTheme="minorEastAsia" w:hAnsiTheme="minorHAnsi" w:cstheme="minorBidi"/>
               <w:noProof/>
               <w:kern w:val="2"/>
-              <w:lang w:val="sv-SE" w:eastAsia="sv-SE"/>
+              <w:lang w:val="en-SE" w:eastAsia="en-SE"/>
               <w14:ligatures w14:val="standardContextual"/>
             </w:rPr>
           </w:pPr>
-          <w:hyperlink w:anchor="_Toc238201733" w:history="1">
+          <w:hyperlink w:anchor="_Toc238204105" w:history="1">
             <w:r>
               <w:rPr>
                 <w:rStyle w:val="Hyperlink"/>
@@ -1136,7 +1136,7 @@
                 <w:noProof/>
                 <w:webHidden/>
               </w:rPr>
-              <w:instrText xml:space="preserve"> PAGEREF _Toc238201733 \h </w:instrText>
+              <w:instrText xml:space="preserve"> PAGEREF _Toc238204105 \h </w:instrText>
             </w:r>
             <w:r>
               <w:rPr>
@@ -1174,11 +1174,11 @@
               <w:rFonts w:asciiTheme="minorHAnsi" w:eastAsiaTheme="minorEastAsia" w:hAnsiTheme="minorHAnsi" w:cstheme="minorBidi"/>
               <w:noProof/>
               <w:kern w:val="2"/>
-              <w:lang w:val="sv-SE" w:eastAsia="sv-SE"/>
+              <w:lang w:val="en-SE" w:eastAsia="en-SE"/>
               <w14:ligatures w14:val="standardContextual"/>
             </w:rPr>
           </w:pPr>
-          <w:hyperlink w:anchor="_Toc238201734" w:history="1">
+          <w:hyperlink w:anchor="_Toc238204106" w:history="1">
             <w:r>
               <w:rPr>
                 <w:rStyle w:val="Hyperlink"/>
@@ -1206,7 +1206,7 @@
                 <w:noProof/>
                 <w:webHidden/>
               </w:rPr>
-              <w:instrText xml:space="preserve"> PAGEREF _Toc238201734 \h </w:instrText>
+              <w:instrText xml:space="preserve"> PAGEREF _Toc238204106 \h </w:instrText>
             </w:r>
             <w:r>
               <w:rPr>
@@ -1247,11 +1247,11 @@
               <w:rFonts w:asciiTheme="minorHAnsi" w:eastAsiaTheme="minorEastAsia" w:hAnsiTheme="minorHAnsi" w:cstheme="minorBidi"/>
               <w:noProof/>
               <w:kern w:val="2"/>
-              <w:lang w:val="sv-SE" w:eastAsia="sv-SE"/>
+              <w:lang w:val="en-SE" w:eastAsia="en-SE"/>
               <w14:ligatures w14:val="standardContextual"/>
             </w:rPr>
           </w:pPr>
-          <w:hyperlink w:anchor="_Toc238201735" w:history="1">
+          <w:hyperlink w:anchor="_Toc238204107" w:history="1">
             <w:r>
               <w:rPr>
                 <w:rStyle w:val="Hyperlink"/>
@@ -1279,7 +1279,7 @@
                 <w:noProof/>
                 <w:webHidden/>
               </w:rPr>
-              <w:instrText xml:space="preserve"> PAGEREF _Toc238201735 \h </w:instrText>
+              <w:instrText xml:space="preserve"> PAGEREF _Toc238204107 \h </w:instrText>
             </w:r>
             <w:r>
               <w:rPr>
@@ -1320,11 +1320,11 @@
               <w:rFonts w:asciiTheme="minorHAnsi" w:eastAsiaTheme="minorEastAsia" w:hAnsiTheme="minorHAnsi" w:cstheme="minorBidi"/>
               <w:noProof/>
               <w:kern w:val="2"/>
-              <w:lang w:val="sv-SE" w:eastAsia="sv-SE"/>
+              <w:lang w:val="en-SE" w:eastAsia="en-SE"/>
               <w14:ligatures w14:val="standardContextual"/>
             </w:rPr>
           </w:pPr>
-          <w:hyperlink w:anchor="_Toc238201736" w:history="1">
+          <w:hyperlink w:anchor="_Toc238204108" w:history="1">
             <w:r>
               <w:rPr>
                 <w:rStyle w:val="Hyperlink"/>
@@ -1352,7 +1352,7 @@
                 <w:noProof/>
                 <w:webHidden/>
               </w:rPr>
-              <w:instrText xml:space="preserve"> PAGEREF _Toc238201736 \h </w:instrText>
+              <w:instrText xml:space="preserve"> PAGEREF _Toc238204108 \h </w:instrText>
             </w:r>
             <w:r>
               <w:rPr>
@@ -1390,11 +1390,11 @@
               <w:rFonts w:asciiTheme="minorHAnsi" w:eastAsiaTheme="minorEastAsia" w:hAnsiTheme="minorHAnsi" w:cstheme="minorBidi"/>
               <w:noProof/>
               <w:kern w:val="2"/>
-              <w:lang w:val="sv-SE" w:eastAsia="sv-SE"/>
+              <w:lang w:val="en-SE" w:eastAsia="en-SE"/>
               <w14:ligatures w14:val="standardContextual"/>
             </w:rPr>
           </w:pPr>
-          <w:hyperlink w:anchor="_Toc238201737" w:history="1">
+          <w:hyperlink w:anchor="_Toc238204109" w:history="1">
             <w:r>
               <w:rPr>
                 <w:rStyle w:val="Hyperlink"/>
@@ -1422,7 +1422,7 @@
                 <w:noProof/>
                 <w:webHidden/>
               </w:rPr>
-              <w:instrText xml:space="preserve"> PAGEREF _Toc238201737 \h </w:instrText>
+              <w:instrText xml:space="preserve"> PAGEREF _Toc238204109 \h </w:instrText>
             </w:r>
             <w:r>
               <w:rPr>
@@ -1463,11 +1463,11 @@
               <w:rFonts w:asciiTheme="minorHAnsi" w:eastAsiaTheme="minorEastAsia" w:hAnsiTheme="minorHAnsi" w:cstheme="minorBidi"/>
               <w:noProof/>
               <w:kern w:val="2"/>
-              <w:lang w:val="sv-SE" w:eastAsia="sv-SE"/>
+              <w:lang w:val="en-SE" w:eastAsia="en-SE"/>
               <w14:ligatures w14:val="standardContextual"/>
             </w:rPr>
           </w:pPr>
-          <w:hyperlink w:anchor="_Toc238201738" w:history="1">
+          <w:hyperlink w:anchor="_Toc238204110" w:history="1">
             <w:r>
               <w:rPr>
                 <w:rStyle w:val="Hyperlink"/>
@@ -1495,7 +1495,7 @@
                 <w:noProof/>
                 <w:webHidden/>
               </w:rPr>
-              <w:instrText xml:space="preserve"> PAGEREF _Toc238201738 \h </w:instrText>
+              <w:instrText xml:space="preserve"> PAGEREF _Toc238204110 \h </w:instrText>
             </w:r>
             <w:r>
               <w:rPr>
@@ -1536,11 +1536,11 @@
               <w:rFonts w:asciiTheme="minorHAnsi" w:eastAsiaTheme="minorEastAsia" w:hAnsiTheme="minorHAnsi" w:cstheme="minorBidi"/>
               <w:noProof/>
               <w:kern w:val="2"/>
-              <w:lang w:val="sv-SE" w:eastAsia="sv-SE"/>
+              <w:lang w:val="en-SE" w:eastAsia="en-SE"/>
               <w14:ligatures w14:val="standardContextual"/>
             </w:rPr>
           </w:pPr>
-          <w:hyperlink w:anchor="_Toc238201739" w:history="1">
+          <w:hyperlink w:anchor="_Toc238204111" w:history="1">
             <w:r>
               <w:rPr>
                 <w:rStyle w:val="Hyperlink"/>
@@ -1568,7 +1568,7 @@
                 <w:noProof/>
                 <w:webHidden/>
               </w:rPr>
-              <w:instrText xml:space="preserve"> PAGEREF _Toc238201739 \h </w:instrText>
+              <w:instrText xml:space="preserve"> PAGEREF _Toc238204111 \h </w:instrText>
             </w:r>
             <w:r>
               <w:rPr>
@@ -1609,11 +1609,11 @@
               <w:rFonts w:asciiTheme="minorHAnsi" w:eastAsiaTheme="minorEastAsia" w:hAnsiTheme="minorHAnsi" w:cstheme="minorBidi"/>
               <w:noProof/>
               <w:kern w:val="2"/>
-              <w:lang w:val="sv-SE" w:eastAsia="sv-SE"/>
+              <w:lang w:val="en-SE" w:eastAsia="en-SE"/>
               <w14:ligatures w14:val="standardContextual"/>
             </w:rPr>
           </w:pPr>
-          <w:hyperlink w:anchor="_Toc238201740" w:history="1">
+          <w:hyperlink w:anchor="_Toc238204112" w:history="1">
             <w:r>
               <w:rPr>
                 <w:rStyle w:val="Hyperlink"/>
@@ -1641,7 +1641,7 @@
                 <w:noProof/>
                 <w:webHidden/>
               </w:rPr>
-              <w:instrText xml:space="preserve"> PAGEREF _Toc238201740 \h </w:instrText>
+              <w:instrText xml:space="preserve"> PAGEREF _Toc238204112 \h </w:instrText>
             </w:r>
             <w:r>
               <w:rPr>
@@ -1682,11 +1682,11 @@
               <w:rFonts w:asciiTheme="minorHAnsi" w:eastAsiaTheme="minorEastAsia" w:hAnsiTheme="minorHAnsi" w:cstheme="minorBidi"/>
               <w:noProof/>
               <w:kern w:val="2"/>
-              <w:lang w:val="sv-SE" w:eastAsia="sv-SE"/>
+              <w:lang w:val="en-SE" w:eastAsia="en-SE"/>
               <w14:ligatures w14:val="standardContextual"/>
             </w:rPr>
           </w:pPr>
-          <w:hyperlink w:anchor="_Toc238201741" w:history="1">
+          <w:hyperlink w:anchor="_Toc238204113" w:history="1">
             <w:r>
               <w:rPr>
                 <w:rStyle w:val="Hyperlink"/>
@@ -1714,7 +1714,7 @@
                 <w:noProof/>
                 <w:webHidden/>
               </w:rPr>
-              <w:instrText xml:space="preserve"> PAGEREF _Toc238201741 \h </w:instrText>
+              <w:instrText xml:space="preserve"> PAGEREF _Toc238204113 \h </w:instrText>
             </w:r>
             <w:r>
               <w:rPr>
@@ -1755,11 +1755,11 @@
               <w:rFonts w:asciiTheme="minorHAnsi" w:eastAsiaTheme="minorEastAsia" w:hAnsiTheme="minorHAnsi" w:cstheme="minorBidi"/>
               <w:noProof/>
               <w:kern w:val="2"/>
-              <w:lang w:val="sv-SE" w:eastAsia="sv-SE"/>
+              <w:lang w:val="en-SE" w:eastAsia="en-SE"/>
               <w14:ligatures w14:val="standardContextual"/>
             </w:rPr>
           </w:pPr>
-          <w:hyperlink w:anchor="_Toc238201742" w:history="1">
+          <w:hyperlink w:anchor="_Toc238204114" w:history="1">
             <w:r>
               <w:rPr>
                 <w:rStyle w:val="Hyperlink"/>
@@ -1787,7 +1787,7 @@
                 <w:noProof/>
                 <w:webHidden/>
               </w:rPr>
-              <w:instrText xml:space="preserve"> PAGEREF _Toc238201742 \h </w:instrText>
+              <w:instrText xml:space="preserve"> PAGEREF _Toc238204114 \h </w:instrText>
             </w:r>
             <w:r>
               <w:rPr>
@@ -1828,11 +1828,11 @@
               <w:rFonts w:asciiTheme="minorHAnsi" w:eastAsiaTheme="minorEastAsia" w:hAnsiTheme="minorHAnsi" w:cstheme="minorBidi"/>
               <w:noProof/>
               <w:kern w:val="2"/>
-              <w:lang w:val="sv-SE" w:eastAsia="sv-SE"/>
+              <w:lang w:val="en-SE" w:eastAsia="en-SE"/>
               <w14:ligatures w14:val="standardContextual"/>
             </w:rPr>
           </w:pPr>
-          <w:hyperlink w:anchor="_Toc238201743" w:history="1">
+          <w:hyperlink w:anchor="_Toc238204115" w:history="1">
             <w:r>
               <w:rPr>
                 <w:rStyle w:val="Hyperlink"/>
@@ -1860,7 +1860,7 @@
                 <w:noProof/>
                 <w:webHidden/>
               </w:rPr>
-              <w:instrText xml:space="preserve"> PAGEREF _Toc238201743 \h </w:instrText>
+              <w:instrText xml:space="preserve"> PAGEREF _Toc238204115 \h </w:instrText>
             </w:r>
             <w:r>
               <w:rPr>
@@ -1901,11 +1901,11 @@
               <w:rFonts w:asciiTheme="minorHAnsi" w:eastAsiaTheme="minorEastAsia" w:hAnsiTheme="minorHAnsi" w:cstheme="minorBidi"/>
               <w:noProof/>
               <w:kern w:val="2"/>
-              <w:lang w:val="sv-SE" w:eastAsia="sv-SE"/>
+              <w:lang w:val="en-SE" w:eastAsia="en-SE"/>
               <w14:ligatures w14:val="standardContextual"/>
             </w:rPr>
           </w:pPr>
-          <w:hyperlink w:anchor="_Toc238201744" w:history="1">
+          <w:hyperlink w:anchor="_Toc238204116" w:history="1">
             <w:r>
               <w:rPr>
                 <w:rStyle w:val="Hyperlink"/>
@@ -1933,7 +1933,7 @@
                 <w:noProof/>
                 <w:webHidden/>
               </w:rPr>
-              <w:instrText xml:space="preserve"> PAGEREF _Toc238201744 \h </w:instrText>
+              <w:instrText xml:space="preserve"> PAGEREF _Toc238204116 \h </w:instrText>
             </w:r>
             <w:r>
               <w:rPr>
@@ -1974,11 +1974,11 @@
               <w:rFonts w:asciiTheme="minorHAnsi" w:eastAsiaTheme="minorEastAsia" w:hAnsiTheme="minorHAnsi" w:cstheme="minorBidi"/>
               <w:noProof/>
               <w:kern w:val="2"/>
-              <w:lang w:val="sv-SE" w:eastAsia="sv-SE"/>
+              <w:lang w:val="en-SE" w:eastAsia="en-SE"/>
               <w14:ligatures w14:val="standardContextual"/>
             </w:rPr>
           </w:pPr>
-          <w:hyperlink w:anchor="_Toc238201745" w:history="1">
+          <w:hyperlink w:anchor="_Toc238204117" w:history="1">
             <w:r>
               <w:rPr>
                 <w:rStyle w:val="Hyperlink"/>
@@ -2006,7 +2006,7 @@
                 <w:noProof/>
                 <w:webHidden/>
               </w:rPr>
-              <w:instrText xml:space="preserve"> PAGEREF _Toc238201745 \h </w:instrText>
+              <w:instrText xml:space="preserve"> PAGEREF _Toc238204117 \h </w:instrText>
             </w:r>
             <w:r>
               <w:rPr>
@@ -2047,11 +2047,11 @@
               <w:rFonts w:asciiTheme="minorHAnsi" w:eastAsiaTheme="minorEastAsia" w:hAnsiTheme="minorHAnsi" w:cstheme="minorBidi"/>
               <w:noProof/>
               <w:kern w:val="2"/>
-              <w:lang w:val="sv-SE" w:eastAsia="sv-SE"/>
+              <w:lang w:val="en-SE" w:eastAsia="en-SE"/>
               <w14:ligatures w14:val="standardContextual"/>
             </w:rPr>
           </w:pPr>
-          <w:hyperlink w:anchor="_Toc238201746" w:history="1">
+          <w:hyperlink w:anchor="_Toc238204118" w:history="1">
             <w:r>
               <w:rPr>
                 <w:rStyle w:val="Hyperlink"/>
@@ -2079,7 +2079,7 @@
                 <w:noProof/>
                 <w:webHidden/>
               </w:rPr>
-              <w:instrText xml:space="preserve"> PAGEREF _Toc238201746 \h </w:instrText>
+              <w:instrText xml:space="preserve"> PAGEREF _Toc238204118 \h </w:instrText>
             </w:r>
             <w:r>
               <w:rPr>
@@ -2120,11 +2120,11 @@
               <w:rFonts w:asciiTheme="minorHAnsi" w:eastAsiaTheme="minorEastAsia" w:hAnsiTheme="minorHAnsi" w:cstheme="minorBidi"/>
               <w:noProof/>
               <w:kern w:val="2"/>
-              <w:lang w:val="sv-SE" w:eastAsia="sv-SE"/>
+              <w:lang w:val="en-SE" w:eastAsia="en-SE"/>
               <w14:ligatures w14:val="standardContextual"/>
             </w:rPr>
           </w:pPr>
-          <w:hyperlink w:anchor="_Toc238201747" w:history="1">
+          <w:hyperlink w:anchor="_Toc238204119" w:history="1">
             <w:r>
               <w:rPr>
                 <w:rStyle w:val="Hyperlink"/>
@@ -2152,7 +2152,7 @@
                 <w:noProof/>
                 <w:webHidden/>
               </w:rPr>
-              <w:instrText xml:space="preserve"> PAGEREF _Toc238201747 \h </w:instrText>
+              <w:instrText xml:space="preserve"> PAGEREF _Toc238204119 \h </w:instrText>
             </w:r>
             <w:r>
               <w:rPr>
@@ -2190,11 +2190,11 @@
               <w:rFonts w:asciiTheme="minorHAnsi" w:eastAsiaTheme="minorEastAsia" w:hAnsiTheme="minorHAnsi" w:cstheme="minorBidi"/>
               <w:noProof/>
               <w:kern w:val="2"/>
-              <w:lang w:val="sv-SE" w:eastAsia="sv-SE"/>
+              <w:lang w:val="en-SE" w:eastAsia="en-SE"/>
               <w14:ligatures w14:val="standardContextual"/>
             </w:rPr>
           </w:pPr>
-          <w:hyperlink w:anchor="_Toc238201748" w:history="1">
+          <w:hyperlink w:anchor="_Toc238204120" w:history="1">
             <w:r>
               <w:rPr>
                 <w:rStyle w:val="Hyperlink"/>
@@ -2222,7 +2222,7 @@
                 <w:noProof/>
                 <w:webHidden/>
               </w:rPr>
-              <w:instrText xml:space="preserve"> PAGEREF _Toc238201748 \h </w:instrText>
+              <w:instrText xml:space="preserve"> PAGEREF _Toc238204120 \h </w:instrText>
             </w:r>
             <w:r>
               <w:rPr>
@@ -2263,11 +2263,11 @@
               <w:rFonts w:asciiTheme="minorHAnsi" w:eastAsiaTheme="minorEastAsia" w:hAnsiTheme="minorHAnsi" w:cstheme="minorBidi"/>
               <w:noProof/>
               <w:kern w:val="2"/>
-              <w:lang w:val="sv-SE" w:eastAsia="sv-SE"/>
+              <w:lang w:val="en-SE" w:eastAsia="en-SE"/>
               <w14:ligatures w14:val="standardContextual"/>
             </w:rPr>
           </w:pPr>
-          <w:hyperlink w:anchor="_Toc238201749" w:history="1">
+          <w:hyperlink w:anchor="_Toc238204121" w:history="1">
             <w:r>
               <w:rPr>
                 <w:rStyle w:val="Hyperlink"/>
@@ -2295,7 +2295,7 @@
                 <w:noProof/>
                 <w:webHidden/>
               </w:rPr>
-              <w:instrText xml:space="preserve"> PAGEREF _Toc238201749 \h </w:instrText>
+              <w:instrText xml:space="preserve"> PAGEREF _Toc238204121 \h </w:instrText>
             </w:r>
             <w:r>
               <w:rPr>
@@ -2333,11 +2333,11 @@
               <w:rFonts w:asciiTheme="minorHAnsi" w:eastAsiaTheme="minorEastAsia" w:hAnsiTheme="minorHAnsi" w:cstheme="minorBidi"/>
               <w:noProof/>
               <w:kern w:val="2"/>
-              <w:lang w:val="sv-SE" w:eastAsia="sv-SE"/>
+              <w:lang w:val="en-SE" w:eastAsia="en-SE"/>
               <w14:ligatures w14:val="standardContextual"/>
             </w:rPr>
           </w:pPr>
-          <w:hyperlink w:anchor="_Toc238201750" w:history="1">
+          <w:hyperlink w:anchor="_Toc238204122" w:history="1">
             <w:r>
               <w:rPr>
                 <w:rStyle w:val="Hyperlink"/>
@@ -2365,7 +2365,7 @@
                 <w:noProof/>
                 <w:webHidden/>
               </w:rPr>
-              <w:instrText xml:space="preserve"> PAGEREF _Toc238201750 \h </w:instrText>
+              <w:instrText xml:space="preserve"> PAGEREF _Toc238204122 \h </w:instrText>
             </w:r>
             <w:r>
               <w:rPr>
@@ -2406,11 +2406,11 @@
               <w:rFonts w:asciiTheme="minorHAnsi" w:eastAsiaTheme="minorEastAsia" w:hAnsiTheme="minorHAnsi" w:cstheme="minorBidi"/>
               <w:noProof/>
               <w:kern w:val="2"/>
-              <w:lang w:val="sv-SE" w:eastAsia="sv-SE"/>
+              <w:lang w:val="en-SE" w:eastAsia="en-SE"/>
               <w14:ligatures w14:val="standardContextual"/>
             </w:rPr>
           </w:pPr>
-          <w:hyperlink w:anchor="_Toc238201751" w:history="1">
+          <w:hyperlink w:anchor="_Toc238204123" w:history="1">
             <w:r>
               <w:rPr>
                 <w:rStyle w:val="Hyperlink"/>
@@ -2438,7 +2438,7 @@
                 <w:noProof/>
                 <w:webHidden/>
               </w:rPr>
-              <w:instrText xml:space="preserve"> PAGEREF _Toc238201751 \h </w:instrText>
+              <w:instrText xml:space="preserve"> PAGEREF _Toc238204123 \h </w:instrText>
             </w:r>
             <w:r>
               <w:rPr>
@@ -2479,11 +2479,11 @@
               <w:rFonts w:asciiTheme="minorHAnsi" w:eastAsiaTheme="minorEastAsia" w:hAnsiTheme="minorHAnsi" w:cstheme="minorBidi"/>
               <w:noProof/>
               <w:kern w:val="2"/>
-              <w:lang w:val="sv-SE" w:eastAsia="sv-SE"/>
+              <w:lang w:val="en-SE" w:eastAsia="en-SE"/>
               <w14:ligatures w14:val="standardContextual"/>
             </w:rPr>
           </w:pPr>
-          <w:hyperlink w:anchor="_Toc238201752" w:history="1">
+          <w:hyperlink w:anchor="_Toc238204124" w:history="1">
             <w:r>
               <w:rPr>
                 <w:rStyle w:val="Hyperlink"/>
@@ -2511,7 +2511,7 @@
                 <w:noProof/>
                 <w:webHidden/>
               </w:rPr>
-              <w:instrText xml:space="preserve"> PAGEREF _Toc238201752 \h </w:instrText>
+              <w:instrText xml:space="preserve"> PAGEREF _Toc238204124 \h </w:instrText>
             </w:r>
             <w:r>
               <w:rPr>
@@ -2552,11 +2552,11 @@
               <w:rFonts w:asciiTheme="minorHAnsi" w:eastAsiaTheme="minorEastAsia" w:hAnsiTheme="minorHAnsi" w:cstheme="minorBidi"/>
               <w:noProof/>
               <w:kern w:val="2"/>
-              <w:lang w:val="sv-SE" w:eastAsia="sv-SE"/>
+              <w:lang w:val="en-SE" w:eastAsia="en-SE"/>
               <w14:ligatures w14:val="standardContextual"/>
             </w:rPr>
           </w:pPr>
-          <w:hyperlink w:anchor="_Toc238201753" w:history="1">
+          <w:hyperlink w:anchor="_Toc238204125" w:history="1">
             <w:r>
               <w:rPr>
                 <w:rStyle w:val="Hyperlink"/>
@@ -2584,7 +2584,7 @@
                 <w:noProof/>
                 <w:webHidden/>
               </w:rPr>
-              <w:instrText xml:space="preserve"> PAGEREF _Toc238201753 \h </w:instrText>
+              <w:instrText xml:space="preserve"> PAGEREF _Toc238204125 \h </w:instrText>
             </w:r>
             <w:r>
               <w:rPr>
@@ -2625,11 +2625,11 @@
               <w:rFonts w:asciiTheme="minorHAnsi" w:eastAsiaTheme="minorEastAsia" w:hAnsiTheme="minorHAnsi" w:cstheme="minorBidi"/>
               <w:noProof/>
               <w:kern w:val="2"/>
-              <w:lang w:val="sv-SE" w:eastAsia="sv-SE"/>
+              <w:lang w:val="en-SE" w:eastAsia="en-SE"/>
               <w14:ligatures w14:val="standardContextual"/>
             </w:rPr>
           </w:pPr>
-          <w:hyperlink w:anchor="_Toc238201754" w:history="1">
+          <w:hyperlink w:anchor="_Toc238204126" w:history="1">
             <w:r>
               <w:rPr>
                 <w:rStyle w:val="Hyperlink"/>
@@ -2657,7 +2657,7 @@
                 <w:noProof/>
                 <w:webHidden/>
               </w:rPr>
-              <w:instrText xml:space="preserve"> PAGEREF _Toc238201754 \h </w:instrText>
+              <w:instrText xml:space="preserve"> PAGEREF _Toc238204126 \h </w:instrText>
             </w:r>
             <w:r>
               <w:rPr>
@@ -2698,11 +2698,11 @@
               <w:rFonts w:asciiTheme="minorHAnsi" w:eastAsiaTheme="minorEastAsia" w:hAnsiTheme="minorHAnsi" w:cstheme="minorBidi"/>
               <w:noProof/>
               <w:kern w:val="2"/>
-              <w:lang w:val="sv-SE" w:eastAsia="sv-SE"/>
+              <w:lang w:val="en-SE" w:eastAsia="en-SE"/>
               <w14:ligatures w14:val="standardContextual"/>
             </w:rPr>
           </w:pPr>
-          <w:hyperlink w:anchor="_Toc238201755" w:history="1">
+          <w:hyperlink w:anchor="_Toc238204127" w:history="1">
             <w:r>
               <w:rPr>
                 <w:rStyle w:val="Hyperlink"/>
@@ -2730,7 +2730,7 @@
                 <w:noProof/>
                 <w:webHidden/>
               </w:rPr>
-              <w:instrText xml:space="preserve"> PAGEREF _Toc238201755 \h </w:instrText>
+              <w:instrText xml:space="preserve"> PAGEREF _Toc238204127 \h </w:instrText>
             </w:r>
             <w:r>
               <w:rPr>
@@ -2771,11 +2771,11 @@
               <w:rFonts w:asciiTheme="minorHAnsi" w:eastAsiaTheme="minorEastAsia" w:hAnsiTheme="minorHAnsi" w:cstheme="minorBidi"/>
               <w:noProof/>
               <w:kern w:val="2"/>
-              <w:lang w:val="sv-SE" w:eastAsia="sv-SE"/>
+              <w:lang w:val="en-SE" w:eastAsia="en-SE"/>
               <w14:ligatures w14:val="standardContextual"/>
             </w:rPr>
           </w:pPr>
-          <w:hyperlink w:anchor="_Toc238201756" w:history="1">
+          <w:hyperlink w:anchor="_Toc238204128" w:history="1">
             <w:r>
               <w:rPr>
                 <w:rStyle w:val="Hyperlink"/>
@@ -2803,7 +2803,7 @@
                 <w:noProof/>
                 <w:webHidden/>
               </w:rPr>
-              <w:instrText xml:space="preserve"> PAGEREF _Toc238201756 \h </w:instrText>
+              <w:instrText xml:space="preserve"> PAGEREF _Toc238204128 \h </w:instrText>
             </w:r>
             <w:r>
               <w:rPr>
@@ -2844,11 +2844,11 @@
               <w:rFonts w:asciiTheme="minorHAnsi" w:eastAsiaTheme="minorEastAsia" w:hAnsiTheme="minorHAnsi" w:cstheme="minorBidi"/>
               <w:noProof/>
               <w:kern w:val="2"/>
-              <w:lang w:val="sv-SE" w:eastAsia="sv-SE"/>
+              <w:lang w:val="en-SE" w:eastAsia="en-SE"/>
               <w14:ligatures w14:val="standardContextual"/>
             </w:rPr>
           </w:pPr>
-          <w:hyperlink w:anchor="_Toc238201757" w:history="1">
+          <w:hyperlink w:anchor="_Toc238204129" w:history="1">
             <w:r>
               <w:rPr>
                 <w:rStyle w:val="Hyperlink"/>
@@ -2876,7 +2876,7 @@
                 <w:noProof/>
                 <w:webHidden/>
               </w:rPr>
-              <w:instrText xml:space="preserve"> PAGEREF _Toc238201757 \h </w:instrText>
+              <w:instrText xml:space="preserve"> PAGEREF _Toc238204129 \h </w:instrText>
             </w:r>
             <w:r>
               <w:rPr>
@@ -2917,11 +2917,11 @@
               <w:rFonts w:asciiTheme="minorHAnsi" w:eastAsiaTheme="minorEastAsia" w:hAnsiTheme="minorHAnsi" w:cstheme="minorBidi"/>
               <w:noProof/>
               <w:kern w:val="2"/>
-              <w:lang w:val="sv-SE" w:eastAsia="sv-SE"/>
+              <w:lang w:val="en-SE" w:eastAsia="en-SE"/>
               <w14:ligatures w14:val="standardContextual"/>
             </w:rPr>
           </w:pPr>
-          <w:hyperlink w:anchor="_Toc238201758" w:history="1">
+          <w:hyperlink w:anchor="_Toc238204130" w:history="1">
             <w:r>
               <w:rPr>
                 <w:rStyle w:val="Hyperlink"/>
@@ -2949,7 +2949,7 @@
                 <w:noProof/>
                 <w:webHidden/>
               </w:rPr>
-              <w:instrText xml:space="preserve"> PAGEREF _Toc238201758 \h </w:instrText>
+              <w:instrText xml:space="preserve"> PAGEREF _Toc238204130 \h </w:instrText>
             </w:r>
             <w:r>
               <w:rPr>
@@ -2987,11 +2987,11 @@
               <w:rFonts w:asciiTheme="minorHAnsi" w:eastAsiaTheme="minorEastAsia" w:hAnsiTheme="minorHAnsi" w:cstheme="minorBidi"/>
               <w:noProof/>
               <w:kern w:val="2"/>
-              <w:lang w:val="sv-SE" w:eastAsia="sv-SE"/>
+              <w:lang w:val="en-SE" w:eastAsia="en-SE"/>
               <w14:ligatures w14:val="standardContextual"/>
             </w:rPr>
           </w:pPr>
-          <w:hyperlink w:anchor="_Toc238201759" w:history="1">
+          <w:hyperlink w:anchor="_Toc238204131" w:history="1">
             <w:r>
               <w:rPr>
                 <w:rStyle w:val="Hyperlink"/>
@@ -3019,7 +3019,7 @@
                 <w:noProof/>
                 <w:webHidden/>
               </w:rPr>
-              <w:instrText xml:space="preserve"> PAGEREF _Toc238201759 \h </w:instrText>
+              <w:instrText xml:space="preserve"> PAGEREF _Toc238204131 \h </w:instrText>
             </w:r>
             <w:r>
               <w:rPr>
@@ -3060,11 +3060,11 @@
               <w:rFonts w:asciiTheme="minorHAnsi" w:eastAsiaTheme="minorEastAsia" w:hAnsiTheme="minorHAnsi" w:cstheme="minorBidi"/>
               <w:noProof/>
               <w:kern w:val="2"/>
-              <w:lang w:val="sv-SE" w:eastAsia="sv-SE"/>
+              <w:lang w:val="en-SE" w:eastAsia="en-SE"/>
               <w14:ligatures w14:val="standardContextual"/>
             </w:rPr>
           </w:pPr>
-          <w:hyperlink w:anchor="_Toc238201760" w:history="1">
+          <w:hyperlink w:anchor="_Toc238204132" w:history="1">
             <w:r>
               <w:rPr>
                 <w:rStyle w:val="Hyperlink"/>
@@ -3092,7 +3092,7 @@
                 <w:noProof/>
                 <w:webHidden/>
               </w:rPr>
-              <w:instrText xml:space="preserve"> PAGEREF _Toc238201760 \h </w:instrText>
+              <w:instrText xml:space="preserve"> PAGEREF _Toc238204132 \h </w:instrText>
             </w:r>
             <w:r>
               <w:rPr>
@@ -3133,11 +3133,11 @@
               <w:rFonts w:asciiTheme="minorHAnsi" w:eastAsiaTheme="minorEastAsia" w:hAnsiTheme="minorHAnsi" w:cstheme="minorBidi"/>
               <w:noProof/>
               <w:kern w:val="2"/>
-              <w:lang w:val="sv-SE" w:eastAsia="sv-SE"/>
+              <w:lang w:val="en-SE" w:eastAsia="en-SE"/>
               <w14:ligatures w14:val="standardContextual"/>
             </w:rPr>
           </w:pPr>
-          <w:hyperlink w:anchor="_Toc238201761" w:history="1">
+          <w:hyperlink w:anchor="_Toc238204133" w:history="1">
             <w:r>
               <w:rPr>
                 <w:rStyle w:val="Hyperlink"/>
@@ -3165,7 +3165,7 @@
                 <w:noProof/>
                 <w:webHidden/>
               </w:rPr>
-              <w:instrText xml:space="preserve"> PAGEREF _Toc238201761 \h </w:instrText>
+              <w:instrText xml:space="preserve"> PAGEREF _Toc238204133 \h </w:instrText>
             </w:r>
             <w:r>
               <w:rPr>
@@ -3203,11 +3203,11 @@
               <w:rFonts w:asciiTheme="minorHAnsi" w:eastAsiaTheme="minorEastAsia" w:hAnsiTheme="minorHAnsi" w:cstheme="minorBidi"/>
               <w:noProof/>
               <w:kern w:val="2"/>
-              <w:lang w:val="sv-SE" w:eastAsia="sv-SE"/>
+              <w:lang w:val="en-SE" w:eastAsia="en-SE"/>
               <w14:ligatures w14:val="standardContextual"/>
             </w:rPr>
           </w:pPr>
-          <w:hyperlink w:anchor="_Toc238201762" w:history="1">
+          <w:hyperlink w:anchor="_Toc238204134" w:history="1">
             <w:r>
               <w:rPr>
                 <w:rStyle w:val="Hyperlink"/>
@@ -3235,7 +3235,7 @@
                 <w:noProof/>
                 <w:webHidden/>
               </w:rPr>
-              <w:instrText xml:space="preserve"> PAGEREF _Toc238201762 \h </w:instrText>
+              <w:instrText xml:space="preserve"> PAGEREF _Toc238204134 \h </w:instrText>
             </w:r>
             <w:r>
               <w:rPr>
@@ -3276,11 +3276,11 @@
               <w:rFonts w:asciiTheme="minorHAnsi" w:eastAsiaTheme="minorEastAsia" w:hAnsiTheme="minorHAnsi" w:cstheme="minorBidi"/>
               <w:noProof/>
               <w:kern w:val="2"/>
-              <w:lang w:val="sv-SE" w:eastAsia="sv-SE"/>
+              <w:lang w:val="en-SE" w:eastAsia="en-SE"/>
               <w14:ligatures w14:val="standardContextual"/>
             </w:rPr>
           </w:pPr>
-          <w:hyperlink w:anchor="_Toc238201763" w:history="1">
+          <w:hyperlink w:anchor="_Toc238204135" w:history="1">
             <w:r>
               <w:rPr>
                 <w:rStyle w:val="Hyperlink"/>
@@ -3308,7 +3308,7 @@
                 <w:noProof/>
                 <w:webHidden/>
               </w:rPr>
-              <w:instrText xml:space="preserve"> PAGEREF _Toc238201763 \h </w:instrText>
+              <w:instrText xml:space="preserve"> PAGEREF _Toc238204135 \h </w:instrText>
             </w:r>
             <w:r>
               <w:rPr>
@@ -3349,11 +3349,11 @@
               <w:rFonts w:asciiTheme="minorHAnsi" w:eastAsiaTheme="minorEastAsia" w:hAnsiTheme="minorHAnsi" w:cstheme="minorBidi"/>
               <w:noProof/>
               <w:kern w:val="2"/>
-              <w:lang w:val="sv-SE" w:eastAsia="sv-SE"/>
+              <w:lang w:val="en-SE" w:eastAsia="en-SE"/>
               <w14:ligatures w14:val="standardContextual"/>
             </w:rPr>
           </w:pPr>
-          <w:hyperlink w:anchor="_Toc238201764" w:history="1">
+          <w:hyperlink w:anchor="_Toc238204136" w:history="1">
             <w:r>
               <w:rPr>
                 <w:rStyle w:val="Hyperlink"/>
@@ -3381,7 +3381,7 @@
                 <w:noProof/>
                 <w:webHidden/>
               </w:rPr>
-              <w:instrText xml:space="preserve"> PAGEREF _Toc238201764 \h </w:instrText>
+              <w:instrText xml:space="preserve"> PAGEREF _Toc238204136 \h </w:instrText>
             </w:r>
             <w:r>
               <w:rPr>
@@ -3422,11 +3422,11 @@
               <w:rFonts w:asciiTheme="minorHAnsi" w:eastAsiaTheme="minorEastAsia" w:hAnsiTheme="minorHAnsi" w:cstheme="minorBidi"/>
               <w:noProof/>
               <w:kern w:val="2"/>
-              <w:lang w:val="sv-SE" w:eastAsia="sv-SE"/>
+              <w:lang w:val="en-SE" w:eastAsia="en-SE"/>
               <w14:ligatures w14:val="standardContextual"/>
             </w:rPr>
           </w:pPr>
-          <w:hyperlink w:anchor="_Toc238201765" w:history="1">
+          <w:hyperlink w:anchor="_Toc238204137" w:history="1">
             <w:r>
               <w:rPr>
                 <w:rStyle w:val="Hyperlink"/>
@@ -3454,7 +3454,7 @@
                 <w:noProof/>
                 <w:webHidden/>
               </w:rPr>
-              <w:instrText xml:space="preserve"> PAGEREF _Toc238201765 \h </w:instrText>
+              <w:instrText xml:space="preserve"> PAGEREF _Toc238204137 \h </w:instrText>
             </w:r>
             <w:r>
               <w:rPr>
@@ -3495,11 +3495,11 @@
               <w:rFonts w:asciiTheme="minorHAnsi" w:eastAsiaTheme="minorEastAsia" w:hAnsiTheme="minorHAnsi" w:cstheme="minorBidi"/>
               <w:noProof/>
               <w:kern w:val="2"/>
-              <w:lang w:val="sv-SE" w:eastAsia="sv-SE"/>
+              <w:lang w:val="en-SE" w:eastAsia="en-SE"/>
               <w14:ligatures w14:val="standardContextual"/>
             </w:rPr>
           </w:pPr>
-          <w:hyperlink w:anchor="_Toc238201766" w:history="1">
+          <w:hyperlink w:anchor="_Toc238204138" w:history="1">
             <w:r>
               <w:rPr>
                 <w:rStyle w:val="Hyperlink"/>
@@ -3527,7 +3527,7 @@
                 <w:noProof/>
                 <w:webHidden/>
               </w:rPr>
-              <w:instrText xml:space="preserve"> PAGEREF _Toc238201766 \h </w:instrText>
+              <w:instrText xml:space="preserve"> PAGEREF _Toc238204138 \h </w:instrText>
             </w:r>
             <w:r>
               <w:rPr>
@@ -3568,11 +3568,11 @@
               <w:rFonts w:asciiTheme="minorHAnsi" w:eastAsiaTheme="minorEastAsia" w:hAnsiTheme="minorHAnsi" w:cstheme="minorBidi"/>
               <w:noProof/>
               <w:kern w:val="2"/>
-              <w:lang w:val="sv-SE" w:eastAsia="sv-SE"/>
+              <w:lang w:val="en-SE" w:eastAsia="en-SE"/>
               <w14:ligatures w14:val="standardContextual"/>
             </w:rPr>
           </w:pPr>
-          <w:hyperlink w:anchor="_Toc238201767" w:history="1">
+          <w:hyperlink w:anchor="_Toc238204139" w:history="1">
             <w:r>
               <w:rPr>
                 <w:rStyle w:val="Hyperlink"/>
@@ -3600,7 +3600,7 @@
                 <w:noProof/>
                 <w:webHidden/>
               </w:rPr>
-              <w:instrText xml:space="preserve"> PAGEREF _Toc238201767 \h </w:instrText>
+              <w:instrText xml:space="preserve"> PAGEREF _Toc238204139 \h </w:instrText>
             </w:r>
             <w:r>
               <w:rPr>
@@ -3641,11 +3641,11 @@
               <w:rFonts w:asciiTheme="minorHAnsi" w:eastAsiaTheme="minorEastAsia" w:hAnsiTheme="minorHAnsi" w:cstheme="minorBidi"/>
               <w:noProof/>
               <w:kern w:val="2"/>
-              <w:lang w:val="sv-SE" w:eastAsia="sv-SE"/>
+              <w:lang w:val="en-SE" w:eastAsia="en-SE"/>
               <w14:ligatures w14:val="standardContextual"/>
             </w:rPr>
           </w:pPr>
-          <w:hyperlink w:anchor="_Toc238201768" w:history="1">
+          <w:hyperlink w:anchor="_Toc238204140" w:history="1">
             <w:r>
               <w:rPr>
                 <w:rStyle w:val="Hyperlink"/>
@@ -3673,7 +3673,7 @@
                 <w:noProof/>
                 <w:webHidden/>
               </w:rPr>
-              <w:instrText xml:space="preserve"> PAGEREF _Toc238201768 \h </w:instrText>
+              <w:instrText xml:space="preserve"> PAGEREF _Toc238204140 \h </w:instrText>
             </w:r>
             <w:r>
               <w:rPr>
@@ -3711,11 +3711,11 @@
               <w:rFonts w:asciiTheme="minorHAnsi" w:eastAsiaTheme="minorEastAsia" w:hAnsiTheme="minorHAnsi" w:cstheme="minorBidi"/>
               <w:noProof/>
               <w:kern w:val="2"/>
-              <w:lang w:val="sv-SE" w:eastAsia="sv-SE"/>
+              <w:lang w:val="en-SE" w:eastAsia="en-SE"/>
               <w14:ligatures w14:val="standardContextual"/>
             </w:rPr>
           </w:pPr>
-          <w:hyperlink w:anchor="_Toc238201769" w:history="1">
+          <w:hyperlink w:anchor="_Toc238204141" w:history="1">
             <w:r>
               <w:rPr>
                 <w:rStyle w:val="Hyperlink"/>
@@ -3743,7 +3743,7 @@
                 <w:noProof/>
                 <w:webHidden/>
               </w:rPr>
-              <w:instrText xml:space="preserve"> PAGEREF _Toc238201769 \h </w:instrText>
+              <w:instrText xml:space="preserve"> PAGEREF _Toc238204141 \h </w:instrText>
             </w:r>
             <w:r>
               <w:rPr>
@@ -3784,11 +3784,11 @@
               <w:rFonts w:asciiTheme="minorHAnsi" w:eastAsiaTheme="minorEastAsia" w:hAnsiTheme="minorHAnsi" w:cstheme="minorBidi"/>
               <w:noProof/>
               <w:kern w:val="2"/>
-              <w:lang w:val="sv-SE" w:eastAsia="sv-SE"/>
+              <w:lang w:val="en-SE" w:eastAsia="en-SE"/>
               <w14:ligatures w14:val="standardContextual"/>
             </w:rPr>
           </w:pPr>
-          <w:hyperlink w:anchor="_Toc238201770" w:history="1">
+          <w:hyperlink w:anchor="_Toc238204142" w:history="1">
             <w:r>
               <w:rPr>
                 <w:rStyle w:val="Hyperlink"/>
@@ -3816,7 +3816,7 @@
                 <w:noProof/>
                 <w:webHidden/>
               </w:rPr>
-              <w:instrText xml:space="preserve"> PAGEREF _Toc238201770 \h </w:instrText>
+              <w:instrText xml:space="preserve"> PAGEREF _Toc238204142 \h </w:instrText>
             </w:r>
             <w:r>
               <w:rPr>
@@ -3854,11 +3854,11 @@
               <w:rFonts w:asciiTheme="minorHAnsi" w:eastAsiaTheme="minorEastAsia" w:hAnsiTheme="minorHAnsi" w:cstheme="minorBidi"/>
               <w:noProof/>
               <w:kern w:val="2"/>
-              <w:lang w:val="sv-SE" w:eastAsia="sv-SE"/>
+              <w:lang w:val="en-SE" w:eastAsia="en-SE"/>
               <w14:ligatures w14:val="standardContextual"/>
             </w:rPr>
           </w:pPr>
-          <w:hyperlink w:anchor="_Toc238201771" w:history="1">
+          <w:hyperlink w:anchor="_Toc238204143" w:history="1">
             <w:r>
               <w:rPr>
                 <w:rStyle w:val="Hyperlink"/>
@@ -3886,7 +3886,7 @@
                 <w:noProof/>
                 <w:webHidden/>
               </w:rPr>
-              <w:instrText xml:space="preserve"> PAGEREF _Toc238201771 \h </w:instrText>
+              <w:instrText xml:space="preserve"> PAGEREF _Toc238204143 \h </w:instrText>
             </w:r>
             <w:r>
               <w:rPr>
@@ -3927,11 +3927,11 @@
               <w:rFonts w:asciiTheme="minorHAnsi" w:eastAsiaTheme="minorEastAsia" w:hAnsiTheme="minorHAnsi" w:cstheme="minorBidi"/>
               <w:noProof/>
               <w:kern w:val="2"/>
-              <w:lang w:val="sv-SE" w:eastAsia="sv-SE"/>
+              <w:lang w:val="en-SE" w:eastAsia="en-SE"/>
               <w14:ligatures w14:val="standardContextual"/>
             </w:rPr>
           </w:pPr>
-          <w:hyperlink w:anchor="_Toc238201772" w:history="1">
+          <w:hyperlink w:anchor="_Toc238204144" w:history="1">
             <w:r>
               <w:rPr>
                 <w:rStyle w:val="Hyperlink"/>
@@ -3959,7 +3959,7 @@
                 <w:noProof/>
                 <w:webHidden/>
               </w:rPr>
-              <w:instrText xml:space="preserve"> PAGEREF _Toc238201772 \h </w:instrText>
+              <w:instrText xml:space="preserve"> PAGEREF _Toc238204144 \h </w:instrText>
             </w:r>
             <w:r>
               <w:rPr>
@@ -3997,11 +3997,11 @@
               <w:rFonts w:asciiTheme="minorHAnsi" w:eastAsiaTheme="minorEastAsia" w:hAnsiTheme="minorHAnsi" w:cstheme="minorBidi"/>
               <w:noProof/>
               <w:kern w:val="2"/>
-              <w:lang w:val="sv-SE" w:eastAsia="sv-SE"/>
+              <w:lang w:val="en-SE" w:eastAsia="en-SE"/>
               <w14:ligatures w14:val="standardContextual"/>
             </w:rPr>
           </w:pPr>
-          <w:hyperlink w:anchor="_Toc238201773" w:history="1">
+          <w:hyperlink w:anchor="_Toc238204145" w:history="1">
             <w:r>
               <w:rPr>
                 <w:rStyle w:val="Hyperlink"/>
@@ -4029,7 +4029,7 @@
                 <w:noProof/>
                 <w:webHidden/>
               </w:rPr>
-              <w:instrText xml:space="preserve"> PAGEREF _Toc238201773 \h </w:instrText>
+              <w:instrText xml:space="preserve"> PAGEREF _Toc238204145 \h </w:instrText>
             </w:r>
             <w:r>
               <w:rPr>
@@ -4070,11 +4070,11 @@
               <w:rFonts w:asciiTheme="minorHAnsi" w:eastAsiaTheme="minorEastAsia" w:hAnsiTheme="minorHAnsi" w:cstheme="minorBidi"/>
               <w:noProof/>
               <w:kern w:val="2"/>
-              <w:lang w:val="sv-SE" w:eastAsia="sv-SE"/>
+              <w:lang w:val="en-SE" w:eastAsia="en-SE"/>
               <w14:ligatures w14:val="standardContextual"/>
             </w:rPr>
           </w:pPr>
-          <w:hyperlink w:anchor="_Toc238201774" w:history="1">
+          <w:hyperlink w:anchor="_Toc238204146" w:history="1">
             <w:r>
               <w:rPr>
                 <w:rStyle w:val="Hyperlink"/>
@@ -4102,7 +4102,7 @@
                 <w:noProof/>
                 <w:webHidden/>
               </w:rPr>
-              <w:instrText xml:space="preserve"> PAGEREF _Toc238201774 \h </w:instrText>
+              <w:instrText xml:space="preserve"> PAGEREF _Toc238204146 \h </w:instrText>
             </w:r>
             <w:r>
               <w:rPr>
@@ -4140,11 +4140,11 @@
               <w:rFonts w:asciiTheme="minorHAnsi" w:eastAsiaTheme="minorEastAsia" w:hAnsiTheme="minorHAnsi" w:cstheme="minorBidi"/>
               <w:noProof/>
               <w:kern w:val="2"/>
-              <w:lang w:val="sv-SE" w:eastAsia="sv-SE"/>
+              <w:lang w:val="en-SE" w:eastAsia="en-SE"/>
               <w14:ligatures w14:val="standardContextual"/>
             </w:rPr>
           </w:pPr>
-          <w:hyperlink w:anchor="_Toc238201775" w:history="1">
+          <w:hyperlink w:anchor="_Toc238204147" w:history="1">
             <w:r>
               <w:rPr>
                 <w:rStyle w:val="Hyperlink"/>
@@ -4172,7 +4172,7 @@
                 <w:noProof/>
                 <w:webHidden/>
               </w:rPr>
-              <w:instrText xml:space="preserve"> PAGEREF _Toc238201775 \h </w:instrText>
+              <w:instrText xml:space="preserve"> PAGEREF _Toc238204147 \h </w:instrText>
             </w:r>
             <w:r>
               <w:rPr>
@@ -4213,11 +4213,11 @@
               <w:rFonts w:asciiTheme="minorHAnsi" w:eastAsiaTheme="minorEastAsia" w:hAnsiTheme="minorHAnsi" w:cstheme="minorBidi"/>
               <w:noProof/>
               <w:kern w:val="2"/>
-              <w:lang w:val="sv-SE" w:eastAsia="sv-SE"/>
+              <w:lang w:val="en-SE" w:eastAsia="en-SE"/>
               <w14:ligatures w14:val="standardContextual"/>
             </w:rPr>
           </w:pPr>
-          <w:hyperlink w:anchor="_Toc238201776" w:history="1">
+          <w:hyperlink w:anchor="_Toc238204148" w:history="1">
             <w:r>
               <w:rPr>
                 <w:rStyle w:val="Hyperlink"/>
@@ -4245,7 +4245,7 @@
                 <w:noProof/>
                 <w:webHidden/>
               </w:rPr>
-              <w:instrText xml:space="preserve"> PAGEREF _Toc238201776 \h </w:instrText>
+              <w:instrText xml:space="preserve"> PAGEREF _Toc238204148 \h </w:instrText>
             </w:r>
             <w:r>
               <w:rPr>
@@ -4286,11 +4286,11 @@
               <w:rFonts w:asciiTheme="minorHAnsi" w:eastAsiaTheme="minorEastAsia" w:hAnsiTheme="minorHAnsi" w:cstheme="minorBidi"/>
               <w:noProof/>
               <w:kern w:val="2"/>
-              <w:lang w:val="sv-SE" w:eastAsia="sv-SE"/>
+              <w:lang w:val="en-SE" w:eastAsia="en-SE"/>
               <w14:ligatures w14:val="standardContextual"/>
             </w:rPr>
           </w:pPr>
-          <w:hyperlink w:anchor="_Toc238201777" w:history="1">
+          <w:hyperlink w:anchor="_Toc238204149" w:history="1">
             <w:r>
               <w:rPr>
                 <w:rStyle w:val="Hyperlink"/>
@@ -4318,7 +4318,7 @@
                 <w:noProof/>
                 <w:webHidden/>
               </w:rPr>
-              <w:instrText xml:space="preserve"> PAGEREF _Toc238201777 \h </w:instrText>
+              <w:instrText xml:space="preserve"> PAGEREF _Toc238204149 \h </w:instrText>
             </w:r>
             <w:r>
               <w:rPr>
@@ -4356,11 +4356,11 @@
               <w:rFonts w:asciiTheme="minorHAnsi" w:eastAsiaTheme="minorEastAsia" w:hAnsiTheme="minorHAnsi" w:cstheme="minorBidi"/>
               <w:noProof/>
               <w:kern w:val="2"/>
-              <w:lang w:val="sv-SE" w:eastAsia="sv-SE"/>
+              <w:lang w:val="en-SE" w:eastAsia="en-SE"/>
               <w14:ligatures w14:val="standardContextual"/>
             </w:rPr>
           </w:pPr>
-          <w:hyperlink w:anchor="_Toc238201778" w:history="1">
+          <w:hyperlink w:anchor="_Toc238204150" w:history="1">
             <w:r>
               <w:rPr>
                 <w:rStyle w:val="Hyperlink"/>
@@ -4388,7 +4388,7 @@
                 <w:noProof/>
                 <w:webHidden/>
               </w:rPr>
-              <w:instrText xml:space="preserve"> PAGEREF _Toc238201778 \h </w:instrText>
+              <w:instrText xml:space="preserve"> PAGEREF _Toc238204150 \h </w:instrText>
             </w:r>
             <w:r>
               <w:rPr>
@@ -4429,11 +4429,11 @@
               <w:rFonts w:asciiTheme="minorHAnsi" w:eastAsiaTheme="minorEastAsia" w:hAnsiTheme="minorHAnsi" w:cstheme="minorBidi"/>
               <w:noProof/>
               <w:kern w:val="2"/>
-              <w:lang w:val="sv-SE" w:eastAsia="sv-SE"/>
+              <w:lang w:val="en-SE" w:eastAsia="en-SE"/>
               <w14:ligatures w14:val="standardContextual"/>
             </w:rPr>
           </w:pPr>
-          <w:hyperlink w:anchor="_Toc238201779" w:history="1">
+          <w:hyperlink w:anchor="_Toc238204151" w:history="1">
             <w:r>
               <w:rPr>
                 <w:rStyle w:val="Hyperlink"/>
@@ -4461,7 +4461,7 @@
                 <w:noProof/>
                 <w:webHidden/>
               </w:rPr>
-              <w:instrText xml:space="preserve"> PAGEREF _Toc238201779 \h </w:instrText>
+              <w:instrText xml:space="preserve"> PAGEREF _Toc238204151 \h </w:instrText>
             </w:r>
             <w:r>
               <w:rPr>
@@ -4502,11 +4502,11 @@
               <w:rFonts w:asciiTheme="minorHAnsi" w:eastAsiaTheme="minorEastAsia" w:hAnsiTheme="minorHAnsi" w:cstheme="minorBidi"/>
               <w:noProof/>
               <w:kern w:val="2"/>
-              <w:lang w:val="sv-SE" w:eastAsia="sv-SE"/>
+              <w:lang w:val="en-SE" w:eastAsia="en-SE"/>
               <w14:ligatures w14:val="standardContextual"/>
             </w:rPr>
           </w:pPr>
-          <w:hyperlink w:anchor="_Toc238201780" w:history="1">
+          <w:hyperlink w:anchor="_Toc238204152" w:history="1">
             <w:r>
               <w:rPr>
                 <w:rStyle w:val="Hyperlink"/>
@@ -4534,7 +4534,7 @@
                 <w:noProof/>
                 <w:webHidden/>
               </w:rPr>
-              <w:instrText xml:space="preserve"> PAGEREF _Toc238201780 \h </w:instrText>
+              <w:instrText xml:space="preserve"> PAGEREF _Toc238204152 \h </w:instrText>
             </w:r>
             <w:r>
               <w:rPr>
@@ -4572,11 +4572,11 @@
               <w:rFonts w:asciiTheme="minorHAnsi" w:eastAsiaTheme="minorEastAsia" w:hAnsiTheme="minorHAnsi" w:cstheme="minorBidi"/>
               <w:noProof/>
               <w:kern w:val="2"/>
-              <w:lang w:val="sv-SE" w:eastAsia="sv-SE"/>
+              <w:lang w:val="en-SE" w:eastAsia="en-SE"/>
               <w14:ligatures w14:val="standardContextual"/>
             </w:rPr>
           </w:pPr>
-          <w:hyperlink w:anchor="_Toc238201781" w:history="1">
+          <w:hyperlink w:anchor="_Toc238204153" w:history="1">
             <w:r>
               <w:rPr>
                 <w:rStyle w:val="Hyperlink"/>
@@ -4604,7 +4604,7 @@
                 <w:noProof/>
                 <w:webHidden/>
               </w:rPr>
-              <w:instrText xml:space="preserve"> PAGEREF _Toc238201781 \h </w:instrText>
+              <w:instrText xml:space="preserve"> PAGEREF _Toc238204153 \h </w:instrText>
             </w:r>
             <w:r>
               <w:rPr>
@@ -4645,11 +4645,11 @@
               <w:rFonts w:asciiTheme="minorHAnsi" w:eastAsiaTheme="minorEastAsia" w:hAnsiTheme="minorHAnsi" w:cstheme="minorBidi"/>
               <w:noProof/>
               <w:kern w:val="2"/>
-              <w:lang w:val="sv-SE" w:eastAsia="sv-SE"/>
+              <w:lang w:val="en-SE" w:eastAsia="en-SE"/>
               <w14:ligatures w14:val="standardContextual"/>
             </w:rPr>
           </w:pPr>
-          <w:hyperlink w:anchor="_Toc238201782" w:history="1">
+          <w:hyperlink w:anchor="_Toc238204154" w:history="1">
             <w:r>
               <w:rPr>
                 <w:rStyle w:val="Hyperlink"/>
@@ -4677,7 +4677,7 @@
                 <w:noProof/>
                 <w:webHidden/>
               </w:rPr>
-              <w:instrText xml:space="preserve"> PAGEREF _Toc238201782 \h </w:instrText>
+              <w:instrText xml:space="preserve"> PAGEREF _Toc238204154 \h </w:instrText>
             </w:r>
             <w:r>
               <w:rPr>
@@ -4715,11 +4715,11 @@
               <w:rFonts w:asciiTheme="minorHAnsi" w:eastAsiaTheme="minorEastAsia" w:hAnsiTheme="minorHAnsi" w:cstheme="minorBidi"/>
               <w:noProof/>
               <w:kern w:val="2"/>
-              <w:lang w:val="sv-SE" w:eastAsia="sv-SE"/>
+              <w:lang w:val="en-SE" w:eastAsia="en-SE"/>
               <w14:ligatures w14:val="standardContextual"/>
             </w:rPr>
           </w:pPr>
-          <w:hyperlink w:anchor="_Toc238201783" w:history="1">
+          <w:hyperlink w:anchor="_Toc238204155" w:history="1">
             <w:r>
               <w:rPr>
                 <w:rStyle w:val="Hyperlink"/>
@@ -4747,7 +4747,7 @@
                 <w:noProof/>
                 <w:webHidden/>
               </w:rPr>
-              <w:instrText xml:space="preserve"> PAGEREF _Toc238201783 \h </w:instrText>
+              <w:instrText xml:space="preserve"> PAGEREF _Toc238204155 \h </w:instrText>
             </w:r>
             <w:r>
               <w:rPr>
@@ -4788,11 +4788,11 @@
               <w:rFonts w:asciiTheme="minorHAnsi" w:eastAsiaTheme="minorEastAsia" w:hAnsiTheme="minorHAnsi" w:cstheme="minorBidi"/>
               <w:noProof/>
               <w:kern w:val="2"/>
-              <w:lang w:val="sv-SE" w:eastAsia="sv-SE"/>
+              <w:lang w:val="en-SE" w:eastAsia="en-SE"/>
               <w14:ligatures w14:val="standardContextual"/>
             </w:rPr>
           </w:pPr>
-          <w:hyperlink w:anchor="_Toc238201784" w:history="1">
+          <w:hyperlink w:anchor="_Toc238204156" w:history="1">
             <w:r>
               <w:rPr>
                 <w:rStyle w:val="Hyperlink"/>
@@ -4820,7 +4820,7 @@
                 <w:noProof/>
                 <w:webHidden/>
               </w:rPr>
-              <w:instrText xml:space="preserve"> PAGEREF _Toc238201784 \h </w:instrText>
+              <w:instrText xml:space="preserve"> PAGEREF _Toc238204156 \h </w:instrText>
             </w:r>
             <w:r>
               <w:rPr>
@@ -4861,11 +4861,11 @@
               <w:rFonts w:asciiTheme="minorHAnsi" w:eastAsiaTheme="minorEastAsia" w:hAnsiTheme="minorHAnsi" w:cstheme="minorBidi"/>
               <w:noProof/>
               <w:kern w:val="2"/>
-              <w:lang w:val="sv-SE" w:eastAsia="sv-SE"/>
+              <w:lang w:val="en-SE" w:eastAsia="en-SE"/>
               <w14:ligatures w14:val="standardContextual"/>
             </w:rPr>
           </w:pPr>
-          <w:hyperlink w:anchor="_Toc238201785" w:history="1">
+          <w:hyperlink w:anchor="_Toc238204157" w:history="1">
             <w:r>
               <w:rPr>
                 <w:rStyle w:val="Hyperlink"/>
@@ -4893,7 +4893,7 @@
                 <w:noProof/>
                 <w:webHidden/>
               </w:rPr>
-              <w:instrText xml:space="preserve"> PAGEREF _Toc238201785 \h </w:instrText>
+              <w:instrText xml:space="preserve"> PAGEREF _Toc238204157 \h </w:instrText>
             </w:r>
             <w:r>
               <w:rPr>
@@ -4931,11 +4931,11 @@
               <w:rFonts w:asciiTheme="minorHAnsi" w:eastAsiaTheme="minorEastAsia" w:hAnsiTheme="minorHAnsi" w:cstheme="minorBidi"/>
               <w:noProof/>
               <w:kern w:val="2"/>
-              <w:lang w:val="sv-SE" w:eastAsia="sv-SE"/>
+              <w:lang w:val="en-SE" w:eastAsia="en-SE"/>
               <w14:ligatures w14:val="standardContextual"/>
             </w:rPr>
           </w:pPr>
-          <w:hyperlink w:anchor="_Toc238201786" w:history="1">
+          <w:hyperlink w:anchor="_Toc238204158" w:history="1">
             <w:r>
               <w:rPr>
                 <w:rStyle w:val="Hyperlink"/>
@@ -4963,7 +4963,7 @@
                 <w:noProof/>
                 <w:webHidden/>
               </w:rPr>
-              <w:instrText xml:space="preserve"> PAGEREF _Toc238201786 \h </w:instrText>
+              <w:instrText xml:space="preserve"> PAGEREF _Toc238204158 \h </w:instrText>
             </w:r>
             <w:r>
               <w:rPr>
@@ -5004,11 +5004,11 @@
               <w:rFonts w:asciiTheme="minorHAnsi" w:eastAsiaTheme="minorEastAsia" w:hAnsiTheme="minorHAnsi" w:cstheme="minorBidi"/>
               <w:noProof/>
               <w:kern w:val="2"/>
-              <w:lang w:val="sv-SE" w:eastAsia="sv-SE"/>
+              <w:lang w:val="en-SE" w:eastAsia="en-SE"/>
               <w14:ligatures w14:val="standardContextual"/>
             </w:rPr>
           </w:pPr>
-          <w:hyperlink w:anchor="_Toc238201787" w:history="1">
+          <w:hyperlink w:anchor="_Toc238204159" w:history="1">
             <w:r>
               <w:rPr>
                 <w:rStyle w:val="Hyperlink"/>
@@ -5036,7 +5036,7 @@
                 <w:noProof/>
                 <w:webHidden/>
               </w:rPr>
-              <w:instrText xml:space="preserve"> PAGEREF _Toc238201787 \h </w:instrText>
+              <w:instrText xml:space="preserve"> PAGEREF _Toc238204159 \h </w:instrText>
             </w:r>
             <w:r>
               <w:rPr>
@@ -5074,11 +5074,11 @@
               <w:rFonts w:asciiTheme="minorHAnsi" w:eastAsiaTheme="minorEastAsia" w:hAnsiTheme="minorHAnsi" w:cstheme="minorBidi"/>
               <w:noProof/>
               <w:kern w:val="2"/>
-              <w:lang w:val="sv-SE" w:eastAsia="sv-SE"/>
+              <w:lang w:val="en-SE" w:eastAsia="en-SE"/>
               <w14:ligatures w14:val="standardContextual"/>
             </w:rPr>
           </w:pPr>
-          <w:hyperlink w:anchor="_Toc238201788" w:history="1">
+          <w:hyperlink w:anchor="_Toc238204160" w:history="1">
             <w:r>
               <w:rPr>
                 <w:rStyle w:val="Hyperlink"/>
@@ -5106,7 +5106,7 @@
                 <w:noProof/>
                 <w:webHidden/>
               </w:rPr>
-              <w:instrText xml:space="preserve"> PAGEREF _Toc238201788 \h </w:instrText>
+              <w:instrText xml:space="preserve"> PAGEREF _Toc238204160 \h </w:instrText>
             </w:r>
             <w:r>
               <w:rPr>
@@ -5147,11 +5147,11 @@
               <w:rFonts w:asciiTheme="minorHAnsi" w:eastAsiaTheme="minorEastAsia" w:hAnsiTheme="minorHAnsi" w:cstheme="minorBidi"/>
               <w:noProof/>
               <w:kern w:val="2"/>
-              <w:lang w:val="sv-SE" w:eastAsia="sv-SE"/>
+              <w:lang w:val="en-SE" w:eastAsia="en-SE"/>
               <w14:ligatures w14:val="standardContextual"/>
             </w:rPr>
           </w:pPr>
-          <w:hyperlink w:anchor="_Toc238201789" w:history="1">
+          <w:hyperlink w:anchor="_Toc238204161" w:history="1">
             <w:r>
               <w:rPr>
                 <w:rStyle w:val="Hyperlink"/>
@@ -5179,7 +5179,7 @@
                 <w:noProof/>
                 <w:webHidden/>
               </w:rPr>
-              <w:instrText xml:space="preserve"> PAGEREF _Toc238201789 \h </w:instrText>
+              <w:instrText xml:space="preserve"> PAGEREF _Toc238204161 \h </w:instrText>
             </w:r>
             <w:r>
               <w:rPr>
@@ -5217,11 +5217,11 @@
               <w:rFonts w:asciiTheme="minorHAnsi" w:eastAsiaTheme="minorEastAsia" w:hAnsiTheme="minorHAnsi" w:cstheme="minorBidi"/>
               <w:noProof/>
               <w:kern w:val="2"/>
-              <w:lang w:val="sv-SE" w:eastAsia="sv-SE"/>
+              <w:lang w:val="en-SE" w:eastAsia="en-SE"/>
               <w14:ligatures w14:val="standardContextual"/>
             </w:rPr>
           </w:pPr>
-          <w:hyperlink w:anchor="_Toc238201790" w:history="1">
+          <w:hyperlink w:anchor="_Toc238204162" w:history="1">
             <w:r>
               <w:rPr>
                 <w:rStyle w:val="Hyperlink"/>
@@ -5249,7 +5249,7 @@
                 <w:noProof/>
                 <w:webHidden/>
               </w:rPr>
-              <w:instrText xml:space="preserve"> PAGEREF _Toc238201790 \h </w:instrText>
+              <w:instrText xml:space="preserve"> PAGEREF _Toc238204162 \h </w:instrText>
             </w:r>
             <w:r>
               <w:rPr>
@@ -5290,11 +5290,11 @@
               <w:rFonts w:asciiTheme="minorHAnsi" w:eastAsiaTheme="minorEastAsia" w:hAnsiTheme="minorHAnsi" w:cstheme="minorBidi"/>
               <w:noProof/>
               <w:kern w:val="2"/>
-              <w:lang w:val="sv-SE" w:eastAsia="sv-SE"/>
+              <w:lang w:val="en-SE" w:eastAsia="en-SE"/>
               <w14:ligatures w14:val="standardContextual"/>
             </w:rPr>
           </w:pPr>
-          <w:hyperlink w:anchor="_Toc238201791" w:history="1">
+          <w:hyperlink w:anchor="_Toc238204163" w:history="1">
             <w:r>
               <w:rPr>
                 <w:rStyle w:val="Hyperlink"/>
@@ -5322,7 +5322,7 @@
                 <w:noProof/>
                 <w:webHidden/>
               </w:rPr>
-              <w:instrText xml:space="preserve"> PAGEREF _Toc238201791 \h </w:instrText>
+              <w:instrText xml:space="preserve"> PAGEREF _Toc238204163 \h </w:instrText>
             </w:r>
             <w:r>
               <w:rPr>
@@ -5363,11 +5363,11 @@
               <w:rFonts w:asciiTheme="minorHAnsi" w:eastAsiaTheme="minorEastAsia" w:hAnsiTheme="minorHAnsi" w:cstheme="minorBidi"/>
               <w:noProof/>
               <w:kern w:val="2"/>
-              <w:lang w:val="sv-SE" w:eastAsia="sv-SE"/>
+              <w:lang w:val="en-SE" w:eastAsia="en-SE"/>
               <w14:ligatures w14:val="standardContextual"/>
             </w:rPr>
           </w:pPr>
-          <w:hyperlink w:anchor="_Toc238201792" w:history="1">
+          <w:hyperlink w:anchor="_Toc238204164" w:history="1">
             <w:r>
               <w:rPr>
                 <w:rStyle w:val="Hyperlink"/>
@@ -5395,7 +5395,7 @@
                 <w:noProof/>
                 <w:webHidden/>
               </w:rPr>
-              <w:instrText xml:space="preserve"> PAGEREF _Toc238201792 \h </w:instrText>
+              <w:instrText xml:space="preserve"> PAGEREF _Toc238204164 \h </w:instrText>
             </w:r>
             <w:r>
               <w:rPr>
@@ -5433,11 +5433,11 @@
               <w:rFonts w:asciiTheme="minorHAnsi" w:eastAsiaTheme="minorEastAsia" w:hAnsiTheme="minorHAnsi" w:cstheme="minorBidi"/>
               <w:noProof/>
               <w:kern w:val="2"/>
-              <w:lang w:val="sv-SE" w:eastAsia="sv-SE"/>
+              <w:lang w:val="en-SE" w:eastAsia="en-SE"/>
               <w14:ligatures w14:val="standardContextual"/>
             </w:rPr>
           </w:pPr>
-          <w:hyperlink w:anchor="_Toc238201793" w:history="1">
+          <w:hyperlink w:anchor="_Toc238204165" w:history="1">
             <w:r>
               <w:rPr>
                 <w:rStyle w:val="Hyperlink"/>
@@ -5465,7 +5465,7 @@
                 <w:noProof/>
                 <w:webHidden/>
               </w:rPr>
-              <w:instrText xml:space="preserve"> PAGEREF _Toc238201793 \h </w:instrText>
+              <w:instrText xml:space="preserve"> PAGEREF _Toc238204165 \h </w:instrText>
             </w:r>
             <w:r>
               <w:rPr>
@@ -5506,11 +5506,11 @@
               <w:rFonts w:asciiTheme="minorHAnsi" w:eastAsiaTheme="minorEastAsia" w:hAnsiTheme="minorHAnsi" w:cstheme="minorBidi"/>
               <w:noProof/>
               <w:kern w:val="2"/>
-              <w:lang w:val="sv-SE" w:eastAsia="sv-SE"/>
+              <w:lang w:val="en-SE" w:eastAsia="en-SE"/>
               <w14:ligatures w14:val="standardContextual"/>
             </w:rPr>
           </w:pPr>
-          <w:hyperlink w:anchor="_Toc238201794" w:history="1">
+          <w:hyperlink w:anchor="_Toc238204166" w:history="1">
             <w:r>
               <w:rPr>
                 <w:rStyle w:val="Hyperlink"/>
@@ -5538,7 +5538,7 @@
                 <w:noProof/>
                 <w:webHidden/>
               </w:rPr>
-              <w:instrText xml:space="preserve"> PAGEREF _Toc238201794 \h </w:instrText>
+              <w:instrText xml:space="preserve"> PAGEREF _Toc238204166 \h </w:instrText>
             </w:r>
             <w:r>
               <w:rPr>
@@ -5579,11 +5579,11 @@
               <w:rFonts w:asciiTheme="minorHAnsi" w:eastAsiaTheme="minorEastAsia" w:hAnsiTheme="minorHAnsi" w:cstheme="minorBidi"/>
               <w:noProof/>
               <w:kern w:val="2"/>
-              <w:lang w:val="sv-SE" w:eastAsia="sv-SE"/>
+              <w:lang w:val="en-SE" w:eastAsia="en-SE"/>
               <w14:ligatures w14:val="standardContextual"/>
             </w:rPr>
           </w:pPr>
-          <w:hyperlink w:anchor="_Toc238201795" w:history="1">
+          <w:hyperlink w:anchor="_Toc238204167" w:history="1">
             <w:r>
               <w:rPr>
                 <w:rStyle w:val="Hyperlink"/>
@@ -5611,7 +5611,7 @@
                 <w:noProof/>
                 <w:webHidden/>
               </w:rPr>
-              <w:instrText xml:space="preserve"> PAGEREF _Toc238201795 \h </w:instrText>
+              <w:instrText xml:space="preserve"> PAGEREF _Toc238204167 \h </w:instrText>
             </w:r>
             <w:r>
               <w:rPr>
@@ -5649,11 +5649,11 @@
               <w:rFonts w:asciiTheme="minorHAnsi" w:eastAsiaTheme="minorEastAsia" w:hAnsiTheme="minorHAnsi" w:cstheme="minorBidi"/>
               <w:noProof/>
               <w:kern w:val="2"/>
-              <w:lang w:val="sv-SE" w:eastAsia="sv-SE"/>
+              <w:lang w:val="en-SE" w:eastAsia="en-SE"/>
               <w14:ligatures w14:val="standardContextual"/>
             </w:rPr>
           </w:pPr>
-          <w:hyperlink w:anchor="_Toc238201796" w:history="1">
+          <w:hyperlink w:anchor="_Toc238204168" w:history="1">
             <w:r>
               <w:rPr>
                 <w:rStyle w:val="Hyperlink"/>
@@ -5681,7 +5681,7 @@
                 <w:noProof/>
                 <w:webHidden/>
               </w:rPr>
-              <w:instrText xml:space="preserve"> PAGEREF _Toc238201796 \h </w:instrText>
+              <w:instrText xml:space="preserve"> PAGEREF _Toc238204168 \h </w:instrText>
             </w:r>
             <w:r>
               <w:rPr>
@@ -5722,11 +5722,11 @@
               <w:rFonts w:asciiTheme="minorHAnsi" w:eastAsiaTheme="minorEastAsia" w:hAnsiTheme="minorHAnsi" w:cstheme="minorBidi"/>
               <w:noProof/>
               <w:kern w:val="2"/>
-              <w:lang w:val="sv-SE" w:eastAsia="sv-SE"/>
+              <w:lang w:val="en-SE" w:eastAsia="en-SE"/>
               <w14:ligatures w14:val="standardContextual"/>
             </w:rPr>
           </w:pPr>
-          <w:hyperlink w:anchor="_Toc238201797" w:history="1">
+          <w:hyperlink w:anchor="_Toc238204169" w:history="1">
             <w:r>
               <w:rPr>
                 <w:rStyle w:val="Hyperlink"/>
@@ -5754,7 +5754,7 @@
                 <w:noProof/>
                 <w:webHidden/>
               </w:rPr>
-              <w:instrText xml:space="preserve"> PAGEREF _Toc238201797 \h </w:instrText>
+              <w:instrText xml:space="preserve"> PAGEREF _Toc238204169 \h </w:instrText>
             </w:r>
             <w:r>
               <w:rPr>
@@ -5795,11 +5795,11 @@
               <w:rFonts w:asciiTheme="minorHAnsi" w:eastAsiaTheme="minorEastAsia" w:hAnsiTheme="minorHAnsi" w:cstheme="minorBidi"/>
               <w:noProof/>
               <w:kern w:val="2"/>
-              <w:lang w:val="sv-SE" w:eastAsia="sv-SE"/>
+              <w:lang w:val="en-SE" w:eastAsia="en-SE"/>
               <w14:ligatures w14:val="standardContextual"/>
             </w:rPr>
           </w:pPr>
-          <w:hyperlink w:anchor="_Toc238201798" w:history="1">
+          <w:hyperlink w:anchor="_Toc238204170" w:history="1">
             <w:r>
               <w:rPr>
                 <w:rStyle w:val="Hyperlink"/>
@@ -5827,7 +5827,7 @@
                 <w:noProof/>
                 <w:webHidden/>
               </w:rPr>
-              <w:instrText xml:space="preserve"> PAGEREF _Toc238201798 \h </w:instrText>
+              <w:instrText xml:space="preserve"> PAGEREF _Toc238204170 \h </w:instrText>
             </w:r>
             <w:r>
               <w:rPr>
@@ -5868,11 +5868,11 @@
               <w:rFonts w:asciiTheme="minorHAnsi" w:eastAsiaTheme="minorEastAsia" w:hAnsiTheme="minorHAnsi" w:cstheme="minorBidi"/>
               <w:noProof/>
               <w:kern w:val="2"/>
-              <w:lang w:val="sv-SE" w:eastAsia="sv-SE"/>
+              <w:lang w:val="en-SE" w:eastAsia="en-SE"/>
               <w14:ligatures w14:val="standardContextual"/>
             </w:rPr>
           </w:pPr>
-          <w:hyperlink w:anchor="_Toc238201799" w:history="1">
+          <w:hyperlink w:anchor="_Toc238204171" w:history="1">
             <w:r>
               <w:rPr>
                 <w:rStyle w:val="Hyperlink"/>
@@ -5900,7 +5900,7 @@
                 <w:noProof/>
                 <w:webHidden/>
               </w:rPr>
-              <w:instrText xml:space="preserve"> PAGEREF _Toc238201799 \h </w:instrText>
+              <w:instrText xml:space="preserve"> PAGEREF _Toc238204171 \h </w:instrText>
             </w:r>
             <w:r>
               <w:rPr>
@@ -5941,11 +5941,11 @@
               <w:rFonts w:asciiTheme="minorHAnsi" w:eastAsiaTheme="minorEastAsia" w:hAnsiTheme="minorHAnsi" w:cstheme="minorBidi"/>
               <w:noProof/>
               <w:kern w:val="2"/>
-              <w:lang w:val="sv-SE" w:eastAsia="sv-SE"/>
+              <w:lang w:val="en-SE" w:eastAsia="en-SE"/>
               <w14:ligatures w14:val="standardContextual"/>
             </w:rPr>
           </w:pPr>
-          <w:hyperlink w:anchor="_Toc238201800" w:history="1">
+          <w:hyperlink w:anchor="_Toc238204172" w:history="1">
             <w:r>
               <w:rPr>
                 <w:rStyle w:val="Hyperlink"/>
@@ -5973,7 +5973,7 @@
                 <w:noProof/>
                 <w:webHidden/>
               </w:rPr>
-              <w:instrText xml:space="preserve"> PAGEREF _Toc238201800 \h </w:instrText>
+              <w:instrText xml:space="preserve"> PAGEREF _Toc238204172 \h </w:instrText>
             </w:r>
             <w:r>
               <w:rPr>
@@ -6014,11 +6014,11 @@
               <w:rFonts w:asciiTheme="minorHAnsi" w:eastAsiaTheme="minorEastAsia" w:hAnsiTheme="minorHAnsi" w:cstheme="minorBidi"/>
               <w:noProof/>
               <w:kern w:val="2"/>
-              <w:lang w:val="sv-SE" w:eastAsia="sv-SE"/>
+              <w:lang w:val="en-SE" w:eastAsia="en-SE"/>
               <w14:ligatures w14:val="standardContextual"/>
             </w:rPr>
           </w:pPr>
-          <w:hyperlink w:anchor="_Toc238201801" w:history="1">
+          <w:hyperlink w:anchor="_Toc238204173" w:history="1">
             <w:r>
               <w:rPr>
                 <w:rStyle w:val="Hyperlink"/>
@@ -6046,7 +6046,7 @@
                 <w:noProof/>
                 <w:webHidden/>
               </w:rPr>
-              <w:instrText xml:space="preserve"> PAGEREF _Toc238201801 \h </w:instrText>
+              <w:instrText xml:space="preserve"> PAGEREF _Toc238204173 \h </w:instrText>
             </w:r>
             <w:r>
               <w:rPr>
@@ -6087,11 +6087,11 @@
               <w:rFonts w:asciiTheme="minorHAnsi" w:eastAsiaTheme="minorEastAsia" w:hAnsiTheme="minorHAnsi" w:cstheme="minorBidi"/>
               <w:noProof/>
               <w:kern w:val="2"/>
-              <w:lang w:val="sv-SE" w:eastAsia="sv-SE"/>
+              <w:lang w:val="en-SE" w:eastAsia="en-SE"/>
               <w14:ligatures w14:val="standardContextual"/>
             </w:rPr>
           </w:pPr>
-          <w:hyperlink w:anchor="_Toc238201802" w:history="1">
+          <w:hyperlink w:anchor="_Toc238204174" w:history="1">
             <w:r>
               <w:rPr>
                 <w:rStyle w:val="Hyperlink"/>
@@ -6119,7 +6119,7 @@
                 <w:noProof/>
                 <w:webHidden/>
               </w:rPr>
-              <w:instrText xml:space="preserve"> PAGEREF _Toc238201802 \h </w:instrText>
+              <w:instrText xml:space="preserve"> PAGEREF _Toc238204174 \h </w:instrText>
             </w:r>
             <w:r>
               <w:rPr>
@@ -6157,11 +6157,11 @@
               <w:rFonts w:asciiTheme="minorHAnsi" w:eastAsiaTheme="minorEastAsia" w:hAnsiTheme="minorHAnsi" w:cstheme="minorBidi"/>
               <w:noProof/>
               <w:kern w:val="2"/>
-              <w:lang w:val="sv-SE" w:eastAsia="sv-SE"/>
+              <w:lang w:val="en-SE" w:eastAsia="en-SE"/>
               <w14:ligatures w14:val="standardContextual"/>
             </w:rPr>
           </w:pPr>
-          <w:hyperlink w:anchor="_Toc238201803" w:history="1">
+          <w:hyperlink w:anchor="_Toc238204175" w:history="1">
             <w:r>
               <w:rPr>
                 <w:rStyle w:val="Hyperlink"/>
@@ -6189,7 +6189,7 @@
                 <w:noProof/>
                 <w:webHidden/>
               </w:rPr>
-              <w:instrText xml:space="preserve"> PAGEREF _Toc238201803 \h </w:instrText>
+              <w:instrText xml:space="preserve"> PAGEREF _Toc238204175 \h </w:instrText>
             </w:r>
             <w:r>
               <w:rPr>
@@ -6230,11 +6230,11 @@
               <w:rFonts w:asciiTheme="minorHAnsi" w:eastAsiaTheme="minorEastAsia" w:hAnsiTheme="minorHAnsi" w:cstheme="minorBidi"/>
               <w:noProof/>
               <w:kern w:val="2"/>
-              <w:lang w:val="sv-SE" w:eastAsia="sv-SE"/>
+              <w:lang w:val="en-SE" w:eastAsia="en-SE"/>
               <w14:ligatures w14:val="standardContextual"/>
             </w:rPr>
           </w:pPr>
-          <w:hyperlink w:anchor="_Toc238201804" w:history="1">
+          <w:hyperlink w:anchor="_Toc238204176" w:history="1">
             <w:r>
               <w:rPr>
                 <w:rStyle w:val="Hyperlink"/>
@@ -6262,7 +6262,7 @@
                 <w:noProof/>
                 <w:webHidden/>
               </w:rPr>
-              <w:instrText xml:space="preserve"> PAGEREF _Toc238201804 \h </w:instrText>
+              <w:instrText xml:space="preserve"> PAGEREF _Toc238204176 \h </w:instrText>
             </w:r>
             <w:r>
               <w:rPr>
@@ -6300,11 +6300,11 @@
               <w:rFonts w:asciiTheme="minorHAnsi" w:eastAsiaTheme="minorEastAsia" w:hAnsiTheme="minorHAnsi" w:cstheme="minorBidi"/>
               <w:noProof/>
               <w:kern w:val="2"/>
-              <w:lang w:val="sv-SE" w:eastAsia="sv-SE"/>
+              <w:lang w:val="en-SE" w:eastAsia="en-SE"/>
               <w14:ligatures w14:val="standardContextual"/>
             </w:rPr>
           </w:pPr>
-          <w:hyperlink w:anchor="_Toc238201805" w:history="1">
+          <w:hyperlink w:anchor="_Toc238204177" w:history="1">
             <w:r>
               <w:rPr>
                 <w:rStyle w:val="Hyperlink"/>
@@ -6332,7 +6332,7 @@
                 <w:noProof/>
                 <w:webHidden/>
               </w:rPr>
-              <w:instrText xml:space="preserve"> PAGEREF _Toc238201805 \h </w:instrText>
+              <w:instrText xml:space="preserve"> PAGEREF _Toc238204177 \h </w:instrText>
             </w:r>
             <w:r>
               <w:rPr>
@@ -6373,11 +6373,11 @@
               <w:rFonts w:asciiTheme="minorHAnsi" w:eastAsiaTheme="minorEastAsia" w:hAnsiTheme="minorHAnsi" w:cstheme="minorBidi"/>
               <w:noProof/>
               <w:kern w:val="2"/>
-              <w:lang w:val="sv-SE" w:eastAsia="sv-SE"/>
+              <w:lang w:val="en-SE" w:eastAsia="en-SE"/>
               <w14:ligatures w14:val="standardContextual"/>
             </w:rPr>
           </w:pPr>
-          <w:hyperlink w:anchor="_Toc238201806" w:history="1">
+          <w:hyperlink w:anchor="_Toc238204178" w:history="1">
             <w:r>
               <w:rPr>
                 <w:rStyle w:val="Hyperlink"/>
@@ -6405,7 +6405,7 @@
                 <w:noProof/>
                 <w:webHidden/>
               </w:rPr>
-              <w:instrText xml:space="preserve"> PAGEREF _Toc238201806 \h </w:instrText>
+              <w:instrText xml:space="preserve"> PAGEREF _Toc238204178 \h </w:instrText>
             </w:r>
             <w:r>
               <w:rPr>
@@ -6446,11 +6446,11 @@
               <w:rFonts w:asciiTheme="minorHAnsi" w:eastAsiaTheme="minorEastAsia" w:hAnsiTheme="minorHAnsi" w:cstheme="minorBidi"/>
               <w:noProof/>
               <w:kern w:val="2"/>
-              <w:lang w:val="sv-SE" w:eastAsia="sv-SE"/>
+              <w:lang w:val="en-SE" w:eastAsia="en-SE"/>
               <w14:ligatures w14:val="standardContextual"/>
             </w:rPr>
           </w:pPr>
-          <w:hyperlink w:anchor="_Toc238201807" w:history="1">
+          <w:hyperlink w:anchor="_Toc238204179" w:history="1">
             <w:r>
               <w:rPr>
                 <w:rStyle w:val="Hyperlink"/>
@@ -6478,7 +6478,7 @@
                 <w:noProof/>
                 <w:webHidden/>
               </w:rPr>
-              <w:instrText xml:space="preserve"> PAGEREF _Toc238201807 \h </w:instrText>
+              <w:instrText xml:space="preserve"> PAGEREF _Toc238204179 \h </w:instrText>
             </w:r>
             <w:r>
               <w:rPr>
@@ -6519,11 +6519,11 @@
               <w:rFonts w:asciiTheme="minorHAnsi" w:eastAsiaTheme="minorEastAsia" w:hAnsiTheme="minorHAnsi" w:cstheme="minorBidi"/>
               <w:noProof/>
               <w:kern w:val="2"/>
-              <w:lang w:val="sv-SE" w:eastAsia="sv-SE"/>
+              <w:lang w:val="en-SE" w:eastAsia="en-SE"/>
               <w14:ligatures w14:val="standardContextual"/>
             </w:rPr>
           </w:pPr>
-          <w:hyperlink w:anchor="_Toc238201808" w:history="1">
+          <w:hyperlink w:anchor="_Toc238204180" w:history="1">
             <w:r>
               <w:rPr>
                 <w:rStyle w:val="Hyperlink"/>
@@ -6551,7 +6551,7 @@
                 <w:noProof/>
                 <w:webHidden/>
               </w:rPr>
-              <w:instrText xml:space="preserve"> PAGEREF _Toc238201808 \h </w:instrText>
+              <w:instrText xml:space="preserve"> PAGEREF _Toc238204180 \h </w:instrText>
             </w:r>
             <w:r>
               <w:rPr>
@@ -6592,11 +6592,11 @@
               <w:rFonts w:asciiTheme="minorHAnsi" w:eastAsiaTheme="minorEastAsia" w:hAnsiTheme="minorHAnsi" w:cstheme="minorBidi"/>
               <w:noProof/>
               <w:kern w:val="2"/>
-              <w:lang w:val="sv-SE" w:eastAsia="sv-SE"/>
+              <w:lang w:val="en-SE" w:eastAsia="en-SE"/>
               <w14:ligatures w14:val="standardContextual"/>
             </w:rPr>
           </w:pPr>
-          <w:hyperlink w:anchor="_Toc238201809" w:history="1">
+          <w:hyperlink w:anchor="_Toc238204181" w:history="1">
             <w:r>
               <w:rPr>
                 <w:rStyle w:val="Hyperlink"/>
@@ -6624,7 +6624,7 @@
                 <w:noProof/>
                 <w:webHidden/>
               </w:rPr>
-              <w:instrText xml:space="preserve"> PAGEREF _Toc238201809 \h </w:instrText>
+              <w:instrText xml:space="preserve"> PAGEREF _Toc238204181 \h </w:instrText>
             </w:r>
             <w:r>
               <w:rPr>
@@ -6665,11 +6665,11 @@
               <w:rFonts w:asciiTheme="minorHAnsi" w:eastAsiaTheme="minorEastAsia" w:hAnsiTheme="minorHAnsi" w:cstheme="minorBidi"/>
               <w:noProof/>
               <w:kern w:val="2"/>
-              <w:lang w:val="sv-SE" w:eastAsia="sv-SE"/>
+              <w:lang w:val="en-SE" w:eastAsia="en-SE"/>
               <w14:ligatures w14:val="standardContextual"/>
             </w:rPr>
           </w:pPr>
-          <w:hyperlink w:anchor="_Toc238201810" w:history="1">
+          <w:hyperlink w:anchor="_Toc238204182" w:history="1">
             <w:r>
               <w:rPr>
                 <w:rStyle w:val="Hyperlink"/>
@@ -6697,7 +6697,7 @@
                 <w:noProof/>
                 <w:webHidden/>
               </w:rPr>
-              <w:instrText xml:space="preserve"> PAGEREF _Toc238201810 \h </w:instrText>
+              <w:instrText xml:space="preserve"> PAGEREF _Toc238204182 \h </w:instrText>
             </w:r>
             <w:r>
               <w:rPr>
@@ -6738,11 +6738,11 @@
               <w:rFonts w:asciiTheme="minorHAnsi" w:eastAsiaTheme="minorEastAsia" w:hAnsiTheme="minorHAnsi" w:cstheme="minorBidi"/>
               <w:noProof/>
               <w:kern w:val="2"/>
-              <w:lang w:val="sv-SE" w:eastAsia="sv-SE"/>
+              <w:lang w:val="en-SE" w:eastAsia="en-SE"/>
               <w14:ligatures w14:val="standardContextual"/>
             </w:rPr>
           </w:pPr>
-          <w:hyperlink w:anchor="_Toc238201811" w:history="1">
+          <w:hyperlink w:anchor="_Toc238204183" w:history="1">
             <w:r>
               <w:rPr>
                 <w:rStyle w:val="Hyperlink"/>
@@ -6770,7 +6770,7 @@
                 <w:noProof/>
                 <w:webHidden/>
               </w:rPr>
-              <w:instrText xml:space="preserve"> PAGEREF _Toc238201811 \h </w:instrText>
+              <w:instrText xml:space="preserve"> PAGEREF _Toc238204183 \h </w:instrText>
             </w:r>
             <w:r>
               <w:rPr>
@@ -6808,11 +6808,11 @@
               <w:rFonts w:asciiTheme="minorHAnsi" w:eastAsiaTheme="minorEastAsia" w:hAnsiTheme="minorHAnsi" w:cstheme="minorBidi"/>
               <w:noProof/>
               <w:kern w:val="2"/>
-              <w:lang w:val="sv-SE" w:eastAsia="sv-SE"/>
+              <w:lang w:val="en-SE" w:eastAsia="en-SE"/>
               <w14:ligatures w14:val="standardContextual"/>
             </w:rPr>
           </w:pPr>
-          <w:hyperlink w:anchor="_Toc238201812" w:history="1">
+          <w:hyperlink w:anchor="_Toc238204184" w:history="1">
             <w:r>
               <w:rPr>
                 <w:rStyle w:val="Hyperlink"/>
@@ -6840,7 +6840,7 @@
                 <w:noProof/>
                 <w:webHidden/>
               </w:rPr>
-              <w:instrText xml:space="preserve"> PAGEREF _Toc238201812 \h </w:instrText>
+              <w:instrText xml:space="preserve"> PAGEREF _Toc238204184 \h </w:instrText>
             </w:r>
             <w:r>
               <w:rPr>
@@ -6881,11 +6881,11 @@
               <w:rFonts w:asciiTheme="minorHAnsi" w:eastAsiaTheme="minorEastAsia" w:hAnsiTheme="minorHAnsi" w:cstheme="minorBidi"/>
               <w:noProof/>
               <w:kern w:val="2"/>
-              <w:lang w:val="sv-SE" w:eastAsia="sv-SE"/>
+              <w:lang w:val="en-SE" w:eastAsia="en-SE"/>
               <w14:ligatures w14:val="standardContextual"/>
             </w:rPr>
           </w:pPr>
-          <w:hyperlink w:anchor="_Toc238201813" w:history="1">
+          <w:hyperlink w:anchor="_Toc238204185" w:history="1">
             <w:r>
               <w:rPr>
                 <w:rStyle w:val="Hyperlink"/>
@@ -6913,7 +6913,7 @@
                 <w:noProof/>
                 <w:webHidden/>
               </w:rPr>
-              <w:instrText xml:space="preserve"> PAGEREF _Toc238201813 \h </w:instrText>
+              <w:instrText xml:space="preserve"> PAGEREF _Toc238204185 \h </w:instrText>
             </w:r>
             <w:r>
               <w:rPr>
@@ -6951,11 +6951,11 @@
               <w:rFonts w:asciiTheme="minorHAnsi" w:eastAsiaTheme="minorEastAsia" w:hAnsiTheme="minorHAnsi" w:cstheme="minorBidi"/>
               <w:noProof/>
               <w:kern w:val="2"/>
-              <w:lang w:val="sv-SE" w:eastAsia="sv-SE"/>
+              <w:lang w:val="en-SE" w:eastAsia="en-SE"/>
               <w14:ligatures w14:val="standardContextual"/>
             </w:rPr>
           </w:pPr>
-          <w:hyperlink w:anchor="_Toc238201814" w:history="1">
+          <w:hyperlink w:anchor="_Toc238204186" w:history="1">
             <w:r>
               <w:rPr>
                 <w:rStyle w:val="Hyperlink"/>
@@ -6983,7 +6983,7 @@
                 <w:noProof/>
                 <w:webHidden/>
               </w:rPr>
-              <w:instrText xml:space="preserve"> PAGEREF _Toc238201814 \h </w:instrText>
+              <w:instrText xml:space="preserve"> PAGEREF _Toc238204186 \h </w:instrText>
             </w:r>
             <w:r>
               <w:rPr>
@@ -7024,11 +7024,11 @@
               <w:rFonts w:asciiTheme="minorHAnsi" w:eastAsiaTheme="minorEastAsia" w:hAnsiTheme="minorHAnsi" w:cstheme="minorBidi"/>
               <w:noProof/>
               <w:kern w:val="2"/>
-              <w:lang w:val="sv-SE" w:eastAsia="sv-SE"/>
+              <w:lang w:val="en-SE" w:eastAsia="en-SE"/>
               <w14:ligatures w14:val="standardContextual"/>
             </w:rPr>
           </w:pPr>
-          <w:hyperlink w:anchor="_Toc238201815" w:history="1">
+          <w:hyperlink w:anchor="_Toc238204187" w:history="1">
             <w:r>
               <w:rPr>
                 <w:rStyle w:val="Hyperlink"/>
@@ -7056,7 +7056,7 @@
                 <w:noProof/>
                 <w:webHidden/>
               </w:rPr>
-              <w:instrText xml:space="preserve"> PAGEREF _Toc238201815 \h </w:instrText>
+              <w:instrText xml:space="preserve"> PAGEREF _Toc238204187 \h </w:instrText>
             </w:r>
             <w:r>
               <w:rPr>
@@ -7097,11 +7097,11 @@
               <w:rFonts w:asciiTheme="minorHAnsi" w:eastAsiaTheme="minorEastAsia" w:hAnsiTheme="minorHAnsi" w:cstheme="minorBidi"/>
               <w:noProof/>
               <w:kern w:val="2"/>
-              <w:lang w:val="sv-SE" w:eastAsia="sv-SE"/>
+              <w:lang w:val="en-SE" w:eastAsia="en-SE"/>
               <w14:ligatures w14:val="standardContextual"/>
             </w:rPr>
           </w:pPr>
-          <w:hyperlink w:anchor="_Toc238201816" w:history="1">
+          <w:hyperlink w:anchor="_Toc238204188" w:history="1">
             <w:r>
               <w:rPr>
                 <w:rStyle w:val="Hyperlink"/>
@@ -7129,7 +7129,7 @@
                 <w:noProof/>
                 <w:webHidden/>
               </w:rPr>
-              <w:instrText xml:space="preserve"> PAGEREF _Toc238201816 \h </w:instrText>
+              <w:instrText xml:space="preserve"> PAGEREF _Toc238204188 \h </w:instrText>
             </w:r>
             <w:r>
               <w:rPr>
@@ -7167,11 +7167,11 @@
               <w:rFonts w:asciiTheme="minorHAnsi" w:eastAsiaTheme="minorEastAsia" w:hAnsiTheme="minorHAnsi" w:cstheme="minorBidi"/>
               <w:noProof/>
               <w:kern w:val="2"/>
-              <w:lang w:val="sv-SE" w:eastAsia="sv-SE"/>
+              <w:lang w:val="en-SE" w:eastAsia="en-SE"/>
               <w14:ligatures w14:val="standardContextual"/>
             </w:rPr>
           </w:pPr>
-          <w:hyperlink w:anchor="_Toc238201817" w:history="1">
+          <w:hyperlink w:anchor="_Toc238204189" w:history="1">
             <w:r>
               <w:rPr>
                 <w:rStyle w:val="Hyperlink"/>
@@ -7199,7 +7199,7 @@
                 <w:noProof/>
                 <w:webHidden/>
               </w:rPr>
-              <w:instrText xml:space="preserve"> PAGEREF _Toc238201817 \h </w:instrText>
+              <w:instrText xml:space="preserve"> PAGEREF _Toc238204189 \h </w:instrText>
             </w:r>
             <w:r>
               <w:rPr>
@@ -7240,11 +7240,11 @@
               <w:rFonts w:asciiTheme="minorHAnsi" w:eastAsiaTheme="minorEastAsia" w:hAnsiTheme="minorHAnsi" w:cstheme="minorBidi"/>
               <w:noProof/>
               <w:kern w:val="2"/>
-              <w:lang w:val="sv-SE" w:eastAsia="sv-SE"/>
+              <w:lang w:val="en-SE" w:eastAsia="en-SE"/>
               <w14:ligatures w14:val="standardContextual"/>
             </w:rPr>
           </w:pPr>
-          <w:hyperlink w:anchor="_Toc238201818" w:history="1">
+          <w:hyperlink w:anchor="_Toc238204190" w:history="1">
             <w:r>
               <w:rPr>
                 <w:rStyle w:val="Hyperlink"/>
@@ -7272,7 +7272,7 @@
                 <w:noProof/>
                 <w:webHidden/>
               </w:rPr>
-              <w:instrText xml:space="preserve"> PAGEREF _Toc238201818 \h </w:instrText>
+              <w:instrText xml:space="preserve"> PAGEREF _Toc238204190 \h </w:instrText>
             </w:r>
             <w:r>
               <w:rPr>
@@ -7313,11 +7313,11 @@
               <w:rFonts w:asciiTheme="minorHAnsi" w:eastAsiaTheme="minorEastAsia" w:hAnsiTheme="minorHAnsi" w:cstheme="minorBidi"/>
               <w:noProof/>
               <w:kern w:val="2"/>
-              <w:lang w:val="sv-SE" w:eastAsia="sv-SE"/>
+              <w:lang w:val="en-SE" w:eastAsia="en-SE"/>
               <w14:ligatures w14:val="standardContextual"/>
             </w:rPr>
           </w:pPr>
-          <w:hyperlink w:anchor="_Toc238201819" w:history="1">
+          <w:hyperlink w:anchor="_Toc238204191" w:history="1">
             <w:r>
               <w:rPr>
                 <w:rStyle w:val="Hyperlink"/>
@@ -7345,7 +7345,7 @@
                 <w:noProof/>
                 <w:webHidden/>
               </w:rPr>
-              <w:instrText xml:space="preserve"> PAGEREF _Toc238201819 \h </w:instrText>
+              <w:instrText xml:space="preserve"> PAGEREF _Toc238204191 \h </w:instrText>
             </w:r>
             <w:r>
               <w:rPr>
@@ -7383,11 +7383,11 @@
               <w:rFonts w:asciiTheme="minorHAnsi" w:eastAsiaTheme="minorEastAsia" w:hAnsiTheme="minorHAnsi" w:cstheme="minorBidi"/>
               <w:noProof/>
               <w:kern w:val="2"/>
-              <w:lang w:val="sv-SE" w:eastAsia="sv-SE"/>
+              <w:lang w:val="en-SE" w:eastAsia="en-SE"/>
               <w14:ligatures w14:val="standardContextual"/>
             </w:rPr>
           </w:pPr>
-          <w:hyperlink w:anchor="_Toc238201820" w:history="1">
+          <w:hyperlink w:anchor="_Toc238204192" w:history="1">
             <w:r>
               <w:rPr>
                 <w:rStyle w:val="Hyperlink"/>
@@ -7415,7 +7415,7 @@
                 <w:noProof/>
                 <w:webHidden/>
               </w:rPr>
-              <w:instrText xml:space="preserve"> PAGEREF _Toc238201820 \h </w:instrText>
+              <w:instrText xml:space="preserve"> PAGEREF _Toc238204192 \h </w:instrText>
             </w:r>
             <w:r>
               <w:rPr>
@@ -7456,11 +7456,11 @@
               <w:rFonts w:asciiTheme="minorHAnsi" w:eastAsiaTheme="minorEastAsia" w:hAnsiTheme="minorHAnsi" w:cstheme="minorBidi"/>
               <w:noProof/>
               <w:kern w:val="2"/>
-              <w:lang w:val="sv-SE" w:eastAsia="sv-SE"/>
+              <w:lang w:val="en-SE" w:eastAsia="en-SE"/>
               <w14:ligatures w14:val="standardContextual"/>
             </w:rPr>
           </w:pPr>
-          <w:hyperlink w:anchor="_Toc238201821" w:history="1">
+          <w:hyperlink w:anchor="_Toc238204193" w:history="1">
             <w:r>
               <w:rPr>
                 <w:rStyle w:val="Hyperlink"/>
@@ -7488,7 +7488,7 @@
                 <w:noProof/>
                 <w:webHidden/>
               </w:rPr>
-              <w:instrText xml:space="preserve"> PAGEREF _Toc238201821 \h </w:instrText>
+              <w:instrText xml:space="preserve"> PAGEREF _Toc238204193 \h </w:instrText>
             </w:r>
             <w:r>
               <w:rPr>
@@ -7529,11 +7529,11 @@
               <w:rFonts w:asciiTheme="minorHAnsi" w:eastAsiaTheme="minorEastAsia" w:hAnsiTheme="minorHAnsi" w:cstheme="minorBidi"/>
               <w:noProof/>
               <w:kern w:val="2"/>
-              <w:lang w:val="sv-SE" w:eastAsia="sv-SE"/>
+              <w:lang w:val="en-SE" w:eastAsia="en-SE"/>
               <w14:ligatures w14:val="standardContextual"/>
             </w:rPr>
           </w:pPr>
-          <w:hyperlink w:anchor="_Toc238201822" w:history="1">
+          <w:hyperlink w:anchor="_Toc238204194" w:history="1">
             <w:r>
               <w:rPr>
                 <w:rStyle w:val="Hyperlink"/>
@@ -7561,7 +7561,7 @@
                 <w:noProof/>
                 <w:webHidden/>
               </w:rPr>
-              <w:instrText xml:space="preserve"> PAGEREF _Toc238201822 \h </w:instrText>
+              <w:instrText xml:space="preserve"> PAGEREF _Toc238204194 \h </w:instrText>
             </w:r>
             <w:r>
               <w:rPr>
@@ -7602,11 +7602,11 @@
               <w:rFonts w:asciiTheme="minorHAnsi" w:eastAsiaTheme="minorEastAsia" w:hAnsiTheme="minorHAnsi" w:cstheme="minorBidi"/>
               <w:noProof/>
               <w:kern w:val="2"/>
-              <w:lang w:val="sv-SE" w:eastAsia="sv-SE"/>
+              <w:lang w:val="en-SE" w:eastAsia="en-SE"/>
               <w14:ligatures w14:val="standardContextual"/>
             </w:rPr>
           </w:pPr>
-          <w:hyperlink w:anchor="_Toc238201823" w:history="1">
+          <w:hyperlink w:anchor="_Toc238204195" w:history="1">
             <w:r>
               <w:rPr>
                 <w:rStyle w:val="Hyperlink"/>
@@ -7634,7 +7634,7 @@
                 <w:noProof/>
                 <w:webHidden/>
               </w:rPr>
-              <w:instrText xml:space="preserve"> PAGEREF _Toc238201823 \h </w:instrText>
+              <w:instrText xml:space="preserve"> PAGEREF _Toc238204195 \h </w:instrText>
             </w:r>
             <w:r>
               <w:rPr>
@@ -7672,11 +7672,11 @@
               <w:rFonts w:asciiTheme="minorHAnsi" w:eastAsiaTheme="minorEastAsia" w:hAnsiTheme="minorHAnsi" w:cstheme="minorBidi"/>
               <w:noProof/>
               <w:kern w:val="2"/>
-              <w:lang w:val="sv-SE" w:eastAsia="sv-SE"/>
+              <w:lang w:val="en-SE" w:eastAsia="en-SE"/>
               <w14:ligatures w14:val="standardContextual"/>
             </w:rPr>
           </w:pPr>
-          <w:hyperlink w:anchor="_Toc238201824" w:history="1">
+          <w:hyperlink w:anchor="_Toc238204196" w:history="1">
             <w:r>
               <w:rPr>
                 <w:rStyle w:val="Hyperlink"/>
@@ -7704,7 +7704,7 @@
                 <w:noProof/>
                 <w:webHidden/>
               </w:rPr>
-              <w:instrText xml:space="preserve"> PAGEREF _Toc238201824 \h </w:instrText>
+              <w:instrText xml:space="preserve"> PAGEREF _Toc238204196 \h </w:instrText>
             </w:r>
             <w:r>
               <w:rPr>
@@ -7745,11 +7745,11 @@
               <w:rFonts w:asciiTheme="minorHAnsi" w:eastAsiaTheme="minorEastAsia" w:hAnsiTheme="minorHAnsi" w:cstheme="minorBidi"/>
               <w:noProof/>
               <w:kern w:val="2"/>
-              <w:lang w:val="sv-SE" w:eastAsia="sv-SE"/>
+              <w:lang w:val="en-SE" w:eastAsia="en-SE"/>
               <w14:ligatures w14:val="standardContextual"/>
             </w:rPr>
           </w:pPr>
-          <w:hyperlink w:anchor="_Toc238201825" w:history="1">
+          <w:hyperlink w:anchor="_Toc238204197" w:history="1">
             <w:r>
               <w:rPr>
                 <w:rStyle w:val="Hyperlink"/>
@@ -7777,7 +7777,7 @@
                 <w:noProof/>
                 <w:webHidden/>
               </w:rPr>
-              <w:instrText xml:space="preserve"> PAGEREF _Toc238201825 \h </w:instrText>
+              <w:instrText xml:space="preserve"> PAGEREF _Toc238204197 \h </w:instrText>
             </w:r>
             <w:r>
               <w:rPr>
@@ -7798,6 +7798,368 @@
                 <w:webHidden/>
               </w:rPr>
               <w:t>77</w:t>
+            </w:r>
+            <w:r>
+              <w:rPr>
+                <w:noProof/>
+                <w:webHidden/>
+              </w:rPr>
+              <w:fldChar w:fldCharType="end"/>
+            </w:r>
+          </w:hyperlink>
+        </w:p>
+        <w:p>
+          <w:pPr>
+            <w:pStyle w:val="TOC2"/>
+            <w:rPr>
+              <w:rFonts w:asciiTheme="minorHAnsi" w:eastAsiaTheme="minorEastAsia" w:hAnsiTheme="minorHAnsi" w:cstheme="minorBidi"/>
+              <w:noProof/>
+              <w:kern w:val="2"/>
+              <w:lang w:val="en-SE" w:eastAsia="en-SE"/>
+              <w14:ligatures w14:val="standardContextual"/>
+            </w:rPr>
+          </w:pPr>
+          <w:hyperlink w:anchor="_Toc238204198" w:history="1">
+            <w:r>
+              <w:rPr>
+                <w:rStyle w:val="Hyperlink"/>
+                <w:noProof/>
+                <w:lang w:val="sv-SE"/>
+              </w:rPr>
+              <w:t>Nubbe</w:t>
+            </w:r>
+            <w:r>
+              <w:rPr>
+                <w:noProof/>
+                <w:webHidden/>
+              </w:rPr>
+              <w:tab/>
+            </w:r>
+            <w:r>
+              <w:rPr>
+                <w:noProof/>
+                <w:webHidden/>
+              </w:rPr>
+              <w:fldChar w:fldCharType="begin"/>
+            </w:r>
+            <w:r>
+              <w:rPr>
+                <w:noProof/>
+                <w:webHidden/>
+              </w:rPr>
+              <w:instrText xml:space="preserve"> PAGEREF _Toc238204198 \h </w:instrText>
+            </w:r>
+            <w:r>
+              <w:rPr>
+                <w:noProof/>
+                <w:webHidden/>
+              </w:rPr>
+            </w:r>
+            <w:r>
+              <w:rPr>
+                <w:noProof/>
+                <w:webHidden/>
+              </w:rPr>
+              <w:fldChar w:fldCharType="separate"/>
+            </w:r>
+            <w:r>
+              <w:rPr>
+                <w:noProof/>
+                <w:webHidden/>
+              </w:rPr>
+              <w:t>78</w:t>
+            </w:r>
+            <w:r>
+              <w:rPr>
+                <w:noProof/>
+                <w:webHidden/>
+              </w:rPr>
+              <w:fldChar w:fldCharType="end"/>
+            </w:r>
+          </w:hyperlink>
+        </w:p>
+        <w:p>
+          <w:pPr>
+            <w:pStyle w:val="TOC3"/>
+            <w:tabs>
+              <w:tab w:val="right" w:leader="dot" w:pos="5530"/>
+            </w:tabs>
+            <w:rPr>
+              <w:rFonts w:asciiTheme="minorHAnsi" w:eastAsiaTheme="minorEastAsia" w:hAnsiTheme="minorHAnsi" w:cstheme="minorBidi"/>
+              <w:noProof/>
+              <w:kern w:val="2"/>
+              <w:lang w:val="en-SE" w:eastAsia="en-SE"/>
+              <w14:ligatures w14:val="standardContextual"/>
+            </w:rPr>
+          </w:pPr>
+          <w:hyperlink w:anchor="_Toc238204199" w:history="1">
+            <w:r>
+              <w:rPr>
+                <w:rStyle w:val="Hyperlink"/>
+                <w:noProof/>
+                <w:lang w:val="sv-SE"/>
+              </w:rPr>
+              <w:t>Kummin &amp; fänkål</w:t>
+            </w:r>
+            <w:r>
+              <w:rPr>
+                <w:noProof/>
+                <w:webHidden/>
+              </w:rPr>
+              <w:tab/>
+            </w:r>
+            <w:r>
+              <w:rPr>
+                <w:noProof/>
+                <w:webHidden/>
+              </w:rPr>
+              <w:fldChar w:fldCharType="begin"/>
+            </w:r>
+            <w:r>
+              <w:rPr>
+                <w:noProof/>
+                <w:webHidden/>
+              </w:rPr>
+              <w:instrText xml:space="preserve"> PAGEREF _Toc238204199 \h </w:instrText>
+            </w:r>
+            <w:r>
+              <w:rPr>
+                <w:noProof/>
+                <w:webHidden/>
+              </w:rPr>
+            </w:r>
+            <w:r>
+              <w:rPr>
+                <w:noProof/>
+                <w:webHidden/>
+              </w:rPr>
+              <w:fldChar w:fldCharType="separate"/>
+            </w:r>
+            <w:r>
+              <w:rPr>
+                <w:noProof/>
+                <w:webHidden/>
+              </w:rPr>
+              <w:t>78</w:t>
+            </w:r>
+            <w:r>
+              <w:rPr>
+                <w:noProof/>
+                <w:webHidden/>
+              </w:rPr>
+              <w:fldChar w:fldCharType="end"/>
+            </w:r>
+          </w:hyperlink>
+        </w:p>
+        <w:p>
+          <w:pPr>
+            <w:pStyle w:val="TOC3"/>
+            <w:tabs>
+              <w:tab w:val="right" w:leader="dot" w:pos="5530"/>
+            </w:tabs>
+            <w:rPr>
+              <w:rFonts w:asciiTheme="minorHAnsi" w:eastAsiaTheme="minorEastAsia" w:hAnsiTheme="minorHAnsi" w:cstheme="minorBidi"/>
+              <w:noProof/>
+              <w:kern w:val="2"/>
+              <w:lang w:val="en-SE" w:eastAsia="en-SE"/>
+              <w14:ligatures w14:val="standardContextual"/>
+            </w:rPr>
+          </w:pPr>
+          <w:hyperlink w:anchor="_Toc238204200" w:history="1">
+            <w:r>
+              <w:rPr>
+                <w:rStyle w:val="Hyperlink"/>
+                <w:noProof/>
+                <w:lang w:val="sv-SE"/>
+              </w:rPr>
+              <w:t>Citron &amp; enbär</w:t>
+            </w:r>
+            <w:r>
+              <w:rPr>
+                <w:noProof/>
+                <w:webHidden/>
+              </w:rPr>
+              <w:tab/>
+            </w:r>
+            <w:r>
+              <w:rPr>
+                <w:noProof/>
+                <w:webHidden/>
+              </w:rPr>
+              <w:fldChar w:fldCharType="begin"/>
+            </w:r>
+            <w:r>
+              <w:rPr>
+                <w:noProof/>
+                <w:webHidden/>
+              </w:rPr>
+              <w:instrText xml:space="preserve"> PAGEREF _Toc238204200 \h </w:instrText>
+            </w:r>
+            <w:r>
+              <w:rPr>
+                <w:noProof/>
+                <w:webHidden/>
+              </w:rPr>
+            </w:r>
+            <w:r>
+              <w:rPr>
+                <w:noProof/>
+                <w:webHidden/>
+              </w:rPr>
+              <w:fldChar w:fldCharType="separate"/>
+            </w:r>
+            <w:r>
+              <w:rPr>
+                <w:noProof/>
+                <w:webHidden/>
+              </w:rPr>
+              <w:t>79</w:t>
+            </w:r>
+            <w:r>
+              <w:rPr>
+                <w:noProof/>
+                <w:webHidden/>
+              </w:rPr>
+              <w:fldChar w:fldCharType="end"/>
+            </w:r>
+          </w:hyperlink>
+        </w:p>
+        <w:p>
+          <w:pPr>
+            <w:pStyle w:val="TOC3"/>
+            <w:tabs>
+              <w:tab w:val="right" w:leader="dot" w:pos="5530"/>
+            </w:tabs>
+            <w:rPr>
+              <w:rFonts w:asciiTheme="minorHAnsi" w:eastAsiaTheme="minorEastAsia" w:hAnsiTheme="minorHAnsi" w:cstheme="minorBidi"/>
+              <w:noProof/>
+              <w:kern w:val="2"/>
+              <w:lang w:val="en-SE" w:eastAsia="en-SE"/>
+              <w14:ligatures w14:val="standardContextual"/>
+            </w:rPr>
+          </w:pPr>
+          <w:hyperlink w:anchor="_Toc238204201" w:history="1">
+            <w:r>
+              <w:rPr>
+                <w:rStyle w:val="Hyperlink"/>
+                <w:noProof/>
+                <w:lang w:val="sv-SE"/>
+              </w:rPr>
+              <w:t>Citron &amp; åbrodd</w:t>
+            </w:r>
+            <w:r>
+              <w:rPr>
+                <w:noProof/>
+                <w:webHidden/>
+              </w:rPr>
+              <w:tab/>
+            </w:r>
+            <w:r>
+              <w:rPr>
+                <w:noProof/>
+                <w:webHidden/>
+              </w:rPr>
+              <w:fldChar w:fldCharType="begin"/>
+            </w:r>
+            <w:r>
+              <w:rPr>
+                <w:noProof/>
+                <w:webHidden/>
+              </w:rPr>
+              <w:instrText xml:space="preserve"> PAGEREF _Toc238204201 \h </w:instrText>
+            </w:r>
+            <w:r>
+              <w:rPr>
+                <w:noProof/>
+                <w:webHidden/>
+              </w:rPr>
+            </w:r>
+            <w:r>
+              <w:rPr>
+                <w:noProof/>
+                <w:webHidden/>
+              </w:rPr>
+              <w:fldChar w:fldCharType="separate"/>
+            </w:r>
+            <w:r>
+              <w:rPr>
+                <w:noProof/>
+                <w:webHidden/>
+              </w:rPr>
+              <w:t>80</w:t>
+            </w:r>
+            <w:r>
+              <w:rPr>
+                <w:noProof/>
+                <w:webHidden/>
+              </w:rPr>
+              <w:fldChar w:fldCharType="end"/>
+            </w:r>
+          </w:hyperlink>
+        </w:p>
+        <w:p>
+          <w:pPr>
+            <w:pStyle w:val="TOC3"/>
+            <w:tabs>
+              <w:tab w:val="right" w:leader="dot" w:pos="5530"/>
+            </w:tabs>
+            <w:rPr>
+              <w:rFonts w:asciiTheme="minorHAnsi" w:eastAsiaTheme="minorEastAsia" w:hAnsiTheme="minorHAnsi" w:cstheme="minorBidi"/>
+              <w:noProof/>
+              <w:kern w:val="2"/>
+              <w:lang w:val="en-SE" w:eastAsia="en-SE"/>
+              <w14:ligatures w14:val="standardContextual"/>
+            </w:rPr>
+          </w:pPr>
+          <w:hyperlink w:anchor="_Toc238204202" w:history="1">
+            <w:r>
+              <w:rPr>
+                <w:rStyle w:val="Hyperlink"/>
+                <w:noProof/>
+                <w:lang w:val="sv-SE"/>
+              </w:rPr>
+              <w:t>Malört</w:t>
+            </w:r>
+            <w:r>
+              <w:rPr>
+                <w:noProof/>
+                <w:webHidden/>
+              </w:rPr>
+              <w:tab/>
+            </w:r>
+            <w:r>
+              <w:rPr>
+                <w:noProof/>
+                <w:webHidden/>
+              </w:rPr>
+              <w:fldChar w:fldCharType="begin"/>
+            </w:r>
+            <w:r>
+              <w:rPr>
+                <w:noProof/>
+                <w:webHidden/>
+              </w:rPr>
+              <w:instrText xml:space="preserve"> PAGEREF _Toc238204202 \h </w:instrText>
+            </w:r>
+            <w:r>
+              <w:rPr>
+                <w:noProof/>
+                <w:webHidden/>
+              </w:rPr>
+            </w:r>
+            <w:r>
+              <w:rPr>
+                <w:noProof/>
+                <w:webHidden/>
+              </w:rPr>
+              <w:fldChar w:fldCharType="separate"/>
+            </w:r>
+            <w:r>
+              <w:rPr>
+                <w:noProof/>
+                <w:webHidden/>
+              </w:rPr>
+              <w:t>80</w:t>
             </w:r>
             <w:r>
               <w:rPr>
@@ -7818,11 +8180,11 @@
               <w:rFonts w:asciiTheme="minorHAnsi" w:eastAsiaTheme="minorEastAsia" w:hAnsiTheme="minorHAnsi" w:cstheme="minorBidi"/>
               <w:noProof/>
               <w:kern w:val="2"/>
-              <w:lang w:val="sv-SE" w:eastAsia="sv-SE"/>
+              <w:lang w:val="en-SE" w:eastAsia="en-SE"/>
               <w14:ligatures w14:val="standardContextual"/>
             </w:rPr>
           </w:pPr>
-          <w:hyperlink w:anchor="_Toc238201826" w:history="1">
+          <w:hyperlink w:anchor="_Toc238204203" w:history="1">
             <w:r>
               <w:rPr>
                 <w:rStyle w:val="Hyperlink"/>
@@ -7850,7 +8212,7 @@
                 <w:noProof/>
                 <w:webHidden/>
               </w:rPr>
-              <w:instrText xml:space="preserve"> PAGEREF _Toc238201826 \h </w:instrText>
+              <w:instrText xml:space="preserve"> PAGEREF _Toc238204203 \h </w:instrText>
             </w:r>
             <w:r>
               <w:rPr>
@@ -7870,7 +8232,7 @@
                 <w:noProof/>
                 <w:webHidden/>
               </w:rPr>
-              <w:t>78</w:t>
+              <w:t>81</w:t>
             </w:r>
             <w:r>
               <w:rPr>
@@ -7888,11 +8250,11 @@
               <w:rFonts w:asciiTheme="minorHAnsi" w:eastAsiaTheme="minorEastAsia" w:hAnsiTheme="minorHAnsi" w:cstheme="minorBidi"/>
               <w:noProof/>
               <w:kern w:val="2"/>
-              <w:lang w:val="sv-SE" w:eastAsia="sv-SE"/>
+              <w:lang w:val="en-SE" w:eastAsia="en-SE"/>
               <w14:ligatures w14:val="standardContextual"/>
             </w:rPr>
           </w:pPr>
-          <w:hyperlink w:anchor="_Toc238201827" w:history="1">
+          <w:hyperlink w:anchor="_Toc238204204" w:history="1">
             <w:r>
               <w:rPr>
                 <w:rStyle w:val="Hyperlink"/>
@@ -7920,7 +8282,7 @@
                 <w:noProof/>
                 <w:webHidden/>
               </w:rPr>
-              <w:instrText xml:space="preserve"> PAGEREF _Toc238201827 \h </w:instrText>
+              <w:instrText xml:space="preserve"> PAGEREF _Toc238204204 \h </w:instrText>
             </w:r>
             <w:r>
               <w:rPr>
@@ -7940,7 +8302,7 @@
                 <w:noProof/>
                 <w:webHidden/>
               </w:rPr>
-              <w:t>78</w:t>
+              <w:t>81</w:t>
             </w:r>
             <w:r>
               <w:rPr>
@@ -7961,11 +8323,11 @@
               <w:rFonts w:asciiTheme="minorHAnsi" w:eastAsiaTheme="minorEastAsia" w:hAnsiTheme="minorHAnsi" w:cstheme="minorBidi"/>
               <w:noProof/>
               <w:kern w:val="2"/>
-              <w:lang w:val="sv-SE" w:eastAsia="sv-SE"/>
+              <w:lang w:val="en-SE" w:eastAsia="en-SE"/>
               <w14:ligatures w14:val="standardContextual"/>
             </w:rPr>
           </w:pPr>
-          <w:hyperlink w:anchor="_Toc238201828" w:history="1">
+          <w:hyperlink w:anchor="_Toc238204205" w:history="1">
             <w:r>
               <w:rPr>
                 <w:rStyle w:val="Hyperlink"/>
@@ -7993,7 +8355,7 @@
                 <w:noProof/>
                 <w:webHidden/>
               </w:rPr>
-              <w:instrText xml:space="preserve"> PAGEREF _Toc238201828 \h </w:instrText>
+              <w:instrText xml:space="preserve"> PAGEREF _Toc238204205 \h </w:instrText>
             </w:r>
             <w:r>
               <w:rPr>
@@ -8013,7 +8375,7 @@
                 <w:noProof/>
                 <w:webHidden/>
               </w:rPr>
-              <w:t>78</w:t>
+              <w:t>81</w:t>
             </w:r>
             <w:r>
               <w:rPr>
@@ -8034,11 +8396,11 @@
               <w:rFonts w:asciiTheme="minorHAnsi" w:eastAsiaTheme="minorEastAsia" w:hAnsiTheme="minorHAnsi" w:cstheme="minorBidi"/>
               <w:noProof/>
               <w:kern w:val="2"/>
-              <w:lang w:val="sv-SE" w:eastAsia="sv-SE"/>
+              <w:lang w:val="en-SE" w:eastAsia="en-SE"/>
               <w14:ligatures w14:val="standardContextual"/>
             </w:rPr>
           </w:pPr>
-          <w:hyperlink w:anchor="_Toc238201829" w:history="1">
+          <w:hyperlink w:anchor="_Toc238204206" w:history="1">
             <w:r>
               <w:rPr>
                 <w:rStyle w:val="Hyperlink"/>
@@ -8066,7 +8428,7 @@
                 <w:noProof/>
                 <w:webHidden/>
               </w:rPr>
-              <w:instrText xml:space="preserve"> PAGEREF _Toc238201829 \h </w:instrText>
+              <w:instrText xml:space="preserve"> PAGEREF _Toc238204206 \h </w:instrText>
             </w:r>
             <w:r>
               <w:rPr>
@@ -8086,7 +8448,7 @@
                 <w:noProof/>
                 <w:webHidden/>
               </w:rPr>
-              <w:t>79</w:t>
+              <w:t>82</w:t>
             </w:r>
             <w:r>
               <w:rPr>
@@ -8104,11 +8466,11 @@
               <w:rFonts w:asciiTheme="minorHAnsi" w:eastAsiaTheme="minorEastAsia" w:hAnsiTheme="minorHAnsi" w:cstheme="minorBidi"/>
               <w:noProof/>
               <w:kern w:val="2"/>
-              <w:lang w:val="sv-SE" w:eastAsia="sv-SE"/>
+              <w:lang w:val="en-SE" w:eastAsia="en-SE"/>
               <w14:ligatures w14:val="standardContextual"/>
             </w:rPr>
           </w:pPr>
-          <w:hyperlink w:anchor="_Toc238201830" w:history="1">
+          <w:hyperlink w:anchor="_Toc238204207" w:history="1">
             <w:r>
               <w:rPr>
                 <w:rStyle w:val="Hyperlink"/>
@@ -8136,7 +8498,7 @@
                 <w:noProof/>
                 <w:webHidden/>
               </w:rPr>
-              <w:instrText xml:space="preserve"> PAGEREF _Toc238201830 \h </w:instrText>
+              <w:instrText xml:space="preserve"> PAGEREF _Toc238204207 \h </w:instrText>
             </w:r>
             <w:r>
               <w:rPr>
@@ -8156,7 +8518,7 @@
                 <w:noProof/>
                 <w:webHidden/>
               </w:rPr>
-              <w:t>80</w:t>
+              <w:t>82</w:t>
             </w:r>
             <w:r>
               <w:rPr>
@@ -8177,11 +8539,11 @@
               <w:rFonts w:asciiTheme="minorHAnsi" w:eastAsiaTheme="minorEastAsia" w:hAnsiTheme="minorHAnsi" w:cstheme="minorBidi"/>
               <w:noProof/>
               <w:kern w:val="2"/>
-              <w:lang w:val="sv-SE" w:eastAsia="sv-SE"/>
+              <w:lang w:val="en-SE" w:eastAsia="en-SE"/>
               <w14:ligatures w14:val="standardContextual"/>
             </w:rPr>
           </w:pPr>
-          <w:hyperlink w:anchor="_Toc238201831" w:history="1">
+          <w:hyperlink w:anchor="_Toc238204208" w:history="1">
             <w:r>
               <w:rPr>
                 <w:rStyle w:val="Hyperlink"/>
@@ -8209,7 +8571,7 @@
                 <w:noProof/>
                 <w:webHidden/>
               </w:rPr>
-              <w:instrText xml:space="preserve"> PAGEREF _Toc238201831 \h </w:instrText>
+              <w:instrText xml:space="preserve"> PAGEREF _Toc238204208 \h </w:instrText>
             </w:r>
             <w:r>
               <w:rPr>
@@ -8229,7 +8591,7 @@
                 <w:noProof/>
                 <w:webHidden/>
               </w:rPr>
-              <w:t>80</w:t>
+              <w:t>83</w:t>
             </w:r>
             <w:r>
               <w:rPr>
@@ -8275,7 +8637,7 @@
         </w:sectPr>
       </w:pPr>
     </w:p>
-    <w:bookmarkStart w:id="1" w:name="_Toc238201722" w:displacedByCustomXml="next"/>
+    <w:bookmarkStart w:id="1" w:name="_Toc238204094" w:displacedByCustomXml="next"/>
     <w:bookmarkStart w:id="2" w:name="_Toc529756735" w:displacedByCustomXml="next"/>
     <w:bookmarkStart w:id="3" w:name="_Toc529756674" w:displacedByCustomXml="next"/>
     <w:sdt>
@@ -8385,7 +8747,7 @@
           <w:lang w:val="sv-SE"/>
         </w:rPr>
       </w:pPr>
-      <w:bookmarkStart w:id="5" w:name="_Toc238201723"/>
+      <w:bookmarkStart w:id="5" w:name="_Toc238204095"/>
       <w:bookmarkEnd w:id="4"/>
       <w:r>
         <w:rPr>
@@ -8413,7 +8775,7 @@
           <w:lang w:val="sv-SE"/>
         </w:rPr>
       </w:pPr>
-      <w:bookmarkStart w:id="6" w:name="_Toc238201724"/>
+      <w:bookmarkStart w:id="6" w:name="_Toc238204096"/>
       <w:r>
         <w:rPr>
           <w:lang w:val="sv-SE"/>
@@ -8437,7 +8799,7 @@
           <w:lang w:val="sv-SE"/>
         </w:rPr>
       </w:pPr>
-      <w:bookmarkStart w:id="7" w:name="_Toc238201725"/>
+      <w:bookmarkStart w:id="7" w:name="_Toc238204097"/>
       <w:r>
         <w:rPr>
           <w:lang w:val="sv-SE"/>
@@ -8820,7 +9182,7 @@
           <w:lang w:val="sv-SE"/>
         </w:rPr>
       </w:pPr>
-      <w:bookmarkStart w:id="8" w:name="_Toc238201726"/>
+      <w:bookmarkStart w:id="8" w:name="_Toc238204098"/>
       <w:r>
         <w:rPr>
           <w:lang w:val="sv-SE"/>
@@ -8846,7 +9208,7 @@
           <w:lang w:val="sv-SE"/>
         </w:rPr>
       </w:pPr>
-      <w:bookmarkStart w:id="9" w:name="_Toc238201727"/>
+      <w:bookmarkStart w:id="9" w:name="_Toc238204099"/>
       <w:r>
         <w:rPr>
           <w:lang w:val="sv-SE"/>
@@ -8870,7 +9232,7 @@
           <w:lang w:val="sv-SE"/>
         </w:rPr>
       </w:pPr>
-      <w:bookmarkStart w:id="10" w:name="_Toc238201728"/>
+      <w:bookmarkStart w:id="10" w:name="_Toc238204100"/>
       <w:r>
         <w:rPr>
           <w:lang w:val="sv-SE"/>
@@ -10101,7 +10463,7 @@
           <w:lang w:val="sv-SE"/>
         </w:rPr>
       </w:pPr>
-      <w:bookmarkStart w:id="11" w:name="_Toc238201729"/>
+      <w:bookmarkStart w:id="11" w:name="_Toc238204101"/>
       <w:r>
         <w:rPr>
           <w:lang w:val="sv-SE"/>
@@ -10501,7 +10863,7 @@
           <w:lang w:val="sv-SE"/>
         </w:rPr>
       </w:pPr>
-      <w:bookmarkStart w:id="12" w:name="_Toc238201730"/>
+      <w:bookmarkStart w:id="12" w:name="_Toc238204102"/>
       <w:r>
         <w:rPr>
           <w:noProof/>
@@ -10946,7 +11308,7 @@
           <w:lang w:val="sv-SE"/>
         </w:rPr>
       </w:pPr>
-      <w:bookmarkStart w:id="13" w:name="_Toc238201731"/>
+      <w:bookmarkStart w:id="13" w:name="_Toc238204103"/>
       <w:r>
         <w:rPr>
           <w:lang w:val="sv-SE"/>
@@ -11709,7 +12071,7 @@
           <w:lang w:val="sv-SE"/>
         </w:rPr>
       </w:pPr>
-      <w:bookmarkStart w:id="14" w:name="_Toc238201732"/>
+      <w:bookmarkStart w:id="14" w:name="_Toc238204104"/>
       <w:r>
         <w:rPr>
           <w:lang w:val="sv-SE"/>
@@ -12010,7 +12372,7 @@
           <w:lang w:val="sv-SE"/>
         </w:rPr>
       </w:pPr>
-      <w:bookmarkStart w:id="18" w:name="_Toc238201733"/>
+      <w:bookmarkStart w:id="18" w:name="_Toc238204105"/>
       <w:bookmarkEnd w:id="15"/>
       <w:bookmarkEnd w:id="16"/>
       <w:bookmarkEnd w:id="17"/>
@@ -12368,7 +12730,7 @@
           <w:lang w:val="sv-SE"/>
         </w:rPr>
       </w:pPr>
-      <w:bookmarkStart w:id="19" w:name="_Toc238201734"/>
+      <w:bookmarkStart w:id="19" w:name="_Toc238204106"/>
       <w:r>
         <w:rPr>
           <w:rFonts w:ascii="Times New Roman" w:hAnsi="Times New Roman"/>
@@ -12385,7 +12747,7 @@
           <w:lang w:val="sv-SE"/>
         </w:rPr>
       </w:pPr>
-      <w:bookmarkStart w:id="20" w:name="_Toc238201735"/>
+      <w:bookmarkStart w:id="20" w:name="_Toc238204107"/>
       <w:r>
         <w:rPr>
           <w:lang w:val="sv-SE"/>
@@ -12699,7 +13061,7 @@
           <w:lang w:val="sv-SE"/>
         </w:rPr>
       </w:pPr>
-      <w:bookmarkStart w:id="21" w:name="_Toc238201736"/>
+      <w:bookmarkStart w:id="21" w:name="_Toc238204108"/>
       <w:r>
         <w:rPr>
           <w:lang w:val="sv-SE"/>
@@ -13010,7 +13372,7 @@
           <w:lang w:val="sv-SE"/>
         </w:rPr>
       </w:pPr>
-      <w:bookmarkStart w:id="22" w:name="_Toc238201737"/>
+      <w:bookmarkStart w:id="22" w:name="_Toc238204109"/>
       <w:r>
         <w:rPr>
           <w:rFonts w:ascii="Times New Roman" w:hAnsi="Times New Roman"/>
@@ -13027,7 +13389,7 @@
           <w:lang w:val="sv-SE"/>
         </w:rPr>
       </w:pPr>
-      <w:bookmarkStart w:id="23" w:name="_Toc238201738"/>
+      <w:bookmarkStart w:id="23" w:name="_Toc238204110"/>
       <w:r>
         <w:rPr>
           <w:lang w:val="sv-SE"/>
@@ -13431,7 +13793,7 @@
           <w:lang w:val="sv-SE"/>
         </w:rPr>
       </w:pPr>
-      <w:bookmarkStart w:id="24" w:name="_Toc238201739"/>
+      <w:bookmarkStart w:id="24" w:name="_Toc238204111"/>
       <w:r>
         <w:rPr>
           <w:lang w:val="sv-SE"/>
@@ -13753,7 +14115,7 @@
       </w:pPr>
       <w:bookmarkStart w:id="25" w:name="_Toc529756678"/>
       <w:bookmarkStart w:id="26" w:name="_Toc529756739"/>
-      <w:bookmarkStart w:id="27" w:name="_Toc238201740"/>
+      <w:bookmarkStart w:id="27" w:name="_Toc238204112"/>
       <w:r>
         <w:rPr>
           <w:lang w:val="sv-SE"/>
@@ -14094,7 +14456,7 @@
           <w:lang w:val="sv-SE"/>
         </w:rPr>
       </w:pPr>
-      <w:bookmarkStart w:id="28" w:name="_Toc238201741"/>
+      <w:bookmarkStart w:id="28" w:name="_Toc238204113"/>
       <w:r>
         <w:rPr>
           <w:lang w:val="sv-SE"/>
@@ -14497,7 +14859,7 @@
           <w:lang w:val="sv-SE"/>
         </w:rPr>
       </w:pPr>
-      <w:bookmarkStart w:id="29" w:name="_Toc238201742"/>
+      <w:bookmarkStart w:id="29" w:name="_Toc238204114"/>
       <w:r>
         <w:rPr>
           <w:lang w:val="sv-SE"/>
@@ -14911,7 +15273,7 @@
           <w:lang w:val="sv-SE"/>
         </w:rPr>
       </w:pPr>
-      <w:bookmarkStart w:id="30" w:name="_Toc238201743"/>
+      <w:bookmarkStart w:id="30" w:name="_Toc238204115"/>
       <w:r>
         <w:rPr>
           <w:lang w:val="sv-SE"/>
@@ -15320,7 +15682,7 @@
           <w:lang w:val="sv-SE"/>
         </w:rPr>
       </w:pPr>
-      <w:bookmarkStart w:id="31" w:name="_Toc238201744"/>
+      <w:bookmarkStart w:id="31" w:name="_Toc238204116"/>
       <w:r>
         <w:rPr>
           <w:lang w:val="sv-SE"/>
@@ -15803,7 +16165,7 @@
           <w:lang w:val="sv-SE"/>
         </w:rPr>
       </w:pPr>
-      <w:bookmarkStart w:id="32" w:name="_Toc238201745"/>
+      <w:bookmarkStart w:id="32" w:name="_Toc238204117"/>
       <w:r>
         <w:rPr>
           <w:lang w:val="sv-SE"/>
@@ -16380,7 +16742,7 @@
           <w:lang w:val="sv-SE"/>
         </w:rPr>
       </w:pPr>
-      <w:bookmarkStart w:id="33" w:name="_Toc238201746"/>
+      <w:bookmarkStart w:id="33" w:name="_Toc238204118"/>
       <w:r>
         <w:rPr>
           <w:lang w:val="sv-SE"/>
@@ -17279,7 +17641,7 @@
           <w:lang w:val="sv-SE"/>
         </w:rPr>
       </w:pPr>
-      <w:bookmarkStart w:id="34" w:name="_Toc238201747"/>
+      <w:bookmarkStart w:id="34" w:name="_Toc238204119"/>
       <w:r>
         <w:rPr>
           <w:lang w:val="sv-SE"/>
@@ -17773,7 +18135,7 @@
           <w:lang w:val="sv-SE"/>
         </w:rPr>
       </w:pPr>
-      <w:bookmarkStart w:id="35" w:name="_Toc238201748"/>
+      <w:bookmarkStart w:id="35" w:name="_Toc238204120"/>
       <w:r>
         <w:rPr>
           <w:lang w:val="sv-SE"/>
@@ -17796,7 +18158,7 @@
           <w:lang w:val="sv-SE"/>
         </w:rPr>
       </w:pPr>
-      <w:bookmarkStart w:id="36" w:name="_Toc238201749"/>
+      <w:bookmarkStart w:id="36" w:name="_Toc238204121"/>
       <w:r>
         <w:rPr>
           <w:lang w:val="sv-SE"/>
@@ -18183,7 +18545,7 @@
           <w:lang w:val="sv-SE"/>
         </w:rPr>
       </w:pPr>
-      <w:bookmarkStart w:id="37" w:name="_Toc238201750"/>
+      <w:bookmarkStart w:id="37" w:name="_Toc238204122"/>
       <w:r>
         <w:rPr>
           <w:lang w:val="sv-SE"/>
@@ -18205,7 +18567,7 @@
           <w:lang w:val="sv-SE"/>
         </w:rPr>
       </w:pPr>
-      <w:bookmarkStart w:id="38" w:name="_Toc238201751"/>
+      <w:bookmarkStart w:id="38" w:name="_Toc238204123"/>
       <w:r>
         <w:rPr>
           <w:lang w:val="sv-SE"/>
@@ -18684,7 +19046,7 @@
           <w:lang w:val="sv-SE"/>
         </w:rPr>
       </w:pPr>
-      <w:bookmarkStart w:id="39" w:name="_Toc238201752"/>
+      <w:bookmarkStart w:id="39" w:name="_Toc238204124"/>
       <w:r>
         <w:rPr>
           <w:lang w:val="sv-SE"/>
@@ -19102,7 +19464,7 @@
           <w:lang w:val="sv-SE"/>
         </w:rPr>
       </w:pPr>
-      <w:bookmarkStart w:id="40" w:name="_Toc238201753"/>
+      <w:bookmarkStart w:id="40" w:name="_Toc238204125"/>
       <w:r>
         <w:rPr>
           <w:lang w:val="sv-SE"/>
@@ -19813,7 +20175,7 @@
           <w:lang w:val="sv-SE"/>
         </w:rPr>
       </w:pPr>
-      <w:bookmarkStart w:id="41" w:name="_Toc238201754"/>
+      <w:bookmarkStart w:id="41" w:name="_Toc238204126"/>
       <w:r>
         <w:rPr>
           <w:lang w:val="sv-SE"/>
@@ -20385,7 +20747,7 @@
           <w:lang w:val="sv-SE"/>
         </w:rPr>
       </w:pPr>
-      <w:bookmarkStart w:id="42" w:name="_Toc238201755"/>
+      <w:bookmarkStart w:id="42" w:name="_Toc238204127"/>
       <w:r>
         <w:rPr>
           <w:lang w:val="sv-SE"/>
@@ -20816,7 +21178,7 @@
           <w:lang w:val="sv-SE"/>
         </w:rPr>
       </w:pPr>
-      <w:bookmarkStart w:id="43" w:name="_Toc238201756"/>
+      <w:bookmarkStart w:id="43" w:name="_Toc238204128"/>
       <w:r>
         <w:rPr>
           <w:lang w:val="sv-SE"/>
@@ -21132,14 +21494,7 @@
           <w:rFonts w:eastAsia="Times New Roman" w:cstheme="minorHAnsi"/>
           <w:lang w:val="sv-SE"/>
         </w:rPr>
-        <w:t xml:space="preserve"> tsk av varje: s</w:t>
-      </w:r>
-      <w:r>
-        <w:rPr>
-          <w:rFonts w:eastAsia="Times New Roman" w:cstheme="minorHAnsi"/>
-          <w:lang w:val="sv-SE"/>
-        </w:rPr>
-        <w:t>alt och peppar</w:t>
+        <w:t xml:space="preserve"> tsk av varje: salt och peppar</w:t>
       </w:r>
     </w:p>
     <w:p>
@@ -21225,6 +21580,82 @@
           <w:rFonts w:eastAsia="Times New Roman" w:cstheme="minorHAnsi"/>
           <w:lang w:val="sv-SE"/>
         </w:rPr>
+        <w:t xml:space="preserve"> Lägg i grytan.</w:t>
+      </w:r>
+    </w:p>
+    <w:p>
+      <w:pPr>
+        <w:spacing w:after="0" w:line="240" w:lineRule="auto"/>
+        <w:ind w:firstLine="0"/>
+        <w:rPr>
+          <w:rFonts w:eastAsia="Times New Roman" w:cstheme="minorHAnsi"/>
+          <w:lang w:val="sv-SE"/>
+        </w:rPr>
+      </w:pPr>
+    </w:p>
+    <w:p>
+      <w:pPr>
+        <w:spacing w:after="0" w:line="240" w:lineRule="auto"/>
+        <w:ind w:firstLine="0"/>
+        <w:rPr>
+          <w:rFonts w:eastAsia="Times New Roman" w:cstheme="minorHAnsi"/>
+          <w:lang w:val="sv-SE"/>
+        </w:rPr>
+      </w:pPr>
+      <w:r>
+        <w:rPr>
+          <w:rFonts w:eastAsia="Times New Roman" w:cstheme="minorHAnsi"/>
+          <w:lang w:val="sv-SE"/>
+        </w:rPr>
+        <w:t xml:space="preserve">Skala </w:t>
+      </w:r>
+      <w:r>
+        <w:rPr>
+          <w:rFonts w:eastAsia="Times New Roman" w:cstheme="minorHAnsi"/>
+          <w:lang w:val="sv-SE"/>
+        </w:rPr>
+        <w:t>halvera och skiva</w:t>
+      </w:r>
+      <w:r>
+        <w:rPr>
+          <w:rFonts w:eastAsia="Times New Roman" w:cstheme="minorHAnsi"/>
+          <w:lang w:val="sv-SE"/>
+        </w:rPr>
+        <w:t xml:space="preserve"> löken. </w:t>
+      </w:r>
+      <w:r>
+        <w:rPr>
+          <w:rFonts w:eastAsia="Times New Roman" w:cstheme="minorHAnsi"/>
+          <w:lang w:val="sv-SE"/>
+        </w:rPr>
+        <w:t>Stek</w:t>
+      </w:r>
+      <w:r>
+        <w:rPr>
+          <w:rFonts w:eastAsia="Times New Roman" w:cstheme="minorHAnsi"/>
+          <w:lang w:val="sv-SE"/>
+        </w:rPr>
+        <w:t xml:space="preserve"> löken </w:t>
+      </w:r>
+      <w:r>
+        <w:rPr>
+          <w:rFonts w:eastAsia="Times New Roman" w:cstheme="minorHAnsi"/>
+          <w:lang w:val="sv-SE"/>
+        </w:rPr>
+        <w:t>så att den blir mjuk</w:t>
+      </w:r>
+      <w:r>
+        <w:rPr>
+          <w:rFonts w:eastAsia="Times New Roman" w:cstheme="minorHAnsi"/>
+          <w:lang w:val="sv-SE"/>
+        </w:rPr>
+        <w:t>.</w:t>
+      </w:r>
+      <w:r>
+        <w:rPr>
+          <w:rFonts w:eastAsia="Times New Roman" w:cstheme="minorHAnsi"/>
+          <w:lang w:val="sv-SE"/>
+        </w:rPr>
         <w:t xml:space="preserve"> </w:t>
       </w:r>
       <w:r>
@@ -21232,6 +21663,13 @@
           <w:rFonts w:eastAsia="Times New Roman" w:cstheme="minorHAnsi"/>
           <w:lang w:val="sv-SE"/>
         </w:rPr>
+        <w:t xml:space="preserve">Skala och hacka vitlök och tillsätt på slutet. </w:t>
+      </w:r>
+      <w:r>
+        <w:rPr>
+          <w:rFonts w:eastAsia="Times New Roman" w:cstheme="minorHAnsi"/>
+          <w:lang w:val="sv-SE"/>
+        </w:rPr>
         <w:t>Lägg i grytan.</w:t>
       </w:r>
     </w:p>
@@ -21259,42 +21697,89 @@
           <w:rFonts w:eastAsia="Times New Roman" w:cstheme="minorHAnsi"/>
           <w:lang w:val="sv-SE"/>
         </w:rPr>
-        <w:t xml:space="preserve">Skala </w:t>
-      </w:r>
-      <w:r>
-        <w:rPr>
-          <w:rFonts w:eastAsia="Times New Roman" w:cstheme="minorHAnsi"/>
-          <w:lang w:val="sv-SE"/>
-        </w:rPr>
-        <w:t>halvera och skiva</w:t>
-      </w:r>
-      <w:r>
-        <w:rPr>
-          <w:rFonts w:eastAsia="Times New Roman" w:cstheme="minorHAnsi"/>
-          <w:lang w:val="sv-SE"/>
-        </w:rPr>
-        <w:t xml:space="preserve"> löken. </w:t>
-      </w:r>
-      <w:r>
-        <w:rPr>
-          <w:rFonts w:eastAsia="Times New Roman" w:cstheme="minorHAnsi"/>
-          <w:lang w:val="sv-SE"/>
-        </w:rPr>
-        <w:t>Stek</w:t>
-      </w:r>
-      <w:r>
-        <w:rPr>
-          <w:rFonts w:eastAsia="Times New Roman" w:cstheme="minorHAnsi"/>
-          <w:lang w:val="sv-SE"/>
-        </w:rPr>
-        <w:t xml:space="preserve"> löken </w:t>
-      </w:r>
-      <w:r>
-        <w:rPr>
-          <w:rFonts w:eastAsia="Times New Roman" w:cstheme="minorHAnsi"/>
-          <w:lang w:val="sv-SE"/>
-        </w:rPr>
-        <w:t>så att den blir mjuk</w:t>
+        <w:t>Tillsätt köttfond, senap, tomatpuré, grädde och vatten så att det precis täcker köttet.</w:t>
+      </w:r>
+    </w:p>
+    <w:p>
+      <w:pPr>
+        <w:spacing w:after="0" w:line="240" w:lineRule="auto"/>
+        <w:ind w:firstLine="0"/>
+        <w:rPr>
+          <w:rFonts w:eastAsia="Times New Roman" w:cstheme="minorHAnsi"/>
+          <w:lang w:val="sv-SE"/>
+        </w:rPr>
+      </w:pPr>
+    </w:p>
+    <w:p>
+      <w:pPr>
+        <w:spacing w:after="0" w:line="240" w:lineRule="auto"/>
+        <w:ind w:firstLine="0"/>
+        <w:rPr>
+          <w:rFonts w:eastAsia="Times New Roman" w:cstheme="minorHAnsi"/>
+          <w:lang w:val="sv-SE"/>
+        </w:rPr>
+      </w:pPr>
+      <w:r>
+        <w:rPr>
+          <w:rFonts w:eastAsia="Times New Roman" w:cstheme="minorHAnsi"/>
+          <w:lang w:val="sv-SE"/>
+        </w:rPr>
+        <w:t xml:space="preserve">Tillsätt </w:t>
+      </w:r>
+      <w:r>
+        <w:rPr>
+          <w:rFonts w:eastAsia="Times New Roman" w:cstheme="minorHAnsi"/>
+          <w:lang w:val="sv-SE"/>
+        </w:rPr>
+        <w:t>paprikapulver, salt och peppar.</w:t>
+      </w:r>
+    </w:p>
+    <w:p>
+      <w:pPr>
+        <w:spacing w:after="0" w:line="240" w:lineRule="auto"/>
+        <w:ind w:firstLine="0"/>
+        <w:rPr>
+          <w:rFonts w:eastAsia="Times New Roman" w:cstheme="minorHAnsi"/>
+          <w:lang w:val="sv-SE"/>
+        </w:rPr>
+      </w:pPr>
+    </w:p>
+    <w:p>
+      <w:pPr>
+        <w:spacing w:after="0" w:line="240" w:lineRule="auto"/>
+        <w:ind w:firstLine="0"/>
+        <w:rPr>
+          <w:rFonts w:eastAsia="Times New Roman" w:cstheme="minorHAnsi"/>
+          <w:lang w:val="sv-SE"/>
+        </w:rPr>
+      </w:pPr>
+      <w:r>
+        <w:rPr>
+          <w:rFonts w:eastAsia="Times New Roman" w:cstheme="minorHAnsi"/>
+          <w:lang w:val="sv-SE"/>
+        </w:rPr>
+        <w:t>Låt sjuda tills köttet är mört, 1–1,5 timme</w:t>
+      </w:r>
+      <w:r>
+        <w:rPr>
+          <w:rFonts w:eastAsia="Times New Roman" w:cstheme="minorHAnsi"/>
+          <w:lang w:val="sv-SE"/>
+        </w:rPr>
+        <w:t xml:space="preserve"> om det är bog, kortare för </w:t>
+      </w:r>
+      <w:r>
+        <w:rPr>
+          <w:rFonts w:eastAsia="Times New Roman" w:cstheme="minorHAnsi"/>
+          <w:lang w:val="sv-SE"/>
+        </w:rPr>
+        <w:t xml:space="preserve">ytterlår och ännu kortare för </w:t>
+      </w:r>
+      <w:r>
+        <w:rPr>
+          <w:rFonts w:eastAsia="Times New Roman" w:cstheme="minorHAnsi"/>
+          <w:lang w:val="sv-SE"/>
+        </w:rPr>
+        <w:t>innanlår</w:t>
       </w:r>
       <w:r>
         <w:rPr>
@@ -21303,26 +21788,66 @@
         </w:rPr>
         <w:t>.</w:t>
       </w:r>
-      <w:r>
-        <w:rPr>
-          <w:rFonts w:eastAsia="Times New Roman" w:cstheme="minorHAnsi"/>
-          <w:lang w:val="sv-SE"/>
-        </w:rPr>
-        <w:t xml:space="preserve"> </w:t>
-      </w:r>
-      <w:r>
-        <w:rPr>
-          <w:rFonts w:eastAsia="Times New Roman" w:cstheme="minorHAnsi"/>
-          <w:lang w:val="sv-SE"/>
-        </w:rPr>
-        <w:t>Skala och hacka vitlök och tillsätt</w:t>
-      </w:r>
-      <w:r>
-        <w:rPr>
-          <w:rFonts w:eastAsia="Times New Roman" w:cstheme="minorHAnsi"/>
-          <w:lang w:val="sv-SE"/>
-        </w:rPr>
-        <w:t xml:space="preserve"> på slutet</w:t>
+    </w:p>
+    <w:p>
+      <w:pPr>
+        <w:spacing w:after="0" w:line="240" w:lineRule="auto"/>
+        <w:ind w:firstLine="0"/>
+        <w:rPr>
+          <w:rFonts w:eastAsia="Times New Roman" w:cstheme="minorHAnsi"/>
+          <w:lang w:val="sv-SE"/>
+        </w:rPr>
+      </w:pPr>
+    </w:p>
+    <w:p>
+      <w:pPr>
+        <w:spacing w:after="0" w:line="240" w:lineRule="auto"/>
+        <w:ind w:firstLine="0"/>
+        <w:rPr>
+          <w:rFonts w:eastAsia="Times New Roman" w:cstheme="minorHAnsi"/>
+          <w:lang w:val="sv-SE"/>
+        </w:rPr>
+      </w:pPr>
+      <w:r>
+        <w:rPr>
+          <w:rFonts w:eastAsia="Times New Roman" w:cstheme="minorHAnsi"/>
+          <w:lang w:val="sv-SE"/>
+        </w:rPr>
+        <w:t>Tillsätt creme fraiche när 5 minuter återstår av koktid.</w:t>
+      </w:r>
+    </w:p>
+    <w:p>
+      <w:pPr>
+        <w:spacing w:after="0" w:line="240" w:lineRule="auto"/>
+        <w:ind w:firstLine="0"/>
+        <w:rPr>
+          <w:rFonts w:eastAsia="Times New Roman" w:cstheme="minorHAnsi"/>
+          <w:lang w:val="sv-SE"/>
+        </w:rPr>
+      </w:pPr>
+    </w:p>
+    <w:p>
+      <w:pPr>
+        <w:spacing w:after="0" w:line="240" w:lineRule="auto"/>
+        <w:ind w:firstLine="0"/>
+        <w:rPr>
+          <w:rFonts w:eastAsia="Times New Roman" w:cstheme="minorHAnsi"/>
+          <w:lang w:val="sv-SE"/>
+        </w:rPr>
+      </w:pPr>
+      <w:r>
+        <w:rPr>
+          <w:rFonts w:eastAsia="Times New Roman" w:cstheme="minorHAnsi"/>
+          <w:lang w:val="sv-SE"/>
+        </w:rPr>
+        <w:t xml:space="preserve">Medan grytan kokar: Halvera eller klyfta champinjonerna. </w:t>
+      </w:r>
+      <w:r>
+        <w:rPr>
+          <w:rFonts w:eastAsia="Times New Roman" w:cstheme="minorHAnsi"/>
+          <w:lang w:val="sv-SE"/>
+        </w:rPr>
+        <w:t>Smält smöret i en gryta och koka champinjonerna tills de fått färg</w:t>
       </w:r>
       <w:r>
         <w:rPr>
@@ -21331,128 +21856,128 @@
         </w:rPr>
         <w:t>.</w:t>
       </w:r>
-      <w:r>
-        <w:rPr>
-          <w:rFonts w:eastAsia="Times New Roman" w:cstheme="minorHAnsi"/>
-          <w:lang w:val="sv-SE"/>
-        </w:rPr>
-        <w:t xml:space="preserve"> </w:t>
-      </w:r>
-      <w:r>
-        <w:rPr>
-          <w:rFonts w:eastAsia="Times New Roman" w:cstheme="minorHAnsi"/>
-          <w:lang w:val="sv-SE"/>
-        </w:rPr>
-        <w:t>Lägg i grytan.</w:t>
-      </w:r>
-    </w:p>
-    <w:p>
-      <w:pPr>
-        <w:spacing w:after="0" w:line="240" w:lineRule="auto"/>
-        <w:ind w:firstLine="0"/>
-        <w:rPr>
-          <w:rFonts w:eastAsia="Times New Roman" w:cstheme="minorHAnsi"/>
-          <w:lang w:val="sv-SE"/>
-        </w:rPr>
-      </w:pPr>
-    </w:p>
-    <w:p>
-      <w:pPr>
-        <w:spacing w:after="0" w:line="240" w:lineRule="auto"/>
-        <w:ind w:firstLine="0"/>
-        <w:rPr>
-          <w:rFonts w:eastAsia="Times New Roman" w:cstheme="minorHAnsi"/>
-          <w:lang w:val="sv-SE"/>
-        </w:rPr>
-      </w:pPr>
-      <w:r>
-        <w:rPr>
-          <w:rFonts w:eastAsia="Times New Roman" w:cstheme="minorHAnsi"/>
-          <w:lang w:val="sv-SE"/>
-        </w:rPr>
-        <w:t>Tillsätt köttfond, senap, tomatpuré, grädde och vatten så att det precis täcker köttet.</w:t>
-      </w:r>
-    </w:p>
-    <w:p>
-      <w:pPr>
-        <w:spacing w:after="0" w:line="240" w:lineRule="auto"/>
-        <w:ind w:firstLine="0"/>
-        <w:rPr>
-          <w:rFonts w:eastAsia="Times New Roman" w:cstheme="minorHAnsi"/>
-          <w:lang w:val="sv-SE"/>
-        </w:rPr>
-      </w:pPr>
-    </w:p>
-    <w:p>
-      <w:pPr>
-        <w:spacing w:after="0" w:line="240" w:lineRule="auto"/>
-        <w:ind w:firstLine="0"/>
-        <w:rPr>
-          <w:rFonts w:eastAsia="Times New Roman" w:cstheme="minorHAnsi"/>
-          <w:lang w:val="sv-SE"/>
-        </w:rPr>
-      </w:pPr>
-      <w:r>
-        <w:rPr>
-          <w:rFonts w:eastAsia="Times New Roman" w:cstheme="minorHAnsi"/>
-          <w:lang w:val="sv-SE"/>
-        </w:rPr>
-        <w:t xml:space="preserve">Tillsätt </w:t>
-      </w:r>
-      <w:r>
-        <w:rPr>
-          <w:rFonts w:eastAsia="Times New Roman" w:cstheme="minorHAnsi"/>
-          <w:lang w:val="sv-SE"/>
-        </w:rPr>
-        <w:t>paprikapulver, salt och peppar.</w:t>
-      </w:r>
-    </w:p>
-    <w:p>
-      <w:pPr>
-        <w:spacing w:after="0" w:line="240" w:lineRule="auto"/>
-        <w:ind w:firstLine="0"/>
-        <w:rPr>
-          <w:rFonts w:eastAsia="Times New Roman" w:cstheme="minorHAnsi"/>
-          <w:lang w:val="sv-SE"/>
-        </w:rPr>
-      </w:pPr>
-    </w:p>
-    <w:p>
-      <w:pPr>
-        <w:spacing w:after="0" w:line="240" w:lineRule="auto"/>
-        <w:ind w:firstLine="0"/>
-        <w:rPr>
-          <w:rFonts w:eastAsia="Times New Roman" w:cstheme="minorHAnsi"/>
-          <w:lang w:val="sv-SE"/>
-        </w:rPr>
-      </w:pPr>
-      <w:r>
-        <w:rPr>
-          <w:rFonts w:eastAsia="Times New Roman" w:cstheme="minorHAnsi"/>
-          <w:lang w:val="sv-SE"/>
-        </w:rPr>
-        <w:t>Låt sjuda tills köttet är mört, 1–1,5 timme</w:t>
-      </w:r>
-      <w:r>
-        <w:rPr>
-          <w:rFonts w:eastAsia="Times New Roman" w:cstheme="minorHAnsi"/>
-          <w:lang w:val="sv-SE"/>
-        </w:rPr>
-        <w:t xml:space="preserve"> om det är bog, kortare för </w:t>
-      </w:r>
-      <w:r>
-        <w:rPr>
-          <w:rFonts w:eastAsia="Times New Roman" w:cstheme="minorHAnsi"/>
-          <w:lang w:val="sv-SE"/>
-        </w:rPr>
-        <w:t xml:space="preserve">ytterlår och ännu kortare för </w:t>
-      </w:r>
-      <w:r>
-        <w:rPr>
-          <w:rFonts w:eastAsia="Times New Roman" w:cstheme="minorHAnsi"/>
-          <w:lang w:val="sv-SE"/>
-        </w:rPr>
-        <w:t>innanlår</w:t>
+    </w:p>
+    <w:p>
+      <w:pPr>
+        <w:spacing w:after="0" w:line="240" w:lineRule="auto"/>
+        <w:ind w:firstLine="0"/>
+        <w:rPr>
+          <w:rFonts w:eastAsia="Times New Roman" w:cstheme="minorHAnsi"/>
+          <w:lang w:val="sv-SE"/>
+        </w:rPr>
+      </w:pPr>
+    </w:p>
+    <w:p>
+      <w:pPr>
+        <w:spacing w:after="0" w:line="240" w:lineRule="auto"/>
+        <w:ind w:firstLine="0"/>
+        <w:rPr>
+          <w:rFonts w:eastAsia="Times New Roman" w:cstheme="minorHAnsi"/>
+          <w:lang w:val="sv-SE"/>
+        </w:rPr>
+      </w:pPr>
+      <w:r>
+        <w:rPr>
+          <w:rFonts w:eastAsia="Times New Roman" w:cstheme="minorHAnsi"/>
+          <w:lang w:val="sv-SE"/>
+        </w:rPr>
+        <w:t xml:space="preserve">Häll över champinjonerna i </w:t>
+      </w:r>
+      <w:r>
+        <w:rPr>
+          <w:rFonts w:eastAsia="Times New Roman" w:cstheme="minorHAnsi"/>
+          <w:lang w:val="sv-SE"/>
+        </w:rPr>
+        <w:t>köttgrytan och tillsätt majsstärkelse utspädd i vatten</w:t>
+      </w:r>
+      <w:r>
+        <w:rPr>
+          <w:rFonts w:eastAsia="Times New Roman" w:cstheme="minorHAnsi"/>
+          <w:lang w:val="sv-SE"/>
+        </w:rPr>
+        <w:t>. Smaka av med salt och peppar.</w:t>
+      </w:r>
+    </w:p>
+    <w:p>
+      <w:pPr>
+        <w:spacing w:after="0" w:line="240" w:lineRule="auto"/>
+        <w:ind w:firstLine="0"/>
+        <w:rPr>
+          <w:rFonts w:eastAsia="Times New Roman" w:cstheme="minorHAnsi"/>
+          <w:lang w:val="sv-SE"/>
+        </w:rPr>
+      </w:pPr>
+    </w:p>
+    <w:p>
+      <w:pPr>
+        <w:spacing w:after="0" w:line="240" w:lineRule="auto"/>
+        <w:ind w:firstLine="0"/>
+        <w:rPr>
+          <w:rFonts w:eastAsia="Times New Roman" w:cstheme="minorHAnsi"/>
+          <w:lang w:val="sv-SE"/>
+        </w:rPr>
+      </w:pPr>
+      <w:r>
+        <w:rPr>
+          <w:rFonts w:eastAsia="Times New Roman" w:cstheme="minorHAnsi"/>
+          <w:lang w:val="sv-SE"/>
+        </w:rPr>
+        <w:t>Strö över persilja vid servering.</w:t>
+      </w:r>
+    </w:p>
+    <w:p>
+      <w:pPr>
+        <w:spacing w:after="0" w:line="240" w:lineRule="auto"/>
+        <w:ind w:firstLine="0"/>
+        <w:rPr>
+          <w:rFonts w:eastAsia="Times New Roman" w:cstheme="minorHAnsi"/>
+          <w:lang w:val="sv-SE"/>
+        </w:rPr>
+      </w:pPr>
+    </w:p>
+    <w:p>
+      <w:pPr>
+        <w:spacing w:after="0" w:line="240" w:lineRule="auto"/>
+        <w:ind w:firstLine="0"/>
+        <w:rPr>
+          <w:rFonts w:eastAsia="Times New Roman" w:cstheme="minorHAnsi"/>
+          <w:lang w:val="sv-SE"/>
+        </w:rPr>
+      </w:pPr>
+      <w:r>
+        <w:rPr>
+          <w:rFonts w:eastAsia="Times New Roman" w:cstheme="minorHAnsi"/>
+          <w:lang w:val="sv-SE"/>
+        </w:rPr>
+        <w:t xml:space="preserve">Serveringsförslag: </w:t>
+      </w:r>
+      <w:r>
+        <w:rPr>
+          <w:rFonts w:eastAsia="Times New Roman" w:cstheme="minorHAnsi"/>
+          <w:lang w:val="sv-SE"/>
+        </w:rPr>
+        <w:t>ris</w:t>
+      </w:r>
+      <w:r>
+        <w:rPr>
+          <w:rFonts w:eastAsia="Times New Roman" w:cstheme="minorHAnsi"/>
+          <w:lang w:val="sv-SE"/>
+        </w:rPr>
+        <w:t>, potati</w:t>
+      </w:r>
+      <w:r>
+        <w:rPr>
+          <w:rFonts w:eastAsia="Times New Roman" w:cstheme="minorHAnsi"/>
+          <w:lang w:val="sv-SE"/>
+        </w:rPr>
+        <w:t>s eller pasta</w:t>
+      </w:r>
+      <w:r>
+        <w:rPr>
+          <w:rFonts w:eastAsia="Times New Roman" w:cstheme="minorHAnsi"/>
+          <w:lang w:val="sv-SE"/>
+        </w:rPr>
+        <w:t xml:space="preserve"> och ett mustigt rött vin</w:t>
       </w:r>
       <w:r>
         <w:rPr>
@@ -21474,210 +21999,12 @@
     </w:p>
     <w:p>
       <w:pPr>
-        <w:spacing w:after="0" w:line="240" w:lineRule="auto"/>
-        <w:ind w:firstLine="0"/>
-        <w:rPr>
-          <w:rFonts w:eastAsia="Times New Roman" w:cstheme="minorHAnsi"/>
-          <w:lang w:val="sv-SE"/>
-        </w:rPr>
-      </w:pPr>
-      <w:r>
-        <w:rPr>
-          <w:rFonts w:eastAsia="Times New Roman" w:cstheme="minorHAnsi"/>
-          <w:lang w:val="sv-SE"/>
-        </w:rPr>
-        <w:t>Tillsätt creme fraiche när 5 minuter återstår av koktid.</w:t>
-      </w:r>
-    </w:p>
-    <w:p>
-      <w:pPr>
-        <w:spacing w:after="0" w:line="240" w:lineRule="auto"/>
-        <w:ind w:firstLine="0"/>
-        <w:rPr>
-          <w:rFonts w:eastAsia="Times New Roman" w:cstheme="minorHAnsi"/>
-          <w:lang w:val="sv-SE"/>
-        </w:rPr>
-      </w:pPr>
-    </w:p>
-    <w:p>
-      <w:pPr>
-        <w:spacing w:after="0" w:line="240" w:lineRule="auto"/>
-        <w:ind w:firstLine="0"/>
-        <w:rPr>
-          <w:rFonts w:eastAsia="Times New Roman" w:cstheme="minorHAnsi"/>
-          <w:lang w:val="sv-SE"/>
-        </w:rPr>
-      </w:pPr>
-      <w:r>
-        <w:rPr>
-          <w:rFonts w:eastAsia="Times New Roman" w:cstheme="minorHAnsi"/>
-          <w:lang w:val="sv-SE"/>
-        </w:rPr>
-        <w:t xml:space="preserve">Medan grytan kokar: Halvera eller klyfta champinjonerna. </w:t>
-      </w:r>
-      <w:r>
-        <w:rPr>
-          <w:rFonts w:eastAsia="Times New Roman" w:cstheme="minorHAnsi"/>
-          <w:lang w:val="sv-SE"/>
-        </w:rPr>
-        <w:t>Smält smöret i en gryta och koka champinjonerna tills de fått färg</w:t>
-      </w:r>
-      <w:r>
-        <w:rPr>
-          <w:rFonts w:eastAsia="Times New Roman" w:cstheme="minorHAnsi"/>
-          <w:lang w:val="sv-SE"/>
-        </w:rPr>
-        <w:t>.</w:t>
-      </w:r>
-    </w:p>
-    <w:p>
-      <w:pPr>
-        <w:spacing w:after="0" w:line="240" w:lineRule="auto"/>
-        <w:ind w:firstLine="0"/>
-        <w:rPr>
-          <w:rFonts w:eastAsia="Times New Roman" w:cstheme="minorHAnsi"/>
-          <w:lang w:val="sv-SE"/>
-        </w:rPr>
-      </w:pPr>
-    </w:p>
-    <w:p>
-      <w:pPr>
-        <w:spacing w:after="0" w:line="240" w:lineRule="auto"/>
-        <w:ind w:firstLine="0"/>
-        <w:rPr>
-          <w:rFonts w:eastAsia="Times New Roman" w:cstheme="minorHAnsi"/>
-          <w:lang w:val="sv-SE"/>
-        </w:rPr>
-      </w:pPr>
-      <w:r>
-        <w:rPr>
-          <w:rFonts w:eastAsia="Times New Roman" w:cstheme="minorHAnsi"/>
-          <w:lang w:val="sv-SE"/>
-        </w:rPr>
-        <w:t xml:space="preserve">Häll över champinjonerna i </w:t>
-      </w:r>
-      <w:r>
-        <w:rPr>
-          <w:rFonts w:eastAsia="Times New Roman" w:cstheme="minorHAnsi"/>
-          <w:lang w:val="sv-SE"/>
-        </w:rPr>
-        <w:t>köttgrytan och tillsätt majsstärkelse utspädd i vatten</w:t>
-      </w:r>
-      <w:r>
-        <w:rPr>
-          <w:rFonts w:eastAsia="Times New Roman" w:cstheme="minorHAnsi"/>
-          <w:lang w:val="sv-SE"/>
-        </w:rPr>
-        <w:t>. Smaka av med salt och peppar.</w:t>
-      </w:r>
-    </w:p>
-    <w:p>
-      <w:pPr>
-        <w:spacing w:after="0" w:line="240" w:lineRule="auto"/>
-        <w:ind w:firstLine="0"/>
-        <w:rPr>
-          <w:rFonts w:eastAsia="Times New Roman" w:cstheme="minorHAnsi"/>
-          <w:lang w:val="sv-SE"/>
-        </w:rPr>
-      </w:pPr>
-    </w:p>
-    <w:p>
-      <w:pPr>
-        <w:spacing w:after="0" w:line="240" w:lineRule="auto"/>
-        <w:ind w:firstLine="0"/>
-        <w:rPr>
-          <w:rFonts w:eastAsia="Times New Roman" w:cstheme="minorHAnsi"/>
-          <w:lang w:val="sv-SE"/>
-        </w:rPr>
-      </w:pPr>
-      <w:r>
-        <w:rPr>
-          <w:rFonts w:eastAsia="Times New Roman" w:cstheme="minorHAnsi"/>
-          <w:lang w:val="sv-SE"/>
-        </w:rPr>
-        <w:t>Strö över persilja vid servering.</w:t>
-      </w:r>
-    </w:p>
-    <w:p>
-      <w:pPr>
-        <w:spacing w:after="0" w:line="240" w:lineRule="auto"/>
-        <w:ind w:firstLine="0"/>
-        <w:rPr>
-          <w:rFonts w:eastAsia="Times New Roman" w:cstheme="minorHAnsi"/>
-          <w:lang w:val="sv-SE"/>
-        </w:rPr>
-      </w:pPr>
-    </w:p>
-    <w:p>
-      <w:pPr>
-        <w:spacing w:after="0" w:line="240" w:lineRule="auto"/>
-        <w:ind w:firstLine="0"/>
-        <w:rPr>
-          <w:rFonts w:eastAsia="Times New Roman" w:cstheme="minorHAnsi"/>
-          <w:lang w:val="sv-SE"/>
-        </w:rPr>
-      </w:pPr>
-      <w:r>
-        <w:rPr>
-          <w:rFonts w:eastAsia="Times New Roman" w:cstheme="minorHAnsi"/>
-          <w:lang w:val="sv-SE"/>
-        </w:rPr>
-        <w:t xml:space="preserve">Serveringsförslag: </w:t>
-      </w:r>
-      <w:r>
-        <w:rPr>
-          <w:rFonts w:eastAsia="Times New Roman" w:cstheme="minorHAnsi"/>
-          <w:lang w:val="sv-SE"/>
-        </w:rPr>
-        <w:t>ris</w:t>
-      </w:r>
-      <w:r>
-        <w:rPr>
-          <w:rFonts w:eastAsia="Times New Roman" w:cstheme="minorHAnsi"/>
-          <w:lang w:val="sv-SE"/>
-        </w:rPr>
-        <w:t>, potati</w:t>
-      </w:r>
-      <w:r>
-        <w:rPr>
-          <w:rFonts w:eastAsia="Times New Roman" w:cstheme="minorHAnsi"/>
-          <w:lang w:val="sv-SE"/>
-        </w:rPr>
-        <w:t>s eller pasta</w:t>
-      </w:r>
-      <w:r>
-        <w:rPr>
-          <w:rFonts w:eastAsia="Times New Roman" w:cstheme="minorHAnsi"/>
-          <w:lang w:val="sv-SE"/>
-        </w:rPr>
-        <w:t xml:space="preserve"> och ett mustigt rött vin</w:t>
-      </w:r>
-      <w:r>
-        <w:rPr>
-          <w:rFonts w:eastAsia="Times New Roman" w:cstheme="minorHAnsi"/>
-          <w:lang w:val="sv-SE"/>
-        </w:rPr>
-        <w:t>.</w:t>
-      </w:r>
-    </w:p>
-    <w:p>
-      <w:pPr>
-        <w:spacing w:after="0" w:line="240" w:lineRule="auto"/>
-        <w:ind w:firstLine="0"/>
-        <w:rPr>
-          <w:rFonts w:eastAsia="Times New Roman" w:cstheme="minorHAnsi"/>
-          <w:lang w:val="sv-SE"/>
-        </w:rPr>
-      </w:pPr>
-    </w:p>
-    <w:p>
-      <w:pPr>
         <w:pStyle w:val="Heading3"/>
         <w:rPr>
           <w:lang w:val="sv-SE"/>
         </w:rPr>
       </w:pPr>
-      <w:bookmarkStart w:id="44" w:name="_Toc238201757"/>
+      <w:bookmarkStart w:id="44" w:name="_Toc238204129"/>
       <w:r>
         <w:rPr>
           <w:lang w:val="sv-SE"/>
@@ -22184,7 +22511,7 @@
           <w:lang w:val="sv-SE"/>
         </w:rPr>
       </w:pPr>
-      <w:bookmarkStart w:id="45" w:name="_Toc238201758"/>
+      <w:bookmarkStart w:id="45" w:name="_Toc238204130"/>
       <w:r>
         <w:rPr>
           <w:lang w:val="sv-SE"/>
@@ -22823,7 +23150,7 @@
           <w:lang w:val="sv-SE"/>
         </w:rPr>
       </w:pPr>
-      <w:bookmarkStart w:id="46" w:name="_Toc238201759"/>
+      <w:bookmarkStart w:id="46" w:name="_Toc238204131"/>
       <w:r>
         <w:rPr>
           <w:lang w:val="sv-SE"/>
@@ -22839,7 +23166,7 @@
           <w:lang w:val="sv-SE"/>
         </w:rPr>
       </w:pPr>
-      <w:bookmarkStart w:id="47" w:name="_Toc238201760"/>
+      <w:bookmarkStart w:id="47" w:name="_Toc238204132"/>
       <w:r>
         <w:rPr>
           <w:lang w:val="sv-SE"/>
@@ -23580,7 +23907,7 @@
           <w:lang w:val="sv-SE"/>
         </w:rPr>
       </w:pPr>
-      <w:bookmarkStart w:id="48" w:name="_Toc238201761"/>
+      <w:bookmarkStart w:id="48" w:name="_Toc238204133"/>
       <w:r>
         <w:rPr>
           <w:lang w:val="sv-SE"/>
@@ -23754,7 +24081,7 @@
           <w:lang w:val="sv-SE"/>
         </w:rPr>
       </w:pPr>
-      <w:bookmarkStart w:id="49" w:name="_Toc238201762"/>
+      <w:bookmarkStart w:id="49" w:name="_Toc238204134"/>
       <w:r>
         <w:rPr>
           <w:lang w:val="sv-SE"/>
@@ -23770,7 +24097,7 @@
           <w:lang w:val="sv-SE"/>
         </w:rPr>
       </w:pPr>
-      <w:bookmarkStart w:id="50" w:name="_Toc238201763"/>
+      <w:bookmarkStart w:id="50" w:name="_Toc238204135"/>
       <w:r>
         <w:rPr>
           <w:lang w:val="sv-SE"/>
@@ -23943,7 +24270,7 @@
           <w:lang w:val="sv-SE"/>
         </w:rPr>
       </w:pPr>
-      <w:bookmarkStart w:id="51" w:name="_Toc238201764"/>
+      <w:bookmarkStart w:id="51" w:name="_Toc238204136"/>
       <w:r>
         <w:rPr>
           <w:lang w:val="sv-SE"/>
@@ -24387,7 +24714,7 @@
           <w:lang w:val="sv-SE"/>
         </w:rPr>
       </w:pPr>
-      <w:bookmarkStart w:id="52" w:name="_Toc238201765"/>
+      <w:bookmarkStart w:id="52" w:name="_Toc238204137"/>
       <w:r>
         <w:rPr>
           <w:lang w:val="sv-SE"/>
@@ -24711,7 +25038,7 @@
           <w:lang w:val="sv-SE"/>
         </w:rPr>
       </w:pPr>
-      <w:bookmarkStart w:id="53" w:name="_Toc238201766"/>
+      <w:bookmarkStart w:id="53" w:name="_Toc238204138"/>
       <w:r>
         <w:rPr>
           <w:lang w:val="sv-SE"/>
@@ -25047,7 +25374,7 @@
           <w:lang w:val="sv-SE"/>
         </w:rPr>
       </w:pPr>
-      <w:bookmarkStart w:id="54" w:name="_Toc238201767"/>
+      <w:bookmarkStart w:id="54" w:name="_Toc238204139"/>
       <w:r>
         <w:rPr>
           <w:lang w:val="sv-SE"/>
@@ -25291,7 +25618,7 @@
           <w:lang w:val="sv-SE"/>
         </w:rPr>
       </w:pPr>
-      <w:bookmarkStart w:id="55" w:name="_Toc238201768"/>
+      <w:bookmarkStart w:id="55" w:name="_Toc238204140"/>
       <w:r>
         <w:rPr>
           <w:lang w:val="sv-SE"/>
@@ -25325,7 +25652,7 @@
         </w:rPr>
         <w:br w:type="page"/>
       </w:r>
-      <w:bookmarkStart w:id="56" w:name="_Toc238201769"/>
+      <w:bookmarkStart w:id="56" w:name="_Toc238204141"/>
       <w:r>
         <w:rPr>
           <w:rFonts w:ascii="Times New Roman" w:hAnsi="Times New Roman"/>
@@ -25365,7 +25692,7 @@
           <w:lang w:val="sv-SE"/>
         </w:rPr>
       </w:pPr>
-      <w:bookmarkStart w:id="57" w:name="_Toc238201770"/>
+      <w:bookmarkStart w:id="57" w:name="_Toc238204142"/>
       <w:r>
         <w:rPr>
           <w:noProof/>
@@ -25781,7 +26108,7 @@
           <w:lang w:val="sv-SE"/>
         </w:rPr>
       </w:pPr>
-      <w:bookmarkStart w:id="58" w:name="_Toc238201771"/>
+      <w:bookmarkStart w:id="58" w:name="_Toc238204143"/>
       <w:r>
         <w:rPr>
           <w:lang w:val="sv-SE"/>
@@ -25797,7 +26124,7 @@
           <w:lang w:val="sv-SE"/>
         </w:rPr>
       </w:pPr>
-      <w:bookmarkStart w:id="59" w:name="_Toc238201772"/>
+      <w:bookmarkStart w:id="59" w:name="_Toc238204144"/>
       <w:r>
         <w:rPr>
           <w:lang w:val="sv-SE"/>
@@ -26248,7 +26575,7 @@
       </w:pPr>
       <w:bookmarkStart w:id="60" w:name="_Toc529756682"/>
       <w:bookmarkStart w:id="61" w:name="_Toc529756743"/>
-      <w:bookmarkStart w:id="62" w:name="_Toc238201773"/>
+      <w:bookmarkStart w:id="62" w:name="_Toc238204145"/>
       <w:r>
         <w:rPr>
           <w:lang w:val="sv-SE"/>
@@ -26264,7 +26591,7 @@
           <w:lang w:val="sv-SE"/>
         </w:rPr>
       </w:pPr>
-      <w:bookmarkStart w:id="63" w:name="_Toc238201774"/>
+      <w:bookmarkStart w:id="63" w:name="_Toc238204146"/>
       <w:r>
         <w:rPr>
           <w:lang w:val="sv-SE"/>
@@ -26567,7 +26894,7 @@
           <w:lang w:val="sv-SE"/>
         </w:rPr>
       </w:pPr>
-      <w:bookmarkStart w:id="64" w:name="_Toc238201775"/>
+      <w:bookmarkStart w:id="64" w:name="_Toc238204147"/>
       <w:r>
         <w:rPr>
           <w:lang w:val="sv-SE"/>
@@ -26589,7 +26916,7 @@
           <w:lang w:val="sv-SE"/>
         </w:rPr>
       </w:pPr>
-      <w:bookmarkStart w:id="65" w:name="_Toc238201776"/>
+      <w:bookmarkStart w:id="65" w:name="_Toc238204148"/>
       <w:r>
         <w:rPr>
           <w:lang w:val="sv-SE"/>
@@ -26882,7 +27209,7 @@
           <w:lang w:val="sv-SE"/>
         </w:rPr>
       </w:pPr>
-      <w:bookmarkStart w:id="66" w:name="_Toc238201777"/>
+      <w:bookmarkStart w:id="66" w:name="_Toc238204149"/>
       <w:r>
         <w:rPr>
           <w:lang w:val="sv-SE"/>
@@ -27323,7 +27650,7 @@
         </w:rPr>
         <w:br w:type="page"/>
       </w:r>
-      <w:bookmarkStart w:id="67" w:name="_Toc238201778"/>
+      <w:bookmarkStart w:id="67" w:name="_Toc238204150"/>
       <w:r>
         <w:rPr>
           <w:rFonts w:ascii="Times New Roman" w:hAnsi="Times New Roman"/>
@@ -27349,7 +27676,7 @@
           <w:lang w:val="sv-SE"/>
         </w:rPr>
       </w:pPr>
-      <w:bookmarkStart w:id="68" w:name="_Toc238201779"/>
+      <w:bookmarkStart w:id="68" w:name="_Toc238204151"/>
       <w:r>
         <w:rPr>
           <w:lang w:val="sv-SE"/>
@@ -28201,7 +28528,7 @@
           <w:lang w:val="sv-SE"/>
         </w:rPr>
       </w:pPr>
-      <w:bookmarkStart w:id="69" w:name="_Toc238201780"/>
+      <w:bookmarkStart w:id="69" w:name="_Toc238204152"/>
       <w:r>
         <w:rPr>
           <w:lang w:val="sv-SE"/>
@@ -28218,7 +28545,7 @@
           <w:lang w:val="sv-SE"/>
         </w:rPr>
       </w:pPr>
-      <w:bookmarkStart w:id="70" w:name="_Toc238201781"/>
+      <w:bookmarkStart w:id="70" w:name="_Toc238204153"/>
       <w:r>
         <w:rPr>
           <w:lang w:val="sv-SE"/>
@@ -28234,7 +28561,7 @@
           <w:lang w:val="sv-SE"/>
         </w:rPr>
       </w:pPr>
-      <w:bookmarkStart w:id="71" w:name="_Toc238201782"/>
+      <w:bookmarkStart w:id="71" w:name="_Toc238204154"/>
       <w:r>
         <w:rPr>
           <w:lang w:val="sv-SE"/>
@@ -29054,7 +29381,7 @@
           <w:lang w:val="sv-SE"/>
         </w:rPr>
       </w:pPr>
-      <w:bookmarkStart w:id="72" w:name="_Toc238201783"/>
+      <w:bookmarkStart w:id="72" w:name="_Toc238204155"/>
       <w:r>
         <w:rPr>
           <w:lang w:val="sv-SE"/>
@@ -29071,7 +29398,7 @@
           <w:lang w:val="sv-SE"/>
         </w:rPr>
       </w:pPr>
-      <w:bookmarkStart w:id="73" w:name="_Toc238201784"/>
+      <w:bookmarkStart w:id="73" w:name="_Toc238204156"/>
       <w:r>
         <w:rPr>
           <w:lang w:val="sv-SE"/>
@@ -29387,7 +29714,7 @@
           <w:lang w:val="sv-SE"/>
         </w:rPr>
       </w:pPr>
-      <w:bookmarkStart w:id="74" w:name="_Toc238201785"/>
+      <w:bookmarkStart w:id="74" w:name="_Toc238204157"/>
       <w:r>
         <w:rPr>
           <w:lang w:val="sv-SE"/>
@@ -29403,7 +29730,7 @@
           <w:lang w:val="sv-SE"/>
         </w:rPr>
       </w:pPr>
-      <w:bookmarkStart w:id="75" w:name="_Toc238201786"/>
+      <w:bookmarkStart w:id="75" w:name="_Toc238204158"/>
       <w:r>
         <w:rPr>
           <w:lang w:val="sv-SE"/>
@@ -29419,7 +29746,7 @@
           <w:lang w:val="sv-SE"/>
         </w:rPr>
       </w:pPr>
-      <w:bookmarkStart w:id="76" w:name="_Toc238201787"/>
+      <w:bookmarkStart w:id="76" w:name="_Toc238204159"/>
       <w:r>
         <w:rPr>
           <w:lang w:val="sv-SE"/>
@@ -29937,7 +30264,7 @@
           <w:lang w:val="sv-SE"/>
         </w:rPr>
       </w:pPr>
-      <w:bookmarkStart w:id="77" w:name="_Toc238201788"/>
+      <w:bookmarkStart w:id="77" w:name="_Toc238204160"/>
       <w:r>
         <w:rPr>
           <w:lang w:val="sv-SE"/>
@@ -29953,7 +30280,7 @@
           <w:lang w:val="sv-SE"/>
         </w:rPr>
       </w:pPr>
-      <w:bookmarkStart w:id="78" w:name="_Toc238201789"/>
+      <w:bookmarkStart w:id="78" w:name="_Toc238204161"/>
       <w:r>
         <w:rPr>
           <w:lang w:val="sv-SE"/>
@@ -30366,7 +30693,7 @@
           <w:lang w:val="sv-SE"/>
         </w:rPr>
       </w:pPr>
-      <w:bookmarkStart w:id="79" w:name="_Toc238201790"/>
+      <w:bookmarkStart w:id="79" w:name="_Toc238204162"/>
       <w:r>
         <w:rPr>
           <w:lang w:val="sv-SE"/>
@@ -30388,7 +30715,7 @@
           <w:lang w:val="sv-SE"/>
         </w:rPr>
       </w:pPr>
-      <w:bookmarkStart w:id="80" w:name="_Toc238201791"/>
+      <w:bookmarkStart w:id="80" w:name="_Toc238204163"/>
       <w:r>
         <w:rPr>
           <w:lang w:val="sv-SE"/>
@@ -31047,7 +31374,7 @@
           <w:lang w:val="sv-SE"/>
         </w:rPr>
       </w:pPr>
-      <w:bookmarkStart w:id="81" w:name="_Toc238201792"/>
+      <w:bookmarkStart w:id="81" w:name="_Toc238204164"/>
       <w:r>
         <w:rPr>
           <w:lang w:val="sv-SE"/>
@@ -31070,7 +31397,7 @@
           <w:lang w:val="sv-SE"/>
         </w:rPr>
       </w:pPr>
-      <w:bookmarkStart w:id="82" w:name="_Toc238201793"/>
+      <w:bookmarkStart w:id="82" w:name="_Toc238204165"/>
       <w:r>
         <w:rPr>
           <w:lang w:val="sv-SE"/>
@@ -31086,7 +31413,7 @@
           <w:lang w:val="sv-SE"/>
         </w:rPr>
       </w:pPr>
-      <w:bookmarkStart w:id="83" w:name="_Toc238201794"/>
+      <w:bookmarkStart w:id="83" w:name="_Toc238204166"/>
       <w:r>
         <w:rPr>
           <w:lang w:val="sv-SE"/>
@@ -31482,7 +31809,7 @@
           <w:lang w:val="sv-SE"/>
         </w:rPr>
       </w:pPr>
-      <w:bookmarkStart w:id="84" w:name="_Toc238201795"/>
+      <w:bookmarkStart w:id="84" w:name="_Toc238204167"/>
       <w:r>
         <w:rPr>
           <w:lang w:val="sv-SE"/>
@@ -31702,7 +32029,7 @@
           <w:lang w:val="sv-SE"/>
         </w:rPr>
       </w:pPr>
-      <w:bookmarkStart w:id="85" w:name="_Toc238201796"/>
+      <w:bookmarkStart w:id="85" w:name="_Toc238204168"/>
       <w:r>
         <w:rPr>
           <w:lang w:val="sv-SE"/>
@@ -31725,7 +32052,7 @@
           <w:lang w:val="sv-SE"/>
         </w:rPr>
       </w:pPr>
-      <w:bookmarkStart w:id="86" w:name="_Toc238201797"/>
+      <w:bookmarkStart w:id="86" w:name="_Toc238204169"/>
       <w:r>
         <w:rPr>
           <w:lang w:val="sv-SE"/>
@@ -31956,7 +32283,7 @@
           <w:lang w:val="sv-SE"/>
         </w:rPr>
       </w:pPr>
-      <w:bookmarkStart w:id="87" w:name="_Toc238201798"/>
+      <w:bookmarkStart w:id="87" w:name="_Toc238204170"/>
       <w:r>
         <w:rPr>
           <w:lang w:val="sv-SE"/>
@@ -32296,7 +32623,7 @@
           <w:lang w:val="sv-SE"/>
         </w:rPr>
       </w:pPr>
-      <w:bookmarkStart w:id="88" w:name="_Toc238201799"/>
+      <w:bookmarkStart w:id="88" w:name="_Toc238204171"/>
       <w:r>
         <w:rPr>
           <w:lang w:val="sv-SE"/>
@@ -32723,7 +33050,7 @@
           <w:lang w:val="sv-SE"/>
         </w:rPr>
       </w:pPr>
-      <w:bookmarkStart w:id="89" w:name="_Toc238201800"/>
+      <w:bookmarkStart w:id="89" w:name="_Toc238204172"/>
       <w:r>
         <w:rPr>
           <w:lang w:val="sv-SE"/>
@@ -33002,7 +33329,7 @@
           <w:lang w:val="sv-SE"/>
         </w:rPr>
       </w:pPr>
-      <w:bookmarkStart w:id="90" w:name="_Toc238201801"/>
+      <w:bookmarkStart w:id="90" w:name="_Toc238204173"/>
       <w:r>
         <w:rPr>
           <w:lang w:val="sv-SE"/>
@@ -33206,7 +33533,7 @@
           <w:lang w:val="sv-SE"/>
         </w:rPr>
       </w:pPr>
-      <w:bookmarkStart w:id="91" w:name="_Toc238201802"/>
+      <w:bookmarkStart w:id="91" w:name="_Toc238204174"/>
       <w:r>
         <w:rPr>
           <w:lang w:val="sv-SE"/>
@@ -33427,7 +33754,7 @@
           <w:lang w:val="sv-SE"/>
         </w:rPr>
       </w:pPr>
-      <w:bookmarkStart w:id="92" w:name="_Toc238201803"/>
+      <w:bookmarkStart w:id="92" w:name="_Toc238204175"/>
       <w:r>
         <w:rPr>
           <w:lang w:val="sv-SE"/>
@@ -33443,7 +33770,7 @@
           <w:lang w:val="sv-SE"/>
         </w:rPr>
       </w:pPr>
-      <w:bookmarkStart w:id="93" w:name="_Toc238201804"/>
+      <w:bookmarkStart w:id="93" w:name="_Toc238204176"/>
       <w:r>
         <w:rPr>
           <w:lang w:val="sv-SE"/>
@@ -33636,7 +33963,7 @@
           <w:lang w:val="sv-SE"/>
         </w:rPr>
       </w:pPr>
-      <w:bookmarkStart w:id="94" w:name="_Toc238201805"/>
+      <w:bookmarkStart w:id="94" w:name="_Toc238204177"/>
       <w:r>
         <w:rPr>
           <w:lang w:val="sv-SE"/>
@@ -33652,7 +33979,7 @@
           <w:lang w:val="sv-SE"/>
         </w:rPr>
       </w:pPr>
-      <w:bookmarkStart w:id="95" w:name="_Toc238201806"/>
+      <w:bookmarkStart w:id="95" w:name="_Toc238204178"/>
       <w:r>
         <w:rPr>
           <w:lang w:val="sv-SE"/>
@@ -34094,7 +34421,7 @@
           <w:lang w:val="sv-SE"/>
         </w:rPr>
       </w:pPr>
-      <w:bookmarkStart w:id="96" w:name="_Toc238201807"/>
+      <w:bookmarkStart w:id="96" w:name="_Toc238204179"/>
       <w:r>
         <w:rPr>
           <w:lang w:val="sv-SE"/>
@@ -34293,7 +34620,7 @@
           <w:lang w:val="sv-SE"/>
         </w:rPr>
       </w:pPr>
-      <w:bookmarkStart w:id="97" w:name="_Toc238201808"/>
+      <w:bookmarkStart w:id="97" w:name="_Toc238204180"/>
       <w:r>
         <w:rPr>
           <w:lang w:val="sv-SE"/>
@@ -34573,7 +34900,7 @@
           <w:lang w:val="sv-SE"/>
         </w:rPr>
       </w:pPr>
-      <w:bookmarkStart w:id="98" w:name="_Toc238201809"/>
+      <w:bookmarkStart w:id="98" w:name="_Toc238204181"/>
       <w:r>
         <w:rPr>
           <w:lang w:val="sv-SE"/>
@@ -34642,13 +34969,13 @@
         <w:ind w:firstLine="0"/>
         <w:rPr>
           <w:rFonts w:cstheme="minorHAnsi"/>
-          <w:lang w:val="en-GB"/>
-        </w:rPr>
-      </w:pPr>
-      <w:r>
-        <w:rPr>
-          <w:rFonts w:cstheme="minorHAnsi"/>
-          <w:lang w:val="en-GB"/>
+          <w:lang w:val="sv-SE"/>
+        </w:rPr>
+      </w:pPr>
+      <w:r>
+        <w:rPr>
+          <w:rFonts w:cstheme="minorHAnsi"/>
+          <w:lang w:val="sv-SE"/>
         </w:rPr>
         <w:t>1 tsk mortlade torkade chili (gul tested)</w:t>
       </w:r>
@@ -34773,7 +35100,7 @@
           <w:lang w:val="sv-SE"/>
         </w:rPr>
       </w:pPr>
-      <w:bookmarkStart w:id="99" w:name="_Toc238201810"/>
+      <w:bookmarkStart w:id="99" w:name="_Toc238204182"/>
       <w:r>
         <w:rPr>
           <w:lang w:val="sv-SE"/>
@@ -35019,7 +35346,7 @@
           <w:lang w:val="sv-SE"/>
         </w:rPr>
       </w:pPr>
-      <w:bookmarkStart w:id="100" w:name="_Toc238201811"/>
+      <w:bookmarkStart w:id="100" w:name="_Toc238204183"/>
       <w:r>
         <w:rPr>
           <w:lang w:val="sv-SE"/>
@@ -35035,7 +35362,7 @@
           <w:lang w:val="sv-SE"/>
         </w:rPr>
       </w:pPr>
-      <w:bookmarkStart w:id="101" w:name="_Toc238201812"/>
+      <w:bookmarkStart w:id="101" w:name="_Toc238204184"/>
       <w:r>
         <w:rPr>
           <w:lang w:val="sv-SE"/>
@@ -35051,7 +35378,7 @@
           <w:lang w:val="sv-SE"/>
         </w:rPr>
       </w:pPr>
-      <w:bookmarkStart w:id="102" w:name="_Toc238201813"/>
+      <w:bookmarkStart w:id="102" w:name="_Toc238204185"/>
       <w:r>
         <w:rPr>
           <w:lang w:val="sv-SE"/>
@@ -35336,7 +35663,7 @@
           <w:lang w:val="sv-SE"/>
         </w:rPr>
       </w:pPr>
-      <w:bookmarkStart w:id="103" w:name="_Toc238201814"/>
+      <w:bookmarkStart w:id="103" w:name="_Toc238204186"/>
       <w:r>
         <w:rPr>
           <w:lang w:val="sv-SE"/>
@@ -35352,7 +35679,7 @@
           <w:lang w:val="sv-SE"/>
         </w:rPr>
       </w:pPr>
-      <w:bookmarkStart w:id="104" w:name="_Toc238201815"/>
+      <w:bookmarkStart w:id="104" w:name="_Toc238204187"/>
       <w:r>
         <w:rPr>
           <w:lang w:val="sv-SE"/>
@@ -35725,7 +36052,7 @@
           <w:lang w:val="sv-SE"/>
         </w:rPr>
       </w:pPr>
-      <w:bookmarkStart w:id="105" w:name="_Toc238201816"/>
+      <w:bookmarkStart w:id="105" w:name="_Toc238204188"/>
       <w:r>
         <w:rPr>
           <w:lang w:val="sv-SE"/>
@@ -35741,7 +36068,7 @@
           <w:lang w:val="sv-SE"/>
         </w:rPr>
       </w:pPr>
-      <w:bookmarkStart w:id="106" w:name="_Toc238201817"/>
+      <w:bookmarkStart w:id="106" w:name="_Toc238204189"/>
       <w:r>
         <w:rPr>
           <w:lang w:val="sv-SE"/>
@@ -35757,7 +36084,7 @@
           <w:lang w:val="sv-SE"/>
         </w:rPr>
       </w:pPr>
-      <w:bookmarkStart w:id="107" w:name="_Toc238201818"/>
+      <w:bookmarkStart w:id="107" w:name="_Toc238204190"/>
       <w:r>
         <w:rPr>
           <w:lang w:val="sv-SE"/>
@@ -36073,7 +36400,7 @@
           <w:lang w:val="sv-SE"/>
         </w:rPr>
       </w:pPr>
-      <w:bookmarkStart w:id="108" w:name="_Toc238201819"/>
+      <w:bookmarkStart w:id="108" w:name="_Toc238204191"/>
       <w:r>
         <w:rPr>
           <w:lang w:val="sv-SE"/>
@@ -36569,7 +36896,7 @@
           <w:lang w:val="sv-SE"/>
         </w:rPr>
       </w:pPr>
-      <w:bookmarkStart w:id="109" w:name="_Toc238201820"/>
+      <w:bookmarkStart w:id="109" w:name="_Toc238204192"/>
       <w:r>
         <w:rPr>
           <w:lang w:val="sv-SE"/>
@@ -36586,7 +36913,7 @@
           <w:lang w:val="sv-SE"/>
         </w:rPr>
       </w:pPr>
-      <w:bookmarkStart w:id="110" w:name="_Toc238201821"/>
+      <w:bookmarkStart w:id="110" w:name="_Toc238204193"/>
       <w:r>
         <w:rPr>
           <w:noProof/>
@@ -36940,7 +37267,7 @@
           <w:lang w:val="sv-SE"/>
         </w:rPr>
       </w:pPr>
-      <w:bookmarkStart w:id="111" w:name="_Toc238201822"/>
+      <w:bookmarkStart w:id="111" w:name="_Toc238204194"/>
       <w:r>
         <w:rPr>
           <w:lang w:val="sv-SE"/>
@@ -37345,7 +37672,7 @@
           <w:lang w:val="sv-SE"/>
         </w:rPr>
       </w:pPr>
-      <w:bookmarkStart w:id="112" w:name="_Toc238201823"/>
+      <w:bookmarkStart w:id="112" w:name="_Toc238204195"/>
       <w:r>
         <w:rPr>
           <w:lang w:val="sv-SE"/>
@@ -37361,7 +37688,7 @@
           <w:lang w:val="sv-SE"/>
         </w:rPr>
       </w:pPr>
-      <w:bookmarkStart w:id="113" w:name="_Toc238201824"/>
+      <w:bookmarkStart w:id="113" w:name="_Toc238204196"/>
       <w:r>
         <w:rPr>
           <w:lang w:val="sv-SE"/>
@@ -37377,7 +37704,7 @@
           <w:lang w:val="sv-SE"/>
         </w:rPr>
       </w:pPr>
-      <w:bookmarkStart w:id="114" w:name="_Toc238201825"/>
+      <w:bookmarkStart w:id="114" w:name="_Toc238204197"/>
       <w:r>
         <w:rPr>
           <w:lang w:val="sv-SE"/>
@@ -37677,6 +38004,649 @@
     </w:p>
     <w:p>
       <w:pPr>
+        <w:ind w:firstLine="0"/>
+        <w:rPr>
+          <w:lang w:val="sv-SE"/>
+        </w:rPr>
+      </w:pPr>
+    </w:p>
+    <w:p>
+      <w:pPr>
+        <w:pStyle w:val="Heading2"/>
+        <w:rPr>
+          <w:lang w:val="sv-SE"/>
+        </w:rPr>
+      </w:pPr>
+      <w:bookmarkStart w:id="115" w:name="_Toc238204198"/>
+      <w:r>
+        <w:rPr>
+          <w:lang w:val="sv-SE"/>
+        </w:rPr>
+        <w:t>Nubbe</w:t>
+      </w:r>
+      <w:bookmarkEnd w:id="115"/>
+    </w:p>
+    <w:p>
+      <w:pPr>
+        <w:pStyle w:val="Heading3"/>
+        <w:rPr>
+          <w:lang w:val="sv-SE"/>
+        </w:rPr>
+      </w:pPr>
+      <w:bookmarkStart w:id="116" w:name="_Toc238204199"/>
+      <w:r>
+        <w:rPr>
+          <w:lang w:val="sv-SE"/>
+        </w:rPr>
+        <w:t xml:space="preserve">Kummin &amp; </w:t>
+      </w:r>
+      <w:r>
+        <w:rPr>
+          <w:lang w:val="sv-SE"/>
+        </w:rPr>
+        <w:t>fänkål</w:t>
+      </w:r>
+      <w:bookmarkEnd w:id="116"/>
+    </w:p>
+    <w:p>
+      <w:pPr>
+        <w:ind w:firstLine="0"/>
+        <w:rPr>
+          <w:lang w:val="sv-SE"/>
+        </w:rPr>
+      </w:pPr>
+      <w:r>
+        <w:rPr>
+          <w:lang w:val="sv-SE"/>
+        </w:rPr>
+        <w:t xml:space="preserve">Ursprung: </w:t>
+      </w:r>
+      <w:r>
+        <w:rPr>
+          <w:lang w:val="sv-SE"/>
+        </w:rPr>
+        <w:t>?</w:t>
+      </w:r>
+    </w:p>
+    <w:p>
+      <w:pPr>
+        <w:ind w:firstLine="0"/>
+        <w:rPr>
+          <w:lang w:val="sv-SE"/>
+        </w:rPr>
+      </w:pPr>
+    </w:p>
+    <w:p>
+      <w:pPr>
+        <w:ind w:firstLine="0"/>
+        <w:rPr>
+          <w:lang w:val="sv-SE"/>
+        </w:rPr>
+      </w:pPr>
+      <w:r>
+        <w:rPr>
+          <w:lang w:val="sv-SE"/>
+        </w:rPr>
+        <w:t>2.5 tsk kummin</w:t>
+      </w:r>
+    </w:p>
+    <w:p>
+      <w:pPr>
+        <w:ind w:firstLine="0"/>
+        <w:rPr>
+          <w:lang w:val="sv-SE"/>
+        </w:rPr>
+      </w:pPr>
+      <w:r>
+        <w:rPr>
+          <w:lang w:val="sv-SE"/>
+        </w:rPr>
+        <w:lastRenderedPageBreak/>
+        <w:t>2.5 tsk fänkål</w:t>
+      </w:r>
+    </w:p>
+    <w:p>
+      <w:pPr>
+        <w:ind w:firstLine="0"/>
+        <w:rPr>
+          <w:lang w:val="sv-SE"/>
+        </w:rPr>
+      </w:pPr>
+      <w:r>
+        <w:rPr>
+          <w:lang w:val="sv-SE"/>
+        </w:rPr>
+        <w:t>1 tsk honung</w:t>
+      </w:r>
+    </w:p>
+    <w:p>
+      <w:pPr>
+        <w:ind w:firstLine="0"/>
+        <w:rPr>
+          <w:lang w:val="sv-SE"/>
+        </w:rPr>
+      </w:pPr>
+      <w:r>
+        <w:rPr>
+          <w:lang w:val="sv-SE"/>
+        </w:rPr>
+        <w:t>70 cl brännvin special</w:t>
+      </w:r>
+    </w:p>
+    <w:p>
+      <w:pPr>
+        <w:ind w:firstLine="0"/>
+        <w:rPr>
+          <w:lang w:val="sv-SE"/>
+        </w:rPr>
+      </w:pPr>
+    </w:p>
+    <w:p>
+      <w:pPr>
+        <w:ind w:firstLine="0"/>
+        <w:rPr>
+          <w:lang w:val="sv-SE"/>
+        </w:rPr>
+      </w:pPr>
+      <w:r>
+        <w:rPr>
+          <w:lang w:val="sv-SE"/>
+        </w:rPr>
+        <w:t>1.</w:t>
+      </w:r>
+      <w:r>
+        <w:rPr>
+          <w:lang w:val="sv-SE"/>
+        </w:rPr>
+        <w:t xml:space="preserve">Blanda </w:t>
+      </w:r>
+      <w:r>
+        <w:rPr>
+          <w:lang w:val="sv-SE"/>
+        </w:rPr>
+        <w:t>ingredienserna i spriten.</w:t>
+      </w:r>
+    </w:p>
+    <w:p>
+      <w:pPr>
+        <w:ind w:firstLine="0"/>
+        <w:rPr>
+          <w:lang w:val="sv-SE"/>
+        </w:rPr>
+      </w:pPr>
+      <w:r>
+        <w:rPr>
+          <w:lang w:val="sv-SE"/>
+        </w:rPr>
+        <w:t>2.</w:t>
+      </w:r>
+      <w:r>
+        <w:rPr>
+          <w:lang w:val="sv-SE"/>
+        </w:rPr>
+        <w:t>Låt stå två dygn.</w:t>
+      </w:r>
+    </w:p>
+    <w:p>
+      <w:pPr>
+        <w:ind w:firstLine="0"/>
+        <w:rPr>
+          <w:lang w:val="sv-SE"/>
+        </w:rPr>
+      </w:pPr>
+      <w:r>
+        <w:rPr>
+          <w:lang w:val="sv-SE"/>
+        </w:rPr>
+        <w:t>3.</w:t>
+      </w:r>
+      <w:r>
+        <w:rPr>
+          <w:lang w:val="sv-SE"/>
+        </w:rPr>
+        <w:t xml:space="preserve">Sila </w:t>
+      </w:r>
+      <w:r>
+        <w:rPr>
+          <w:lang w:val="sv-SE"/>
+        </w:rPr>
+        <w:t>bort ingredienserna.</w:t>
+      </w:r>
+    </w:p>
+    <w:p>
+      <w:pPr>
+        <w:ind w:firstLine="0"/>
+        <w:rPr>
+          <w:lang w:val="sv-SE"/>
+        </w:rPr>
+      </w:pPr>
+    </w:p>
+    <w:p>
+      <w:pPr>
+        <w:ind w:firstLine="0"/>
+        <w:rPr>
+          <w:lang w:val="sv-SE"/>
+        </w:rPr>
+      </w:pPr>
+      <w:r>
+        <w:rPr>
+          <w:lang w:val="sv-SE"/>
+        </w:rPr>
+        <w:t>Serveringsförslag:</w:t>
+      </w:r>
+      <w:r>
+        <w:rPr>
+          <w:lang w:val="sv-SE"/>
+        </w:rPr>
+        <w:t xml:space="preserve"> </w:t>
+      </w:r>
+      <w:r>
+        <w:rPr>
+          <w:lang w:val="sv-SE"/>
+        </w:rPr>
+        <w:t>sill med tillbehör</w:t>
+      </w:r>
+      <w:r>
+        <w:rPr>
+          <w:lang w:val="sv-SE"/>
+        </w:rPr>
+        <w:t>.</w:t>
+      </w:r>
+    </w:p>
+    <w:p>
+      <w:pPr>
+        <w:ind w:firstLine="0"/>
+        <w:rPr>
+          <w:lang w:val="sv-SE"/>
+        </w:rPr>
+      </w:pPr>
+    </w:p>
+    <w:p>
+      <w:pPr>
+        <w:pStyle w:val="Heading3"/>
+        <w:rPr>
+          <w:lang w:val="sv-SE"/>
+        </w:rPr>
+      </w:pPr>
+      <w:bookmarkStart w:id="117" w:name="_Toc238204200"/>
+      <w:r>
+        <w:rPr>
+          <w:lang w:val="sv-SE"/>
+        </w:rPr>
+        <w:t>Citron &amp; enbär</w:t>
+      </w:r>
+      <w:bookmarkEnd w:id="117"/>
+    </w:p>
+    <w:p>
+      <w:pPr>
+        <w:ind w:firstLine="0"/>
+        <w:rPr>
+          <w:lang w:val="sv-SE"/>
+        </w:rPr>
+      </w:pPr>
+      <w:r>
+        <w:rPr>
+          <w:lang w:val="sv-SE"/>
+        </w:rPr>
+        <w:t xml:space="preserve">Ursprung: </w:t>
+      </w:r>
+      <w:r>
+        <w:rPr>
+          <w:lang w:val="sv-SE"/>
+        </w:rPr>
+        <w:t>?</w:t>
+      </w:r>
+    </w:p>
+    <w:p>
+      <w:pPr>
+        <w:ind w:firstLine="0"/>
+        <w:rPr>
+          <w:lang w:val="sv-SE"/>
+        </w:rPr>
+      </w:pPr>
+    </w:p>
+    <w:p>
+      <w:pPr>
+        <w:ind w:firstLine="0"/>
+        <w:rPr>
+          <w:lang w:val="sv-SE"/>
+        </w:rPr>
+      </w:pPr>
+      <w:r>
+        <w:rPr>
+          <w:lang w:val="sv-SE"/>
+        </w:rPr>
+        <w:t>Skal från en citron</w:t>
+      </w:r>
+    </w:p>
+    <w:p>
+      <w:pPr>
+        <w:ind w:firstLine="0"/>
+        <w:rPr>
+          <w:lang w:val="sv-SE"/>
+        </w:rPr>
+      </w:pPr>
+      <w:r>
+        <w:rPr>
+          <w:lang w:val="sv-SE"/>
+        </w:rPr>
+        <w:t>10 enbär, mortlade</w:t>
+      </w:r>
+    </w:p>
+    <w:p>
+      <w:pPr>
+        <w:ind w:firstLine="0"/>
+        <w:rPr>
+          <w:lang w:val="sv-SE"/>
+        </w:rPr>
+      </w:pPr>
+      <w:r>
+        <w:rPr>
+          <w:lang w:val="sv-SE"/>
+        </w:rPr>
+        <w:t xml:space="preserve">70 cl </w:t>
+      </w:r>
+      <w:r>
+        <w:rPr>
+          <w:lang w:val="sv-SE"/>
+        </w:rPr>
+        <w:t>vodka</w:t>
+      </w:r>
+    </w:p>
+    <w:p>
+      <w:pPr>
+        <w:ind w:firstLine="0"/>
+        <w:rPr>
+          <w:lang w:val="sv-SE"/>
+        </w:rPr>
+      </w:pPr>
+    </w:p>
+    <w:p>
+      <w:pPr>
+        <w:ind w:firstLine="0"/>
+        <w:rPr>
+          <w:lang w:val="sv-SE"/>
+        </w:rPr>
+      </w:pPr>
+      <w:r>
+        <w:rPr>
+          <w:lang w:val="sv-SE"/>
+        </w:rPr>
+        <w:t>1.Blanda ingredienserna i spriten.</w:t>
+      </w:r>
+    </w:p>
+    <w:p>
+      <w:pPr>
+        <w:ind w:firstLine="0"/>
+        <w:rPr>
+          <w:lang w:val="sv-SE"/>
+        </w:rPr>
+      </w:pPr>
+      <w:r>
+        <w:rPr>
+          <w:lang w:val="sv-SE"/>
+        </w:rPr>
+        <w:t xml:space="preserve">2.Låt stå </w:t>
+      </w:r>
+      <w:r>
+        <w:rPr>
+          <w:lang w:val="sv-SE"/>
+        </w:rPr>
+        <w:t>5-7 dygn i kylen</w:t>
+      </w:r>
+      <w:r>
+        <w:rPr>
+          <w:lang w:val="sv-SE"/>
+        </w:rPr>
+        <w:t>.</w:t>
+      </w:r>
+    </w:p>
+    <w:p>
+      <w:pPr>
+        <w:ind w:firstLine="0"/>
+        <w:rPr>
+          <w:lang w:val="sv-SE"/>
+        </w:rPr>
+      </w:pPr>
+      <w:r>
+        <w:rPr>
+          <w:lang w:val="sv-SE"/>
+        </w:rPr>
+        <w:t>3.Sila bort ingredienserna.</w:t>
+      </w:r>
+    </w:p>
+    <w:p>
+      <w:pPr>
+        <w:ind w:firstLine="0"/>
+        <w:rPr>
+          <w:lang w:val="sv-SE"/>
+        </w:rPr>
+      </w:pPr>
+    </w:p>
+    <w:p>
+      <w:pPr>
+        <w:ind w:firstLine="0"/>
+        <w:rPr>
+          <w:lang w:val="sv-SE"/>
+        </w:rPr>
+      </w:pPr>
+      <w:r>
+        <w:rPr>
+          <w:lang w:val="sv-SE"/>
+        </w:rPr>
+        <w:t>Serveringsförslag:</w:t>
+      </w:r>
+      <w:r>
+        <w:rPr>
+          <w:lang w:val="sv-SE"/>
+        </w:rPr>
+        <w:t xml:space="preserve"> </w:t>
+      </w:r>
+      <w:r>
+        <w:rPr>
+          <w:lang w:val="sv-SE"/>
+        </w:rPr>
+        <w:t>sill med tillbehör.</w:t>
+      </w:r>
+    </w:p>
+    <w:p>
+      <w:pPr>
+        <w:ind w:firstLine="0"/>
+        <w:rPr>
+          <w:lang w:val="sv-SE"/>
+        </w:rPr>
+      </w:pPr>
+    </w:p>
+    <w:p>
+      <w:pPr>
+        <w:pStyle w:val="Heading3"/>
+        <w:rPr>
+          <w:lang w:val="sv-SE"/>
+        </w:rPr>
+      </w:pPr>
+      <w:bookmarkStart w:id="118" w:name="_Toc238204201"/>
+      <w:r>
+        <w:rPr>
+          <w:lang w:val="sv-SE"/>
+        </w:rPr>
+        <w:t xml:space="preserve">Citron &amp; </w:t>
+      </w:r>
+      <w:r>
+        <w:rPr>
+          <w:lang w:val="sv-SE"/>
+        </w:rPr>
+        <w:t>åbrodd</w:t>
+      </w:r>
+      <w:bookmarkEnd w:id="118"/>
+    </w:p>
+    <w:p>
+      <w:pPr>
+        <w:ind w:firstLine="0"/>
+        <w:rPr>
+          <w:lang w:val="sv-SE"/>
+        </w:rPr>
+      </w:pPr>
+      <w:r>
+        <w:rPr>
+          <w:lang w:val="sv-SE"/>
+        </w:rPr>
+        <w:t xml:space="preserve">Ursprung: </w:t>
+      </w:r>
+      <w:r>
+        <w:rPr>
+          <w:lang w:val="sv-SE"/>
+        </w:rPr>
+        <w:t>?</w:t>
+      </w:r>
+    </w:p>
+    <w:p>
+      <w:pPr>
+        <w:ind w:firstLine="0"/>
+        <w:rPr>
+          <w:lang w:val="sv-SE"/>
+        </w:rPr>
+      </w:pPr>
+    </w:p>
+    <w:p>
+      <w:pPr>
+        <w:ind w:firstLine="0"/>
+        <w:rPr>
+          <w:lang w:val="sv-SE"/>
+        </w:rPr>
+      </w:pPr>
+      <w:r>
+        <w:rPr>
+          <w:lang w:val="sv-SE"/>
+        </w:rPr>
+        <w:t>Skal från en halv citron</w:t>
+      </w:r>
+    </w:p>
+    <w:p>
+      <w:pPr>
+        <w:ind w:firstLine="0"/>
+        <w:rPr>
+          <w:lang w:val="sv-SE"/>
+        </w:rPr>
+      </w:pPr>
+      <w:r>
+        <w:rPr>
+          <w:lang w:val="sv-SE"/>
+        </w:rPr>
+        <w:t>3 kvistar åbrodd</w:t>
+      </w:r>
+    </w:p>
+    <w:p>
+      <w:pPr>
+        <w:ind w:firstLine="0"/>
+        <w:rPr>
+          <w:lang w:val="sv-SE"/>
+        </w:rPr>
+      </w:pPr>
+      <w:r>
+        <w:rPr>
+          <w:lang w:val="sv-SE"/>
+        </w:rPr>
+        <w:t>70 cl brännvin special</w:t>
+      </w:r>
+    </w:p>
+    <w:p>
+      <w:pPr>
+        <w:ind w:firstLine="0"/>
+        <w:rPr>
+          <w:lang w:val="sv-SE"/>
+        </w:rPr>
+      </w:pPr>
+    </w:p>
+    <w:p>
+      <w:pPr>
+        <w:ind w:firstLine="0"/>
+        <w:rPr>
+          <w:lang w:val="sv-SE"/>
+        </w:rPr>
+      </w:pPr>
+      <w:r>
+        <w:rPr>
+          <w:lang w:val="sv-SE"/>
+        </w:rPr>
+        <w:t>1.Blanda ingredienserna i spriten.</w:t>
+      </w:r>
+    </w:p>
+    <w:p>
+      <w:pPr>
+        <w:ind w:firstLine="0"/>
+        <w:rPr>
+          <w:lang w:val="sv-SE"/>
+        </w:rPr>
+      </w:pPr>
+      <w:r>
+        <w:rPr>
+          <w:lang w:val="sv-SE"/>
+        </w:rPr>
+        <w:t xml:space="preserve">2.Låt stå </w:t>
+      </w:r>
+      <w:r>
+        <w:rPr>
+          <w:lang w:val="sv-SE"/>
+        </w:rPr>
+        <w:t>fyra</w:t>
+      </w:r>
+      <w:r>
+        <w:rPr>
+          <w:lang w:val="sv-SE"/>
+        </w:rPr>
+        <w:t xml:space="preserve"> dygn.</w:t>
+      </w:r>
+    </w:p>
+    <w:p>
+      <w:pPr>
+        <w:ind w:firstLine="0"/>
+        <w:rPr>
+          <w:lang w:val="sv-SE"/>
+        </w:rPr>
+      </w:pPr>
+      <w:r>
+        <w:rPr>
+          <w:lang w:val="sv-SE"/>
+        </w:rPr>
+        <w:t>3.Sila bort ingredienserna.</w:t>
+      </w:r>
+    </w:p>
+    <w:p>
+      <w:pPr>
+        <w:ind w:firstLine="0"/>
+        <w:rPr>
+          <w:lang w:val="sv-SE"/>
+        </w:rPr>
+      </w:pPr>
+    </w:p>
+    <w:p>
+      <w:pPr>
+        <w:ind w:firstLine="0"/>
+        <w:rPr>
+          <w:lang w:val="sv-SE"/>
+        </w:rPr>
+      </w:pPr>
+      <w:r>
+        <w:rPr>
+          <w:lang w:val="sv-SE"/>
+        </w:rPr>
+        <w:t>Serveringsförslag:</w:t>
+      </w:r>
+      <w:r>
+        <w:rPr>
+          <w:lang w:val="sv-SE"/>
+        </w:rPr>
+        <w:t xml:space="preserve"> </w:t>
+      </w:r>
+      <w:r>
+        <w:rPr>
+          <w:lang w:val="sv-SE"/>
+        </w:rPr>
+        <w:t>sill med tillbehör.</w:t>
+      </w:r>
+    </w:p>
+    <w:p>
+      <w:pPr>
         <w:pStyle w:val="NormalWeb"/>
         <w:spacing w:before="0" w:beforeAutospacing="0" w:after="0" w:afterAutospacing="0"/>
         <w:rPr>
@@ -37687,19 +38657,164 @@
     </w:p>
     <w:p>
       <w:pPr>
+        <w:pStyle w:val="Heading3"/>
+        <w:rPr>
+          <w:lang w:val="sv-SE"/>
+        </w:rPr>
+      </w:pPr>
+      <w:bookmarkStart w:id="119" w:name="_Toc238204202"/>
+      <w:r>
+        <w:rPr>
+          <w:lang w:val="sv-SE"/>
+        </w:rPr>
+        <w:t>Malört</w:t>
+      </w:r>
+      <w:bookmarkEnd w:id="119"/>
+    </w:p>
+    <w:p>
+      <w:pPr>
+        <w:ind w:firstLine="0"/>
+        <w:rPr>
+          <w:lang w:val="sv-SE"/>
+        </w:rPr>
+      </w:pPr>
+      <w:r>
+        <w:rPr>
+          <w:lang w:val="sv-SE"/>
+        </w:rPr>
+        <w:t xml:space="preserve">Ursprung: </w:t>
+      </w:r>
+      <w:r>
+        <w:rPr>
+          <w:lang w:val="sv-SE"/>
+        </w:rPr>
+        <w:t>?</w:t>
+      </w:r>
+    </w:p>
+    <w:p>
+      <w:pPr>
+        <w:ind w:firstLine="0"/>
+        <w:rPr>
+          <w:lang w:val="sv-SE"/>
+        </w:rPr>
+      </w:pPr>
+    </w:p>
+    <w:p>
+      <w:pPr>
+        <w:ind w:firstLine="0"/>
+        <w:rPr>
+          <w:lang w:val="sv-SE"/>
+        </w:rPr>
+      </w:pPr>
+      <w:r>
+        <w:rPr>
+          <w:lang w:val="sv-SE"/>
+        </w:rPr>
+        <w:t>8</w:t>
+      </w:r>
+      <w:r>
+        <w:rPr>
+          <w:lang w:val="sv-SE"/>
+        </w:rPr>
+        <w:t xml:space="preserve"> cl essens från malört</w:t>
+      </w:r>
+    </w:p>
+    <w:p>
+      <w:pPr>
+        <w:ind w:firstLine="0"/>
+        <w:rPr>
+          <w:lang w:val="sv-SE"/>
+        </w:rPr>
+      </w:pPr>
+      <w:r>
+        <w:rPr>
+          <w:lang w:val="sv-SE"/>
+        </w:rPr>
+        <w:lastRenderedPageBreak/>
+        <w:t>70 cl brännvin special</w:t>
+      </w:r>
+    </w:p>
+    <w:p>
+      <w:pPr>
+        <w:ind w:firstLine="0"/>
+        <w:rPr>
+          <w:lang w:val="sv-SE"/>
+        </w:rPr>
+      </w:pPr>
+    </w:p>
+    <w:p>
+      <w:pPr>
+        <w:ind w:firstLine="0"/>
+        <w:rPr>
+          <w:lang w:val="sv-SE"/>
+        </w:rPr>
+      </w:pPr>
+      <w:r>
+        <w:rPr>
+          <w:lang w:val="sv-SE"/>
+        </w:rPr>
+        <w:t>1.Blanda ingredienserna i spriten.</w:t>
+      </w:r>
+    </w:p>
+    <w:p>
+      <w:pPr>
+        <w:ind w:firstLine="0"/>
+        <w:rPr>
+          <w:lang w:val="sv-SE"/>
+        </w:rPr>
+      </w:pPr>
+    </w:p>
+    <w:p>
+      <w:pPr>
+        <w:ind w:firstLine="0"/>
+        <w:rPr>
+          <w:lang w:val="sv-SE"/>
+        </w:rPr>
+      </w:pPr>
+      <w:r>
+        <w:rPr>
+          <w:lang w:val="sv-SE"/>
+        </w:rPr>
+        <w:t>Serveringsförslag:</w:t>
+      </w:r>
+      <w:r>
+        <w:rPr>
+          <w:lang w:val="sv-SE"/>
+        </w:rPr>
+        <w:t xml:space="preserve"> </w:t>
+      </w:r>
+      <w:r>
+        <w:rPr>
+          <w:lang w:val="sv-SE"/>
+        </w:rPr>
+        <w:t>sill med tillbehör.</w:t>
+      </w:r>
+    </w:p>
+    <w:p>
+      <w:pPr>
+        <w:pStyle w:val="NormalWeb"/>
+        <w:spacing w:before="0" w:beforeAutospacing="0" w:after="0" w:afterAutospacing="0"/>
+        <w:rPr>
+          <w:rFonts w:ascii="Calibri" w:hAnsi="Calibri" w:cs="Calibri"/>
+          <w:lang w:val="sv-SE"/>
+        </w:rPr>
+      </w:pPr>
+    </w:p>
+    <w:p>
+      <w:pPr>
         <w:pStyle w:val="Heading1"/>
         <w:rPr>
           <w:lang w:val="sv-SE"/>
         </w:rPr>
       </w:pPr>
-      <w:bookmarkStart w:id="115" w:name="_Toc238201826"/>
+      <w:bookmarkStart w:id="120" w:name="_Toc238204203"/>
       <w:r>
         <w:rPr>
           <w:lang w:val="sv-SE"/>
         </w:rPr>
         <w:t>Frukost</w:t>
       </w:r>
-      <w:bookmarkEnd w:id="115"/>
+      <w:bookmarkEnd w:id="120"/>
     </w:p>
     <w:p>
       <w:pPr>
@@ -37708,14 +38823,14 @@
           <w:lang w:val="sv-SE"/>
         </w:rPr>
       </w:pPr>
-      <w:bookmarkStart w:id="116" w:name="_Toc238201827"/>
+      <w:bookmarkStart w:id="121" w:name="_Toc238204204"/>
       <w:r>
         <w:rPr>
           <w:lang w:val="sv-SE"/>
         </w:rPr>
         <w:t>Ägg</w:t>
       </w:r>
-      <w:bookmarkEnd w:id="116"/>
+      <w:bookmarkEnd w:id="121"/>
     </w:p>
     <w:p>
       <w:pPr>
@@ -37724,14 +38839,14 @@
           <w:lang w:val="sv-SE"/>
         </w:rPr>
       </w:pPr>
-      <w:bookmarkStart w:id="117" w:name="_Toc238201828"/>
+      <w:bookmarkStart w:id="122" w:name="_Toc238204205"/>
       <w:r>
         <w:rPr>
           <w:lang w:val="sv-SE"/>
         </w:rPr>
         <w:t>Lyxig äggröra</w:t>
       </w:r>
-      <w:bookmarkEnd w:id="117"/>
+      <w:bookmarkEnd w:id="122"/>
     </w:p>
     <w:p>
       <w:pPr>
@@ -37870,6 +38985,7 @@
         <w:rPr>
           <w:lang w:val="sv-SE"/>
         </w:rPr>
+        <w:lastRenderedPageBreak/>
         <w:t>2.</w:t>
       </w:r>
       <w:r>
@@ -37934,14 +39050,14 @@
           <w:lang w:val="sv-SE"/>
         </w:rPr>
       </w:pPr>
-      <w:bookmarkStart w:id="118" w:name="_Toc238201829"/>
+      <w:bookmarkStart w:id="123" w:name="_Toc238204206"/>
       <w:r>
         <w:rPr>
           <w:lang w:val="sv-SE"/>
         </w:rPr>
         <w:t>Bilagor</w:t>
       </w:r>
-      <w:bookmarkEnd w:id="118"/>
+      <w:bookmarkEnd w:id="123"/>
     </w:p>
     <w:p>
       <w:pPr>
@@ -37978,15 +39094,14 @@
           <w:lang w:val="sv-SE"/>
         </w:rPr>
       </w:pPr>
-      <w:bookmarkStart w:id="119" w:name="_Toc238201830"/>
-      <w:r>
-        <w:rPr>
-          <w:lang w:val="sv-SE"/>
-        </w:rPr>
-        <w:lastRenderedPageBreak/>
+      <w:bookmarkStart w:id="124" w:name="_Toc238204207"/>
+      <w:r>
+        <w:rPr>
+          <w:lang w:val="sv-SE"/>
+        </w:rPr>
         <w:t>Saltlagtabell</w:t>
       </w:r>
-      <w:bookmarkEnd w:id="119"/>
+      <w:bookmarkEnd w:id="124"/>
     </w:p>
     <w:p>
       <w:pPr>
@@ -38708,6 +39823,7 @@
               <w:rPr>
                 <w:lang w:val="sv-SE"/>
               </w:rPr>
+              <w:lastRenderedPageBreak/>
               <w:t>9%</w:t>
             </w:r>
           </w:p>
@@ -39249,7 +40365,7 @@
         </w:rPr>
       </w:pPr>
     </w:p>
-    <w:bookmarkStart w:id="120" w:name="_Toc238201831" w:displacedByCustomXml="next"/>
+    <w:bookmarkStart w:id="125" w:name="_Toc238204208" w:displacedByCustomXml="next"/>
     <w:sdt>
       <w:sdtPr>
         <w:id w:val="1723244645"/>
@@ -39261,7 +40377,7 @@
         <w15:appearance w15:val="hidden"/>
       </w:sdtPr>
       <w:sdtContent>
-        <w:bookmarkStart w:id="121" w:name="_Toc527370448" w:displacedByCustomXml="prev"/>
+        <w:bookmarkStart w:id="126" w:name="_Toc527370448" w:displacedByCustomXml="prev"/>
         <w:p>
           <w:pPr>
             <w:pStyle w:val="Heading1"/>
@@ -39276,10 +40392,10 @@
             <w:t>Epilogue/Conclusion</w:t>
           </w:r>
         </w:p>
-        <w:bookmarkEnd w:id="121" w:displacedByCustomXml="next"/>
+        <w:bookmarkEnd w:id="126" w:displacedByCustomXml="next"/>
       </w:sdtContent>
     </w:sdt>
-    <w:bookmarkEnd w:id="120" w:displacedByCustomXml="prev"/>
+    <w:bookmarkEnd w:id="125" w:displacedByCustomXml="prev"/>
     <w:bookmarkEnd w:id="61" w:displacedByCustomXml="prev"/>
     <w:bookmarkEnd w:id="60" w:displacedByCustomXml="prev"/>
     <w:p>
@@ -39321,7 +40437,7 @@
 </file>
 
 <file path=word/endnotes.xml><?xml version="1.0" encoding="utf-8"?>
-<w:endnotes xmlns:wpc="http://schemas.microsoft.com/office/word/2010/wordprocessingCanvas" xmlns:cx="http://schemas.microsoft.com/office/drawing/2014/chartex" xmlns:cx1="http://schemas.microsoft.com/office/drawing/2015/9/8/chartex" xmlns:cx2="http://schemas.microsoft.com/office/drawing/2015/10/21/chartex" xmlns:cx3="http://schemas.microsoft.com/office/drawing/2016/5/9/chartex" xmlns:cx4="http://schemas.microsoft.com/office/drawing/2016/5/10/chartex" xmlns:cx5="http://schemas.microsoft.com/office/drawing/2016/5/11/chartex" xmlns:cx6="http://schemas.microsoft.com/office/drawing/2016/5/12/chartex" xmlns:cx7="http://schemas.microsoft.com/office/drawing/2016/5/13/chartex" xmlns:cx8="http://schemas.microsoft.com/office/drawing/2016/5/14/chartex" xmlns:mc="http://schemas.openxmlformats.org/markup-compatibility/2006" xmlns:aink="http://schemas.microsoft.com/office/drawing/2016/ink" xmlns:am3d="http://schemas.microsoft.com/office/drawing/2017/model3d" xmlns:o="urn:schemas-microsoft-com:office:office" xmlns:oel="http://schemas.microsoft.com/office/2019/extlst" xmlns:r="http://schemas.openxmlformats.org/officeDocument/2006/relationships" xmlns:m="http://schemas.openxmlformats.org/officeDocument/2006/math" xmlns:v="urn:schemas-microsoft-com:vml" xmlns:wp14="http://schemas.microsoft.com/office/word/2010/wordprocessingDrawing" xmlns:wp="http://schemas.openxmlformats.org/drawingml/2006/wordprocessingDrawing" xmlns:w10="urn:schemas-microsoft-com:office:word" xmlns:w="http://schemas.openxmlformats.org/wordprocessingml/2006/main" xmlns:w14="http://schemas.microsoft.com/office/word/2010/wordml" xmlns:w15="http://schemas.microsoft.com/office/word/2012/wordml" xmlns:w16cex="http://schemas.microsoft.com/office/word/2018/wordml/cex" xmlns:w16cid="http://schemas.microsoft.com/office/word/2016/wordml/cid" xmlns:w16="http://schemas.microsoft.com/office/word/2018/wordml" xmlns:w16du="http://schemas.microsoft.com/office/word/2023/wordml/word16du" xmlns:w16sdtdh="http://schemas.microsoft.com/office/word/2020/wordml/sdtdatahash" xmlns:w16sdtfl="http://schemas.microsoft.com/office/word/2024/wordml/sdtformatlock" xmlns:w16se="http://schemas.microsoft.com/office/word/2015/wordml/symex" xmlns:wpg="http://schemas.microsoft.com/office/word/2010/wordprocessingGroup" xmlns:wpi="http://schemas.microsoft.com/office/word/2010/wordprocessingInk" xmlns:wne="http://schemas.microsoft.com/office/word/2006/wordml" xmlns:wps="http://schemas.microsoft.com/office/word/2010/wordprocessingShape" mc:Ignorable="w14 w15 w16se w16cid w16 w16cex w16sdtdh w16sdtfl w16du wp14">
+<w:endnotes xmlns:wpc="http://schemas.microsoft.com/office/word/2010/wordprocessingCanvas" xmlns:cx="http://schemas.microsoft.com/office/drawing/2014/chartex" xmlns:cx1="http://schemas.microsoft.com/office/drawing/2015/9/8/chartex" xmlns:cx2="http://schemas.microsoft.com/office/drawing/2015/10/21/chartex" xmlns:cx3="http://schemas.microsoft.com/office/drawing/2016/5/9/chartex" xmlns:cx4="http://schemas.microsoft.com/office/drawing/2016/5/10/chartex" xmlns:cx5="http://schemas.microsoft.com/office/drawing/2016/5/11/chartex" xmlns:cx6="http://schemas.microsoft.com/office/drawing/2016/5/12/chartex" xmlns:cx7="http://schemas.microsoft.com/office/drawing/2016/5/13/chartex" xmlns:cx8="http://schemas.microsoft.com/office/drawing/2016/5/14/chartex" xmlns:mc="http://schemas.openxmlformats.org/markup-compatibility/2006" xmlns:aink="http://schemas.microsoft.com/office/drawing/2016/ink" xmlns:am3d="http://schemas.microsoft.com/office/drawing/2017/model3d" xmlns:o="urn:schemas-microsoft-com:office:office" xmlns:oel="http://schemas.microsoft.com/office/2019/extlst" xmlns:r="http://schemas.openxmlformats.org/officeDocument/2006/relationships" xmlns:m="http://schemas.openxmlformats.org/officeDocument/2006/math" xmlns:v="urn:schemas-microsoft-com:vml" xmlns:wp14="http://schemas.microsoft.com/office/word/2010/wordprocessingDrawing" xmlns:wp="http://schemas.openxmlformats.org/drawingml/2006/wordprocessingDrawing" xmlns:w10="urn:schemas-microsoft-com:office:word" xmlns:w="http://schemas.openxmlformats.org/wordprocessingml/2006/main" xmlns:w14="http://schemas.microsoft.com/office/word/2010/wordml" xmlns:w15="http://schemas.microsoft.com/office/word/2012/wordml" xmlns:w16cei="http://schemas.microsoft.com/office/word/2026/wordml/cei" xmlns:w16cex="http://schemas.microsoft.com/office/word/2018/wordml/cex" xmlns:w16cid="http://schemas.microsoft.com/office/word/2016/wordml/cid" xmlns:w16="http://schemas.microsoft.com/office/word/2018/wordml" xmlns:w16du="http://schemas.microsoft.com/office/word/2023/wordml/word16du" xmlns:w16sdtdh="http://schemas.microsoft.com/office/word/2020/wordml/sdtdatahash" xmlns:w16sdtfl="http://schemas.microsoft.com/office/word/2024/wordml/sdtformatlock" xmlns:w16se="http://schemas.microsoft.com/office/word/2015/wordml/symex" xmlns:wpg="http://schemas.microsoft.com/office/word/2010/wordprocessingGroup" xmlns:wpi="http://schemas.microsoft.com/office/word/2010/wordprocessingInk" xmlns:wne="http://schemas.microsoft.com/office/word/2006/wordml" xmlns:wps="http://schemas.microsoft.com/office/word/2010/wordprocessingShape" mc:Ignorable="w14 w15 w16se w16cid w16 w16cex w16sdtdh w16sdtfl w16du wp14">
   <w:endnote w:type="separator" w:id="-1">
     <w:p>
       <w:r>
@@ -39347,7 +40463,7 @@
 </file>
 
 <file path=word/footer1.xml><?xml version="1.0" encoding="utf-8"?>
-<w:ftr xmlns:wpc="http://schemas.microsoft.com/office/word/2010/wordprocessingCanvas" xmlns:cx="http://schemas.microsoft.com/office/drawing/2014/chartex" xmlns:cx1="http://schemas.microsoft.com/office/drawing/2015/9/8/chartex" xmlns:cx2="http://schemas.microsoft.com/office/drawing/2015/10/21/chartex" xmlns:cx3="http://schemas.microsoft.com/office/drawing/2016/5/9/chartex" xmlns:cx4="http://schemas.microsoft.com/office/drawing/2016/5/10/chartex" xmlns:cx5="http://schemas.microsoft.com/office/drawing/2016/5/11/chartex" xmlns:cx6="http://schemas.microsoft.com/office/drawing/2016/5/12/chartex" xmlns:cx7="http://schemas.microsoft.com/office/drawing/2016/5/13/chartex" xmlns:cx8="http://schemas.microsoft.com/office/drawing/2016/5/14/chartex" xmlns:mc="http://schemas.openxmlformats.org/markup-compatibility/2006" xmlns:aink="http://schemas.microsoft.com/office/drawing/2016/ink" xmlns:am3d="http://schemas.microsoft.com/office/drawing/2017/model3d" xmlns:o="urn:schemas-microsoft-com:office:office" xmlns:oel="http://schemas.microsoft.com/office/2019/extlst" xmlns:r="http://schemas.openxmlformats.org/officeDocument/2006/relationships" xmlns:m="http://schemas.openxmlformats.org/officeDocument/2006/math" xmlns:v="urn:schemas-microsoft-com:vml" xmlns:wp14="http://schemas.microsoft.com/office/word/2010/wordprocessingDrawing" xmlns:wp="http://schemas.openxmlformats.org/drawingml/2006/wordprocessingDrawing" xmlns:w10="urn:schemas-microsoft-com:office:word" xmlns:w="http://schemas.openxmlformats.org/wordprocessingml/2006/main" xmlns:w14="http://schemas.microsoft.com/office/word/2010/wordml" xmlns:w15="http://schemas.microsoft.com/office/word/2012/wordml" xmlns:w16cex="http://schemas.microsoft.com/office/word/2018/wordml/cex" xmlns:w16cid="http://schemas.microsoft.com/office/word/2016/wordml/cid" xmlns:w16="http://schemas.microsoft.com/office/word/2018/wordml" xmlns:w16du="http://schemas.microsoft.com/office/word/2023/wordml/word16du" xmlns:w16sdtdh="http://schemas.microsoft.com/office/word/2020/wordml/sdtdatahash" xmlns:w16sdtfl="http://schemas.microsoft.com/office/word/2024/wordml/sdtformatlock" xmlns:w16se="http://schemas.microsoft.com/office/word/2015/wordml/symex" xmlns:wpg="http://schemas.microsoft.com/office/word/2010/wordprocessingGroup" xmlns:wpi="http://schemas.microsoft.com/office/word/2010/wordprocessingInk" xmlns:wne="http://schemas.microsoft.com/office/word/2006/wordml" xmlns:wps="http://schemas.microsoft.com/office/word/2010/wordprocessingShape" mc:Ignorable="w14 w15 w16se w16cid w16 w16cex w16sdtdh w16sdtfl w16du wp14">
+<w:ftr xmlns:wpc="http://schemas.microsoft.com/office/word/2010/wordprocessingCanvas" xmlns:cx="http://schemas.microsoft.com/office/drawing/2014/chartex" xmlns:cx1="http://schemas.microsoft.com/office/drawing/2015/9/8/chartex" xmlns:cx2="http://schemas.microsoft.com/office/drawing/2015/10/21/chartex" xmlns:cx3="http://schemas.microsoft.com/office/drawing/2016/5/9/chartex" xmlns:cx4="http://schemas.microsoft.com/office/drawing/2016/5/10/chartex" xmlns:cx5="http://schemas.microsoft.com/office/drawing/2016/5/11/chartex" xmlns:cx6="http://schemas.microsoft.com/office/drawing/2016/5/12/chartex" xmlns:cx7="http://schemas.microsoft.com/office/drawing/2016/5/13/chartex" xmlns:cx8="http://schemas.microsoft.com/office/drawing/2016/5/14/chartex" xmlns:mc="http://schemas.openxmlformats.org/markup-compatibility/2006" xmlns:aink="http://schemas.microsoft.com/office/drawing/2016/ink" xmlns:am3d="http://schemas.microsoft.com/office/drawing/2017/model3d" xmlns:o="urn:schemas-microsoft-com:office:office" xmlns:oel="http://schemas.microsoft.com/office/2019/extlst" xmlns:r="http://schemas.openxmlformats.org/officeDocument/2006/relationships" xmlns:m="http://schemas.openxmlformats.org/officeDocument/2006/math" xmlns:v="urn:schemas-microsoft-com:vml" xmlns:wp14="http://schemas.microsoft.com/office/word/2010/wordprocessingDrawing" xmlns:wp="http://schemas.openxmlformats.org/drawingml/2006/wordprocessingDrawing" xmlns:w10="urn:schemas-microsoft-com:office:word" xmlns:w="http://schemas.openxmlformats.org/wordprocessingml/2006/main" xmlns:w14="http://schemas.microsoft.com/office/word/2010/wordml" xmlns:w15="http://schemas.microsoft.com/office/word/2012/wordml" xmlns:w16cei="http://schemas.microsoft.com/office/word/2026/wordml/cei" xmlns:w16cex="http://schemas.microsoft.com/office/word/2018/wordml/cex" xmlns:w16cid="http://schemas.microsoft.com/office/word/2016/wordml/cid" xmlns:w16="http://schemas.microsoft.com/office/word/2018/wordml" xmlns:w16du="http://schemas.microsoft.com/office/word/2023/wordml/word16du" xmlns:w16sdtdh="http://schemas.microsoft.com/office/word/2020/wordml/sdtdatahash" xmlns:w16sdtfl="http://schemas.microsoft.com/office/word/2024/wordml/sdtformatlock" xmlns:w16se="http://schemas.microsoft.com/office/word/2015/wordml/symex" xmlns:wpg="http://schemas.microsoft.com/office/word/2010/wordprocessingGroup" xmlns:wpi="http://schemas.microsoft.com/office/word/2010/wordprocessingInk" xmlns:wne="http://schemas.microsoft.com/office/word/2006/wordml" xmlns:wps="http://schemas.microsoft.com/office/word/2010/wordprocessingShape" mc:Ignorable="w14 w15 w16se w16cid w16 w16cex w16sdtdh w16sdtfl w16du wp14">
   <w:sdt>
     <w:sdtPr>
       <w:id w:val="1634664151"/>
@@ -39395,7 +40511,7 @@
 </file>
 
 <file path=word/footnotes.xml><?xml version="1.0" encoding="utf-8"?>
-<w:footnotes xmlns:wpc="http://schemas.microsoft.com/office/word/2010/wordprocessingCanvas" xmlns:cx="http://schemas.microsoft.com/office/drawing/2014/chartex" xmlns:cx1="http://schemas.microsoft.com/office/drawing/2015/9/8/chartex" xmlns:cx2="http://schemas.microsoft.com/office/drawing/2015/10/21/chartex" xmlns:cx3="http://schemas.microsoft.com/office/drawing/2016/5/9/chartex" xmlns:cx4="http://schemas.microsoft.com/office/drawing/2016/5/10/chartex" xmlns:cx5="http://schemas.microsoft.com/office/drawing/2016/5/11/chartex" xmlns:cx6="http://schemas.microsoft.com/office/drawing/2016/5/12/chartex" xmlns:cx7="http://schemas.microsoft.com/office/drawing/2016/5/13/chartex" xmlns:cx8="http://schemas.microsoft.com/office/drawing/2016/5/14/chartex" xmlns:mc="http://schemas.openxmlformats.org/markup-compatibility/2006" xmlns:aink="http://schemas.microsoft.com/office/drawing/2016/ink" xmlns:am3d="http://schemas.microsoft.com/office/drawing/2017/model3d" xmlns:o="urn:schemas-microsoft-com:office:office" xmlns:oel="http://schemas.microsoft.com/office/2019/extlst" xmlns:r="http://schemas.openxmlformats.org/officeDocument/2006/relationships" xmlns:m="http://schemas.openxmlformats.org/officeDocument/2006/math" xmlns:v="urn:schemas-microsoft-com:vml" xmlns:wp14="http://schemas.microsoft.com/office/word/2010/wordprocessingDrawing" xmlns:wp="http://schemas.openxmlformats.org/drawingml/2006/wordprocessingDrawing" xmlns:w10="urn:schemas-microsoft-com:office:word" xmlns:w="http://schemas.openxmlformats.org/wordprocessingml/2006/main" xmlns:w14="http://schemas.microsoft.com/office/word/2010/wordml" xmlns:w15="http://schemas.microsoft.com/office/word/2012/wordml" xmlns:w16cex="http://schemas.microsoft.com/office/word/2018/wordml/cex" xmlns:w16cid="http://schemas.microsoft.com/office/word/2016/wordml/cid" xmlns:w16="http://schemas.microsoft.com/office/word/2018/wordml" xmlns:w16du="http://schemas.microsoft.com/office/word/2023/wordml/word16du" xmlns:w16sdtdh="http://schemas.microsoft.com/office/word/2020/wordml/sdtdatahash" xmlns:w16sdtfl="http://schemas.microsoft.com/office/word/2024/wordml/sdtformatlock" xmlns:w16se="http://schemas.microsoft.com/office/word/2015/wordml/symex" xmlns:wpg="http://schemas.microsoft.com/office/word/2010/wordprocessingGroup" xmlns:wpi="http://schemas.microsoft.com/office/word/2010/wordprocessingInk" xmlns:wne="http://schemas.microsoft.com/office/word/2006/wordml" xmlns:wps="http://schemas.microsoft.com/office/word/2010/wordprocessingShape" mc:Ignorable="w14 w15 w16se w16cid w16 w16cex w16sdtdh w16sdtfl w16du wp14">
+<w:footnotes xmlns:wpc="http://schemas.microsoft.com/office/word/2010/wordprocessingCanvas" xmlns:cx="http://schemas.microsoft.com/office/drawing/2014/chartex" xmlns:cx1="http://schemas.microsoft.com/office/drawing/2015/9/8/chartex" xmlns:cx2="http://schemas.microsoft.com/office/drawing/2015/10/21/chartex" xmlns:cx3="http://schemas.microsoft.com/office/drawing/2016/5/9/chartex" xmlns:cx4="http://schemas.microsoft.com/office/drawing/2016/5/10/chartex" xmlns:cx5="http://schemas.microsoft.com/office/drawing/2016/5/11/chartex" xmlns:cx6="http://schemas.microsoft.com/office/drawing/2016/5/12/chartex" xmlns:cx7="http://schemas.microsoft.com/office/drawing/2016/5/13/chartex" xmlns:cx8="http://schemas.microsoft.com/office/drawing/2016/5/14/chartex" xmlns:mc="http://schemas.openxmlformats.org/markup-compatibility/2006" xmlns:aink="http://schemas.microsoft.com/office/drawing/2016/ink" xmlns:am3d="http://schemas.microsoft.com/office/drawing/2017/model3d" xmlns:o="urn:schemas-microsoft-com:office:office" xmlns:oel="http://schemas.microsoft.com/office/2019/extlst" xmlns:r="http://schemas.openxmlformats.org/officeDocument/2006/relationships" xmlns:m="http://schemas.openxmlformats.org/officeDocument/2006/math" xmlns:v="urn:schemas-microsoft-com:vml" xmlns:wp14="http://schemas.microsoft.com/office/word/2010/wordprocessingDrawing" xmlns:wp="http://schemas.openxmlformats.org/drawingml/2006/wordprocessingDrawing" xmlns:w10="urn:schemas-microsoft-com:office:word" xmlns:w="http://schemas.openxmlformats.org/wordprocessingml/2006/main" xmlns:w14="http://schemas.microsoft.com/office/word/2010/wordml" xmlns:w15="http://schemas.microsoft.com/office/word/2012/wordml" xmlns:w16cei="http://schemas.microsoft.com/office/word/2026/wordml/cei" xmlns:w16cex="http://schemas.microsoft.com/office/word/2018/wordml/cex" xmlns:w16cid="http://schemas.microsoft.com/office/word/2016/wordml/cid" xmlns:w16="http://schemas.microsoft.com/office/word/2018/wordml" xmlns:w16du="http://schemas.microsoft.com/office/word/2023/wordml/word16du" xmlns:w16sdtdh="http://schemas.microsoft.com/office/word/2020/wordml/sdtdatahash" xmlns:w16sdtfl="http://schemas.microsoft.com/office/word/2024/wordml/sdtformatlock" xmlns:w16se="http://schemas.microsoft.com/office/word/2015/wordml/symex" xmlns:wpg="http://schemas.microsoft.com/office/word/2010/wordprocessingGroup" xmlns:wpi="http://schemas.microsoft.com/office/word/2010/wordprocessingInk" xmlns:wne="http://schemas.microsoft.com/office/word/2006/wordml" xmlns:wps="http://schemas.microsoft.com/office/word/2010/wordprocessingShape" mc:Ignorable="w14 w15 w16se w16cid w16 w16cex w16sdtdh w16sdtfl w16du wp14">
   <w:footnote w:type="separator" w:id="-1">
     <w:p>
       <w:r>
@@ -39421,7 +40537,7 @@
 </file>
 
 <file path=word/header1.xml><?xml version="1.0" encoding="utf-8"?>
-<w:hdr xmlns:wpc="http://schemas.microsoft.com/office/word/2010/wordprocessingCanvas" xmlns:cx="http://schemas.microsoft.com/office/drawing/2014/chartex" xmlns:cx1="http://schemas.microsoft.com/office/drawing/2015/9/8/chartex" xmlns:cx2="http://schemas.microsoft.com/office/drawing/2015/10/21/chartex" xmlns:cx3="http://schemas.microsoft.com/office/drawing/2016/5/9/chartex" xmlns:cx4="http://schemas.microsoft.com/office/drawing/2016/5/10/chartex" xmlns:cx5="http://schemas.microsoft.com/office/drawing/2016/5/11/chartex" xmlns:cx6="http://schemas.microsoft.com/office/drawing/2016/5/12/chartex" xmlns:cx7="http://schemas.microsoft.com/office/drawing/2016/5/13/chartex" xmlns:cx8="http://schemas.microsoft.com/office/drawing/2016/5/14/chartex" xmlns:mc="http://schemas.openxmlformats.org/markup-compatibility/2006" xmlns:aink="http://schemas.microsoft.com/office/drawing/2016/ink" xmlns:am3d="http://schemas.microsoft.com/office/drawing/2017/model3d" xmlns:o="urn:schemas-microsoft-com:office:office" xmlns:oel="http://schemas.microsoft.com/office/2019/extlst" xmlns:r="http://schemas.openxmlformats.org/officeDocument/2006/relationships" xmlns:m="http://schemas.openxmlformats.org/officeDocument/2006/math" xmlns:v="urn:schemas-microsoft-com:vml" xmlns:wp14="http://schemas.microsoft.com/office/word/2010/wordprocessingDrawing" xmlns:wp="http://schemas.openxmlformats.org/drawingml/2006/wordprocessingDrawing" xmlns:w10="urn:schemas-microsoft-com:office:word" xmlns:w="http://schemas.openxmlformats.org/wordprocessingml/2006/main" xmlns:w14="http://schemas.microsoft.com/office/word/2010/wordml" xmlns:w15="http://schemas.microsoft.com/office/word/2012/wordml" xmlns:w16cex="http://schemas.microsoft.com/office/word/2018/wordml/cex" xmlns:w16cid="http://schemas.microsoft.com/office/word/2016/wordml/cid" xmlns:w16="http://schemas.microsoft.com/office/word/2018/wordml" xmlns:w16du="http://schemas.microsoft.com/office/word/2023/wordml/word16du" xmlns:w16sdtdh="http://schemas.microsoft.com/office/word/2020/wordml/sdtdatahash" xmlns:w16sdtfl="http://schemas.microsoft.com/office/word/2024/wordml/sdtformatlock" xmlns:w16se="http://schemas.microsoft.com/office/word/2015/wordml/symex" xmlns:wpg="http://schemas.microsoft.com/office/word/2010/wordprocessingGroup" xmlns:wpi="http://schemas.microsoft.com/office/word/2010/wordprocessingInk" xmlns:wne="http://schemas.microsoft.com/office/word/2006/wordml" xmlns:wps="http://schemas.microsoft.com/office/word/2010/wordprocessingShape" mc:Ignorable="w14 w15 w16se w16cid w16 w16cex w16sdtdh w16sdtfl w16du wp14">
+<w:hdr xmlns:wpc="http://schemas.microsoft.com/office/word/2010/wordprocessingCanvas" xmlns:cx="http://schemas.microsoft.com/office/drawing/2014/chartex" xmlns:cx1="http://schemas.microsoft.com/office/drawing/2015/9/8/chartex" xmlns:cx2="http://schemas.microsoft.com/office/drawing/2015/10/21/chartex" xmlns:cx3="http://schemas.microsoft.com/office/drawing/2016/5/9/chartex" xmlns:cx4="http://schemas.microsoft.com/office/drawing/2016/5/10/chartex" xmlns:cx5="http://schemas.microsoft.com/office/drawing/2016/5/11/chartex" xmlns:cx6="http://schemas.microsoft.com/office/drawing/2016/5/12/chartex" xmlns:cx7="http://schemas.microsoft.com/office/drawing/2016/5/13/chartex" xmlns:cx8="http://schemas.microsoft.com/office/drawing/2016/5/14/chartex" xmlns:mc="http://schemas.openxmlformats.org/markup-compatibility/2006" xmlns:aink="http://schemas.microsoft.com/office/drawing/2016/ink" xmlns:am3d="http://schemas.microsoft.com/office/drawing/2017/model3d" xmlns:o="urn:schemas-microsoft-com:office:office" xmlns:oel="http://schemas.microsoft.com/office/2019/extlst" xmlns:r="http://schemas.openxmlformats.org/officeDocument/2006/relationships" xmlns:m="http://schemas.openxmlformats.org/officeDocument/2006/math" xmlns:v="urn:schemas-microsoft-com:vml" xmlns:wp14="http://schemas.microsoft.com/office/word/2010/wordprocessingDrawing" xmlns:wp="http://schemas.openxmlformats.org/drawingml/2006/wordprocessingDrawing" xmlns:w10="urn:schemas-microsoft-com:office:word" xmlns:w="http://schemas.openxmlformats.org/wordprocessingml/2006/main" xmlns:w14="http://schemas.microsoft.com/office/word/2010/wordml" xmlns:w15="http://schemas.microsoft.com/office/word/2012/wordml" xmlns:w16cei="http://schemas.microsoft.com/office/word/2026/wordml/cei" xmlns:w16cex="http://schemas.microsoft.com/office/word/2018/wordml/cex" xmlns:w16cid="http://schemas.microsoft.com/office/word/2016/wordml/cid" xmlns:w16="http://schemas.microsoft.com/office/word/2018/wordml" xmlns:w16du="http://schemas.microsoft.com/office/word/2023/wordml/word16du" xmlns:w16sdtdh="http://schemas.microsoft.com/office/word/2020/wordml/sdtdatahash" xmlns:w16sdtfl="http://schemas.microsoft.com/office/word/2024/wordml/sdtformatlock" xmlns:w16se="http://schemas.microsoft.com/office/word/2015/wordml/symex" xmlns:wpg="http://schemas.microsoft.com/office/word/2010/wordprocessingGroup" xmlns:wpi="http://schemas.microsoft.com/office/word/2010/wordprocessingInk" xmlns:wne="http://schemas.microsoft.com/office/word/2006/wordml" xmlns:wps="http://schemas.microsoft.com/office/word/2010/wordprocessingShape" mc:Ignorable="w14 w15 w16se w16cid w16 w16cex w16sdtdh w16sdtfl w16du wp14">
   <w:sdt>
     <w:sdtPr>
       <w:id w:val="-1825194964"/>
@@ -39447,7 +40563,7 @@
 </file>
 
 <file path=word/numbering.xml><?xml version="1.0" encoding="utf-8"?>
-<w:numbering xmlns:wpc="http://schemas.microsoft.com/office/word/2010/wordprocessingCanvas" xmlns:cx="http://schemas.microsoft.com/office/drawing/2014/chartex" xmlns:cx1="http://schemas.microsoft.com/office/drawing/2015/9/8/chartex" xmlns:cx2="http://schemas.microsoft.com/office/drawing/2015/10/21/chartex" xmlns:cx3="http://schemas.microsoft.com/office/drawing/2016/5/9/chartex" xmlns:cx4="http://schemas.microsoft.com/office/drawing/2016/5/10/chartex" xmlns:cx5="http://schemas.microsoft.com/office/drawing/2016/5/11/chartex" xmlns:cx6="http://schemas.microsoft.com/office/drawing/2016/5/12/chartex" xmlns:cx7="http://schemas.microsoft.com/office/drawing/2016/5/13/chartex" xmlns:cx8="http://schemas.microsoft.com/office/drawing/2016/5/14/chartex" xmlns:mc="http://schemas.openxmlformats.org/markup-compatibility/2006" xmlns:aink="http://schemas.microsoft.com/office/drawing/2016/ink" xmlns:am3d="http://schemas.microsoft.com/office/drawing/2017/model3d" xmlns:o="urn:schemas-microsoft-com:office:office" xmlns:oel="http://schemas.microsoft.com/office/2019/extlst" xmlns:r="http://schemas.openxmlformats.org/officeDocument/2006/relationships" xmlns:m="http://schemas.openxmlformats.org/officeDocument/2006/math" xmlns:v="urn:schemas-microsoft-com:vml" xmlns:wp14="http://schemas.microsoft.com/office/word/2010/wordprocessingDrawing" xmlns:wp="http://schemas.openxmlformats.org/drawingml/2006/wordprocessingDrawing" xmlns:w10="urn:schemas-microsoft-com:office:word" xmlns:w="http://schemas.openxmlformats.org/wordprocessingml/2006/main" xmlns:w14="http://schemas.microsoft.com/office/word/2010/wordml" xmlns:w15="http://schemas.microsoft.com/office/word/2012/wordml" xmlns:w16cex="http://schemas.microsoft.com/office/word/2018/wordml/cex" xmlns:w16cid="http://schemas.microsoft.com/office/word/2016/wordml/cid" xmlns:w16="http://schemas.microsoft.com/office/word/2018/wordml" xmlns:w16du="http://schemas.microsoft.com/office/word/2023/wordml/word16du" xmlns:w16sdtdh="http://schemas.microsoft.com/office/word/2020/wordml/sdtdatahash" xmlns:w16sdtfl="http://schemas.microsoft.com/office/word/2024/wordml/sdtformatlock" xmlns:w16se="http://schemas.microsoft.com/office/word/2015/wordml/symex" xmlns:wpg="http://schemas.microsoft.com/office/word/2010/wordprocessingGroup" xmlns:wpi="http://schemas.microsoft.com/office/word/2010/wordprocessingInk" xmlns:wne="http://schemas.microsoft.com/office/word/2006/wordml" xmlns:wps="http://schemas.microsoft.com/office/word/2010/wordprocessingShape" mc:Ignorable="w14 w15 w16se w16cid w16 w16cex w16sdtdh w16sdtfl w16du wp14">
+<w:numbering xmlns:wpc="http://schemas.microsoft.com/office/word/2010/wordprocessingCanvas" xmlns:cx="http://schemas.microsoft.com/office/drawing/2014/chartex" xmlns:cx1="http://schemas.microsoft.com/office/drawing/2015/9/8/chartex" xmlns:cx2="http://schemas.microsoft.com/office/drawing/2015/10/21/chartex" xmlns:cx3="http://schemas.microsoft.com/office/drawing/2016/5/9/chartex" xmlns:cx4="http://schemas.microsoft.com/office/drawing/2016/5/10/chartex" xmlns:cx5="http://schemas.microsoft.com/office/drawing/2016/5/11/chartex" xmlns:cx6="http://schemas.microsoft.com/office/drawing/2016/5/12/chartex" xmlns:cx7="http://schemas.microsoft.com/office/drawing/2016/5/13/chartex" xmlns:cx8="http://schemas.microsoft.com/office/drawing/2016/5/14/chartex" xmlns:mc="http://schemas.openxmlformats.org/markup-compatibility/2006" xmlns:aink="http://schemas.microsoft.com/office/drawing/2016/ink" xmlns:am3d="http://schemas.microsoft.com/office/drawing/2017/model3d" xmlns:o="urn:schemas-microsoft-com:office:office" xmlns:oel="http://schemas.microsoft.com/office/2019/extlst" xmlns:r="http://schemas.openxmlformats.org/officeDocument/2006/relationships" xmlns:m="http://schemas.openxmlformats.org/officeDocument/2006/math" xmlns:v="urn:schemas-microsoft-com:vml" xmlns:wp14="http://schemas.microsoft.com/office/word/2010/wordprocessingDrawing" xmlns:wp="http://schemas.openxmlformats.org/drawingml/2006/wordprocessingDrawing" xmlns:w10="urn:schemas-microsoft-com:office:word" xmlns:w="http://schemas.openxmlformats.org/wordprocessingml/2006/main" xmlns:w14="http://schemas.microsoft.com/office/word/2010/wordml" xmlns:w15="http://schemas.microsoft.com/office/word/2012/wordml" xmlns:w16cei="http://schemas.microsoft.com/office/word/2026/wordml/cei" xmlns:w16cex="http://schemas.microsoft.com/office/word/2018/wordml/cex" xmlns:w16cid="http://schemas.microsoft.com/office/word/2016/wordml/cid" xmlns:w16="http://schemas.microsoft.com/office/word/2018/wordml" xmlns:w16du="http://schemas.microsoft.com/office/word/2023/wordml/word16du" xmlns:w16sdtdh="http://schemas.microsoft.com/office/word/2020/wordml/sdtdatahash" xmlns:w16sdtfl="http://schemas.microsoft.com/office/word/2024/wordml/sdtformatlock" xmlns:w16se="http://schemas.microsoft.com/office/word/2015/wordml/symex" xmlns:wpg="http://schemas.microsoft.com/office/word/2010/wordprocessingGroup" xmlns:wpi="http://schemas.microsoft.com/office/word/2010/wordprocessingInk" xmlns:wne="http://schemas.microsoft.com/office/word/2006/wordml" xmlns:wps="http://schemas.microsoft.com/office/word/2010/wordprocessingShape" mc:Ignorable="w14 w15 w16se w16cid w16 w16cex w16sdtdh w16sdtfl w16du wp14">
   <w:abstractNum w:abstractNumId="0" w15:restartNumberingAfterBreak="0">
     <w:nsid w:val="FFFFFF89"/>
     <w:multiLevelType w:val="singleLevel"/>
@@ -42039,7 +43155,7 @@
 </file>
 
 <file path=word/glossary/document.xml><?xml version="1.0" encoding="utf-8"?>
-<w:glossaryDocument xmlns:wpc="http://schemas.microsoft.com/office/word/2010/wordprocessingCanvas" xmlns:cx="http://schemas.microsoft.com/office/drawing/2014/chartex" xmlns:cx1="http://schemas.microsoft.com/office/drawing/2015/9/8/chartex" xmlns:cx2="http://schemas.microsoft.com/office/drawing/2015/10/21/chartex" xmlns:cx3="http://schemas.microsoft.com/office/drawing/2016/5/9/chartex" xmlns:cx4="http://schemas.microsoft.com/office/drawing/2016/5/10/chartex" xmlns:cx5="http://schemas.microsoft.com/office/drawing/2016/5/11/chartex" xmlns:cx6="http://schemas.microsoft.com/office/drawing/2016/5/12/chartex" xmlns:cx7="http://schemas.microsoft.com/office/drawing/2016/5/13/chartex" xmlns:cx8="http://schemas.microsoft.com/office/drawing/2016/5/14/chartex" xmlns:mc="http://schemas.openxmlformats.org/markup-compatibility/2006" xmlns:aink="http://schemas.microsoft.com/office/drawing/2016/ink" xmlns:am3d="http://schemas.microsoft.com/office/drawing/2017/model3d" xmlns:o="urn:schemas-microsoft-com:office:office" xmlns:oel="http://schemas.microsoft.com/office/2019/extlst" xmlns:r="http://schemas.openxmlformats.org/officeDocument/2006/relationships" xmlns:m="http://schemas.openxmlformats.org/officeDocument/2006/math" xmlns:v="urn:schemas-microsoft-com:vml" xmlns:wp14="http://schemas.microsoft.com/office/word/2010/wordprocessingDrawing" xmlns:wp="http://schemas.openxmlformats.org/drawingml/2006/wordprocessingDrawing" xmlns:w10="urn:schemas-microsoft-com:office:word" xmlns:w="http://schemas.openxmlformats.org/wordprocessingml/2006/main" xmlns:w14="http://schemas.microsoft.com/office/word/2010/wordml" xmlns:w15="http://schemas.microsoft.com/office/word/2012/wordml" xmlns:w16cex="http://schemas.microsoft.com/office/word/2018/wordml/cex" xmlns:w16cid="http://schemas.microsoft.com/office/word/2016/wordml/cid" xmlns:w16="http://schemas.microsoft.com/office/word/2018/wordml" xmlns:w16du="http://schemas.microsoft.com/office/word/2023/wordml/word16du" xmlns:w16sdtdh="http://schemas.microsoft.com/office/word/2020/wordml/sdtdatahash" xmlns:w16sdtfl="http://schemas.microsoft.com/office/word/2024/wordml/sdtformatlock" xmlns:w16se="http://schemas.microsoft.com/office/word/2015/wordml/symex" xmlns:wpg="http://schemas.microsoft.com/office/word/2010/wordprocessingGroup" xmlns:wpi="http://schemas.microsoft.com/office/word/2010/wordprocessingInk" xmlns:wne="http://schemas.microsoft.com/office/word/2006/wordml" xmlns:wps="http://schemas.microsoft.com/office/word/2010/wordprocessingShape" mc:Ignorable="w14 w15 w16se w16cid w16 w16cex w16sdtdh w16sdtfl w16du wp14">
+<w:glossaryDocument xmlns:wpc="http://schemas.microsoft.com/office/word/2010/wordprocessingCanvas" xmlns:cx="http://schemas.microsoft.com/office/drawing/2014/chartex" xmlns:cx1="http://schemas.microsoft.com/office/drawing/2015/9/8/chartex" xmlns:cx2="http://schemas.microsoft.com/office/drawing/2015/10/21/chartex" xmlns:cx3="http://schemas.microsoft.com/office/drawing/2016/5/9/chartex" xmlns:cx4="http://schemas.microsoft.com/office/drawing/2016/5/10/chartex" xmlns:cx5="http://schemas.microsoft.com/office/drawing/2016/5/11/chartex" xmlns:cx6="http://schemas.microsoft.com/office/drawing/2016/5/12/chartex" xmlns:cx7="http://schemas.microsoft.com/office/drawing/2016/5/13/chartex" xmlns:cx8="http://schemas.microsoft.com/office/drawing/2016/5/14/chartex" xmlns:mc="http://schemas.openxmlformats.org/markup-compatibility/2006" xmlns:aink="http://schemas.microsoft.com/office/drawing/2016/ink" xmlns:am3d="http://schemas.microsoft.com/office/drawing/2017/model3d" xmlns:o="urn:schemas-microsoft-com:office:office" xmlns:oel="http://schemas.microsoft.com/office/2019/extlst" xmlns:r="http://schemas.openxmlformats.org/officeDocument/2006/relationships" xmlns:m="http://schemas.openxmlformats.org/officeDocument/2006/math" xmlns:v="urn:schemas-microsoft-com:vml" xmlns:wp14="http://schemas.microsoft.com/office/word/2010/wordprocessingDrawing" xmlns:wp="http://schemas.openxmlformats.org/drawingml/2006/wordprocessingDrawing" xmlns:w10="urn:schemas-microsoft-com:office:word" xmlns:w="http://schemas.openxmlformats.org/wordprocessingml/2006/main" xmlns:w14="http://schemas.microsoft.com/office/word/2010/wordml" xmlns:w15="http://schemas.microsoft.com/office/word/2012/wordml" xmlns:w16cei="http://schemas.microsoft.com/office/word/2026/wordml/cei" xmlns:w16cex="http://schemas.microsoft.com/office/word/2018/wordml/cex" xmlns:w16cid="http://schemas.microsoft.com/office/word/2016/wordml/cid" xmlns:w16="http://schemas.microsoft.com/office/word/2018/wordml" xmlns:w16du="http://schemas.microsoft.com/office/word/2023/wordml/word16du" xmlns:w16sdtdh="http://schemas.microsoft.com/office/word/2020/wordml/sdtdatahash" xmlns:w16sdtfl="http://schemas.microsoft.com/office/word/2024/wordml/sdtformatlock" xmlns:w16se="http://schemas.microsoft.com/office/word/2015/wordml/symex" xmlns:wpg="http://schemas.microsoft.com/office/word/2010/wordprocessingGroup" xmlns:wpi="http://schemas.microsoft.com/office/word/2010/wordprocessingInk" xmlns:wne="http://schemas.microsoft.com/office/word/2006/wordml" xmlns:wps="http://schemas.microsoft.com/office/word/2010/wordprocessingShape" mc:Ignorable="w14 w15 w16se w16cid w16 w16cex w16sdtdh w16sdtfl w16du wp14">
   <w:docParts>
     <w:docPart>
       <w:docPartPr>
@@ -42198,7 +43314,7 @@
 </file>
 
 <file path=word/glossary/numbering.xml><?xml version="1.0" encoding="utf-8"?>
-<w:numbering xmlns:wpc="http://schemas.microsoft.com/office/word/2010/wordprocessingCanvas" xmlns:cx="http://schemas.microsoft.com/office/drawing/2014/chartex" xmlns:cx1="http://schemas.microsoft.com/office/drawing/2015/9/8/chartex" xmlns:cx2="http://schemas.microsoft.com/office/drawing/2015/10/21/chartex" xmlns:cx3="http://schemas.microsoft.com/office/drawing/2016/5/9/chartex" xmlns:cx4="http://schemas.microsoft.com/office/drawing/2016/5/10/chartex" xmlns:cx5="http://schemas.microsoft.com/office/drawing/2016/5/11/chartex" xmlns:cx6="http://schemas.microsoft.com/office/drawing/2016/5/12/chartex" xmlns:cx7="http://schemas.microsoft.com/office/drawing/2016/5/13/chartex" xmlns:cx8="http://schemas.microsoft.com/office/drawing/2016/5/14/chartex" xmlns:mc="http://schemas.openxmlformats.org/markup-compatibility/2006" xmlns:aink="http://schemas.microsoft.com/office/drawing/2016/ink" xmlns:am3d="http://schemas.microsoft.com/office/drawing/2017/model3d" xmlns:o="urn:schemas-microsoft-com:office:office" xmlns:oel="http://schemas.microsoft.com/office/2019/extlst" xmlns:r="http://schemas.openxmlformats.org/officeDocument/2006/relationships" xmlns:m="http://schemas.openxmlformats.org/officeDocument/2006/math" xmlns:v="urn:schemas-microsoft-com:vml" xmlns:wp14="http://schemas.microsoft.com/office/word/2010/wordprocessingDrawing" xmlns:wp="http://schemas.openxmlformats.org/drawingml/2006/wordprocessingDrawing" xmlns:w10="urn:schemas-microsoft-com:office:word" xmlns:w="http://schemas.openxmlformats.org/wordprocessingml/2006/main" xmlns:w14="http://schemas.microsoft.com/office/word/2010/wordml" xmlns:w15="http://schemas.microsoft.com/office/word/2012/wordml" xmlns:w16cex="http://schemas.microsoft.com/office/word/2018/wordml/cex" xmlns:w16cid="http://schemas.microsoft.com/office/word/2016/wordml/cid" xmlns:w16="http://schemas.microsoft.com/office/word/2018/wordml" xmlns:w16du="http://schemas.microsoft.com/office/word/2023/wordml/word16du" xmlns:w16sdtdh="http://schemas.microsoft.com/office/word/2020/wordml/sdtdatahash" xmlns:w16sdtfl="http://schemas.microsoft.com/office/word/2024/wordml/sdtformatlock" xmlns:w16se="http://schemas.microsoft.com/office/word/2015/wordml/symex" xmlns:wpg="http://schemas.microsoft.com/office/word/2010/wordprocessingGroup" xmlns:wpi="http://schemas.microsoft.com/office/word/2010/wordprocessingInk" xmlns:wne="http://schemas.microsoft.com/office/word/2006/wordml" xmlns:wps="http://schemas.microsoft.com/office/word/2010/wordprocessingShape" mc:Ignorable="w14 w15 w16se w16cid w16 w16cex w16sdtdh w16sdtfl w16du wp14">
+<w:numbering xmlns:wpc="http://schemas.microsoft.com/office/word/2010/wordprocessingCanvas" xmlns:cx="http://schemas.microsoft.com/office/drawing/2014/chartex" xmlns:cx1="http://schemas.microsoft.com/office/drawing/2015/9/8/chartex" xmlns:cx2="http://schemas.microsoft.com/office/drawing/2015/10/21/chartex" xmlns:cx3="http://schemas.microsoft.com/office/drawing/2016/5/9/chartex" xmlns:cx4="http://schemas.microsoft.com/office/drawing/2016/5/10/chartex" xmlns:cx5="http://schemas.microsoft.com/office/drawing/2016/5/11/chartex" xmlns:cx6="http://schemas.microsoft.com/office/drawing/2016/5/12/chartex" xmlns:cx7="http://schemas.microsoft.com/office/drawing/2016/5/13/chartex" xmlns:cx8="http://schemas.microsoft.com/office/drawing/2016/5/14/chartex" xmlns:mc="http://schemas.openxmlformats.org/markup-compatibility/2006" xmlns:aink="http://schemas.microsoft.com/office/drawing/2016/ink" xmlns:am3d="http://schemas.microsoft.com/office/drawing/2017/model3d" xmlns:o="urn:schemas-microsoft-com:office:office" xmlns:oel="http://schemas.microsoft.com/office/2019/extlst" xmlns:r="http://schemas.openxmlformats.org/officeDocument/2006/relationships" xmlns:m="http://schemas.openxmlformats.org/officeDocument/2006/math" xmlns:v="urn:schemas-microsoft-com:vml" xmlns:wp14="http://schemas.microsoft.com/office/word/2010/wordprocessingDrawing" xmlns:wp="http://schemas.openxmlformats.org/drawingml/2006/wordprocessingDrawing" xmlns:w10="urn:schemas-microsoft-com:office:word" xmlns:w="http://schemas.openxmlformats.org/wordprocessingml/2006/main" xmlns:w14="http://schemas.microsoft.com/office/word/2010/wordml" xmlns:w15="http://schemas.microsoft.com/office/word/2012/wordml" xmlns:w16cei="http://schemas.microsoft.com/office/word/2026/wordml/cei" xmlns:w16cex="http://schemas.microsoft.com/office/word/2018/wordml/cex" xmlns:w16cid="http://schemas.microsoft.com/office/word/2016/wordml/cid" xmlns:w16="http://schemas.microsoft.com/office/word/2018/wordml" xmlns:w16du="http://schemas.microsoft.com/office/word/2023/wordml/word16du" xmlns:w16sdtdh="http://schemas.microsoft.com/office/word/2020/wordml/sdtdatahash" xmlns:w16sdtfl="http://schemas.microsoft.com/office/word/2024/wordml/sdtformatlock" xmlns:w16se="http://schemas.microsoft.com/office/word/2015/wordml/symex" xmlns:wpg="http://schemas.microsoft.com/office/word/2010/wordprocessingGroup" xmlns:wpi="http://schemas.microsoft.com/office/word/2010/wordprocessingInk" xmlns:wne="http://schemas.microsoft.com/office/word/2006/wordml" xmlns:wps="http://schemas.microsoft.com/office/word/2010/wordprocessingShape" mc:Ignorable="w14 w15 w16se w16cid w16 w16cex w16sdtdh w16sdtfl w16du wp14">
   <w:abstractNum w:abstractNumId="0" w15:restartNumberingAfterBreak="0">
     <w:nsid w:val="03E927E3"/>
     <w:multiLevelType w:val="hybridMultilevel"/>
@@ -42473,9 +43589,11 @@
     <w:rsid w:val="006410EE"/>
     <w:rsid w:val="006866FF"/>
     <w:rsid w:val="006948C4"/>
+    <w:rsid w:val="006A5C07"/>
     <w:rsid w:val="006E76EC"/>
     <w:rsid w:val="00710418"/>
     <w:rsid w:val="00742A91"/>
+    <w:rsid w:val="007820F0"/>
     <w:rsid w:val="007A061E"/>
     <w:rsid w:val="007D4D7A"/>
     <w:rsid w:val="00811576"/>
@@ -42487,6 +43605,7 @@
     <w:rsid w:val="009340CD"/>
     <w:rsid w:val="00935D64"/>
     <w:rsid w:val="009730F2"/>
+    <w:rsid w:val="009831BF"/>
     <w:rsid w:val="00A36180"/>
     <w:rsid w:val="00A645D5"/>
     <w:rsid w:val="00A879DB"/>
@@ -42502,6 +43621,7 @@
     <w:rsid w:val="00CF2261"/>
     <w:rsid w:val="00D22BC8"/>
     <w:rsid w:val="00D2546A"/>
+    <w:rsid w:val="00D306A5"/>
     <w:rsid w:val="00D42D6C"/>
     <w:rsid w:val="00D6658D"/>
     <w:rsid w:val="00D901FF"/>
@@ -42535,8 +43655,8 @@
   </m:mathPr>
   <w:themeFontLang w:val="en-US"/>
   <w:clrSchemeMapping w:bg1="light1" w:t1="dark1" w:bg2="light2" w:t2="dark2" w:accent1="accent1" w:accent2="accent2" w:accent3="accent3" w:accent4="accent4" w:accent5="accent5" w:accent6="accent6" w:hyperlink="hyperlink" w:followedHyperlink="followedHyperlink"/>
-  <w:decimalSymbol w:val="."/>
-  <w:listSeparator w:val=";"/>
+  <w:decimalSymbol w:val=","/>
+  <w:listSeparator w:val=","/>
   <w15:chartTrackingRefBased/>
 </w:settings>
 </file>
